--- a/Assignment 3B_Project process book/Assignment 3B - Project process book.docx
+++ b/Assignment 3B_Project process book/Assignment 3B - Project process book.docx
@@ -1,6 +1,6 @@
 
 <file path=word/document.xml><?xml version="1.0" encoding="utf-8"?>
-<w:document xmlns:wpc="http://schemas.microsoft.com/office/word/2010/wordprocessingCanvas" xmlns:cx="http://schemas.microsoft.com/office/drawing/2014/chartex" xmlns:cx1="http://schemas.microsoft.com/office/drawing/2015/9/8/chartex" xmlns:cx2="http://schemas.microsoft.com/office/drawing/2015/10/21/chartex" xmlns:cx3="http://schemas.microsoft.com/office/drawing/2016/5/9/chartex" xmlns:cx4="http://schemas.microsoft.com/office/drawing/2016/5/10/chartex" xmlns:cx5="http://schemas.microsoft.com/office/drawing/2016/5/11/chartex" xmlns:cx6="http://schemas.microsoft.com/office/drawing/2016/5/12/chartex" xmlns:cx7="http://schemas.microsoft.com/office/drawing/2016/5/13/chartex" xmlns:cx8="http://schemas.microsoft.com/office/drawing/2016/5/14/chartex" xmlns:mc="http://schemas.openxmlformats.org/markup-compatibility/2006" xmlns:m="http://schemas.openxmlformats.org/officeDocument/2006/math" xmlns:aink="http://schemas.microsoft.com/office/drawing/2016/ink" xmlns:am3d="http://schemas.microsoft.com/office/drawing/2017/model3d" xmlns:oel="http://schemas.microsoft.com/office/2019/extlst" xmlns:r="http://schemas.openxmlformats.org/officeDocument/2006/relationships" xmlns:wp14="http://schemas.microsoft.com/office/word/2010/wordprocessingDrawing" xmlns:wp="http://schemas.openxmlformats.org/drawingml/2006/wordprocessingDrawing" xmlns:wpg="http://schemas.microsoft.com/office/word/2010/wordprocessingGroup" xmlns:wpi="http://schemas.microsoft.com/office/word/2010/wordprocessingInk" xmlns:wps="http://schemas.microsoft.com/office/word/2010/wordprocessingShape" xmlns:o="urn:schemas-microsoft-com:office:office" xmlns:v="urn:schemas-microsoft-com:vml" xmlns:w10="urn:schemas-microsoft-com:office:word" xmlns:w="http://schemas.openxmlformats.org/wordprocessingml/2006/main" xmlns:w14="http://schemas.microsoft.com/office/word/2010/wordml" xmlns:w15="http://schemas.microsoft.com/office/word/2012/wordml" xmlns:w16cex="http://schemas.microsoft.com/office/word/2018/wordml/cex" xmlns:w16cid="http://schemas.microsoft.com/office/word/2016/wordml/cid" xmlns:w16="http://schemas.microsoft.com/office/word/2018/wordml" xmlns:w16sdtdh="http://schemas.microsoft.com/office/word/2020/wordml/sdtdatahash" xmlns:w16sdtfl="http://schemas.microsoft.com/office/word/2024/wordml/sdtformatlock" xmlns:w16se="http://schemas.microsoft.com/office/word/2015/wordml/symex" xmlns:w16du="http://schemas.microsoft.com/office/word/2023/wordml/word16du" xmlns:wne="http://schemas.microsoft.com/office/word/2006/wordml" mc:Ignorable="w14 w15 w16se w16cid w16 w16cex w16sdtdh w16sdtfl w16du wp14">
+<w:document xmlns:wpc="http://schemas.microsoft.com/office/word/2010/wordprocessingCanvas" xmlns:cx="http://schemas.microsoft.com/office/drawing/2014/chartex" xmlns:cx1="http://schemas.microsoft.com/office/drawing/2015/9/8/chartex" xmlns:cx2="http://schemas.microsoft.com/office/drawing/2015/10/21/chartex" xmlns:cx3="http://schemas.microsoft.com/office/drawing/2016/5/9/chartex" xmlns:cx4="http://schemas.microsoft.com/office/drawing/2016/5/10/chartex" xmlns:cx5="http://schemas.microsoft.com/office/drawing/2016/5/11/chartex" xmlns:cx6="http://schemas.microsoft.com/office/drawing/2016/5/12/chartex" xmlns:cx7="http://schemas.microsoft.com/office/drawing/2016/5/13/chartex" xmlns:cx8="http://schemas.microsoft.com/office/drawing/2016/5/14/chartex" xmlns:mc="http://schemas.openxmlformats.org/markup-compatibility/2006" xmlns:aink="http://schemas.microsoft.com/office/drawing/2016/ink" xmlns:am3d="http://schemas.microsoft.com/office/drawing/2017/model3d" xmlns:o="urn:schemas-microsoft-com:office:office" xmlns:oel="http://schemas.microsoft.com/office/2019/extlst" xmlns:r="http://schemas.openxmlformats.org/officeDocument/2006/relationships" xmlns:m="http://schemas.openxmlformats.org/officeDocument/2006/math" xmlns:v="urn:schemas-microsoft-com:vml" xmlns:wp14="http://schemas.microsoft.com/office/word/2010/wordprocessingDrawing" xmlns:wp="http://schemas.openxmlformats.org/drawingml/2006/wordprocessingDrawing" xmlns:w10="urn:schemas-microsoft-com:office:word" xmlns:w="http://schemas.openxmlformats.org/wordprocessingml/2006/main" xmlns:w14="http://schemas.microsoft.com/office/word/2010/wordml" xmlns:w15="http://schemas.microsoft.com/office/word/2012/wordml" xmlns:w16cex="http://schemas.microsoft.com/office/word/2018/wordml/cex" xmlns:w16cid="http://schemas.microsoft.com/office/word/2016/wordml/cid" xmlns:w16="http://schemas.microsoft.com/office/word/2018/wordml" xmlns:w16du="http://schemas.microsoft.com/office/word/2023/wordml/word16du" xmlns:w16sdtdh="http://schemas.microsoft.com/office/word/2020/wordml/sdtdatahash" xmlns:w16sdtfl="http://schemas.microsoft.com/office/word/2024/wordml/sdtformatlock" xmlns:w16se="http://schemas.microsoft.com/office/word/2015/wordml/symex" xmlns:wpg="http://schemas.microsoft.com/office/word/2010/wordprocessingGroup" xmlns:wpi="http://schemas.microsoft.com/office/word/2010/wordprocessingInk" xmlns:wne="http://schemas.microsoft.com/office/word/2006/wordml" xmlns:wps="http://schemas.microsoft.com/office/word/2010/wordprocessingShape" mc:Ignorable="w14 w15 w16se w16cid w16 w16cex w16sdtdh w16sdtfl w16du wp14">
   <w:body>
     <w:p>
       <w:pPr>
@@ -3432,13 +3432,29 @@
     </w:p>
     <w:p>
       <w:r>
-        <w:t>After examination of the datasets, it is evident that there are a lot of attributes and observations in the OECD CSV files that are not needed for the project. The data sets will therefore be limited to the focus aspect, i.e. to the countries, years and measures that are relevant to the visualisation.</w:t>
-      </w:r>
-    </w:p>
-    <w:p>
+        <w:t xml:space="preserve">The OECD data sets include observations for </w:t>
+      </w:r>
+      <w:proofErr w:type="gramStart"/>
+      <w:r>
+        <w:t>a number of</w:t>
+      </w:r>
+      <w:proofErr w:type="gramEnd"/>
+      <w:r>
+        <w:t xml:space="preserve"> countries, years and health related measures. The data was limited to 10 countries chosen from the OECD countries to avoid being overwhelmed by the sheer volume of data in the visualisations that would be produced by including all countries: Australia, Canada, France, Germany, </w:t>
+      </w:r>
       <w:r>
         <w:lastRenderedPageBreak/>
-        <w:t>Each observation will include Country and Year will be used for matching the two datasets:</w:t>
+        <w:t>Italy, Japan, Korea, New Zealand, the United Kingdom and the United States. The selected period was 2015 to 2024.</w:t>
+      </w:r>
+    </w:p>
+    <w:p>
+      <w:r>
+        <w:t>The Life Expectancy dataset was restricted to only include annual observations for life expectancy at 0 years, sex = Total. The Healthcare Expenditure dataset was selected to provide data for total annual expenditure on healthcare items per capita at current prices in US dollars in purchasing power parity (PPP) terms. The filters provided the possibility to be sure that the values presented on the charts were common measures in the selected countries.</w:t>
+      </w:r>
+    </w:p>
+    <w:p>
+      <w:r>
+        <w:t>The CSV files were loaded into the program with D3.js. Each data set was read to obtain the relevant country, year and numerical value. The expenditure and life expectancy observations for the health sector were then cross-matched based on country and year common keys. This produced a merged dataset containing four main attributes:</w:t>
       </w:r>
     </w:p>
     <w:p>
@@ -3446,11 +3462,18 @@
         <w:pStyle w:val="ListParagraph"/>
         <w:numPr>
           <w:ilvl w:val="0"/>
-          <w:numId w:val="10"/>
+          <w:numId w:val="20"/>
         </w:numPr>
       </w:pPr>
       <w:r>
-        <w:t xml:space="preserve">Country </w:t>
+        <w:rPr>
+          <w:b/>
+          <w:bCs/>
+        </w:rPr>
+        <w:t>Country:</w:t>
+      </w:r>
+      <w:r>
+        <w:t xml:space="preserve"> The country to be selected is the OECD country.</w:t>
       </w:r>
     </w:p>
     <w:p>
@@ -3458,11 +3481,18 @@
         <w:pStyle w:val="ListParagraph"/>
         <w:numPr>
           <w:ilvl w:val="0"/>
-          <w:numId w:val="10"/>
+          <w:numId w:val="20"/>
         </w:numPr>
       </w:pPr>
       <w:r>
-        <w:t xml:space="preserve">Year </w:t>
+        <w:rPr>
+          <w:b/>
+          <w:bCs/>
+        </w:rPr>
+        <w:t>Year:</w:t>
+      </w:r>
+      <w:r>
+        <w:t xml:space="preserve"> The year that observations are being made (2015-2024).</w:t>
       </w:r>
     </w:p>
     <w:p>
@@ -3470,47 +3500,66 @@
         <w:pStyle w:val="ListParagraph"/>
         <w:numPr>
           <w:ilvl w:val="0"/>
-          <w:numId w:val="10"/>
+          <w:numId w:val="20"/>
         </w:numPr>
       </w:pPr>
       <w:r>
-        <w:t xml:space="preserve">Life expectancy </w:t>
-      </w:r>
-    </w:p>
-    <w:p>
-      <w:pPr>
-        <w:pStyle w:val="ListParagraph"/>
-        <w:numPr>
-          <w:ilvl w:val="0"/>
-          <w:numId w:val="10"/>
-        </w:numPr>
-      </w:pPr>
-      <w:r>
-        <w:t xml:space="preserve">Healthcare expenditure </w:t>
-      </w:r>
-    </w:p>
-    <w:p>
-      <w:r>
-        <w:t>Early testing has been done with the D3.js library to load in each dataset and create a merged dataset with matched observations.</w:t>
-      </w:r>
-    </w:p>
-    <w:p>
-      <w:r>
-        <w:t>Additional data cleaning and processing will take place as the visualisation is developed. Any further filtering, transformation or derived variables will be documented in this section.</w:t>
-      </w:r>
-    </w:p>
-    <w:p>
-      <w:pPr>
         <w:rPr>
           <w:b/>
           <w:bCs/>
         </w:rPr>
-      </w:pPr>
-      <w:r>
+        <w:t>Life expectancy at birth:</w:t>
+      </w:r>
+      <w:r>
+        <w:t xml:space="preserve"> Number of years a person can expect to live if they were born in 2012.</w:t>
+      </w:r>
+    </w:p>
+    <w:p>
+      <w:r>
+        <w:t xml:space="preserve">Healthcare expenditure: Total per capita health spending (in US </w:t>
+      </w:r>
+      <w:proofErr w:type="gramStart"/>
+      <w:r>
+        <w:t>dollars(</w:t>
+      </w:r>
+      <w:proofErr w:type="gramEnd"/>
+      <w:r>
+        <w:t>PPP)).</w:t>
+      </w:r>
+    </w:p>
+    <w:p>
+      <w:r>
+        <w:t xml:space="preserve">The data set that is merged at the end is of 100 observations (10 years x 10 countries). The data in this data set is used to create the scatter graph and the </w:t>
+      </w:r>
+      <w:proofErr w:type="gramStart"/>
+      <w:r>
+        <w:t>two line</w:t>
+      </w:r>
+      <w:proofErr w:type="gramEnd"/>
+      <w:r>
+        <w:t xml:space="preserve"> charts. The latest observation available for each country is used for the scatter plot and the annual observations are used to plot the line charts, to illustrate changes from 2015 to 2024.</w:t>
+      </w:r>
+    </w:p>
+    <w:p>
+      <w:r>
+        <w:t>In JavaScript, the data was merged and filtered, meaning that the visualisations could be based on consistent country and year information without including unneeded fields from the underlying OECD data</w:t>
+      </w:r>
+      <w:r>
+        <w:t>.</w:t>
+      </w:r>
+    </w:p>
+    <w:p>
+      <w:pPr>
         <w:rPr>
           <w:b/>
           <w:bCs/>
         </w:rPr>
+      </w:pPr>
+      <w:r>
+        <w:rPr>
+          <w:b/>
+          <w:bCs/>
+        </w:rPr>
         <w:br w:type="page"/>
       </w:r>
     </w:p>
@@ -3537,102 +3586,268 @@
     </w:p>
     <w:p>
       <w:r>
-        <w:t>Based on the project needs, there is a list of must have requirements that should be considered at the very beginning of the design of the project:</w:t>
-      </w:r>
-    </w:p>
-    <w:p>
-      <w:pPr>
-        <w:pStyle w:val="ListParagraph"/>
-        <w:numPr>
-          <w:ilvl w:val="0"/>
-          <w:numId w:val="12"/>
-        </w:numPr>
-      </w:pPr>
-      <w:r>
-        <w:t xml:space="preserve">Import health statistics from OECD into D3.js. </w:t>
-      </w:r>
-    </w:p>
-    <w:p>
-      <w:pPr>
-        <w:pStyle w:val="ListParagraph"/>
-        <w:numPr>
-          <w:ilvl w:val="0"/>
-          <w:numId w:val="12"/>
-        </w:numPr>
-      </w:pPr>
-      <w:r>
-        <w:t xml:space="preserve">Visually represent expenditure on health and life expectancy. </w:t>
-      </w:r>
-    </w:p>
-    <w:p>
-      <w:pPr>
-        <w:pStyle w:val="ListParagraph"/>
-        <w:numPr>
-          <w:ilvl w:val="0"/>
-          <w:numId w:val="12"/>
-        </w:numPr>
-      </w:pPr>
-      <w:r>
-        <w:t xml:space="preserve">Enable a comparison between O.E.C.D. countries selected. </w:t>
-      </w:r>
-    </w:p>
-    <w:p>
-      <w:pPr>
-        <w:pStyle w:val="ListParagraph"/>
-        <w:numPr>
-          <w:ilvl w:val="0"/>
-          <w:numId w:val="12"/>
-        </w:numPr>
-      </w:pPr>
-      <w:r>
-        <w:t xml:space="preserve">Give user the ability to see how things changed over the years. </w:t>
-      </w:r>
-      <w:r>
-        <w:br/>
-        <w:t xml:space="preserve">Clearly label axes, values and countries. </w:t>
-      </w:r>
-    </w:p>
-    <w:p>
-      <w:pPr>
-        <w:pStyle w:val="ListParagraph"/>
-        <w:numPr>
-          <w:ilvl w:val="0"/>
-          <w:numId w:val="12"/>
-        </w:numPr>
-      </w:pPr>
-      <w:r>
-        <w:t xml:space="preserve">Give suitable titles and descriptions for visualisations. </w:t>
-      </w:r>
-    </w:p>
-    <w:p>
-      <w:pPr>
-        <w:pStyle w:val="ListParagraph"/>
-        <w:numPr>
-          <w:ilvl w:val="0"/>
-          <w:numId w:val="12"/>
-        </w:numPr>
-      </w:pPr>
-      <w:r>
-        <w:t xml:space="preserve">Provide visualisations on the internet. </w:t>
-      </w:r>
-    </w:p>
-    <w:p>
-      <w:pPr>
-        <w:pStyle w:val="ListParagraph"/>
-        <w:numPr>
-          <w:ilvl w:val="0"/>
-          <w:numId w:val="12"/>
-        </w:numPr>
-      </w:pPr>
-      <w:r>
-        <w:t xml:space="preserve">Ensure the visualisations are understandable and easy to use. </w:t>
-      </w:r>
-    </w:p>
-    <w:p>
-      <w:pPr>
-        <w:pStyle w:val="ListParagraph"/>
-      </w:pPr>
-    </w:p>
+        <w:t xml:space="preserve">The following requirements were identified during the planning stage. All must-have features were implemented in the </w:t>
+      </w:r>
+      <w:proofErr w:type="spellStart"/>
+      <w:r>
+        <w:t>fi.nal</w:t>
+      </w:r>
+      <w:proofErr w:type="spellEnd"/>
+      <w:r>
+        <w:t xml:space="preserve"> website</w:t>
+      </w:r>
+    </w:p>
+    <w:tbl>
+      <w:tblPr>
+        <w:tblStyle w:val="TableGrid"/>
+        <w:tblW w:w="0" w:type="auto"/>
+        <w:tblLook w:val="04A0" w:firstRow="1" w:lastRow="0" w:firstColumn="1" w:lastColumn="0" w:noHBand="0" w:noVBand="1"/>
+      </w:tblPr>
+      <w:tblGrid>
+        <w:gridCol w:w="4508"/>
+        <w:gridCol w:w="4508"/>
+      </w:tblGrid>
+      <w:tr>
+        <w:tc>
+          <w:tcPr>
+            <w:tcW w:w="4508" w:type="dxa"/>
+          </w:tcPr>
+          <w:p>
+            <w:pPr>
+              <w:rPr>
+                <w:b/>
+                <w:bCs/>
+              </w:rPr>
+            </w:pPr>
+            <w:r>
+              <w:rPr>
+                <w:b/>
+                <w:bCs/>
+              </w:rPr>
+              <w:t>Requirement</w:t>
+            </w:r>
+          </w:p>
+        </w:tc>
+        <w:tc>
+          <w:tcPr>
+            <w:tcW w:w="4508" w:type="dxa"/>
+          </w:tcPr>
+          <w:p>
+            <w:pPr>
+              <w:rPr>
+                <w:b/>
+                <w:bCs/>
+              </w:rPr>
+            </w:pPr>
+            <w:r>
+              <w:rPr>
+                <w:b/>
+                <w:bCs/>
+              </w:rPr>
+              <w:t>Implementation Status</w:t>
+            </w:r>
+          </w:p>
+        </w:tc>
+      </w:tr>
+      <w:tr>
+        <w:tc>
+          <w:tcPr>
+            <w:tcW w:w="4508" w:type="dxa"/>
+          </w:tcPr>
+          <w:p>
+            <w:r>
+              <w:t>i</w:t>
+            </w:r>
+            <w:r>
+              <w:t>mport OECD health statistics into D3.js</w:t>
+            </w:r>
+          </w:p>
+        </w:tc>
+        <w:tc>
+          <w:tcPr>
+            <w:tcW w:w="4508" w:type="dxa"/>
+          </w:tcPr>
+          <w:p>
+            <w:r>
+              <w:t>Completed – Both CSV datasets are loaded and processed using D3.js</w:t>
+            </w:r>
+            <w:r>
+              <w:t>.</w:t>
+            </w:r>
+          </w:p>
+        </w:tc>
+      </w:tr>
+      <w:tr>
+        <w:tc>
+          <w:tcPr>
+            <w:tcW w:w="4508" w:type="dxa"/>
+          </w:tcPr>
+          <w:p>
+            <w:r>
+              <w:t>Visualise healthcare expenditure and life expectancy</w:t>
+            </w:r>
+          </w:p>
+        </w:tc>
+        <w:tc>
+          <w:tcPr>
+            <w:tcW w:w="4508" w:type="dxa"/>
+          </w:tcPr>
+          <w:p>
+            <w:r>
+              <w:t xml:space="preserve">Completed – A scatter plot and </w:t>
+            </w:r>
+            <w:proofErr w:type="gramStart"/>
+            <w:r>
+              <w:t>two line</w:t>
+            </w:r>
+            <w:proofErr w:type="gramEnd"/>
+            <w:r>
+              <w:t xml:space="preserve"> charts were developed.</w:t>
+            </w:r>
+          </w:p>
+        </w:tc>
+      </w:tr>
+      <w:tr>
+        <w:tc>
+          <w:tcPr>
+            <w:tcW w:w="4508" w:type="dxa"/>
+          </w:tcPr>
+          <w:p>
+            <w:r>
+              <w:t>Compare the selected OECD countries</w:t>
+            </w:r>
+          </w:p>
+        </w:tc>
+        <w:tc>
+          <w:tcPr>
+            <w:tcW w:w="4508" w:type="dxa"/>
+          </w:tcPr>
+          <w:p>
+            <w:r>
+              <w:t>Completed – The visualisations display data for ten selected countries.</w:t>
+            </w:r>
+          </w:p>
+        </w:tc>
+      </w:tr>
+      <w:tr>
+        <w:tc>
+          <w:tcPr>
+            <w:tcW w:w="4508" w:type="dxa"/>
+          </w:tcPr>
+          <w:p>
+            <w:r>
+              <w:t>S</w:t>
+            </w:r>
+            <w:r>
+              <w:t>how changes over time</w:t>
+            </w:r>
+          </w:p>
+        </w:tc>
+        <w:tc>
+          <w:tcPr>
+            <w:tcW w:w="4508" w:type="dxa"/>
+          </w:tcPr>
+          <w:p>
+            <w:r>
+              <w:t>Completed – The line charts show annual data from 2015 to 2024.</w:t>
+            </w:r>
+          </w:p>
+        </w:tc>
+      </w:tr>
+      <w:tr>
+        <w:tc>
+          <w:tcPr>
+            <w:tcW w:w="4508" w:type="dxa"/>
+          </w:tcPr>
+          <w:p>
+            <w:r>
+              <w:t>Clearly label axes, values and countries</w:t>
+            </w:r>
+          </w:p>
+        </w:tc>
+        <w:tc>
+          <w:tcPr>
+            <w:tcW w:w="4508" w:type="dxa"/>
+          </w:tcPr>
+          <w:p>
+            <w:r>
+              <w:t>Completed – The charts include axes, labels, legends and interactive tooltips.</w:t>
+            </w:r>
+          </w:p>
+        </w:tc>
+      </w:tr>
+      <w:tr>
+        <w:tc>
+          <w:tcPr>
+            <w:tcW w:w="4508" w:type="dxa"/>
+          </w:tcPr>
+          <w:p>
+            <w:r>
+              <w:t>Provide suitable titles and descriptions</w:t>
+            </w:r>
+          </w:p>
+        </w:tc>
+        <w:tc>
+          <w:tcPr>
+            <w:tcW w:w="4508" w:type="dxa"/>
+          </w:tcPr>
+          <w:p>
+            <w:r>
+              <w:t>Completed – Each visualisation has a title and an explanation of its purpose.</w:t>
+            </w:r>
+          </w:p>
+        </w:tc>
+      </w:tr>
+      <w:tr>
+        <w:tc>
+          <w:tcPr>
+            <w:tcW w:w="4508" w:type="dxa"/>
+          </w:tcPr>
+          <w:p>
+            <w:r>
+              <w:t>Make the visualisations available online</w:t>
+            </w:r>
+          </w:p>
+        </w:tc>
+        <w:tc>
+          <w:tcPr>
+            <w:tcW w:w="4508" w:type="dxa"/>
+          </w:tcPr>
+          <w:p>
+            <w:r>
+              <w:t>Completed – The website is hosted on the Mercury server.</w:t>
+            </w:r>
+          </w:p>
+        </w:tc>
+      </w:tr>
+      <w:tr>
+        <w:tc>
+          <w:tcPr>
+            <w:tcW w:w="4508" w:type="dxa"/>
+          </w:tcPr>
+          <w:p>
+            <w:r>
+              <w:t>Make the visualisations understandable and easy to use</w:t>
+            </w:r>
+          </w:p>
+        </w:tc>
+        <w:tc>
+          <w:tcPr>
+            <w:tcW w:w="4508" w:type="dxa"/>
+          </w:tcPr>
+          <w:p>
+            <w:r>
+              <w:t>I</w:t>
+            </w:r>
+            <w:r>
+              <w:t>mplemented – The website includes five guiding questions, a consistent layout and interactive chart features. User testing will provide further feedback on usability.</w:t>
+            </w:r>
+          </w:p>
+          <w:p/>
+        </w:tc>
+      </w:tr>
+    </w:tbl>
+    <w:p/>
     <w:p>
       <w:pPr>
         <w:pStyle w:val="Heading2"/>
@@ -3645,116 +3860,329 @@
     </w:p>
     <w:p>
       <w:r>
-        <w:t>Some other options may be included:</w:t>
-      </w:r>
-    </w:p>
-    <w:p>
-      <w:r>
-        <w:t xml:space="preserve">Clicking on any value displays detailed values in tooltips. </w:t>
-      </w:r>
-    </w:p>
-    <w:p>
-      <w:pPr>
-        <w:pStyle w:val="ListParagraph"/>
-        <w:numPr>
-          <w:ilvl w:val="0"/>
-          <w:numId w:val="13"/>
-        </w:numPr>
-      </w:pPr>
-      <w:r>
-        <w:t xml:space="preserve">Countries selection/filter. </w:t>
-      </w:r>
-    </w:p>
-    <w:p>
-      <w:pPr>
-        <w:pStyle w:val="ListParagraph"/>
-        <w:numPr>
-          <w:ilvl w:val="0"/>
-          <w:numId w:val="13"/>
-        </w:numPr>
-      </w:pPr>
-      <w:r>
-        <w:t xml:space="preserve">A method is provided for choosing or filtering on a year level. </w:t>
-      </w:r>
-    </w:p>
-    <w:p>
-      <w:pPr>
-        <w:pStyle w:val="ListParagraph"/>
-        <w:numPr>
-          <w:ilvl w:val="0"/>
-          <w:numId w:val="13"/>
-        </w:numPr>
-      </w:pPr>
-      <w:r>
-        <w:t xml:space="preserve">Highlighting individual countries. </w:t>
-      </w:r>
-    </w:p>
-    <w:p>
-      <w:pPr>
-        <w:pStyle w:val="ListParagraph"/>
-        <w:numPr>
-          <w:ilvl w:val="0"/>
-          <w:numId w:val="13"/>
-        </w:numPr>
-      </w:pPr>
-      <w:r>
-        <w:t xml:space="preserve">Animated screen change or animation when filters change. </w:t>
-      </w:r>
-    </w:p>
-    <w:p>
-      <w:pPr>
-        <w:pStyle w:val="ListParagraph"/>
-        <w:numPr>
-          <w:ilvl w:val="0"/>
-          <w:numId w:val="13"/>
-        </w:numPr>
-      </w:pPr>
-      <w:r>
-        <w:t xml:space="preserve">Additional charts of trends over time. </w:t>
-      </w:r>
-    </w:p>
-    <w:p>
-      <w:pPr>
-        <w:pStyle w:val="ListParagraph"/>
-        <w:numPr>
-          <w:ilvl w:val="0"/>
-          <w:numId w:val="13"/>
-        </w:numPr>
-      </w:pPr>
-      <w:r>
-        <w:t xml:space="preserve">A layout-to-fit screens for varying screen sizes. </w:t>
-      </w:r>
-    </w:p>
-    <w:p>
-      <w:r>
-        <w:t>The above will be factored in with regard to time and usefulness to the project when developing</w:t>
-      </w:r>
-      <w:r>
-        <w:t>.</w:t>
-      </w:r>
-    </w:p>
-    <w:p>
-      <w:pPr>
+        <w:t>Several optional features were considered to improve user interaction and accessibility. The final implementation includes interactive tooltips, country highlighting, additional trend charts and a responsive layout.</w:t>
+      </w:r>
+    </w:p>
+    <w:tbl>
+      <w:tblPr>
+        <w:tblStyle w:val="TableGrid"/>
+        <w:tblW w:w="0" w:type="auto"/>
+        <w:tblLook w:val="04A0" w:firstRow="1" w:lastRow="0" w:firstColumn="1" w:lastColumn="0" w:noHBand="0" w:noVBand="1"/>
+      </w:tblPr>
+      <w:tblGrid>
+        <w:gridCol w:w="4508"/>
+        <w:gridCol w:w="4508"/>
+      </w:tblGrid>
+      <w:tr>
+        <w:tc>
+          <w:tcPr>
+            <w:tcW w:w="4508" w:type="dxa"/>
+          </w:tcPr>
+          <w:p>
+            <w:pPr>
+              <w:rPr>
+                <w:b/>
+                <w:bCs/>
+              </w:rPr>
+            </w:pPr>
+            <w:r>
+              <w:rPr>
+                <w:b/>
+                <w:bCs/>
+              </w:rPr>
+              <w:t>Optional Feature</w:t>
+            </w:r>
+          </w:p>
+        </w:tc>
+        <w:tc>
+          <w:tcPr>
+            <w:tcW w:w="4508" w:type="dxa"/>
+          </w:tcPr>
+          <w:tbl>
+            <w:tblPr>
+              <w:tblW w:w="0" w:type="auto"/>
+              <w:tblCellSpacing w:w="15" w:type="dxa"/>
+              <w:tblCellMar>
+                <w:top w:w="15" w:type="dxa"/>
+                <w:left w:w="15" w:type="dxa"/>
+                <w:bottom w:w="15" w:type="dxa"/>
+                <w:right w:w="15" w:type="dxa"/>
+              </w:tblCellMar>
+              <w:tblLook w:val="04A0" w:firstRow="1" w:lastRow="0" w:firstColumn="1" w:lastColumn="0" w:noHBand="0" w:noVBand="1"/>
+            </w:tblPr>
+            <w:tblGrid>
+              <w:gridCol w:w="81"/>
+              <w:gridCol w:w="2416"/>
+            </w:tblGrid>
+            <w:tr>
+              <w:trPr>
+                <w:tblCellSpacing w:w="15" w:type="dxa"/>
+              </w:trPr>
+              <w:tc>
+                <w:tcPr>
+                  <w:tcW w:w="0" w:type="auto"/>
+                  <w:vAlign w:val="center"/>
+                  <w:hideMark/>
+                </w:tcPr>
+                <w:p>
+                  <w:pPr>
+                    <w:spacing w:after="0" w:line="240" w:lineRule="auto"/>
+                    <w:rPr>
+                      <w:rFonts w:ascii="Times New Roman" w:eastAsia="Times New Roman" w:hAnsi="Times New Roman" w:cs="Times New Roman"/>
+                      <w:kern w:val="0"/>
+                      <w:lang w:eastAsia="en-AU"/>
+                      <w14:ligatures w14:val="none"/>
+                    </w:rPr>
+                  </w:pPr>
+                </w:p>
+              </w:tc>
+              <w:tc>
+                <w:tcPr>
+                  <w:tcW w:w="0" w:type="auto"/>
+                  <w:vAlign w:val="center"/>
+                  <w:hideMark/>
+                </w:tcPr>
+                <w:p>
+                  <w:pPr>
+                    <w:spacing w:after="0" w:line="240" w:lineRule="auto"/>
+                    <w:jc w:val="center"/>
+                    <w:rPr>
+                      <w:rFonts w:ascii="Times New Roman" w:eastAsia="Times New Roman" w:hAnsi="Times New Roman" w:cs="Times New Roman"/>
+                      <w:b/>
+                      <w:bCs/>
+                      <w:kern w:val="0"/>
+                      <w:lang w:eastAsia="en-AU"/>
+                      <w14:ligatures w14:val="none"/>
+                    </w:rPr>
+                  </w:pPr>
+                  <w:r>
+                    <w:rPr>
+                      <w:rFonts w:ascii="Times New Roman" w:eastAsia="Times New Roman" w:hAnsi="Times New Roman" w:cs="Times New Roman"/>
+                      <w:b/>
+                      <w:bCs/>
+                      <w:kern w:val="0"/>
+                      <w:lang w:eastAsia="en-AU"/>
+                      <w14:ligatures w14:val="none"/>
+                    </w:rPr>
+                    <w:t>Implementation Status</w:t>
+                  </w:r>
+                </w:p>
+              </w:tc>
+            </w:tr>
+          </w:tbl>
+          <w:p>
+            <w:pPr>
+              <w:rPr>
+                <w:b/>
+                <w:bCs/>
+              </w:rPr>
+            </w:pPr>
+          </w:p>
+        </w:tc>
+      </w:tr>
+      <w:tr>
+        <w:tc>
+          <w:tcPr>
+            <w:tcW w:w="4508" w:type="dxa"/>
+          </w:tcPr>
+          <w:p>
+            <w:r>
+              <w:t>Display detailed values in tooltips</w:t>
+            </w:r>
+          </w:p>
+        </w:tc>
+        <w:tc>
+          <w:tcPr>
+            <w:tcW w:w="4508" w:type="dxa"/>
+          </w:tcPr>
+          <w:p>
+            <w:r>
+              <w:t>Completed – Hovering over chart data displays country-specific information.</w:t>
+            </w:r>
+          </w:p>
+        </w:tc>
+      </w:tr>
+      <w:tr>
+        <w:tc>
+          <w:tcPr>
+            <w:tcW w:w="4508" w:type="dxa"/>
+          </w:tcPr>
+          <w:p>
+            <w:r>
+              <w:t>Country selection or filtering</w:t>
+            </w:r>
+          </w:p>
+        </w:tc>
+        <w:tc>
+          <w:tcPr>
+            <w:tcW w:w="4508" w:type="dxa"/>
+          </w:tcPr>
+          <w:p>
+            <w:r>
+              <w:t>Not implemented – Users can highlight individual country trends by hovering, but there is no separate country filter.</w:t>
+            </w:r>
+          </w:p>
+        </w:tc>
+      </w:tr>
+      <w:tr>
+        <w:tc>
+          <w:tcPr>
+            <w:tcW w:w="4508" w:type="dxa"/>
+          </w:tcPr>
+          <w:p>
+            <w:r>
+              <w:t>Year selection or filtering</w:t>
+            </w:r>
+          </w:p>
+        </w:tc>
+        <w:tc>
+          <w:tcPr>
+            <w:tcW w:w="4508" w:type="dxa"/>
+          </w:tcPr>
+          <w:p>
+            <w:r>
+              <w:t>Not implemented – The line charts display the full 2015–2024 period, while the scatter plot uses the latest available observation for each country.</w:t>
+            </w:r>
+          </w:p>
+        </w:tc>
+      </w:tr>
+      <w:tr>
+        <w:tc>
+          <w:tcPr>
+            <w:tcW w:w="4508" w:type="dxa"/>
+          </w:tcPr>
+          <w:p>
+            <w:r>
+              <w:lastRenderedPageBreak/>
+              <w:t>Highlight individual countries</w:t>
+            </w:r>
+          </w:p>
+        </w:tc>
+        <w:tc>
+          <w:tcPr>
+            <w:tcW w:w="4508" w:type="dxa"/>
+          </w:tcPr>
+          <w:p>
+            <w:r>
+              <w:t>Completed – Hovering over a country highlights its line and fades the other lines.</w:t>
+            </w:r>
+          </w:p>
+        </w:tc>
+      </w:tr>
+      <w:tr>
+        <w:tc>
+          <w:tcPr>
+            <w:tcW w:w="4508" w:type="dxa"/>
+          </w:tcPr>
+          <w:p>
+            <w:r>
+              <w:t>Animated transitions when filters change</w:t>
+            </w:r>
+          </w:p>
+        </w:tc>
+        <w:tc>
+          <w:tcPr>
+            <w:tcW w:w="4508" w:type="dxa"/>
+          </w:tcPr>
+          <w:p>
+            <w:r>
+              <w:t>Not implemented – No filter-based animations were added.</w:t>
+            </w:r>
+          </w:p>
+        </w:tc>
+      </w:tr>
+      <w:tr>
+        <w:tc>
+          <w:tcPr>
+            <w:tcW w:w="4508" w:type="dxa"/>
+          </w:tcPr>
+          <w:p>
+            <w:r>
+              <w:t>Include additional charts showing trends over time</w:t>
+            </w:r>
+          </w:p>
+        </w:tc>
+        <w:tc>
+          <w:tcPr>
+            <w:tcW w:w="4508" w:type="dxa"/>
+          </w:tcPr>
+          <w:p>
+            <w:r>
+              <w:t>Completed – Separate line charts show healthcare spending and life expectancy trends.</w:t>
+            </w:r>
+          </w:p>
+        </w:tc>
+      </w:tr>
+      <w:tr>
+        <w:tc>
+          <w:tcPr>
+            <w:tcW w:w="4508" w:type="dxa"/>
+          </w:tcPr>
+          <w:p>
+            <w:r>
+              <w:t>Support different screen sizes</w:t>
+            </w:r>
+          </w:p>
+        </w:tc>
+        <w:tc>
+          <w:tcPr>
+            <w:tcW w:w="4508" w:type="dxa"/>
+          </w:tcPr>
+          <w:p>
+            <w:r>
+              <w:t>Completed – The layout adapts to smaller screens, with horizontal scrolling for charts on mobile devices.</w:t>
+            </w:r>
+          </w:p>
+        </w:tc>
+      </w:tr>
+    </w:tbl>
+    <w:p>
+      <w:pPr>
+        <w:jc w:val="both"/>
         <w:rPr>
           <w:b/>
           <w:bCs/>
         </w:rPr>
       </w:pPr>
-      <w:r>
+    </w:p>
+    <w:p>
+      <w:pPr>
+        <w:jc w:val="both"/>
+      </w:pPr>
+      <w:r>
+        <w:t>The optional features were prioritised according to their usefulness and the available development time. Interactive tooltips and country highlighting were implemented to support comparison without adding complex filtering controls.</w:t>
+      </w:r>
+    </w:p>
+    <w:p>
+      <w:pPr>
+        <w:jc w:val="both"/>
         <w:rPr>
           <w:b/>
           <w:bCs/>
         </w:rPr>
+      </w:pPr>
+      <w:r>
+        <w:rPr>
+          <w:b/>
+          <w:bCs/>
+        </w:rPr>
         <w:br w:type="page"/>
       </w:r>
     </w:p>
     <w:p>
       <w:pPr>
+        <w:rPr>
+          <w:b/>
+          <w:bCs/>
+        </w:rPr>
+      </w:pPr>
+    </w:p>
+    <w:p>
+      <w:pPr>
         <w:pStyle w:val="Heading1"/>
       </w:pPr>
       <w:bookmarkStart w:id="13" w:name="_Toc239535721"/>
       <w:r>
-        <w:lastRenderedPageBreak/>
         <w:t>4. Visualisation Design</w:t>
       </w:r>
       <w:bookmarkEnd w:id="13"/>
@@ -3829,7 +4257,7 @@
 </file>
 
 <file path=word/endnotes.xml><?xml version="1.0" encoding="utf-8"?>
-<w:endnotes xmlns:wpc="http://schemas.microsoft.com/office/word/2010/wordprocessingCanvas" xmlns:cx="http://schemas.microsoft.com/office/drawing/2014/chartex" xmlns:cx1="http://schemas.microsoft.com/office/drawing/2015/9/8/chartex" xmlns:cx2="http://schemas.microsoft.com/office/drawing/2015/10/21/chartex" xmlns:cx3="http://schemas.microsoft.com/office/drawing/2016/5/9/chartex" xmlns:cx4="http://schemas.microsoft.com/office/drawing/2016/5/10/chartex" xmlns:cx5="http://schemas.microsoft.com/office/drawing/2016/5/11/chartex" xmlns:cx6="http://schemas.microsoft.com/office/drawing/2016/5/12/chartex" xmlns:cx7="http://schemas.microsoft.com/office/drawing/2016/5/13/chartex" xmlns:cx8="http://schemas.microsoft.com/office/drawing/2016/5/14/chartex" xmlns:mc="http://schemas.openxmlformats.org/markup-compatibility/2006" xmlns:m="http://schemas.openxmlformats.org/officeDocument/2006/math" xmlns:aink="http://schemas.microsoft.com/office/drawing/2016/ink" xmlns:am3d="http://schemas.microsoft.com/office/drawing/2017/model3d" xmlns:oel="http://schemas.microsoft.com/office/2019/extlst" xmlns:r="http://schemas.openxmlformats.org/officeDocument/2006/relationships" xmlns:wp14="http://schemas.microsoft.com/office/word/2010/wordprocessingDrawing" xmlns:wp="http://schemas.openxmlformats.org/drawingml/2006/wordprocessingDrawing" xmlns:wpg="http://schemas.microsoft.com/office/word/2010/wordprocessingGroup" xmlns:wpi="http://schemas.microsoft.com/office/word/2010/wordprocessingInk" xmlns:wps="http://schemas.microsoft.com/office/word/2010/wordprocessingShape" xmlns:o="urn:schemas-microsoft-com:office:office" xmlns:v="urn:schemas-microsoft-com:vml" xmlns:w10="urn:schemas-microsoft-com:office:word" xmlns:w="http://schemas.openxmlformats.org/wordprocessingml/2006/main" xmlns:w14="http://schemas.microsoft.com/office/word/2010/wordml" xmlns:w15="http://schemas.microsoft.com/office/word/2012/wordml" xmlns:w16cex="http://schemas.microsoft.com/office/word/2018/wordml/cex" xmlns:w16cid="http://schemas.microsoft.com/office/word/2016/wordml/cid" xmlns:w16="http://schemas.microsoft.com/office/word/2018/wordml" xmlns:w16sdtdh="http://schemas.microsoft.com/office/word/2020/wordml/sdtdatahash" xmlns:w16sdtfl="http://schemas.microsoft.com/office/word/2024/wordml/sdtformatlock" xmlns:w16se="http://schemas.microsoft.com/office/word/2015/wordml/symex" xmlns:w16du="http://schemas.microsoft.com/office/word/2023/wordml/word16du" xmlns:wne="http://schemas.microsoft.com/office/word/2006/wordml" mc:Ignorable="w14 w15 w16se w16cid w16 w16cex w16sdtdh w16sdtfl w16du wp14">
+<w:endnotes xmlns:wpc="http://schemas.microsoft.com/office/word/2010/wordprocessingCanvas" xmlns:cx="http://schemas.microsoft.com/office/drawing/2014/chartex" xmlns:cx1="http://schemas.microsoft.com/office/drawing/2015/9/8/chartex" xmlns:cx2="http://schemas.microsoft.com/office/drawing/2015/10/21/chartex" xmlns:cx3="http://schemas.microsoft.com/office/drawing/2016/5/9/chartex" xmlns:cx4="http://schemas.microsoft.com/office/drawing/2016/5/10/chartex" xmlns:cx5="http://schemas.microsoft.com/office/drawing/2016/5/11/chartex" xmlns:cx6="http://schemas.microsoft.com/office/drawing/2016/5/12/chartex" xmlns:cx7="http://schemas.microsoft.com/office/drawing/2016/5/13/chartex" xmlns:cx8="http://schemas.microsoft.com/office/drawing/2016/5/14/chartex" xmlns:mc="http://schemas.openxmlformats.org/markup-compatibility/2006" xmlns:aink="http://schemas.microsoft.com/office/drawing/2016/ink" xmlns:am3d="http://schemas.microsoft.com/office/drawing/2017/model3d" xmlns:o="urn:schemas-microsoft-com:office:office" xmlns:oel="http://schemas.microsoft.com/office/2019/extlst" xmlns:r="http://schemas.openxmlformats.org/officeDocument/2006/relationships" xmlns:m="http://schemas.openxmlformats.org/officeDocument/2006/math" xmlns:v="urn:schemas-microsoft-com:vml" xmlns:wp14="http://schemas.microsoft.com/office/word/2010/wordprocessingDrawing" xmlns:wp="http://schemas.openxmlformats.org/drawingml/2006/wordprocessingDrawing" xmlns:w10="urn:schemas-microsoft-com:office:word" xmlns:w="http://schemas.openxmlformats.org/wordprocessingml/2006/main" xmlns:w14="http://schemas.microsoft.com/office/word/2010/wordml" xmlns:w15="http://schemas.microsoft.com/office/word/2012/wordml" xmlns:w16cex="http://schemas.microsoft.com/office/word/2018/wordml/cex" xmlns:w16cid="http://schemas.microsoft.com/office/word/2016/wordml/cid" xmlns:w16="http://schemas.microsoft.com/office/word/2018/wordml" xmlns:w16du="http://schemas.microsoft.com/office/word/2023/wordml/word16du" xmlns:w16sdtdh="http://schemas.microsoft.com/office/word/2020/wordml/sdtdatahash" xmlns:w16sdtfl="http://schemas.microsoft.com/office/word/2024/wordml/sdtformatlock" xmlns:w16se="http://schemas.microsoft.com/office/word/2015/wordml/symex" xmlns:wpg="http://schemas.microsoft.com/office/word/2010/wordprocessingGroup" xmlns:wpi="http://schemas.microsoft.com/office/word/2010/wordprocessingInk" xmlns:wne="http://schemas.microsoft.com/office/word/2006/wordml" xmlns:wps="http://schemas.microsoft.com/office/word/2010/wordprocessingShape" mc:Ignorable="w14 w15 w16se w16cid w16 w16cex w16sdtdh w16sdtfl w16du wp14">
   <w:endnote w:type="separator" w:id="-1">
     <w:p>
       <w:pPr>
@@ -3854,7 +4282,7 @@
 </file>
 
 <file path=word/footnotes.xml><?xml version="1.0" encoding="utf-8"?>
-<w:footnotes xmlns:wpc="http://schemas.microsoft.com/office/word/2010/wordprocessingCanvas" xmlns:cx="http://schemas.microsoft.com/office/drawing/2014/chartex" xmlns:cx1="http://schemas.microsoft.com/office/drawing/2015/9/8/chartex" xmlns:cx2="http://schemas.microsoft.com/office/drawing/2015/10/21/chartex" xmlns:cx3="http://schemas.microsoft.com/office/drawing/2016/5/9/chartex" xmlns:cx4="http://schemas.microsoft.com/office/drawing/2016/5/10/chartex" xmlns:cx5="http://schemas.microsoft.com/office/drawing/2016/5/11/chartex" xmlns:cx6="http://schemas.microsoft.com/office/drawing/2016/5/12/chartex" xmlns:cx7="http://schemas.microsoft.com/office/drawing/2016/5/13/chartex" xmlns:cx8="http://schemas.microsoft.com/office/drawing/2016/5/14/chartex" xmlns:mc="http://schemas.openxmlformats.org/markup-compatibility/2006" xmlns:m="http://schemas.openxmlformats.org/officeDocument/2006/math" xmlns:aink="http://schemas.microsoft.com/office/drawing/2016/ink" xmlns:am3d="http://schemas.microsoft.com/office/drawing/2017/model3d" xmlns:oel="http://schemas.microsoft.com/office/2019/extlst" xmlns:r="http://schemas.openxmlformats.org/officeDocument/2006/relationships" xmlns:wp14="http://schemas.microsoft.com/office/word/2010/wordprocessingDrawing" xmlns:wp="http://schemas.openxmlformats.org/drawingml/2006/wordprocessingDrawing" xmlns:wpg="http://schemas.microsoft.com/office/word/2010/wordprocessingGroup" xmlns:wpi="http://schemas.microsoft.com/office/word/2010/wordprocessingInk" xmlns:wps="http://schemas.microsoft.com/office/word/2010/wordprocessingShape" xmlns:o="urn:schemas-microsoft-com:office:office" xmlns:v="urn:schemas-microsoft-com:vml" xmlns:w10="urn:schemas-microsoft-com:office:word" xmlns:w="http://schemas.openxmlformats.org/wordprocessingml/2006/main" xmlns:w14="http://schemas.microsoft.com/office/word/2010/wordml" xmlns:w15="http://schemas.microsoft.com/office/word/2012/wordml" xmlns:w16cex="http://schemas.microsoft.com/office/word/2018/wordml/cex" xmlns:w16cid="http://schemas.microsoft.com/office/word/2016/wordml/cid" xmlns:w16="http://schemas.microsoft.com/office/word/2018/wordml" xmlns:w16sdtdh="http://schemas.microsoft.com/office/word/2020/wordml/sdtdatahash" xmlns:w16sdtfl="http://schemas.microsoft.com/office/word/2024/wordml/sdtformatlock" xmlns:w16se="http://schemas.microsoft.com/office/word/2015/wordml/symex" xmlns:w16du="http://schemas.microsoft.com/office/word/2023/wordml/word16du" xmlns:wne="http://schemas.microsoft.com/office/word/2006/wordml" mc:Ignorable="w14 w15 w16se w16cid w16 w16cex w16sdtdh w16sdtfl w16du wp14">
+<w:footnotes xmlns:wpc="http://schemas.microsoft.com/office/word/2010/wordprocessingCanvas" xmlns:cx="http://schemas.microsoft.com/office/drawing/2014/chartex" xmlns:cx1="http://schemas.microsoft.com/office/drawing/2015/9/8/chartex" xmlns:cx2="http://schemas.microsoft.com/office/drawing/2015/10/21/chartex" xmlns:cx3="http://schemas.microsoft.com/office/drawing/2016/5/9/chartex" xmlns:cx4="http://schemas.microsoft.com/office/drawing/2016/5/10/chartex" xmlns:cx5="http://schemas.microsoft.com/office/drawing/2016/5/11/chartex" xmlns:cx6="http://schemas.microsoft.com/office/drawing/2016/5/12/chartex" xmlns:cx7="http://schemas.microsoft.com/office/drawing/2016/5/13/chartex" xmlns:cx8="http://schemas.microsoft.com/office/drawing/2016/5/14/chartex" xmlns:mc="http://schemas.openxmlformats.org/markup-compatibility/2006" xmlns:aink="http://schemas.microsoft.com/office/drawing/2016/ink" xmlns:am3d="http://schemas.microsoft.com/office/drawing/2017/model3d" xmlns:o="urn:schemas-microsoft-com:office:office" xmlns:oel="http://schemas.microsoft.com/office/2019/extlst" xmlns:r="http://schemas.openxmlformats.org/officeDocument/2006/relationships" xmlns:m="http://schemas.openxmlformats.org/officeDocument/2006/math" xmlns:v="urn:schemas-microsoft-com:vml" xmlns:wp14="http://schemas.microsoft.com/office/word/2010/wordprocessingDrawing" xmlns:wp="http://schemas.openxmlformats.org/drawingml/2006/wordprocessingDrawing" xmlns:w10="urn:schemas-microsoft-com:office:word" xmlns:w="http://schemas.openxmlformats.org/wordprocessingml/2006/main" xmlns:w14="http://schemas.microsoft.com/office/word/2010/wordml" xmlns:w15="http://schemas.microsoft.com/office/word/2012/wordml" xmlns:w16cex="http://schemas.microsoft.com/office/word/2018/wordml/cex" xmlns:w16cid="http://schemas.microsoft.com/office/word/2016/wordml/cid" xmlns:w16="http://schemas.microsoft.com/office/word/2018/wordml" xmlns:w16du="http://schemas.microsoft.com/office/word/2023/wordml/word16du" xmlns:w16sdtdh="http://schemas.microsoft.com/office/word/2020/wordml/sdtdatahash" xmlns:w16sdtfl="http://schemas.microsoft.com/office/word/2024/wordml/sdtformatlock" xmlns:w16se="http://schemas.microsoft.com/office/word/2015/wordml/symex" xmlns:wpg="http://schemas.microsoft.com/office/word/2010/wordprocessingGroup" xmlns:wpi="http://schemas.microsoft.com/office/word/2010/wordprocessingInk" xmlns:wne="http://schemas.microsoft.com/office/word/2006/wordml" xmlns:wps="http://schemas.microsoft.com/office/word/2010/wordprocessingShape" mc:Ignorable="w14 w15 w16se w16cid w16 w16cex w16sdtdh w16sdtfl w16du wp14">
   <w:footnote w:type="separator" w:id="-1">
     <w:p>
       <w:pPr>
@@ -3879,7 +4307,7 @@
 </file>
 
 <file path=word/header1.xml><?xml version="1.0" encoding="utf-8"?>
-<w:hdr xmlns:wpc="http://schemas.microsoft.com/office/word/2010/wordprocessingCanvas" xmlns:cx="http://schemas.microsoft.com/office/drawing/2014/chartex" xmlns:cx1="http://schemas.microsoft.com/office/drawing/2015/9/8/chartex" xmlns:cx2="http://schemas.microsoft.com/office/drawing/2015/10/21/chartex" xmlns:cx3="http://schemas.microsoft.com/office/drawing/2016/5/9/chartex" xmlns:cx4="http://schemas.microsoft.com/office/drawing/2016/5/10/chartex" xmlns:cx5="http://schemas.microsoft.com/office/drawing/2016/5/11/chartex" xmlns:cx6="http://schemas.microsoft.com/office/drawing/2016/5/12/chartex" xmlns:cx7="http://schemas.microsoft.com/office/drawing/2016/5/13/chartex" xmlns:cx8="http://schemas.microsoft.com/office/drawing/2016/5/14/chartex" xmlns:mc="http://schemas.openxmlformats.org/markup-compatibility/2006" xmlns:m="http://schemas.openxmlformats.org/officeDocument/2006/math" xmlns:aink="http://schemas.microsoft.com/office/drawing/2016/ink" xmlns:am3d="http://schemas.microsoft.com/office/drawing/2017/model3d" xmlns:oel="http://schemas.microsoft.com/office/2019/extlst" xmlns:r="http://schemas.openxmlformats.org/officeDocument/2006/relationships" xmlns:wp14="http://schemas.microsoft.com/office/word/2010/wordprocessingDrawing" xmlns:wp="http://schemas.openxmlformats.org/drawingml/2006/wordprocessingDrawing" xmlns:wpg="http://schemas.microsoft.com/office/word/2010/wordprocessingGroup" xmlns:wpi="http://schemas.microsoft.com/office/word/2010/wordprocessingInk" xmlns:wps="http://schemas.microsoft.com/office/word/2010/wordprocessingShape" xmlns:o="urn:schemas-microsoft-com:office:office" xmlns:v="urn:schemas-microsoft-com:vml" xmlns:w10="urn:schemas-microsoft-com:office:word" xmlns:w="http://schemas.openxmlformats.org/wordprocessingml/2006/main" xmlns:w14="http://schemas.microsoft.com/office/word/2010/wordml" xmlns:w15="http://schemas.microsoft.com/office/word/2012/wordml" xmlns:w16cex="http://schemas.microsoft.com/office/word/2018/wordml/cex" xmlns:w16cid="http://schemas.microsoft.com/office/word/2016/wordml/cid" xmlns:w16="http://schemas.microsoft.com/office/word/2018/wordml" xmlns:w16sdtdh="http://schemas.microsoft.com/office/word/2020/wordml/sdtdatahash" xmlns:w16sdtfl="http://schemas.microsoft.com/office/word/2024/wordml/sdtformatlock" xmlns:w16se="http://schemas.microsoft.com/office/word/2015/wordml/symex" xmlns:w16du="http://schemas.microsoft.com/office/word/2023/wordml/word16du" xmlns:wne="http://schemas.microsoft.com/office/word/2006/wordml" mc:Ignorable="w14 w15 w16se w16cid w16 w16cex w16sdtdh w16sdtfl w16du wp14">
+<w:hdr xmlns:wpc="http://schemas.microsoft.com/office/word/2010/wordprocessingCanvas" xmlns:cx="http://schemas.microsoft.com/office/drawing/2014/chartex" xmlns:cx1="http://schemas.microsoft.com/office/drawing/2015/9/8/chartex" xmlns:cx2="http://schemas.microsoft.com/office/drawing/2015/10/21/chartex" xmlns:cx3="http://schemas.microsoft.com/office/drawing/2016/5/9/chartex" xmlns:cx4="http://schemas.microsoft.com/office/drawing/2016/5/10/chartex" xmlns:cx5="http://schemas.microsoft.com/office/drawing/2016/5/11/chartex" xmlns:cx6="http://schemas.microsoft.com/office/drawing/2016/5/12/chartex" xmlns:cx7="http://schemas.microsoft.com/office/drawing/2016/5/13/chartex" xmlns:cx8="http://schemas.microsoft.com/office/drawing/2016/5/14/chartex" xmlns:mc="http://schemas.openxmlformats.org/markup-compatibility/2006" xmlns:aink="http://schemas.microsoft.com/office/drawing/2016/ink" xmlns:am3d="http://schemas.microsoft.com/office/drawing/2017/model3d" xmlns:o="urn:schemas-microsoft-com:office:office" xmlns:oel="http://schemas.microsoft.com/office/2019/extlst" xmlns:r="http://schemas.openxmlformats.org/officeDocument/2006/relationships" xmlns:m="http://schemas.openxmlformats.org/officeDocument/2006/math" xmlns:v="urn:schemas-microsoft-com:vml" xmlns:wp14="http://schemas.microsoft.com/office/word/2010/wordprocessingDrawing" xmlns:wp="http://schemas.openxmlformats.org/drawingml/2006/wordprocessingDrawing" xmlns:w10="urn:schemas-microsoft-com:office:word" xmlns:w="http://schemas.openxmlformats.org/wordprocessingml/2006/main" xmlns:w14="http://schemas.microsoft.com/office/word/2010/wordml" xmlns:w15="http://schemas.microsoft.com/office/word/2012/wordml" xmlns:w16cex="http://schemas.microsoft.com/office/word/2018/wordml/cex" xmlns:w16cid="http://schemas.microsoft.com/office/word/2016/wordml/cid" xmlns:w16="http://schemas.microsoft.com/office/word/2018/wordml" xmlns:w16du="http://schemas.microsoft.com/office/word/2023/wordml/word16du" xmlns:w16sdtdh="http://schemas.microsoft.com/office/word/2020/wordml/sdtdatahash" xmlns:w16sdtfl="http://schemas.microsoft.com/office/word/2024/wordml/sdtformatlock" xmlns:w16se="http://schemas.microsoft.com/office/word/2015/wordml/symex" xmlns:wpg="http://schemas.microsoft.com/office/word/2010/wordprocessingGroup" xmlns:wpi="http://schemas.microsoft.com/office/word/2010/wordprocessingInk" xmlns:wne="http://schemas.microsoft.com/office/word/2006/wordml" xmlns:wps="http://schemas.microsoft.com/office/word/2010/wordprocessingShape" mc:Ignorable="w14 w15 w16se w16cid w16 w16cex w16sdtdh w16sdtfl w16du wp14">
   <w:p>
     <w:pPr>
       <w:pStyle w:val="Header"/>
@@ -3902,7 +4330,7 @@
 </file>
 
 <file path=word/numbering.xml><?xml version="1.0" encoding="utf-8"?>
-<w:numbering xmlns:wpc="http://schemas.microsoft.com/office/word/2010/wordprocessingCanvas" xmlns:cx="http://schemas.microsoft.com/office/drawing/2014/chartex" xmlns:cx1="http://schemas.microsoft.com/office/drawing/2015/9/8/chartex" xmlns:cx2="http://schemas.microsoft.com/office/drawing/2015/10/21/chartex" xmlns:cx3="http://schemas.microsoft.com/office/drawing/2016/5/9/chartex" xmlns:cx4="http://schemas.microsoft.com/office/drawing/2016/5/10/chartex" xmlns:cx5="http://schemas.microsoft.com/office/drawing/2016/5/11/chartex" xmlns:cx6="http://schemas.microsoft.com/office/drawing/2016/5/12/chartex" xmlns:cx7="http://schemas.microsoft.com/office/drawing/2016/5/13/chartex" xmlns:cx8="http://schemas.microsoft.com/office/drawing/2016/5/14/chartex" xmlns:mc="http://schemas.openxmlformats.org/markup-compatibility/2006" xmlns:m="http://schemas.openxmlformats.org/officeDocument/2006/math" xmlns:aink="http://schemas.microsoft.com/office/drawing/2016/ink" xmlns:am3d="http://schemas.microsoft.com/office/drawing/2017/model3d" xmlns:oel="http://schemas.microsoft.com/office/2019/extlst" xmlns:r="http://schemas.openxmlformats.org/officeDocument/2006/relationships" xmlns:wp14="http://schemas.microsoft.com/office/word/2010/wordprocessingDrawing" xmlns:wp="http://schemas.openxmlformats.org/drawingml/2006/wordprocessingDrawing" xmlns:wpg="http://schemas.microsoft.com/office/word/2010/wordprocessingGroup" xmlns:wpi="http://schemas.microsoft.com/office/word/2010/wordprocessingInk" xmlns:wps="http://schemas.microsoft.com/office/word/2010/wordprocessingShape" xmlns:o="urn:schemas-microsoft-com:office:office" xmlns:v="urn:schemas-microsoft-com:vml" xmlns:w10="urn:schemas-microsoft-com:office:word" xmlns:w="http://schemas.openxmlformats.org/wordprocessingml/2006/main" xmlns:w14="http://schemas.microsoft.com/office/word/2010/wordml" xmlns:w15="http://schemas.microsoft.com/office/word/2012/wordml" xmlns:w16cex="http://schemas.microsoft.com/office/word/2018/wordml/cex" xmlns:w16cid="http://schemas.microsoft.com/office/word/2016/wordml/cid" xmlns:w16="http://schemas.microsoft.com/office/word/2018/wordml" xmlns:w16sdtdh="http://schemas.microsoft.com/office/word/2020/wordml/sdtdatahash" xmlns:w16sdtfl="http://schemas.microsoft.com/office/word/2024/wordml/sdtformatlock" xmlns:w16se="http://schemas.microsoft.com/office/word/2015/wordml/symex" xmlns:w16du="http://schemas.microsoft.com/office/word/2023/wordml/word16du" xmlns:wne="http://schemas.microsoft.com/office/word/2006/wordml" mc:Ignorable="w14 w15 w16se w16cid w16 w16cex w16sdtdh w16sdtfl w16du wp14">
+<w:numbering xmlns:wpc="http://schemas.microsoft.com/office/word/2010/wordprocessingCanvas" xmlns:cx="http://schemas.microsoft.com/office/drawing/2014/chartex" xmlns:cx1="http://schemas.microsoft.com/office/drawing/2015/9/8/chartex" xmlns:cx2="http://schemas.microsoft.com/office/drawing/2015/10/21/chartex" xmlns:cx3="http://schemas.microsoft.com/office/drawing/2016/5/9/chartex" xmlns:cx4="http://schemas.microsoft.com/office/drawing/2016/5/10/chartex" xmlns:cx5="http://schemas.microsoft.com/office/drawing/2016/5/11/chartex" xmlns:cx6="http://schemas.microsoft.com/office/drawing/2016/5/12/chartex" xmlns:cx7="http://schemas.microsoft.com/office/drawing/2016/5/13/chartex" xmlns:cx8="http://schemas.microsoft.com/office/drawing/2016/5/14/chartex" xmlns:mc="http://schemas.openxmlformats.org/markup-compatibility/2006" xmlns:aink="http://schemas.microsoft.com/office/drawing/2016/ink" xmlns:am3d="http://schemas.microsoft.com/office/drawing/2017/model3d" xmlns:o="urn:schemas-microsoft-com:office:office" xmlns:oel="http://schemas.microsoft.com/office/2019/extlst" xmlns:r="http://schemas.openxmlformats.org/officeDocument/2006/relationships" xmlns:m="http://schemas.openxmlformats.org/officeDocument/2006/math" xmlns:v="urn:schemas-microsoft-com:vml" xmlns:wp14="http://schemas.microsoft.com/office/word/2010/wordprocessingDrawing" xmlns:wp="http://schemas.openxmlformats.org/drawingml/2006/wordprocessingDrawing" xmlns:w10="urn:schemas-microsoft-com:office:word" xmlns:w="http://schemas.openxmlformats.org/wordprocessingml/2006/main" xmlns:w14="http://schemas.microsoft.com/office/word/2010/wordml" xmlns:w15="http://schemas.microsoft.com/office/word/2012/wordml" xmlns:w16cex="http://schemas.microsoft.com/office/word/2018/wordml/cex" xmlns:w16cid="http://schemas.microsoft.com/office/word/2016/wordml/cid" xmlns:w16="http://schemas.microsoft.com/office/word/2018/wordml" xmlns:w16du="http://schemas.microsoft.com/office/word/2023/wordml/word16du" xmlns:w16sdtdh="http://schemas.microsoft.com/office/word/2020/wordml/sdtdatahash" xmlns:w16sdtfl="http://schemas.microsoft.com/office/word/2024/wordml/sdtformatlock" xmlns:w16se="http://schemas.microsoft.com/office/word/2015/wordml/symex" xmlns:wpg="http://schemas.microsoft.com/office/word/2010/wordprocessingGroup" xmlns:wpi="http://schemas.microsoft.com/office/word/2010/wordprocessingInk" xmlns:wne="http://schemas.microsoft.com/office/word/2006/wordml" xmlns:wps="http://schemas.microsoft.com/office/word/2010/wordprocessingShape" mc:Ignorable="w14 w15 w16se w16cid w16 w16cex w16sdtdh w16sdtfl w16du wp14">
   <w:abstractNum w:abstractNumId="0" w15:restartNumberingAfterBreak="0">
     <w:nsid w:val="021F1635"/>
     <w:multiLevelType w:val="hybridMultilevel"/>
@@ -5656,6 +6084,119 @@
     </w:lvl>
   </w:abstractNum>
   <w:abstractNum w:abstractNumId="15" w15:restartNumberingAfterBreak="0">
+    <w:nsid w:val="64084BC9"/>
+    <w:multiLevelType w:val="hybridMultilevel"/>
+    <w:tmpl w:val="593CE5C8"/>
+    <w:lvl w:ilvl="0" w:tplc="0C090001">
+      <w:start w:val="1"/>
+      <w:numFmt w:val="bullet"/>
+      <w:lvlText w:val=""/>
+      <w:lvlJc w:val="left"/>
+      <w:pPr>
+        <w:ind w:left="720" w:hanging="360"/>
+      </w:pPr>
+      <w:rPr>
+        <w:rFonts w:ascii="Symbol" w:hAnsi="Symbol" w:hint="default"/>
+      </w:rPr>
+    </w:lvl>
+    <w:lvl w:ilvl="1" w:tplc="0C090003" w:tentative="1">
+      <w:start w:val="1"/>
+      <w:numFmt w:val="bullet"/>
+      <w:lvlText w:val="o"/>
+      <w:lvlJc w:val="left"/>
+      <w:pPr>
+        <w:ind w:left="1440" w:hanging="360"/>
+      </w:pPr>
+      <w:rPr>
+        <w:rFonts w:ascii="Courier New" w:hAnsi="Courier New" w:cs="Courier New" w:hint="default"/>
+      </w:rPr>
+    </w:lvl>
+    <w:lvl w:ilvl="2" w:tplc="0C090005" w:tentative="1">
+      <w:start w:val="1"/>
+      <w:numFmt w:val="bullet"/>
+      <w:lvlText w:val=""/>
+      <w:lvlJc w:val="left"/>
+      <w:pPr>
+        <w:ind w:left="2160" w:hanging="360"/>
+      </w:pPr>
+      <w:rPr>
+        <w:rFonts w:ascii="Wingdings" w:hAnsi="Wingdings" w:hint="default"/>
+      </w:rPr>
+    </w:lvl>
+    <w:lvl w:ilvl="3" w:tplc="0C090001" w:tentative="1">
+      <w:start w:val="1"/>
+      <w:numFmt w:val="bullet"/>
+      <w:lvlText w:val=""/>
+      <w:lvlJc w:val="left"/>
+      <w:pPr>
+        <w:ind w:left="2880" w:hanging="360"/>
+      </w:pPr>
+      <w:rPr>
+        <w:rFonts w:ascii="Symbol" w:hAnsi="Symbol" w:hint="default"/>
+      </w:rPr>
+    </w:lvl>
+    <w:lvl w:ilvl="4" w:tplc="0C090003" w:tentative="1">
+      <w:start w:val="1"/>
+      <w:numFmt w:val="bullet"/>
+      <w:lvlText w:val="o"/>
+      <w:lvlJc w:val="left"/>
+      <w:pPr>
+        <w:ind w:left="3600" w:hanging="360"/>
+      </w:pPr>
+      <w:rPr>
+        <w:rFonts w:ascii="Courier New" w:hAnsi="Courier New" w:cs="Courier New" w:hint="default"/>
+      </w:rPr>
+    </w:lvl>
+    <w:lvl w:ilvl="5" w:tplc="0C090005" w:tentative="1">
+      <w:start w:val="1"/>
+      <w:numFmt w:val="bullet"/>
+      <w:lvlText w:val=""/>
+      <w:lvlJc w:val="left"/>
+      <w:pPr>
+        <w:ind w:left="4320" w:hanging="360"/>
+      </w:pPr>
+      <w:rPr>
+        <w:rFonts w:ascii="Wingdings" w:hAnsi="Wingdings" w:hint="default"/>
+      </w:rPr>
+    </w:lvl>
+    <w:lvl w:ilvl="6" w:tplc="0C090001" w:tentative="1">
+      <w:start w:val="1"/>
+      <w:numFmt w:val="bullet"/>
+      <w:lvlText w:val=""/>
+      <w:lvlJc w:val="left"/>
+      <w:pPr>
+        <w:ind w:left="5040" w:hanging="360"/>
+      </w:pPr>
+      <w:rPr>
+        <w:rFonts w:ascii="Symbol" w:hAnsi="Symbol" w:hint="default"/>
+      </w:rPr>
+    </w:lvl>
+    <w:lvl w:ilvl="7" w:tplc="0C090003" w:tentative="1">
+      <w:start w:val="1"/>
+      <w:numFmt w:val="bullet"/>
+      <w:lvlText w:val="o"/>
+      <w:lvlJc w:val="left"/>
+      <w:pPr>
+        <w:ind w:left="5760" w:hanging="360"/>
+      </w:pPr>
+      <w:rPr>
+        <w:rFonts w:ascii="Courier New" w:hAnsi="Courier New" w:cs="Courier New" w:hint="default"/>
+      </w:rPr>
+    </w:lvl>
+    <w:lvl w:ilvl="8" w:tplc="0C090005" w:tentative="1">
+      <w:start w:val="1"/>
+      <w:numFmt w:val="bullet"/>
+      <w:lvlText w:val=""/>
+      <w:lvlJc w:val="left"/>
+      <w:pPr>
+        <w:ind w:left="6480" w:hanging="360"/>
+      </w:pPr>
+      <w:rPr>
+        <w:rFonts w:ascii="Wingdings" w:hAnsi="Wingdings" w:hint="default"/>
+      </w:rPr>
+    </w:lvl>
+  </w:abstractNum>
+  <w:abstractNum w:abstractNumId="16" w15:restartNumberingAfterBreak="0">
     <w:nsid w:val="64E20DBE"/>
     <w:multiLevelType w:val="hybridMultilevel"/>
     <w:tmpl w:val="E2B83AFE"/>
@@ -5768,7 +6309,7 @@
       </w:rPr>
     </w:lvl>
   </w:abstractNum>
-  <w:abstractNum w:abstractNumId="16" w15:restartNumberingAfterBreak="0">
+  <w:abstractNum w:abstractNumId="17" w15:restartNumberingAfterBreak="0">
     <w:nsid w:val="656A5517"/>
     <w:multiLevelType w:val="hybridMultilevel"/>
     <w:tmpl w:val="4A64655C"/>
@@ -5881,7 +6422,7 @@
       </w:rPr>
     </w:lvl>
   </w:abstractNum>
-  <w:abstractNum w:abstractNumId="17" w15:restartNumberingAfterBreak="0">
+  <w:abstractNum w:abstractNumId="18" w15:restartNumberingAfterBreak="0">
     <w:nsid w:val="712F6703"/>
     <w:multiLevelType w:val="hybridMultilevel"/>
     <w:tmpl w:val="D41E36E2"/>
@@ -5971,7 +6512,7 @@
       </w:pPr>
     </w:lvl>
   </w:abstractNum>
-  <w:abstractNum w:abstractNumId="18" w15:restartNumberingAfterBreak="0">
+  <w:abstractNum w:abstractNumId="19" w15:restartNumberingAfterBreak="0">
     <w:nsid w:val="72575468"/>
     <w:multiLevelType w:val="hybridMultilevel"/>
     <w:tmpl w:val="E30E1D48"/>
@@ -6115,13 +6656,13 @@
     <w:abstractNumId w:val="10"/>
   </w:num>
   <w:num w:numId="11" w16cid:durableId="834565320">
-    <w:abstractNumId w:val="15"/>
+    <w:abstractNumId w:val="16"/>
   </w:num>
   <w:num w:numId="12" w16cid:durableId="752698583">
     <w:abstractNumId w:val="8"/>
   </w:num>
   <w:num w:numId="13" w16cid:durableId="686908962">
-    <w:abstractNumId w:val="16"/>
+    <w:abstractNumId w:val="17"/>
   </w:num>
   <w:num w:numId="14" w16cid:durableId="358966890">
     <w:abstractNumId w:val="9"/>
@@ -6133,19 +6674,22 @@
     <w:abstractNumId w:val="6"/>
   </w:num>
   <w:num w:numId="17" w16cid:durableId="2003701343">
-    <w:abstractNumId w:val="18"/>
+    <w:abstractNumId w:val="19"/>
   </w:num>
   <w:num w:numId="18" w16cid:durableId="1808934357">
     <w:abstractNumId w:val="4"/>
   </w:num>
   <w:num w:numId="19" w16cid:durableId="2079935832">
-    <w:abstractNumId w:val="17"/>
+    <w:abstractNumId w:val="18"/>
+  </w:num>
+  <w:num w:numId="20" w16cid:durableId="68117886">
+    <w:abstractNumId w:val="15"/>
   </w:num>
 </w:numbering>
 </file>
 
 <file path=word/styles.xml><?xml version="1.0" encoding="utf-8"?>
-<w:styles xmlns:mc="http://schemas.openxmlformats.org/markup-compatibility/2006" xmlns:r="http://schemas.openxmlformats.org/officeDocument/2006/relationships" xmlns:w="http://schemas.openxmlformats.org/wordprocessingml/2006/main" xmlns:w14="http://schemas.microsoft.com/office/word/2010/wordml" xmlns:w15="http://schemas.microsoft.com/office/word/2012/wordml" xmlns:w16cex="http://schemas.microsoft.com/office/word/2018/wordml/cex" xmlns:w16cid="http://schemas.microsoft.com/office/word/2016/wordml/cid" xmlns:w16="http://schemas.microsoft.com/office/word/2018/wordml" xmlns:w16sdtdh="http://schemas.microsoft.com/office/word/2020/wordml/sdtdatahash" xmlns:w16sdtfl="http://schemas.microsoft.com/office/word/2024/wordml/sdtformatlock" xmlns:w16se="http://schemas.microsoft.com/office/word/2015/wordml/symex" xmlns:w16du="http://schemas.microsoft.com/office/word/2023/wordml/word16du" mc:Ignorable="w14 w15 w16se w16cid w16 w16cex w16sdtdh w16sdtfl w16du">
+<w:styles xmlns:mc="http://schemas.openxmlformats.org/markup-compatibility/2006" xmlns:r="http://schemas.openxmlformats.org/officeDocument/2006/relationships" xmlns:w="http://schemas.openxmlformats.org/wordprocessingml/2006/main" xmlns:w14="http://schemas.microsoft.com/office/word/2010/wordml" xmlns:w15="http://schemas.microsoft.com/office/word/2012/wordml" xmlns:w16cex="http://schemas.microsoft.com/office/word/2018/wordml/cex" xmlns:w16cid="http://schemas.microsoft.com/office/word/2016/wordml/cid" xmlns:w16="http://schemas.microsoft.com/office/word/2018/wordml" xmlns:w16du="http://schemas.microsoft.com/office/word/2023/wordml/word16du" xmlns:w16sdtdh="http://schemas.microsoft.com/office/word/2020/wordml/sdtdatahash" xmlns:w16sdtfl="http://schemas.microsoft.com/office/word/2024/wordml/sdtformatlock" xmlns:w16se="http://schemas.microsoft.com/office/word/2015/wordml/symex" mc:Ignorable="w14 w15 w16se w16cid w16 w16cex w16sdtdh w16sdtfl w16du">
   <w:docDefaults>
     <w:rPrDefault>
       <w:rPr>
@@ -6744,7 +7288,6 @@
   <w:style w:type="character" w:default="1" w:styleId="DefaultParagraphFont">
     <w:name w:val="Default Paragraph Font"/>
     <w:uiPriority w:val="1"/>
-    <w:semiHidden/>
     <w:unhideWhenUsed/>
   </w:style>
   <w:style w:type="table" w:default="1" w:styleId="TableNormal">

--- a/Assignment 3B_Project process book/Assignment 3B - Project process book.docx
+++ b/Assignment 3B_Project process book/Assignment 3B - Project process book.docx
@@ -1,6 +1,6 @@
 
 <file path=word/document.xml><?xml version="1.0" encoding="utf-8"?>
-<w:document xmlns:wpc="http://schemas.microsoft.com/office/word/2010/wordprocessingCanvas" xmlns:cx="http://schemas.microsoft.com/office/drawing/2014/chartex" xmlns:cx1="http://schemas.microsoft.com/office/drawing/2015/9/8/chartex" xmlns:cx2="http://schemas.microsoft.com/office/drawing/2015/10/21/chartex" xmlns:cx3="http://schemas.microsoft.com/office/drawing/2016/5/9/chartex" xmlns:cx4="http://schemas.microsoft.com/office/drawing/2016/5/10/chartex" xmlns:cx5="http://schemas.microsoft.com/office/drawing/2016/5/11/chartex" xmlns:cx6="http://schemas.microsoft.com/office/drawing/2016/5/12/chartex" xmlns:cx7="http://schemas.microsoft.com/office/drawing/2016/5/13/chartex" xmlns:cx8="http://schemas.microsoft.com/office/drawing/2016/5/14/chartex" xmlns:mc="http://schemas.openxmlformats.org/markup-compatibility/2006" xmlns:aink="http://schemas.microsoft.com/office/drawing/2016/ink" xmlns:am3d="http://schemas.microsoft.com/office/drawing/2017/model3d" xmlns:o="urn:schemas-microsoft-com:office:office" xmlns:oel="http://schemas.microsoft.com/office/2019/extlst" xmlns:r="http://schemas.openxmlformats.org/officeDocument/2006/relationships" xmlns:m="http://schemas.openxmlformats.org/officeDocument/2006/math" xmlns:v="urn:schemas-microsoft-com:vml" xmlns:wp14="http://schemas.microsoft.com/office/word/2010/wordprocessingDrawing" xmlns:wp="http://schemas.openxmlformats.org/drawingml/2006/wordprocessingDrawing" xmlns:w10="urn:schemas-microsoft-com:office:word" xmlns:w="http://schemas.openxmlformats.org/wordprocessingml/2006/main" xmlns:w14="http://schemas.microsoft.com/office/word/2010/wordml" xmlns:w15="http://schemas.microsoft.com/office/word/2012/wordml" xmlns:w16cex="http://schemas.microsoft.com/office/word/2018/wordml/cex" xmlns:w16cid="http://schemas.microsoft.com/office/word/2016/wordml/cid" xmlns:w16="http://schemas.microsoft.com/office/word/2018/wordml" xmlns:w16du="http://schemas.microsoft.com/office/word/2023/wordml/word16du" xmlns:w16sdtdh="http://schemas.microsoft.com/office/word/2020/wordml/sdtdatahash" xmlns:w16sdtfl="http://schemas.microsoft.com/office/word/2024/wordml/sdtformatlock" xmlns:w16se="http://schemas.microsoft.com/office/word/2015/wordml/symex" xmlns:wpg="http://schemas.microsoft.com/office/word/2010/wordprocessingGroup" xmlns:wpi="http://schemas.microsoft.com/office/word/2010/wordprocessingInk" xmlns:wne="http://schemas.microsoft.com/office/word/2006/wordml" xmlns:wps="http://schemas.microsoft.com/office/word/2010/wordprocessingShape" mc:Ignorable="w14 w15 w16se w16cid w16 w16cex w16sdtdh w16sdtfl w16du wp14">
+<w:document xmlns:wpc="http://schemas.microsoft.com/office/word/2010/wordprocessingCanvas" xmlns:cx="http://schemas.microsoft.com/office/drawing/2014/chartex" xmlns:cx1="http://schemas.microsoft.com/office/drawing/2015/9/8/chartex" xmlns:cx2="http://schemas.microsoft.com/office/drawing/2015/10/21/chartex" xmlns:cx3="http://schemas.microsoft.com/office/drawing/2016/5/9/chartex" xmlns:cx4="http://schemas.microsoft.com/office/drawing/2016/5/10/chartex" xmlns:cx5="http://schemas.microsoft.com/office/drawing/2016/5/11/chartex" xmlns:cx6="http://schemas.microsoft.com/office/drawing/2016/5/12/chartex" xmlns:cx7="http://schemas.microsoft.com/office/drawing/2016/5/13/chartex" xmlns:cx8="http://schemas.microsoft.com/office/drawing/2016/5/14/chartex" xmlns:mc="http://schemas.openxmlformats.org/markup-compatibility/2006" xmlns:m="http://schemas.openxmlformats.org/officeDocument/2006/math" xmlns:aink="http://schemas.microsoft.com/office/drawing/2016/ink" xmlns:am3d="http://schemas.microsoft.com/office/drawing/2017/model3d" xmlns:oel="http://schemas.microsoft.com/office/2019/extlst" xmlns:r="http://schemas.openxmlformats.org/officeDocument/2006/relationships" xmlns:wp14="http://schemas.microsoft.com/office/word/2010/wordprocessingDrawing" xmlns:wp="http://schemas.openxmlformats.org/drawingml/2006/wordprocessingDrawing" xmlns:wpg="http://schemas.microsoft.com/office/word/2010/wordprocessingGroup" xmlns:wpi="http://schemas.microsoft.com/office/word/2010/wordprocessingInk" xmlns:wps="http://schemas.microsoft.com/office/word/2010/wordprocessingShape" xmlns:o="urn:schemas-microsoft-com:office:office" xmlns:v="urn:schemas-microsoft-com:vml" xmlns:w10="urn:schemas-microsoft-com:office:word" xmlns:w="http://schemas.openxmlformats.org/wordprocessingml/2006/main" xmlns:w14="http://schemas.microsoft.com/office/word/2010/wordml" xmlns:w15="http://schemas.microsoft.com/office/word/2012/wordml" xmlns:w16cex="http://schemas.microsoft.com/office/word/2018/wordml/cex" xmlns:w16cid="http://schemas.microsoft.com/office/word/2016/wordml/cid" xmlns:w16="http://schemas.microsoft.com/office/word/2018/wordml" xmlns:w16sdtdh="http://schemas.microsoft.com/office/word/2020/wordml/sdtdatahash" xmlns:w16sdtfl="http://schemas.microsoft.com/office/word/2024/wordml/sdtformatlock" xmlns:w16se="http://schemas.microsoft.com/office/word/2015/wordml/symex" xmlns:w16du="http://schemas.microsoft.com/office/word/2023/wordml/word16du" xmlns:wne="http://schemas.microsoft.com/office/word/2006/wordml" mc:Ignorable="w14 w15 w16se w16cid w16 w16cex w16sdtdh w16sdtfl w16du wp14">
   <w:body>
     <w:p>
       <w:pPr>
@@ -2979,7 +2979,7 @@
         <w:tblLook w:val="04A0" w:firstRow="1" w:lastRow="0" w:firstColumn="1" w:lastColumn="0" w:noHBand="0" w:noVBand="1"/>
       </w:tblPr>
       <w:tblGrid>
-        <w:gridCol w:w="4370"/>
+        <w:gridCol w:w="4360"/>
       </w:tblGrid>
       <w:tr>
         <w:tc>
@@ -2995,51 +2995,6 @@
                 <w:szCs w:val="28"/>
               </w:rPr>
             </w:pPr>
-            <w:r>
-              <w:rPr>
-                <w:b/>
-                <w:bCs/>
-                <w:noProof/>
-                <w:sz w:val="28"/>
-                <w:szCs w:val="28"/>
-              </w:rPr>
-              <w:lastRenderedPageBreak/>
-              <w:drawing>
-                <wp:inline distT="0" distB="0" distL="0" distR="0" wp14:anchorId="1D776851" wp14:editId="08E9B0BD">
-                  <wp:extent cx="3048000" cy="2703443"/>
-                  <wp:effectExtent l="0" t="0" r="3810" b="1905"/>
-                  <wp:docPr id="1377836744" name="Picture 1"/>
-                  <wp:cNvGraphicFramePr>
-                    <a:graphicFrameLocks xmlns:a="http://schemas.openxmlformats.org/drawingml/2006/main" noChangeAspect="1"/>
-                  </wp:cNvGraphicFramePr>
-                  <a:graphic xmlns:a="http://schemas.openxmlformats.org/drawingml/2006/main">
-                    <a:graphicData uri="http://schemas.openxmlformats.org/drawingml/2006/picture">
-                      <pic:pic xmlns:pic="http://schemas.openxmlformats.org/drawingml/2006/picture">
-                        <pic:nvPicPr>
-                          <pic:cNvPr id="1377836744" name=""/>
-                          <pic:cNvPicPr/>
-                        </pic:nvPicPr>
-                        <pic:blipFill>
-                          <a:blip r:embed="rId10"/>
-                          <a:stretch>
-                            <a:fillRect/>
-                          </a:stretch>
-                        </pic:blipFill>
-                        <pic:spPr>
-                          <a:xfrm>
-                            <a:off x="0" y="0"/>
-                            <a:ext cx="3048000" cy="2703443"/>
-                          </a:xfrm>
-                          <a:prstGeom prst="rect">
-                            <a:avLst/>
-                          </a:prstGeom>
-                        </pic:spPr>
-                      </pic:pic>
-                    </a:graphicData>
-                  </a:graphic>
-                </wp:inline>
-              </w:drawing>
-            </w:r>
           </w:p>
         </w:tc>
       </w:tr>
@@ -3060,123 +3015,6 @@
           <w:docGrid w:linePitch="360"/>
         </w:sectPr>
       </w:pPr>
-      <w:r>
-        <w:rPr>
-          <w:b/>
-          <w:bCs/>
-          <w:sz w:val="32"/>
-          <w:szCs w:val="32"/>
-        </w:rPr>
-        <w:t xml:space="preserve"> </w:t>
-      </w:r>
-      <w:r>
-        <w:rPr>
-          <w:b/>
-          <w:bCs/>
-          <w:noProof/>
-          <w:sz w:val="28"/>
-          <w:szCs w:val="28"/>
-        </w:rPr>
-        <w:drawing>
-          <wp:inline distT="0" distB="0" distL="0" distR="0" wp14:anchorId="67A21158" wp14:editId="14239D5D">
-            <wp:extent cx="2774745" cy="2353540"/>
-            <wp:effectExtent l="0" t="0" r="6985" b="8890"/>
-            <wp:docPr id="177818327" name="Picture 1"/>
-            <wp:cNvGraphicFramePr>
-              <a:graphicFrameLocks xmlns:a="http://schemas.openxmlformats.org/drawingml/2006/main" noChangeAspect="1"/>
-            </wp:cNvGraphicFramePr>
-            <a:graphic xmlns:a="http://schemas.openxmlformats.org/drawingml/2006/main">
-              <a:graphicData uri="http://schemas.openxmlformats.org/drawingml/2006/picture">
-                <pic:pic xmlns:pic="http://schemas.openxmlformats.org/drawingml/2006/picture">
-                  <pic:nvPicPr>
-                    <pic:cNvPr id="177818327" name=""/>
-                    <pic:cNvPicPr/>
-                  </pic:nvPicPr>
-                  <pic:blipFill>
-                    <a:blip r:embed="rId11"/>
-                    <a:stretch>
-                      <a:fillRect/>
-                    </a:stretch>
-                  </pic:blipFill>
-                  <pic:spPr>
-                    <a:xfrm>
-                      <a:off x="0" y="0"/>
-                      <a:ext cx="2793743" cy="2369654"/>
-                    </a:xfrm>
-                    <a:prstGeom prst="rect">
-                      <a:avLst/>
-                    </a:prstGeom>
-                  </pic:spPr>
-                </pic:pic>
-              </a:graphicData>
-            </a:graphic>
-          </wp:inline>
-        </w:drawing>
-      </w:r>
-    </w:p>
-    <w:p>
-      <w:pPr>
-        <w:rPr>
-          <w:b/>
-          <w:bCs/>
-          <w:sz w:val="28"/>
-          <w:szCs w:val="28"/>
-        </w:rPr>
-      </w:pPr>
-    </w:p>
-    <w:p>
-      <w:pPr>
-        <w:rPr>
-          <w:b/>
-          <w:bCs/>
-          <w:sz w:val="28"/>
-          <w:szCs w:val="28"/>
-        </w:rPr>
-      </w:pPr>
-      <w:r>
-        <w:rPr>
-          <w:b/>
-          <w:bCs/>
-          <w:noProof/>
-          <w:sz w:val="28"/>
-          <w:szCs w:val="28"/>
-        </w:rPr>
-        <w:drawing>
-          <wp:inline distT="0" distB="0" distL="0" distR="0" wp14:anchorId="5CE242FB" wp14:editId="1AB3BA00">
-            <wp:extent cx="5731510" cy="2688590"/>
-            <wp:effectExtent l="0" t="0" r="2540" b="0"/>
-            <wp:docPr id="1683608470" name="Picture 1"/>
-            <wp:cNvGraphicFramePr>
-              <a:graphicFrameLocks xmlns:a="http://schemas.openxmlformats.org/drawingml/2006/main" noChangeAspect="1"/>
-            </wp:cNvGraphicFramePr>
-            <a:graphic xmlns:a="http://schemas.openxmlformats.org/drawingml/2006/main">
-              <a:graphicData uri="http://schemas.openxmlformats.org/drawingml/2006/picture">
-                <pic:pic xmlns:pic="http://schemas.openxmlformats.org/drawingml/2006/picture">
-                  <pic:nvPicPr>
-                    <pic:cNvPr id="1683608470" name=""/>
-                    <pic:cNvPicPr/>
-                  </pic:nvPicPr>
-                  <pic:blipFill>
-                    <a:blip r:embed="rId12"/>
-                    <a:stretch>
-                      <a:fillRect/>
-                    </a:stretch>
-                  </pic:blipFill>
-                  <pic:spPr>
-                    <a:xfrm>
-                      <a:off x="0" y="0"/>
-                      <a:ext cx="5731510" cy="2688590"/>
-                    </a:xfrm>
-                    <a:prstGeom prst="rect">
-                      <a:avLst/>
-                    </a:prstGeom>
-                  </pic:spPr>
-                </pic:pic>
-              </a:graphicData>
-            </a:graphic>
-          </wp:inline>
-        </w:drawing>
-      </w:r>
     </w:p>
     <w:p>
       <w:pPr>
@@ -3197,22 +3035,9 @@
     </w:p>
     <w:p>
       <w:pPr>
-        <w:rPr>
-          <w:rFonts w:asciiTheme="majorHAnsi" w:eastAsiaTheme="majorEastAsia" w:hAnsiTheme="majorHAnsi" w:cstheme="majorBidi"/>
-          <w:color w:val="0F4761" w:themeColor="accent1" w:themeShade="BF"/>
-          <w:sz w:val="40"/>
-          <w:szCs w:val="40"/>
-        </w:rPr>
+        <w:pStyle w:val="Heading1"/>
       </w:pPr>
       <w:bookmarkStart w:id="5" w:name="_Toc239535713"/>
-      <w:r>
-        <w:br w:type="page"/>
-      </w:r>
-    </w:p>
-    <w:p>
-      <w:pPr>
-        <w:pStyle w:val="Heading1"/>
-      </w:pPr>
       <w:r>
         <w:lastRenderedPageBreak/>
         <w:t>2. Data</w:t>
@@ -3374,7 +3199,7 @@
           <w:numId w:val="8"/>
         </w:numPr>
       </w:pPr>
-      <w:hyperlink r:id="rId13" w:history="1">
+      <w:hyperlink r:id="rId10" w:history="1">
         <w:r>
           <w:rPr>
             <w:rStyle w:val="Hyperlink"/>
@@ -3391,7 +3216,7 @@
           <w:numId w:val="8"/>
         </w:numPr>
       </w:pPr>
-      <w:hyperlink r:id="rId14" w:history="1">
+      <w:hyperlink r:id="rId11" w:history="1">
         <w:r>
           <w:rPr>
             <w:rStyle w:val="Hyperlink"/>
@@ -3432,15 +3257,7 @@
     </w:p>
     <w:p>
       <w:r>
-        <w:t xml:space="preserve">The OECD data sets include observations for </w:t>
-      </w:r>
-      <w:proofErr w:type="gramStart"/>
-      <w:r>
-        <w:t>a number of</w:t>
-      </w:r>
-      <w:proofErr w:type="gramEnd"/>
-      <w:r>
-        <w:t xml:space="preserve"> countries, years and health related measures. The data was limited to 10 countries chosen from the OECD countries to avoid being overwhelmed by the sheer volume of data in the visualisations that would be produced by including all countries: Australia, Canada, France, Germany, </w:t>
+        <w:t xml:space="preserve">The OECD data sets include observations for a number of countries, years and health related measures. The data was limited to 10 countries chosen from the OECD countries to avoid being overwhelmed by the sheer volume of data in the visualisations that would be produced by including all countries: Australia, Canada, France, Germany, </w:t>
       </w:r>
       <w:r>
         <w:lastRenderedPageBreak/>
@@ -3457,63 +3274,158 @@
         <w:t>The CSV files were loaded into the program with D3.js. Each data set was read to obtain the relevant country, year and numerical value. The expenditure and life expectancy observations for the health sector were then cross-matched based on country and year common keys. This produced a merged dataset containing four main attributes:</w:t>
       </w:r>
     </w:p>
-    <w:p>
-      <w:pPr>
-        <w:pStyle w:val="ListParagraph"/>
-        <w:numPr>
-          <w:ilvl w:val="0"/>
-          <w:numId w:val="20"/>
-        </w:numPr>
-      </w:pPr>
-      <w:r>
-        <w:rPr>
-          <w:b/>
-          <w:bCs/>
-        </w:rPr>
-        <w:t>Country:</w:t>
-      </w:r>
-      <w:r>
-        <w:t xml:space="preserve"> The country to be selected is the OECD country.</w:t>
-      </w:r>
-    </w:p>
-    <w:p>
-      <w:pPr>
-        <w:pStyle w:val="ListParagraph"/>
-        <w:numPr>
-          <w:ilvl w:val="0"/>
-          <w:numId w:val="20"/>
-        </w:numPr>
-      </w:pPr>
-      <w:r>
-        <w:rPr>
-          <w:b/>
-          <w:bCs/>
-        </w:rPr>
-        <w:t>Year:</w:t>
-      </w:r>
-      <w:r>
-        <w:t xml:space="preserve"> The year that observations are being made (2015-2024).</w:t>
-      </w:r>
-    </w:p>
-    <w:p>
-      <w:pPr>
-        <w:pStyle w:val="ListParagraph"/>
-        <w:numPr>
-          <w:ilvl w:val="0"/>
-          <w:numId w:val="20"/>
-        </w:numPr>
-      </w:pPr>
-      <w:r>
-        <w:rPr>
-          <w:b/>
-          <w:bCs/>
-        </w:rPr>
-        <w:t>Life expectancy at birth:</w:t>
-      </w:r>
-      <w:r>
-        <w:t xml:space="preserve"> Number of years a person can expect to live if they were born in 2012.</w:t>
-      </w:r>
-    </w:p>
+    <w:tbl>
+      <w:tblPr>
+        <w:tblStyle w:val="TableGrid"/>
+        <w:tblW w:w="0" w:type="auto"/>
+        <w:tblLook w:val="04A0" w:firstRow="1" w:lastRow="0" w:firstColumn="1" w:lastColumn="0" w:noHBand="0" w:noVBand="1"/>
+      </w:tblPr>
+      <w:tblGrid>
+        <w:gridCol w:w="3005"/>
+        <w:gridCol w:w="3005"/>
+        <w:gridCol w:w="3006"/>
+      </w:tblGrid>
+      <w:tr>
+        <w:tc>
+          <w:tcPr>
+            <w:tcW w:w="3005" w:type="dxa"/>
+          </w:tcPr>
+          <w:p>
+            <w:r>
+              <w:rPr>
+                <w:rStyle w:val="notion-enable-hover"/>
+                <w:b/>
+                <w:bCs/>
+              </w:rPr>
+              <w:t>Categorical</w:t>
+            </w:r>
+          </w:p>
+        </w:tc>
+        <w:tc>
+          <w:tcPr>
+            <w:tcW w:w="3005" w:type="dxa"/>
+          </w:tcPr>
+          <w:p>
+            <w:r>
+              <w:t>Country</w:t>
+            </w:r>
+          </w:p>
+          <w:p>
+            <w:r>
+              <w:t>Reference area</w:t>
+            </w:r>
+          </w:p>
+        </w:tc>
+        <w:tc>
+          <w:tcPr>
+            <w:tcW w:w="3006" w:type="dxa"/>
+          </w:tcPr>
+          <w:p>
+            <w:r>
+              <w:t>The country to be selected is the OECD country.</w:t>
+            </w:r>
+          </w:p>
+        </w:tc>
+      </w:tr>
+      <w:tr>
+        <w:tc>
+          <w:tcPr>
+            <w:tcW w:w="3005" w:type="dxa"/>
+          </w:tcPr>
+          <w:p>
+            <w:r>
+              <w:rPr>
+                <w:rStyle w:val="notion-enable-hover"/>
+                <w:b/>
+                <w:bCs/>
+              </w:rPr>
+              <w:t>Numerical</w:t>
+            </w:r>
+          </w:p>
+        </w:tc>
+        <w:tc>
+          <w:tcPr>
+            <w:tcW w:w="3005" w:type="dxa"/>
+          </w:tcPr>
+          <w:p>
+            <w:r>
+              <w:t>Calendar year</w:t>
+            </w:r>
+          </w:p>
+          <w:p>
+            <w:r>
+              <w:t>OBS_VALUE (spending USD PPP, life expectancy years)</w:t>
+            </w:r>
+          </w:p>
+        </w:tc>
+        <w:tc>
+          <w:tcPr>
+            <w:tcW w:w="3006" w:type="dxa"/>
+          </w:tcPr>
+          <w:p>
+            <w:r>
+              <w:t>The year that observations are being made (2015-2024).</w:t>
+            </w:r>
+          </w:p>
+        </w:tc>
+      </w:tr>
+      <w:tr>
+        <w:tc>
+          <w:tcPr>
+            <w:tcW w:w="3005" w:type="dxa"/>
+          </w:tcPr>
+          <w:p>
+            <w:pPr>
+              <w:jc w:val="center"/>
+            </w:pPr>
+            <w:r>
+              <w:rPr>
+                <w:rStyle w:val="notion-enable-hover"/>
+                <w:b/>
+                <w:bCs/>
+              </w:rPr>
+              <w:t>Temporal</w:t>
+            </w:r>
+          </w:p>
+        </w:tc>
+        <w:tc>
+          <w:tcPr>
+            <w:tcW w:w="3005" w:type="dxa"/>
+          </w:tcPr>
+          <w:p>
+            <w:pPr>
+              <w:rPr>
+                <w:b/>
+                <w:bCs/>
+              </w:rPr>
+            </w:pPr>
+            <w:r>
+              <w:rPr>
+                <w:b/>
+                <w:bCs/>
+              </w:rPr>
+              <w:t>Life expectancy at birth</w:t>
+            </w:r>
+          </w:p>
+          <w:p>
+            <w:r>
+              <w:t>TIME_PERIOD (2015–2024)</w:t>
+            </w:r>
+          </w:p>
+        </w:tc>
+        <w:tc>
+          <w:tcPr>
+            <w:tcW w:w="3006" w:type="dxa"/>
+          </w:tcPr>
+          <w:p>
+            <w:r>
+              <w:t>Number of years a person can expect to live if they were born in 2012.</w:t>
+            </w:r>
+          </w:p>
+        </w:tc>
+      </w:tr>
+    </w:tbl>
+    <w:p/>
     <w:p>
       <w:r>
         <w:t xml:space="preserve">Healthcare expenditure: Total per capita health spending (in US </w:t>
@@ -3529,15 +3441,7 @@
     </w:p>
     <w:p>
       <w:r>
-        <w:t xml:space="preserve">The data set that is merged at the end is of 100 observations (10 years x 10 countries). The data in this data set is used to create the scatter graph and the </w:t>
-      </w:r>
-      <w:proofErr w:type="gramStart"/>
-      <w:r>
-        <w:t>two line</w:t>
-      </w:r>
-      <w:proofErr w:type="gramEnd"/>
-      <w:r>
-        <w:t xml:space="preserve"> charts. The latest observation available for each country is used for the scatter plot and the annual observations are used to plot the line charts, to illustrate changes from 2015 to 2024.</w:t>
+        <w:t>The data set that is merged at the end is of 100 observations (10 years x 10 countries). The data in this data set is used to create the scatter graph and the two line charts. The latest observation available for each country is used for the scatter plot and the annual observations are used to plot the line charts, to illustrate changes from 2015 to 2024.</w:t>
       </w:r>
     </w:p>
     <w:p>
@@ -3548,6 +3452,34 @@
         <w:t>.</w:t>
       </w:r>
     </w:p>
+    <w:p/>
+    <w:p>
+      <w:r>
+        <w:t xml:space="preserve">The data was cleaned, filtered and joined using the D3 function </w:t>
+      </w:r>
+      <w:proofErr w:type="spellStart"/>
+      <w:r>
+        <w:t>Promise.all</w:t>
+      </w:r>
+      <w:proofErr w:type="spellEnd"/>
+      <w:r>
+        <w:t xml:space="preserve">. </w:t>
+      </w:r>
+    </w:p>
+    <w:p>
+      <w:r>
+        <w:t xml:space="preserve">Tableau10 was used for a consistent and unified colour palette and </w:t>
+      </w:r>
+      <w:proofErr w:type="spellStart"/>
+      <w:r>
+        <w:t>categoroical</w:t>
+      </w:r>
+      <w:proofErr w:type="spellEnd"/>
+      <w:r>
+        <w:t xml:space="preserve"> country distinction.</w:t>
+      </w:r>
+    </w:p>
+    <w:p/>
     <w:p>
       <w:pPr>
         <w:rPr>
@@ -3656,10 +3588,7 @@
           </w:tcPr>
           <w:p>
             <w:r>
-              <w:t>i</w:t>
-            </w:r>
-            <w:r>
-              <w:t>mport OECD health statistics into D3.js</w:t>
+              <w:t>import OECD health statistics into D3.js</w:t>
             </w:r>
           </w:p>
         </w:tc>
@@ -3669,10 +3598,7 @@
           </w:tcPr>
           <w:p>
             <w:r>
-              <w:t>Completed – Both CSV datasets are loaded and processed using D3.js</w:t>
-            </w:r>
-            <w:r>
-              <w:t>.</w:t>
+              <w:t>Completed – Both CSV datasets are loaded and processed using D3.js.</w:t>
             </w:r>
           </w:p>
         </w:tc>
@@ -3694,15 +3620,7 @@
           </w:tcPr>
           <w:p>
             <w:r>
-              <w:t xml:space="preserve">Completed – A scatter plot and </w:t>
-            </w:r>
-            <w:proofErr w:type="gramStart"/>
-            <w:r>
-              <w:t>two line</w:t>
-            </w:r>
-            <w:proofErr w:type="gramEnd"/>
-            <w:r>
-              <w:t xml:space="preserve"> charts were developed.</w:t>
+              <w:t>Completed – A scatter plot and two line charts were developed.</w:t>
             </w:r>
           </w:p>
         </w:tc>
@@ -3837,10 +3755,7 @@
           </w:tcPr>
           <w:p>
             <w:r>
-              <w:t>I</w:t>
-            </w:r>
-            <w:r>
-              <w:t>mplemented – The website includes five guiding questions, a consistent layout and interactive chart features. User testing will provide further feedback on usability.</w:t>
+              <w:t>Implemented – The website includes five guiding questions, a consistent layout and interactive chart features. User testing will provide further feedback on usability.</w:t>
             </w:r>
           </w:p>
           <w:p/>
@@ -4019,7 +3934,34 @@
           </w:tcPr>
           <w:p>
             <w:r>
-              <w:t>Not implemented – Users can highlight individual country trends by hovering, but there is no separate country filter.</w:t>
+              <w:t>Completed</w:t>
+            </w:r>
+            <w:r>
+              <w:t xml:space="preserve"> – Users can highlight individual country trends by </w:t>
+            </w:r>
+            <w:r>
+              <w:t>selecting the country name from Legend or within Visualisation 1, which isolates it in all visualisations.</w:t>
+            </w:r>
+          </w:p>
+          <w:p>
+            <w:r>
+              <w:t xml:space="preserve">Not </w:t>
+            </w:r>
+            <w:proofErr w:type="spellStart"/>
+            <w:r>
+              <w:t>impleneted</w:t>
+            </w:r>
+            <w:proofErr w:type="spellEnd"/>
+            <w:r>
+              <w:t xml:space="preserve"> – Unable to unselect a country by selecting </w:t>
+            </w:r>
+            <w:proofErr w:type="spellStart"/>
+            <w:r>
+              <w:t>elsewqhere</w:t>
+            </w:r>
+            <w:proofErr w:type="spellEnd"/>
+            <w:r>
+              <w:t xml:space="preserve"> on the website.</w:t>
             </w:r>
           </w:p>
         </w:tc>
@@ -4031,6 +3973,7 @@
           </w:tcPr>
           <w:p>
             <w:r>
+              <w:lastRenderedPageBreak/>
               <w:t>Year selection or filtering</w:t>
             </w:r>
           </w:p>
@@ -4053,7 +3996,6 @@
           </w:tcPr>
           <w:p>
             <w:r>
-              <w:lastRenderedPageBreak/>
               <w:t>Highlight individual countries</w:t>
             </w:r>
           </w:p>
@@ -4152,6 +4094,9 @@
       <w:r>
         <w:t>The optional features were prioritised according to their usefulness and the available development time. Interactive tooltips and country highlighting were implemented to support comparison without adding complex filtering controls.</w:t>
       </w:r>
+      <w:r>
+        <w:t xml:space="preserve"> The country filtering was added after user testing.</w:t>
+      </w:r>
     </w:p>
     <w:p>
       <w:pPr>
@@ -4171,80 +4116,2282 @@
     </w:p>
     <w:p>
       <w:pPr>
+        <w:pStyle w:val="Heading1"/>
+      </w:pPr>
+      <w:bookmarkStart w:id="13" w:name="_Toc239535721"/>
+      <w:r>
+        <w:lastRenderedPageBreak/>
+        <w:t>4. Visualisation Design</w:t>
+      </w:r>
+      <w:bookmarkEnd w:id="13"/>
+    </w:p>
+    <w:p>
+      <w:r>
+        <w:t>The project is currently in the early design stage. Several visualisation approaches will be considered before selecting the final design.</w:t>
+      </w:r>
+    </w:p>
+    <w:p/>
+    <w:p>
+      <w:r>
+        <w:t>Possible visualisation ideas include:</w:t>
+      </w:r>
+    </w:p>
+    <w:p>
+      <w:pPr>
+        <w:pStyle w:val="Heading4"/>
+      </w:pPr>
+      <w:r>
+        <w:t>Design Idea 1 – Scatter Plot</w:t>
+      </w:r>
+    </w:p>
+    <w:p>
+      <w:r>
+        <w:t>A scatter plot could display healthcare expenditure on the x-axis and life expectancy on the y-axis. Each point would represent a country. This would make it easier to investigate whether countries with higher healthcare expenditure also tend to have higher life expectancy.</w:t>
+      </w:r>
+    </w:p>
+    <w:p/>
+    <w:p>
+      <w:pPr>
+        <w:pStyle w:val="Heading4"/>
+      </w:pPr>
+      <w:r>
+        <w:t>Design Idea 2 – Line Chart</w:t>
+      </w:r>
+    </w:p>
+    <w:p>
+      <w:r>
+        <w:t>A line chart could show changes in healthcare expenditure or life expectancy over time. Users could select or compare countries to observe long-term trends.</w:t>
+      </w:r>
+    </w:p>
+    <w:p/>
+    <w:p>
+      <w:pPr>
+        <w:pStyle w:val="Heading4"/>
+      </w:pPr>
+      <w:r>
+        <w:t>Design Idea 3 – Combined Interactive Dashboard</w:t>
+      </w:r>
+    </w:p>
+    <w:p>
+      <w:r>
+        <w:t>A dashboard could combine the scatter plot and line chart with filters for country and year. Selecting a country or year could update the visualisations and allow users to explore the data interactively.</w:t>
+      </w:r>
+    </w:p>
+    <w:p/>
+    <w:p>
+      <w:pPr>
+        <w:pStyle w:val="Heading4"/>
+      </w:pPr>
+      <w:r>
+        <w:t xml:space="preserve">Design Idea </w:t>
+      </w:r>
+      <w:r>
+        <w:t>4</w:t>
+      </w:r>
+      <w:r>
+        <w:t xml:space="preserve"> – </w:t>
+      </w:r>
+      <w:r>
+        <w:t>Bar Chart</w:t>
+      </w:r>
+    </w:p>
+    <w:p>
+      <w:r>
+        <w:t>A bar chart could have been used to demonstrate the spending of each country to see how they visual stack against each other. This was rejected due to the cluttered look. A line chart was favoured due to its ability to display the two variables together.</w:t>
+      </w:r>
+    </w:p>
+    <w:p/>
+    <w:p/>
+    <w:p>
+      <w:pPr>
+        <w:pStyle w:val="Heading1"/>
+      </w:pPr>
+      <w:r>
+        <w:t>5. Validation</w:t>
+      </w:r>
+    </w:p>
+    <w:p>
+      <w:pPr>
+        <w:pStyle w:val="Heading2"/>
+      </w:pPr>
+      <w:r>
+        <w:t>5.1 Informed Consent</w:t>
+      </w:r>
+    </w:p>
+    <w:p>
+      <w:r>
+        <w:t xml:space="preserve">To adhere to academic research standards and guidelines, all user testing participants were provided with an informed Consent Form prior to testing – see </w:t>
+      </w:r>
+      <w:r>
+        <w:t>Appendix A: Participant Ethics &amp; Consent Form</w:t>
+      </w:r>
+      <w:r>
+        <w:t>.</w:t>
+      </w:r>
+    </w:p>
+    <w:p>
+      <w:pPr>
+        <w:pStyle w:val="ListParagraph"/>
+        <w:numPr>
+          <w:ilvl w:val="0"/>
+          <w:numId w:val="22"/>
+        </w:numPr>
+      </w:pPr>
+      <w:r>
+        <w:lastRenderedPageBreak/>
+        <w:t>Participants were informed that participation was voluntary and could withdraw at any point.</w:t>
+      </w:r>
+    </w:p>
+    <w:p>
+      <w:pPr>
+        <w:pStyle w:val="ListParagraph"/>
+        <w:numPr>
+          <w:ilvl w:val="0"/>
+          <w:numId w:val="22"/>
+        </w:numPr>
+      </w:pPr>
+      <w:r>
+        <w:t xml:space="preserve">No personal identifiers will be included in the </w:t>
+      </w:r>
+      <w:proofErr w:type="gramStart"/>
+      <w:r>
+        <w:t>reporting</w:t>
+      </w:r>
+      <w:proofErr w:type="gramEnd"/>
+      <w:r>
+        <w:t xml:space="preserve"> and codes were assigned to protect privacy.</w:t>
+      </w:r>
+    </w:p>
+    <w:p>
+      <w:pPr>
+        <w:pStyle w:val="Heading2"/>
+      </w:pPr>
+      <w:r>
+        <w:t>5.2 Participant Profile</w:t>
+      </w:r>
+    </w:p>
+    <w:p>
+      <w:r>
+        <w:t>The user testing was conducted with 2 participants across different levels of technical familiarity.</w:t>
+      </w:r>
+    </w:p>
+    <w:tbl>
+      <w:tblPr>
+        <w:tblW w:w="0" w:type="auto"/>
+        <w:tblCellSpacing w:w="15" w:type="dxa"/>
+        <w:tblCellMar>
+          <w:left w:w="0" w:type="dxa"/>
+          <w:right w:w="0" w:type="dxa"/>
+        </w:tblCellMar>
+        <w:tblLook w:val="04A0" w:firstRow="1" w:lastRow="0" w:firstColumn="1" w:lastColumn="0" w:noHBand="0" w:noVBand="1"/>
+      </w:tblPr>
+      <w:tblGrid>
+        <w:gridCol w:w="1775"/>
+        <w:gridCol w:w="1230"/>
+        <w:gridCol w:w="2044"/>
+        <w:gridCol w:w="2185"/>
+        <w:gridCol w:w="1776"/>
+      </w:tblGrid>
+      <w:tr>
+        <w:trPr>
+          <w:tblHeader/>
+          <w:tblCellSpacing w:w="15" w:type="dxa"/>
+        </w:trPr>
+        <w:tc>
+          <w:tcPr>
+            <w:tcW w:w="0" w:type="auto"/>
+            <w:tcBorders>
+              <w:top w:val="single" w:sz="6" w:space="0" w:color="C4C7C5"/>
+              <w:left w:val="single" w:sz="6" w:space="0" w:color="C4C7C5"/>
+              <w:bottom w:val="single" w:sz="6" w:space="0" w:color="C4C7C5"/>
+              <w:right w:val="single" w:sz="6" w:space="0" w:color="C4C7C5"/>
+            </w:tcBorders>
+            <w:tcMar>
+              <w:top w:w="120" w:type="dxa"/>
+              <w:left w:w="180" w:type="dxa"/>
+              <w:bottom w:w="120" w:type="dxa"/>
+              <w:right w:w="180" w:type="dxa"/>
+            </w:tcMar>
+            <w:vAlign w:val="center"/>
+            <w:hideMark/>
+          </w:tcPr>
+          <w:p>
+            <w:pPr>
+              <w:spacing w:after="0" w:line="240" w:lineRule="auto"/>
+              <w:rPr>
+                <w:rFonts w:ascii="Arial" w:eastAsia="Times New Roman" w:hAnsi="Arial" w:cs="Arial"/>
+                <w:color w:val="1F1F1F"/>
+                <w:kern w:val="0"/>
+                <w:lang w:eastAsia="en-GB"/>
+                <w14:ligatures w14:val="none"/>
+              </w:rPr>
+            </w:pPr>
+            <w:r>
+              <w:rPr>
+                <w:rFonts w:ascii="Arial" w:eastAsia="Times New Roman" w:hAnsi="Arial" w:cs="Arial"/>
+                <w:b/>
+                <w:bCs/>
+                <w:color w:val="1F1F1F"/>
+                <w:kern w:val="0"/>
+                <w:bdr w:val="none" w:sz="0" w:space="0" w:color="auto" w:frame="1"/>
+                <w:lang w:eastAsia="en-GB"/>
+                <w14:ligatures w14:val="none"/>
+              </w:rPr>
+              <w:t>Participant Code</w:t>
+            </w:r>
+          </w:p>
+        </w:tc>
+        <w:tc>
+          <w:tcPr>
+            <w:tcW w:w="0" w:type="auto"/>
+            <w:tcBorders>
+              <w:top w:val="single" w:sz="6" w:space="0" w:color="C4C7C5"/>
+              <w:left w:val="single" w:sz="6" w:space="0" w:color="C4C7C5"/>
+              <w:bottom w:val="single" w:sz="6" w:space="0" w:color="C4C7C5"/>
+              <w:right w:val="single" w:sz="6" w:space="0" w:color="C4C7C5"/>
+            </w:tcBorders>
+            <w:tcMar>
+              <w:top w:w="120" w:type="dxa"/>
+              <w:left w:w="180" w:type="dxa"/>
+              <w:bottom w:w="120" w:type="dxa"/>
+              <w:right w:w="180" w:type="dxa"/>
+            </w:tcMar>
+            <w:vAlign w:val="center"/>
+            <w:hideMark/>
+          </w:tcPr>
+          <w:p>
+            <w:pPr>
+              <w:spacing w:after="0" w:line="240" w:lineRule="auto"/>
+              <w:rPr>
+                <w:rFonts w:ascii="Arial" w:eastAsia="Times New Roman" w:hAnsi="Arial" w:cs="Arial"/>
+                <w:color w:val="1F1F1F"/>
+                <w:kern w:val="0"/>
+                <w:lang w:eastAsia="en-GB"/>
+                <w14:ligatures w14:val="none"/>
+              </w:rPr>
+            </w:pPr>
+            <w:r>
+              <w:rPr>
+                <w:rFonts w:ascii="Arial" w:eastAsia="Times New Roman" w:hAnsi="Arial" w:cs="Arial"/>
+                <w:b/>
+                <w:bCs/>
+                <w:color w:val="1F1F1F"/>
+                <w:kern w:val="0"/>
+                <w:bdr w:val="none" w:sz="0" w:space="0" w:color="auto" w:frame="1"/>
+                <w:lang w:eastAsia="en-GB"/>
+                <w14:ligatures w14:val="none"/>
+              </w:rPr>
+              <w:t>Age Range</w:t>
+            </w:r>
+          </w:p>
+        </w:tc>
+        <w:tc>
+          <w:tcPr>
+            <w:tcW w:w="0" w:type="auto"/>
+            <w:tcBorders>
+              <w:top w:val="single" w:sz="6" w:space="0" w:color="C4C7C5"/>
+              <w:left w:val="single" w:sz="6" w:space="0" w:color="C4C7C5"/>
+              <w:bottom w:val="single" w:sz="6" w:space="0" w:color="C4C7C5"/>
+              <w:right w:val="single" w:sz="6" w:space="0" w:color="C4C7C5"/>
+            </w:tcBorders>
+            <w:tcMar>
+              <w:top w:w="120" w:type="dxa"/>
+              <w:left w:w="180" w:type="dxa"/>
+              <w:bottom w:w="120" w:type="dxa"/>
+              <w:right w:w="180" w:type="dxa"/>
+            </w:tcMar>
+            <w:vAlign w:val="center"/>
+            <w:hideMark/>
+          </w:tcPr>
+          <w:p>
+            <w:pPr>
+              <w:spacing w:after="0" w:line="240" w:lineRule="auto"/>
+              <w:rPr>
+                <w:rFonts w:ascii="Arial" w:eastAsia="Times New Roman" w:hAnsi="Arial" w:cs="Arial"/>
+                <w:color w:val="1F1F1F"/>
+                <w:kern w:val="0"/>
+                <w:lang w:eastAsia="en-GB"/>
+                <w14:ligatures w14:val="none"/>
+              </w:rPr>
+            </w:pPr>
+            <w:r>
+              <w:rPr>
+                <w:rFonts w:ascii="Arial" w:eastAsia="Times New Roman" w:hAnsi="Arial" w:cs="Arial"/>
+                <w:b/>
+                <w:bCs/>
+                <w:color w:val="1F1F1F"/>
+                <w:kern w:val="0"/>
+                <w:bdr w:val="none" w:sz="0" w:space="0" w:color="auto" w:frame="1"/>
+                <w:lang w:eastAsia="en-GB"/>
+                <w14:ligatures w14:val="none"/>
+              </w:rPr>
+              <w:t>Occupation / Background</w:t>
+            </w:r>
+          </w:p>
+        </w:tc>
+        <w:tc>
+          <w:tcPr>
+            <w:tcW w:w="0" w:type="auto"/>
+            <w:tcBorders>
+              <w:top w:val="single" w:sz="6" w:space="0" w:color="C4C7C5"/>
+              <w:left w:val="single" w:sz="6" w:space="0" w:color="C4C7C5"/>
+              <w:bottom w:val="single" w:sz="6" w:space="0" w:color="C4C7C5"/>
+              <w:right w:val="single" w:sz="6" w:space="0" w:color="C4C7C5"/>
+            </w:tcBorders>
+            <w:tcMar>
+              <w:top w:w="120" w:type="dxa"/>
+              <w:left w:w="180" w:type="dxa"/>
+              <w:bottom w:w="120" w:type="dxa"/>
+              <w:right w:w="180" w:type="dxa"/>
+            </w:tcMar>
+            <w:vAlign w:val="center"/>
+            <w:hideMark/>
+          </w:tcPr>
+          <w:p>
+            <w:pPr>
+              <w:spacing w:after="0" w:line="240" w:lineRule="auto"/>
+              <w:rPr>
+                <w:rFonts w:ascii="Arial" w:eastAsia="Times New Roman" w:hAnsi="Arial" w:cs="Arial"/>
+                <w:color w:val="1F1F1F"/>
+                <w:kern w:val="0"/>
+                <w:lang w:eastAsia="en-GB"/>
+                <w14:ligatures w14:val="none"/>
+              </w:rPr>
+            </w:pPr>
+            <w:r>
+              <w:rPr>
+                <w:rFonts w:ascii="Arial" w:eastAsia="Times New Roman" w:hAnsi="Arial" w:cs="Arial"/>
+                <w:b/>
+                <w:bCs/>
+                <w:color w:val="1F1F1F"/>
+                <w:kern w:val="0"/>
+                <w:bdr w:val="none" w:sz="0" w:space="0" w:color="auto" w:frame="1"/>
+                <w:lang w:eastAsia="en-GB"/>
+                <w14:ligatures w14:val="none"/>
+              </w:rPr>
+              <w:t>Data Visualisation Experience</w:t>
+            </w:r>
+          </w:p>
+        </w:tc>
+        <w:tc>
+          <w:tcPr>
+            <w:tcW w:w="0" w:type="auto"/>
+            <w:tcBorders>
+              <w:top w:val="single" w:sz="6" w:space="0" w:color="C4C7C5"/>
+              <w:left w:val="single" w:sz="6" w:space="0" w:color="C4C7C5"/>
+              <w:bottom w:val="single" w:sz="6" w:space="0" w:color="C4C7C5"/>
+              <w:right w:val="single" w:sz="6" w:space="0" w:color="C4C7C5"/>
+            </w:tcBorders>
+            <w:tcMar>
+              <w:top w:w="120" w:type="dxa"/>
+              <w:left w:w="180" w:type="dxa"/>
+              <w:bottom w:w="120" w:type="dxa"/>
+              <w:right w:w="180" w:type="dxa"/>
+            </w:tcMar>
+            <w:vAlign w:val="center"/>
+            <w:hideMark/>
+          </w:tcPr>
+          <w:p>
+            <w:pPr>
+              <w:spacing w:after="0" w:line="240" w:lineRule="auto"/>
+              <w:rPr>
+                <w:rFonts w:ascii="Arial" w:eastAsia="Times New Roman" w:hAnsi="Arial" w:cs="Arial"/>
+                <w:color w:val="1F1F1F"/>
+                <w:kern w:val="0"/>
+                <w:lang w:eastAsia="en-GB"/>
+                <w14:ligatures w14:val="none"/>
+              </w:rPr>
+            </w:pPr>
+            <w:r>
+              <w:rPr>
+                <w:rFonts w:ascii="Arial" w:eastAsia="Times New Roman" w:hAnsi="Arial" w:cs="Arial"/>
+                <w:b/>
+                <w:bCs/>
+                <w:color w:val="1F1F1F"/>
+                <w:kern w:val="0"/>
+                <w:bdr w:val="none" w:sz="0" w:space="0" w:color="auto" w:frame="1"/>
+                <w:lang w:eastAsia="en-GB"/>
+                <w14:ligatures w14:val="none"/>
+              </w:rPr>
+              <w:t>Primary Device / Browser Used</w:t>
+            </w:r>
+          </w:p>
+        </w:tc>
+      </w:tr>
+      <w:tr>
+        <w:trPr>
+          <w:tblCellSpacing w:w="15" w:type="dxa"/>
+        </w:trPr>
+        <w:tc>
+          <w:tcPr>
+            <w:tcW w:w="0" w:type="auto"/>
+            <w:tcBorders>
+              <w:top w:val="single" w:sz="6" w:space="0" w:color="C4C7C5"/>
+              <w:left w:val="single" w:sz="6" w:space="0" w:color="C4C7C5"/>
+              <w:bottom w:val="single" w:sz="6" w:space="0" w:color="C4C7C5"/>
+              <w:right w:val="single" w:sz="6" w:space="0" w:color="C4C7C5"/>
+            </w:tcBorders>
+            <w:tcMar>
+              <w:top w:w="120" w:type="dxa"/>
+              <w:left w:w="180" w:type="dxa"/>
+              <w:bottom w:w="120" w:type="dxa"/>
+              <w:right w:w="180" w:type="dxa"/>
+            </w:tcMar>
+            <w:vAlign w:val="center"/>
+            <w:hideMark/>
+          </w:tcPr>
+          <w:p>
+            <w:pPr>
+              <w:spacing w:after="0" w:line="240" w:lineRule="auto"/>
+              <w:rPr>
+                <w:rFonts w:ascii="Arial" w:eastAsia="Times New Roman" w:hAnsi="Arial" w:cs="Arial"/>
+                <w:color w:val="1F1F1F"/>
+                <w:kern w:val="0"/>
+                <w:lang w:eastAsia="en-GB"/>
+                <w14:ligatures w14:val="none"/>
+              </w:rPr>
+            </w:pPr>
+            <w:r>
+              <w:rPr>
+                <w:rFonts w:ascii="Arial" w:eastAsia="Times New Roman" w:hAnsi="Arial" w:cs="Arial"/>
+                <w:b/>
+                <w:bCs/>
+                <w:color w:val="1F1F1F"/>
+                <w:kern w:val="0"/>
+                <w:bdr w:val="none" w:sz="0" w:space="0" w:color="auto" w:frame="1"/>
+                <w:lang w:eastAsia="en-GB"/>
+                <w14:ligatures w14:val="none"/>
+              </w:rPr>
+              <w:t>P1</w:t>
+            </w:r>
+          </w:p>
+        </w:tc>
+        <w:tc>
+          <w:tcPr>
+            <w:tcW w:w="0" w:type="auto"/>
+            <w:tcBorders>
+              <w:top w:val="single" w:sz="6" w:space="0" w:color="C4C7C5"/>
+              <w:left w:val="single" w:sz="6" w:space="0" w:color="C4C7C5"/>
+              <w:bottom w:val="single" w:sz="6" w:space="0" w:color="C4C7C5"/>
+              <w:right w:val="single" w:sz="6" w:space="0" w:color="C4C7C5"/>
+            </w:tcBorders>
+            <w:tcMar>
+              <w:top w:w="120" w:type="dxa"/>
+              <w:left w:w="180" w:type="dxa"/>
+              <w:bottom w:w="120" w:type="dxa"/>
+              <w:right w:w="180" w:type="dxa"/>
+            </w:tcMar>
+            <w:vAlign w:val="center"/>
+            <w:hideMark/>
+          </w:tcPr>
+          <w:p>
+            <w:pPr>
+              <w:spacing w:after="0" w:line="240" w:lineRule="auto"/>
+              <w:rPr>
+                <w:rFonts w:ascii="Arial" w:eastAsia="Times New Roman" w:hAnsi="Arial" w:cs="Arial"/>
+                <w:color w:val="1F1F1F"/>
+                <w:kern w:val="0"/>
+                <w:lang w:eastAsia="en-GB"/>
+                <w14:ligatures w14:val="none"/>
+              </w:rPr>
+            </w:pPr>
+            <w:r>
+              <w:rPr>
+                <w:rFonts w:ascii="Arial" w:eastAsia="Times New Roman" w:hAnsi="Arial" w:cs="Arial"/>
+                <w:color w:val="1F1F1F"/>
+                <w:kern w:val="0"/>
+                <w:bdr w:val="none" w:sz="0" w:space="0" w:color="auto" w:frame="1"/>
+                <w:lang w:eastAsia="en-GB"/>
+                <w14:ligatures w14:val="none"/>
+              </w:rPr>
+              <w:t>35 - 40</w:t>
+            </w:r>
+          </w:p>
+        </w:tc>
+        <w:tc>
+          <w:tcPr>
+            <w:tcW w:w="0" w:type="auto"/>
+            <w:tcBorders>
+              <w:top w:val="single" w:sz="6" w:space="0" w:color="C4C7C5"/>
+              <w:left w:val="single" w:sz="6" w:space="0" w:color="C4C7C5"/>
+              <w:bottom w:val="single" w:sz="6" w:space="0" w:color="C4C7C5"/>
+              <w:right w:val="single" w:sz="6" w:space="0" w:color="C4C7C5"/>
+            </w:tcBorders>
+            <w:tcMar>
+              <w:top w:w="120" w:type="dxa"/>
+              <w:left w:w="180" w:type="dxa"/>
+              <w:bottom w:w="120" w:type="dxa"/>
+              <w:right w:w="180" w:type="dxa"/>
+            </w:tcMar>
+            <w:vAlign w:val="center"/>
+            <w:hideMark/>
+          </w:tcPr>
+          <w:p>
+            <w:pPr>
+              <w:spacing w:after="0" w:line="240" w:lineRule="auto"/>
+              <w:rPr>
+                <w:rFonts w:ascii="Arial" w:eastAsia="Times New Roman" w:hAnsi="Arial" w:cs="Arial"/>
+                <w:color w:val="1F1F1F"/>
+                <w:kern w:val="0"/>
+                <w:lang w:eastAsia="en-GB"/>
+                <w14:ligatures w14:val="none"/>
+              </w:rPr>
+            </w:pPr>
+            <w:r>
+              <w:rPr>
+                <w:rFonts w:ascii="Arial" w:eastAsia="Times New Roman" w:hAnsi="Arial" w:cs="Arial"/>
+                <w:color w:val="1F1F1F"/>
+                <w:kern w:val="0"/>
+                <w:bdr w:val="none" w:sz="0" w:space="0" w:color="auto" w:frame="1"/>
+                <w:lang w:eastAsia="en-GB"/>
+                <w14:ligatures w14:val="none"/>
+              </w:rPr>
+              <w:t>Interior Designer</w:t>
+            </w:r>
+          </w:p>
+        </w:tc>
+        <w:tc>
+          <w:tcPr>
+            <w:tcW w:w="0" w:type="auto"/>
+            <w:tcBorders>
+              <w:top w:val="single" w:sz="6" w:space="0" w:color="C4C7C5"/>
+              <w:left w:val="single" w:sz="6" w:space="0" w:color="C4C7C5"/>
+              <w:bottom w:val="single" w:sz="6" w:space="0" w:color="C4C7C5"/>
+              <w:right w:val="single" w:sz="6" w:space="0" w:color="C4C7C5"/>
+            </w:tcBorders>
+            <w:tcMar>
+              <w:top w:w="120" w:type="dxa"/>
+              <w:left w:w="180" w:type="dxa"/>
+              <w:bottom w:w="120" w:type="dxa"/>
+              <w:right w:w="180" w:type="dxa"/>
+            </w:tcMar>
+            <w:vAlign w:val="center"/>
+            <w:hideMark/>
+          </w:tcPr>
+          <w:p>
+            <w:pPr>
+              <w:spacing w:after="0" w:line="240" w:lineRule="auto"/>
+              <w:rPr>
+                <w:rFonts w:ascii="Arial" w:eastAsia="Times New Roman" w:hAnsi="Arial" w:cs="Arial"/>
+                <w:color w:val="1F1F1F"/>
+                <w:kern w:val="0"/>
+                <w:lang w:eastAsia="en-GB"/>
+                <w14:ligatures w14:val="none"/>
+              </w:rPr>
+            </w:pPr>
+            <w:r>
+              <w:rPr>
+                <w:rFonts w:ascii="Arial" w:eastAsia="Times New Roman" w:hAnsi="Arial" w:cs="Arial"/>
+                <w:color w:val="1F1F1F"/>
+                <w:kern w:val="0"/>
+                <w:bdr w:val="none" w:sz="0" w:space="0" w:color="auto" w:frame="1"/>
+                <w:lang w:eastAsia="en-GB"/>
+                <w14:ligatures w14:val="none"/>
+              </w:rPr>
+              <w:t>Novice</w:t>
+            </w:r>
+          </w:p>
+        </w:tc>
+        <w:tc>
+          <w:tcPr>
+            <w:tcW w:w="0" w:type="auto"/>
+            <w:tcBorders>
+              <w:top w:val="single" w:sz="6" w:space="0" w:color="C4C7C5"/>
+              <w:left w:val="single" w:sz="6" w:space="0" w:color="C4C7C5"/>
+              <w:bottom w:val="single" w:sz="6" w:space="0" w:color="C4C7C5"/>
+              <w:right w:val="single" w:sz="6" w:space="0" w:color="C4C7C5"/>
+            </w:tcBorders>
+            <w:tcMar>
+              <w:top w:w="120" w:type="dxa"/>
+              <w:left w:w="180" w:type="dxa"/>
+              <w:bottom w:w="120" w:type="dxa"/>
+              <w:right w:w="180" w:type="dxa"/>
+            </w:tcMar>
+            <w:vAlign w:val="center"/>
+            <w:hideMark/>
+          </w:tcPr>
+          <w:p>
+            <w:pPr>
+              <w:spacing w:after="0" w:line="240" w:lineRule="auto"/>
+              <w:rPr>
+                <w:rFonts w:ascii="Arial" w:eastAsia="Times New Roman" w:hAnsi="Arial" w:cs="Arial"/>
+                <w:color w:val="1F1F1F"/>
+                <w:kern w:val="0"/>
+                <w:lang w:eastAsia="en-GB"/>
+                <w14:ligatures w14:val="none"/>
+              </w:rPr>
+            </w:pPr>
+            <w:r>
+              <w:rPr>
+                <w:rFonts w:ascii="Arial" w:eastAsia="Times New Roman" w:hAnsi="Arial" w:cs="Arial"/>
+                <w:color w:val="1F1F1F"/>
+                <w:kern w:val="0"/>
+                <w:bdr w:val="none" w:sz="0" w:space="0" w:color="auto" w:frame="1"/>
+                <w:lang w:eastAsia="en-GB"/>
+                <w14:ligatures w14:val="none"/>
+              </w:rPr>
+              <w:t>Desktop</w:t>
+            </w:r>
+          </w:p>
+        </w:tc>
+      </w:tr>
+      <w:tr>
+        <w:trPr>
+          <w:tblCellSpacing w:w="15" w:type="dxa"/>
+        </w:trPr>
+        <w:tc>
+          <w:tcPr>
+            <w:tcW w:w="0" w:type="auto"/>
+            <w:tcBorders>
+              <w:top w:val="single" w:sz="6" w:space="0" w:color="C4C7C5"/>
+              <w:left w:val="single" w:sz="6" w:space="0" w:color="C4C7C5"/>
+              <w:bottom w:val="single" w:sz="6" w:space="0" w:color="C4C7C5"/>
+              <w:right w:val="single" w:sz="6" w:space="0" w:color="C4C7C5"/>
+            </w:tcBorders>
+            <w:tcMar>
+              <w:top w:w="120" w:type="dxa"/>
+              <w:left w:w="180" w:type="dxa"/>
+              <w:bottom w:w="120" w:type="dxa"/>
+              <w:right w:w="180" w:type="dxa"/>
+            </w:tcMar>
+            <w:vAlign w:val="center"/>
+            <w:hideMark/>
+          </w:tcPr>
+          <w:p>
+            <w:pPr>
+              <w:spacing w:after="0" w:line="240" w:lineRule="auto"/>
+              <w:rPr>
+                <w:rFonts w:ascii="Arial" w:eastAsia="Times New Roman" w:hAnsi="Arial" w:cs="Arial"/>
+                <w:color w:val="1F1F1F"/>
+                <w:kern w:val="0"/>
+                <w:lang w:eastAsia="en-GB"/>
+                <w14:ligatures w14:val="none"/>
+              </w:rPr>
+            </w:pPr>
+            <w:r>
+              <w:rPr>
+                <w:rFonts w:ascii="Arial" w:eastAsia="Times New Roman" w:hAnsi="Arial" w:cs="Arial"/>
+                <w:b/>
+                <w:bCs/>
+                <w:color w:val="1F1F1F"/>
+                <w:kern w:val="0"/>
+                <w:bdr w:val="none" w:sz="0" w:space="0" w:color="auto" w:frame="1"/>
+                <w:lang w:eastAsia="en-GB"/>
+                <w14:ligatures w14:val="none"/>
+              </w:rPr>
+              <w:t>P2</w:t>
+            </w:r>
+          </w:p>
+        </w:tc>
+        <w:tc>
+          <w:tcPr>
+            <w:tcW w:w="0" w:type="auto"/>
+            <w:tcBorders>
+              <w:top w:val="single" w:sz="6" w:space="0" w:color="C4C7C5"/>
+              <w:left w:val="single" w:sz="6" w:space="0" w:color="C4C7C5"/>
+              <w:bottom w:val="single" w:sz="6" w:space="0" w:color="C4C7C5"/>
+              <w:right w:val="single" w:sz="6" w:space="0" w:color="C4C7C5"/>
+            </w:tcBorders>
+            <w:tcMar>
+              <w:top w:w="120" w:type="dxa"/>
+              <w:left w:w="180" w:type="dxa"/>
+              <w:bottom w:w="120" w:type="dxa"/>
+              <w:right w:w="180" w:type="dxa"/>
+            </w:tcMar>
+            <w:vAlign w:val="center"/>
+            <w:hideMark/>
+          </w:tcPr>
+          <w:p>
+            <w:pPr>
+              <w:spacing w:after="0" w:line="240" w:lineRule="auto"/>
+              <w:rPr>
+                <w:rFonts w:ascii="Arial" w:eastAsia="Times New Roman" w:hAnsi="Arial" w:cs="Arial"/>
+                <w:color w:val="1F1F1F"/>
+                <w:kern w:val="0"/>
+                <w:lang w:eastAsia="en-GB"/>
+                <w14:ligatures w14:val="none"/>
+              </w:rPr>
+            </w:pPr>
+            <w:r>
+              <w:rPr>
+                <w:rFonts w:ascii="Arial" w:eastAsia="Times New Roman" w:hAnsi="Arial" w:cs="Arial"/>
+                <w:color w:val="1F1F1F"/>
+                <w:kern w:val="0"/>
+                <w:bdr w:val="none" w:sz="0" w:space="0" w:color="auto" w:frame="1"/>
+                <w:lang w:eastAsia="en-GB"/>
+                <w14:ligatures w14:val="none"/>
+              </w:rPr>
+              <w:t>30 - 35</w:t>
+            </w:r>
+          </w:p>
+        </w:tc>
+        <w:tc>
+          <w:tcPr>
+            <w:tcW w:w="0" w:type="auto"/>
+            <w:tcBorders>
+              <w:top w:val="single" w:sz="6" w:space="0" w:color="C4C7C5"/>
+              <w:left w:val="single" w:sz="6" w:space="0" w:color="C4C7C5"/>
+              <w:bottom w:val="single" w:sz="6" w:space="0" w:color="C4C7C5"/>
+              <w:right w:val="single" w:sz="6" w:space="0" w:color="C4C7C5"/>
+            </w:tcBorders>
+            <w:tcMar>
+              <w:top w:w="120" w:type="dxa"/>
+              <w:left w:w="180" w:type="dxa"/>
+              <w:bottom w:w="120" w:type="dxa"/>
+              <w:right w:w="180" w:type="dxa"/>
+            </w:tcMar>
+            <w:vAlign w:val="center"/>
+            <w:hideMark/>
+          </w:tcPr>
+          <w:p>
+            <w:pPr>
+              <w:spacing w:after="0" w:line="240" w:lineRule="auto"/>
+              <w:rPr>
+                <w:rFonts w:ascii="Arial" w:eastAsia="Times New Roman" w:hAnsi="Arial" w:cs="Arial"/>
+                <w:color w:val="1F1F1F"/>
+                <w:kern w:val="0"/>
+                <w:lang w:eastAsia="en-GB"/>
+                <w14:ligatures w14:val="none"/>
+              </w:rPr>
+            </w:pPr>
+            <w:r>
+              <w:rPr>
+                <w:rFonts w:ascii="Arial" w:eastAsia="Times New Roman" w:hAnsi="Arial" w:cs="Arial"/>
+                <w:color w:val="1F1F1F"/>
+                <w:kern w:val="0"/>
+                <w:bdr w:val="none" w:sz="0" w:space="0" w:color="auto" w:frame="1"/>
+                <w:lang w:eastAsia="en-GB"/>
+                <w14:ligatures w14:val="none"/>
+              </w:rPr>
+              <w:t>IT Professional</w:t>
+            </w:r>
+          </w:p>
+        </w:tc>
+        <w:tc>
+          <w:tcPr>
+            <w:tcW w:w="0" w:type="auto"/>
+            <w:tcBorders>
+              <w:top w:val="single" w:sz="6" w:space="0" w:color="C4C7C5"/>
+              <w:left w:val="single" w:sz="6" w:space="0" w:color="C4C7C5"/>
+              <w:bottom w:val="single" w:sz="6" w:space="0" w:color="C4C7C5"/>
+              <w:right w:val="single" w:sz="6" w:space="0" w:color="C4C7C5"/>
+            </w:tcBorders>
+            <w:tcMar>
+              <w:top w:w="120" w:type="dxa"/>
+              <w:left w:w="180" w:type="dxa"/>
+              <w:bottom w:w="120" w:type="dxa"/>
+              <w:right w:w="180" w:type="dxa"/>
+            </w:tcMar>
+            <w:vAlign w:val="center"/>
+            <w:hideMark/>
+          </w:tcPr>
+          <w:p>
+            <w:pPr>
+              <w:spacing w:after="0" w:line="240" w:lineRule="auto"/>
+              <w:rPr>
+                <w:rFonts w:ascii="Arial" w:eastAsia="Times New Roman" w:hAnsi="Arial" w:cs="Arial"/>
+                <w:color w:val="1F1F1F"/>
+                <w:kern w:val="0"/>
+                <w:lang w:eastAsia="en-GB"/>
+                <w14:ligatures w14:val="none"/>
+              </w:rPr>
+            </w:pPr>
+            <w:r>
+              <w:rPr>
+                <w:rFonts w:ascii="Arial" w:eastAsia="Times New Roman" w:hAnsi="Arial" w:cs="Arial"/>
+                <w:color w:val="1F1F1F"/>
+                <w:kern w:val="0"/>
+                <w:bdr w:val="none" w:sz="0" w:space="0" w:color="auto" w:frame="1"/>
+                <w:lang w:eastAsia="en-GB"/>
+                <w14:ligatures w14:val="none"/>
+              </w:rPr>
+              <w:t>Advanced</w:t>
+            </w:r>
+          </w:p>
+        </w:tc>
+        <w:tc>
+          <w:tcPr>
+            <w:tcW w:w="0" w:type="auto"/>
+            <w:tcBorders>
+              <w:top w:val="single" w:sz="6" w:space="0" w:color="C4C7C5"/>
+              <w:left w:val="single" w:sz="6" w:space="0" w:color="C4C7C5"/>
+              <w:bottom w:val="single" w:sz="6" w:space="0" w:color="C4C7C5"/>
+              <w:right w:val="single" w:sz="6" w:space="0" w:color="C4C7C5"/>
+            </w:tcBorders>
+            <w:tcMar>
+              <w:top w:w="120" w:type="dxa"/>
+              <w:left w:w="180" w:type="dxa"/>
+              <w:bottom w:w="120" w:type="dxa"/>
+              <w:right w:w="180" w:type="dxa"/>
+            </w:tcMar>
+            <w:vAlign w:val="center"/>
+            <w:hideMark/>
+          </w:tcPr>
+          <w:p>
+            <w:pPr>
+              <w:spacing w:after="0" w:line="240" w:lineRule="auto"/>
+              <w:rPr>
+                <w:rFonts w:ascii="Arial" w:eastAsia="Times New Roman" w:hAnsi="Arial" w:cs="Arial"/>
+                <w:color w:val="1F1F1F"/>
+                <w:kern w:val="0"/>
+                <w:lang w:eastAsia="en-GB"/>
+                <w14:ligatures w14:val="none"/>
+              </w:rPr>
+            </w:pPr>
+            <w:r>
+              <w:rPr>
+                <w:rFonts w:ascii="Arial" w:eastAsia="Times New Roman" w:hAnsi="Arial" w:cs="Arial"/>
+                <w:color w:val="1F1F1F"/>
+                <w:kern w:val="0"/>
+                <w:bdr w:val="none" w:sz="0" w:space="0" w:color="auto" w:frame="1"/>
+                <w:lang w:eastAsia="en-GB"/>
+                <w14:ligatures w14:val="none"/>
+              </w:rPr>
+              <w:t>Laptop</w:t>
+            </w:r>
+          </w:p>
+        </w:tc>
+      </w:tr>
+    </w:tbl>
+    <w:p/>
+    <w:p>
+      <w:pPr>
+        <w:pStyle w:val="Heading2"/>
+      </w:pPr>
+      <w:r>
+        <w:t>5.3 Evaluation and Satisfaction Survey</w:t>
+      </w:r>
+    </w:p>
+    <w:p>
+      <w:r>
+        <w:t>Testing was conducted live, in-person, with observational walkthroughs. Participants were given zero instruction on how to interact with the visualisations to observe the user-interface intuitiveness. They were asked to verbally contextualise their attempts at 4 tasks:</w:t>
+      </w:r>
+    </w:p>
+    <w:p>
+      <w:pPr>
+        <w:pStyle w:val="ListParagraph"/>
+        <w:numPr>
+          <w:ilvl w:val="0"/>
+          <w:numId w:val="20"/>
+        </w:numPr>
+      </w:pPr>
+      <w:r>
         <w:rPr>
           <w:b/>
           <w:bCs/>
         </w:rPr>
-      </w:pPr>
+        <w:t>Task 1 (Data Retrieval):</w:t>
+      </w:r>
+      <w:r>
+        <w:t xml:space="preserve"> "Identify which country had the highest healthcare expenditure per person in 2024."</w:t>
+      </w:r>
+    </w:p>
+    <w:p>
+      <w:pPr>
+        <w:pStyle w:val="ListParagraph"/>
+        <w:numPr>
+          <w:ilvl w:val="0"/>
+          <w:numId w:val="20"/>
+        </w:numPr>
+      </w:pPr>
+      <w:r>
+        <w:rPr>
+          <w:b/>
+          <w:bCs/>
+        </w:rPr>
+        <w:t>Task 2 (Trend Analysis):</w:t>
+      </w:r>
+      <w:r>
+        <w:t xml:space="preserve"> "Find the period where life expectancy decreased significantly across multiple countries and explain what caused it."</w:t>
+      </w:r>
+    </w:p>
+    <w:p>
+      <w:pPr>
+        <w:pStyle w:val="ListParagraph"/>
+        <w:numPr>
+          <w:ilvl w:val="0"/>
+          <w:numId w:val="20"/>
+        </w:numPr>
+      </w:pPr>
+      <w:r>
+        <w:rPr>
+          <w:b/>
+          <w:bCs/>
+        </w:rPr>
+        <w:t>Task 3 (Comparative Outcome):</w:t>
+      </w:r>
+      <w:r>
+        <w:t xml:space="preserve"> "Identify a country that achieves a relatively high life expectancy despite having a lower healthcare budget than the US."</w:t>
+      </w:r>
+    </w:p>
+    <w:p>
+      <w:pPr>
+        <w:pStyle w:val="ListParagraph"/>
+        <w:numPr>
+          <w:ilvl w:val="0"/>
+          <w:numId w:val="20"/>
+        </w:numPr>
+      </w:pPr>
+      <w:r>
+        <w:rPr>
+          <w:b/>
+          <w:bCs/>
+        </w:rPr>
+        <w:t>Task 4 (Interaction &amp; Navigation):</w:t>
+      </w:r>
+      <w:r>
+        <w:t xml:space="preserve"> "Filter or highlight 'Australia' across all visualisations on the page."</w:t>
+      </w:r>
+    </w:p>
+    <w:p/>
+    <w:p>
+      <w:r>
+        <w:t>Following the task completion, the participants completed a post-test questionnaire using a 5-point scale.</w:t>
+      </w:r>
+    </w:p>
+    <w:tbl>
+      <w:tblPr>
+        <w:tblStyle w:val="TableGrid"/>
+        <w:tblW w:w="0" w:type="auto"/>
+        <w:tblLook w:val="04A0" w:firstRow="1" w:lastRow="0" w:firstColumn="1" w:lastColumn="0" w:noHBand="0" w:noVBand="1"/>
+      </w:tblPr>
+      <w:tblGrid>
+        <w:gridCol w:w="2222"/>
+        <w:gridCol w:w="4152"/>
+        <w:gridCol w:w="1321"/>
+        <w:gridCol w:w="1321"/>
+      </w:tblGrid>
+      <w:tr>
+        <w:tc>
+          <w:tcPr>
+            <w:tcW w:w="2222" w:type="dxa"/>
+          </w:tcPr>
+          <w:p>
+            <w:pPr>
+              <w:rPr>
+                <w:b/>
+                <w:bCs/>
+              </w:rPr>
+            </w:pPr>
+            <w:r>
+              <w:rPr>
+                <w:b/>
+                <w:bCs/>
+              </w:rPr>
+              <w:t>Evaluation Metric</w:t>
+            </w:r>
+          </w:p>
+        </w:tc>
+        <w:tc>
+          <w:tcPr>
+            <w:tcW w:w="4152" w:type="dxa"/>
+          </w:tcPr>
+          <w:p>
+            <w:pPr>
+              <w:rPr>
+                <w:b/>
+                <w:bCs/>
+              </w:rPr>
+            </w:pPr>
+            <w:r>
+              <w:rPr>
+                <w:b/>
+                <w:bCs/>
+              </w:rPr>
+              <w:t>Question Statement</w:t>
+            </w:r>
+          </w:p>
+        </w:tc>
+        <w:tc>
+          <w:tcPr>
+            <w:tcW w:w="1321" w:type="dxa"/>
+          </w:tcPr>
+          <w:p>
+            <w:pPr>
+              <w:rPr>
+                <w:b/>
+                <w:bCs/>
+              </w:rPr>
+            </w:pPr>
+            <w:r>
+              <w:rPr>
+                <w:b/>
+                <w:bCs/>
+              </w:rPr>
+              <w:t>P1 Score</w:t>
+            </w:r>
+          </w:p>
+        </w:tc>
+        <w:tc>
+          <w:tcPr>
+            <w:tcW w:w="1321" w:type="dxa"/>
+          </w:tcPr>
+          <w:p>
+            <w:pPr>
+              <w:rPr>
+                <w:b/>
+                <w:bCs/>
+              </w:rPr>
+            </w:pPr>
+            <w:r>
+              <w:rPr>
+                <w:b/>
+                <w:bCs/>
+              </w:rPr>
+              <w:t>P2 Score</w:t>
+            </w:r>
+          </w:p>
+        </w:tc>
+      </w:tr>
+      <w:tr>
+        <w:tc>
+          <w:tcPr>
+            <w:tcW w:w="2222" w:type="dxa"/>
+          </w:tcPr>
+          <w:p>
+            <w:r>
+              <w:t>Ease of Use</w:t>
+            </w:r>
+          </w:p>
+        </w:tc>
+        <w:tc>
+          <w:tcPr>
+            <w:tcW w:w="4152" w:type="dxa"/>
+          </w:tcPr>
+          <w:p>
+            <w:pPr>
+              <w:rPr>
+                <w:i/>
+                <w:iCs/>
+              </w:rPr>
+            </w:pPr>
+            <w:r>
+              <w:rPr>
+                <w:i/>
+                <w:iCs/>
+              </w:rPr>
+              <w:t>"The dashboard was easy and intuitive to navigate."</w:t>
+            </w:r>
+          </w:p>
+        </w:tc>
+        <w:tc>
+          <w:tcPr>
+            <w:tcW w:w="1321" w:type="dxa"/>
+          </w:tcPr>
+          <w:p>
+            <w:r>
+              <w:t>5</w:t>
+            </w:r>
+          </w:p>
+        </w:tc>
+        <w:tc>
+          <w:tcPr>
+            <w:tcW w:w="1321" w:type="dxa"/>
+          </w:tcPr>
+          <w:p>
+            <w:pPr>
+              <w:tabs>
+                <w:tab w:val="left" w:pos="527"/>
+              </w:tabs>
+            </w:pPr>
+            <w:r>
+              <w:tab/>
+              <w:t>5</w:t>
+            </w:r>
+          </w:p>
+        </w:tc>
+      </w:tr>
+      <w:tr>
+        <w:tc>
+          <w:tcPr>
+            <w:tcW w:w="2222" w:type="dxa"/>
+          </w:tcPr>
+          <w:p>
+            <w:r>
+              <w:lastRenderedPageBreak/>
+              <w:t>Visual Clarity</w:t>
+            </w:r>
+          </w:p>
+        </w:tc>
+        <w:tc>
+          <w:tcPr>
+            <w:tcW w:w="4152" w:type="dxa"/>
+          </w:tcPr>
+          <w:p>
+            <w:pPr>
+              <w:rPr>
+                <w:i/>
+                <w:iCs/>
+              </w:rPr>
+            </w:pPr>
+            <w:r>
+              <w:rPr>
+                <w:i/>
+                <w:iCs/>
+              </w:rPr>
+              <w:t xml:space="preserve">"The charts and </w:t>
+            </w:r>
+            <w:r>
+              <w:rPr>
+                <w:i/>
+                <w:iCs/>
+              </w:rPr>
+              <w:t>colour</w:t>
+            </w:r>
+            <w:r>
+              <w:rPr>
+                <w:i/>
+                <w:iCs/>
+              </w:rPr>
+              <w:t xml:space="preserve"> choices made it easy to distinguish countries."</w:t>
+            </w:r>
+          </w:p>
+        </w:tc>
+        <w:tc>
+          <w:tcPr>
+            <w:tcW w:w="1321" w:type="dxa"/>
+          </w:tcPr>
+          <w:p>
+            <w:r>
+              <w:t>5</w:t>
+            </w:r>
+          </w:p>
+        </w:tc>
+        <w:tc>
+          <w:tcPr>
+            <w:tcW w:w="1321" w:type="dxa"/>
+          </w:tcPr>
+          <w:p>
+            <w:r>
+              <w:t>4</w:t>
+            </w:r>
+          </w:p>
+        </w:tc>
+      </w:tr>
+      <w:tr>
+        <w:tc>
+          <w:tcPr>
+            <w:tcW w:w="2222" w:type="dxa"/>
+          </w:tcPr>
+          <w:p>
+            <w:r>
+              <w:t>Data Usefulness</w:t>
+            </w:r>
+          </w:p>
+        </w:tc>
+        <w:tc>
+          <w:tcPr>
+            <w:tcW w:w="4152" w:type="dxa"/>
+          </w:tcPr>
+          <w:p>
+            <w:pPr>
+              <w:rPr>
+                <w:i/>
+                <w:iCs/>
+              </w:rPr>
+            </w:pPr>
+            <w:r>
+              <w:rPr>
+                <w:i/>
+                <w:iCs/>
+              </w:rPr>
+              <w:t>"The interactive features helped me answer the research questions effectively."</w:t>
+            </w:r>
+          </w:p>
+        </w:tc>
+        <w:tc>
+          <w:tcPr>
+            <w:tcW w:w="1321" w:type="dxa"/>
+          </w:tcPr>
+          <w:p>
+            <w:r>
+              <w:t>3</w:t>
+            </w:r>
+          </w:p>
+        </w:tc>
+        <w:tc>
+          <w:tcPr>
+            <w:tcW w:w="1321" w:type="dxa"/>
+          </w:tcPr>
+          <w:p>
+            <w:r>
+              <w:t>2.5</w:t>
+            </w:r>
+          </w:p>
+        </w:tc>
+      </w:tr>
+      <w:tr>
+        <w:tc>
+          <w:tcPr>
+            <w:tcW w:w="2222" w:type="dxa"/>
+          </w:tcPr>
+          <w:p>
+            <w:r>
+              <w:t>Overall Satisfaction</w:t>
+            </w:r>
+          </w:p>
+        </w:tc>
+        <w:tc>
+          <w:tcPr>
+            <w:tcW w:w="4152" w:type="dxa"/>
+          </w:tcPr>
+          <w:p>
+            <w:pPr>
+              <w:rPr>
+                <w:i/>
+                <w:iCs/>
+              </w:rPr>
+            </w:pPr>
+            <w:r>
+              <w:rPr>
+                <w:i/>
+                <w:iCs/>
+              </w:rPr>
+              <w:t>"I enjoyed exploring the website and discovering health trends."</w:t>
+            </w:r>
+          </w:p>
+        </w:tc>
+        <w:tc>
+          <w:tcPr>
+            <w:tcW w:w="1321" w:type="dxa"/>
+          </w:tcPr>
+          <w:p>
+            <w:r>
+              <w:t>4</w:t>
+            </w:r>
+          </w:p>
+        </w:tc>
+        <w:tc>
+          <w:tcPr>
+            <w:tcW w:w="1321" w:type="dxa"/>
+          </w:tcPr>
+          <w:p>
+            <w:r>
+              <w:t>3</w:t>
+            </w:r>
+          </w:p>
+        </w:tc>
+      </w:tr>
+    </w:tbl>
+    <w:p/>
+    <w:p>
+      <w:pPr>
+        <w:pStyle w:val="Heading2"/>
+      </w:pPr>
+      <w:r>
+        <w:t xml:space="preserve">5.4 </w:t>
+      </w:r>
+      <w:r>
+        <w:t>Usability Findings &amp; Qualitative Feedback</w:t>
+      </w:r>
+    </w:p>
+    <w:p>
+      <w:pPr>
+        <w:pStyle w:val="Heading3"/>
+      </w:pPr>
+      <w:r>
+        <w:t>Positive Feedback</w:t>
+      </w:r>
+    </w:p>
+    <w:p>
+      <w:pPr>
+        <w:pStyle w:val="ListParagraph"/>
+        <w:numPr>
+          <w:ilvl w:val="0"/>
+          <w:numId w:val="22"/>
+        </w:numPr>
+      </w:pPr>
+      <w:r>
+        <w:t>The website layout is intuitive, and the text to visualisation ratio is good for readability.</w:t>
+      </w:r>
+    </w:p>
+    <w:p>
+      <w:pPr>
+        <w:pStyle w:val="ListParagraph"/>
+        <w:numPr>
+          <w:ilvl w:val="0"/>
+          <w:numId w:val="22"/>
+        </w:numPr>
+      </w:pPr>
+      <w:r>
+        <w:t>The conclusion, or key points are short and simple.</w:t>
+      </w:r>
+    </w:p>
+    <w:p>
+      <w:pPr>
+        <w:pStyle w:val="ListParagraph"/>
+        <w:numPr>
+          <w:ilvl w:val="0"/>
+          <w:numId w:val="22"/>
+        </w:numPr>
+      </w:pPr>
+      <w:r>
+        <w:t>The website is simple and easy to navigate.</w:t>
+      </w:r>
+    </w:p>
+    <w:p>
+      <w:pPr>
+        <w:pStyle w:val="Heading3"/>
+      </w:pPr>
+      <w:r>
+        <w:t>Pain Points</w:t>
+      </w:r>
+    </w:p>
+    <w:p>
+      <w:pPr>
+        <w:pStyle w:val="ListParagraph"/>
+        <w:numPr>
+          <w:ilvl w:val="0"/>
+          <w:numId w:val="24"/>
+        </w:numPr>
+      </w:pPr>
+      <w:r>
+        <w:t xml:space="preserve">The legend for visualisations 2 &amp; 3 </w:t>
+      </w:r>
+      <w:proofErr w:type="gramStart"/>
+      <w:r>
+        <w:t>aren’t</w:t>
+      </w:r>
+      <w:proofErr w:type="gramEnd"/>
+      <w:r>
+        <w:t xml:space="preserve"> clear</w:t>
+      </w:r>
+      <w:r>
+        <w:t xml:space="preserve"> as </w:t>
+      </w:r>
+      <w:proofErr w:type="gramStart"/>
+      <w:r>
+        <w:t>the it</w:t>
+      </w:r>
+      <w:proofErr w:type="gramEnd"/>
+      <w:r>
+        <w:t xml:space="preserve"> seems like the lines on the visual are directly lining up to the country in the legend</w:t>
+      </w:r>
+      <w:r>
+        <w:t>,</w:t>
+      </w:r>
+    </w:p>
+    <w:p>
+      <w:pPr>
+        <w:pStyle w:val="ListParagraph"/>
+        <w:numPr>
+          <w:ilvl w:val="0"/>
+          <w:numId w:val="24"/>
+        </w:numPr>
+      </w:pPr>
+      <w:r>
+        <w:t>I</w:t>
+      </w:r>
+      <w:r>
+        <w:t>t is hard to isolate information about a country</w:t>
+      </w:r>
+      <w:r>
+        <w:t>, need to hover the graph and have forgotten the information when looking at the different visuals</w:t>
+      </w:r>
+      <w:r>
+        <w:t>.</w:t>
+      </w:r>
+    </w:p>
+    <w:p>
+      <w:pPr>
+        <w:pStyle w:val="ListParagraph"/>
+        <w:numPr>
+          <w:ilvl w:val="0"/>
+          <w:numId w:val="24"/>
+        </w:numPr>
+      </w:pPr>
+      <w:r>
+        <w:t>Hard to see information when the lines crossed for visual 3.</w:t>
+      </w:r>
+    </w:p>
+    <w:p>
+      <w:pPr>
+        <w:pStyle w:val="Heading2"/>
+      </w:pPr>
+    </w:p>
+    <w:p>
+      <w:pPr>
+        <w:pStyle w:val="Heading2"/>
+      </w:pPr>
+      <w:r>
+        <w:t>5.5 Design Improvements</w:t>
+      </w:r>
+    </w:p>
+    <w:p>
+      <w:pPr>
+        <w:pStyle w:val="ListParagraph"/>
+        <w:ind w:left="0"/>
+      </w:pPr>
+      <w:r>
+        <w:t xml:space="preserve">Based on the feedback received the following enhancements were implemented into the final design. </w:t>
+      </w:r>
+    </w:p>
+    <w:p>
+      <w:pPr>
+        <w:pStyle w:val="ListParagraph"/>
+        <w:ind w:left="0"/>
+      </w:pPr>
+    </w:p>
+    <w:tbl>
+      <w:tblPr>
+        <w:tblStyle w:val="TableGrid"/>
+        <w:tblW w:w="0" w:type="auto"/>
+        <w:tblLook w:val="04A0" w:firstRow="1" w:lastRow="0" w:firstColumn="1" w:lastColumn="0" w:noHBand="0" w:noVBand="1"/>
+      </w:tblPr>
+      <w:tblGrid>
+        <w:gridCol w:w="4508"/>
+        <w:gridCol w:w="4508"/>
+      </w:tblGrid>
+      <w:tr>
+        <w:tc>
+          <w:tcPr>
+            <w:tcW w:w="4508" w:type="dxa"/>
+          </w:tcPr>
+          <w:p>
+            <w:pPr>
+              <w:rPr>
+                <w:rFonts w:ascii="Arial" w:hAnsi="Arial" w:cs="Arial"/>
+              </w:rPr>
+            </w:pPr>
+            <w:r>
+              <w:rPr>
+                <w:rStyle w:val="Strong"/>
+                <w:rFonts w:ascii="Arial" w:hAnsi="Arial" w:cs="Arial"/>
+              </w:rPr>
+              <w:t>Identified Usability Issue</w:t>
+            </w:r>
+          </w:p>
+        </w:tc>
+        <w:tc>
+          <w:tcPr>
+            <w:tcW w:w="4508" w:type="dxa"/>
+          </w:tcPr>
+          <w:p>
+            <w:pPr>
+              <w:pStyle w:val="ListParagraph"/>
+              <w:ind w:left="0"/>
+              <w:rPr>
+                <w:b/>
+                <w:bCs/>
+              </w:rPr>
+            </w:pPr>
+            <w:r>
+              <w:rPr>
+                <w:b/>
+                <w:bCs/>
+              </w:rPr>
+              <w:t>Action</w:t>
+            </w:r>
+          </w:p>
+        </w:tc>
+      </w:tr>
+      <w:tr>
+        <w:tc>
+          <w:tcPr>
+            <w:tcW w:w="4508" w:type="dxa"/>
+          </w:tcPr>
+          <w:p>
+            <w:pPr>
+              <w:pStyle w:val="ListParagraph"/>
+              <w:ind w:left="0"/>
+            </w:pPr>
+            <w:r>
+              <w:t xml:space="preserve">The legends aren’t clear, as they </w:t>
+            </w:r>
+          </w:p>
+        </w:tc>
+        <w:tc>
+          <w:tcPr>
+            <w:tcW w:w="4508" w:type="dxa"/>
+          </w:tcPr>
+          <w:p>
+            <w:pPr>
+              <w:pStyle w:val="ListParagraph"/>
+              <w:ind w:left="0"/>
+            </w:pPr>
+            <w:r>
+              <w:t>Implemented gridline for visual 1 to aid visual eye.1</w:t>
+            </w:r>
+          </w:p>
+        </w:tc>
+      </w:tr>
+      <w:tr>
+        <w:tc>
+          <w:tcPr>
+            <w:tcW w:w="4508" w:type="dxa"/>
+          </w:tcPr>
+          <w:p>
+            <w:pPr>
+              <w:pStyle w:val="ListParagraph"/>
+              <w:ind w:left="0"/>
+            </w:pPr>
+          </w:p>
+        </w:tc>
+        <w:tc>
+          <w:tcPr>
+            <w:tcW w:w="4508" w:type="dxa"/>
+          </w:tcPr>
+          <w:p>
+            <w:pPr>
+              <w:pStyle w:val="ListParagraph"/>
+              <w:ind w:left="0"/>
+            </w:pPr>
+            <w:r>
+              <w:t>Implemented country filtering, where a country can be selected from the legend or visual 1 and it is set like that until unselected.</w:t>
+            </w:r>
+          </w:p>
+        </w:tc>
+      </w:tr>
+      <w:tr>
+        <w:tc>
+          <w:tcPr>
+            <w:tcW w:w="4508" w:type="dxa"/>
+          </w:tcPr>
+          <w:p>
+            <w:pPr>
+              <w:pStyle w:val="ListParagraph"/>
+              <w:ind w:left="0"/>
+            </w:pPr>
+            <w:r>
+              <w:t>Hard to follow the overall story/</w:t>
+            </w:r>
+            <w:r>
+              <w:t>answers</w:t>
+            </w:r>
+            <w:r>
+              <w:t xml:space="preserve"> to the guiding questions.</w:t>
+            </w:r>
+          </w:p>
+        </w:tc>
+        <w:tc>
+          <w:tcPr>
+            <w:tcW w:w="4508" w:type="dxa"/>
+          </w:tcPr>
+          <w:p>
+            <w:pPr>
+              <w:pStyle w:val="ListParagraph"/>
+              <w:ind w:left="0"/>
+            </w:pPr>
+            <w:r>
+              <w:t xml:space="preserve">Implemented short blurb answers to all the questions. </w:t>
+            </w:r>
+          </w:p>
+        </w:tc>
+      </w:tr>
+      <w:tr>
+        <w:tc>
+          <w:tcPr>
+            <w:tcW w:w="4508" w:type="dxa"/>
+          </w:tcPr>
+          <w:p>
+            <w:pPr>
+              <w:pStyle w:val="ListParagraph"/>
+              <w:ind w:left="0"/>
+            </w:pPr>
+          </w:p>
+        </w:tc>
+        <w:tc>
+          <w:tcPr>
+            <w:tcW w:w="4508" w:type="dxa"/>
+          </w:tcPr>
+          <w:p>
+            <w:pPr>
+              <w:pStyle w:val="ListParagraph"/>
+              <w:ind w:left="0"/>
+            </w:pPr>
+            <w:r>
+              <w:t>Changed the visual 1 colours to the Tableau10 colours for consistency with the other visuals as there is no legend for visual 1.</w:t>
+            </w:r>
+          </w:p>
+        </w:tc>
+      </w:tr>
+      <w:tr>
+        <w:tc>
+          <w:tcPr>
+            <w:tcW w:w="4508" w:type="dxa"/>
+          </w:tcPr>
+          <w:p>
+            <w:pPr>
+              <w:pStyle w:val="ListParagraph"/>
+              <w:ind w:left="0"/>
+            </w:pPr>
+          </w:p>
+        </w:tc>
+        <w:tc>
+          <w:tcPr>
+            <w:tcW w:w="4508" w:type="dxa"/>
+          </w:tcPr>
+          <w:p>
+            <w:pPr>
+              <w:pStyle w:val="ListParagraph"/>
+              <w:ind w:left="0"/>
+            </w:pPr>
+          </w:p>
+        </w:tc>
+      </w:tr>
+    </w:tbl>
+    <w:p>
+      <w:pPr>
+        <w:pStyle w:val="ListParagraph"/>
+        <w:ind w:left="0"/>
+      </w:pPr>
+      <w:r>
+        <w:t xml:space="preserve"> </w:t>
+      </w:r>
     </w:p>
     <w:p>
       <w:pPr>
         <w:pStyle w:val="Heading1"/>
       </w:pPr>
-      <w:bookmarkStart w:id="13" w:name="_Toc239535721"/>
-      <w:r>
-        <w:t>4. Visualisation Design</w:t>
-      </w:r>
-      <w:bookmarkEnd w:id="13"/>
-    </w:p>
-    <w:p>
-      <w:r>
-        <w:t>The project is currently in the early design stage. Several visualisation approaches will be considered before selecting the final design.</w:t>
+      <w:r>
+        <w:t>6. Conclusion</w:t>
       </w:r>
     </w:p>
     <w:p/>
     <w:p>
-      <w:r>
-        <w:t>Possible visualisation ideas include:</w:t>
-      </w:r>
-    </w:p>
-    <w:p>
-      <w:pPr>
-        <w:pStyle w:val="Heading4"/>
-      </w:pPr>
-      <w:r>
-        <w:t>Design Idea 1 – Scatter Plot</w:t>
-      </w:r>
-    </w:p>
-    <w:p>
-      <w:r>
-        <w:t>A scatter plot could display healthcare expenditure on the x-axis and life expectancy on the y-axis. Each point would represent a country. This would make it easier to investigate whether countries with higher healthcare expenditure also tend to have higher life expectancy.</w:t>
-      </w:r>
-    </w:p>
+      <w:pPr>
+        <w:rPr>
+          <w:rFonts w:asciiTheme="majorHAnsi" w:eastAsiaTheme="majorEastAsia" w:hAnsiTheme="majorHAnsi" w:cstheme="majorBidi"/>
+          <w:color w:val="0F4761" w:themeColor="accent1" w:themeShade="BF"/>
+          <w:sz w:val="40"/>
+          <w:szCs w:val="40"/>
+        </w:rPr>
+      </w:pPr>
+      <w:r>
+        <w:br w:type="page"/>
+      </w:r>
+    </w:p>
+    <w:p>
+      <w:pPr>
+        <w:pStyle w:val="Heading1"/>
+      </w:pPr>
+      <w:r>
+        <w:lastRenderedPageBreak/>
+        <w:t>Appendix</w:t>
+      </w:r>
+    </w:p>
+    <w:p>
+      <w:pPr>
+        <w:pStyle w:val="Heading2"/>
+      </w:pPr>
+      <w:r>
+        <w:t xml:space="preserve">Appendix </w:t>
+      </w:r>
+      <w:r>
+        <w:t>A</w:t>
+      </w:r>
+      <w:r>
+        <w:t xml:space="preserve">: </w:t>
+      </w:r>
+      <w:r>
+        <w:t>Team Collaboration setup</w:t>
+      </w:r>
+    </w:p>
+    <w:tbl>
+      <w:tblPr>
+        <w:tblStyle w:val="TableGrid"/>
+        <w:tblW w:w="0" w:type="auto"/>
+        <w:tblLook w:val="04A0" w:firstRow="1" w:lastRow="0" w:firstColumn="1" w:lastColumn="0" w:noHBand="0" w:noVBand="1"/>
+      </w:tblPr>
+      <w:tblGrid>
+        <w:gridCol w:w="9016"/>
+      </w:tblGrid>
+      <w:tr>
+        <w:tc>
+          <w:tcPr>
+            <w:tcW w:w="9016" w:type="dxa"/>
+          </w:tcPr>
+          <w:p>
+            <w:r>
+              <w:rPr>
+                <w:b/>
+                <w:bCs/>
+                <w:noProof/>
+                <w:sz w:val="28"/>
+                <w:szCs w:val="28"/>
+              </w:rPr>
+              <w:drawing>
+                <wp:anchor distT="0" distB="0" distL="114300" distR="114300" simplePos="0" relativeHeight="251658240" behindDoc="0" locked="0" layoutInCell="1" allowOverlap="1" wp14:anchorId="2AEF8A1F" wp14:editId="797B7868">
+                  <wp:simplePos x="0" y="0"/>
+                  <wp:positionH relativeFrom="column">
+                    <wp:posOffset>2605405</wp:posOffset>
+                  </wp:positionH>
+                  <wp:positionV relativeFrom="paragraph">
+                    <wp:posOffset>154983</wp:posOffset>
+                  </wp:positionV>
+                  <wp:extent cx="3048000" cy="2703195"/>
+                  <wp:effectExtent l="0" t="0" r="0" b="1905"/>
+                  <wp:wrapTopAndBottom/>
+                  <wp:docPr id="1377836744" name="Picture 1"/>
+                  <wp:cNvGraphicFramePr>
+                    <a:graphicFrameLocks xmlns:a="http://schemas.openxmlformats.org/drawingml/2006/main" noChangeAspect="1"/>
+                  </wp:cNvGraphicFramePr>
+                  <a:graphic xmlns:a="http://schemas.openxmlformats.org/drawingml/2006/main">
+                    <a:graphicData uri="http://schemas.openxmlformats.org/drawingml/2006/picture">
+                      <pic:pic xmlns:pic="http://schemas.openxmlformats.org/drawingml/2006/picture">
+                        <pic:nvPicPr>
+                          <pic:cNvPr id="1377836744" name=""/>
+                          <pic:cNvPicPr/>
+                        </pic:nvPicPr>
+                        <pic:blipFill>
+                          <a:blip r:embed="rId12" cstate="print">
+                            <a:extLst>
+                              <a:ext uri="{28A0092B-C50C-407E-A947-70E740481C1C}">
+                                <a14:useLocalDpi xmlns:a14="http://schemas.microsoft.com/office/drawing/2010/main" val="0"/>
+                              </a:ext>
+                            </a:extLst>
+                          </a:blip>
+                          <a:stretch>
+                            <a:fillRect/>
+                          </a:stretch>
+                        </pic:blipFill>
+                        <pic:spPr>
+                          <a:xfrm>
+                            <a:off x="0" y="0"/>
+                            <a:ext cx="3048000" cy="2703195"/>
+                          </a:xfrm>
+                          <a:prstGeom prst="rect">
+                            <a:avLst/>
+                          </a:prstGeom>
+                        </pic:spPr>
+                      </pic:pic>
+                    </a:graphicData>
+                  </a:graphic>
+                  <wp14:sizeRelH relativeFrom="page">
+                    <wp14:pctWidth>0</wp14:pctWidth>
+                  </wp14:sizeRelH>
+                  <wp14:sizeRelV relativeFrom="page">
+                    <wp14:pctHeight>0</wp14:pctHeight>
+                  </wp14:sizeRelV>
+                </wp:anchor>
+              </w:drawing>
+            </w:r>
+            <w:r>
+              <w:rPr>
+                <w:b/>
+                <w:bCs/>
+                <w:noProof/>
+                <w:sz w:val="28"/>
+                <w:szCs w:val="28"/>
+              </w:rPr>
+              <w:drawing>
+                <wp:anchor distT="0" distB="0" distL="114300" distR="114300" simplePos="0" relativeHeight="251659264" behindDoc="0" locked="0" layoutInCell="1" allowOverlap="1" wp14:anchorId="46301693" wp14:editId="6FBB24B0">
+                  <wp:simplePos x="0" y="0"/>
+                  <wp:positionH relativeFrom="column">
+                    <wp:posOffset>-64770</wp:posOffset>
+                  </wp:positionH>
+                  <wp:positionV relativeFrom="paragraph">
+                    <wp:posOffset>154983</wp:posOffset>
+                  </wp:positionV>
+                  <wp:extent cx="2774745" cy="2353540"/>
+                  <wp:effectExtent l="0" t="0" r="0" b="0"/>
+                  <wp:wrapTopAndBottom/>
+                  <wp:docPr id="177818327" name="Picture 1"/>
+                  <wp:cNvGraphicFramePr>
+                    <a:graphicFrameLocks xmlns:a="http://schemas.openxmlformats.org/drawingml/2006/main" noChangeAspect="1"/>
+                  </wp:cNvGraphicFramePr>
+                  <a:graphic xmlns:a="http://schemas.openxmlformats.org/drawingml/2006/main">
+                    <a:graphicData uri="http://schemas.openxmlformats.org/drawingml/2006/picture">
+                      <pic:pic xmlns:pic="http://schemas.openxmlformats.org/drawingml/2006/picture">
+                        <pic:nvPicPr>
+                          <pic:cNvPr id="177818327" name=""/>
+                          <pic:cNvPicPr/>
+                        </pic:nvPicPr>
+                        <pic:blipFill>
+                          <a:blip r:embed="rId13" cstate="print">
+                            <a:extLst>
+                              <a:ext uri="{28A0092B-C50C-407E-A947-70E740481C1C}">
+                                <a14:useLocalDpi xmlns:a14="http://schemas.microsoft.com/office/drawing/2010/main" val="0"/>
+                              </a:ext>
+                            </a:extLst>
+                          </a:blip>
+                          <a:stretch>
+                            <a:fillRect/>
+                          </a:stretch>
+                        </pic:blipFill>
+                        <pic:spPr>
+                          <a:xfrm>
+                            <a:off x="0" y="0"/>
+                            <a:ext cx="2774745" cy="2353540"/>
+                          </a:xfrm>
+                          <a:prstGeom prst="rect">
+                            <a:avLst/>
+                          </a:prstGeom>
+                        </pic:spPr>
+                      </pic:pic>
+                    </a:graphicData>
+                  </a:graphic>
+                  <wp14:sizeRelH relativeFrom="page">
+                    <wp14:pctWidth>0</wp14:pctWidth>
+                  </wp14:sizeRelH>
+                  <wp14:sizeRelV relativeFrom="page">
+                    <wp14:pctHeight>0</wp14:pctHeight>
+                  </wp14:sizeRelV>
+                </wp:anchor>
+              </w:drawing>
+            </w:r>
+          </w:p>
+        </w:tc>
+      </w:tr>
+      <w:tr>
+        <w:tc>
+          <w:tcPr>
+            <w:tcW w:w="9016" w:type="dxa"/>
+          </w:tcPr>
+          <w:p>
+            <w:r>
+              <w:rPr>
+                <w:b/>
+                <w:bCs/>
+                <w:noProof/>
+                <w:sz w:val="28"/>
+                <w:szCs w:val="28"/>
+              </w:rPr>
+              <w:drawing>
+                <wp:anchor distT="0" distB="0" distL="114300" distR="114300" simplePos="0" relativeHeight="251660288" behindDoc="0" locked="0" layoutInCell="1" allowOverlap="1" wp14:anchorId="352BE701" wp14:editId="46380F98">
+                  <wp:simplePos x="0" y="0"/>
+                  <wp:positionH relativeFrom="column">
+                    <wp:posOffset>-64877</wp:posOffset>
+                  </wp:positionH>
+                  <wp:positionV relativeFrom="paragraph">
+                    <wp:posOffset>147234</wp:posOffset>
+                  </wp:positionV>
+                  <wp:extent cx="5731510" cy="2688590"/>
+                  <wp:effectExtent l="0" t="0" r="0" b="3810"/>
+                  <wp:wrapTopAndBottom/>
+                  <wp:docPr id="1683608470" name="Picture 1"/>
+                  <wp:cNvGraphicFramePr>
+                    <a:graphicFrameLocks xmlns:a="http://schemas.openxmlformats.org/drawingml/2006/main" noChangeAspect="1"/>
+                  </wp:cNvGraphicFramePr>
+                  <a:graphic xmlns:a="http://schemas.openxmlformats.org/drawingml/2006/main">
+                    <a:graphicData uri="http://schemas.openxmlformats.org/drawingml/2006/picture">
+                      <pic:pic xmlns:pic="http://schemas.openxmlformats.org/drawingml/2006/picture">
+                        <pic:nvPicPr>
+                          <pic:cNvPr id="1683608470" name=""/>
+                          <pic:cNvPicPr/>
+                        </pic:nvPicPr>
+                        <pic:blipFill>
+                          <a:blip r:embed="rId14" cstate="print">
+                            <a:extLst>
+                              <a:ext uri="{28A0092B-C50C-407E-A947-70E740481C1C}">
+                                <a14:useLocalDpi xmlns:a14="http://schemas.microsoft.com/office/drawing/2010/main" val="0"/>
+                              </a:ext>
+                            </a:extLst>
+                          </a:blip>
+                          <a:stretch>
+                            <a:fillRect/>
+                          </a:stretch>
+                        </pic:blipFill>
+                        <pic:spPr>
+                          <a:xfrm>
+                            <a:off x="0" y="0"/>
+                            <a:ext cx="5731510" cy="2688590"/>
+                          </a:xfrm>
+                          <a:prstGeom prst="rect">
+                            <a:avLst/>
+                          </a:prstGeom>
+                        </pic:spPr>
+                      </pic:pic>
+                    </a:graphicData>
+                  </a:graphic>
+                  <wp14:sizeRelH relativeFrom="page">
+                    <wp14:pctWidth>0</wp14:pctWidth>
+                  </wp14:sizeRelH>
+                  <wp14:sizeRelV relativeFrom="page">
+                    <wp14:pctHeight>0</wp14:pctHeight>
+                  </wp14:sizeRelV>
+                </wp:anchor>
+              </w:drawing>
+            </w:r>
+          </w:p>
+        </w:tc>
+      </w:tr>
+    </w:tbl>
     <w:p/>
-    <w:p>
-      <w:pPr>
-        <w:pStyle w:val="Heading4"/>
-      </w:pPr>
-      <w:r>
-        <w:t>Design Idea 2 – Line Chart</w:t>
-      </w:r>
-    </w:p>
-    <w:p>
-      <w:r>
-        <w:t>A line chart could show changes in healthcare expenditure or life expectancy over time. Users could select or compare countries to observe long-term trends.</w:t>
-      </w:r>
-    </w:p>
     <w:p/>
     <w:p>
       <w:pPr>
-        <w:pStyle w:val="Heading4"/>
-      </w:pPr>
-      <w:r>
-        <w:t>Design Idea 3 – Combined Interactive Dashboard</w:t>
-      </w:r>
-    </w:p>
-    <w:p>
-      <w:r>
-        <w:t>A dashboard could combine the scatter plot and line chart with filters for country and year. Selecting a country or year could update the visualisations and allow users to explore the data interactively.</w:t>
-      </w:r>
-    </w:p>
-    <w:p>
-      <w:r>
-        <w:t>These designs are preliminary and will be refined as the project progresses. Sketches and screenshots showing the evolution of the design will be added later.</w:t>
-      </w:r>
-    </w:p>
-    <w:p/>
+        <w:rPr>
+          <w:rFonts w:asciiTheme="majorHAnsi" w:eastAsiaTheme="majorEastAsia" w:hAnsiTheme="majorHAnsi" w:cstheme="majorBidi"/>
+          <w:color w:val="0F4761" w:themeColor="accent1" w:themeShade="BF"/>
+          <w:sz w:val="32"/>
+          <w:szCs w:val="32"/>
+        </w:rPr>
+      </w:pPr>
+      <w:r>
+        <w:br w:type="page"/>
+      </w:r>
+    </w:p>
+    <w:p>
+      <w:pPr>
+        <w:pStyle w:val="Heading2"/>
+      </w:pPr>
+      <w:r>
+        <w:lastRenderedPageBreak/>
+        <w:t xml:space="preserve">Appendix </w:t>
+      </w:r>
+      <w:r>
+        <w:t>B</w:t>
+      </w:r>
+      <w:r>
+        <w:t>: Participant Ethics &amp; Consent Form</w:t>
+      </w:r>
+    </w:p>
+    <w:p>
+      <w:pPr>
+        <w:pStyle w:val="NormalWeb"/>
+        <w:spacing w:before="0" w:beforeAutospacing="0"/>
+        <w:rPr>
+          <w:rFonts w:ascii="Arial" w:hAnsi="Arial" w:cs="Arial"/>
+          <w:i/>
+          <w:iCs/>
+        </w:rPr>
+      </w:pPr>
+      <w:r>
+        <w:rPr>
+          <w:rFonts w:ascii="Arial" w:hAnsi="Arial" w:cs="Arial"/>
+          <w:b/>
+          <w:bCs/>
+          <w:i/>
+          <w:iCs/>
+        </w:rPr>
+        <w:t>Project Title:</w:t>
+      </w:r>
+      <w:r>
+        <w:rPr>
+          <w:rFonts w:ascii="Arial" w:hAnsi="Arial" w:cs="Arial"/>
+          <w:i/>
+          <w:iCs/>
+        </w:rPr>
+        <w:t xml:space="preserve"> OECD Healthcare Expenditure &amp; Life Expectancy Visualisation Dashboard</w:t>
+      </w:r>
+    </w:p>
+    <w:p>
+      <w:pPr>
+        <w:pStyle w:val="NormalWeb"/>
+        <w:spacing w:before="0" w:beforeAutospacing="0"/>
+        <w:rPr>
+          <w:rFonts w:ascii="Arial" w:hAnsi="Arial" w:cs="Arial"/>
+          <w:i/>
+          <w:iCs/>
+        </w:rPr>
+      </w:pPr>
+      <w:r>
+        <w:rPr>
+          <w:rFonts w:ascii="Arial" w:hAnsi="Arial" w:cs="Arial"/>
+          <w:b/>
+          <w:bCs/>
+          <w:i/>
+          <w:iCs/>
+        </w:rPr>
+        <w:t>Course:</w:t>
+      </w:r>
+      <w:r>
+        <w:rPr>
+          <w:rFonts w:ascii="Arial" w:hAnsi="Arial" w:cs="Arial"/>
+          <w:i/>
+          <w:iCs/>
+        </w:rPr>
+        <w:t xml:space="preserve"> COS30045 Data Visualisation (Assignment 3) </w:t>
+      </w:r>
+    </w:p>
+    <w:p>
+      <w:pPr>
+        <w:pStyle w:val="NormalWeb"/>
+        <w:spacing w:before="0" w:beforeAutospacing="0"/>
+        <w:rPr>
+          <w:rFonts w:ascii="Arial" w:hAnsi="Arial" w:cs="Arial"/>
+          <w:i/>
+          <w:iCs/>
+        </w:rPr>
+      </w:pPr>
+      <w:r>
+        <w:rPr>
+          <w:rFonts w:ascii="Arial" w:hAnsi="Arial" w:cs="Arial"/>
+          <w:b/>
+          <w:bCs/>
+          <w:i/>
+          <w:iCs/>
+        </w:rPr>
+        <w:t>1. Purpose of Study:</w:t>
+      </w:r>
+      <w:r>
+        <w:rPr>
+          <w:rFonts w:ascii="Arial" w:hAnsi="Arial" w:cs="Arial"/>
+          <w:i/>
+          <w:iCs/>
+        </w:rPr>
+        <w:t xml:space="preserve"> You are invited to participate in a usability evaluation of an interactive data visuali</w:t>
+      </w:r>
+      <w:r>
+        <w:rPr>
+          <w:rFonts w:ascii="Arial" w:hAnsi="Arial" w:cs="Arial"/>
+          <w:i/>
+          <w:iCs/>
+        </w:rPr>
+        <w:t>s</w:t>
+      </w:r>
+      <w:r>
+        <w:rPr>
+          <w:rFonts w:ascii="Arial" w:hAnsi="Arial" w:cs="Arial"/>
+          <w:i/>
+          <w:iCs/>
+        </w:rPr>
+        <w:t xml:space="preserve">ation </w:t>
+      </w:r>
+      <w:r>
+        <w:rPr>
+          <w:rFonts w:ascii="Arial" w:hAnsi="Arial" w:cs="Arial"/>
+          <w:i/>
+          <w:iCs/>
+        </w:rPr>
+        <w:t>website</w:t>
+      </w:r>
+      <w:r>
+        <w:rPr>
+          <w:rFonts w:ascii="Arial" w:hAnsi="Arial" w:cs="Arial"/>
+          <w:i/>
+          <w:iCs/>
+        </w:rPr>
+        <w:t xml:space="preserve"> exploring healthcare spending and life expectancy across OECD nations. </w:t>
+      </w:r>
+    </w:p>
+    <w:p>
+      <w:pPr>
+        <w:pStyle w:val="NormalWeb"/>
+        <w:spacing w:before="0" w:beforeAutospacing="0"/>
+        <w:rPr>
+          <w:rFonts w:ascii="Arial" w:hAnsi="Arial" w:cs="Arial"/>
+          <w:i/>
+          <w:iCs/>
+        </w:rPr>
+      </w:pPr>
+      <w:r>
+        <w:rPr>
+          <w:rFonts w:ascii="Arial" w:hAnsi="Arial" w:cs="Arial"/>
+          <w:b/>
+          <w:bCs/>
+          <w:i/>
+          <w:iCs/>
+        </w:rPr>
+        <w:t>2. Participant Involvement:</w:t>
+      </w:r>
+      <w:r>
+        <w:rPr>
+          <w:rFonts w:ascii="Arial" w:hAnsi="Arial" w:cs="Arial"/>
+          <w:i/>
+          <w:iCs/>
+        </w:rPr>
+        <w:t xml:space="preserve"> You will be asked to perform 4 brief data discovery tasks using the website and complete a short 4-question feedback survey. This session takes approximately 10–15 minutes. </w:t>
+      </w:r>
+    </w:p>
+    <w:p>
+      <w:pPr>
+        <w:pStyle w:val="NormalWeb"/>
+        <w:spacing w:before="0" w:beforeAutospacing="0"/>
+        <w:rPr>
+          <w:rFonts w:ascii="Arial" w:hAnsi="Arial" w:cs="Arial"/>
+          <w:i/>
+          <w:iCs/>
+        </w:rPr>
+      </w:pPr>
+      <w:r>
+        <w:rPr>
+          <w:rFonts w:ascii="Arial" w:hAnsi="Arial" w:cs="Arial"/>
+          <w:b/>
+          <w:bCs/>
+          <w:i/>
+          <w:iCs/>
+        </w:rPr>
+        <w:t>3. Confidentiality:</w:t>
+      </w:r>
+      <w:r>
+        <w:rPr>
+          <w:rFonts w:ascii="Arial" w:hAnsi="Arial" w:cs="Arial"/>
+          <w:i/>
+          <w:iCs/>
+        </w:rPr>
+        <w:t xml:space="preserve"> All collected data is completely anonymous. No personal identifiers, name, or contact details will be stored or published in the final academic report. </w:t>
+      </w:r>
+    </w:p>
+    <w:p>
+      <w:pPr>
+        <w:pStyle w:val="NormalWeb"/>
+        <w:spacing w:before="0" w:beforeAutospacing="0"/>
+        <w:rPr>
+          <w:rFonts w:ascii="Arial" w:hAnsi="Arial" w:cs="Arial"/>
+          <w:i/>
+          <w:iCs/>
+        </w:rPr>
+      </w:pPr>
+      <w:r>
+        <w:rPr>
+          <w:rFonts w:ascii="Arial" w:hAnsi="Arial" w:cs="Arial"/>
+          <w:b/>
+          <w:bCs/>
+          <w:i/>
+          <w:iCs/>
+        </w:rPr>
+        <w:t>4. Voluntary Participation:</w:t>
+      </w:r>
+      <w:r>
+        <w:rPr>
+          <w:rFonts w:ascii="Arial" w:hAnsi="Arial" w:cs="Arial"/>
+          <w:i/>
+          <w:iCs/>
+        </w:rPr>
+        <w:t xml:space="preserve"> Your participation is completely voluntary. You may choose to stop at any time without providing a reason. </w:t>
+      </w:r>
+    </w:p>
+    <w:p>
+      <w:pPr>
+        <w:pStyle w:val="NormalWeb"/>
+        <w:spacing w:before="0" w:beforeAutospacing="0"/>
+        <w:rPr>
+          <w:rFonts w:ascii="Arial" w:hAnsi="Arial" w:cs="Arial"/>
+          <w:b/>
+          <w:bCs/>
+          <w:i/>
+          <w:iCs/>
+        </w:rPr>
+      </w:pPr>
+    </w:p>
+    <w:p>
+      <w:pPr>
+        <w:pStyle w:val="NormalWeb"/>
+        <w:spacing w:before="0" w:beforeAutospacing="0"/>
+        <w:rPr>
+          <w:rFonts w:ascii="Arial" w:hAnsi="Arial" w:cs="Arial"/>
+          <w:i/>
+          <w:iCs/>
+        </w:rPr>
+      </w:pPr>
+      <w:r>
+        <w:rPr>
+          <w:rFonts w:ascii="Arial" w:hAnsi="Arial" w:cs="Arial"/>
+          <w:b/>
+          <w:bCs/>
+          <w:i/>
+          <w:iCs/>
+        </w:rPr>
+        <w:t>Participant Declaration:</w:t>
+      </w:r>
+    </w:p>
+    <w:p>
+      <w:pPr>
+        <w:pStyle w:val="NormalWeb"/>
+        <w:spacing w:before="0" w:beforeAutospacing="0"/>
+        <w:rPr>
+          <w:rFonts w:ascii="Arial" w:hAnsi="Arial" w:cs="Arial"/>
+          <w:i/>
+          <w:iCs/>
+        </w:rPr>
+      </w:pPr>
+      <w:r>
+        <w:rPr>
+          <w:rFonts w:ascii="Arial" w:hAnsi="Arial" w:cs="Arial"/>
+          <w:i/>
+          <w:iCs/>
+        </w:rPr>
+        <w:t xml:space="preserve">I have read and understood the information above and voluntarily agree to participate in this evaluation study. </w:t>
+      </w:r>
+    </w:p>
+    <w:p>
+      <w:pPr>
+        <w:pStyle w:val="NormalWeb"/>
+        <w:spacing w:before="0" w:beforeAutospacing="0"/>
+        <w:rPr>
+          <w:rFonts w:ascii="Arial" w:hAnsi="Arial" w:cs="Arial"/>
+          <w:i/>
+          <w:iCs/>
+        </w:rPr>
+      </w:pPr>
+      <w:r>
+        <w:rPr>
+          <w:rFonts w:ascii="Arial" w:hAnsi="Arial" w:cs="Arial"/>
+          <w:b/>
+          <w:bCs/>
+          <w:i/>
+          <w:iCs/>
+        </w:rPr>
+        <w:t>Participant Code:</w:t>
+      </w:r>
+      <w:r>
+        <w:rPr>
+          <w:rFonts w:ascii="Arial" w:hAnsi="Arial" w:cs="Arial"/>
+          <w:i/>
+          <w:iCs/>
+        </w:rPr>
+        <w:t xml:space="preserve"> </w:t>
+      </w:r>
+    </w:p>
+    <w:p>
+      <w:pPr>
+        <w:pStyle w:val="NormalWeb"/>
+        <w:spacing w:before="0" w:beforeAutospacing="0"/>
+        <w:rPr>
+          <w:rFonts w:ascii="Arial" w:hAnsi="Arial" w:cs="Arial"/>
+          <w:i/>
+          <w:iCs/>
+        </w:rPr>
+      </w:pPr>
+      <w:r>
+        <w:rPr>
+          <w:rFonts w:ascii="Arial" w:hAnsi="Arial" w:cs="Arial"/>
+          <w:b/>
+          <w:bCs/>
+          <w:i/>
+          <w:iCs/>
+        </w:rPr>
+        <w:t>Date:</w:t>
+      </w:r>
+      <w:r>
+        <w:rPr>
+          <w:rFonts w:ascii="Arial" w:hAnsi="Arial" w:cs="Arial"/>
+          <w:i/>
+          <w:iCs/>
+        </w:rPr>
+        <w:t xml:space="preserve"> </w:t>
+      </w:r>
+    </w:p>
+    <w:p>
+      <w:pPr>
+        <w:pStyle w:val="NormalWeb"/>
+        <w:spacing w:before="0" w:beforeAutospacing="0"/>
+        <w:rPr>
+          <w:i/>
+          <w:iCs/>
+        </w:rPr>
+      </w:pPr>
+      <w:r>
+        <w:rPr>
+          <w:rFonts w:ascii="Arial" w:hAnsi="Arial" w:cs="Arial"/>
+          <w:b/>
+          <w:bCs/>
+          <w:i/>
+          <w:iCs/>
+        </w:rPr>
+        <w:t>Initials (digital signature)</w:t>
+      </w:r>
+      <w:r>
+        <w:rPr>
+          <w:rFonts w:ascii="Arial" w:hAnsi="Arial" w:cs="Arial"/>
+          <w:b/>
+          <w:bCs/>
+          <w:i/>
+          <w:iCs/>
+        </w:rPr>
+        <w:t>:</w:t>
+      </w:r>
+      <w:r>
+        <w:rPr>
+          <w:rFonts w:ascii="Arial" w:hAnsi="Arial" w:cs="Arial"/>
+          <w:i/>
+          <w:iCs/>
+        </w:rPr>
+        <w:t xml:space="preserve"> </w:t>
+      </w:r>
+    </w:p>
     <w:sectPr>
       <w:type w:val="continuous"/>
       <w:pgSz w:w="11906" w:h="16838"/>
@@ -4257,7 +6404,7 @@
 </file>
 
 <file path=word/endnotes.xml><?xml version="1.0" encoding="utf-8"?>
-<w:endnotes xmlns:wpc="http://schemas.microsoft.com/office/word/2010/wordprocessingCanvas" xmlns:cx="http://schemas.microsoft.com/office/drawing/2014/chartex" xmlns:cx1="http://schemas.microsoft.com/office/drawing/2015/9/8/chartex" xmlns:cx2="http://schemas.microsoft.com/office/drawing/2015/10/21/chartex" xmlns:cx3="http://schemas.microsoft.com/office/drawing/2016/5/9/chartex" xmlns:cx4="http://schemas.microsoft.com/office/drawing/2016/5/10/chartex" xmlns:cx5="http://schemas.microsoft.com/office/drawing/2016/5/11/chartex" xmlns:cx6="http://schemas.microsoft.com/office/drawing/2016/5/12/chartex" xmlns:cx7="http://schemas.microsoft.com/office/drawing/2016/5/13/chartex" xmlns:cx8="http://schemas.microsoft.com/office/drawing/2016/5/14/chartex" xmlns:mc="http://schemas.openxmlformats.org/markup-compatibility/2006" xmlns:aink="http://schemas.microsoft.com/office/drawing/2016/ink" xmlns:am3d="http://schemas.microsoft.com/office/drawing/2017/model3d" xmlns:o="urn:schemas-microsoft-com:office:office" xmlns:oel="http://schemas.microsoft.com/office/2019/extlst" xmlns:r="http://schemas.openxmlformats.org/officeDocument/2006/relationships" xmlns:m="http://schemas.openxmlformats.org/officeDocument/2006/math" xmlns:v="urn:schemas-microsoft-com:vml" xmlns:wp14="http://schemas.microsoft.com/office/word/2010/wordprocessingDrawing" xmlns:wp="http://schemas.openxmlformats.org/drawingml/2006/wordprocessingDrawing" xmlns:w10="urn:schemas-microsoft-com:office:word" xmlns:w="http://schemas.openxmlformats.org/wordprocessingml/2006/main" xmlns:w14="http://schemas.microsoft.com/office/word/2010/wordml" xmlns:w15="http://schemas.microsoft.com/office/word/2012/wordml" xmlns:w16cex="http://schemas.microsoft.com/office/word/2018/wordml/cex" xmlns:w16cid="http://schemas.microsoft.com/office/word/2016/wordml/cid" xmlns:w16="http://schemas.microsoft.com/office/word/2018/wordml" xmlns:w16du="http://schemas.microsoft.com/office/word/2023/wordml/word16du" xmlns:w16sdtdh="http://schemas.microsoft.com/office/word/2020/wordml/sdtdatahash" xmlns:w16sdtfl="http://schemas.microsoft.com/office/word/2024/wordml/sdtformatlock" xmlns:w16se="http://schemas.microsoft.com/office/word/2015/wordml/symex" xmlns:wpg="http://schemas.microsoft.com/office/word/2010/wordprocessingGroup" xmlns:wpi="http://schemas.microsoft.com/office/word/2010/wordprocessingInk" xmlns:wne="http://schemas.microsoft.com/office/word/2006/wordml" xmlns:wps="http://schemas.microsoft.com/office/word/2010/wordprocessingShape" mc:Ignorable="w14 w15 w16se w16cid w16 w16cex w16sdtdh w16sdtfl w16du wp14">
+<w:endnotes xmlns:wpc="http://schemas.microsoft.com/office/word/2010/wordprocessingCanvas" xmlns:cx="http://schemas.microsoft.com/office/drawing/2014/chartex" xmlns:cx1="http://schemas.microsoft.com/office/drawing/2015/9/8/chartex" xmlns:cx2="http://schemas.microsoft.com/office/drawing/2015/10/21/chartex" xmlns:cx3="http://schemas.microsoft.com/office/drawing/2016/5/9/chartex" xmlns:cx4="http://schemas.microsoft.com/office/drawing/2016/5/10/chartex" xmlns:cx5="http://schemas.microsoft.com/office/drawing/2016/5/11/chartex" xmlns:cx6="http://schemas.microsoft.com/office/drawing/2016/5/12/chartex" xmlns:cx7="http://schemas.microsoft.com/office/drawing/2016/5/13/chartex" xmlns:cx8="http://schemas.microsoft.com/office/drawing/2016/5/14/chartex" xmlns:mc="http://schemas.openxmlformats.org/markup-compatibility/2006" xmlns:m="http://schemas.openxmlformats.org/officeDocument/2006/math" xmlns:aink="http://schemas.microsoft.com/office/drawing/2016/ink" xmlns:am3d="http://schemas.microsoft.com/office/drawing/2017/model3d" xmlns:oel="http://schemas.microsoft.com/office/2019/extlst" xmlns:r="http://schemas.openxmlformats.org/officeDocument/2006/relationships" xmlns:wp14="http://schemas.microsoft.com/office/word/2010/wordprocessingDrawing" xmlns:wp="http://schemas.openxmlformats.org/drawingml/2006/wordprocessingDrawing" xmlns:wpg="http://schemas.microsoft.com/office/word/2010/wordprocessingGroup" xmlns:wpi="http://schemas.microsoft.com/office/word/2010/wordprocessingInk" xmlns:wps="http://schemas.microsoft.com/office/word/2010/wordprocessingShape" xmlns:o="urn:schemas-microsoft-com:office:office" xmlns:v="urn:schemas-microsoft-com:vml" xmlns:w10="urn:schemas-microsoft-com:office:word" xmlns:w="http://schemas.openxmlformats.org/wordprocessingml/2006/main" xmlns:w14="http://schemas.microsoft.com/office/word/2010/wordml" xmlns:w15="http://schemas.microsoft.com/office/word/2012/wordml" xmlns:w16cex="http://schemas.microsoft.com/office/word/2018/wordml/cex" xmlns:w16cid="http://schemas.microsoft.com/office/word/2016/wordml/cid" xmlns:w16="http://schemas.microsoft.com/office/word/2018/wordml" xmlns:w16sdtdh="http://schemas.microsoft.com/office/word/2020/wordml/sdtdatahash" xmlns:w16sdtfl="http://schemas.microsoft.com/office/word/2024/wordml/sdtformatlock" xmlns:w16se="http://schemas.microsoft.com/office/word/2015/wordml/symex" xmlns:w16du="http://schemas.microsoft.com/office/word/2023/wordml/word16du" xmlns:wne="http://schemas.microsoft.com/office/word/2006/wordml" mc:Ignorable="w14 w15 w16se w16cid w16 w16cex w16sdtdh w16sdtfl w16du wp14">
   <w:endnote w:type="separator" w:id="-1">
     <w:p>
       <w:pPr>
@@ -4282,7 +6429,7 @@
 </file>
 
 <file path=word/footnotes.xml><?xml version="1.0" encoding="utf-8"?>
-<w:footnotes xmlns:wpc="http://schemas.microsoft.com/office/word/2010/wordprocessingCanvas" xmlns:cx="http://schemas.microsoft.com/office/drawing/2014/chartex" xmlns:cx1="http://schemas.microsoft.com/office/drawing/2015/9/8/chartex" xmlns:cx2="http://schemas.microsoft.com/office/drawing/2015/10/21/chartex" xmlns:cx3="http://schemas.microsoft.com/office/drawing/2016/5/9/chartex" xmlns:cx4="http://schemas.microsoft.com/office/drawing/2016/5/10/chartex" xmlns:cx5="http://schemas.microsoft.com/office/drawing/2016/5/11/chartex" xmlns:cx6="http://schemas.microsoft.com/office/drawing/2016/5/12/chartex" xmlns:cx7="http://schemas.microsoft.com/office/drawing/2016/5/13/chartex" xmlns:cx8="http://schemas.microsoft.com/office/drawing/2016/5/14/chartex" xmlns:mc="http://schemas.openxmlformats.org/markup-compatibility/2006" xmlns:aink="http://schemas.microsoft.com/office/drawing/2016/ink" xmlns:am3d="http://schemas.microsoft.com/office/drawing/2017/model3d" xmlns:o="urn:schemas-microsoft-com:office:office" xmlns:oel="http://schemas.microsoft.com/office/2019/extlst" xmlns:r="http://schemas.openxmlformats.org/officeDocument/2006/relationships" xmlns:m="http://schemas.openxmlformats.org/officeDocument/2006/math" xmlns:v="urn:schemas-microsoft-com:vml" xmlns:wp14="http://schemas.microsoft.com/office/word/2010/wordprocessingDrawing" xmlns:wp="http://schemas.openxmlformats.org/drawingml/2006/wordprocessingDrawing" xmlns:w10="urn:schemas-microsoft-com:office:word" xmlns:w="http://schemas.openxmlformats.org/wordprocessingml/2006/main" xmlns:w14="http://schemas.microsoft.com/office/word/2010/wordml" xmlns:w15="http://schemas.microsoft.com/office/word/2012/wordml" xmlns:w16cex="http://schemas.microsoft.com/office/word/2018/wordml/cex" xmlns:w16cid="http://schemas.microsoft.com/office/word/2016/wordml/cid" xmlns:w16="http://schemas.microsoft.com/office/word/2018/wordml" xmlns:w16du="http://schemas.microsoft.com/office/word/2023/wordml/word16du" xmlns:w16sdtdh="http://schemas.microsoft.com/office/word/2020/wordml/sdtdatahash" xmlns:w16sdtfl="http://schemas.microsoft.com/office/word/2024/wordml/sdtformatlock" xmlns:w16se="http://schemas.microsoft.com/office/word/2015/wordml/symex" xmlns:wpg="http://schemas.microsoft.com/office/word/2010/wordprocessingGroup" xmlns:wpi="http://schemas.microsoft.com/office/word/2010/wordprocessingInk" xmlns:wne="http://schemas.microsoft.com/office/word/2006/wordml" xmlns:wps="http://schemas.microsoft.com/office/word/2010/wordprocessingShape" mc:Ignorable="w14 w15 w16se w16cid w16 w16cex w16sdtdh w16sdtfl w16du wp14">
+<w:footnotes xmlns:wpc="http://schemas.microsoft.com/office/word/2010/wordprocessingCanvas" xmlns:cx="http://schemas.microsoft.com/office/drawing/2014/chartex" xmlns:cx1="http://schemas.microsoft.com/office/drawing/2015/9/8/chartex" xmlns:cx2="http://schemas.microsoft.com/office/drawing/2015/10/21/chartex" xmlns:cx3="http://schemas.microsoft.com/office/drawing/2016/5/9/chartex" xmlns:cx4="http://schemas.microsoft.com/office/drawing/2016/5/10/chartex" xmlns:cx5="http://schemas.microsoft.com/office/drawing/2016/5/11/chartex" xmlns:cx6="http://schemas.microsoft.com/office/drawing/2016/5/12/chartex" xmlns:cx7="http://schemas.microsoft.com/office/drawing/2016/5/13/chartex" xmlns:cx8="http://schemas.microsoft.com/office/drawing/2016/5/14/chartex" xmlns:mc="http://schemas.openxmlformats.org/markup-compatibility/2006" xmlns:m="http://schemas.openxmlformats.org/officeDocument/2006/math" xmlns:aink="http://schemas.microsoft.com/office/drawing/2016/ink" xmlns:am3d="http://schemas.microsoft.com/office/drawing/2017/model3d" xmlns:oel="http://schemas.microsoft.com/office/2019/extlst" xmlns:r="http://schemas.openxmlformats.org/officeDocument/2006/relationships" xmlns:wp14="http://schemas.microsoft.com/office/word/2010/wordprocessingDrawing" xmlns:wp="http://schemas.openxmlformats.org/drawingml/2006/wordprocessingDrawing" xmlns:wpg="http://schemas.microsoft.com/office/word/2010/wordprocessingGroup" xmlns:wpi="http://schemas.microsoft.com/office/word/2010/wordprocessingInk" xmlns:wps="http://schemas.microsoft.com/office/word/2010/wordprocessingShape" xmlns:o="urn:schemas-microsoft-com:office:office" xmlns:v="urn:schemas-microsoft-com:vml" xmlns:w10="urn:schemas-microsoft-com:office:word" xmlns:w="http://schemas.openxmlformats.org/wordprocessingml/2006/main" xmlns:w14="http://schemas.microsoft.com/office/word/2010/wordml" xmlns:w15="http://schemas.microsoft.com/office/word/2012/wordml" xmlns:w16cex="http://schemas.microsoft.com/office/word/2018/wordml/cex" xmlns:w16cid="http://schemas.microsoft.com/office/word/2016/wordml/cid" xmlns:w16="http://schemas.microsoft.com/office/word/2018/wordml" xmlns:w16sdtdh="http://schemas.microsoft.com/office/word/2020/wordml/sdtdatahash" xmlns:w16sdtfl="http://schemas.microsoft.com/office/word/2024/wordml/sdtformatlock" xmlns:w16se="http://schemas.microsoft.com/office/word/2015/wordml/symex" xmlns:w16du="http://schemas.microsoft.com/office/word/2023/wordml/word16du" xmlns:wne="http://schemas.microsoft.com/office/word/2006/wordml" mc:Ignorable="w14 w15 w16se w16cid w16 w16cex w16sdtdh w16sdtfl w16du wp14">
   <w:footnote w:type="separator" w:id="-1">
     <w:p>
       <w:pPr>
@@ -4307,7 +6454,7 @@
 </file>
 
 <file path=word/header1.xml><?xml version="1.0" encoding="utf-8"?>
-<w:hdr xmlns:wpc="http://schemas.microsoft.com/office/word/2010/wordprocessingCanvas" xmlns:cx="http://schemas.microsoft.com/office/drawing/2014/chartex" xmlns:cx1="http://schemas.microsoft.com/office/drawing/2015/9/8/chartex" xmlns:cx2="http://schemas.microsoft.com/office/drawing/2015/10/21/chartex" xmlns:cx3="http://schemas.microsoft.com/office/drawing/2016/5/9/chartex" xmlns:cx4="http://schemas.microsoft.com/office/drawing/2016/5/10/chartex" xmlns:cx5="http://schemas.microsoft.com/office/drawing/2016/5/11/chartex" xmlns:cx6="http://schemas.microsoft.com/office/drawing/2016/5/12/chartex" xmlns:cx7="http://schemas.microsoft.com/office/drawing/2016/5/13/chartex" xmlns:cx8="http://schemas.microsoft.com/office/drawing/2016/5/14/chartex" xmlns:mc="http://schemas.openxmlformats.org/markup-compatibility/2006" xmlns:aink="http://schemas.microsoft.com/office/drawing/2016/ink" xmlns:am3d="http://schemas.microsoft.com/office/drawing/2017/model3d" xmlns:o="urn:schemas-microsoft-com:office:office" xmlns:oel="http://schemas.microsoft.com/office/2019/extlst" xmlns:r="http://schemas.openxmlformats.org/officeDocument/2006/relationships" xmlns:m="http://schemas.openxmlformats.org/officeDocument/2006/math" xmlns:v="urn:schemas-microsoft-com:vml" xmlns:wp14="http://schemas.microsoft.com/office/word/2010/wordprocessingDrawing" xmlns:wp="http://schemas.openxmlformats.org/drawingml/2006/wordprocessingDrawing" xmlns:w10="urn:schemas-microsoft-com:office:word" xmlns:w="http://schemas.openxmlformats.org/wordprocessingml/2006/main" xmlns:w14="http://schemas.microsoft.com/office/word/2010/wordml" xmlns:w15="http://schemas.microsoft.com/office/word/2012/wordml" xmlns:w16cex="http://schemas.microsoft.com/office/word/2018/wordml/cex" xmlns:w16cid="http://schemas.microsoft.com/office/word/2016/wordml/cid" xmlns:w16="http://schemas.microsoft.com/office/word/2018/wordml" xmlns:w16du="http://schemas.microsoft.com/office/word/2023/wordml/word16du" xmlns:w16sdtdh="http://schemas.microsoft.com/office/word/2020/wordml/sdtdatahash" xmlns:w16sdtfl="http://schemas.microsoft.com/office/word/2024/wordml/sdtformatlock" xmlns:w16se="http://schemas.microsoft.com/office/word/2015/wordml/symex" xmlns:wpg="http://schemas.microsoft.com/office/word/2010/wordprocessingGroup" xmlns:wpi="http://schemas.microsoft.com/office/word/2010/wordprocessingInk" xmlns:wne="http://schemas.microsoft.com/office/word/2006/wordml" xmlns:wps="http://schemas.microsoft.com/office/word/2010/wordprocessingShape" mc:Ignorable="w14 w15 w16se w16cid w16 w16cex w16sdtdh w16sdtfl w16du wp14">
+<w:hdr xmlns:wpc="http://schemas.microsoft.com/office/word/2010/wordprocessingCanvas" xmlns:cx="http://schemas.microsoft.com/office/drawing/2014/chartex" xmlns:cx1="http://schemas.microsoft.com/office/drawing/2015/9/8/chartex" xmlns:cx2="http://schemas.microsoft.com/office/drawing/2015/10/21/chartex" xmlns:cx3="http://schemas.microsoft.com/office/drawing/2016/5/9/chartex" xmlns:cx4="http://schemas.microsoft.com/office/drawing/2016/5/10/chartex" xmlns:cx5="http://schemas.microsoft.com/office/drawing/2016/5/11/chartex" xmlns:cx6="http://schemas.microsoft.com/office/drawing/2016/5/12/chartex" xmlns:cx7="http://schemas.microsoft.com/office/drawing/2016/5/13/chartex" xmlns:cx8="http://schemas.microsoft.com/office/drawing/2016/5/14/chartex" xmlns:mc="http://schemas.openxmlformats.org/markup-compatibility/2006" xmlns:m="http://schemas.openxmlformats.org/officeDocument/2006/math" xmlns:aink="http://schemas.microsoft.com/office/drawing/2016/ink" xmlns:am3d="http://schemas.microsoft.com/office/drawing/2017/model3d" xmlns:oel="http://schemas.microsoft.com/office/2019/extlst" xmlns:r="http://schemas.openxmlformats.org/officeDocument/2006/relationships" xmlns:wp14="http://schemas.microsoft.com/office/word/2010/wordprocessingDrawing" xmlns:wp="http://schemas.openxmlformats.org/drawingml/2006/wordprocessingDrawing" xmlns:wpg="http://schemas.microsoft.com/office/word/2010/wordprocessingGroup" xmlns:wpi="http://schemas.microsoft.com/office/word/2010/wordprocessingInk" xmlns:wps="http://schemas.microsoft.com/office/word/2010/wordprocessingShape" xmlns:o="urn:schemas-microsoft-com:office:office" xmlns:v="urn:schemas-microsoft-com:vml" xmlns:w10="urn:schemas-microsoft-com:office:word" xmlns:w="http://schemas.openxmlformats.org/wordprocessingml/2006/main" xmlns:w14="http://schemas.microsoft.com/office/word/2010/wordml" xmlns:w15="http://schemas.microsoft.com/office/word/2012/wordml" xmlns:w16cex="http://schemas.microsoft.com/office/word/2018/wordml/cex" xmlns:w16cid="http://schemas.microsoft.com/office/word/2016/wordml/cid" xmlns:w16="http://schemas.microsoft.com/office/word/2018/wordml" xmlns:w16sdtdh="http://schemas.microsoft.com/office/word/2020/wordml/sdtdatahash" xmlns:w16sdtfl="http://schemas.microsoft.com/office/word/2024/wordml/sdtformatlock" xmlns:w16se="http://schemas.microsoft.com/office/word/2015/wordml/symex" xmlns:w16du="http://schemas.microsoft.com/office/word/2023/wordml/word16du" xmlns:wne="http://schemas.microsoft.com/office/word/2006/wordml" mc:Ignorable="w14 w15 w16se w16cid w16 w16cex w16sdtdh w16sdtfl w16du wp14">
   <w:p>
     <w:pPr>
       <w:pStyle w:val="Header"/>
@@ -4330,7 +6477,7 @@
 </file>
 
 <file path=word/numbering.xml><?xml version="1.0" encoding="utf-8"?>
-<w:numbering xmlns:wpc="http://schemas.microsoft.com/office/word/2010/wordprocessingCanvas" xmlns:cx="http://schemas.microsoft.com/office/drawing/2014/chartex" xmlns:cx1="http://schemas.microsoft.com/office/drawing/2015/9/8/chartex" xmlns:cx2="http://schemas.microsoft.com/office/drawing/2015/10/21/chartex" xmlns:cx3="http://schemas.microsoft.com/office/drawing/2016/5/9/chartex" xmlns:cx4="http://schemas.microsoft.com/office/drawing/2016/5/10/chartex" xmlns:cx5="http://schemas.microsoft.com/office/drawing/2016/5/11/chartex" xmlns:cx6="http://schemas.microsoft.com/office/drawing/2016/5/12/chartex" xmlns:cx7="http://schemas.microsoft.com/office/drawing/2016/5/13/chartex" xmlns:cx8="http://schemas.microsoft.com/office/drawing/2016/5/14/chartex" xmlns:mc="http://schemas.openxmlformats.org/markup-compatibility/2006" xmlns:aink="http://schemas.microsoft.com/office/drawing/2016/ink" xmlns:am3d="http://schemas.microsoft.com/office/drawing/2017/model3d" xmlns:o="urn:schemas-microsoft-com:office:office" xmlns:oel="http://schemas.microsoft.com/office/2019/extlst" xmlns:r="http://schemas.openxmlformats.org/officeDocument/2006/relationships" xmlns:m="http://schemas.openxmlformats.org/officeDocument/2006/math" xmlns:v="urn:schemas-microsoft-com:vml" xmlns:wp14="http://schemas.microsoft.com/office/word/2010/wordprocessingDrawing" xmlns:wp="http://schemas.openxmlformats.org/drawingml/2006/wordprocessingDrawing" xmlns:w10="urn:schemas-microsoft-com:office:word" xmlns:w="http://schemas.openxmlformats.org/wordprocessingml/2006/main" xmlns:w14="http://schemas.microsoft.com/office/word/2010/wordml" xmlns:w15="http://schemas.microsoft.com/office/word/2012/wordml" xmlns:w16cex="http://schemas.microsoft.com/office/word/2018/wordml/cex" xmlns:w16cid="http://schemas.microsoft.com/office/word/2016/wordml/cid" xmlns:w16="http://schemas.microsoft.com/office/word/2018/wordml" xmlns:w16du="http://schemas.microsoft.com/office/word/2023/wordml/word16du" xmlns:w16sdtdh="http://schemas.microsoft.com/office/word/2020/wordml/sdtdatahash" xmlns:w16sdtfl="http://schemas.microsoft.com/office/word/2024/wordml/sdtformatlock" xmlns:w16se="http://schemas.microsoft.com/office/word/2015/wordml/symex" xmlns:wpg="http://schemas.microsoft.com/office/word/2010/wordprocessingGroup" xmlns:wpi="http://schemas.microsoft.com/office/word/2010/wordprocessingInk" xmlns:wne="http://schemas.microsoft.com/office/word/2006/wordml" xmlns:wps="http://schemas.microsoft.com/office/word/2010/wordprocessingShape" mc:Ignorable="w14 w15 w16se w16cid w16 w16cex w16sdtdh w16sdtfl w16du wp14">
+<w:numbering xmlns:wpc="http://schemas.microsoft.com/office/word/2010/wordprocessingCanvas" xmlns:cx="http://schemas.microsoft.com/office/drawing/2014/chartex" xmlns:cx1="http://schemas.microsoft.com/office/drawing/2015/9/8/chartex" xmlns:cx2="http://schemas.microsoft.com/office/drawing/2015/10/21/chartex" xmlns:cx3="http://schemas.microsoft.com/office/drawing/2016/5/9/chartex" xmlns:cx4="http://schemas.microsoft.com/office/drawing/2016/5/10/chartex" xmlns:cx5="http://schemas.microsoft.com/office/drawing/2016/5/11/chartex" xmlns:cx6="http://schemas.microsoft.com/office/drawing/2016/5/12/chartex" xmlns:cx7="http://schemas.microsoft.com/office/drawing/2016/5/13/chartex" xmlns:cx8="http://schemas.microsoft.com/office/drawing/2016/5/14/chartex" xmlns:mc="http://schemas.openxmlformats.org/markup-compatibility/2006" xmlns:m="http://schemas.openxmlformats.org/officeDocument/2006/math" xmlns:aink="http://schemas.microsoft.com/office/drawing/2016/ink" xmlns:am3d="http://schemas.microsoft.com/office/drawing/2017/model3d" xmlns:oel="http://schemas.microsoft.com/office/2019/extlst" xmlns:r="http://schemas.openxmlformats.org/officeDocument/2006/relationships" xmlns:wp14="http://schemas.microsoft.com/office/word/2010/wordprocessingDrawing" xmlns:wp="http://schemas.openxmlformats.org/drawingml/2006/wordprocessingDrawing" xmlns:wpg="http://schemas.microsoft.com/office/word/2010/wordprocessingGroup" xmlns:wpi="http://schemas.microsoft.com/office/word/2010/wordprocessingInk" xmlns:wps="http://schemas.microsoft.com/office/word/2010/wordprocessingShape" xmlns:o="urn:schemas-microsoft-com:office:office" xmlns:v="urn:schemas-microsoft-com:vml" xmlns:w10="urn:schemas-microsoft-com:office:word" xmlns:w="http://schemas.openxmlformats.org/wordprocessingml/2006/main" xmlns:w14="http://schemas.microsoft.com/office/word/2010/wordml" xmlns:w15="http://schemas.microsoft.com/office/word/2012/wordml" xmlns:w16cex="http://schemas.microsoft.com/office/word/2018/wordml/cex" xmlns:w16cid="http://schemas.microsoft.com/office/word/2016/wordml/cid" xmlns:w16="http://schemas.microsoft.com/office/word/2018/wordml" xmlns:w16sdtdh="http://schemas.microsoft.com/office/word/2020/wordml/sdtdatahash" xmlns:w16sdtfl="http://schemas.microsoft.com/office/word/2024/wordml/sdtformatlock" xmlns:w16se="http://schemas.microsoft.com/office/word/2015/wordml/symex" xmlns:w16du="http://schemas.microsoft.com/office/word/2023/wordml/word16du" xmlns:wne="http://schemas.microsoft.com/office/word/2006/wordml" mc:Ignorable="w14 w15 w16se w16cid w16 w16cex w16sdtdh w16sdtfl w16du wp14">
   <w:abstractNum w:abstractNumId="0" w15:restartNumberingAfterBreak="0">
     <w:nsid w:val="021F1635"/>
     <w:multiLevelType w:val="hybridMultilevel"/>
@@ -5850,9 +7997,9 @@
   </w:abstractNum>
   <w:abstractNum w:abstractNumId="13" w15:restartNumberingAfterBreak="0">
     <w:nsid w:val="3BD05FFD"/>
-    <w:multiLevelType w:val="hybridMultilevel"/>
-    <w:tmpl w:val="4BB85826"/>
-    <w:lvl w:ilvl="0" w:tplc="0C09000F">
+    <w:multiLevelType w:val="multilevel"/>
+    <w:tmpl w:val="678A9064"/>
+    <w:lvl w:ilvl="0">
       <w:start w:val="1"/>
       <w:numFmt w:val="decimal"/>
       <w:lvlText w:val="%1."/>
@@ -5861,80 +8008,225 @@
         <w:ind w:left="720" w:hanging="360"/>
       </w:pPr>
     </w:lvl>
-    <w:lvl w:ilvl="1" w:tplc="0C090019" w:tentative="1">
-      <w:start w:val="1"/>
-      <w:numFmt w:val="lowerLetter"/>
-      <w:lvlText w:val="%2."/>
-      <w:lvlJc w:val="left"/>
-      <w:pPr>
-        <w:ind w:left="1440" w:hanging="360"/>
-      </w:pPr>
-    </w:lvl>
-    <w:lvl w:ilvl="2" w:tplc="0C09001B" w:tentative="1">
-      <w:start w:val="1"/>
-      <w:numFmt w:val="lowerRoman"/>
-      <w:lvlText w:val="%3."/>
-      <w:lvlJc w:val="right"/>
-      <w:pPr>
-        <w:ind w:left="2160" w:hanging="180"/>
-      </w:pPr>
-    </w:lvl>
-    <w:lvl w:ilvl="3" w:tplc="0C09000F" w:tentative="1">
-      <w:start w:val="1"/>
+    <w:lvl w:ilvl="1">
+      <w:start w:val="5"/>
       <w:numFmt w:val="decimal"/>
-      <w:lvlText w:val="%4."/>
-      <w:lvlJc w:val="left"/>
-      <w:pPr>
-        <w:ind w:left="2880" w:hanging="360"/>
-      </w:pPr>
-    </w:lvl>
-    <w:lvl w:ilvl="4" w:tplc="0C090019" w:tentative="1">
-      <w:start w:val="1"/>
-      <w:numFmt w:val="lowerLetter"/>
-      <w:lvlText w:val="%5."/>
-      <w:lvlJc w:val="left"/>
-      <w:pPr>
-        <w:ind w:left="3600" w:hanging="360"/>
-      </w:pPr>
-    </w:lvl>
-    <w:lvl w:ilvl="5" w:tplc="0C09001B" w:tentative="1">
-      <w:start w:val="1"/>
-      <w:numFmt w:val="lowerRoman"/>
-      <w:lvlText w:val="%6."/>
-      <w:lvlJc w:val="right"/>
-      <w:pPr>
-        <w:ind w:left="4320" w:hanging="180"/>
-      </w:pPr>
-    </w:lvl>
-    <w:lvl w:ilvl="6" w:tplc="0C09000F" w:tentative="1">
+      <w:isLgl/>
+      <w:lvlText w:val="%1.%2"/>
+      <w:lvlJc w:val="left"/>
+      <w:pPr>
+        <w:ind w:left="840" w:hanging="480"/>
+      </w:pPr>
+      <w:rPr>
+        <w:rFonts w:hint="default"/>
+      </w:rPr>
+    </w:lvl>
+    <w:lvl w:ilvl="2">
       <w:start w:val="1"/>
       <w:numFmt w:val="decimal"/>
-      <w:lvlText w:val="%7."/>
-      <w:lvlJc w:val="left"/>
-      <w:pPr>
-        <w:ind w:left="5040" w:hanging="360"/>
-      </w:pPr>
-    </w:lvl>
-    <w:lvl w:ilvl="7" w:tplc="0C090019" w:tentative="1">
-      <w:start w:val="1"/>
-      <w:numFmt w:val="lowerLetter"/>
-      <w:lvlText w:val="%8."/>
-      <w:lvlJc w:val="left"/>
-      <w:pPr>
-        <w:ind w:left="5760" w:hanging="360"/>
-      </w:pPr>
-    </w:lvl>
-    <w:lvl w:ilvl="8" w:tplc="0C09001B" w:tentative="1">
-      <w:start w:val="1"/>
-      <w:numFmt w:val="lowerRoman"/>
-      <w:lvlText w:val="%9."/>
-      <w:lvlJc w:val="right"/>
-      <w:pPr>
-        <w:ind w:left="6480" w:hanging="180"/>
-      </w:pPr>
+      <w:isLgl/>
+      <w:lvlText w:val="%1.%2.%3"/>
+      <w:lvlJc w:val="left"/>
+      <w:pPr>
+        <w:ind w:left="1080" w:hanging="720"/>
+      </w:pPr>
+      <w:rPr>
+        <w:rFonts w:hint="default"/>
+      </w:rPr>
+    </w:lvl>
+    <w:lvl w:ilvl="3">
+      <w:start w:val="1"/>
+      <w:numFmt w:val="decimal"/>
+      <w:isLgl/>
+      <w:lvlText w:val="%1.%2.%3.%4"/>
+      <w:lvlJc w:val="left"/>
+      <w:pPr>
+        <w:ind w:left="1440" w:hanging="1080"/>
+      </w:pPr>
+      <w:rPr>
+        <w:rFonts w:hint="default"/>
+      </w:rPr>
+    </w:lvl>
+    <w:lvl w:ilvl="4">
+      <w:start w:val="1"/>
+      <w:numFmt w:val="decimal"/>
+      <w:isLgl/>
+      <w:lvlText w:val="%1.%2.%3.%4.%5"/>
+      <w:lvlJc w:val="left"/>
+      <w:pPr>
+        <w:ind w:left="1440" w:hanging="1080"/>
+      </w:pPr>
+      <w:rPr>
+        <w:rFonts w:hint="default"/>
+      </w:rPr>
+    </w:lvl>
+    <w:lvl w:ilvl="5">
+      <w:start w:val="1"/>
+      <w:numFmt w:val="decimal"/>
+      <w:isLgl/>
+      <w:lvlText w:val="%1.%2.%3.%4.%5.%6"/>
+      <w:lvlJc w:val="left"/>
+      <w:pPr>
+        <w:ind w:left="1800" w:hanging="1440"/>
+      </w:pPr>
+      <w:rPr>
+        <w:rFonts w:hint="default"/>
+      </w:rPr>
+    </w:lvl>
+    <w:lvl w:ilvl="6">
+      <w:start w:val="1"/>
+      <w:numFmt w:val="decimal"/>
+      <w:isLgl/>
+      <w:lvlText w:val="%1.%2.%3.%4.%5.%6.%7"/>
+      <w:lvlJc w:val="left"/>
+      <w:pPr>
+        <w:ind w:left="1800" w:hanging="1440"/>
+      </w:pPr>
+      <w:rPr>
+        <w:rFonts w:hint="default"/>
+      </w:rPr>
+    </w:lvl>
+    <w:lvl w:ilvl="7">
+      <w:start w:val="1"/>
+      <w:numFmt w:val="decimal"/>
+      <w:isLgl/>
+      <w:lvlText w:val="%1.%2.%3.%4.%5.%6.%7.%8"/>
+      <w:lvlJc w:val="left"/>
+      <w:pPr>
+        <w:ind w:left="2160" w:hanging="1800"/>
+      </w:pPr>
+      <w:rPr>
+        <w:rFonts w:hint="default"/>
+      </w:rPr>
+    </w:lvl>
+    <w:lvl w:ilvl="8">
+      <w:start w:val="1"/>
+      <w:numFmt w:val="decimal"/>
+      <w:isLgl/>
+      <w:lvlText w:val="%1.%2.%3.%4.%5.%6.%7.%8.%9"/>
+      <w:lvlJc w:val="left"/>
+      <w:pPr>
+        <w:ind w:left="2160" w:hanging="1800"/>
+      </w:pPr>
+      <w:rPr>
+        <w:rFonts w:hint="default"/>
+      </w:rPr>
     </w:lvl>
   </w:abstractNum>
   <w:abstractNum w:abstractNumId="14" w15:restartNumberingAfterBreak="0">
+    <w:nsid w:val="41383FE0"/>
+    <w:multiLevelType w:val="hybridMultilevel"/>
+    <w:tmpl w:val="5B7E7FBA"/>
+    <w:lvl w:ilvl="0" w:tplc="9ED8675A">
+      <w:start w:val="5"/>
+      <w:numFmt w:val="bullet"/>
+      <w:lvlText w:val="-"/>
+      <w:lvlJc w:val="left"/>
+      <w:pPr>
+        <w:ind w:left="720" w:hanging="360"/>
+      </w:pPr>
+      <w:rPr>
+        <w:rFonts w:ascii="Aptos" w:eastAsiaTheme="minorHAnsi" w:hAnsi="Aptos" w:cstheme="minorBidi" w:hint="default"/>
+      </w:rPr>
+    </w:lvl>
+    <w:lvl w:ilvl="1" w:tplc="08090003" w:tentative="1">
+      <w:start w:val="1"/>
+      <w:numFmt w:val="bullet"/>
+      <w:lvlText w:val="o"/>
+      <w:lvlJc w:val="left"/>
+      <w:pPr>
+        <w:ind w:left="1440" w:hanging="360"/>
+      </w:pPr>
+      <w:rPr>
+        <w:rFonts w:ascii="Courier New" w:hAnsi="Courier New" w:hint="default"/>
+      </w:rPr>
+    </w:lvl>
+    <w:lvl w:ilvl="2" w:tplc="08090005" w:tentative="1">
+      <w:start w:val="1"/>
+      <w:numFmt w:val="bullet"/>
+      <w:lvlText w:val=""/>
+      <w:lvlJc w:val="left"/>
+      <w:pPr>
+        <w:ind w:left="2160" w:hanging="360"/>
+      </w:pPr>
+      <w:rPr>
+        <w:rFonts w:ascii="Wingdings" w:hAnsi="Wingdings" w:hint="default"/>
+      </w:rPr>
+    </w:lvl>
+    <w:lvl w:ilvl="3" w:tplc="08090001" w:tentative="1">
+      <w:start w:val="1"/>
+      <w:numFmt w:val="bullet"/>
+      <w:lvlText w:val=""/>
+      <w:lvlJc w:val="left"/>
+      <w:pPr>
+        <w:ind w:left="2880" w:hanging="360"/>
+      </w:pPr>
+      <w:rPr>
+        <w:rFonts w:ascii="Symbol" w:hAnsi="Symbol" w:hint="default"/>
+      </w:rPr>
+    </w:lvl>
+    <w:lvl w:ilvl="4" w:tplc="08090003" w:tentative="1">
+      <w:start w:val="1"/>
+      <w:numFmt w:val="bullet"/>
+      <w:lvlText w:val="o"/>
+      <w:lvlJc w:val="left"/>
+      <w:pPr>
+        <w:ind w:left="3600" w:hanging="360"/>
+      </w:pPr>
+      <w:rPr>
+        <w:rFonts w:ascii="Courier New" w:hAnsi="Courier New" w:hint="default"/>
+      </w:rPr>
+    </w:lvl>
+    <w:lvl w:ilvl="5" w:tplc="08090005" w:tentative="1">
+      <w:start w:val="1"/>
+      <w:numFmt w:val="bullet"/>
+      <w:lvlText w:val=""/>
+      <w:lvlJc w:val="left"/>
+      <w:pPr>
+        <w:ind w:left="4320" w:hanging="360"/>
+      </w:pPr>
+      <w:rPr>
+        <w:rFonts w:ascii="Wingdings" w:hAnsi="Wingdings" w:hint="default"/>
+      </w:rPr>
+    </w:lvl>
+    <w:lvl w:ilvl="6" w:tplc="08090001" w:tentative="1">
+      <w:start w:val="1"/>
+      <w:numFmt w:val="bullet"/>
+      <w:lvlText w:val=""/>
+      <w:lvlJc w:val="left"/>
+      <w:pPr>
+        <w:ind w:left="5040" w:hanging="360"/>
+      </w:pPr>
+      <w:rPr>
+        <w:rFonts w:ascii="Symbol" w:hAnsi="Symbol" w:hint="default"/>
+      </w:rPr>
+    </w:lvl>
+    <w:lvl w:ilvl="7" w:tplc="08090003" w:tentative="1">
+      <w:start w:val="1"/>
+      <w:numFmt w:val="bullet"/>
+      <w:lvlText w:val="o"/>
+      <w:lvlJc w:val="left"/>
+      <w:pPr>
+        <w:ind w:left="5760" w:hanging="360"/>
+      </w:pPr>
+      <w:rPr>
+        <w:rFonts w:ascii="Courier New" w:hAnsi="Courier New" w:hint="default"/>
+      </w:rPr>
+    </w:lvl>
+    <w:lvl w:ilvl="8" w:tplc="08090005" w:tentative="1">
+      <w:start w:val="1"/>
+      <w:numFmt w:val="bullet"/>
+      <w:lvlText w:val=""/>
+      <w:lvlJc w:val="left"/>
+      <w:pPr>
+        <w:ind w:left="6480" w:hanging="360"/>
+      </w:pPr>
+      <w:rPr>
+        <w:rFonts w:ascii="Wingdings" w:hAnsi="Wingdings" w:hint="default"/>
+      </w:rPr>
+    </w:lvl>
+  </w:abstractNum>
+  <w:abstractNum w:abstractNumId="15" w15:restartNumberingAfterBreak="0">
     <w:nsid w:val="4FDC6496"/>
     <w:multiLevelType w:val="multilevel"/>
     <w:tmpl w:val="48F4121C"/>
@@ -6083,7 +8375,7 @@
       </w:rPr>
     </w:lvl>
   </w:abstractNum>
-  <w:abstractNum w:abstractNumId="15" w15:restartNumberingAfterBreak="0">
+  <w:abstractNum w:abstractNumId="16" w15:restartNumberingAfterBreak="0">
     <w:nsid w:val="64084BC9"/>
     <w:multiLevelType w:val="hybridMultilevel"/>
     <w:tmpl w:val="593CE5C8"/>
@@ -6196,7 +8488,7 @@
       </w:rPr>
     </w:lvl>
   </w:abstractNum>
-  <w:abstractNum w:abstractNumId="16" w15:restartNumberingAfterBreak="0">
+  <w:abstractNum w:abstractNumId="17" w15:restartNumberingAfterBreak="0">
     <w:nsid w:val="64E20DBE"/>
     <w:multiLevelType w:val="hybridMultilevel"/>
     <w:tmpl w:val="E2B83AFE"/>
@@ -6309,7 +8601,7 @@
       </w:rPr>
     </w:lvl>
   </w:abstractNum>
-  <w:abstractNum w:abstractNumId="17" w15:restartNumberingAfterBreak="0">
+  <w:abstractNum w:abstractNumId="18" w15:restartNumberingAfterBreak="0">
     <w:nsid w:val="656A5517"/>
     <w:multiLevelType w:val="hybridMultilevel"/>
     <w:tmpl w:val="4A64655C"/>
@@ -6422,7 +8714,7 @@
       </w:rPr>
     </w:lvl>
   </w:abstractNum>
-  <w:abstractNum w:abstractNumId="18" w15:restartNumberingAfterBreak="0">
+  <w:abstractNum w:abstractNumId="19" w15:restartNumberingAfterBreak="0">
     <w:nsid w:val="712F6703"/>
     <w:multiLevelType w:val="hybridMultilevel"/>
     <w:tmpl w:val="D41E36E2"/>
@@ -6512,7 +8804,206 @@
       </w:pPr>
     </w:lvl>
   </w:abstractNum>
-  <w:abstractNum w:abstractNumId="19" w15:restartNumberingAfterBreak="0">
+  <w:abstractNum w:abstractNumId="20" w15:restartNumberingAfterBreak="0">
+    <w:nsid w:val="7217335B"/>
+    <w:multiLevelType w:val="hybridMultilevel"/>
+    <w:tmpl w:val="4BB85826"/>
+    <w:lvl w:ilvl="0" w:tplc="FFFFFFFF">
+      <w:start w:val="1"/>
+      <w:numFmt w:val="decimal"/>
+      <w:lvlText w:val="%1."/>
+      <w:lvlJc w:val="left"/>
+      <w:pPr>
+        <w:ind w:left="720" w:hanging="360"/>
+      </w:pPr>
+    </w:lvl>
+    <w:lvl w:ilvl="1" w:tplc="FFFFFFFF" w:tentative="1">
+      <w:start w:val="1"/>
+      <w:numFmt w:val="lowerLetter"/>
+      <w:lvlText w:val="%2."/>
+      <w:lvlJc w:val="left"/>
+      <w:pPr>
+        <w:ind w:left="1440" w:hanging="360"/>
+      </w:pPr>
+    </w:lvl>
+    <w:lvl w:ilvl="2" w:tplc="FFFFFFFF" w:tentative="1">
+      <w:start w:val="1"/>
+      <w:numFmt w:val="lowerRoman"/>
+      <w:lvlText w:val="%3."/>
+      <w:lvlJc w:val="right"/>
+      <w:pPr>
+        <w:ind w:left="2160" w:hanging="180"/>
+      </w:pPr>
+    </w:lvl>
+    <w:lvl w:ilvl="3" w:tplc="FFFFFFFF" w:tentative="1">
+      <w:start w:val="1"/>
+      <w:numFmt w:val="decimal"/>
+      <w:lvlText w:val="%4."/>
+      <w:lvlJc w:val="left"/>
+      <w:pPr>
+        <w:ind w:left="2880" w:hanging="360"/>
+      </w:pPr>
+    </w:lvl>
+    <w:lvl w:ilvl="4" w:tplc="FFFFFFFF" w:tentative="1">
+      <w:start w:val="1"/>
+      <w:numFmt w:val="lowerLetter"/>
+      <w:lvlText w:val="%5."/>
+      <w:lvlJc w:val="left"/>
+      <w:pPr>
+        <w:ind w:left="3600" w:hanging="360"/>
+      </w:pPr>
+    </w:lvl>
+    <w:lvl w:ilvl="5" w:tplc="FFFFFFFF" w:tentative="1">
+      <w:start w:val="1"/>
+      <w:numFmt w:val="lowerRoman"/>
+      <w:lvlText w:val="%6."/>
+      <w:lvlJc w:val="right"/>
+      <w:pPr>
+        <w:ind w:left="4320" w:hanging="180"/>
+      </w:pPr>
+    </w:lvl>
+    <w:lvl w:ilvl="6" w:tplc="FFFFFFFF" w:tentative="1">
+      <w:start w:val="1"/>
+      <w:numFmt w:val="decimal"/>
+      <w:lvlText w:val="%7."/>
+      <w:lvlJc w:val="left"/>
+      <w:pPr>
+        <w:ind w:left="5040" w:hanging="360"/>
+      </w:pPr>
+    </w:lvl>
+    <w:lvl w:ilvl="7" w:tplc="FFFFFFFF" w:tentative="1">
+      <w:start w:val="1"/>
+      <w:numFmt w:val="lowerLetter"/>
+      <w:lvlText w:val="%8."/>
+      <w:lvlJc w:val="left"/>
+      <w:pPr>
+        <w:ind w:left="5760" w:hanging="360"/>
+      </w:pPr>
+    </w:lvl>
+    <w:lvl w:ilvl="8" w:tplc="FFFFFFFF" w:tentative="1">
+      <w:start w:val="1"/>
+      <w:numFmt w:val="lowerRoman"/>
+      <w:lvlText w:val="%9."/>
+      <w:lvlJc w:val="right"/>
+      <w:pPr>
+        <w:ind w:left="6480" w:hanging="180"/>
+      </w:pPr>
+    </w:lvl>
+  </w:abstractNum>
+  <w:abstractNum w:abstractNumId="21" w15:restartNumberingAfterBreak="0">
+    <w:nsid w:val="721F5C70"/>
+    <w:multiLevelType w:val="hybridMultilevel"/>
+    <w:tmpl w:val="13CCFB1C"/>
+    <w:lvl w:ilvl="0" w:tplc="9ED8675A">
+      <w:start w:val="5"/>
+      <w:numFmt w:val="bullet"/>
+      <w:lvlText w:val="-"/>
+      <w:lvlJc w:val="left"/>
+      <w:pPr>
+        <w:ind w:left="720" w:hanging="360"/>
+      </w:pPr>
+      <w:rPr>
+        <w:rFonts w:ascii="Aptos" w:eastAsiaTheme="minorHAnsi" w:hAnsi="Aptos" w:cstheme="minorBidi" w:hint="default"/>
+      </w:rPr>
+    </w:lvl>
+    <w:lvl w:ilvl="1" w:tplc="08090003" w:tentative="1">
+      <w:start w:val="1"/>
+      <w:numFmt w:val="bullet"/>
+      <w:lvlText w:val="o"/>
+      <w:lvlJc w:val="left"/>
+      <w:pPr>
+        <w:ind w:left="1440" w:hanging="360"/>
+      </w:pPr>
+      <w:rPr>
+        <w:rFonts w:ascii="Courier New" w:hAnsi="Courier New" w:hint="default"/>
+      </w:rPr>
+    </w:lvl>
+    <w:lvl w:ilvl="2" w:tplc="08090005" w:tentative="1">
+      <w:start w:val="1"/>
+      <w:numFmt w:val="bullet"/>
+      <w:lvlText w:val=""/>
+      <w:lvlJc w:val="left"/>
+      <w:pPr>
+        <w:ind w:left="2160" w:hanging="360"/>
+      </w:pPr>
+      <w:rPr>
+        <w:rFonts w:ascii="Wingdings" w:hAnsi="Wingdings" w:hint="default"/>
+      </w:rPr>
+    </w:lvl>
+    <w:lvl w:ilvl="3" w:tplc="08090001" w:tentative="1">
+      <w:start w:val="1"/>
+      <w:numFmt w:val="bullet"/>
+      <w:lvlText w:val=""/>
+      <w:lvlJc w:val="left"/>
+      <w:pPr>
+        <w:ind w:left="2880" w:hanging="360"/>
+      </w:pPr>
+      <w:rPr>
+        <w:rFonts w:ascii="Symbol" w:hAnsi="Symbol" w:hint="default"/>
+      </w:rPr>
+    </w:lvl>
+    <w:lvl w:ilvl="4" w:tplc="08090003" w:tentative="1">
+      <w:start w:val="1"/>
+      <w:numFmt w:val="bullet"/>
+      <w:lvlText w:val="o"/>
+      <w:lvlJc w:val="left"/>
+      <w:pPr>
+        <w:ind w:left="3600" w:hanging="360"/>
+      </w:pPr>
+      <w:rPr>
+        <w:rFonts w:ascii="Courier New" w:hAnsi="Courier New" w:hint="default"/>
+      </w:rPr>
+    </w:lvl>
+    <w:lvl w:ilvl="5" w:tplc="08090005" w:tentative="1">
+      <w:start w:val="1"/>
+      <w:numFmt w:val="bullet"/>
+      <w:lvlText w:val=""/>
+      <w:lvlJc w:val="left"/>
+      <w:pPr>
+        <w:ind w:left="4320" w:hanging="360"/>
+      </w:pPr>
+      <w:rPr>
+        <w:rFonts w:ascii="Wingdings" w:hAnsi="Wingdings" w:hint="default"/>
+      </w:rPr>
+    </w:lvl>
+    <w:lvl w:ilvl="6" w:tplc="08090001" w:tentative="1">
+      <w:start w:val="1"/>
+      <w:numFmt w:val="bullet"/>
+      <w:lvlText w:val=""/>
+      <w:lvlJc w:val="left"/>
+      <w:pPr>
+        <w:ind w:left="5040" w:hanging="360"/>
+      </w:pPr>
+      <w:rPr>
+        <w:rFonts w:ascii="Symbol" w:hAnsi="Symbol" w:hint="default"/>
+      </w:rPr>
+    </w:lvl>
+    <w:lvl w:ilvl="7" w:tplc="08090003" w:tentative="1">
+      <w:start w:val="1"/>
+      <w:numFmt w:val="bullet"/>
+      <w:lvlText w:val="o"/>
+      <w:lvlJc w:val="left"/>
+      <w:pPr>
+        <w:ind w:left="5760" w:hanging="360"/>
+      </w:pPr>
+      <w:rPr>
+        <w:rFonts w:ascii="Courier New" w:hAnsi="Courier New" w:hint="default"/>
+      </w:rPr>
+    </w:lvl>
+    <w:lvl w:ilvl="8" w:tplc="08090005" w:tentative="1">
+      <w:start w:val="1"/>
+      <w:numFmt w:val="bullet"/>
+      <w:lvlText w:val=""/>
+      <w:lvlJc w:val="left"/>
+      <w:pPr>
+        <w:ind w:left="6480" w:hanging="360"/>
+      </w:pPr>
+      <w:rPr>
+        <w:rFonts w:ascii="Wingdings" w:hAnsi="Wingdings" w:hint="default"/>
+      </w:rPr>
+    </w:lvl>
+  </w:abstractNum>
+  <w:abstractNum w:abstractNumId="22" w15:restartNumberingAfterBreak="0">
     <w:nsid w:val="72575468"/>
     <w:multiLevelType w:val="hybridMultilevel"/>
     <w:tmpl w:val="E30E1D48"/>
@@ -6619,6 +9110,119 @@
       <w:lvlJc w:val="left"/>
       <w:pPr>
         <w:ind w:left="6120" w:hanging="360"/>
+      </w:pPr>
+      <w:rPr>
+        <w:rFonts w:ascii="Wingdings" w:hAnsi="Wingdings" w:hint="default"/>
+      </w:rPr>
+    </w:lvl>
+  </w:abstractNum>
+  <w:abstractNum w:abstractNumId="23" w15:restartNumberingAfterBreak="0">
+    <w:nsid w:val="73E73FFA"/>
+    <w:multiLevelType w:val="hybridMultilevel"/>
+    <w:tmpl w:val="8598A616"/>
+    <w:lvl w:ilvl="0" w:tplc="9ED8675A">
+      <w:start w:val="5"/>
+      <w:numFmt w:val="bullet"/>
+      <w:lvlText w:val="-"/>
+      <w:lvlJc w:val="left"/>
+      <w:pPr>
+        <w:ind w:left="720" w:hanging="360"/>
+      </w:pPr>
+      <w:rPr>
+        <w:rFonts w:ascii="Aptos" w:eastAsiaTheme="minorHAnsi" w:hAnsi="Aptos" w:cstheme="minorBidi" w:hint="default"/>
+      </w:rPr>
+    </w:lvl>
+    <w:lvl w:ilvl="1" w:tplc="08090003" w:tentative="1">
+      <w:start w:val="1"/>
+      <w:numFmt w:val="bullet"/>
+      <w:lvlText w:val="o"/>
+      <w:lvlJc w:val="left"/>
+      <w:pPr>
+        <w:ind w:left="1440" w:hanging="360"/>
+      </w:pPr>
+      <w:rPr>
+        <w:rFonts w:ascii="Courier New" w:hAnsi="Courier New" w:hint="default"/>
+      </w:rPr>
+    </w:lvl>
+    <w:lvl w:ilvl="2" w:tplc="08090005" w:tentative="1">
+      <w:start w:val="1"/>
+      <w:numFmt w:val="bullet"/>
+      <w:lvlText w:val=""/>
+      <w:lvlJc w:val="left"/>
+      <w:pPr>
+        <w:ind w:left="2160" w:hanging="360"/>
+      </w:pPr>
+      <w:rPr>
+        <w:rFonts w:ascii="Wingdings" w:hAnsi="Wingdings" w:hint="default"/>
+      </w:rPr>
+    </w:lvl>
+    <w:lvl w:ilvl="3" w:tplc="08090001" w:tentative="1">
+      <w:start w:val="1"/>
+      <w:numFmt w:val="bullet"/>
+      <w:lvlText w:val=""/>
+      <w:lvlJc w:val="left"/>
+      <w:pPr>
+        <w:ind w:left="2880" w:hanging="360"/>
+      </w:pPr>
+      <w:rPr>
+        <w:rFonts w:ascii="Symbol" w:hAnsi="Symbol" w:hint="default"/>
+      </w:rPr>
+    </w:lvl>
+    <w:lvl w:ilvl="4" w:tplc="08090003" w:tentative="1">
+      <w:start w:val="1"/>
+      <w:numFmt w:val="bullet"/>
+      <w:lvlText w:val="o"/>
+      <w:lvlJc w:val="left"/>
+      <w:pPr>
+        <w:ind w:left="3600" w:hanging="360"/>
+      </w:pPr>
+      <w:rPr>
+        <w:rFonts w:ascii="Courier New" w:hAnsi="Courier New" w:hint="default"/>
+      </w:rPr>
+    </w:lvl>
+    <w:lvl w:ilvl="5" w:tplc="08090005" w:tentative="1">
+      <w:start w:val="1"/>
+      <w:numFmt w:val="bullet"/>
+      <w:lvlText w:val=""/>
+      <w:lvlJc w:val="left"/>
+      <w:pPr>
+        <w:ind w:left="4320" w:hanging="360"/>
+      </w:pPr>
+      <w:rPr>
+        <w:rFonts w:ascii="Wingdings" w:hAnsi="Wingdings" w:hint="default"/>
+      </w:rPr>
+    </w:lvl>
+    <w:lvl w:ilvl="6" w:tplc="08090001" w:tentative="1">
+      <w:start w:val="1"/>
+      <w:numFmt w:val="bullet"/>
+      <w:lvlText w:val=""/>
+      <w:lvlJc w:val="left"/>
+      <w:pPr>
+        <w:ind w:left="5040" w:hanging="360"/>
+      </w:pPr>
+      <w:rPr>
+        <w:rFonts w:ascii="Symbol" w:hAnsi="Symbol" w:hint="default"/>
+      </w:rPr>
+    </w:lvl>
+    <w:lvl w:ilvl="7" w:tplc="08090003" w:tentative="1">
+      <w:start w:val="1"/>
+      <w:numFmt w:val="bullet"/>
+      <w:lvlText w:val="o"/>
+      <w:lvlJc w:val="left"/>
+      <w:pPr>
+        <w:ind w:left="5760" w:hanging="360"/>
+      </w:pPr>
+      <w:rPr>
+        <w:rFonts w:ascii="Courier New" w:hAnsi="Courier New" w:hint="default"/>
+      </w:rPr>
+    </w:lvl>
+    <w:lvl w:ilvl="8" w:tplc="08090005" w:tentative="1">
+      <w:start w:val="1"/>
+      <w:numFmt w:val="bullet"/>
+      <w:lvlText w:val=""/>
+      <w:lvlJc w:val="left"/>
+      <w:pPr>
+        <w:ind w:left="6480" w:hanging="360"/>
       </w:pPr>
       <w:rPr>
         <w:rFonts w:ascii="Wingdings" w:hAnsi="Wingdings" w:hint="default"/>
@@ -6638,7 +9242,7 @@
     <w:abstractNumId w:val="5"/>
   </w:num>
   <w:num w:numId="5" w16cid:durableId="512846499">
-    <w:abstractNumId w:val="14"/>
+    <w:abstractNumId w:val="15"/>
   </w:num>
   <w:num w:numId="6" w16cid:durableId="409474260">
     <w:abstractNumId w:val="11"/>
@@ -6656,13 +9260,13 @@
     <w:abstractNumId w:val="10"/>
   </w:num>
   <w:num w:numId="11" w16cid:durableId="834565320">
-    <w:abstractNumId w:val="16"/>
+    <w:abstractNumId w:val="17"/>
   </w:num>
   <w:num w:numId="12" w16cid:durableId="752698583">
     <w:abstractNumId w:val="8"/>
   </w:num>
   <w:num w:numId="13" w16cid:durableId="686908962">
-    <w:abstractNumId w:val="17"/>
+    <w:abstractNumId w:val="18"/>
   </w:num>
   <w:num w:numId="14" w16cid:durableId="358966890">
     <w:abstractNumId w:val="9"/>
@@ -6674,22 +9278,34 @@
     <w:abstractNumId w:val="6"/>
   </w:num>
   <w:num w:numId="17" w16cid:durableId="2003701343">
-    <w:abstractNumId w:val="19"/>
+    <w:abstractNumId w:val="22"/>
   </w:num>
   <w:num w:numId="18" w16cid:durableId="1808934357">
     <w:abstractNumId w:val="4"/>
   </w:num>
   <w:num w:numId="19" w16cid:durableId="2079935832">
-    <w:abstractNumId w:val="18"/>
+    <w:abstractNumId w:val="19"/>
   </w:num>
   <w:num w:numId="20" w16cid:durableId="68117886">
-    <w:abstractNumId w:val="15"/>
+    <w:abstractNumId w:val="16"/>
+  </w:num>
+  <w:num w:numId="21" w16cid:durableId="1487013228">
+    <w:abstractNumId w:val="20"/>
+  </w:num>
+  <w:num w:numId="22" w16cid:durableId="1999380743">
+    <w:abstractNumId w:val="23"/>
+  </w:num>
+  <w:num w:numId="23" w16cid:durableId="2098402843">
+    <w:abstractNumId w:val="14"/>
+  </w:num>
+  <w:num w:numId="24" w16cid:durableId="295568156">
+    <w:abstractNumId w:val="21"/>
   </w:num>
 </w:numbering>
 </file>
 
 <file path=word/styles.xml><?xml version="1.0" encoding="utf-8"?>
-<w:styles xmlns:mc="http://schemas.openxmlformats.org/markup-compatibility/2006" xmlns:r="http://schemas.openxmlformats.org/officeDocument/2006/relationships" xmlns:w="http://schemas.openxmlformats.org/wordprocessingml/2006/main" xmlns:w14="http://schemas.microsoft.com/office/word/2010/wordml" xmlns:w15="http://schemas.microsoft.com/office/word/2012/wordml" xmlns:w16cex="http://schemas.microsoft.com/office/word/2018/wordml/cex" xmlns:w16cid="http://schemas.microsoft.com/office/word/2016/wordml/cid" xmlns:w16="http://schemas.microsoft.com/office/word/2018/wordml" xmlns:w16du="http://schemas.microsoft.com/office/word/2023/wordml/word16du" xmlns:w16sdtdh="http://schemas.microsoft.com/office/word/2020/wordml/sdtdatahash" xmlns:w16sdtfl="http://schemas.microsoft.com/office/word/2024/wordml/sdtformatlock" xmlns:w16se="http://schemas.microsoft.com/office/word/2015/wordml/symex" mc:Ignorable="w14 w15 w16se w16cid w16 w16cex w16sdtdh w16sdtfl w16du">
+<w:styles xmlns:mc="http://schemas.openxmlformats.org/markup-compatibility/2006" xmlns:r="http://schemas.openxmlformats.org/officeDocument/2006/relationships" xmlns:w="http://schemas.openxmlformats.org/wordprocessingml/2006/main" xmlns:w14="http://schemas.microsoft.com/office/word/2010/wordml" xmlns:w15="http://schemas.microsoft.com/office/word/2012/wordml" xmlns:w16cex="http://schemas.microsoft.com/office/word/2018/wordml/cex" xmlns:w16cid="http://schemas.microsoft.com/office/word/2016/wordml/cid" xmlns:w16="http://schemas.microsoft.com/office/word/2018/wordml" xmlns:w16sdtdh="http://schemas.microsoft.com/office/word/2020/wordml/sdtdatahash" xmlns:w16sdtfl="http://schemas.microsoft.com/office/word/2024/wordml/sdtformatlock" xmlns:w16se="http://schemas.microsoft.com/office/word/2015/wordml/symex" xmlns:w16du="http://schemas.microsoft.com/office/word/2023/wordml/word16du" mc:Ignorable="w14 w15 w16se w16cid w16 w16cex w16sdtdh w16sdtfl w16du">
   <w:docDefaults>
     <w:rPrDefault>
       <w:rPr>
@@ -7288,6 +9904,7 @@
   <w:style w:type="character" w:default="1" w:styleId="DefaultParagraphFont">
     <w:name w:val="Default Paragraph Font"/>
     <w:uiPriority w:val="1"/>
+    <w:semiHidden/>
     <w:unhideWhenUsed/>
   </w:style>
   <w:style w:type="table" w:default="1" w:styleId="TableNormal">
@@ -7770,6 +10387,37 @@
       </w:tblBorders>
     </w:tblPr>
   </w:style>
+  <w:style w:type="paragraph" w:styleId="NormalWeb">
+    <w:name w:val="Normal (Web)"/>
+    <w:basedOn w:val="Normal"/>
+    <w:uiPriority w:val="99"/>
+    <w:unhideWhenUsed/>
+    <w:rsid w:val="006248B7"/>
+    <w:pPr>
+      <w:spacing w:before="100" w:beforeAutospacing="1" w:after="100" w:afterAutospacing="1" w:line="240" w:lineRule="auto"/>
+    </w:pPr>
+    <w:rPr>
+      <w:rFonts w:ascii="Times New Roman" w:eastAsia="Times New Roman" w:hAnsi="Times New Roman" w:cs="Times New Roman"/>
+      <w:kern w:val="0"/>
+      <w:lang w:eastAsia="en-GB"/>
+      <w14:ligatures w14:val="none"/>
+    </w:rPr>
+  </w:style>
+  <w:style w:type="character" w:styleId="PlaceholderText">
+    <w:name w:val="Placeholder Text"/>
+    <w:basedOn w:val="DefaultParagraphFont"/>
+    <w:uiPriority w:val="99"/>
+    <w:semiHidden/>
+    <w:rsid w:val="006248B7"/>
+    <w:rPr>
+      <w:color w:val="666666"/>
+    </w:rPr>
+  </w:style>
+  <w:style w:type="character" w:customStyle="1" w:styleId="notion-enable-hover">
+    <w:name w:val="notion-enable-hover"/>
+    <w:basedOn w:val="DefaultParagraphFont"/>
+    <w:rsid w:val="000A790C"/>
+  </w:style>
 </w:styles>
 </file>
 

--- a/Assignment 3B_Project process book/Assignment 3B - Project process book.docx
+++ b/Assignment 3B_Project process book/Assignment 3B - Project process book.docx
@@ -1,6 +1,6 @@
 
 <file path=word/document.xml><?xml version="1.0" encoding="utf-8"?>
-<w:document xmlns:wpc="http://schemas.microsoft.com/office/word/2010/wordprocessingCanvas" xmlns:cx="http://schemas.microsoft.com/office/drawing/2014/chartex" xmlns:cx1="http://schemas.microsoft.com/office/drawing/2015/9/8/chartex" xmlns:cx2="http://schemas.microsoft.com/office/drawing/2015/10/21/chartex" xmlns:cx3="http://schemas.microsoft.com/office/drawing/2016/5/9/chartex" xmlns:cx4="http://schemas.microsoft.com/office/drawing/2016/5/10/chartex" xmlns:cx5="http://schemas.microsoft.com/office/drawing/2016/5/11/chartex" xmlns:cx6="http://schemas.microsoft.com/office/drawing/2016/5/12/chartex" xmlns:cx7="http://schemas.microsoft.com/office/drawing/2016/5/13/chartex" xmlns:cx8="http://schemas.microsoft.com/office/drawing/2016/5/14/chartex" xmlns:mc="http://schemas.openxmlformats.org/markup-compatibility/2006" xmlns:m="http://schemas.openxmlformats.org/officeDocument/2006/math" xmlns:aink="http://schemas.microsoft.com/office/drawing/2016/ink" xmlns:am3d="http://schemas.microsoft.com/office/drawing/2017/model3d" xmlns:oel="http://schemas.microsoft.com/office/2019/extlst" xmlns:r="http://schemas.openxmlformats.org/officeDocument/2006/relationships" xmlns:wp14="http://schemas.microsoft.com/office/word/2010/wordprocessingDrawing" xmlns:wp="http://schemas.openxmlformats.org/drawingml/2006/wordprocessingDrawing" xmlns:wpg="http://schemas.microsoft.com/office/word/2010/wordprocessingGroup" xmlns:wpi="http://schemas.microsoft.com/office/word/2010/wordprocessingInk" xmlns:wps="http://schemas.microsoft.com/office/word/2010/wordprocessingShape" xmlns:o="urn:schemas-microsoft-com:office:office" xmlns:v="urn:schemas-microsoft-com:vml" xmlns:w10="urn:schemas-microsoft-com:office:word" xmlns:w="http://schemas.openxmlformats.org/wordprocessingml/2006/main" xmlns:w14="http://schemas.microsoft.com/office/word/2010/wordml" xmlns:w15="http://schemas.microsoft.com/office/word/2012/wordml" xmlns:w16cex="http://schemas.microsoft.com/office/word/2018/wordml/cex" xmlns:w16cid="http://schemas.microsoft.com/office/word/2016/wordml/cid" xmlns:w16="http://schemas.microsoft.com/office/word/2018/wordml" xmlns:w16sdtdh="http://schemas.microsoft.com/office/word/2020/wordml/sdtdatahash" xmlns:w16sdtfl="http://schemas.microsoft.com/office/word/2024/wordml/sdtformatlock" xmlns:w16se="http://schemas.microsoft.com/office/word/2015/wordml/symex" xmlns:w16du="http://schemas.microsoft.com/office/word/2023/wordml/word16du" xmlns:wne="http://schemas.microsoft.com/office/word/2006/wordml" mc:Ignorable="w14 w15 w16se w16cid w16 w16cex w16sdtdh w16sdtfl w16du wp14">
+<w:document xmlns:wpc="http://schemas.microsoft.com/office/word/2010/wordprocessingCanvas" xmlns:cx="http://schemas.microsoft.com/office/drawing/2014/chartex" xmlns:cx1="http://schemas.microsoft.com/office/drawing/2015/9/8/chartex" xmlns:cx2="http://schemas.microsoft.com/office/drawing/2015/10/21/chartex" xmlns:cx3="http://schemas.microsoft.com/office/drawing/2016/5/9/chartex" xmlns:cx4="http://schemas.microsoft.com/office/drawing/2016/5/10/chartex" xmlns:cx5="http://schemas.microsoft.com/office/drawing/2016/5/11/chartex" xmlns:cx6="http://schemas.microsoft.com/office/drawing/2016/5/12/chartex" xmlns:cx7="http://schemas.microsoft.com/office/drawing/2016/5/13/chartex" xmlns:cx8="http://schemas.microsoft.com/office/drawing/2016/5/14/chartex" xmlns:mc="http://schemas.openxmlformats.org/markup-compatibility/2006" xmlns:aink="http://schemas.microsoft.com/office/drawing/2016/ink" xmlns:am3d="http://schemas.microsoft.com/office/drawing/2017/model3d" xmlns:o="urn:schemas-microsoft-com:office:office" xmlns:oel="http://schemas.microsoft.com/office/2019/extlst" xmlns:r="http://schemas.openxmlformats.org/officeDocument/2006/relationships" xmlns:m="http://schemas.openxmlformats.org/officeDocument/2006/math" xmlns:v="urn:schemas-microsoft-com:vml" xmlns:wp14="http://schemas.microsoft.com/office/word/2010/wordprocessingDrawing" xmlns:wp="http://schemas.openxmlformats.org/drawingml/2006/wordprocessingDrawing" xmlns:w10="urn:schemas-microsoft-com:office:word" xmlns:w="http://schemas.openxmlformats.org/wordprocessingml/2006/main" xmlns:w14="http://schemas.microsoft.com/office/word/2010/wordml" xmlns:w15="http://schemas.microsoft.com/office/word/2012/wordml" xmlns:w16cex="http://schemas.microsoft.com/office/word/2018/wordml/cex" xmlns:w16cid="http://schemas.microsoft.com/office/word/2016/wordml/cid" xmlns:w16="http://schemas.microsoft.com/office/word/2018/wordml" xmlns:w16du="http://schemas.microsoft.com/office/word/2023/wordml/word16du" xmlns:w16sdtdh="http://schemas.microsoft.com/office/word/2020/wordml/sdtdatahash" xmlns:w16sdtfl="http://schemas.microsoft.com/office/word/2024/wordml/sdtformatlock" xmlns:w16se="http://schemas.microsoft.com/office/word/2015/wordml/symex" xmlns:wpg="http://schemas.microsoft.com/office/word/2010/wordprocessingGroup" xmlns:wpi="http://schemas.microsoft.com/office/word/2010/wordprocessingInk" xmlns:wne="http://schemas.microsoft.com/office/word/2006/wordml" xmlns:wps="http://schemas.microsoft.com/office/word/2010/wordprocessingShape" mc:Ignorable="w14 w15 w16se w16cid w16 w16cex w16sdtdh w16sdtfl w16du wp14">
   <w:body>
     <w:p>
       <w:pPr>
@@ -487,8 +487,34 @@
           <w:sz w:val="28"/>
           <w:szCs w:val="28"/>
         </w:rPr>
-        <w:t xml:space="preserve"> [Link to be added]</w:t>
-      </w:r>
+        <w:t xml:space="preserve"> </w:t>
+      </w:r>
+      <w:hyperlink r:id="rId8" w:history="1">
+        <w:r>
+          <w:rPr>
+            <w:rStyle w:val="Hyperlink"/>
+            <w:sz w:val="28"/>
+            <w:szCs w:val="28"/>
+          </w:rPr>
+          <w:t>Does increased health-care spending</w:t>
+        </w:r>
+        <w:r>
+          <w:rPr>
+            <w:rStyle w:val="Hyperlink"/>
+            <w:sz w:val="28"/>
+            <w:szCs w:val="28"/>
+          </w:rPr>
+          <w:t xml:space="preserve"> </w:t>
+        </w:r>
+        <w:r>
+          <w:rPr>
+            <w:rStyle w:val="Hyperlink"/>
+            <w:sz w:val="28"/>
+            <w:szCs w:val="28"/>
+          </w:rPr>
+          <w:t>increase life expectancy?</w:t>
+        </w:r>
+      </w:hyperlink>
     </w:p>
     <w:p>
       <w:pPr>
@@ -517,7 +543,7 @@
         </w:rPr>
         <w:t xml:space="preserve"> </w:t>
       </w:r>
-      <w:hyperlink r:id="rId8" w:history="1">
+      <w:hyperlink r:id="rId9" w:history="1">
         <w:r>
           <w:rPr>
             <w:rStyle w:val="Hyperlink"/>
@@ -2956,7 +2982,7 @@
           <w:szCs w:val="28"/>
         </w:rPr>
         <w:sectPr>
-          <w:headerReference w:type="default" r:id="rId9"/>
+          <w:headerReference w:type="default" r:id="rId10"/>
           <w:pgSz w:w="11906" w:h="16838"/>
           <w:pgMar w:top="1440" w:right="1440" w:bottom="1440" w:left="1440" w:header="708" w:footer="708" w:gutter="0"/>
           <w:cols w:space="708"/>
@@ -3199,7 +3225,7 @@
           <w:numId w:val="8"/>
         </w:numPr>
       </w:pPr>
-      <w:hyperlink r:id="rId10" w:history="1">
+      <w:hyperlink r:id="rId11" w:history="1">
         <w:r>
           <w:rPr>
             <w:rStyle w:val="Hyperlink"/>
@@ -3216,7 +3242,7 @@
           <w:numId w:val="8"/>
         </w:numPr>
       </w:pPr>
-      <w:hyperlink r:id="rId11" w:history="1">
+      <w:hyperlink r:id="rId12" w:history="1">
         <w:r>
           <w:rPr>
             <w:rStyle w:val="Hyperlink"/>
@@ -5653,13 +5679,7 @@
               <w:ind w:left="0"/>
             </w:pPr>
             <w:r>
-              <w:t>Hard to follow the overall story/</w:t>
-            </w:r>
-            <w:r>
-              <w:t>answers</w:t>
-            </w:r>
-            <w:r>
-              <w:t xml:space="preserve"> to the guiding questions.</w:t>
+              <w:t>Hard to follow the overall story/answers to the guiding questions.</w:t>
             </w:r>
           </w:p>
         </w:tc>
@@ -5775,16 +5795,7 @@
         <w:pStyle w:val="Heading2"/>
       </w:pPr>
       <w:r>
-        <w:t xml:space="preserve">Appendix </w:t>
-      </w:r>
-      <w:r>
-        <w:t>A</w:t>
-      </w:r>
-      <w:r>
-        <w:t xml:space="preserve">: </w:t>
-      </w:r>
-      <w:r>
-        <w:t>Team Collaboration setup</w:t>
+        <w:t>Appendix A: Team Collaboration setup</w:t>
       </w:r>
     </w:p>
     <w:tbl>
@@ -5811,7 +5822,7 @@
                 <w:szCs w:val="28"/>
               </w:rPr>
               <w:drawing>
-                <wp:anchor distT="0" distB="0" distL="114300" distR="114300" simplePos="0" relativeHeight="251658240" behindDoc="0" locked="0" layoutInCell="1" allowOverlap="1" wp14:anchorId="2AEF8A1F" wp14:editId="797B7868">
+                <wp:anchor distT="0" distB="0" distL="114300" distR="114300" simplePos="0" relativeHeight="251658240" behindDoc="0" locked="0" layoutInCell="1" allowOverlap="1" wp14:anchorId="2AEF8A1F" wp14:editId="14A8B626">
                   <wp:simplePos x="0" y="0"/>
                   <wp:positionH relativeFrom="column">
                     <wp:posOffset>2605405</wp:posOffset>
@@ -5834,7 +5845,7 @@
                           <pic:cNvPicPr/>
                         </pic:nvPicPr>
                         <pic:blipFill>
-                          <a:blip r:embed="rId12" cstate="print">
+                          <a:blip r:embed="rId13" cstate="print">
                             <a:extLst>
                               <a:ext uri="{28A0092B-C50C-407E-A947-70E740481C1C}">
                                 <a14:useLocalDpi xmlns:a14="http://schemas.microsoft.com/office/drawing/2010/main" val="0"/>
@@ -5898,7 +5909,7 @@
                           <pic:cNvPicPr/>
                         </pic:nvPicPr>
                         <pic:blipFill>
-                          <a:blip r:embed="rId13" cstate="print">
+                          <a:blip r:embed="rId14" cstate="print">
                             <a:extLst>
                               <a:ext uri="{28A0092B-C50C-407E-A947-70E740481C1C}">
                                 <a14:useLocalDpi xmlns:a14="http://schemas.microsoft.com/office/drawing/2010/main" val="0"/>
@@ -5948,7 +5959,7 @@
                 <w:szCs w:val="28"/>
               </w:rPr>
               <w:drawing>
-                <wp:anchor distT="0" distB="0" distL="114300" distR="114300" simplePos="0" relativeHeight="251660288" behindDoc="0" locked="0" layoutInCell="1" allowOverlap="1" wp14:anchorId="352BE701" wp14:editId="46380F98">
+                <wp:anchor distT="0" distB="0" distL="114300" distR="114300" simplePos="0" relativeHeight="251660288" behindDoc="0" locked="0" layoutInCell="1" allowOverlap="1" wp14:anchorId="352BE701" wp14:editId="72C1ECDC">
                   <wp:simplePos x="0" y="0"/>
                   <wp:positionH relativeFrom="column">
                     <wp:posOffset>-64877</wp:posOffset>
@@ -5971,7 +5982,7 @@
                           <pic:cNvPicPr/>
                         </pic:nvPicPr>
                         <pic:blipFill>
-                          <a:blip r:embed="rId14" cstate="print">
+                          <a:blip r:embed="rId15" cstate="print">
                             <a:extLst>
                               <a:ext uri="{28A0092B-C50C-407E-A947-70E740481C1C}">
                                 <a14:useLocalDpi xmlns:a14="http://schemas.microsoft.com/office/drawing/2010/main" val="0"/>
@@ -6121,39 +6132,7 @@
           <w:i/>
           <w:iCs/>
         </w:rPr>
-        <w:t xml:space="preserve"> You are invited to participate in a usability evaluation of an interactive data visuali</w:t>
-      </w:r>
-      <w:r>
-        <w:rPr>
-          <w:rFonts w:ascii="Arial" w:hAnsi="Arial" w:cs="Arial"/>
-          <w:i/>
-          <w:iCs/>
-        </w:rPr>
-        <w:t>s</w:t>
-      </w:r>
-      <w:r>
-        <w:rPr>
-          <w:rFonts w:ascii="Arial" w:hAnsi="Arial" w:cs="Arial"/>
-          <w:i/>
-          <w:iCs/>
-        </w:rPr>
-        <w:t xml:space="preserve">ation </w:t>
-      </w:r>
-      <w:r>
-        <w:rPr>
-          <w:rFonts w:ascii="Arial" w:hAnsi="Arial" w:cs="Arial"/>
-          <w:i/>
-          <w:iCs/>
-        </w:rPr>
-        <w:t>website</w:t>
-      </w:r>
-      <w:r>
-        <w:rPr>
-          <w:rFonts w:ascii="Arial" w:hAnsi="Arial" w:cs="Arial"/>
-          <w:i/>
-          <w:iCs/>
-        </w:rPr>
-        <w:t xml:space="preserve"> exploring healthcare spending and life expectancy across OECD nations. </w:t>
+        <w:t xml:space="preserve"> You are invited to participate in a usability evaluation of an interactive data visualisation website exploring healthcare spending and life expectancy across OECD nations. </w:t>
       </w:r>
     </w:p>
     <w:p>
@@ -6404,7 +6383,7 @@
 </file>
 
 <file path=word/endnotes.xml><?xml version="1.0" encoding="utf-8"?>
-<w:endnotes xmlns:wpc="http://schemas.microsoft.com/office/word/2010/wordprocessingCanvas" xmlns:cx="http://schemas.microsoft.com/office/drawing/2014/chartex" xmlns:cx1="http://schemas.microsoft.com/office/drawing/2015/9/8/chartex" xmlns:cx2="http://schemas.microsoft.com/office/drawing/2015/10/21/chartex" xmlns:cx3="http://schemas.microsoft.com/office/drawing/2016/5/9/chartex" xmlns:cx4="http://schemas.microsoft.com/office/drawing/2016/5/10/chartex" xmlns:cx5="http://schemas.microsoft.com/office/drawing/2016/5/11/chartex" xmlns:cx6="http://schemas.microsoft.com/office/drawing/2016/5/12/chartex" xmlns:cx7="http://schemas.microsoft.com/office/drawing/2016/5/13/chartex" xmlns:cx8="http://schemas.microsoft.com/office/drawing/2016/5/14/chartex" xmlns:mc="http://schemas.openxmlformats.org/markup-compatibility/2006" xmlns:m="http://schemas.openxmlformats.org/officeDocument/2006/math" xmlns:aink="http://schemas.microsoft.com/office/drawing/2016/ink" xmlns:am3d="http://schemas.microsoft.com/office/drawing/2017/model3d" xmlns:oel="http://schemas.microsoft.com/office/2019/extlst" xmlns:r="http://schemas.openxmlformats.org/officeDocument/2006/relationships" xmlns:wp14="http://schemas.microsoft.com/office/word/2010/wordprocessingDrawing" xmlns:wp="http://schemas.openxmlformats.org/drawingml/2006/wordprocessingDrawing" xmlns:wpg="http://schemas.microsoft.com/office/word/2010/wordprocessingGroup" xmlns:wpi="http://schemas.microsoft.com/office/word/2010/wordprocessingInk" xmlns:wps="http://schemas.microsoft.com/office/word/2010/wordprocessingShape" xmlns:o="urn:schemas-microsoft-com:office:office" xmlns:v="urn:schemas-microsoft-com:vml" xmlns:w10="urn:schemas-microsoft-com:office:word" xmlns:w="http://schemas.openxmlformats.org/wordprocessingml/2006/main" xmlns:w14="http://schemas.microsoft.com/office/word/2010/wordml" xmlns:w15="http://schemas.microsoft.com/office/word/2012/wordml" xmlns:w16cex="http://schemas.microsoft.com/office/word/2018/wordml/cex" xmlns:w16cid="http://schemas.microsoft.com/office/word/2016/wordml/cid" xmlns:w16="http://schemas.microsoft.com/office/word/2018/wordml" xmlns:w16sdtdh="http://schemas.microsoft.com/office/word/2020/wordml/sdtdatahash" xmlns:w16sdtfl="http://schemas.microsoft.com/office/word/2024/wordml/sdtformatlock" xmlns:w16se="http://schemas.microsoft.com/office/word/2015/wordml/symex" xmlns:w16du="http://schemas.microsoft.com/office/word/2023/wordml/word16du" xmlns:wne="http://schemas.microsoft.com/office/word/2006/wordml" mc:Ignorable="w14 w15 w16se w16cid w16 w16cex w16sdtdh w16sdtfl w16du wp14">
+<w:endnotes xmlns:wpc="http://schemas.microsoft.com/office/word/2010/wordprocessingCanvas" xmlns:cx="http://schemas.microsoft.com/office/drawing/2014/chartex" xmlns:cx1="http://schemas.microsoft.com/office/drawing/2015/9/8/chartex" xmlns:cx2="http://schemas.microsoft.com/office/drawing/2015/10/21/chartex" xmlns:cx3="http://schemas.microsoft.com/office/drawing/2016/5/9/chartex" xmlns:cx4="http://schemas.microsoft.com/office/drawing/2016/5/10/chartex" xmlns:cx5="http://schemas.microsoft.com/office/drawing/2016/5/11/chartex" xmlns:cx6="http://schemas.microsoft.com/office/drawing/2016/5/12/chartex" xmlns:cx7="http://schemas.microsoft.com/office/drawing/2016/5/13/chartex" xmlns:cx8="http://schemas.microsoft.com/office/drawing/2016/5/14/chartex" xmlns:mc="http://schemas.openxmlformats.org/markup-compatibility/2006" xmlns:aink="http://schemas.microsoft.com/office/drawing/2016/ink" xmlns:am3d="http://schemas.microsoft.com/office/drawing/2017/model3d" xmlns:o="urn:schemas-microsoft-com:office:office" xmlns:oel="http://schemas.microsoft.com/office/2019/extlst" xmlns:r="http://schemas.openxmlformats.org/officeDocument/2006/relationships" xmlns:m="http://schemas.openxmlformats.org/officeDocument/2006/math" xmlns:v="urn:schemas-microsoft-com:vml" xmlns:wp14="http://schemas.microsoft.com/office/word/2010/wordprocessingDrawing" xmlns:wp="http://schemas.openxmlformats.org/drawingml/2006/wordprocessingDrawing" xmlns:w10="urn:schemas-microsoft-com:office:word" xmlns:w="http://schemas.openxmlformats.org/wordprocessingml/2006/main" xmlns:w14="http://schemas.microsoft.com/office/word/2010/wordml" xmlns:w15="http://schemas.microsoft.com/office/word/2012/wordml" xmlns:w16cex="http://schemas.microsoft.com/office/word/2018/wordml/cex" xmlns:w16cid="http://schemas.microsoft.com/office/word/2016/wordml/cid" xmlns:w16="http://schemas.microsoft.com/office/word/2018/wordml" xmlns:w16du="http://schemas.microsoft.com/office/word/2023/wordml/word16du" xmlns:w16sdtdh="http://schemas.microsoft.com/office/word/2020/wordml/sdtdatahash" xmlns:w16sdtfl="http://schemas.microsoft.com/office/word/2024/wordml/sdtformatlock" xmlns:w16se="http://schemas.microsoft.com/office/word/2015/wordml/symex" xmlns:wpg="http://schemas.microsoft.com/office/word/2010/wordprocessingGroup" xmlns:wpi="http://schemas.microsoft.com/office/word/2010/wordprocessingInk" xmlns:wne="http://schemas.microsoft.com/office/word/2006/wordml" xmlns:wps="http://schemas.microsoft.com/office/word/2010/wordprocessingShape" mc:Ignorable="w14 w15 w16se w16cid w16 w16cex w16sdtdh w16sdtfl w16du wp14">
   <w:endnote w:type="separator" w:id="-1">
     <w:p>
       <w:pPr>
@@ -6429,7 +6408,7 @@
 </file>
 
 <file path=word/footnotes.xml><?xml version="1.0" encoding="utf-8"?>
-<w:footnotes xmlns:wpc="http://schemas.microsoft.com/office/word/2010/wordprocessingCanvas" xmlns:cx="http://schemas.microsoft.com/office/drawing/2014/chartex" xmlns:cx1="http://schemas.microsoft.com/office/drawing/2015/9/8/chartex" xmlns:cx2="http://schemas.microsoft.com/office/drawing/2015/10/21/chartex" xmlns:cx3="http://schemas.microsoft.com/office/drawing/2016/5/9/chartex" xmlns:cx4="http://schemas.microsoft.com/office/drawing/2016/5/10/chartex" xmlns:cx5="http://schemas.microsoft.com/office/drawing/2016/5/11/chartex" xmlns:cx6="http://schemas.microsoft.com/office/drawing/2016/5/12/chartex" xmlns:cx7="http://schemas.microsoft.com/office/drawing/2016/5/13/chartex" xmlns:cx8="http://schemas.microsoft.com/office/drawing/2016/5/14/chartex" xmlns:mc="http://schemas.openxmlformats.org/markup-compatibility/2006" xmlns:m="http://schemas.openxmlformats.org/officeDocument/2006/math" xmlns:aink="http://schemas.microsoft.com/office/drawing/2016/ink" xmlns:am3d="http://schemas.microsoft.com/office/drawing/2017/model3d" xmlns:oel="http://schemas.microsoft.com/office/2019/extlst" xmlns:r="http://schemas.openxmlformats.org/officeDocument/2006/relationships" xmlns:wp14="http://schemas.microsoft.com/office/word/2010/wordprocessingDrawing" xmlns:wp="http://schemas.openxmlformats.org/drawingml/2006/wordprocessingDrawing" xmlns:wpg="http://schemas.microsoft.com/office/word/2010/wordprocessingGroup" xmlns:wpi="http://schemas.microsoft.com/office/word/2010/wordprocessingInk" xmlns:wps="http://schemas.microsoft.com/office/word/2010/wordprocessingShape" xmlns:o="urn:schemas-microsoft-com:office:office" xmlns:v="urn:schemas-microsoft-com:vml" xmlns:w10="urn:schemas-microsoft-com:office:word" xmlns:w="http://schemas.openxmlformats.org/wordprocessingml/2006/main" xmlns:w14="http://schemas.microsoft.com/office/word/2010/wordml" xmlns:w15="http://schemas.microsoft.com/office/word/2012/wordml" xmlns:w16cex="http://schemas.microsoft.com/office/word/2018/wordml/cex" xmlns:w16cid="http://schemas.microsoft.com/office/word/2016/wordml/cid" xmlns:w16="http://schemas.microsoft.com/office/word/2018/wordml" xmlns:w16sdtdh="http://schemas.microsoft.com/office/word/2020/wordml/sdtdatahash" xmlns:w16sdtfl="http://schemas.microsoft.com/office/word/2024/wordml/sdtformatlock" xmlns:w16se="http://schemas.microsoft.com/office/word/2015/wordml/symex" xmlns:w16du="http://schemas.microsoft.com/office/word/2023/wordml/word16du" xmlns:wne="http://schemas.microsoft.com/office/word/2006/wordml" mc:Ignorable="w14 w15 w16se w16cid w16 w16cex w16sdtdh w16sdtfl w16du wp14">
+<w:footnotes xmlns:wpc="http://schemas.microsoft.com/office/word/2010/wordprocessingCanvas" xmlns:cx="http://schemas.microsoft.com/office/drawing/2014/chartex" xmlns:cx1="http://schemas.microsoft.com/office/drawing/2015/9/8/chartex" xmlns:cx2="http://schemas.microsoft.com/office/drawing/2015/10/21/chartex" xmlns:cx3="http://schemas.microsoft.com/office/drawing/2016/5/9/chartex" xmlns:cx4="http://schemas.microsoft.com/office/drawing/2016/5/10/chartex" xmlns:cx5="http://schemas.microsoft.com/office/drawing/2016/5/11/chartex" xmlns:cx6="http://schemas.microsoft.com/office/drawing/2016/5/12/chartex" xmlns:cx7="http://schemas.microsoft.com/office/drawing/2016/5/13/chartex" xmlns:cx8="http://schemas.microsoft.com/office/drawing/2016/5/14/chartex" xmlns:mc="http://schemas.openxmlformats.org/markup-compatibility/2006" xmlns:aink="http://schemas.microsoft.com/office/drawing/2016/ink" xmlns:am3d="http://schemas.microsoft.com/office/drawing/2017/model3d" xmlns:o="urn:schemas-microsoft-com:office:office" xmlns:oel="http://schemas.microsoft.com/office/2019/extlst" xmlns:r="http://schemas.openxmlformats.org/officeDocument/2006/relationships" xmlns:m="http://schemas.openxmlformats.org/officeDocument/2006/math" xmlns:v="urn:schemas-microsoft-com:vml" xmlns:wp14="http://schemas.microsoft.com/office/word/2010/wordprocessingDrawing" xmlns:wp="http://schemas.openxmlformats.org/drawingml/2006/wordprocessingDrawing" xmlns:w10="urn:schemas-microsoft-com:office:word" xmlns:w="http://schemas.openxmlformats.org/wordprocessingml/2006/main" xmlns:w14="http://schemas.microsoft.com/office/word/2010/wordml" xmlns:w15="http://schemas.microsoft.com/office/word/2012/wordml" xmlns:w16cex="http://schemas.microsoft.com/office/word/2018/wordml/cex" xmlns:w16cid="http://schemas.microsoft.com/office/word/2016/wordml/cid" xmlns:w16="http://schemas.microsoft.com/office/word/2018/wordml" xmlns:w16du="http://schemas.microsoft.com/office/word/2023/wordml/word16du" xmlns:w16sdtdh="http://schemas.microsoft.com/office/word/2020/wordml/sdtdatahash" xmlns:w16sdtfl="http://schemas.microsoft.com/office/word/2024/wordml/sdtformatlock" xmlns:w16se="http://schemas.microsoft.com/office/word/2015/wordml/symex" xmlns:wpg="http://schemas.microsoft.com/office/word/2010/wordprocessingGroup" xmlns:wpi="http://schemas.microsoft.com/office/word/2010/wordprocessingInk" xmlns:wne="http://schemas.microsoft.com/office/word/2006/wordml" xmlns:wps="http://schemas.microsoft.com/office/word/2010/wordprocessingShape" mc:Ignorable="w14 w15 w16se w16cid w16 w16cex w16sdtdh w16sdtfl w16du wp14">
   <w:footnote w:type="separator" w:id="-1">
     <w:p>
       <w:pPr>
@@ -6454,7 +6433,7 @@
 </file>
 
 <file path=word/header1.xml><?xml version="1.0" encoding="utf-8"?>
-<w:hdr xmlns:wpc="http://schemas.microsoft.com/office/word/2010/wordprocessingCanvas" xmlns:cx="http://schemas.microsoft.com/office/drawing/2014/chartex" xmlns:cx1="http://schemas.microsoft.com/office/drawing/2015/9/8/chartex" xmlns:cx2="http://schemas.microsoft.com/office/drawing/2015/10/21/chartex" xmlns:cx3="http://schemas.microsoft.com/office/drawing/2016/5/9/chartex" xmlns:cx4="http://schemas.microsoft.com/office/drawing/2016/5/10/chartex" xmlns:cx5="http://schemas.microsoft.com/office/drawing/2016/5/11/chartex" xmlns:cx6="http://schemas.microsoft.com/office/drawing/2016/5/12/chartex" xmlns:cx7="http://schemas.microsoft.com/office/drawing/2016/5/13/chartex" xmlns:cx8="http://schemas.microsoft.com/office/drawing/2016/5/14/chartex" xmlns:mc="http://schemas.openxmlformats.org/markup-compatibility/2006" xmlns:m="http://schemas.openxmlformats.org/officeDocument/2006/math" xmlns:aink="http://schemas.microsoft.com/office/drawing/2016/ink" xmlns:am3d="http://schemas.microsoft.com/office/drawing/2017/model3d" xmlns:oel="http://schemas.microsoft.com/office/2019/extlst" xmlns:r="http://schemas.openxmlformats.org/officeDocument/2006/relationships" xmlns:wp14="http://schemas.microsoft.com/office/word/2010/wordprocessingDrawing" xmlns:wp="http://schemas.openxmlformats.org/drawingml/2006/wordprocessingDrawing" xmlns:wpg="http://schemas.microsoft.com/office/word/2010/wordprocessingGroup" xmlns:wpi="http://schemas.microsoft.com/office/word/2010/wordprocessingInk" xmlns:wps="http://schemas.microsoft.com/office/word/2010/wordprocessingShape" xmlns:o="urn:schemas-microsoft-com:office:office" xmlns:v="urn:schemas-microsoft-com:vml" xmlns:w10="urn:schemas-microsoft-com:office:word" xmlns:w="http://schemas.openxmlformats.org/wordprocessingml/2006/main" xmlns:w14="http://schemas.microsoft.com/office/word/2010/wordml" xmlns:w15="http://schemas.microsoft.com/office/word/2012/wordml" xmlns:w16cex="http://schemas.microsoft.com/office/word/2018/wordml/cex" xmlns:w16cid="http://schemas.microsoft.com/office/word/2016/wordml/cid" xmlns:w16="http://schemas.microsoft.com/office/word/2018/wordml" xmlns:w16sdtdh="http://schemas.microsoft.com/office/word/2020/wordml/sdtdatahash" xmlns:w16sdtfl="http://schemas.microsoft.com/office/word/2024/wordml/sdtformatlock" xmlns:w16se="http://schemas.microsoft.com/office/word/2015/wordml/symex" xmlns:w16du="http://schemas.microsoft.com/office/word/2023/wordml/word16du" xmlns:wne="http://schemas.microsoft.com/office/word/2006/wordml" mc:Ignorable="w14 w15 w16se w16cid w16 w16cex w16sdtdh w16sdtfl w16du wp14">
+<w:hdr xmlns:wpc="http://schemas.microsoft.com/office/word/2010/wordprocessingCanvas" xmlns:cx="http://schemas.microsoft.com/office/drawing/2014/chartex" xmlns:cx1="http://schemas.microsoft.com/office/drawing/2015/9/8/chartex" xmlns:cx2="http://schemas.microsoft.com/office/drawing/2015/10/21/chartex" xmlns:cx3="http://schemas.microsoft.com/office/drawing/2016/5/9/chartex" xmlns:cx4="http://schemas.microsoft.com/office/drawing/2016/5/10/chartex" xmlns:cx5="http://schemas.microsoft.com/office/drawing/2016/5/11/chartex" xmlns:cx6="http://schemas.microsoft.com/office/drawing/2016/5/12/chartex" xmlns:cx7="http://schemas.microsoft.com/office/drawing/2016/5/13/chartex" xmlns:cx8="http://schemas.microsoft.com/office/drawing/2016/5/14/chartex" xmlns:mc="http://schemas.openxmlformats.org/markup-compatibility/2006" xmlns:aink="http://schemas.microsoft.com/office/drawing/2016/ink" xmlns:am3d="http://schemas.microsoft.com/office/drawing/2017/model3d" xmlns:o="urn:schemas-microsoft-com:office:office" xmlns:oel="http://schemas.microsoft.com/office/2019/extlst" xmlns:r="http://schemas.openxmlformats.org/officeDocument/2006/relationships" xmlns:m="http://schemas.openxmlformats.org/officeDocument/2006/math" xmlns:v="urn:schemas-microsoft-com:vml" xmlns:wp14="http://schemas.microsoft.com/office/word/2010/wordprocessingDrawing" xmlns:wp="http://schemas.openxmlformats.org/drawingml/2006/wordprocessingDrawing" xmlns:w10="urn:schemas-microsoft-com:office:word" xmlns:w="http://schemas.openxmlformats.org/wordprocessingml/2006/main" xmlns:w14="http://schemas.microsoft.com/office/word/2010/wordml" xmlns:w15="http://schemas.microsoft.com/office/word/2012/wordml" xmlns:w16cex="http://schemas.microsoft.com/office/word/2018/wordml/cex" xmlns:w16cid="http://schemas.microsoft.com/office/word/2016/wordml/cid" xmlns:w16="http://schemas.microsoft.com/office/word/2018/wordml" xmlns:w16du="http://schemas.microsoft.com/office/word/2023/wordml/word16du" xmlns:w16sdtdh="http://schemas.microsoft.com/office/word/2020/wordml/sdtdatahash" xmlns:w16sdtfl="http://schemas.microsoft.com/office/word/2024/wordml/sdtformatlock" xmlns:w16se="http://schemas.microsoft.com/office/word/2015/wordml/symex" xmlns:wpg="http://schemas.microsoft.com/office/word/2010/wordprocessingGroup" xmlns:wpi="http://schemas.microsoft.com/office/word/2010/wordprocessingInk" xmlns:wne="http://schemas.microsoft.com/office/word/2006/wordml" xmlns:wps="http://schemas.microsoft.com/office/word/2010/wordprocessingShape" mc:Ignorable="w14 w15 w16se w16cid w16 w16cex w16sdtdh w16sdtfl w16du wp14">
   <w:p>
     <w:pPr>
       <w:pStyle w:val="Header"/>
@@ -6477,7 +6456,7 @@
 </file>
 
 <file path=word/numbering.xml><?xml version="1.0" encoding="utf-8"?>
-<w:numbering xmlns:wpc="http://schemas.microsoft.com/office/word/2010/wordprocessingCanvas" xmlns:cx="http://schemas.microsoft.com/office/drawing/2014/chartex" xmlns:cx1="http://schemas.microsoft.com/office/drawing/2015/9/8/chartex" xmlns:cx2="http://schemas.microsoft.com/office/drawing/2015/10/21/chartex" xmlns:cx3="http://schemas.microsoft.com/office/drawing/2016/5/9/chartex" xmlns:cx4="http://schemas.microsoft.com/office/drawing/2016/5/10/chartex" xmlns:cx5="http://schemas.microsoft.com/office/drawing/2016/5/11/chartex" xmlns:cx6="http://schemas.microsoft.com/office/drawing/2016/5/12/chartex" xmlns:cx7="http://schemas.microsoft.com/office/drawing/2016/5/13/chartex" xmlns:cx8="http://schemas.microsoft.com/office/drawing/2016/5/14/chartex" xmlns:mc="http://schemas.openxmlformats.org/markup-compatibility/2006" xmlns:m="http://schemas.openxmlformats.org/officeDocument/2006/math" xmlns:aink="http://schemas.microsoft.com/office/drawing/2016/ink" xmlns:am3d="http://schemas.microsoft.com/office/drawing/2017/model3d" xmlns:oel="http://schemas.microsoft.com/office/2019/extlst" xmlns:r="http://schemas.openxmlformats.org/officeDocument/2006/relationships" xmlns:wp14="http://schemas.microsoft.com/office/word/2010/wordprocessingDrawing" xmlns:wp="http://schemas.openxmlformats.org/drawingml/2006/wordprocessingDrawing" xmlns:wpg="http://schemas.microsoft.com/office/word/2010/wordprocessingGroup" xmlns:wpi="http://schemas.microsoft.com/office/word/2010/wordprocessingInk" xmlns:wps="http://schemas.microsoft.com/office/word/2010/wordprocessingShape" xmlns:o="urn:schemas-microsoft-com:office:office" xmlns:v="urn:schemas-microsoft-com:vml" xmlns:w10="urn:schemas-microsoft-com:office:word" xmlns:w="http://schemas.openxmlformats.org/wordprocessingml/2006/main" xmlns:w14="http://schemas.microsoft.com/office/word/2010/wordml" xmlns:w15="http://schemas.microsoft.com/office/word/2012/wordml" xmlns:w16cex="http://schemas.microsoft.com/office/word/2018/wordml/cex" xmlns:w16cid="http://schemas.microsoft.com/office/word/2016/wordml/cid" xmlns:w16="http://schemas.microsoft.com/office/word/2018/wordml" xmlns:w16sdtdh="http://schemas.microsoft.com/office/word/2020/wordml/sdtdatahash" xmlns:w16sdtfl="http://schemas.microsoft.com/office/word/2024/wordml/sdtformatlock" xmlns:w16se="http://schemas.microsoft.com/office/word/2015/wordml/symex" xmlns:w16du="http://schemas.microsoft.com/office/word/2023/wordml/word16du" xmlns:wne="http://schemas.microsoft.com/office/word/2006/wordml" mc:Ignorable="w14 w15 w16se w16cid w16 w16cex w16sdtdh w16sdtfl w16du wp14">
+<w:numbering xmlns:wpc="http://schemas.microsoft.com/office/word/2010/wordprocessingCanvas" xmlns:cx="http://schemas.microsoft.com/office/drawing/2014/chartex" xmlns:cx1="http://schemas.microsoft.com/office/drawing/2015/9/8/chartex" xmlns:cx2="http://schemas.microsoft.com/office/drawing/2015/10/21/chartex" xmlns:cx3="http://schemas.microsoft.com/office/drawing/2016/5/9/chartex" xmlns:cx4="http://schemas.microsoft.com/office/drawing/2016/5/10/chartex" xmlns:cx5="http://schemas.microsoft.com/office/drawing/2016/5/11/chartex" xmlns:cx6="http://schemas.microsoft.com/office/drawing/2016/5/12/chartex" xmlns:cx7="http://schemas.microsoft.com/office/drawing/2016/5/13/chartex" xmlns:cx8="http://schemas.microsoft.com/office/drawing/2016/5/14/chartex" xmlns:mc="http://schemas.openxmlformats.org/markup-compatibility/2006" xmlns:aink="http://schemas.microsoft.com/office/drawing/2016/ink" xmlns:am3d="http://schemas.microsoft.com/office/drawing/2017/model3d" xmlns:o="urn:schemas-microsoft-com:office:office" xmlns:oel="http://schemas.microsoft.com/office/2019/extlst" xmlns:r="http://schemas.openxmlformats.org/officeDocument/2006/relationships" xmlns:m="http://schemas.openxmlformats.org/officeDocument/2006/math" xmlns:v="urn:schemas-microsoft-com:vml" xmlns:wp14="http://schemas.microsoft.com/office/word/2010/wordprocessingDrawing" xmlns:wp="http://schemas.openxmlformats.org/drawingml/2006/wordprocessingDrawing" xmlns:w10="urn:schemas-microsoft-com:office:word" xmlns:w="http://schemas.openxmlformats.org/wordprocessingml/2006/main" xmlns:w14="http://schemas.microsoft.com/office/word/2010/wordml" xmlns:w15="http://schemas.microsoft.com/office/word/2012/wordml" xmlns:w16cex="http://schemas.microsoft.com/office/word/2018/wordml/cex" xmlns:w16cid="http://schemas.microsoft.com/office/word/2016/wordml/cid" xmlns:w16="http://schemas.microsoft.com/office/word/2018/wordml" xmlns:w16du="http://schemas.microsoft.com/office/word/2023/wordml/word16du" xmlns:w16sdtdh="http://schemas.microsoft.com/office/word/2020/wordml/sdtdatahash" xmlns:w16sdtfl="http://schemas.microsoft.com/office/word/2024/wordml/sdtformatlock" xmlns:w16se="http://schemas.microsoft.com/office/word/2015/wordml/symex" xmlns:wpg="http://schemas.microsoft.com/office/word/2010/wordprocessingGroup" xmlns:wpi="http://schemas.microsoft.com/office/word/2010/wordprocessingInk" xmlns:wne="http://schemas.microsoft.com/office/word/2006/wordml" xmlns:wps="http://schemas.microsoft.com/office/word/2010/wordprocessingShape" mc:Ignorable="w14 w15 w16se w16cid w16 w16cex w16sdtdh w16sdtfl w16du wp14">
   <w:abstractNum w:abstractNumId="0" w15:restartNumberingAfterBreak="0">
     <w:nsid w:val="021F1635"/>
     <w:multiLevelType w:val="hybridMultilevel"/>
@@ -9305,7 +9284,7 @@
 </file>
 
 <file path=word/styles.xml><?xml version="1.0" encoding="utf-8"?>
-<w:styles xmlns:mc="http://schemas.openxmlformats.org/markup-compatibility/2006" xmlns:r="http://schemas.openxmlformats.org/officeDocument/2006/relationships" xmlns:w="http://schemas.openxmlformats.org/wordprocessingml/2006/main" xmlns:w14="http://schemas.microsoft.com/office/word/2010/wordml" xmlns:w15="http://schemas.microsoft.com/office/word/2012/wordml" xmlns:w16cex="http://schemas.microsoft.com/office/word/2018/wordml/cex" xmlns:w16cid="http://schemas.microsoft.com/office/word/2016/wordml/cid" xmlns:w16="http://schemas.microsoft.com/office/word/2018/wordml" xmlns:w16sdtdh="http://schemas.microsoft.com/office/word/2020/wordml/sdtdatahash" xmlns:w16sdtfl="http://schemas.microsoft.com/office/word/2024/wordml/sdtformatlock" xmlns:w16se="http://schemas.microsoft.com/office/word/2015/wordml/symex" xmlns:w16du="http://schemas.microsoft.com/office/word/2023/wordml/word16du" mc:Ignorable="w14 w15 w16se w16cid w16 w16cex w16sdtdh w16sdtfl w16du">
+<w:styles xmlns:mc="http://schemas.openxmlformats.org/markup-compatibility/2006" xmlns:r="http://schemas.openxmlformats.org/officeDocument/2006/relationships" xmlns:w="http://schemas.openxmlformats.org/wordprocessingml/2006/main" xmlns:w14="http://schemas.microsoft.com/office/word/2010/wordml" xmlns:w15="http://schemas.microsoft.com/office/word/2012/wordml" xmlns:w16cex="http://schemas.microsoft.com/office/word/2018/wordml/cex" xmlns:w16cid="http://schemas.microsoft.com/office/word/2016/wordml/cid" xmlns:w16="http://schemas.microsoft.com/office/word/2018/wordml" xmlns:w16du="http://schemas.microsoft.com/office/word/2023/wordml/word16du" xmlns:w16sdtdh="http://schemas.microsoft.com/office/word/2020/wordml/sdtdatahash" xmlns:w16sdtfl="http://schemas.microsoft.com/office/word/2024/wordml/sdtformatlock" xmlns:w16se="http://schemas.microsoft.com/office/word/2015/wordml/symex" mc:Ignorable="w14 w15 w16se w16cid w16 w16cex w16sdtdh w16sdtfl w16du">
   <w:docDefaults>
     <w:rPrDefault>
       <w:rPr>
@@ -9904,7 +9883,6 @@
   <w:style w:type="character" w:default="1" w:styleId="DefaultParagraphFont">
     <w:name w:val="Default Paragraph Font"/>
     <w:uiPriority w:val="1"/>
-    <w:semiHidden/>
     <w:unhideWhenUsed/>
   </w:style>
   <w:style w:type="table" w:default="1" w:styleId="TableNormal">
@@ -10418,6 +10396,18 @@
     <w:basedOn w:val="DefaultParagraphFont"/>
     <w:rsid w:val="000A790C"/>
   </w:style>
+  <w:style w:type="character" w:styleId="FollowedHyperlink">
+    <w:name w:val="FollowedHyperlink"/>
+    <w:basedOn w:val="DefaultParagraphFont"/>
+    <w:uiPriority w:val="99"/>
+    <w:semiHidden/>
+    <w:unhideWhenUsed/>
+    <w:rsid w:val="0029305B"/>
+    <w:rPr>
+      <w:color w:val="96607D" w:themeColor="followedHyperlink"/>
+      <w:u w:val="single"/>
+    </w:rPr>
+  </w:style>
 </w:styles>
 </file>
 

--- a/Assignment 3B_Project process book/Assignment 3B - Project process book.docx
+++ b/Assignment 3B_Project process book/Assignment 3B - Project process book.docx
@@ -496,23 +496,7 @@
             <w:sz w:val="28"/>
             <w:szCs w:val="28"/>
           </w:rPr>
-          <w:t>Does increased health-care spending</w:t>
-        </w:r>
-        <w:r>
-          <w:rPr>
-            <w:rStyle w:val="Hyperlink"/>
-            <w:sz w:val="28"/>
-            <w:szCs w:val="28"/>
-          </w:rPr>
-          <w:t xml:space="preserve"> </w:t>
-        </w:r>
-        <w:r>
-          <w:rPr>
-            <w:rStyle w:val="Hyperlink"/>
-            <w:sz w:val="28"/>
-            <w:szCs w:val="28"/>
-          </w:rPr>
-          <w:t>increase life expectancy?</w:t>
+          <w:t>Does increased health-care spending increase life expectancy?</w:t>
         </w:r>
       </w:hyperlink>
     </w:p>
@@ -579,7 +563,15 @@
           <w:sz w:val="28"/>
           <w:szCs w:val="28"/>
         </w:rPr>
-        <w:t xml:space="preserve"> [To be added]</w:t>
+        <w:t xml:space="preserve"> </w:t>
+      </w:r>
+      <w:r>
+        <w:rPr>
+          <w:color w:val="000000" w:themeColor="text1"/>
+          <w:sz w:val="28"/>
+          <w:szCs w:val="28"/>
+        </w:rPr>
+        <w:t>2868</w:t>
       </w:r>
     </w:p>
     <w:p>
@@ -649,7 +641,7 @@
           <w:noProof/>
           <w:sz w:val="24"/>
           <w:szCs w:val="24"/>
-          <w:lang w:eastAsia="en-GB"/>
+          <w:lang w:eastAsia="en-AU"/>
         </w:rPr>
       </w:pPr>
       <w:r>
@@ -676,7 +668,7 @@
         </w:rPr>
         <w:fldChar w:fldCharType="separate"/>
       </w:r>
-      <w:hyperlink w:anchor="_Toc239535708" w:history="1">
+      <w:hyperlink w:anchor="_Toc242056847" w:history="1">
         <w:r>
           <w:rPr>
             <w:rStyle w:val="Hyperlink"/>
@@ -703,7 +695,7 @@
             <w:noProof/>
             <w:webHidden/>
           </w:rPr>
-          <w:instrText xml:space="preserve"> PAGEREF _Toc239535708 \h </w:instrText>
+          <w:instrText xml:space="preserve"> PAGEREF _Toc242056847 \h </w:instrText>
         </w:r>
         <w:r>
           <w:rPr>
@@ -746,10 +738,10 @@
           <w:noProof/>
           <w:sz w:val="24"/>
           <w:szCs w:val="24"/>
-          <w:lang w:eastAsia="en-GB"/>
-        </w:rPr>
-      </w:pPr>
-      <w:hyperlink w:anchor="_Toc239535709" w:history="1">
+          <w:lang w:eastAsia="en-AU"/>
+        </w:rPr>
+      </w:pPr>
+      <w:hyperlink w:anchor="_Toc242056848" w:history="1">
         <w:r>
           <w:rPr>
             <w:rStyle w:val="Hyperlink"/>
@@ -776,7 +768,7 @@
             <w:noProof/>
             <w:webHidden/>
           </w:rPr>
-          <w:instrText xml:space="preserve"> PAGEREF _Toc239535709 \h </w:instrText>
+          <w:instrText xml:space="preserve"> PAGEREF _Toc242056848 \h </w:instrText>
         </w:r>
         <w:r>
           <w:rPr>
@@ -819,10 +811,10 @@
           <w:noProof/>
           <w:sz w:val="24"/>
           <w:szCs w:val="24"/>
-          <w:lang w:eastAsia="en-GB"/>
-        </w:rPr>
-      </w:pPr>
-      <w:hyperlink w:anchor="_Toc239535710" w:history="1">
+          <w:lang w:eastAsia="en-AU"/>
+        </w:rPr>
+      </w:pPr>
+      <w:hyperlink w:anchor="_Toc242056849" w:history="1">
         <w:r>
           <w:rPr>
             <w:rStyle w:val="Hyperlink"/>
@@ -849,7 +841,7 @@
             <w:noProof/>
             <w:webHidden/>
           </w:rPr>
-          <w:instrText xml:space="preserve"> PAGEREF _Toc239535710 \h </w:instrText>
+          <w:instrText xml:space="preserve"> PAGEREF _Toc242056849 \h </w:instrText>
         </w:r>
         <w:r>
           <w:rPr>
@@ -892,10 +884,10 @@
           <w:noProof/>
           <w:sz w:val="24"/>
           <w:szCs w:val="24"/>
-          <w:lang w:eastAsia="en-GB"/>
-        </w:rPr>
-      </w:pPr>
-      <w:hyperlink w:anchor="_Toc239535711" w:history="1">
+          <w:lang w:eastAsia="en-AU"/>
+        </w:rPr>
+      </w:pPr>
+      <w:hyperlink w:anchor="_Toc242056850" w:history="1">
         <w:r>
           <w:rPr>
             <w:rStyle w:val="Hyperlink"/>
@@ -922,7 +914,7 @@
             <w:noProof/>
             <w:webHidden/>
           </w:rPr>
-          <w:instrText xml:space="preserve"> PAGEREF _Toc239535711 \h </w:instrText>
+          <w:instrText xml:space="preserve"> PAGEREF _Toc242056850 \h </w:instrText>
         </w:r>
         <w:r>
           <w:rPr>
@@ -942,7 +934,7 @@
             <w:noProof/>
             <w:webHidden/>
           </w:rPr>
-          <w:t>3</w:t>
+          <w:t>4</w:t>
         </w:r>
         <w:r>
           <w:rPr>
@@ -965,10 +957,10 @@
           <w:noProof/>
           <w:sz w:val="24"/>
           <w:szCs w:val="24"/>
-          <w:lang w:eastAsia="en-GB"/>
-        </w:rPr>
-      </w:pPr>
-      <w:hyperlink w:anchor="_Toc239535712" w:history="1">
+          <w:lang w:eastAsia="en-AU"/>
+        </w:rPr>
+      </w:pPr>
+      <w:hyperlink w:anchor="_Toc242056851" w:history="1">
         <w:r>
           <w:rPr>
             <w:rStyle w:val="Hyperlink"/>
@@ -995,7 +987,7 @@
             <w:noProof/>
             <w:webHidden/>
           </w:rPr>
-          <w:instrText xml:space="preserve"> PAGEREF _Toc239535712 \h </w:instrText>
+          <w:instrText xml:space="preserve"> PAGEREF _Toc242056851 \h </w:instrText>
         </w:r>
         <w:r>
           <w:rPr>
@@ -1015,7 +1007,7 @@
             <w:noProof/>
             <w:webHidden/>
           </w:rPr>
-          <w:t>4</w:t>
+          <w:t>5</w:t>
         </w:r>
         <w:r>
           <w:rPr>
@@ -1040,10 +1032,10 @@
           <w:noProof/>
           <w:sz w:val="24"/>
           <w:szCs w:val="24"/>
-          <w:lang w:eastAsia="en-GB"/>
-        </w:rPr>
-      </w:pPr>
-      <w:hyperlink w:anchor="_Toc239535713" w:history="1">
+          <w:lang w:eastAsia="en-AU"/>
+        </w:rPr>
+      </w:pPr>
+      <w:hyperlink w:anchor="_Toc242056852" w:history="1">
         <w:r>
           <w:rPr>
             <w:rStyle w:val="Hyperlink"/>
@@ -1070,7 +1062,7 @@
             <w:noProof/>
             <w:webHidden/>
           </w:rPr>
-          <w:instrText xml:space="preserve"> PAGEREF _Toc239535713 \h </w:instrText>
+          <w:instrText xml:space="preserve"> PAGEREF _Toc242056852 \h </w:instrText>
         </w:r>
         <w:r>
           <w:rPr>
@@ -1113,10 +1105,10 @@
           <w:noProof/>
           <w:sz w:val="24"/>
           <w:szCs w:val="24"/>
-          <w:lang w:eastAsia="en-GB"/>
-        </w:rPr>
-      </w:pPr>
-      <w:hyperlink w:anchor="_Toc239535714" w:history="1">
+          <w:lang w:eastAsia="en-AU"/>
+        </w:rPr>
+      </w:pPr>
+      <w:hyperlink w:anchor="_Toc242056853" w:history="1">
         <w:r>
           <w:rPr>
             <w:rStyle w:val="Hyperlink"/>
@@ -1143,155 +1135,7 @@
             <w:noProof/>
             <w:webHidden/>
           </w:rPr>
-          <w:instrText xml:space="preserve"> PAGEREF _Toc239535714 \h </w:instrText>
-        </w:r>
-        <w:r>
-          <w:rPr>
-            <w:noProof/>
-            <w:webHidden/>
-          </w:rPr>
-        </w:r>
-        <w:r>
-          <w:rPr>
-            <w:noProof/>
-            <w:webHidden/>
-          </w:rPr>
-          <w:fldChar w:fldCharType="separate"/>
-        </w:r>
-        <w:r>
-          <w:rPr>
-            <w:noProof/>
-            <w:webHidden/>
-          </w:rPr>
-          <w:t>6</w:t>
-        </w:r>
-        <w:r>
-          <w:rPr>
-            <w:noProof/>
-            <w:webHidden/>
-          </w:rPr>
-          <w:fldChar w:fldCharType="end"/>
-        </w:r>
-      </w:hyperlink>
-    </w:p>
-    <w:p>
-      <w:pPr>
-        <w:pStyle w:val="TOC3"/>
-        <w:tabs>
-          <w:tab w:val="right" w:leader="dot" w:pos="9016"/>
-        </w:tabs>
-        <w:rPr>
-          <w:rFonts w:eastAsiaTheme="minorEastAsia"/>
-          <w:i w:val="0"/>
-          <w:iCs w:val="0"/>
-          <w:noProof/>
-          <w:sz w:val="24"/>
-          <w:szCs w:val="24"/>
-          <w:lang w:eastAsia="en-GB"/>
-        </w:rPr>
-      </w:pPr>
-      <w:hyperlink w:anchor="_Toc239535715" w:history="1">
-        <w:r>
-          <w:rPr>
-            <w:rStyle w:val="Hyperlink"/>
-            <w:noProof/>
-          </w:rPr>
-          <w:t>Data source:</w:t>
-        </w:r>
-        <w:r>
-          <w:rPr>
-            <w:noProof/>
-            <w:webHidden/>
-          </w:rPr>
-          <w:tab/>
-        </w:r>
-        <w:r>
-          <w:rPr>
-            <w:noProof/>
-            <w:webHidden/>
-          </w:rPr>
-          <w:fldChar w:fldCharType="begin"/>
-        </w:r>
-        <w:r>
-          <w:rPr>
-            <w:noProof/>
-            <w:webHidden/>
-          </w:rPr>
-          <w:instrText xml:space="preserve"> PAGEREF _Toc239535715 \h </w:instrText>
-        </w:r>
-        <w:r>
-          <w:rPr>
-            <w:noProof/>
-            <w:webHidden/>
-          </w:rPr>
-        </w:r>
-        <w:r>
-          <w:rPr>
-            <w:noProof/>
-            <w:webHidden/>
-          </w:rPr>
-          <w:fldChar w:fldCharType="separate"/>
-        </w:r>
-        <w:r>
-          <w:rPr>
-            <w:noProof/>
-            <w:webHidden/>
-          </w:rPr>
-          <w:t>6</w:t>
-        </w:r>
-        <w:r>
-          <w:rPr>
-            <w:noProof/>
-            <w:webHidden/>
-          </w:rPr>
-          <w:fldChar w:fldCharType="end"/>
-        </w:r>
-      </w:hyperlink>
-    </w:p>
-    <w:p>
-      <w:pPr>
-        <w:pStyle w:val="TOC3"/>
-        <w:tabs>
-          <w:tab w:val="right" w:leader="dot" w:pos="9016"/>
-        </w:tabs>
-        <w:rPr>
-          <w:rFonts w:eastAsiaTheme="minorEastAsia"/>
-          <w:i w:val="0"/>
-          <w:iCs w:val="0"/>
-          <w:noProof/>
-          <w:sz w:val="24"/>
-          <w:szCs w:val="24"/>
-          <w:lang w:eastAsia="en-GB"/>
-        </w:rPr>
-      </w:pPr>
-      <w:hyperlink w:anchor="_Toc239535716" w:history="1">
-        <w:r>
-          <w:rPr>
-            <w:rStyle w:val="Hyperlink"/>
-            <w:noProof/>
-          </w:rPr>
-          <w:t>Source link:</w:t>
-        </w:r>
-        <w:r>
-          <w:rPr>
-            <w:noProof/>
-            <w:webHidden/>
-          </w:rPr>
-          <w:tab/>
-        </w:r>
-        <w:r>
-          <w:rPr>
-            <w:noProof/>
-            <w:webHidden/>
-          </w:rPr>
-          <w:fldChar w:fldCharType="begin"/>
-        </w:r>
-        <w:r>
-          <w:rPr>
-            <w:noProof/>
-            <w:webHidden/>
-          </w:rPr>
-          <w:instrText xml:space="preserve"> PAGEREF _Toc239535716 \h </w:instrText>
+          <w:instrText xml:space="preserve"> PAGEREF _Toc242056853 \h </w:instrText>
         </w:r>
         <w:r>
           <w:rPr>
@@ -1334,10 +1178,10 @@
           <w:noProof/>
           <w:sz w:val="24"/>
           <w:szCs w:val="24"/>
-          <w:lang w:eastAsia="en-GB"/>
-        </w:rPr>
-      </w:pPr>
-      <w:hyperlink w:anchor="_Toc239535717" w:history="1">
+          <w:lang w:eastAsia="en-AU"/>
+        </w:rPr>
+      </w:pPr>
+      <w:hyperlink w:anchor="_Toc242056854" w:history="1">
         <w:r>
           <w:rPr>
             <w:rStyle w:val="Hyperlink"/>
@@ -1364,7 +1208,7 @@
             <w:noProof/>
             <w:webHidden/>
           </w:rPr>
-          <w:instrText xml:space="preserve"> PAGEREF _Toc239535717 \h </w:instrText>
+          <w:instrText xml:space="preserve"> PAGEREF _Toc242056854 \h </w:instrText>
         </w:r>
         <w:r>
           <w:rPr>
@@ -1409,10 +1253,10 @@
           <w:noProof/>
           <w:sz w:val="24"/>
           <w:szCs w:val="24"/>
-          <w:lang w:eastAsia="en-GB"/>
-        </w:rPr>
-      </w:pPr>
-      <w:hyperlink w:anchor="_Toc239535718" w:history="1">
+          <w:lang w:eastAsia="en-AU"/>
+        </w:rPr>
+      </w:pPr>
+      <w:hyperlink w:anchor="_Toc242056855" w:history="1">
         <w:r>
           <w:rPr>
             <w:rStyle w:val="Hyperlink"/>
@@ -1439,7 +1283,7 @@
             <w:noProof/>
             <w:webHidden/>
           </w:rPr>
-          <w:instrText xml:space="preserve"> PAGEREF _Toc239535718 \h </w:instrText>
+          <w:instrText xml:space="preserve"> PAGEREF _Toc242056855 \h </w:instrText>
         </w:r>
         <w:r>
           <w:rPr>
@@ -1482,10 +1326,10 @@
           <w:noProof/>
           <w:sz w:val="24"/>
           <w:szCs w:val="24"/>
-          <w:lang w:eastAsia="en-GB"/>
-        </w:rPr>
-      </w:pPr>
-      <w:hyperlink w:anchor="_Toc239535719" w:history="1">
+          <w:lang w:eastAsia="en-AU"/>
+        </w:rPr>
+      </w:pPr>
+      <w:hyperlink w:anchor="_Toc242056856" w:history="1">
         <w:r>
           <w:rPr>
             <w:rStyle w:val="Hyperlink"/>
@@ -1512,7 +1356,7 @@
             <w:noProof/>
             <w:webHidden/>
           </w:rPr>
-          <w:instrText xml:space="preserve"> PAGEREF _Toc239535719 \h </w:instrText>
+          <w:instrText xml:space="preserve"> PAGEREF _Toc242056856 \h </w:instrText>
         </w:r>
         <w:r>
           <w:rPr>
@@ -1555,10 +1399,10 @@
           <w:noProof/>
           <w:sz w:val="24"/>
           <w:szCs w:val="24"/>
-          <w:lang w:eastAsia="en-GB"/>
-        </w:rPr>
-      </w:pPr>
-      <w:hyperlink w:anchor="_Toc239535720" w:history="1">
+          <w:lang w:eastAsia="en-AU"/>
+        </w:rPr>
+      </w:pPr>
+      <w:hyperlink w:anchor="_Toc242056857" w:history="1">
         <w:r>
           <w:rPr>
             <w:rStyle w:val="Hyperlink"/>
@@ -1585,7 +1429,7 @@
             <w:noProof/>
             <w:webHidden/>
           </w:rPr>
-          <w:instrText xml:space="preserve"> PAGEREF _Toc239535720 \h </w:instrText>
+          <w:instrText xml:space="preserve"> PAGEREF _Toc242056857 \h </w:instrText>
         </w:r>
         <w:r>
           <w:rPr>
@@ -1630,10 +1474,10 @@
           <w:noProof/>
           <w:sz w:val="24"/>
           <w:szCs w:val="24"/>
-          <w:lang w:eastAsia="en-GB"/>
-        </w:rPr>
-      </w:pPr>
-      <w:hyperlink w:anchor="_Toc239535721" w:history="1">
+          <w:lang w:eastAsia="en-AU"/>
+        </w:rPr>
+      </w:pPr>
+      <w:hyperlink w:anchor="_Toc242056858" w:history="1">
         <w:r>
           <w:rPr>
             <w:rStyle w:val="Hyperlink"/>
@@ -1660,7 +1504,7 @@
             <w:noProof/>
             <w:webHidden/>
           </w:rPr>
-          <w:instrText xml:space="preserve"> PAGEREF _Toc239535721 \h </w:instrText>
+          <w:instrText xml:space="preserve"> PAGEREF _Toc242056858 \h </w:instrText>
         </w:r>
         <w:r>
           <w:rPr>
@@ -1680,7 +1524,743 @@
             <w:noProof/>
             <w:webHidden/>
           </w:rPr>
-          <w:t>8</w:t>
+          <w:t>10</w:t>
+        </w:r>
+        <w:r>
+          <w:rPr>
+            <w:noProof/>
+            <w:webHidden/>
+          </w:rPr>
+          <w:fldChar w:fldCharType="end"/>
+        </w:r>
+      </w:hyperlink>
+    </w:p>
+    <w:p>
+      <w:pPr>
+        <w:pStyle w:val="TOC1"/>
+        <w:tabs>
+          <w:tab w:val="right" w:leader="dot" w:pos="9016"/>
+        </w:tabs>
+        <w:rPr>
+          <w:rFonts w:eastAsiaTheme="minorEastAsia"/>
+          <w:b w:val="0"/>
+          <w:bCs w:val="0"/>
+          <w:caps w:val="0"/>
+          <w:noProof/>
+          <w:sz w:val="24"/>
+          <w:szCs w:val="24"/>
+          <w:lang w:eastAsia="en-AU"/>
+        </w:rPr>
+      </w:pPr>
+      <w:hyperlink w:anchor="_Toc242056859" w:history="1">
+        <w:r>
+          <w:rPr>
+            <w:rStyle w:val="Hyperlink"/>
+            <w:noProof/>
+          </w:rPr>
+          <w:t>5. Validation</w:t>
+        </w:r>
+        <w:r>
+          <w:rPr>
+            <w:noProof/>
+            <w:webHidden/>
+          </w:rPr>
+          <w:tab/>
+        </w:r>
+        <w:r>
+          <w:rPr>
+            <w:noProof/>
+            <w:webHidden/>
+          </w:rPr>
+          <w:fldChar w:fldCharType="begin"/>
+        </w:r>
+        <w:r>
+          <w:rPr>
+            <w:noProof/>
+            <w:webHidden/>
+          </w:rPr>
+          <w:instrText xml:space="preserve"> PAGEREF _Toc242056859 \h </w:instrText>
+        </w:r>
+        <w:r>
+          <w:rPr>
+            <w:noProof/>
+            <w:webHidden/>
+          </w:rPr>
+        </w:r>
+        <w:r>
+          <w:rPr>
+            <w:noProof/>
+            <w:webHidden/>
+          </w:rPr>
+          <w:fldChar w:fldCharType="separate"/>
+        </w:r>
+        <w:r>
+          <w:rPr>
+            <w:noProof/>
+            <w:webHidden/>
+          </w:rPr>
+          <w:t>11</w:t>
+        </w:r>
+        <w:r>
+          <w:rPr>
+            <w:noProof/>
+            <w:webHidden/>
+          </w:rPr>
+          <w:fldChar w:fldCharType="end"/>
+        </w:r>
+      </w:hyperlink>
+    </w:p>
+    <w:p>
+      <w:pPr>
+        <w:pStyle w:val="TOC2"/>
+        <w:tabs>
+          <w:tab w:val="right" w:leader="dot" w:pos="9016"/>
+        </w:tabs>
+        <w:rPr>
+          <w:rFonts w:eastAsiaTheme="minorEastAsia"/>
+          <w:smallCaps w:val="0"/>
+          <w:noProof/>
+          <w:sz w:val="24"/>
+          <w:szCs w:val="24"/>
+          <w:lang w:eastAsia="en-AU"/>
+        </w:rPr>
+      </w:pPr>
+      <w:hyperlink w:anchor="_Toc242056860" w:history="1">
+        <w:r>
+          <w:rPr>
+            <w:rStyle w:val="Hyperlink"/>
+            <w:noProof/>
+          </w:rPr>
+          <w:t>5.1 Informed Consent</w:t>
+        </w:r>
+        <w:r>
+          <w:rPr>
+            <w:noProof/>
+            <w:webHidden/>
+          </w:rPr>
+          <w:tab/>
+        </w:r>
+        <w:r>
+          <w:rPr>
+            <w:noProof/>
+            <w:webHidden/>
+          </w:rPr>
+          <w:fldChar w:fldCharType="begin"/>
+        </w:r>
+        <w:r>
+          <w:rPr>
+            <w:noProof/>
+            <w:webHidden/>
+          </w:rPr>
+          <w:instrText xml:space="preserve"> PAGEREF _Toc242056860 \h </w:instrText>
+        </w:r>
+        <w:r>
+          <w:rPr>
+            <w:noProof/>
+            <w:webHidden/>
+          </w:rPr>
+        </w:r>
+        <w:r>
+          <w:rPr>
+            <w:noProof/>
+            <w:webHidden/>
+          </w:rPr>
+          <w:fldChar w:fldCharType="separate"/>
+        </w:r>
+        <w:r>
+          <w:rPr>
+            <w:noProof/>
+            <w:webHidden/>
+          </w:rPr>
+          <w:t>11</w:t>
+        </w:r>
+        <w:r>
+          <w:rPr>
+            <w:noProof/>
+            <w:webHidden/>
+          </w:rPr>
+          <w:fldChar w:fldCharType="end"/>
+        </w:r>
+      </w:hyperlink>
+    </w:p>
+    <w:p>
+      <w:pPr>
+        <w:pStyle w:val="TOC2"/>
+        <w:tabs>
+          <w:tab w:val="right" w:leader="dot" w:pos="9016"/>
+        </w:tabs>
+        <w:rPr>
+          <w:rFonts w:eastAsiaTheme="minorEastAsia"/>
+          <w:smallCaps w:val="0"/>
+          <w:noProof/>
+          <w:sz w:val="24"/>
+          <w:szCs w:val="24"/>
+          <w:lang w:eastAsia="en-AU"/>
+        </w:rPr>
+      </w:pPr>
+      <w:hyperlink w:anchor="_Toc242056861" w:history="1">
+        <w:r>
+          <w:rPr>
+            <w:rStyle w:val="Hyperlink"/>
+            <w:noProof/>
+          </w:rPr>
+          <w:t>5.2 Participant Profile</w:t>
+        </w:r>
+        <w:r>
+          <w:rPr>
+            <w:noProof/>
+            <w:webHidden/>
+          </w:rPr>
+          <w:tab/>
+        </w:r>
+        <w:r>
+          <w:rPr>
+            <w:noProof/>
+            <w:webHidden/>
+          </w:rPr>
+          <w:fldChar w:fldCharType="begin"/>
+        </w:r>
+        <w:r>
+          <w:rPr>
+            <w:noProof/>
+            <w:webHidden/>
+          </w:rPr>
+          <w:instrText xml:space="preserve"> PAGEREF _Toc242056861 \h </w:instrText>
+        </w:r>
+        <w:r>
+          <w:rPr>
+            <w:noProof/>
+            <w:webHidden/>
+          </w:rPr>
+        </w:r>
+        <w:r>
+          <w:rPr>
+            <w:noProof/>
+            <w:webHidden/>
+          </w:rPr>
+          <w:fldChar w:fldCharType="separate"/>
+        </w:r>
+        <w:r>
+          <w:rPr>
+            <w:noProof/>
+            <w:webHidden/>
+          </w:rPr>
+          <w:t>11</w:t>
+        </w:r>
+        <w:r>
+          <w:rPr>
+            <w:noProof/>
+            <w:webHidden/>
+          </w:rPr>
+          <w:fldChar w:fldCharType="end"/>
+        </w:r>
+      </w:hyperlink>
+    </w:p>
+    <w:p>
+      <w:pPr>
+        <w:pStyle w:val="TOC2"/>
+        <w:tabs>
+          <w:tab w:val="right" w:leader="dot" w:pos="9016"/>
+        </w:tabs>
+        <w:rPr>
+          <w:rFonts w:eastAsiaTheme="minorEastAsia"/>
+          <w:smallCaps w:val="0"/>
+          <w:noProof/>
+          <w:sz w:val="24"/>
+          <w:szCs w:val="24"/>
+          <w:lang w:eastAsia="en-AU"/>
+        </w:rPr>
+      </w:pPr>
+      <w:hyperlink w:anchor="_Toc242056862" w:history="1">
+        <w:r>
+          <w:rPr>
+            <w:rStyle w:val="Hyperlink"/>
+            <w:noProof/>
+          </w:rPr>
+          <w:t>5.3 Evaluation and Satisfaction Survey</w:t>
+        </w:r>
+        <w:r>
+          <w:rPr>
+            <w:noProof/>
+            <w:webHidden/>
+          </w:rPr>
+          <w:tab/>
+        </w:r>
+        <w:r>
+          <w:rPr>
+            <w:noProof/>
+            <w:webHidden/>
+          </w:rPr>
+          <w:fldChar w:fldCharType="begin"/>
+        </w:r>
+        <w:r>
+          <w:rPr>
+            <w:noProof/>
+            <w:webHidden/>
+          </w:rPr>
+          <w:instrText xml:space="preserve"> PAGEREF _Toc242056862 \h </w:instrText>
+        </w:r>
+        <w:r>
+          <w:rPr>
+            <w:noProof/>
+            <w:webHidden/>
+          </w:rPr>
+        </w:r>
+        <w:r>
+          <w:rPr>
+            <w:noProof/>
+            <w:webHidden/>
+          </w:rPr>
+          <w:fldChar w:fldCharType="separate"/>
+        </w:r>
+        <w:r>
+          <w:rPr>
+            <w:noProof/>
+            <w:webHidden/>
+          </w:rPr>
+          <w:t>11</w:t>
+        </w:r>
+        <w:r>
+          <w:rPr>
+            <w:noProof/>
+            <w:webHidden/>
+          </w:rPr>
+          <w:fldChar w:fldCharType="end"/>
+        </w:r>
+      </w:hyperlink>
+    </w:p>
+    <w:p>
+      <w:pPr>
+        <w:pStyle w:val="TOC2"/>
+        <w:tabs>
+          <w:tab w:val="right" w:leader="dot" w:pos="9016"/>
+        </w:tabs>
+        <w:rPr>
+          <w:rFonts w:eastAsiaTheme="minorEastAsia"/>
+          <w:smallCaps w:val="0"/>
+          <w:noProof/>
+          <w:sz w:val="24"/>
+          <w:szCs w:val="24"/>
+          <w:lang w:eastAsia="en-AU"/>
+        </w:rPr>
+      </w:pPr>
+      <w:hyperlink w:anchor="_Toc242056863" w:history="1">
+        <w:r>
+          <w:rPr>
+            <w:rStyle w:val="Hyperlink"/>
+            <w:noProof/>
+          </w:rPr>
+          <w:t>5.4 Usability Findings &amp; Qualitative Feedback</w:t>
+        </w:r>
+        <w:r>
+          <w:rPr>
+            <w:noProof/>
+            <w:webHidden/>
+          </w:rPr>
+          <w:tab/>
+        </w:r>
+        <w:r>
+          <w:rPr>
+            <w:noProof/>
+            <w:webHidden/>
+          </w:rPr>
+          <w:fldChar w:fldCharType="begin"/>
+        </w:r>
+        <w:r>
+          <w:rPr>
+            <w:noProof/>
+            <w:webHidden/>
+          </w:rPr>
+          <w:instrText xml:space="preserve"> PAGEREF _Toc242056863 \h </w:instrText>
+        </w:r>
+        <w:r>
+          <w:rPr>
+            <w:noProof/>
+            <w:webHidden/>
+          </w:rPr>
+        </w:r>
+        <w:r>
+          <w:rPr>
+            <w:noProof/>
+            <w:webHidden/>
+          </w:rPr>
+          <w:fldChar w:fldCharType="separate"/>
+        </w:r>
+        <w:r>
+          <w:rPr>
+            <w:noProof/>
+            <w:webHidden/>
+          </w:rPr>
+          <w:t>12</w:t>
+        </w:r>
+        <w:r>
+          <w:rPr>
+            <w:noProof/>
+            <w:webHidden/>
+          </w:rPr>
+          <w:fldChar w:fldCharType="end"/>
+        </w:r>
+      </w:hyperlink>
+    </w:p>
+    <w:p>
+      <w:pPr>
+        <w:pStyle w:val="TOC2"/>
+        <w:tabs>
+          <w:tab w:val="right" w:leader="dot" w:pos="9016"/>
+        </w:tabs>
+        <w:rPr>
+          <w:rFonts w:eastAsiaTheme="minorEastAsia"/>
+          <w:smallCaps w:val="0"/>
+          <w:noProof/>
+          <w:sz w:val="24"/>
+          <w:szCs w:val="24"/>
+          <w:lang w:eastAsia="en-AU"/>
+        </w:rPr>
+      </w:pPr>
+      <w:hyperlink w:anchor="_Toc242056864" w:history="1">
+        <w:r>
+          <w:rPr>
+            <w:rStyle w:val="Hyperlink"/>
+            <w:noProof/>
+          </w:rPr>
+          <w:t>5.5 Design Improvements</w:t>
+        </w:r>
+        <w:r>
+          <w:rPr>
+            <w:noProof/>
+            <w:webHidden/>
+          </w:rPr>
+          <w:tab/>
+        </w:r>
+        <w:r>
+          <w:rPr>
+            <w:noProof/>
+            <w:webHidden/>
+          </w:rPr>
+          <w:fldChar w:fldCharType="begin"/>
+        </w:r>
+        <w:r>
+          <w:rPr>
+            <w:noProof/>
+            <w:webHidden/>
+          </w:rPr>
+          <w:instrText xml:space="preserve"> PAGEREF _Toc242056864 \h </w:instrText>
+        </w:r>
+        <w:r>
+          <w:rPr>
+            <w:noProof/>
+            <w:webHidden/>
+          </w:rPr>
+        </w:r>
+        <w:r>
+          <w:rPr>
+            <w:noProof/>
+            <w:webHidden/>
+          </w:rPr>
+          <w:fldChar w:fldCharType="separate"/>
+        </w:r>
+        <w:r>
+          <w:rPr>
+            <w:noProof/>
+            <w:webHidden/>
+          </w:rPr>
+          <w:t>13</w:t>
+        </w:r>
+        <w:r>
+          <w:rPr>
+            <w:noProof/>
+            <w:webHidden/>
+          </w:rPr>
+          <w:fldChar w:fldCharType="end"/>
+        </w:r>
+      </w:hyperlink>
+    </w:p>
+    <w:p>
+      <w:pPr>
+        <w:pStyle w:val="TOC1"/>
+        <w:tabs>
+          <w:tab w:val="right" w:leader="dot" w:pos="9016"/>
+        </w:tabs>
+        <w:rPr>
+          <w:rFonts w:eastAsiaTheme="minorEastAsia"/>
+          <w:b w:val="0"/>
+          <w:bCs w:val="0"/>
+          <w:caps w:val="0"/>
+          <w:noProof/>
+          <w:sz w:val="24"/>
+          <w:szCs w:val="24"/>
+          <w:lang w:eastAsia="en-AU"/>
+        </w:rPr>
+      </w:pPr>
+      <w:hyperlink w:anchor="_Toc242056865" w:history="1">
+        <w:r>
+          <w:rPr>
+            <w:rStyle w:val="Hyperlink"/>
+            <w:noProof/>
+          </w:rPr>
+          <w:t>6. Conclusion</w:t>
+        </w:r>
+        <w:r>
+          <w:rPr>
+            <w:noProof/>
+            <w:webHidden/>
+          </w:rPr>
+          <w:tab/>
+        </w:r>
+        <w:r>
+          <w:rPr>
+            <w:noProof/>
+            <w:webHidden/>
+          </w:rPr>
+          <w:fldChar w:fldCharType="begin"/>
+        </w:r>
+        <w:r>
+          <w:rPr>
+            <w:noProof/>
+            <w:webHidden/>
+          </w:rPr>
+          <w:instrText xml:space="preserve"> PAGEREF _Toc242056865 \h </w:instrText>
+        </w:r>
+        <w:r>
+          <w:rPr>
+            <w:noProof/>
+            <w:webHidden/>
+          </w:rPr>
+        </w:r>
+        <w:r>
+          <w:rPr>
+            <w:noProof/>
+            <w:webHidden/>
+          </w:rPr>
+          <w:fldChar w:fldCharType="separate"/>
+        </w:r>
+        <w:r>
+          <w:rPr>
+            <w:noProof/>
+            <w:webHidden/>
+          </w:rPr>
+          <w:t>13</w:t>
+        </w:r>
+        <w:r>
+          <w:rPr>
+            <w:noProof/>
+            <w:webHidden/>
+          </w:rPr>
+          <w:fldChar w:fldCharType="end"/>
+        </w:r>
+      </w:hyperlink>
+    </w:p>
+    <w:p>
+      <w:pPr>
+        <w:pStyle w:val="TOC1"/>
+        <w:tabs>
+          <w:tab w:val="right" w:leader="dot" w:pos="9016"/>
+        </w:tabs>
+        <w:rPr>
+          <w:rFonts w:eastAsiaTheme="minorEastAsia"/>
+          <w:b w:val="0"/>
+          <w:bCs w:val="0"/>
+          <w:caps w:val="0"/>
+          <w:noProof/>
+          <w:sz w:val="24"/>
+          <w:szCs w:val="24"/>
+          <w:lang w:eastAsia="en-AU"/>
+        </w:rPr>
+      </w:pPr>
+      <w:hyperlink w:anchor="_Toc242056866" w:history="1">
+        <w:r>
+          <w:rPr>
+            <w:rStyle w:val="Hyperlink"/>
+            <w:noProof/>
+          </w:rPr>
+          <w:t>Appendix</w:t>
+        </w:r>
+        <w:r>
+          <w:rPr>
+            <w:noProof/>
+            <w:webHidden/>
+          </w:rPr>
+          <w:tab/>
+        </w:r>
+        <w:r>
+          <w:rPr>
+            <w:noProof/>
+            <w:webHidden/>
+          </w:rPr>
+          <w:fldChar w:fldCharType="begin"/>
+        </w:r>
+        <w:r>
+          <w:rPr>
+            <w:noProof/>
+            <w:webHidden/>
+          </w:rPr>
+          <w:instrText xml:space="preserve"> PAGEREF _Toc242056866 \h </w:instrText>
+        </w:r>
+        <w:r>
+          <w:rPr>
+            <w:noProof/>
+            <w:webHidden/>
+          </w:rPr>
+        </w:r>
+        <w:r>
+          <w:rPr>
+            <w:noProof/>
+            <w:webHidden/>
+          </w:rPr>
+          <w:fldChar w:fldCharType="separate"/>
+        </w:r>
+        <w:r>
+          <w:rPr>
+            <w:noProof/>
+            <w:webHidden/>
+          </w:rPr>
+          <w:t>15</w:t>
+        </w:r>
+        <w:r>
+          <w:rPr>
+            <w:noProof/>
+            <w:webHidden/>
+          </w:rPr>
+          <w:fldChar w:fldCharType="end"/>
+        </w:r>
+      </w:hyperlink>
+    </w:p>
+    <w:p>
+      <w:pPr>
+        <w:pStyle w:val="TOC2"/>
+        <w:tabs>
+          <w:tab w:val="right" w:leader="dot" w:pos="9016"/>
+        </w:tabs>
+        <w:rPr>
+          <w:rFonts w:eastAsiaTheme="minorEastAsia"/>
+          <w:smallCaps w:val="0"/>
+          <w:noProof/>
+          <w:sz w:val="24"/>
+          <w:szCs w:val="24"/>
+          <w:lang w:eastAsia="en-AU"/>
+        </w:rPr>
+      </w:pPr>
+      <w:hyperlink w:anchor="_Toc242056867" w:history="1">
+        <w:r>
+          <w:rPr>
+            <w:rStyle w:val="Hyperlink"/>
+            <w:noProof/>
+          </w:rPr>
+          <w:t>Appendix A: Team Collaboration setup</w:t>
+        </w:r>
+        <w:r>
+          <w:rPr>
+            <w:noProof/>
+            <w:webHidden/>
+          </w:rPr>
+          <w:tab/>
+        </w:r>
+        <w:r>
+          <w:rPr>
+            <w:noProof/>
+            <w:webHidden/>
+          </w:rPr>
+          <w:fldChar w:fldCharType="begin"/>
+        </w:r>
+        <w:r>
+          <w:rPr>
+            <w:noProof/>
+            <w:webHidden/>
+          </w:rPr>
+          <w:instrText xml:space="preserve"> PAGEREF _Toc242056867 \h </w:instrText>
+        </w:r>
+        <w:r>
+          <w:rPr>
+            <w:noProof/>
+            <w:webHidden/>
+          </w:rPr>
+        </w:r>
+        <w:r>
+          <w:rPr>
+            <w:noProof/>
+            <w:webHidden/>
+          </w:rPr>
+          <w:fldChar w:fldCharType="separate"/>
+        </w:r>
+        <w:r>
+          <w:rPr>
+            <w:noProof/>
+            <w:webHidden/>
+          </w:rPr>
+          <w:t>15</w:t>
+        </w:r>
+        <w:r>
+          <w:rPr>
+            <w:noProof/>
+            <w:webHidden/>
+          </w:rPr>
+          <w:fldChar w:fldCharType="end"/>
+        </w:r>
+      </w:hyperlink>
+    </w:p>
+    <w:p>
+      <w:pPr>
+        <w:pStyle w:val="TOC2"/>
+        <w:tabs>
+          <w:tab w:val="right" w:leader="dot" w:pos="9016"/>
+        </w:tabs>
+        <w:rPr>
+          <w:rFonts w:eastAsiaTheme="minorEastAsia"/>
+          <w:smallCaps w:val="0"/>
+          <w:noProof/>
+          <w:sz w:val="24"/>
+          <w:szCs w:val="24"/>
+          <w:lang w:eastAsia="en-AU"/>
+        </w:rPr>
+      </w:pPr>
+      <w:hyperlink w:anchor="_Toc242056868" w:history="1">
+        <w:r>
+          <w:rPr>
+            <w:rStyle w:val="Hyperlink"/>
+            <w:noProof/>
+          </w:rPr>
+          <w:t>Appendix B: Participant Ethics &amp; Consent Form</w:t>
+        </w:r>
+        <w:r>
+          <w:rPr>
+            <w:noProof/>
+            <w:webHidden/>
+          </w:rPr>
+          <w:tab/>
+        </w:r>
+        <w:r>
+          <w:rPr>
+            <w:noProof/>
+            <w:webHidden/>
+          </w:rPr>
+          <w:fldChar w:fldCharType="begin"/>
+        </w:r>
+        <w:r>
+          <w:rPr>
+            <w:noProof/>
+            <w:webHidden/>
+          </w:rPr>
+          <w:instrText xml:space="preserve"> PAGEREF _Toc242056868 \h </w:instrText>
+        </w:r>
+        <w:r>
+          <w:rPr>
+            <w:noProof/>
+            <w:webHidden/>
+          </w:rPr>
+        </w:r>
+        <w:r>
+          <w:rPr>
+            <w:noProof/>
+            <w:webHidden/>
+          </w:rPr>
+          <w:fldChar w:fldCharType="separate"/>
+        </w:r>
+        <w:r>
+          <w:rPr>
+            <w:noProof/>
+            <w:webHidden/>
+          </w:rPr>
+          <w:t>16</w:t>
         </w:r>
         <w:r>
           <w:rPr>
@@ -1734,7 +2314,7 @@
       <w:pPr>
         <w:pStyle w:val="Heading1"/>
       </w:pPr>
-      <w:bookmarkStart w:id="0" w:name="_Toc239535708"/>
+      <w:bookmarkStart w:id="0" w:name="_Toc242056847"/>
       <w:r>
         <w:lastRenderedPageBreak/>
         <w:t>1</w:t>
@@ -1748,7 +2328,7 @@
       <w:pPr>
         <w:pStyle w:val="Heading2"/>
       </w:pPr>
-      <w:bookmarkStart w:id="1" w:name="_Toc239535709"/>
+      <w:bookmarkStart w:id="1" w:name="_Toc242056848"/>
       <w:r>
         <w:t>1.1 Background and Motivation</w:t>
       </w:r>
@@ -1769,7 +2349,7 @@
       <w:pPr>
         <w:pStyle w:val="Heading2"/>
       </w:pPr>
-      <w:bookmarkStart w:id="2" w:name="_Toc239535710"/>
+      <w:bookmarkStart w:id="2" w:name="_Toc242056849"/>
       <w:r>
         <w:t>1.2 Visualisation Purpose</w:t>
       </w:r>
@@ -1860,7 +2440,7 @@
       <w:pPr>
         <w:pStyle w:val="Heading2"/>
       </w:pPr>
-      <w:bookmarkStart w:id="3" w:name="_Toc239535711"/>
+      <w:bookmarkStart w:id="3" w:name="_Toc242056850"/>
       <w:r>
         <w:lastRenderedPageBreak/>
         <w:t>1.3 Project Schedule</w:t>
@@ -2924,7 +3504,7 @@
       <w:pPr>
         <w:pStyle w:val="Heading2"/>
       </w:pPr>
-      <w:bookmarkStart w:id="4" w:name="_Toc239535712"/>
+      <w:bookmarkStart w:id="4" w:name="_Toc242056851"/>
       <w:r>
         <w:t>1.4 Team Collaboration and Project Setup</w:t>
       </w:r>
@@ -2983,9 +3563,17 @@
         </w:rPr>
         <w:sectPr>
           <w:headerReference w:type="default" r:id="rId10"/>
+          <w:footerReference w:type="default" r:id="rId11"/>
           <w:pgSz w:w="11906" w:h="16838"/>
           <w:pgMar w:top="1440" w:right="1440" w:bottom="1440" w:left="1440" w:header="708" w:footer="708" w:gutter="0"/>
+          <w:pgBorders w:offsetFrom="page">
+            <w:top w:val="thinThickSmallGap" w:sz="24" w:space="24" w:color="auto"/>
+            <w:left w:val="thinThickSmallGap" w:sz="24" w:space="24" w:color="auto"/>
+            <w:bottom w:val="thickThinSmallGap" w:sz="24" w:space="24" w:color="auto"/>
+            <w:right w:val="thickThinSmallGap" w:sz="24" w:space="24" w:color="auto"/>
+          </w:pgBorders>
           <w:cols w:space="708"/>
+          <w:titlePg/>
           <w:docGrid w:linePitch="360"/>
         </w:sectPr>
       </w:pPr>
@@ -3037,6 +3625,12 @@
           <w:type w:val="continuous"/>
           <w:pgSz w:w="11906" w:h="16838"/>
           <w:pgMar w:top="1440" w:right="1440" w:bottom="1440" w:left="1440" w:header="708" w:footer="708" w:gutter="0"/>
+          <w:pgBorders w:offsetFrom="page">
+            <w:top w:val="thinThickSmallGap" w:sz="24" w:space="24" w:color="auto"/>
+            <w:left w:val="thinThickSmallGap" w:sz="24" w:space="24" w:color="auto"/>
+            <w:bottom w:val="thickThinSmallGap" w:sz="24" w:space="24" w:color="auto"/>
+            <w:right w:val="thickThinSmallGap" w:sz="24" w:space="24" w:color="auto"/>
+          </w:pgBorders>
           <w:cols w:num="2" w:space="286"/>
           <w:docGrid w:linePitch="360"/>
         </w:sectPr>
@@ -3054,6 +3648,12 @@
           <w:type w:val="continuous"/>
           <w:pgSz w:w="11906" w:h="16838"/>
           <w:pgMar w:top="1440" w:right="1440" w:bottom="1440" w:left="1440" w:header="708" w:footer="708" w:gutter="0"/>
+          <w:pgBorders w:offsetFrom="page">
+            <w:top w:val="thinThickSmallGap" w:sz="24" w:space="24" w:color="auto"/>
+            <w:left w:val="thinThickSmallGap" w:sz="24" w:space="24" w:color="auto"/>
+            <w:bottom w:val="thickThinSmallGap" w:sz="24" w:space="24" w:color="auto"/>
+            <w:right w:val="thickThinSmallGap" w:sz="24" w:space="24" w:color="auto"/>
+          </w:pgBorders>
           <w:cols w:space="286"/>
           <w:docGrid w:linePitch="360"/>
         </w:sectPr>
@@ -3063,7 +3663,7 @@
       <w:pPr>
         <w:pStyle w:val="Heading1"/>
       </w:pPr>
-      <w:bookmarkStart w:id="5" w:name="_Toc239535713"/>
+      <w:bookmarkStart w:id="5" w:name="_Toc242056852"/>
       <w:r>
         <w:lastRenderedPageBreak/>
         <w:t>2. Data</w:t>
@@ -3074,7 +3674,7 @@
       <w:pPr>
         <w:pStyle w:val="Heading2"/>
       </w:pPr>
-      <w:bookmarkStart w:id="6" w:name="_Toc239535714"/>
+      <w:bookmarkStart w:id="6" w:name="_Toc242056853"/>
       <w:r>
         <w:t>2.1 Data Sources</w:t>
       </w:r>
@@ -3161,21 +3761,16 @@
     <w:p>
       <w:pPr>
         <w:rPr>
-          <w:color w:val="000000" w:themeColor="text1"/>
-        </w:rPr>
-      </w:pPr>
-    </w:p>
-    <w:p>
-      <w:pPr>
-        <w:pStyle w:val="Heading3"/>
-      </w:pPr>
-      <w:bookmarkStart w:id="7" w:name="_Toc239535715"/>
-      <w:r>
-        <w:t>Data source:</w:t>
-      </w:r>
-      <w:bookmarkEnd w:id="7"/>
-      <w:r>
-        <w:t xml:space="preserve"> </w:t>
+          <w:b/>
+          <w:bCs/>
+        </w:rPr>
+      </w:pPr>
+      <w:r>
+        <w:rPr>
+          <w:b/>
+          <w:bCs/>
+        </w:rPr>
+        <w:t xml:space="preserve">Data source: </w:t>
       </w:r>
     </w:p>
     <w:p>
@@ -3204,18 +3799,18 @@
     </w:p>
     <w:p>
       <w:pPr>
-        <w:pStyle w:val="ListParagraph"/>
-      </w:pPr>
-    </w:p>
-    <w:p>
-      <w:pPr>
-        <w:pStyle w:val="Heading3"/>
-      </w:pPr>
-      <w:bookmarkStart w:id="8" w:name="_Toc239535716"/>
-      <w:r>
+        <w:rPr>
+          <w:b/>
+          <w:bCs/>
+        </w:rPr>
+      </w:pPr>
+      <w:r>
+        <w:rPr>
+          <w:b/>
+          <w:bCs/>
+        </w:rPr>
         <w:t>Source link:</w:t>
       </w:r>
-      <w:bookmarkEnd w:id="8"/>
     </w:p>
     <w:p>
       <w:pPr>
@@ -3225,7 +3820,7 @@
           <w:numId w:val="8"/>
         </w:numPr>
       </w:pPr>
-      <w:hyperlink r:id="rId11" w:history="1">
+      <w:hyperlink r:id="rId12" w:history="1">
         <w:r>
           <w:rPr>
             <w:rStyle w:val="Hyperlink"/>
@@ -3242,7 +3837,7 @@
           <w:numId w:val="8"/>
         </w:numPr>
       </w:pPr>
-      <w:hyperlink r:id="rId12" w:history="1">
+      <w:hyperlink r:id="rId13" w:history="1">
         <w:r>
           <w:rPr>
             <w:rStyle w:val="Hyperlink"/>
@@ -3270,29 +3865,28 @@
         <w:t>.</w:t>
       </w:r>
     </w:p>
-    <w:p/>
     <w:p>
       <w:pPr>
         <w:pStyle w:val="Heading2"/>
       </w:pPr>
-      <w:bookmarkStart w:id="9" w:name="_Toc239535717"/>
+      <w:bookmarkStart w:id="7" w:name="_Toc242056854"/>
       <w:r>
         <w:t>2.2 Data Processing</w:t>
       </w:r>
-      <w:bookmarkEnd w:id="9"/>
-    </w:p>
-    <w:p>
-      <w:r>
-        <w:t xml:space="preserve">The OECD data sets include observations for a number of countries, years and health related measures. The data was limited to 10 countries chosen from the OECD countries to avoid being overwhelmed by the sheer volume of data in the visualisations that would be produced by including all countries: Australia, Canada, France, Germany, </w:t>
+      <w:bookmarkEnd w:id="7"/>
+    </w:p>
+    <w:p>
+      <w:r>
+        <w:t>The OECD data sets include observations for a number of countries, years and health related measures. The data was limited to 10 countries chosen from the OECD countries to avoid being overwhelmed by the sheer volume of data in the visualisations that would be produced by including all countries: Australia, Canada, France, Germany, Italy, Japan, Korea, New Zealand, the United Kingdom and the United States. The selected period was 2015 to 2024.</w:t>
+      </w:r>
+    </w:p>
+    <w:p>
+      <w:r>
+        <w:t xml:space="preserve">The Life Expectancy dataset was restricted to only include annual observations for life expectancy at 0 years, sex = Total. The Healthcare Expenditure dataset was selected to </w:t>
       </w:r>
       <w:r>
         <w:lastRenderedPageBreak/>
-        <w:t>Italy, Japan, Korea, New Zealand, the United Kingdom and the United States. The selected period was 2015 to 2024.</w:t>
-      </w:r>
-    </w:p>
-    <w:p>
-      <w:r>
-        <w:t>The Life Expectancy dataset was restricted to only include annual observations for life expectancy at 0 years, sex = Total. The Healthcare Expenditure dataset was selected to provide data for total annual expenditure on healthcare items per capita at current prices in US dollars in purchasing power parity (PPP) terms. The filters provided the possibility to be sure that the values presented on the charts were common measures in the selected countries.</w:t>
+        <w:t>provide data for total annual expenditure on healthcare items per capita at current prices in US dollars in purchasing power parity (PPP) terms. The filters provided the possibility to be sure that the values presented on the charts were common measures in the selected countries.</w:t>
       </w:r>
     </w:p>
     <w:p>
@@ -3478,29 +4072,24 @@
         <w:t>.</w:t>
       </w:r>
     </w:p>
-    <w:p/>
-    <w:p>
-      <w:r>
-        <w:t xml:space="preserve">The data was cleaned, filtered and joined using the D3 function </w:t>
-      </w:r>
-      <w:proofErr w:type="spellStart"/>
-      <w:r>
-        <w:t>Promise.all</w:t>
-      </w:r>
-      <w:proofErr w:type="spellEnd"/>
-      <w:r>
-        <w:t xml:space="preserve">. </w:t>
+    <w:p>
+      <w:r>
+        <w:t>The data was cleaned, filtered and joined using the D3 function Promise</w:t>
+      </w:r>
+      <w:r>
+        <w:t xml:space="preserve"> </w:t>
+      </w:r>
+      <w:r>
+        <w:t xml:space="preserve">all. </w:t>
       </w:r>
     </w:p>
     <w:p>
       <w:r>
         <w:t xml:space="preserve">Tableau10 was used for a consistent and unified colour palette and </w:t>
       </w:r>
-      <w:proofErr w:type="spellStart"/>
-      <w:r>
-        <w:t>categoroical</w:t>
-      </w:r>
-      <w:proofErr w:type="spellEnd"/>
+      <w:r>
+        <w:t>categorical</w:t>
+      </w:r>
       <w:r>
         <w:t xml:space="preserve"> country distinction.</w:t>
       </w:r>
@@ -3525,22 +4114,22 @@
       <w:pPr>
         <w:pStyle w:val="Heading1"/>
       </w:pPr>
-      <w:bookmarkStart w:id="10" w:name="_Toc239535718"/>
+      <w:bookmarkStart w:id="8" w:name="_Toc242056855"/>
       <w:r>
         <w:lastRenderedPageBreak/>
         <w:t>3. Requirements</w:t>
       </w:r>
-      <w:bookmarkEnd w:id="10"/>
+      <w:bookmarkEnd w:id="8"/>
     </w:p>
     <w:p>
       <w:pPr>
         <w:pStyle w:val="Heading2"/>
       </w:pPr>
-      <w:bookmarkStart w:id="11" w:name="_Toc239535719"/>
+      <w:bookmarkStart w:id="9" w:name="_Toc242056856"/>
       <w:r>
         <w:t>3.1 Must-have Features</w:t>
       </w:r>
-      <w:bookmarkEnd w:id="11"/>
+      <w:bookmarkEnd w:id="9"/>
     </w:p>
     <w:p>
       <w:r>
@@ -3793,11 +4382,11 @@
       <w:pPr>
         <w:pStyle w:val="Heading2"/>
       </w:pPr>
-      <w:bookmarkStart w:id="12" w:name="_Toc239535720"/>
+      <w:bookmarkStart w:id="10" w:name="_Toc242056857"/>
       <w:r>
         <w:t>3.2 Optional Features</w:t>
       </w:r>
-      <w:bookmarkEnd w:id="12"/>
+      <w:bookmarkEnd w:id="10"/>
     </w:p>
     <w:p>
       <w:r>
@@ -4144,105 +4733,169 @@
       <w:pPr>
         <w:pStyle w:val="Heading1"/>
       </w:pPr>
-      <w:bookmarkStart w:id="13" w:name="_Toc239535721"/>
+      <w:bookmarkStart w:id="11" w:name="_Toc242056858"/>
       <w:r>
         <w:lastRenderedPageBreak/>
         <w:t>4. Visualisation Design</w:t>
       </w:r>
+      <w:bookmarkEnd w:id="11"/>
+    </w:p>
+    <w:p>
+      <w:pPr>
+        <w:pStyle w:val="Heading4"/>
+        <w:rPr>
+          <w:rFonts w:eastAsiaTheme="minorHAnsi" w:cstheme="minorBidi"/>
+          <w:i w:val="0"/>
+          <w:iCs w:val="0"/>
+          <w:color w:val="auto"/>
+        </w:rPr>
+      </w:pPr>
+      <w:r>
+        <w:rPr>
+          <w:rFonts w:eastAsiaTheme="minorHAnsi" w:cstheme="minorBidi"/>
+          <w:i w:val="0"/>
+          <w:iCs w:val="0"/>
+          <w:color w:val="auto"/>
+        </w:rPr>
+        <w:t xml:space="preserve">The final website features three interactive visualisations: a scatter plot that relates healthcare expenditure to life expectancy, and </w:t>
+      </w:r>
+      <w:r>
+        <w:rPr>
+          <w:rFonts w:eastAsiaTheme="minorHAnsi" w:cstheme="minorBidi"/>
+          <w:i w:val="0"/>
+          <w:iCs w:val="0"/>
+          <w:color w:val="auto"/>
+        </w:rPr>
+        <w:t>two-line</w:t>
+      </w:r>
+      <w:r>
+        <w:rPr>
+          <w:rFonts w:eastAsiaTheme="minorHAnsi" w:cstheme="minorBidi"/>
+          <w:i w:val="0"/>
+          <w:iCs w:val="0"/>
+          <w:color w:val="auto"/>
+        </w:rPr>
+        <w:t xml:space="preserve"> charts, that represent changes to health expenditure over time, and to life expectancy over time. The visualisations were chosen to answer the research questions, and help the user to compare 10 countries selected from the OECD, between 2015 and 2024.</w:t>
+      </w:r>
+    </w:p>
+    <w:p>
+      <w:pPr>
+        <w:pStyle w:val="Heading4"/>
+      </w:pPr>
+      <w:r>
+        <w:t>Design Idea 1 – Scatter Plot</w:t>
+      </w:r>
+    </w:p>
+    <w:p>
+      <w:r>
+        <w:t xml:space="preserve">The graph is a scatter graph with healthcare expenditure (in PPp in United States dollars) plotted on the x axis and life expectancy (in years) on the y axis. The data points are for selected OECD countries and are chosen and reflect its most current data. This design enables users to explore the linkage between healthcare spending and life </w:t>
+      </w:r>
+      <w:r>
+        <w:t>expectancy and</w:t>
+      </w:r>
+      <w:r>
+        <w:t xml:space="preserve"> discover countries with varying healthcare spending and life expectancy. Interactive tooltips provide detail values, and on blowing up a single country, can concentrate on that country.</w:t>
+      </w:r>
+    </w:p>
+    <w:p>
+      <w:pPr>
+        <w:pStyle w:val="Heading4"/>
+      </w:pPr>
+      <w:r>
+        <w:t>Design Idea 2 – Line Chart</w:t>
+      </w:r>
+    </w:p>
+    <w:p>
+      <w:r>
+        <w:t xml:space="preserve">The first graph shows southern health spending per person (1000 USD) per year from 2015 to 2024. The countries are coloured using the Colour palette: Tableau10. A legend is presented to indicate the country to help users identify the country they want, and interactive highlighting increases the visibility of the selected </w:t>
+      </w:r>
+      <w:proofErr w:type="gramStart"/>
+      <w:r>
+        <w:t>country, and</w:t>
+      </w:r>
+      <w:proofErr w:type="gramEnd"/>
+      <w:r>
+        <w:t xml:space="preserve"> decreases visual clutter by highlighting all other countries. This chart will help users to compare spending trends and look for changes over time.</w:t>
+      </w:r>
+    </w:p>
+    <w:p>
+      <w:pPr>
+        <w:pStyle w:val="Heading4"/>
+      </w:pPr>
+      <w:r>
+        <w:t>Design Idea 3 – Combined Interactive Dashboard</w:t>
+      </w:r>
+    </w:p>
+    <w:p>
+      <w:r>
+        <w:t xml:space="preserve">The second graph shows that during those 10 </w:t>
+      </w:r>
+      <w:proofErr w:type="gramStart"/>
+      <w:r>
+        <w:t>countries,</w:t>
+      </w:r>
+      <w:proofErr w:type="gramEnd"/>
+      <w:r>
+        <w:t xml:space="preserve"> life expectancy has improved over the years from 2015 to 2024. Using a consistent colour for each country across the visualisations helps users make comparisons. Note that interactive tooltips and highlighting enable users to trace each trend, even when they are meeting in the graph</w:t>
+      </w:r>
+      <w:r>
+        <w:t>.</w:t>
+      </w:r>
+    </w:p>
+    <w:p>
+      <w:pPr>
+        <w:rPr>
+          <w:rFonts w:eastAsiaTheme="majorEastAsia" w:cstheme="majorBidi"/>
+          <w:i/>
+          <w:iCs/>
+          <w:color w:val="0F4761" w:themeColor="accent1" w:themeShade="BF"/>
+        </w:rPr>
+      </w:pPr>
+      <w:r>
+        <w:rPr>
+          <w:rFonts w:eastAsiaTheme="majorEastAsia" w:cstheme="majorBidi"/>
+          <w:i/>
+          <w:iCs/>
+          <w:color w:val="0F4761" w:themeColor="accent1" w:themeShade="BF"/>
+        </w:rPr>
+        <w:t>Design Decisions and Improvements</w:t>
+      </w:r>
+    </w:p>
+    <w:p>
+      <w:r>
+        <w:t>The concept of making comparisons between countries based on the expenditure of health care systems was entertained but a bar chart was not used. Line charts were chosen for the final website as they convey a change over time better. The scatter graph shows that there is a relationship between the two numerical variables and was therefore not removed.</w:t>
+      </w:r>
+    </w:p>
+    <w:p>
+      <w:r>
+        <w:t>After some usability testing, country filtering was added so that people could click on a country from the scatter plot or chart legend and filter it on the various visualisations. Two or three short answers were also included in the five guiding questions (orienteering questions) to assist the user in understanding the charts. The use of the grid lines and the uniformity of the country colours further facilitated the visual clarity.</w:t>
+      </w:r>
+    </w:p>
+    <w:p>
+      <w:r>
+        <w:lastRenderedPageBreak/>
+        <w:t>Web site responsive to screen size. If the device is small, horizontal scrolling for the charts ensures that they remain readable and not cramped. These design features enable a comparative, analytical and interactive approach to the OECD data.</w:t>
+      </w:r>
+    </w:p>
+    <w:p>
+      <w:pPr>
+        <w:pStyle w:val="Heading1"/>
+      </w:pPr>
+      <w:bookmarkStart w:id="12" w:name="_Toc242056859"/>
+      <w:r>
+        <w:t>5. Validation</w:t>
+      </w:r>
+      <w:bookmarkEnd w:id="12"/>
+    </w:p>
+    <w:p>
+      <w:pPr>
+        <w:pStyle w:val="Heading2"/>
+      </w:pPr>
+      <w:bookmarkStart w:id="13" w:name="_Toc242056860"/>
+      <w:r>
+        <w:t>5.1 Informed Consent</w:t>
+      </w:r>
       <w:bookmarkEnd w:id="13"/>
-    </w:p>
-    <w:p>
-      <w:r>
-        <w:t>The project is currently in the early design stage. Several visualisation approaches will be considered before selecting the final design.</w:t>
-      </w:r>
-    </w:p>
-    <w:p/>
-    <w:p>
-      <w:r>
-        <w:t>Possible visualisation ideas include:</w:t>
-      </w:r>
-    </w:p>
-    <w:p>
-      <w:pPr>
-        <w:pStyle w:val="Heading4"/>
-      </w:pPr>
-      <w:r>
-        <w:t>Design Idea 1 – Scatter Plot</w:t>
-      </w:r>
-    </w:p>
-    <w:p>
-      <w:r>
-        <w:t>A scatter plot could display healthcare expenditure on the x-axis and life expectancy on the y-axis. Each point would represent a country. This would make it easier to investigate whether countries with higher healthcare expenditure also tend to have higher life expectancy.</w:t>
-      </w:r>
-    </w:p>
-    <w:p/>
-    <w:p>
-      <w:pPr>
-        <w:pStyle w:val="Heading4"/>
-      </w:pPr>
-      <w:r>
-        <w:t>Design Idea 2 – Line Chart</w:t>
-      </w:r>
-    </w:p>
-    <w:p>
-      <w:r>
-        <w:t>A line chart could show changes in healthcare expenditure or life expectancy over time. Users could select or compare countries to observe long-term trends.</w:t>
-      </w:r>
-    </w:p>
-    <w:p/>
-    <w:p>
-      <w:pPr>
-        <w:pStyle w:val="Heading4"/>
-      </w:pPr>
-      <w:r>
-        <w:t>Design Idea 3 – Combined Interactive Dashboard</w:t>
-      </w:r>
-    </w:p>
-    <w:p>
-      <w:r>
-        <w:t>A dashboard could combine the scatter plot and line chart with filters for country and year. Selecting a country or year could update the visualisations and allow users to explore the data interactively.</w:t>
-      </w:r>
-    </w:p>
-    <w:p/>
-    <w:p>
-      <w:pPr>
-        <w:pStyle w:val="Heading4"/>
-      </w:pPr>
-      <w:r>
-        <w:t xml:space="preserve">Design Idea </w:t>
-      </w:r>
-      <w:r>
-        <w:t>4</w:t>
-      </w:r>
-      <w:r>
-        <w:t xml:space="preserve"> – </w:t>
-      </w:r>
-      <w:r>
-        <w:t>Bar Chart</w:t>
-      </w:r>
-    </w:p>
-    <w:p>
-      <w:r>
-        <w:t>A bar chart could have been used to demonstrate the spending of each country to see how they visual stack against each other. This was rejected due to the cluttered look. A line chart was favoured due to its ability to display the two variables together.</w:t>
-      </w:r>
-    </w:p>
-    <w:p/>
-    <w:p/>
-    <w:p>
-      <w:pPr>
-        <w:pStyle w:val="Heading1"/>
-      </w:pPr>
-      <w:r>
-        <w:t>5. Validation</w:t>
-      </w:r>
-    </w:p>
-    <w:p>
-      <w:pPr>
-        <w:pStyle w:val="Heading2"/>
-      </w:pPr>
-      <w:r>
-        <w:t>5.1 Informed Consent</w:t>
-      </w:r>
     </w:p>
     <w:p>
       <w:r>
@@ -4264,7 +4917,6 @@
         </w:numPr>
       </w:pPr>
       <w:r>
-        <w:lastRenderedPageBreak/>
         <w:t>Participants were informed that participation was voluntary and could withdraw at any point.</w:t>
       </w:r>
     </w:p>
@@ -4292,9 +4944,11 @@
       <w:pPr>
         <w:pStyle w:val="Heading2"/>
       </w:pPr>
+      <w:bookmarkStart w:id="14" w:name="_Toc242056861"/>
       <w:r>
         <w:t>5.2 Participant Profile</w:t>
       </w:r>
+      <w:bookmarkEnd w:id="14"/>
     </w:p>
     <w:p>
       <w:r>
@@ -4984,9 +5638,11 @@
       <w:pPr>
         <w:pStyle w:val="Heading2"/>
       </w:pPr>
+      <w:bookmarkStart w:id="15" w:name="_Toc242056862"/>
       <w:r>
         <w:t>5.3 Evaluation and Satisfaction Survey</w:t>
       </w:r>
+      <w:bookmarkEnd w:id="15"/>
     </w:p>
     <w:p>
       <w:r>
@@ -5044,6 +5700,7 @@
           <w:b/>
           <w:bCs/>
         </w:rPr>
+        <w:lastRenderedPageBreak/>
         <w:t>Task 3 (Comparative Outcome):</w:t>
       </w:r>
       <w:r>
@@ -5069,7 +5726,6 @@
         <w:t xml:space="preserve"> "Filter or highlight 'Australia' across all visualisations on the page."</w:t>
       </w:r>
     </w:p>
-    <w:p/>
     <w:p>
       <w:r>
         <w:t>Following the task completion, the participants completed a post-test questionnaire using a 5-point scale.</w:t>
@@ -5234,7 +5890,6 @@
           </w:tcPr>
           <w:p>
             <w:r>
-              <w:lastRenderedPageBreak/>
               <w:t>Visual Clarity</w:t>
             </w:r>
           </w:p>
@@ -5404,18 +6059,27 @@
       <w:pPr>
         <w:pStyle w:val="Heading2"/>
       </w:pPr>
+      <w:bookmarkStart w:id="16" w:name="_Toc242056863"/>
       <w:r>
         <w:t xml:space="preserve">5.4 </w:t>
       </w:r>
       <w:r>
         <w:t>Usability Findings &amp; Qualitative Feedback</w:t>
       </w:r>
-    </w:p>
-    <w:p>
-      <w:pPr>
-        <w:pStyle w:val="Heading3"/>
-      </w:pPr>
-      <w:r>
+      <w:bookmarkEnd w:id="16"/>
+    </w:p>
+    <w:p>
+      <w:pPr>
+        <w:rPr>
+          <w:b/>
+          <w:bCs/>
+        </w:rPr>
+      </w:pPr>
+      <w:r>
+        <w:rPr>
+          <w:b/>
+          <w:bCs/>
+        </w:rPr>
         <w:t>Positive Feedback</w:t>
       </w:r>
     </w:p>
@@ -5457,9 +6121,16 @@
     </w:p>
     <w:p>
       <w:pPr>
-        <w:pStyle w:val="Heading3"/>
-      </w:pPr>
-      <w:r>
+        <w:rPr>
+          <w:b/>
+          <w:bCs/>
+        </w:rPr>
+      </w:pPr>
+      <w:r>
+        <w:rPr>
+          <w:b/>
+          <w:bCs/>
+        </w:rPr>
         <w:t>Pain Points</w:t>
       </w:r>
     </w:p>
@@ -5530,18 +6201,22 @@
         <w:t>Hard to see information when the lines crossed for visual 3.</w:t>
       </w:r>
     </w:p>
+    <w:p/>
+    <w:p/>
+    <w:p/>
+    <w:p/>
+    <w:p/>
+    <w:p/>
     <w:p>
       <w:pPr>
         <w:pStyle w:val="Heading2"/>
       </w:pPr>
-    </w:p>
-    <w:p>
-      <w:pPr>
-        <w:pStyle w:val="Heading2"/>
-      </w:pPr>
-      <w:r>
+      <w:bookmarkStart w:id="17" w:name="_Toc242056864"/>
+      <w:r>
+        <w:lastRenderedPageBreak/>
         <w:t>5.5 Design Improvements</w:t>
       </w:r>
+      <w:bookmarkEnd w:id="17"/>
     </w:p>
     <w:p>
       <w:pPr>
@@ -5763,11 +6438,62 @@
       <w:pPr>
         <w:pStyle w:val="Heading1"/>
       </w:pPr>
+      <w:bookmarkStart w:id="18" w:name="_Toc242056865"/>
       <w:r>
         <w:t>6. Conclusion</w:t>
       </w:r>
-    </w:p>
-    <w:p/>
+      <w:bookmarkEnd w:id="18"/>
+    </w:p>
+    <w:p>
+      <w:r>
+        <w:t>Team 1E have successfully created an interactive data visualisation webpage that investigates in 30 years the relationship between healthcare expenditure and life expectancy for ten selected OECD countries from 2015 to 2024. The project used two OECD datasets, which were filtered and combined using JavaScript and D3.js to produce 100 observations for the selected countries and years.</w:t>
+      </w:r>
+    </w:p>
+    <w:p>
+      <w:r>
+        <w:t xml:space="preserve">The final site consists of three interactive visualisations: a scatter graph comparing healthcare expenditure and life expectancy, a healthcare expenditure line chart and a life expectancy line chart. When used in unison, these charts enable users to compare countries, </w:t>
+      </w:r>
+      <w:proofErr w:type="spellStart"/>
+      <w:r>
+        <w:t>analyze</w:t>
+      </w:r>
+      <w:proofErr w:type="spellEnd"/>
+      <w:r>
+        <w:t xml:space="preserve"> trends over time, and </w:t>
+      </w:r>
+      <w:proofErr w:type="spellStart"/>
+      <w:r>
+        <w:t>analyze</w:t>
+      </w:r>
+      <w:proofErr w:type="spellEnd"/>
+      <w:r>
+        <w:t xml:space="preserve"> variations in population health and spending on health care. To enhance comprehension, interactive tooltips, highlighting the countries and consistent colours and guiding questions were added.</w:t>
+      </w:r>
+    </w:p>
+    <w:p>
+      <w:r>
+        <w:t>Two different technical skill levels were used to conduct usability testing. Their feedback highlighted problems with chart legends, and with finding isolated data for individual countries and with focusing on trends where they were relevant. The team suggested a solution in the form of country filtering arguments, added short answers to the guiding questions, and improved the visual consistency. The alterations made these changes were effective uses to the website in being able to support data exploration.</w:t>
+      </w:r>
+    </w:p>
+    <w:p>
+      <w:r>
+        <w:lastRenderedPageBreak/>
+        <w:t>In the process our hands-on data preparation, D3.js coding, responsive web design, and usability testing and project collaboration skills were also enhanced. However, I was able to communicate with them on a regular basis thanks to Microsoft Teams and GitHub.</w:t>
+      </w:r>
+    </w:p>
+    <w:p>
+      <w:r>
+        <w:t xml:space="preserve">Year based filtering, use of animated transitions and easier user interaction/control methods would be enhancements to the final </w:t>
+      </w:r>
+      <w:proofErr w:type="gramStart"/>
+      <w:r>
+        <w:t>site, but</w:t>
+      </w:r>
+      <w:proofErr w:type="gramEnd"/>
+      <w:r>
+        <w:t xml:space="preserve"> fit within main project requirements. Overall, the project shows how interactive data visualisation can make complex data relating to healthcare expenditure more approachable while inviting the audience to carefully consider the relationship between the two.</w:t>
+      </w:r>
+    </w:p>
     <w:p>
       <w:pPr>
         <w:rPr>
@@ -5785,18 +6511,22 @@
       <w:pPr>
         <w:pStyle w:val="Heading1"/>
       </w:pPr>
+      <w:bookmarkStart w:id="19" w:name="_Toc242056866"/>
       <w:r>
         <w:lastRenderedPageBreak/>
         <w:t>Appendix</w:t>
       </w:r>
+      <w:bookmarkEnd w:id="19"/>
     </w:p>
     <w:p>
       <w:pPr>
         <w:pStyle w:val="Heading2"/>
       </w:pPr>
+      <w:bookmarkStart w:id="20" w:name="_Toc242056867"/>
       <w:r>
         <w:t>Appendix A: Team Collaboration setup</w:t>
       </w:r>
+      <w:bookmarkEnd w:id="20"/>
     </w:p>
     <w:tbl>
       <w:tblPr>
@@ -5845,7 +6575,7 @@
                           <pic:cNvPicPr/>
                         </pic:nvPicPr>
                         <pic:blipFill>
-                          <a:blip r:embed="rId13" cstate="print">
+                          <a:blip r:embed="rId14" cstate="print">
                             <a:extLst>
                               <a:ext uri="{28A0092B-C50C-407E-A947-70E740481C1C}">
                                 <a14:useLocalDpi xmlns:a14="http://schemas.microsoft.com/office/drawing/2010/main" val="0"/>
@@ -5909,7 +6639,7 @@
                           <pic:cNvPicPr/>
                         </pic:nvPicPr>
                         <pic:blipFill>
-                          <a:blip r:embed="rId14" cstate="print">
+                          <a:blip r:embed="rId15" cstate="print">
                             <a:extLst>
                               <a:ext uri="{28A0092B-C50C-407E-A947-70E740481C1C}">
                                 <a14:useLocalDpi xmlns:a14="http://schemas.microsoft.com/office/drawing/2010/main" val="0"/>
@@ -5982,7 +6712,7 @@
                           <pic:cNvPicPr/>
                         </pic:nvPicPr>
                         <pic:blipFill>
-                          <a:blip r:embed="rId15" cstate="print">
+                          <a:blip r:embed="rId16" cstate="print">
                             <a:extLst>
                               <a:ext uri="{28A0092B-C50C-407E-A947-70E740481C1C}">
                                 <a14:useLocalDpi xmlns:a14="http://schemas.microsoft.com/office/drawing/2010/main" val="0"/>
@@ -6037,6 +6767,7 @@
       <w:pPr>
         <w:pStyle w:val="Heading2"/>
       </w:pPr>
+      <w:bookmarkStart w:id="21" w:name="_Toc242056868"/>
       <w:r>
         <w:lastRenderedPageBreak/>
         <w:t xml:space="preserve">Appendix </w:t>
@@ -6047,6 +6778,7 @@
       <w:r>
         <w:t>: Participant Ethics &amp; Consent Form</w:t>
       </w:r>
+      <w:bookmarkEnd w:id="21"/>
     </w:p>
     <w:p>
       <w:pPr>
@@ -6375,6 +7107,12 @@
       <w:type w:val="continuous"/>
       <w:pgSz w:w="11906" w:h="16838"/>
       <w:pgMar w:top="1440" w:right="1440" w:bottom="1440" w:left="1440" w:header="708" w:footer="708" w:gutter="0"/>
+      <w:pgBorders w:offsetFrom="page">
+        <w:top w:val="thinThickSmallGap" w:sz="24" w:space="24" w:color="auto"/>
+        <w:left w:val="thinThickSmallGap" w:sz="24" w:space="24" w:color="auto"/>
+        <w:bottom w:val="thickThinSmallGap" w:sz="24" w:space="24" w:color="auto"/>
+        <w:right w:val="thickThinSmallGap" w:sz="24" w:space="24" w:color="auto"/>
+      </w:pgBorders>
       <w:cols w:space="708"/>
       <w:docGrid w:linePitch="360"/>
     </w:sectPr>
@@ -6405,6 +7143,59 @@
     </w:p>
   </w:endnote>
 </w:endnotes>
+</file>
+
+<file path=word/footer1.xml><?xml version="1.0" encoding="utf-8"?>
+<w:ftr xmlns:wpc="http://schemas.microsoft.com/office/word/2010/wordprocessingCanvas" xmlns:cx="http://schemas.microsoft.com/office/drawing/2014/chartex" xmlns:cx1="http://schemas.microsoft.com/office/drawing/2015/9/8/chartex" xmlns:cx2="http://schemas.microsoft.com/office/drawing/2015/10/21/chartex" xmlns:cx3="http://schemas.microsoft.com/office/drawing/2016/5/9/chartex" xmlns:cx4="http://schemas.microsoft.com/office/drawing/2016/5/10/chartex" xmlns:cx5="http://schemas.microsoft.com/office/drawing/2016/5/11/chartex" xmlns:cx6="http://schemas.microsoft.com/office/drawing/2016/5/12/chartex" xmlns:cx7="http://schemas.microsoft.com/office/drawing/2016/5/13/chartex" xmlns:cx8="http://schemas.microsoft.com/office/drawing/2016/5/14/chartex" xmlns:mc="http://schemas.openxmlformats.org/markup-compatibility/2006" xmlns:aink="http://schemas.microsoft.com/office/drawing/2016/ink" xmlns:am3d="http://schemas.microsoft.com/office/drawing/2017/model3d" xmlns:o="urn:schemas-microsoft-com:office:office" xmlns:oel="http://schemas.microsoft.com/office/2019/extlst" xmlns:r="http://schemas.openxmlformats.org/officeDocument/2006/relationships" xmlns:m="http://schemas.openxmlformats.org/officeDocument/2006/math" xmlns:v="urn:schemas-microsoft-com:vml" xmlns:wp14="http://schemas.microsoft.com/office/word/2010/wordprocessingDrawing" xmlns:wp="http://schemas.openxmlformats.org/drawingml/2006/wordprocessingDrawing" xmlns:w10="urn:schemas-microsoft-com:office:word" xmlns:w="http://schemas.openxmlformats.org/wordprocessingml/2006/main" xmlns:w14="http://schemas.microsoft.com/office/word/2010/wordml" xmlns:w15="http://schemas.microsoft.com/office/word/2012/wordml" xmlns:w16cex="http://schemas.microsoft.com/office/word/2018/wordml/cex" xmlns:w16cid="http://schemas.microsoft.com/office/word/2016/wordml/cid" xmlns:w16="http://schemas.microsoft.com/office/word/2018/wordml" xmlns:w16du="http://schemas.microsoft.com/office/word/2023/wordml/word16du" xmlns:w16sdtdh="http://schemas.microsoft.com/office/word/2020/wordml/sdtdatahash" xmlns:w16sdtfl="http://schemas.microsoft.com/office/word/2024/wordml/sdtformatlock" xmlns:w16se="http://schemas.microsoft.com/office/word/2015/wordml/symex" xmlns:wpg="http://schemas.microsoft.com/office/word/2010/wordprocessingGroup" xmlns:wpi="http://schemas.microsoft.com/office/word/2010/wordprocessingInk" xmlns:wne="http://schemas.microsoft.com/office/word/2006/wordml" xmlns:wps="http://schemas.microsoft.com/office/word/2010/wordprocessingShape" mc:Ignorable="w14 w15 w16se w16cid w16 w16cex w16sdtdh w16sdtfl w16du wp14">
+  <w:sdt>
+    <w:sdtPr>
+      <w:id w:val="-394210903"/>
+      <w:docPartObj>
+        <w:docPartGallery w:val="Page Numbers (Bottom of Page)"/>
+        <w:docPartUnique/>
+      </w:docPartObj>
+    </w:sdtPr>
+    <w:sdtEndPr>
+      <w:rPr>
+        <w:noProof/>
+      </w:rPr>
+    </w:sdtEndPr>
+    <w:sdtContent>
+      <w:p>
+        <w:pPr>
+          <w:pStyle w:val="Footer"/>
+          <w:jc w:val="center"/>
+        </w:pPr>
+        <w:r>
+          <w:fldChar w:fldCharType="begin"/>
+        </w:r>
+        <w:r>
+          <w:instrText xml:space="preserve"> PAGE   \* MERGEFORMAT </w:instrText>
+        </w:r>
+        <w:r>
+          <w:fldChar w:fldCharType="separate"/>
+        </w:r>
+        <w:r>
+          <w:rPr>
+            <w:noProof/>
+          </w:rPr>
+          <w:t>2</w:t>
+        </w:r>
+        <w:r>
+          <w:rPr>
+            <w:noProof/>
+          </w:rPr>
+          <w:fldChar w:fldCharType="end"/>
+        </w:r>
+      </w:p>
+    </w:sdtContent>
+  </w:sdt>
+  <w:p>
+    <w:pPr>
+      <w:pStyle w:val="Footer"/>
+    </w:pPr>
+  </w:p>
+</w:ftr>
 </file>
 
 <file path=word/footnotes.xml><?xml version="1.0" encoding="utf-8"?>

--- a/Assignment 3B_Project process book/Assignment 3B - Project process book.docx
+++ b/Assignment 3B_Project process book/Assignment 3B - Project process book.docx
@@ -1,6 +1,6 @@
 
 <file path=word/document.xml><?xml version="1.0" encoding="utf-8"?>
-<w:document xmlns:wpc="http://schemas.microsoft.com/office/word/2010/wordprocessingCanvas" xmlns:cx="http://schemas.microsoft.com/office/drawing/2014/chartex" xmlns:cx1="http://schemas.microsoft.com/office/drawing/2015/9/8/chartex" xmlns:cx2="http://schemas.microsoft.com/office/drawing/2015/10/21/chartex" xmlns:cx3="http://schemas.microsoft.com/office/drawing/2016/5/9/chartex" xmlns:cx4="http://schemas.microsoft.com/office/drawing/2016/5/10/chartex" xmlns:cx5="http://schemas.microsoft.com/office/drawing/2016/5/11/chartex" xmlns:cx6="http://schemas.microsoft.com/office/drawing/2016/5/12/chartex" xmlns:cx7="http://schemas.microsoft.com/office/drawing/2016/5/13/chartex" xmlns:cx8="http://schemas.microsoft.com/office/drawing/2016/5/14/chartex" xmlns:mc="http://schemas.openxmlformats.org/markup-compatibility/2006" xmlns:aink="http://schemas.microsoft.com/office/drawing/2016/ink" xmlns:am3d="http://schemas.microsoft.com/office/drawing/2017/model3d" xmlns:o="urn:schemas-microsoft-com:office:office" xmlns:oel="http://schemas.microsoft.com/office/2019/extlst" xmlns:r="http://schemas.openxmlformats.org/officeDocument/2006/relationships" xmlns:m="http://schemas.openxmlformats.org/officeDocument/2006/math" xmlns:v="urn:schemas-microsoft-com:vml" xmlns:wp14="http://schemas.microsoft.com/office/word/2010/wordprocessingDrawing" xmlns:wp="http://schemas.openxmlformats.org/drawingml/2006/wordprocessingDrawing" xmlns:w10="urn:schemas-microsoft-com:office:word" xmlns:w="http://schemas.openxmlformats.org/wordprocessingml/2006/main" xmlns:w14="http://schemas.microsoft.com/office/word/2010/wordml" xmlns:w15="http://schemas.microsoft.com/office/word/2012/wordml" xmlns:w16cex="http://schemas.microsoft.com/office/word/2018/wordml/cex" xmlns:w16cid="http://schemas.microsoft.com/office/word/2016/wordml/cid" xmlns:w16="http://schemas.microsoft.com/office/word/2018/wordml" xmlns:w16du="http://schemas.microsoft.com/office/word/2023/wordml/word16du" xmlns:w16sdtdh="http://schemas.microsoft.com/office/word/2020/wordml/sdtdatahash" xmlns:w16sdtfl="http://schemas.microsoft.com/office/word/2024/wordml/sdtformatlock" xmlns:w16se="http://schemas.microsoft.com/office/word/2015/wordml/symex" xmlns:wpg="http://schemas.microsoft.com/office/word/2010/wordprocessingGroup" xmlns:wpi="http://schemas.microsoft.com/office/word/2010/wordprocessingInk" xmlns:wne="http://schemas.microsoft.com/office/word/2006/wordml" xmlns:wps="http://schemas.microsoft.com/office/word/2010/wordprocessingShape" mc:Ignorable="w14 w15 w16se w16cid w16 w16cex w16sdtdh w16sdtfl w16du wp14">
+<w:document xmlns:wpc="http://schemas.microsoft.com/office/word/2010/wordprocessingCanvas" xmlns:cx="http://schemas.microsoft.com/office/drawing/2014/chartex" xmlns:cx1="http://schemas.microsoft.com/office/drawing/2015/9/8/chartex" xmlns:cx2="http://schemas.microsoft.com/office/drawing/2015/10/21/chartex" xmlns:cx3="http://schemas.microsoft.com/office/drawing/2016/5/9/chartex" xmlns:cx4="http://schemas.microsoft.com/office/drawing/2016/5/10/chartex" xmlns:cx5="http://schemas.microsoft.com/office/drawing/2016/5/11/chartex" xmlns:cx6="http://schemas.microsoft.com/office/drawing/2016/5/12/chartex" xmlns:cx7="http://schemas.microsoft.com/office/drawing/2016/5/13/chartex" xmlns:cx8="http://schemas.microsoft.com/office/drawing/2016/5/14/chartex" xmlns:mc="http://schemas.openxmlformats.org/markup-compatibility/2006" xmlns:m="http://schemas.openxmlformats.org/officeDocument/2006/math" xmlns:aink="http://schemas.microsoft.com/office/drawing/2016/ink" xmlns:am3d="http://schemas.microsoft.com/office/drawing/2017/model3d" xmlns:oel="http://schemas.microsoft.com/office/2019/extlst" xmlns:r="http://schemas.openxmlformats.org/officeDocument/2006/relationships" xmlns:wp14="http://schemas.microsoft.com/office/word/2010/wordprocessingDrawing" xmlns:wp="http://schemas.openxmlformats.org/drawingml/2006/wordprocessingDrawing" xmlns:wpg="http://schemas.microsoft.com/office/word/2010/wordprocessingGroup" xmlns:wpi="http://schemas.microsoft.com/office/word/2010/wordprocessingInk" xmlns:wps="http://schemas.microsoft.com/office/word/2010/wordprocessingShape" xmlns:o="urn:schemas-microsoft-com:office:office" xmlns:v="urn:schemas-microsoft-com:vml" xmlns:w10="urn:schemas-microsoft-com:office:word" xmlns:w="http://schemas.openxmlformats.org/wordprocessingml/2006/main" xmlns:w14="http://schemas.microsoft.com/office/word/2010/wordml" xmlns:w15="http://schemas.microsoft.com/office/word/2012/wordml" xmlns:w16cex="http://schemas.microsoft.com/office/word/2018/wordml/cex" xmlns:w16cid="http://schemas.microsoft.com/office/word/2016/wordml/cid" xmlns:w16="http://schemas.microsoft.com/office/word/2018/wordml" xmlns:w16sdtdh="http://schemas.microsoft.com/office/word/2020/wordml/sdtdatahash" xmlns:w16sdtfl="http://schemas.microsoft.com/office/word/2024/wordml/sdtformatlock" xmlns:w16se="http://schemas.microsoft.com/office/word/2015/wordml/symex" xmlns:w16du="http://schemas.microsoft.com/office/word/2023/wordml/word16du" xmlns:wne="http://schemas.microsoft.com/office/word/2006/wordml" mc:Ignorable="w14 w15 w16se w16cid w16 w16cex w16sdtdh w16sdtfl w16du wp14">
   <w:body>
     <w:p>
       <w:pPr>
@@ -496,7 +496,7 @@
             <w:sz w:val="28"/>
             <w:szCs w:val="28"/>
           </w:rPr>
-          <w:t>Does increased health-care spending</w:t>
+          <w:t>Does increas</w:t>
         </w:r>
         <w:r>
           <w:rPr>
@@ -504,7 +504,7 @@
             <w:sz w:val="28"/>
             <w:szCs w:val="28"/>
           </w:rPr>
-          <w:t xml:space="preserve"> </w:t>
+          <w:t>e</w:t>
         </w:r>
         <w:r>
           <w:rPr>
@@ -512,7 +512,7 @@
             <w:sz w:val="28"/>
             <w:szCs w:val="28"/>
           </w:rPr>
-          <w:t>increase life expectancy?</w:t>
+          <w:t>d health-care spending increase life expectancy?</w:t>
         </w:r>
       </w:hyperlink>
     </w:p>
@@ -676,7 +676,7 @@
         </w:rPr>
         <w:fldChar w:fldCharType="separate"/>
       </w:r>
-      <w:hyperlink w:anchor="_Toc239535708" w:history="1">
+      <w:hyperlink w:anchor="_Toc242042075" w:history="1">
         <w:r>
           <w:rPr>
             <w:rStyle w:val="Hyperlink"/>
@@ -703,7 +703,7 @@
             <w:noProof/>
             <w:webHidden/>
           </w:rPr>
-          <w:instrText xml:space="preserve"> PAGEREF _Toc239535708 \h </w:instrText>
+          <w:instrText xml:space="preserve"> PAGEREF _Toc242042075 \h </w:instrText>
         </w:r>
         <w:r>
           <w:rPr>
@@ -749,7 +749,7 @@
           <w:lang w:eastAsia="en-GB"/>
         </w:rPr>
       </w:pPr>
-      <w:hyperlink w:anchor="_Toc239535709" w:history="1">
+      <w:hyperlink w:anchor="_Toc242042076" w:history="1">
         <w:r>
           <w:rPr>
             <w:rStyle w:val="Hyperlink"/>
@@ -776,7 +776,7 @@
             <w:noProof/>
             <w:webHidden/>
           </w:rPr>
-          <w:instrText xml:space="preserve"> PAGEREF _Toc239535709 \h </w:instrText>
+          <w:instrText xml:space="preserve"> PAGEREF _Toc242042076 \h </w:instrText>
         </w:r>
         <w:r>
           <w:rPr>
@@ -822,7 +822,7 @@
           <w:lang w:eastAsia="en-GB"/>
         </w:rPr>
       </w:pPr>
-      <w:hyperlink w:anchor="_Toc239535710" w:history="1">
+      <w:hyperlink w:anchor="_Toc242042077" w:history="1">
         <w:r>
           <w:rPr>
             <w:rStyle w:val="Hyperlink"/>
@@ -849,7 +849,7 @@
             <w:noProof/>
             <w:webHidden/>
           </w:rPr>
-          <w:instrText xml:space="preserve"> PAGEREF _Toc239535710 \h </w:instrText>
+          <w:instrText xml:space="preserve"> PAGEREF _Toc242042077 \h </w:instrText>
         </w:r>
         <w:r>
           <w:rPr>
@@ -895,7 +895,7 @@
           <w:lang w:eastAsia="en-GB"/>
         </w:rPr>
       </w:pPr>
-      <w:hyperlink w:anchor="_Toc239535711" w:history="1">
+      <w:hyperlink w:anchor="_Toc242042078" w:history="1">
         <w:r>
           <w:rPr>
             <w:rStyle w:val="Hyperlink"/>
@@ -922,7 +922,7 @@
             <w:noProof/>
             <w:webHidden/>
           </w:rPr>
-          <w:instrText xml:space="preserve"> PAGEREF _Toc239535711 \h </w:instrText>
+          <w:instrText xml:space="preserve"> PAGEREF _Toc242042078 \h </w:instrText>
         </w:r>
         <w:r>
           <w:rPr>
@@ -942,7 +942,7 @@
             <w:noProof/>
             <w:webHidden/>
           </w:rPr>
-          <w:t>3</w:t>
+          <w:t>4</w:t>
         </w:r>
         <w:r>
           <w:rPr>
@@ -968,7 +968,7 @@
           <w:lang w:eastAsia="en-GB"/>
         </w:rPr>
       </w:pPr>
-      <w:hyperlink w:anchor="_Toc239535712" w:history="1">
+      <w:hyperlink w:anchor="_Toc242042079" w:history="1">
         <w:r>
           <w:rPr>
             <w:rStyle w:val="Hyperlink"/>
@@ -995,7 +995,7 @@
             <w:noProof/>
             <w:webHidden/>
           </w:rPr>
-          <w:instrText xml:space="preserve"> PAGEREF _Toc239535712 \h </w:instrText>
+          <w:instrText xml:space="preserve"> PAGEREF _Toc242042079 \h </w:instrText>
         </w:r>
         <w:r>
           <w:rPr>
@@ -1015,7 +1015,7 @@
             <w:noProof/>
             <w:webHidden/>
           </w:rPr>
-          <w:t>4</w:t>
+          <w:t>5</w:t>
         </w:r>
         <w:r>
           <w:rPr>
@@ -1043,7 +1043,7 @@
           <w:lang w:eastAsia="en-GB"/>
         </w:rPr>
       </w:pPr>
-      <w:hyperlink w:anchor="_Toc239535713" w:history="1">
+      <w:hyperlink w:anchor="_Toc242042080" w:history="1">
         <w:r>
           <w:rPr>
             <w:rStyle w:val="Hyperlink"/>
@@ -1070,7 +1070,7 @@
             <w:noProof/>
             <w:webHidden/>
           </w:rPr>
-          <w:instrText xml:space="preserve"> PAGEREF _Toc239535713 \h </w:instrText>
+          <w:instrText xml:space="preserve"> PAGEREF _Toc242042080 \h </w:instrText>
         </w:r>
         <w:r>
           <w:rPr>
@@ -1116,7 +1116,7 @@
           <w:lang w:eastAsia="en-GB"/>
         </w:rPr>
       </w:pPr>
-      <w:hyperlink w:anchor="_Toc239535714" w:history="1">
+      <w:hyperlink w:anchor="_Toc242042081" w:history="1">
         <w:r>
           <w:rPr>
             <w:rStyle w:val="Hyperlink"/>
@@ -1143,155 +1143,7 @@
             <w:noProof/>
             <w:webHidden/>
           </w:rPr>
-          <w:instrText xml:space="preserve"> PAGEREF _Toc239535714 \h </w:instrText>
-        </w:r>
-        <w:r>
-          <w:rPr>
-            <w:noProof/>
-            <w:webHidden/>
-          </w:rPr>
-        </w:r>
-        <w:r>
-          <w:rPr>
-            <w:noProof/>
-            <w:webHidden/>
-          </w:rPr>
-          <w:fldChar w:fldCharType="separate"/>
-        </w:r>
-        <w:r>
-          <w:rPr>
-            <w:noProof/>
-            <w:webHidden/>
-          </w:rPr>
-          <w:t>6</w:t>
-        </w:r>
-        <w:r>
-          <w:rPr>
-            <w:noProof/>
-            <w:webHidden/>
-          </w:rPr>
-          <w:fldChar w:fldCharType="end"/>
-        </w:r>
-      </w:hyperlink>
-    </w:p>
-    <w:p>
-      <w:pPr>
-        <w:pStyle w:val="TOC3"/>
-        <w:tabs>
-          <w:tab w:val="right" w:leader="dot" w:pos="9016"/>
-        </w:tabs>
-        <w:rPr>
-          <w:rFonts w:eastAsiaTheme="minorEastAsia"/>
-          <w:i w:val="0"/>
-          <w:iCs w:val="0"/>
-          <w:noProof/>
-          <w:sz w:val="24"/>
-          <w:szCs w:val="24"/>
-          <w:lang w:eastAsia="en-GB"/>
-        </w:rPr>
-      </w:pPr>
-      <w:hyperlink w:anchor="_Toc239535715" w:history="1">
-        <w:r>
-          <w:rPr>
-            <w:rStyle w:val="Hyperlink"/>
-            <w:noProof/>
-          </w:rPr>
-          <w:t>Data source:</w:t>
-        </w:r>
-        <w:r>
-          <w:rPr>
-            <w:noProof/>
-            <w:webHidden/>
-          </w:rPr>
-          <w:tab/>
-        </w:r>
-        <w:r>
-          <w:rPr>
-            <w:noProof/>
-            <w:webHidden/>
-          </w:rPr>
-          <w:fldChar w:fldCharType="begin"/>
-        </w:r>
-        <w:r>
-          <w:rPr>
-            <w:noProof/>
-            <w:webHidden/>
-          </w:rPr>
-          <w:instrText xml:space="preserve"> PAGEREF _Toc239535715 \h </w:instrText>
-        </w:r>
-        <w:r>
-          <w:rPr>
-            <w:noProof/>
-            <w:webHidden/>
-          </w:rPr>
-        </w:r>
-        <w:r>
-          <w:rPr>
-            <w:noProof/>
-            <w:webHidden/>
-          </w:rPr>
-          <w:fldChar w:fldCharType="separate"/>
-        </w:r>
-        <w:r>
-          <w:rPr>
-            <w:noProof/>
-            <w:webHidden/>
-          </w:rPr>
-          <w:t>6</w:t>
-        </w:r>
-        <w:r>
-          <w:rPr>
-            <w:noProof/>
-            <w:webHidden/>
-          </w:rPr>
-          <w:fldChar w:fldCharType="end"/>
-        </w:r>
-      </w:hyperlink>
-    </w:p>
-    <w:p>
-      <w:pPr>
-        <w:pStyle w:val="TOC3"/>
-        <w:tabs>
-          <w:tab w:val="right" w:leader="dot" w:pos="9016"/>
-        </w:tabs>
-        <w:rPr>
-          <w:rFonts w:eastAsiaTheme="minorEastAsia"/>
-          <w:i w:val="0"/>
-          <w:iCs w:val="0"/>
-          <w:noProof/>
-          <w:sz w:val="24"/>
-          <w:szCs w:val="24"/>
-          <w:lang w:eastAsia="en-GB"/>
-        </w:rPr>
-      </w:pPr>
-      <w:hyperlink w:anchor="_Toc239535716" w:history="1">
-        <w:r>
-          <w:rPr>
-            <w:rStyle w:val="Hyperlink"/>
-            <w:noProof/>
-          </w:rPr>
-          <w:t>Source link:</w:t>
-        </w:r>
-        <w:r>
-          <w:rPr>
-            <w:noProof/>
-            <w:webHidden/>
-          </w:rPr>
-          <w:tab/>
-        </w:r>
-        <w:r>
-          <w:rPr>
-            <w:noProof/>
-            <w:webHidden/>
-          </w:rPr>
-          <w:fldChar w:fldCharType="begin"/>
-        </w:r>
-        <w:r>
-          <w:rPr>
-            <w:noProof/>
-            <w:webHidden/>
-          </w:rPr>
-          <w:instrText xml:space="preserve"> PAGEREF _Toc239535716 \h </w:instrText>
+          <w:instrText xml:space="preserve"> PAGEREF _Toc242042081 \h </w:instrText>
         </w:r>
         <w:r>
           <w:rPr>
@@ -1337,7 +1189,7 @@
           <w:lang w:eastAsia="en-GB"/>
         </w:rPr>
       </w:pPr>
-      <w:hyperlink w:anchor="_Toc239535717" w:history="1">
+      <w:hyperlink w:anchor="_Toc242042082" w:history="1">
         <w:r>
           <w:rPr>
             <w:rStyle w:val="Hyperlink"/>
@@ -1364,7 +1216,7 @@
             <w:noProof/>
             <w:webHidden/>
           </w:rPr>
-          <w:instrText xml:space="preserve"> PAGEREF _Toc239535717 \h </w:instrText>
+          <w:instrText xml:space="preserve"> PAGEREF _Toc242042082 \h </w:instrText>
         </w:r>
         <w:r>
           <w:rPr>
@@ -1412,7 +1264,7 @@
           <w:lang w:eastAsia="en-GB"/>
         </w:rPr>
       </w:pPr>
-      <w:hyperlink w:anchor="_Toc239535718" w:history="1">
+      <w:hyperlink w:anchor="_Toc242042083" w:history="1">
         <w:r>
           <w:rPr>
             <w:rStyle w:val="Hyperlink"/>
@@ -1439,7 +1291,7 @@
             <w:noProof/>
             <w:webHidden/>
           </w:rPr>
-          <w:instrText xml:space="preserve"> PAGEREF _Toc239535718 \h </w:instrText>
+          <w:instrText xml:space="preserve"> PAGEREF _Toc242042083 \h </w:instrText>
         </w:r>
         <w:r>
           <w:rPr>
@@ -1485,7 +1337,7 @@
           <w:lang w:eastAsia="en-GB"/>
         </w:rPr>
       </w:pPr>
-      <w:hyperlink w:anchor="_Toc239535719" w:history="1">
+      <w:hyperlink w:anchor="_Toc242042084" w:history="1">
         <w:r>
           <w:rPr>
             <w:rStyle w:val="Hyperlink"/>
@@ -1512,7 +1364,7 @@
             <w:noProof/>
             <w:webHidden/>
           </w:rPr>
-          <w:instrText xml:space="preserve"> PAGEREF _Toc239535719 \h </w:instrText>
+          <w:instrText xml:space="preserve"> PAGEREF _Toc242042084 \h </w:instrText>
         </w:r>
         <w:r>
           <w:rPr>
@@ -1558,7 +1410,7 @@
           <w:lang w:eastAsia="en-GB"/>
         </w:rPr>
       </w:pPr>
-      <w:hyperlink w:anchor="_Toc239535720" w:history="1">
+      <w:hyperlink w:anchor="_Toc242042085" w:history="1">
         <w:r>
           <w:rPr>
             <w:rStyle w:val="Hyperlink"/>
@@ -1585,7 +1437,7 @@
             <w:noProof/>
             <w:webHidden/>
           </w:rPr>
-          <w:instrText xml:space="preserve"> PAGEREF _Toc239535720 \h </w:instrText>
+          <w:instrText xml:space="preserve"> PAGEREF _Toc242042085 \h </w:instrText>
         </w:r>
         <w:r>
           <w:rPr>
@@ -1633,7 +1485,7 @@
           <w:lang w:eastAsia="en-GB"/>
         </w:rPr>
       </w:pPr>
-      <w:hyperlink w:anchor="_Toc239535721" w:history="1">
+      <w:hyperlink w:anchor="_Toc242042086" w:history="1">
         <w:r>
           <w:rPr>
             <w:rStyle w:val="Hyperlink"/>
@@ -1660,7 +1512,7 @@
             <w:noProof/>
             <w:webHidden/>
           </w:rPr>
-          <w:instrText xml:space="preserve"> PAGEREF _Toc239535721 \h </w:instrText>
+          <w:instrText xml:space="preserve"> PAGEREF _Toc242042086 \h </w:instrText>
         </w:r>
         <w:r>
           <w:rPr>
@@ -1680,7 +1532,964 @@
             <w:noProof/>
             <w:webHidden/>
           </w:rPr>
-          <w:t>8</w:t>
+          <w:t>10</w:t>
+        </w:r>
+        <w:r>
+          <w:rPr>
+            <w:noProof/>
+            <w:webHidden/>
+          </w:rPr>
+          <w:fldChar w:fldCharType="end"/>
+        </w:r>
+      </w:hyperlink>
+    </w:p>
+    <w:p>
+      <w:pPr>
+        <w:pStyle w:val="TOC1"/>
+        <w:tabs>
+          <w:tab w:val="right" w:leader="dot" w:pos="9016"/>
+        </w:tabs>
+        <w:rPr>
+          <w:rFonts w:eastAsiaTheme="minorEastAsia"/>
+          <w:b w:val="0"/>
+          <w:bCs w:val="0"/>
+          <w:caps w:val="0"/>
+          <w:noProof/>
+          <w:sz w:val="24"/>
+          <w:szCs w:val="24"/>
+          <w:lang w:eastAsia="en-GB"/>
+        </w:rPr>
+      </w:pPr>
+      <w:hyperlink w:anchor="_Toc242042087" w:history="1">
+        <w:r>
+          <w:rPr>
+            <w:rStyle w:val="Hyperlink"/>
+            <w:noProof/>
+          </w:rPr>
+          <w:t>5. Validation</w:t>
+        </w:r>
+        <w:r>
+          <w:rPr>
+            <w:noProof/>
+            <w:webHidden/>
+          </w:rPr>
+          <w:tab/>
+        </w:r>
+        <w:r>
+          <w:rPr>
+            <w:noProof/>
+            <w:webHidden/>
+          </w:rPr>
+          <w:fldChar w:fldCharType="begin"/>
+        </w:r>
+        <w:r>
+          <w:rPr>
+            <w:noProof/>
+            <w:webHidden/>
+          </w:rPr>
+          <w:instrText xml:space="preserve"> PAGEREF _Toc242042087 \h </w:instrText>
+        </w:r>
+        <w:r>
+          <w:rPr>
+            <w:noProof/>
+            <w:webHidden/>
+          </w:rPr>
+        </w:r>
+        <w:r>
+          <w:rPr>
+            <w:noProof/>
+            <w:webHidden/>
+          </w:rPr>
+          <w:fldChar w:fldCharType="separate"/>
+        </w:r>
+        <w:r>
+          <w:rPr>
+            <w:noProof/>
+            <w:webHidden/>
+          </w:rPr>
+          <w:t>11</w:t>
+        </w:r>
+        <w:r>
+          <w:rPr>
+            <w:noProof/>
+            <w:webHidden/>
+          </w:rPr>
+          <w:fldChar w:fldCharType="end"/>
+        </w:r>
+      </w:hyperlink>
+    </w:p>
+    <w:p>
+      <w:pPr>
+        <w:pStyle w:val="TOC2"/>
+        <w:tabs>
+          <w:tab w:val="right" w:leader="dot" w:pos="9016"/>
+        </w:tabs>
+        <w:rPr>
+          <w:rFonts w:eastAsiaTheme="minorEastAsia"/>
+          <w:smallCaps w:val="0"/>
+          <w:noProof/>
+          <w:sz w:val="24"/>
+          <w:szCs w:val="24"/>
+          <w:lang w:eastAsia="en-GB"/>
+        </w:rPr>
+      </w:pPr>
+      <w:hyperlink w:anchor="_Toc242042088" w:history="1">
+        <w:r>
+          <w:rPr>
+            <w:rStyle w:val="Hyperlink"/>
+            <w:noProof/>
+          </w:rPr>
+          <w:t>5.1 Informed Consent</w:t>
+        </w:r>
+        <w:r>
+          <w:rPr>
+            <w:noProof/>
+            <w:webHidden/>
+          </w:rPr>
+          <w:tab/>
+        </w:r>
+        <w:r>
+          <w:rPr>
+            <w:noProof/>
+            <w:webHidden/>
+          </w:rPr>
+          <w:fldChar w:fldCharType="begin"/>
+        </w:r>
+        <w:r>
+          <w:rPr>
+            <w:noProof/>
+            <w:webHidden/>
+          </w:rPr>
+          <w:instrText xml:space="preserve"> PAGEREF _Toc242042088 \h </w:instrText>
+        </w:r>
+        <w:r>
+          <w:rPr>
+            <w:noProof/>
+            <w:webHidden/>
+          </w:rPr>
+        </w:r>
+        <w:r>
+          <w:rPr>
+            <w:noProof/>
+            <w:webHidden/>
+          </w:rPr>
+          <w:fldChar w:fldCharType="separate"/>
+        </w:r>
+        <w:r>
+          <w:rPr>
+            <w:noProof/>
+            <w:webHidden/>
+          </w:rPr>
+          <w:t>11</w:t>
+        </w:r>
+        <w:r>
+          <w:rPr>
+            <w:noProof/>
+            <w:webHidden/>
+          </w:rPr>
+          <w:fldChar w:fldCharType="end"/>
+        </w:r>
+      </w:hyperlink>
+    </w:p>
+    <w:p>
+      <w:pPr>
+        <w:pStyle w:val="TOC2"/>
+        <w:tabs>
+          <w:tab w:val="right" w:leader="dot" w:pos="9016"/>
+        </w:tabs>
+        <w:rPr>
+          <w:rFonts w:eastAsiaTheme="minorEastAsia"/>
+          <w:smallCaps w:val="0"/>
+          <w:noProof/>
+          <w:sz w:val="24"/>
+          <w:szCs w:val="24"/>
+          <w:lang w:eastAsia="en-GB"/>
+        </w:rPr>
+      </w:pPr>
+      <w:hyperlink w:anchor="_Toc242042089" w:history="1">
+        <w:r>
+          <w:rPr>
+            <w:rStyle w:val="Hyperlink"/>
+            <w:noProof/>
+          </w:rPr>
+          <w:t>5.2 Participant Profile</w:t>
+        </w:r>
+        <w:r>
+          <w:rPr>
+            <w:noProof/>
+            <w:webHidden/>
+          </w:rPr>
+          <w:tab/>
+        </w:r>
+        <w:r>
+          <w:rPr>
+            <w:noProof/>
+            <w:webHidden/>
+          </w:rPr>
+          <w:fldChar w:fldCharType="begin"/>
+        </w:r>
+        <w:r>
+          <w:rPr>
+            <w:noProof/>
+            <w:webHidden/>
+          </w:rPr>
+          <w:instrText xml:space="preserve"> PAGEREF _Toc242042089 \h </w:instrText>
+        </w:r>
+        <w:r>
+          <w:rPr>
+            <w:noProof/>
+            <w:webHidden/>
+          </w:rPr>
+        </w:r>
+        <w:r>
+          <w:rPr>
+            <w:noProof/>
+            <w:webHidden/>
+          </w:rPr>
+          <w:fldChar w:fldCharType="separate"/>
+        </w:r>
+        <w:r>
+          <w:rPr>
+            <w:noProof/>
+            <w:webHidden/>
+          </w:rPr>
+          <w:t>11</w:t>
+        </w:r>
+        <w:r>
+          <w:rPr>
+            <w:noProof/>
+            <w:webHidden/>
+          </w:rPr>
+          <w:fldChar w:fldCharType="end"/>
+        </w:r>
+      </w:hyperlink>
+    </w:p>
+    <w:p>
+      <w:pPr>
+        <w:pStyle w:val="TOC2"/>
+        <w:tabs>
+          <w:tab w:val="right" w:leader="dot" w:pos="9016"/>
+        </w:tabs>
+        <w:rPr>
+          <w:rFonts w:eastAsiaTheme="minorEastAsia"/>
+          <w:smallCaps w:val="0"/>
+          <w:noProof/>
+          <w:sz w:val="24"/>
+          <w:szCs w:val="24"/>
+          <w:lang w:eastAsia="en-GB"/>
+        </w:rPr>
+      </w:pPr>
+      <w:hyperlink w:anchor="_Toc242042090" w:history="1">
+        <w:r>
+          <w:rPr>
+            <w:rStyle w:val="Hyperlink"/>
+            <w:noProof/>
+          </w:rPr>
+          <w:t>5.3 Evaluation and Satisfaction Survey</w:t>
+        </w:r>
+        <w:r>
+          <w:rPr>
+            <w:noProof/>
+            <w:webHidden/>
+          </w:rPr>
+          <w:tab/>
+        </w:r>
+        <w:r>
+          <w:rPr>
+            <w:noProof/>
+            <w:webHidden/>
+          </w:rPr>
+          <w:fldChar w:fldCharType="begin"/>
+        </w:r>
+        <w:r>
+          <w:rPr>
+            <w:noProof/>
+            <w:webHidden/>
+          </w:rPr>
+          <w:instrText xml:space="preserve"> PAGEREF _Toc242042090 \h </w:instrText>
+        </w:r>
+        <w:r>
+          <w:rPr>
+            <w:noProof/>
+            <w:webHidden/>
+          </w:rPr>
+        </w:r>
+        <w:r>
+          <w:rPr>
+            <w:noProof/>
+            <w:webHidden/>
+          </w:rPr>
+          <w:fldChar w:fldCharType="separate"/>
+        </w:r>
+        <w:r>
+          <w:rPr>
+            <w:noProof/>
+            <w:webHidden/>
+          </w:rPr>
+          <w:t>11</w:t>
+        </w:r>
+        <w:r>
+          <w:rPr>
+            <w:noProof/>
+            <w:webHidden/>
+          </w:rPr>
+          <w:fldChar w:fldCharType="end"/>
+        </w:r>
+      </w:hyperlink>
+    </w:p>
+    <w:p>
+      <w:pPr>
+        <w:pStyle w:val="TOC2"/>
+        <w:tabs>
+          <w:tab w:val="right" w:leader="dot" w:pos="9016"/>
+        </w:tabs>
+        <w:rPr>
+          <w:rFonts w:eastAsiaTheme="minorEastAsia"/>
+          <w:smallCaps w:val="0"/>
+          <w:noProof/>
+          <w:sz w:val="24"/>
+          <w:szCs w:val="24"/>
+          <w:lang w:eastAsia="en-GB"/>
+        </w:rPr>
+      </w:pPr>
+      <w:hyperlink w:anchor="_Toc242042091" w:history="1">
+        <w:r>
+          <w:rPr>
+            <w:rStyle w:val="Hyperlink"/>
+            <w:noProof/>
+          </w:rPr>
+          <w:t>5.4 Usability Findings &amp; Qualitative Feedback</w:t>
+        </w:r>
+        <w:r>
+          <w:rPr>
+            <w:noProof/>
+            <w:webHidden/>
+          </w:rPr>
+          <w:tab/>
+        </w:r>
+        <w:r>
+          <w:rPr>
+            <w:noProof/>
+            <w:webHidden/>
+          </w:rPr>
+          <w:fldChar w:fldCharType="begin"/>
+        </w:r>
+        <w:r>
+          <w:rPr>
+            <w:noProof/>
+            <w:webHidden/>
+          </w:rPr>
+          <w:instrText xml:space="preserve"> PAGEREF _Toc242042091 \h </w:instrText>
+        </w:r>
+        <w:r>
+          <w:rPr>
+            <w:noProof/>
+            <w:webHidden/>
+          </w:rPr>
+        </w:r>
+        <w:r>
+          <w:rPr>
+            <w:noProof/>
+            <w:webHidden/>
+          </w:rPr>
+          <w:fldChar w:fldCharType="separate"/>
+        </w:r>
+        <w:r>
+          <w:rPr>
+            <w:noProof/>
+            <w:webHidden/>
+          </w:rPr>
+          <w:t>12</w:t>
+        </w:r>
+        <w:r>
+          <w:rPr>
+            <w:noProof/>
+            <w:webHidden/>
+          </w:rPr>
+          <w:fldChar w:fldCharType="end"/>
+        </w:r>
+      </w:hyperlink>
+    </w:p>
+    <w:p>
+      <w:pPr>
+        <w:pStyle w:val="TOC3"/>
+        <w:tabs>
+          <w:tab w:val="right" w:leader="dot" w:pos="9016"/>
+        </w:tabs>
+        <w:rPr>
+          <w:rFonts w:eastAsiaTheme="minorEastAsia"/>
+          <w:i w:val="0"/>
+          <w:iCs w:val="0"/>
+          <w:noProof/>
+          <w:sz w:val="24"/>
+          <w:szCs w:val="24"/>
+          <w:lang w:eastAsia="en-GB"/>
+        </w:rPr>
+      </w:pPr>
+      <w:hyperlink w:anchor="_Toc242042092" w:history="1">
+        <w:r>
+          <w:rPr>
+            <w:rStyle w:val="Hyperlink"/>
+            <w:noProof/>
+          </w:rPr>
+          <w:t>Positive Feedback</w:t>
+        </w:r>
+        <w:r>
+          <w:rPr>
+            <w:noProof/>
+            <w:webHidden/>
+          </w:rPr>
+          <w:tab/>
+        </w:r>
+        <w:r>
+          <w:rPr>
+            <w:noProof/>
+            <w:webHidden/>
+          </w:rPr>
+          <w:fldChar w:fldCharType="begin"/>
+        </w:r>
+        <w:r>
+          <w:rPr>
+            <w:noProof/>
+            <w:webHidden/>
+          </w:rPr>
+          <w:instrText xml:space="preserve"> PAGEREF _Toc242042092 \h </w:instrText>
+        </w:r>
+        <w:r>
+          <w:rPr>
+            <w:noProof/>
+            <w:webHidden/>
+          </w:rPr>
+        </w:r>
+        <w:r>
+          <w:rPr>
+            <w:noProof/>
+            <w:webHidden/>
+          </w:rPr>
+          <w:fldChar w:fldCharType="separate"/>
+        </w:r>
+        <w:r>
+          <w:rPr>
+            <w:noProof/>
+            <w:webHidden/>
+          </w:rPr>
+          <w:t>12</w:t>
+        </w:r>
+        <w:r>
+          <w:rPr>
+            <w:noProof/>
+            <w:webHidden/>
+          </w:rPr>
+          <w:fldChar w:fldCharType="end"/>
+        </w:r>
+      </w:hyperlink>
+    </w:p>
+    <w:p>
+      <w:pPr>
+        <w:pStyle w:val="TOC3"/>
+        <w:tabs>
+          <w:tab w:val="right" w:leader="dot" w:pos="9016"/>
+        </w:tabs>
+        <w:rPr>
+          <w:rFonts w:eastAsiaTheme="minorEastAsia"/>
+          <w:i w:val="0"/>
+          <w:iCs w:val="0"/>
+          <w:noProof/>
+          <w:sz w:val="24"/>
+          <w:szCs w:val="24"/>
+          <w:lang w:eastAsia="en-GB"/>
+        </w:rPr>
+      </w:pPr>
+      <w:hyperlink w:anchor="_Toc242042093" w:history="1">
+        <w:r>
+          <w:rPr>
+            <w:rStyle w:val="Hyperlink"/>
+            <w:noProof/>
+          </w:rPr>
+          <w:t>Pain Points</w:t>
+        </w:r>
+        <w:r>
+          <w:rPr>
+            <w:noProof/>
+            <w:webHidden/>
+          </w:rPr>
+          <w:tab/>
+        </w:r>
+        <w:r>
+          <w:rPr>
+            <w:noProof/>
+            <w:webHidden/>
+          </w:rPr>
+          <w:fldChar w:fldCharType="begin"/>
+        </w:r>
+        <w:r>
+          <w:rPr>
+            <w:noProof/>
+            <w:webHidden/>
+          </w:rPr>
+          <w:instrText xml:space="preserve"> PAGEREF _Toc242042093 \h </w:instrText>
+        </w:r>
+        <w:r>
+          <w:rPr>
+            <w:noProof/>
+            <w:webHidden/>
+          </w:rPr>
+        </w:r>
+        <w:r>
+          <w:rPr>
+            <w:noProof/>
+            <w:webHidden/>
+          </w:rPr>
+          <w:fldChar w:fldCharType="separate"/>
+        </w:r>
+        <w:r>
+          <w:rPr>
+            <w:noProof/>
+            <w:webHidden/>
+          </w:rPr>
+          <w:t>12</w:t>
+        </w:r>
+        <w:r>
+          <w:rPr>
+            <w:noProof/>
+            <w:webHidden/>
+          </w:rPr>
+          <w:fldChar w:fldCharType="end"/>
+        </w:r>
+      </w:hyperlink>
+    </w:p>
+    <w:p>
+      <w:pPr>
+        <w:pStyle w:val="TOC2"/>
+        <w:tabs>
+          <w:tab w:val="right" w:leader="dot" w:pos="9016"/>
+        </w:tabs>
+        <w:rPr>
+          <w:rFonts w:eastAsiaTheme="minorEastAsia"/>
+          <w:smallCaps w:val="0"/>
+          <w:noProof/>
+          <w:sz w:val="24"/>
+          <w:szCs w:val="24"/>
+          <w:lang w:eastAsia="en-GB"/>
+        </w:rPr>
+      </w:pPr>
+      <w:hyperlink w:anchor="_Toc242042094" w:history="1">
+        <w:r>
+          <w:rPr>
+            <w:rStyle w:val="Hyperlink"/>
+            <w:noProof/>
+          </w:rPr>
+          <w:t>5.5 Design Improvements</w:t>
+        </w:r>
+        <w:r>
+          <w:rPr>
+            <w:noProof/>
+            <w:webHidden/>
+          </w:rPr>
+          <w:tab/>
+        </w:r>
+        <w:r>
+          <w:rPr>
+            <w:noProof/>
+            <w:webHidden/>
+          </w:rPr>
+          <w:fldChar w:fldCharType="begin"/>
+        </w:r>
+        <w:r>
+          <w:rPr>
+            <w:noProof/>
+            <w:webHidden/>
+          </w:rPr>
+          <w:instrText xml:space="preserve"> PAGEREF _Toc242042094 \h </w:instrText>
+        </w:r>
+        <w:r>
+          <w:rPr>
+            <w:noProof/>
+            <w:webHidden/>
+          </w:rPr>
+        </w:r>
+        <w:r>
+          <w:rPr>
+            <w:noProof/>
+            <w:webHidden/>
+          </w:rPr>
+          <w:fldChar w:fldCharType="separate"/>
+        </w:r>
+        <w:r>
+          <w:rPr>
+            <w:noProof/>
+            <w:webHidden/>
+          </w:rPr>
+          <w:t>12</w:t>
+        </w:r>
+        <w:r>
+          <w:rPr>
+            <w:noProof/>
+            <w:webHidden/>
+          </w:rPr>
+          <w:fldChar w:fldCharType="end"/>
+        </w:r>
+      </w:hyperlink>
+    </w:p>
+    <w:p>
+      <w:pPr>
+        <w:pStyle w:val="TOC1"/>
+        <w:tabs>
+          <w:tab w:val="right" w:leader="dot" w:pos="9016"/>
+        </w:tabs>
+        <w:rPr>
+          <w:rFonts w:eastAsiaTheme="minorEastAsia"/>
+          <w:b w:val="0"/>
+          <w:bCs w:val="0"/>
+          <w:caps w:val="0"/>
+          <w:noProof/>
+          <w:sz w:val="24"/>
+          <w:szCs w:val="24"/>
+          <w:lang w:eastAsia="en-GB"/>
+        </w:rPr>
+      </w:pPr>
+      <w:hyperlink w:anchor="_Toc242042095" w:history="1">
+        <w:r>
+          <w:rPr>
+            <w:rStyle w:val="Hyperlink"/>
+            <w:noProof/>
+          </w:rPr>
+          <w:t>6. Conclusion</w:t>
+        </w:r>
+        <w:r>
+          <w:rPr>
+            <w:noProof/>
+            <w:webHidden/>
+          </w:rPr>
+          <w:tab/>
+        </w:r>
+        <w:r>
+          <w:rPr>
+            <w:noProof/>
+            <w:webHidden/>
+          </w:rPr>
+          <w:fldChar w:fldCharType="begin"/>
+        </w:r>
+        <w:r>
+          <w:rPr>
+            <w:noProof/>
+            <w:webHidden/>
+          </w:rPr>
+          <w:instrText xml:space="preserve"> PAGEREF _Toc242042095 \h </w:instrText>
+        </w:r>
+        <w:r>
+          <w:rPr>
+            <w:noProof/>
+            <w:webHidden/>
+          </w:rPr>
+        </w:r>
+        <w:r>
+          <w:rPr>
+            <w:noProof/>
+            <w:webHidden/>
+          </w:rPr>
+          <w:fldChar w:fldCharType="separate"/>
+        </w:r>
+        <w:r>
+          <w:rPr>
+            <w:noProof/>
+            <w:webHidden/>
+          </w:rPr>
+          <w:t>13</w:t>
+        </w:r>
+        <w:r>
+          <w:rPr>
+            <w:noProof/>
+            <w:webHidden/>
+          </w:rPr>
+          <w:fldChar w:fldCharType="end"/>
+        </w:r>
+      </w:hyperlink>
+    </w:p>
+    <w:p>
+      <w:pPr>
+        <w:pStyle w:val="TOC1"/>
+        <w:tabs>
+          <w:tab w:val="right" w:leader="dot" w:pos="9016"/>
+        </w:tabs>
+        <w:rPr>
+          <w:rFonts w:eastAsiaTheme="minorEastAsia"/>
+          <w:b w:val="0"/>
+          <w:bCs w:val="0"/>
+          <w:caps w:val="0"/>
+          <w:noProof/>
+          <w:sz w:val="24"/>
+          <w:szCs w:val="24"/>
+          <w:lang w:eastAsia="en-GB"/>
+        </w:rPr>
+      </w:pPr>
+      <w:hyperlink w:anchor="_Toc242042096" w:history="1">
+        <w:r>
+          <w:rPr>
+            <w:rStyle w:val="Hyperlink"/>
+            <w:noProof/>
+          </w:rPr>
+          <w:t>Appendix</w:t>
+        </w:r>
+        <w:r>
+          <w:rPr>
+            <w:noProof/>
+            <w:webHidden/>
+          </w:rPr>
+          <w:tab/>
+        </w:r>
+        <w:r>
+          <w:rPr>
+            <w:noProof/>
+            <w:webHidden/>
+          </w:rPr>
+          <w:fldChar w:fldCharType="begin"/>
+        </w:r>
+        <w:r>
+          <w:rPr>
+            <w:noProof/>
+            <w:webHidden/>
+          </w:rPr>
+          <w:instrText xml:space="preserve"> PAGEREF _Toc242042096 \h </w:instrText>
+        </w:r>
+        <w:r>
+          <w:rPr>
+            <w:noProof/>
+            <w:webHidden/>
+          </w:rPr>
+        </w:r>
+        <w:r>
+          <w:rPr>
+            <w:noProof/>
+            <w:webHidden/>
+          </w:rPr>
+          <w:fldChar w:fldCharType="separate"/>
+        </w:r>
+        <w:r>
+          <w:rPr>
+            <w:noProof/>
+            <w:webHidden/>
+          </w:rPr>
+          <w:t>14</w:t>
+        </w:r>
+        <w:r>
+          <w:rPr>
+            <w:noProof/>
+            <w:webHidden/>
+          </w:rPr>
+          <w:fldChar w:fldCharType="end"/>
+        </w:r>
+      </w:hyperlink>
+    </w:p>
+    <w:p>
+      <w:pPr>
+        <w:pStyle w:val="TOC2"/>
+        <w:tabs>
+          <w:tab w:val="right" w:leader="dot" w:pos="9016"/>
+        </w:tabs>
+        <w:rPr>
+          <w:rFonts w:eastAsiaTheme="minorEastAsia"/>
+          <w:smallCaps w:val="0"/>
+          <w:noProof/>
+          <w:sz w:val="24"/>
+          <w:szCs w:val="24"/>
+          <w:lang w:eastAsia="en-GB"/>
+        </w:rPr>
+      </w:pPr>
+      <w:hyperlink w:anchor="_Toc242042097" w:history="1">
+        <w:r>
+          <w:rPr>
+            <w:rStyle w:val="Hyperlink"/>
+            <w:noProof/>
+          </w:rPr>
+          <w:t>Appendix A: Team Collaboration setup</w:t>
+        </w:r>
+        <w:r>
+          <w:rPr>
+            <w:noProof/>
+            <w:webHidden/>
+          </w:rPr>
+          <w:tab/>
+        </w:r>
+        <w:r>
+          <w:rPr>
+            <w:noProof/>
+            <w:webHidden/>
+          </w:rPr>
+          <w:fldChar w:fldCharType="begin"/>
+        </w:r>
+        <w:r>
+          <w:rPr>
+            <w:noProof/>
+            <w:webHidden/>
+          </w:rPr>
+          <w:instrText xml:space="preserve"> PAGEREF _Toc242042097 \h </w:instrText>
+        </w:r>
+        <w:r>
+          <w:rPr>
+            <w:noProof/>
+            <w:webHidden/>
+          </w:rPr>
+        </w:r>
+        <w:r>
+          <w:rPr>
+            <w:noProof/>
+            <w:webHidden/>
+          </w:rPr>
+          <w:fldChar w:fldCharType="separate"/>
+        </w:r>
+        <w:r>
+          <w:rPr>
+            <w:noProof/>
+            <w:webHidden/>
+          </w:rPr>
+          <w:t>14</w:t>
+        </w:r>
+        <w:r>
+          <w:rPr>
+            <w:noProof/>
+            <w:webHidden/>
+          </w:rPr>
+          <w:fldChar w:fldCharType="end"/>
+        </w:r>
+      </w:hyperlink>
+    </w:p>
+    <w:p>
+      <w:pPr>
+        <w:pStyle w:val="TOC2"/>
+        <w:tabs>
+          <w:tab w:val="right" w:leader="dot" w:pos="9016"/>
+        </w:tabs>
+        <w:rPr>
+          <w:rFonts w:eastAsiaTheme="minorEastAsia"/>
+          <w:smallCaps w:val="0"/>
+          <w:noProof/>
+          <w:sz w:val="24"/>
+          <w:szCs w:val="24"/>
+          <w:lang w:eastAsia="en-GB"/>
+        </w:rPr>
+      </w:pPr>
+      <w:hyperlink w:anchor="_Toc242042098" w:history="1">
+        <w:r>
+          <w:rPr>
+            <w:rStyle w:val="Hyperlink"/>
+            <w:noProof/>
+          </w:rPr>
+          <w:t>Appendix C: Visualisation Iteration Example</w:t>
+        </w:r>
+        <w:r>
+          <w:rPr>
+            <w:noProof/>
+            <w:webHidden/>
+          </w:rPr>
+          <w:tab/>
+        </w:r>
+        <w:r>
+          <w:rPr>
+            <w:noProof/>
+            <w:webHidden/>
+          </w:rPr>
+          <w:fldChar w:fldCharType="begin"/>
+        </w:r>
+        <w:r>
+          <w:rPr>
+            <w:noProof/>
+            <w:webHidden/>
+          </w:rPr>
+          <w:instrText xml:space="preserve"> PAGEREF _Toc242042098 \h </w:instrText>
+        </w:r>
+        <w:r>
+          <w:rPr>
+            <w:noProof/>
+            <w:webHidden/>
+          </w:rPr>
+        </w:r>
+        <w:r>
+          <w:rPr>
+            <w:noProof/>
+            <w:webHidden/>
+          </w:rPr>
+          <w:fldChar w:fldCharType="separate"/>
+        </w:r>
+        <w:r>
+          <w:rPr>
+            <w:noProof/>
+            <w:webHidden/>
+          </w:rPr>
+          <w:t>15</w:t>
+        </w:r>
+        <w:r>
+          <w:rPr>
+            <w:noProof/>
+            <w:webHidden/>
+          </w:rPr>
+          <w:fldChar w:fldCharType="end"/>
+        </w:r>
+      </w:hyperlink>
+    </w:p>
+    <w:p>
+      <w:pPr>
+        <w:pStyle w:val="TOC2"/>
+        <w:tabs>
+          <w:tab w:val="right" w:leader="dot" w:pos="9016"/>
+        </w:tabs>
+        <w:rPr>
+          <w:rFonts w:eastAsiaTheme="minorEastAsia"/>
+          <w:smallCaps w:val="0"/>
+          <w:noProof/>
+          <w:sz w:val="24"/>
+          <w:szCs w:val="24"/>
+          <w:lang w:eastAsia="en-GB"/>
+        </w:rPr>
+      </w:pPr>
+      <w:hyperlink w:anchor="_Toc242042099" w:history="1">
+        <w:r>
+          <w:rPr>
+            <w:rStyle w:val="Hyperlink"/>
+            <w:noProof/>
+          </w:rPr>
+          <w:t>Appendix C: Participant Ethics &amp; Consent Form</w:t>
+        </w:r>
+        <w:r>
+          <w:rPr>
+            <w:noProof/>
+            <w:webHidden/>
+          </w:rPr>
+          <w:tab/>
+        </w:r>
+        <w:r>
+          <w:rPr>
+            <w:noProof/>
+            <w:webHidden/>
+          </w:rPr>
+          <w:fldChar w:fldCharType="begin"/>
+        </w:r>
+        <w:r>
+          <w:rPr>
+            <w:noProof/>
+            <w:webHidden/>
+          </w:rPr>
+          <w:instrText xml:space="preserve"> PAGEREF _Toc242042099 \h </w:instrText>
+        </w:r>
+        <w:r>
+          <w:rPr>
+            <w:noProof/>
+            <w:webHidden/>
+          </w:rPr>
+        </w:r>
+        <w:r>
+          <w:rPr>
+            <w:noProof/>
+            <w:webHidden/>
+          </w:rPr>
+          <w:fldChar w:fldCharType="separate"/>
+        </w:r>
+        <w:r>
+          <w:rPr>
+            <w:noProof/>
+            <w:webHidden/>
+          </w:rPr>
+          <w:t>16</w:t>
         </w:r>
         <w:r>
           <w:rPr>
@@ -1734,7 +2543,7 @@
       <w:pPr>
         <w:pStyle w:val="Heading1"/>
       </w:pPr>
-      <w:bookmarkStart w:id="0" w:name="_Toc239535708"/>
+      <w:bookmarkStart w:id="0" w:name="_Toc242042075"/>
       <w:r>
         <w:lastRenderedPageBreak/>
         <w:t>1</w:t>
@@ -1748,7 +2557,7 @@
       <w:pPr>
         <w:pStyle w:val="Heading2"/>
       </w:pPr>
-      <w:bookmarkStart w:id="1" w:name="_Toc239535709"/>
+      <w:bookmarkStart w:id="1" w:name="_Toc242042076"/>
       <w:r>
         <w:t>1.1 Background and Motivation</w:t>
       </w:r>
@@ -1756,12 +2565,143 @@
     </w:p>
     <w:p>
       <w:r>
-        <w:t>Two key measures of a country's healthcare system and population health are healthcare expenditure and life expectancy. However, countries invest varying levels of resources into their healthcare and systems and have varying life expectancy results as a result. The aim of this project is to examine the link between healthcare expenditure and life expectancy at the national level by investigating the spending patterns and life expectancy of selected OECD countries.</w:t>
-      </w:r>
-    </w:p>
-    <w:p>
-      <w:r>
-        <w:t>The visualisation will be beneficial to students, researchers, policymakers and the public interested in public health. Users will be able to compare countries, look at changes over time and find relationships between the cost of health care and the length of life. These comparisons will be easier to understand if presented visually as opposed to a large mass of raw data for analysis.</w:t>
+        <w:t xml:space="preserve">The aim of this project is to </w:t>
+      </w:r>
+      <w:r>
+        <w:t>explore</w:t>
+      </w:r>
+      <w:r>
+        <w:t xml:space="preserve"> the link between healthcare expenditure and life expectancy at the national level by investigating the spending patterns and life expectancy of selected OECD countries</w:t>
+      </w:r>
+      <w:r>
+        <w:t xml:space="preserve"> across the decade of 2015 to 2024 inclusive</w:t>
+      </w:r>
+      <w:r>
+        <w:t>.</w:t>
+      </w:r>
+      <w:r>
+        <w:t xml:space="preserve"> The study of health expenditures </w:t>
+      </w:r>
+      <w:r>
+        <w:t>is</w:t>
+      </w:r>
+      <w:r>
+        <w:t xml:space="preserve"> integral to the formation of public health policy. </w:t>
+      </w:r>
+      <w:r>
+        <w:t>Two key measures of a country's healthcare system and population health are healthcare expenditure and life expectancy. However, countries invest varying levels of resources into their healthcare systems and have varying life expectancy results as a result.</w:t>
+      </w:r>
+      <w:r>
+        <w:t xml:space="preserve"> Anwar et al. (2023) suggest that healthcare bring</w:t>
+      </w:r>
+      <w:r>
+        <w:t>s</w:t>
+      </w:r>
+      <w:r>
+        <w:t xml:space="preserve"> short-term and long-term </w:t>
+      </w:r>
+      <w:r>
+        <w:t>benefits and</w:t>
+      </w:r>
+      <w:r>
+        <w:t xml:space="preserve"> is a prerequisite of long-term sustainable economic development by turn of e</w:t>
+      </w:r>
+      <w:r>
+        <w:t>n</w:t>
+      </w:r>
+      <w:r>
+        <w:t xml:space="preserve">hancing the value of human life leading to higher productivity and economic performance. However, government spending isn’t the full story – there needs to be focus on other measures like economic and environmental to ensure positive health outcomes, as the </w:t>
+      </w:r>
+      <w:r>
+        <w:t>deterioration</w:t>
+      </w:r>
+      <w:r>
+        <w:t xml:space="preserve"> of the environment increases the occurrence of illnesses </w:t>
+      </w:r>
+      <w:r>
+        <w:t>which raises illness rates and therefore health spending</w:t>
+      </w:r>
+      <w:r>
+        <w:t>.</w:t>
+      </w:r>
+    </w:p>
+    <w:p>
+      <w:r>
+        <w:t xml:space="preserve">In this project, the </w:t>
+      </w:r>
+      <w:r>
+        <w:t>countries</w:t>
+      </w:r>
+      <w:r>
+        <w:t xml:space="preserve"> examined are</w:t>
+      </w:r>
+      <w:r>
+        <w:t>: A</w:t>
+      </w:r>
+      <w:r>
+        <w:t>ustralia, Canada, France, Germany, Italy, Japan, Korea, New Zealand, United Kingdom and</w:t>
+      </w:r>
+      <w:r>
+        <w:t xml:space="preserve"> the</w:t>
+      </w:r>
+      <w:r>
+        <w:t xml:space="preserve"> United States.</w:t>
+      </w:r>
+    </w:p>
+    <w:p>
+      <w:r>
+        <w:t>The</w:t>
+      </w:r>
+      <w:r>
+        <w:t>se</w:t>
+      </w:r>
+      <w:r>
+        <w:t xml:space="preserve"> visualisation</w:t>
+      </w:r>
+      <w:r>
+        <w:t>s</w:t>
+      </w:r>
+      <w:r>
+        <w:t xml:space="preserve"> will be beneficial to students, researchers, policymakers and the public interested in public health. Users will be able to compare countries, look at changes over time and find relationships between the cost of health care and the length of life. These comparisons </w:t>
+      </w:r>
+      <w:r>
+        <w:t>are</w:t>
+      </w:r>
+      <w:r>
+        <w:t xml:space="preserve"> easier to understand </w:t>
+      </w:r>
+      <w:r>
+        <w:t xml:space="preserve">when </w:t>
+      </w:r>
+      <w:r>
+        <w:t>presented visually as opposed to a large mass of raw data for analysis.</w:t>
+      </w:r>
+      <w:r>
+        <w:t xml:space="preserve"> When analysing the presented data users should be able to understand that </w:t>
+      </w:r>
+      <w:r>
+        <w:t>higher health spending does not necessarily yield a proportionate return</w:t>
+      </w:r>
+      <w:r>
+        <w:t>, for example, the United States has the highest expenditure but lowest life expectancy over time</w:t>
+      </w:r>
+      <w:r>
+        <w:t xml:space="preserve"> after </w:t>
+      </w:r>
+      <w:r>
+        <w:t>analysing</w:t>
+      </w:r>
+      <w:r>
+        <w:t xml:space="preserve"> the 2015-2024 OECD data</w:t>
+      </w:r>
+      <w:r>
+        <w:t xml:space="preserve">. </w:t>
+      </w:r>
+      <w:r>
+        <w:t>In contrast</w:t>
+      </w:r>
+      <w:r>
+        <w:t>, some East Asian and European countries had low health expenditure but high life expectancy denoting highly efficient systems and other social factors.</w:t>
       </w:r>
     </w:p>
     <w:p/>
@@ -1769,7 +2709,7 @@
       <w:pPr>
         <w:pStyle w:val="Heading2"/>
       </w:pPr>
-      <w:bookmarkStart w:id="2" w:name="_Toc239535710"/>
+      <w:bookmarkStart w:id="2" w:name="_Toc242042077"/>
       <w:r>
         <w:t>1.2 Visualisation Purpose</w:t>
       </w:r>
@@ -1782,7 +2722,10 @@
     </w:p>
     <w:p>
       <w:r>
-        <w:t>The aim of the visualisation will be to investigate the following questions:</w:t>
+        <w:t>The guiding research questions for this project are</w:t>
+      </w:r>
+      <w:r>
+        <w:t>:</w:t>
       </w:r>
     </w:p>
     <w:p>
@@ -1794,7 +2737,7 @@
         </w:numPr>
       </w:pPr>
       <w:r>
-        <w:t xml:space="preserve">Do countries with higher health expenditure have a longer life expectancy? </w:t>
+        <w:t>Do countries that spend more on healthcare tend to have longer life expectancy?</w:t>
       </w:r>
     </w:p>
     <w:p>
@@ -1806,7 +2749,7 @@
         </w:numPr>
       </w:pPr>
       <w:r>
-        <w:t xml:space="preserve">What are OECD countries' differences in spent per person on health care? </w:t>
+        <w:t>How does healthcare spending per person differ across the selected OECD countries?</w:t>
       </w:r>
     </w:p>
     <w:p>
@@ -1818,7 +2761,8 @@
         </w:numPr>
       </w:pPr>
       <w:r>
-        <w:t xml:space="preserve">In how many years does the average person live in the selected OECD countries? </w:t>
+        <w:lastRenderedPageBreak/>
+        <w:t>What is the life expectancy in each of the selected OECD countries?</w:t>
       </w:r>
     </w:p>
     <w:p>
@@ -1830,7 +2774,10 @@
         </w:numPr>
       </w:pPr>
       <w:r>
-        <w:t xml:space="preserve">What is the pattern of change in healthcare cost &amp; life expectancy over time? </w:t>
+        <w:t>How have healthcare expenditure and life expectancy changed between 2015 and 2024</w:t>
+      </w:r>
+      <w:r>
+        <w:t xml:space="preserve">? </w:t>
       </w:r>
     </w:p>
     <w:p>
@@ -1842,7 +2789,7 @@
         </w:numPr>
       </w:pPr>
       <w:r>
-        <w:t xml:space="preserve">Which countries have a "satisfactory" life expectancy for their spending on health and care? </w:t>
+        <w:t>Which countries have a relatively long life expectancy compared to their healthcare spending?</w:t>
       </w:r>
     </w:p>
     <w:p>
@@ -1851,18 +2798,12 @@
       </w:r>
     </w:p>
     <w:p/>
-    <w:p/>
-    <w:p/>
-    <w:p/>
-    <w:p/>
-    <w:p/>
     <w:p>
       <w:pPr>
         <w:pStyle w:val="Heading2"/>
       </w:pPr>
-      <w:bookmarkStart w:id="3" w:name="_Toc239535711"/>
-      <w:r>
-        <w:lastRenderedPageBreak/>
+      <w:bookmarkStart w:id="3" w:name="_Toc242042078"/>
+      <w:r>
         <w:t>1.3 Project Schedule</w:t>
       </w:r>
       <w:bookmarkEnd w:id="3"/>
@@ -2368,6 +3309,7 @@
               <w:spacing w:before="120" w:after="120"/>
             </w:pPr>
             <w:r>
+              <w:lastRenderedPageBreak/>
               <w:t>Week 8</w:t>
             </w:r>
           </w:p>
@@ -2546,7 +3488,6 @@
               <w:spacing w:before="120" w:after="120"/>
             </w:pPr>
             <w:r>
-              <w:lastRenderedPageBreak/>
               <w:t>Week 10</w:t>
             </w:r>
           </w:p>
@@ -2924,7 +3865,7 @@
       <w:pPr>
         <w:pStyle w:val="Heading2"/>
       </w:pPr>
-      <w:bookmarkStart w:id="4" w:name="_Toc239535712"/>
+      <w:bookmarkStart w:id="4" w:name="_Toc242042079"/>
       <w:r>
         <w:t>1.4 Team Collaboration and Project Setup</w:t>
       </w:r>
@@ -2932,7 +3873,11 @@
     </w:p>
     <w:p>
       <w:r>
-        <w:t>As Team 1E we established communication via Canvas messages and decided to continue collaboration via Microsoft Teams. We quickly established that team members had opposite personal schedules, therefore making it difficult to settle on a consistent meeting time. Text communication has been the default method with space for ad-hoc meetings via call as required. The team agreed to consolidate project version control and document management to a shared GitHub repository for ease of use.</w:t>
+        <w:t xml:space="preserve">As Team 1E we established communication via Canvas messages and decided to continue collaboration via Microsoft Teams. We quickly established that team members had opposite personal schedules, therefore making it difficult to settle on a consistent meeting time. Text communication has been the default method with space for ad-hoc </w:t>
+      </w:r>
+      <w:r>
+        <w:lastRenderedPageBreak/>
+        <w:t>meetings via call as required. The team agreed to consolidate project version control and document management to a shared GitHub repository for ease of use.</w:t>
       </w:r>
     </w:p>
     <w:p>
@@ -2983,6 +3928,8 @@
         </w:rPr>
         <w:sectPr>
           <w:headerReference w:type="default" r:id="rId10"/>
+          <w:footerReference w:type="even" r:id="rId11"/>
+          <w:footerReference w:type="default" r:id="rId12"/>
           <w:pgSz w:w="11906" w:h="16838"/>
           <w:pgMar w:top="1440" w:right="1440" w:bottom="1440" w:left="1440" w:header="708" w:footer="708" w:gutter="0"/>
           <w:cols w:space="708"/>
@@ -3027,45 +3974,10 @@
     </w:tbl>
     <w:p>
       <w:pPr>
-        <w:rPr>
-          <w:b/>
-          <w:bCs/>
-          <w:sz w:val="32"/>
-          <w:szCs w:val="32"/>
-        </w:rPr>
-        <w:sectPr>
-          <w:type w:val="continuous"/>
-          <w:pgSz w:w="11906" w:h="16838"/>
-          <w:pgMar w:top="1440" w:right="1440" w:bottom="1440" w:left="1440" w:header="708" w:footer="708" w:gutter="0"/>
-          <w:cols w:num="2" w:space="286"/>
-          <w:docGrid w:linePitch="360"/>
-        </w:sectPr>
-      </w:pPr>
-    </w:p>
-    <w:p>
-      <w:pPr>
-        <w:rPr>
-          <w:b/>
-          <w:bCs/>
-          <w:sz w:val="28"/>
-          <w:szCs w:val="28"/>
-        </w:rPr>
-        <w:sectPr>
-          <w:type w:val="continuous"/>
-          <w:pgSz w:w="11906" w:h="16838"/>
-          <w:pgMar w:top="1440" w:right="1440" w:bottom="1440" w:left="1440" w:header="708" w:footer="708" w:gutter="0"/>
-          <w:cols w:space="286"/>
-          <w:docGrid w:linePitch="360"/>
-        </w:sectPr>
-      </w:pPr>
-    </w:p>
-    <w:p>
-      <w:pPr>
         <w:pStyle w:val="Heading1"/>
       </w:pPr>
-      <w:bookmarkStart w:id="5" w:name="_Toc239535713"/>
-      <w:r>
-        <w:lastRenderedPageBreak/>
+      <w:bookmarkStart w:id="5" w:name="_Toc242042080"/>
+      <w:r>
         <w:t>2. Data</w:t>
       </w:r>
       <w:bookmarkEnd w:id="5"/>
@@ -3074,7 +3986,7 @@
       <w:pPr>
         <w:pStyle w:val="Heading2"/>
       </w:pPr>
-      <w:bookmarkStart w:id="6" w:name="_Toc239535714"/>
+      <w:bookmarkStart w:id="6" w:name="_Toc242042081"/>
       <w:r>
         <w:t>2.1 Data Sources</w:t>
       </w:r>
@@ -3090,7 +4002,13 @@
         <w:rPr>
           <w:color w:val="000000" w:themeColor="text1"/>
         </w:rPr>
-        <w:t>Currently, two datasets on OECD health statistics are used in the project:</w:t>
+        <w:t>Two</w:t>
+      </w:r>
+      <w:r>
+        <w:rPr>
+          <w:color w:val="000000" w:themeColor="text1"/>
+        </w:rPr>
+        <w:t xml:space="preserve"> datasets on OECD health statistics are used in the project:</w:t>
       </w:r>
     </w:p>
     <w:p>
@@ -3123,7 +4041,13 @@
         <w:rPr>
           <w:color w:val="000000" w:themeColor="text1"/>
         </w:rPr>
-        <w:t>This set of data is used to create a plot of life expectancy versus country for years. The country name and year value are relevant attributes, so is life expectancy value.</w:t>
+        <w:t>These datasets are used to</w:t>
+      </w:r>
+      <w:r>
+        <w:rPr>
+          <w:color w:val="000000" w:themeColor="text1"/>
+        </w:rPr>
+        <w:t xml:space="preserve"> create a plot of life expectancy versus country for years. The country name and year value are relevant attributes, so is life expectancy value.</w:t>
       </w:r>
       <w:r>
         <w:rPr>
@@ -3155,27 +4079,27 @@
         <w:rPr>
           <w:color w:val="000000" w:themeColor="text1"/>
         </w:rPr>
-        <w:t xml:space="preserve"> the project's GitHub repository and loaded on the website with D3.js.</w:t>
-      </w:r>
-    </w:p>
-    <w:p>
-      <w:pPr>
+        <w:t xml:space="preserve"> the project's GitHub repository and loaded </w:t>
+      </w:r>
+      <w:r>
         <w:rPr>
           <w:color w:val="000000" w:themeColor="text1"/>
         </w:rPr>
-      </w:pPr>
-    </w:p>
-    <w:p>
-      <w:pPr>
-        <w:pStyle w:val="Heading3"/>
-      </w:pPr>
-      <w:bookmarkStart w:id="7" w:name="_Toc239535715"/>
-      <w:r>
-        <w:t>Data source:</w:t>
-      </w:r>
-      <w:bookmarkEnd w:id="7"/>
-      <w:r>
-        <w:t xml:space="preserve"> </w:t>
+        <w:t>to</w:t>
+      </w:r>
+      <w:r>
+        <w:rPr>
+          <w:color w:val="000000" w:themeColor="text1"/>
+        </w:rPr>
+        <w:t xml:space="preserve"> the website with D3.js.</w:t>
+      </w:r>
+    </w:p>
+    <w:p>
+      <w:pPr>
+        <w:pStyle w:val="Heading4"/>
+      </w:pPr>
+      <w:r>
+        <w:t xml:space="preserve">Data source: </w:t>
       </w:r>
     </w:p>
     <w:p>
@@ -3186,9 +4110,14 @@
           <w:numId w:val="7"/>
         </w:numPr>
       </w:pPr>
-      <w:r>
-        <w:t>OECD Health Statistics – Life Expectancy</w:t>
-      </w:r>
+      <w:hyperlink r:id="rId13" w:history="1">
+        <w:r>
+          <w:rPr>
+            <w:rStyle w:val="Hyperlink"/>
+          </w:rPr>
+          <w:t>OECD Health Statistics – Life Expectancy</w:t>
+        </w:r>
+      </w:hyperlink>
     </w:p>
     <w:p>
       <w:pPr>
@@ -3198,9 +4127,14 @@
           <w:numId w:val="7"/>
         </w:numPr>
       </w:pPr>
-      <w:r>
-        <w:t>OECD Health Statistics – Health Expenditure and Financing</w:t>
-      </w:r>
+      <w:hyperlink r:id="rId14" w:history="1">
+        <w:r>
+          <w:rPr>
+            <w:rStyle w:val="Hyperlink"/>
+          </w:rPr>
+          <w:t>OECD Health Statistics – Health Expenditure and Financing</w:t>
+        </w:r>
+      </w:hyperlink>
     </w:p>
     <w:p>
       <w:pPr>
@@ -3208,50 +4142,6 @@
       </w:pPr>
     </w:p>
     <w:p>
-      <w:pPr>
-        <w:pStyle w:val="Heading3"/>
-      </w:pPr>
-      <w:bookmarkStart w:id="8" w:name="_Toc239535716"/>
-      <w:r>
-        <w:t>Source link:</w:t>
-      </w:r>
-      <w:bookmarkEnd w:id="8"/>
-    </w:p>
-    <w:p>
-      <w:pPr>
-        <w:pStyle w:val="ListParagraph"/>
-        <w:numPr>
-          <w:ilvl w:val="0"/>
-          <w:numId w:val="8"/>
-        </w:numPr>
-      </w:pPr>
-      <w:hyperlink r:id="rId11" w:history="1">
-        <w:r>
-          <w:rPr>
-            <w:rStyle w:val="Hyperlink"/>
-          </w:rPr>
-          <w:t>OECD Data Explorer • Life expectancy</w:t>
-        </w:r>
-      </w:hyperlink>
-    </w:p>
-    <w:p>
-      <w:pPr>
-        <w:pStyle w:val="ListParagraph"/>
-        <w:numPr>
-          <w:ilvl w:val="0"/>
-          <w:numId w:val="8"/>
-        </w:numPr>
-      </w:pPr>
-      <w:hyperlink r:id="rId12" w:history="1">
-        <w:r>
-          <w:rPr>
-            <w:rStyle w:val="Hyperlink"/>
-          </w:rPr>
-          <w:t>OECD Data Explorer • Health expenditure and financing</w:t>
-        </w:r>
-      </w:hyperlink>
-    </w:p>
-    <w:p>
       <w:r>
         <w:t>The datasets are mostly tabular data including categorical and quantitative data. The attributes are categorical for country, then numerical for life expectancy, year and healthcare expenditure that are used for visualisations.</w:t>
       </w:r>
@@ -3275,24 +4165,30 @@
       <w:pPr>
         <w:pStyle w:val="Heading2"/>
       </w:pPr>
-      <w:bookmarkStart w:id="9" w:name="_Toc239535717"/>
+      <w:bookmarkStart w:id="7" w:name="_Toc242042082"/>
       <w:r>
         <w:t>2.2 Data Processing</w:t>
       </w:r>
-      <w:bookmarkEnd w:id="9"/>
-    </w:p>
-    <w:p>
-      <w:r>
-        <w:t xml:space="preserve">The OECD data sets include observations for a number of countries, years and health related measures. The data was limited to 10 countries chosen from the OECD countries to avoid being overwhelmed by the sheer volume of data in the visualisations that would be produced by including all countries: Australia, Canada, France, Germany, </w:t>
+      <w:bookmarkEnd w:id="7"/>
+    </w:p>
+    <w:p>
+      <w:r>
+        <w:t xml:space="preserve">The OECD data sets include observations for a number of countries, years and health related measures. The data was limited to 10 countries chosen from the OECD countries to avoid being overwhelmed by the sheer volume of data in the visualisations </w:t>
       </w:r>
       <w:r>
         <w:lastRenderedPageBreak/>
-        <w:t>Italy, Japan, Korea, New Zealand, the United Kingdom and the United States. The selected period was 2015 to 2024.</w:t>
-      </w:r>
-    </w:p>
-    <w:p>
-      <w:r>
-        <w:t>The Life Expectancy dataset was restricted to only include annual observations for life expectancy at 0 years, sex = Total. The Healthcare Expenditure dataset was selected to provide data for total annual expenditure on healthcare items per capita at current prices in US dollars in purchasing power parity (PPP) terms. The filters provided the possibility to be sure that the values presented on the charts were common measures in the selected countries.</w:t>
+        <w:t>that would be produced by including all countries: Australia, Canada, France, Germany, Italy, Japan, Korea, New Zealand, the United Kingdom and the United States. The selected period was 2015 to 2024.</w:t>
+      </w:r>
+    </w:p>
+    <w:p>
+      <w:r>
+        <w:t xml:space="preserve">The Life Expectancy dataset was restricted to only include annual observations for life expectancy at 0 years, sex = Total. The Healthcare Expenditure dataset was selected to provide data for total annual expenditure on </w:t>
+      </w:r>
+      <w:r>
+        <w:t>total health expenditure per capita</w:t>
+      </w:r>
+      <w:r>
+        <w:t xml:space="preserve"> at current prices in US dollars in purchasing power parity (PPP) terms. The filters provided the possibility to be sure that the values presented on the charts were common measures in the selected countries.</w:t>
       </w:r>
     </w:p>
     <w:p>
@@ -3337,7 +4233,15 @@
             </w:r>
           </w:p>
           <w:p>
-            <w:r>
+            <w:pPr>
+              <w:rPr>
+                <w:rFonts w:ascii="Courier New" w:hAnsi="Courier New" w:cs="Courier New"/>
+              </w:rPr>
+            </w:pPr>
+            <w:r>
+              <w:rPr>
+                <w:rFonts w:ascii="Courier New" w:hAnsi="Courier New" w:cs="Courier New"/>
+              </w:rPr>
               <w:t>Reference area</w:t>
             </w:r>
           </w:p>
@@ -3379,8 +4283,21 @@
             </w:r>
           </w:p>
           <w:p>
-            <w:r>
-              <w:t>OBS_VALUE (spending USD PPP, life expectancy years)</w:t>
+            <w:pPr>
+              <w:rPr>
+                <w:rFonts w:ascii="Courier New" w:hAnsi="Courier New" w:cs="Courier New"/>
+              </w:rPr>
+            </w:pPr>
+            <w:r>
+              <w:rPr>
+                <w:rFonts w:ascii="Courier New" w:hAnsi="Courier New" w:cs="Courier New"/>
+              </w:rPr>
+              <w:t xml:space="preserve">OBS_VALUE </w:t>
+            </w:r>
+          </w:p>
+          <w:p>
+            <w:r>
+              <w:t>(spending USD PPP, life expectancy years)</w:t>
             </w:r>
           </w:p>
         </w:tc>
@@ -3401,9 +4318,6 @@
             <w:tcW w:w="3005" w:type="dxa"/>
           </w:tcPr>
           <w:p>
-            <w:pPr>
-              <w:jc w:val="center"/>
-            </w:pPr>
             <w:r>
               <w:rPr>
                 <w:rStyle w:val="notion-enable-hover"/>
@@ -3419,23 +4333,19 @@
             <w:tcW w:w="3005" w:type="dxa"/>
           </w:tcPr>
           <w:p>
-            <w:pPr>
-              <w:rPr>
-                <w:b/>
-                <w:bCs/>
-              </w:rPr>
-            </w:pPr>
-            <w:r>
-              <w:rPr>
-                <w:b/>
-                <w:bCs/>
-              </w:rPr>
+            <w:r>
               <w:t>Life expectancy at birth</w:t>
             </w:r>
           </w:p>
           <w:p>
             <w:r>
-              <w:t>TIME_PERIOD (2015–2024)</w:t>
+              <w:rPr>
+                <w:rFonts w:ascii="Courier New" w:hAnsi="Courier New" w:cs="Courier New"/>
+              </w:rPr>
+              <w:t>TIME_PERIOD</w:t>
+            </w:r>
+            <w:r>
+              <w:t xml:space="preserve"> (2015–2024)</w:t>
             </w:r>
           </w:p>
         </w:tc>
@@ -3445,7 +4355,13 @@
           </w:tcPr>
           <w:p>
             <w:r>
-              <w:t>Number of years a person can expect to live if they were born in 2012.</w:t>
+              <w:t xml:space="preserve">Number of years a person can expect to live if they were born in </w:t>
+            </w:r>
+            <w:r>
+              <w:t>the observation year</w:t>
+            </w:r>
+            <w:r>
+              <w:t>.</w:t>
             </w:r>
           </w:p>
         </w:tc>
@@ -3454,15 +4370,13 @@
     <w:p/>
     <w:p>
       <w:r>
-        <w:t xml:space="preserve">Healthcare expenditure: Total per capita health spending (in US </w:t>
-      </w:r>
-      <w:proofErr w:type="gramStart"/>
-      <w:r>
-        <w:t>dollars(</w:t>
-      </w:r>
-      <w:proofErr w:type="gramEnd"/>
-      <w:r>
-        <w:t>PPP)).</w:t>
+        <w:t>Healthcare expenditure: Total per capita health spending (in US dollars</w:t>
+      </w:r>
+      <w:r>
+        <w:t xml:space="preserve"> </w:t>
+      </w:r>
+      <w:r>
+        <w:t>(PPP)).</w:t>
       </w:r>
     </w:p>
     <w:p>
@@ -3478,16 +4392,30 @@
         <w:t>.</w:t>
       </w:r>
     </w:p>
-    <w:p/>
-    <w:p>
-      <w:r>
-        <w:t xml:space="preserve">The data was cleaned, filtered and joined using the D3 function </w:t>
+    <w:p>
+      <w:r>
+        <w:t xml:space="preserve">The D3 function </w:t>
       </w:r>
       <w:proofErr w:type="spellStart"/>
       <w:r>
         <w:t>Promise.all</w:t>
       </w:r>
       <w:proofErr w:type="spellEnd"/>
+      <w:r>
+        <w:t xml:space="preserve"> was used to load the datasets into the code. </w:t>
+      </w:r>
+      <w:r>
+        <w:t>The data was cleaned, filtered and joined</w:t>
+      </w:r>
+      <w:r>
+        <w:t xml:space="preserve"> </w:t>
+      </w:r>
+      <w:r>
+        <w:rPr>
+          <w:highlight w:val="yellow"/>
+        </w:rPr>
+        <w:t>&lt;insert&gt;</w:t>
+      </w:r>
       <w:r>
         <w:t xml:space="preserve">. </w:t>
       </w:r>
@@ -3518,6 +4446,7 @@
           <w:b/>
           <w:bCs/>
         </w:rPr>
+        <w:lastRenderedPageBreak/>
         <w:br w:type="page"/>
       </w:r>
     </w:p>
@@ -3525,32 +4454,30 @@
       <w:pPr>
         <w:pStyle w:val="Heading1"/>
       </w:pPr>
-      <w:bookmarkStart w:id="10" w:name="_Toc239535718"/>
+      <w:bookmarkStart w:id="8" w:name="_Toc242042083"/>
       <w:r>
         <w:lastRenderedPageBreak/>
         <w:t>3. Requirements</w:t>
       </w:r>
-      <w:bookmarkEnd w:id="10"/>
+      <w:bookmarkEnd w:id="8"/>
     </w:p>
     <w:p>
       <w:pPr>
         <w:pStyle w:val="Heading2"/>
       </w:pPr>
-      <w:bookmarkStart w:id="11" w:name="_Toc239535719"/>
+      <w:bookmarkStart w:id="9" w:name="_Toc242042084"/>
       <w:r>
         <w:t>3.1 Must-have Features</w:t>
       </w:r>
-      <w:bookmarkEnd w:id="11"/>
+      <w:bookmarkEnd w:id="9"/>
     </w:p>
     <w:p>
       <w:r>
         <w:t xml:space="preserve">The following requirements were identified during the planning stage. All must-have features were implemented in the </w:t>
       </w:r>
-      <w:proofErr w:type="spellStart"/>
-      <w:r>
-        <w:t>fi.nal</w:t>
-      </w:r>
-      <w:proofErr w:type="spellEnd"/>
+      <w:r>
+        <w:t>final</w:t>
+      </w:r>
       <w:r>
         <w:t xml:space="preserve"> website</w:t>
       </w:r>
@@ -3614,7 +4541,10 @@
           </w:tcPr>
           <w:p>
             <w:r>
-              <w:t>import OECD health statistics into D3.js</w:t>
+              <w:t>I</w:t>
+            </w:r>
+            <w:r>
+              <w:t>mport OECD health statistics into D3.js</w:t>
             </w:r>
           </w:p>
         </w:tc>
@@ -3793,11 +4723,11 @@
       <w:pPr>
         <w:pStyle w:val="Heading2"/>
       </w:pPr>
-      <w:bookmarkStart w:id="12" w:name="_Toc239535720"/>
+      <w:bookmarkStart w:id="10" w:name="_Toc242042085"/>
       <w:r>
         <w:t>3.2 Optional Features</w:t>
       </w:r>
-      <w:bookmarkEnd w:id="12"/>
+      <w:bookmarkEnd w:id="10"/>
     </w:p>
     <w:p>
       <w:r>
@@ -3966,28 +4896,7 @@
               <w:t xml:space="preserve"> – Users can highlight individual country trends by </w:t>
             </w:r>
             <w:r>
-              <w:t>selecting the country name from Legend or within Visualisation 1, which isolates it in all visualisations.</w:t>
-            </w:r>
-          </w:p>
-          <w:p>
-            <w:r>
-              <w:t xml:space="preserve">Not </w:t>
-            </w:r>
-            <w:proofErr w:type="spellStart"/>
-            <w:r>
-              <w:t>impleneted</w:t>
-            </w:r>
-            <w:proofErr w:type="spellEnd"/>
-            <w:r>
-              <w:t xml:space="preserve"> – Unable to unselect a country by selecting </w:t>
-            </w:r>
-            <w:proofErr w:type="spellStart"/>
-            <w:r>
-              <w:t>elsewqhere</w:t>
-            </w:r>
-            <w:proofErr w:type="spellEnd"/>
-            <w:r>
-              <w:t xml:space="preserve"> on the website.</w:t>
+              <w:t>selecting the country name from Legend or within Visual 1, which isolates it in all visualisations.</w:t>
             </w:r>
           </w:p>
         </w:tc>
@@ -3999,6 +4908,34 @@
           </w:tcPr>
           <w:p>
             <w:r>
+              <w:t xml:space="preserve">Country </w:t>
+            </w:r>
+            <w:r>
+              <w:t>de</w:t>
+            </w:r>
+            <w:r>
+              <w:t>selection</w:t>
+            </w:r>
+          </w:p>
+        </w:tc>
+        <w:tc>
+          <w:tcPr>
+            <w:tcW w:w="4508" w:type="dxa"/>
+          </w:tcPr>
+          <w:p>
+            <w:r>
+              <w:t>Not implemented – Unable to unselect a country by selecting elsewhere on the website.</w:t>
+            </w:r>
+          </w:p>
+        </w:tc>
+      </w:tr>
+      <w:tr>
+        <w:tc>
+          <w:tcPr>
+            <w:tcW w:w="4508" w:type="dxa"/>
+          </w:tcPr>
+          <w:p>
+            <w:r>
               <w:lastRenderedPageBreak/>
               <w:t>Year selection or filtering</w:t>
             </w:r>
@@ -4054,7 +4991,10 @@
           </w:tcPr>
           <w:p>
             <w:r>
-              <w:t>Not implemented – No filter-based animations were added.</w:t>
+              <w:t>Im</w:t>
+            </w:r>
+            <w:r>
+              <w:t>plemented</w:t>
             </w:r>
           </w:p>
         </w:tc>
@@ -4144,112 +5084,629 @@
       <w:pPr>
         <w:pStyle w:val="Heading1"/>
       </w:pPr>
-      <w:bookmarkStart w:id="13" w:name="_Toc239535721"/>
+      <w:bookmarkStart w:id="11" w:name="_Toc242042086"/>
       <w:r>
         <w:lastRenderedPageBreak/>
         <w:t>4. Visualisation Design</w:t>
       </w:r>
+      <w:bookmarkEnd w:id="11"/>
+    </w:p>
+    <w:p>
+      <w:r>
+        <w:t>During the early design stage, several visualisation approaches were considered. Before selecting the final design.</w:t>
+      </w:r>
+    </w:p>
+    <w:p>
+      <w:r>
+        <w:t>The visualisations that were considered include:</w:t>
+      </w:r>
+    </w:p>
+    <w:p>
+      <w:pPr>
+        <w:pStyle w:val="Heading4"/>
+      </w:pPr>
+      <w:r>
+        <w:t xml:space="preserve">Design Idea </w:t>
+      </w:r>
+      <w:r>
+        <w:t>1</w:t>
+      </w:r>
+      <w:r>
+        <w:t xml:space="preserve"> – </w:t>
+      </w:r>
+      <w:r>
+        <w:t>Bar Chart</w:t>
+      </w:r>
+    </w:p>
+    <w:p>
+      <w:r>
+        <w:t>A bar chart could have been used to demonstrate the spending of each country to see how they visually stack against each other. This was rejected due to the cluttered look. A line chart was favoured due to its ability to display the two variables together.</w:t>
+      </w:r>
+    </w:p>
+    <w:p/>
+    <w:p>
+      <w:pPr>
+        <w:pStyle w:val="Heading4"/>
+      </w:pPr>
+      <w:r>
+        <w:t xml:space="preserve">Design Idea </w:t>
+      </w:r>
+      <w:r>
+        <w:t>2 – Dumbbell</w:t>
+      </w:r>
+    </w:p>
+    <w:p>
+      <w:r>
+        <w:t>A dumbbell chart was considered as a simpl</w:t>
+      </w:r>
+      <w:r>
+        <w:t>e</w:t>
+      </w:r>
+      <w:r>
+        <w:t xml:space="preserve"> way to show the progression of time.</w:t>
+      </w:r>
+    </w:p>
+    <w:p>
+      <w:pPr>
+        <w:pStyle w:val="Heading4"/>
+      </w:pPr>
+    </w:p>
+    <w:p>
+      <w:pPr>
+        <w:pStyle w:val="Heading4"/>
+      </w:pPr>
+      <w:r>
+        <w:t>Design Idea 3</w:t>
+      </w:r>
+      <w:r>
+        <w:t xml:space="preserve"> – Scatter Plot</w:t>
+      </w:r>
+    </w:p>
+    <w:p>
+      <w:r>
+        <w:t>A scatter plot could display healthcare expenditure on the x-axis and life expectancy on the y-axis. Each point would represent a country. This would make it easier to investigate whether countries with higher healthcare expenditure also tend to have higher life expectancy.</w:t>
+      </w:r>
+    </w:p>
+    <w:p/>
+    <w:p>
+      <w:pPr>
+        <w:pStyle w:val="Heading4"/>
+      </w:pPr>
+      <w:r>
+        <w:t xml:space="preserve">Design Idea </w:t>
+      </w:r>
+      <w:r>
+        <w:t>4</w:t>
+      </w:r>
+      <w:r>
+        <w:t xml:space="preserve"> – Line Chart</w:t>
+      </w:r>
+    </w:p>
+    <w:p>
+      <w:r>
+        <w:t>A line chart could show changes in healthcare expenditure or life expectancy over time. Users could select or compare countries to observe long-term trends.</w:t>
+      </w:r>
+    </w:p>
+    <w:p/>
+    <w:p>
+      <w:pPr>
+        <w:pStyle w:val="Heading4"/>
+      </w:pPr>
+      <w:r>
+        <w:t xml:space="preserve">Design Idea </w:t>
+      </w:r>
+      <w:r>
+        <w:t>5</w:t>
+      </w:r>
+      <w:r>
+        <w:t xml:space="preserve"> – Combined Interactive Dashboard</w:t>
+      </w:r>
+    </w:p>
+    <w:p>
+      <w:r>
+        <w:t>A dashboard could combine the scatter plot and line chart with filters for country and year. Selecting a country or year could update the visualisations and allow users to explore the data interactively.</w:t>
+      </w:r>
+    </w:p>
+    <w:p/>
+    <w:p>
+      <w:r>
+        <w:t xml:space="preserve">The team selected, </w:t>
+      </w:r>
+      <w:r>
+        <w:t xml:space="preserve">to go with a scatterplot and line </w:t>
+      </w:r>
+      <w:r>
+        <w:t>graphs</w:t>
+      </w:r>
+      <w:r>
+        <w:t xml:space="preserve"> as the variables being presented (time &amp; numerical) are best suited for these.</w:t>
+      </w:r>
+    </w:p>
+    <w:p>
+      <w:r>
+        <w:t>The visualisations were further refined with user testing. See Appendix B for an example</w:t>
+      </w:r>
+      <w:r>
+        <w:t>, after the feedback was implemented</w:t>
+      </w:r>
+      <w:r>
+        <w:t>.</w:t>
+      </w:r>
+    </w:p>
+    <w:p/>
+    <w:tbl>
+      <w:tblPr>
+        <w:tblStyle w:val="TableGrid"/>
+        <w:tblW w:w="0" w:type="auto"/>
+        <w:tblLook w:val="04A0" w:firstRow="1" w:lastRow="0" w:firstColumn="1" w:lastColumn="0" w:noHBand="0" w:noVBand="1"/>
+      </w:tblPr>
+      <w:tblGrid>
+        <w:gridCol w:w="3443"/>
+        <w:gridCol w:w="2361"/>
+        <w:gridCol w:w="3212"/>
+      </w:tblGrid>
+      <w:tr>
+        <w:tc>
+          <w:tcPr>
+            <w:tcW w:w="0" w:type="auto"/>
+            <w:hideMark/>
+          </w:tcPr>
+          <w:p>
+            <w:pPr>
+              <w:rPr>
+                <w:b/>
+                <w:bCs/>
+                <w:lang w:eastAsia="en-GB"/>
+              </w:rPr>
+            </w:pPr>
+            <w:r>
+              <w:rPr>
+                <w:b/>
+                <w:bCs/>
+                <w:lang w:eastAsia="en-GB"/>
+              </w:rPr>
+              <w:lastRenderedPageBreak/>
+              <w:t>User Question</w:t>
+            </w:r>
+          </w:p>
+        </w:tc>
+        <w:tc>
+          <w:tcPr>
+            <w:tcW w:w="0" w:type="auto"/>
+            <w:hideMark/>
+          </w:tcPr>
+          <w:p>
+            <w:pPr>
+              <w:rPr>
+                <w:b/>
+                <w:bCs/>
+                <w:lang w:eastAsia="en-GB"/>
+              </w:rPr>
+            </w:pPr>
+            <w:r>
+              <w:rPr>
+                <w:b/>
+                <w:bCs/>
+                <w:lang w:eastAsia="en-GB"/>
+              </w:rPr>
+              <w:t>Visualisation</w:t>
+            </w:r>
+          </w:p>
+        </w:tc>
+        <w:tc>
+          <w:tcPr>
+            <w:tcW w:w="0" w:type="auto"/>
+            <w:hideMark/>
+          </w:tcPr>
+          <w:p>
+            <w:pPr>
+              <w:rPr>
+                <w:b/>
+                <w:bCs/>
+                <w:lang w:eastAsia="en-GB"/>
+              </w:rPr>
+            </w:pPr>
+            <w:r>
+              <w:rPr>
+                <w:b/>
+                <w:bCs/>
+                <w:lang w:eastAsia="en-GB"/>
+              </w:rPr>
+              <w:t>Insight Provided</w:t>
+            </w:r>
+          </w:p>
+        </w:tc>
+      </w:tr>
+      <w:tr>
+        <w:tc>
+          <w:tcPr>
+            <w:tcW w:w="0" w:type="auto"/>
+            <w:hideMark/>
+          </w:tcPr>
+          <w:p>
+            <w:pPr>
+              <w:rPr>
+                <w:lang w:eastAsia="en-GB"/>
+              </w:rPr>
+            </w:pPr>
+            <w:r>
+              <w:rPr>
+                <w:lang w:eastAsia="en-GB"/>
+              </w:rPr>
+              <w:t>Q1: Do higher spending countries have longer life expectancy?</w:t>
+            </w:r>
+          </w:p>
+        </w:tc>
+        <w:tc>
+          <w:tcPr>
+            <w:tcW w:w="0" w:type="auto"/>
+            <w:hideMark/>
+          </w:tcPr>
+          <w:p>
+            <w:pPr>
+              <w:rPr>
+                <w:lang w:eastAsia="en-GB"/>
+              </w:rPr>
+            </w:pPr>
+            <w:r>
+              <w:rPr>
+                <w:lang w:eastAsia="en-GB"/>
+              </w:rPr>
+              <w:t>Visual 1: Scatter Plot</w:t>
+            </w:r>
+          </w:p>
+        </w:tc>
+        <w:tc>
+          <w:tcPr>
+            <w:tcW w:w="0" w:type="auto"/>
+            <w:hideMark/>
+          </w:tcPr>
+          <w:p>
+            <w:pPr>
+              <w:rPr>
+                <w:lang w:eastAsia="en-GB"/>
+              </w:rPr>
+            </w:pPr>
+            <w:r>
+              <w:rPr>
+                <w:lang w:eastAsia="en-GB"/>
+              </w:rPr>
+              <w:t xml:space="preserve">Displays correlation and returns </w:t>
+            </w:r>
+            <w:r>
+              <w:rPr>
+                <w:lang w:eastAsia="en-GB"/>
+              </w:rPr>
+              <w:t>of</w:t>
+            </w:r>
+            <w:r>
+              <w:rPr>
+                <w:lang w:eastAsia="en-GB"/>
+              </w:rPr>
+              <w:t xml:space="preserve"> spending</w:t>
+            </w:r>
+            <w:r>
+              <w:rPr>
+                <w:lang w:eastAsia="en-GB"/>
+              </w:rPr>
+              <w:t xml:space="preserve"> over time</w:t>
+            </w:r>
+            <w:r>
+              <w:rPr>
+                <w:lang w:eastAsia="en-GB"/>
+              </w:rPr>
+              <w:t>.</w:t>
+            </w:r>
+          </w:p>
+        </w:tc>
+      </w:tr>
+      <w:tr>
+        <w:tc>
+          <w:tcPr>
+            <w:tcW w:w="0" w:type="auto"/>
+            <w:hideMark/>
+          </w:tcPr>
+          <w:p>
+            <w:pPr>
+              <w:rPr>
+                <w:lang w:eastAsia="en-GB"/>
+              </w:rPr>
+            </w:pPr>
+            <w:r>
+              <w:rPr>
+                <w:lang w:eastAsia="en-GB"/>
+              </w:rPr>
+              <w:t>Q2: How does spending per person differ across countries?</w:t>
+            </w:r>
+          </w:p>
+        </w:tc>
+        <w:tc>
+          <w:tcPr>
+            <w:tcW w:w="0" w:type="auto"/>
+            <w:hideMark/>
+          </w:tcPr>
+          <w:p>
+            <w:pPr>
+              <w:rPr>
+                <w:lang w:eastAsia="en-GB"/>
+              </w:rPr>
+            </w:pPr>
+            <w:r>
+              <w:rPr>
+                <w:lang w:eastAsia="en-GB"/>
+              </w:rPr>
+              <w:t xml:space="preserve">Visual 2: </w:t>
+            </w:r>
+            <w:r>
+              <w:rPr>
+                <w:lang w:eastAsia="en-GB"/>
+              </w:rPr>
+              <w:t>Expenditure</w:t>
+            </w:r>
+            <w:r>
+              <w:rPr>
+                <w:lang w:eastAsia="en-GB"/>
+              </w:rPr>
+              <w:t xml:space="preserve"> Line Chart</w:t>
+            </w:r>
+          </w:p>
+        </w:tc>
+        <w:tc>
+          <w:tcPr>
+            <w:tcW w:w="0" w:type="auto"/>
+            <w:hideMark/>
+          </w:tcPr>
+          <w:p>
+            <w:pPr>
+              <w:rPr>
+                <w:lang w:eastAsia="en-GB"/>
+              </w:rPr>
+            </w:pPr>
+            <w:r>
+              <w:rPr>
+                <w:lang w:eastAsia="en-GB"/>
+              </w:rPr>
+              <w:t>Highlights USD PPP spending disparities over time</w:t>
+            </w:r>
+            <w:r>
+              <w:rPr>
+                <w:lang w:eastAsia="en-GB"/>
+              </w:rPr>
+              <w:t>.</w:t>
+            </w:r>
+          </w:p>
+        </w:tc>
+      </w:tr>
+      <w:tr>
+        <w:tc>
+          <w:tcPr>
+            <w:tcW w:w="0" w:type="auto"/>
+            <w:hideMark/>
+          </w:tcPr>
+          <w:p>
+            <w:pPr>
+              <w:rPr>
+                <w:lang w:eastAsia="en-GB"/>
+              </w:rPr>
+            </w:pPr>
+            <w:r>
+              <w:rPr>
+                <w:lang w:eastAsia="en-GB"/>
+              </w:rPr>
+              <w:t>Q3: What is life expectancy across OECD nations?</w:t>
+            </w:r>
+          </w:p>
+        </w:tc>
+        <w:tc>
+          <w:tcPr>
+            <w:tcW w:w="0" w:type="auto"/>
+            <w:hideMark/>
+          </w:tcPr>
+          <w:p>
+            <w:pPr>
+              <w:rPr>
+                <w:lang w:eastAsia="en-GB"/>
+              </w:rPr>
+            </w:pPr>
+            <w:r>
+              <w:rPr>
+                <w:lang w:eastAsia="en-GB"/>
+              </w:rPr>
+              <w:t>Visual 3: Life Expectancy Line Chart</w:t>
+            </w:r>
+          </w:p>
+        </w:tc>
+        <w:tc>
+          <w:tcPr>
+            <w:tcW w:w="0" w:type="auto"/>
+            <w:hideMark/>
+          </w:tcPr>
+          <w:p>
+            <w:pPr>
+              <w:rPr>
+                <w:lang w:eastAsia="en-GB"/>
+              </w:rPr>
+            </w:pPr>
+            <w:r>
+              <w:rPr>
+                <w:lang w:eastAsia="en-GB"/>
+              </w:rPr>
+              <w:t>Displays relative health outcomes over time.</w:t>
+            </w:r>
+          </w:p>
+        </w:tc>
+      </w:tr>
+      <w:tr>
+        <w:tc>
+          <w:tcPr>
+            <w:tcW w:w="0" w:type="auto"/>
+            <w:hideMark/>
+          </w:tcPr>
+          <w:p>
+            <w:pPr>
+              <w:rPr>
+                <w:lang w:eastAsia="en-GB"/>
+              </w:rPr>
+            </w:pPr>
+            <w:r>
+              <w:rPr>
+                <w:lang w:eastAsia="en-GB"/>
+              </w:rPr>
+              <w:t>Q4: How have spending and longevity changed from 2015 to 2024?</w:t>
+            </w:r>
+          </w:p>
+        </w:tc>
+        <w:tc>
+          <w:tcPr>
+            <w:tcW w:w="0" w:type="auto"/>
+            <w:hideMark/>
+          </w:tcPr>
+          <w:p>
+            <w:pPr>
+              <w:rPr>
+                <w:lang w:eastAsia="en-GB"/>
+              </w:rPr>
+            </w:pPr>
+            <w:r>
+              <w:rPr>
+                <w:lang w:eastAsia="en-GB"/>
+              </w:rPr>
+              <w:t>Visuals 2 &amp; 3</w:t>
+            </w:r>
+          </w:p>
+        </w:tc>
+        <w:tc>
+          <w:tcPr>
+            <w:tcW w:w="0" w:type="auto"/>
+            <w:hideMark/>
+          </w:tcPr>
+          <w:p>
+            <w:pPr>
+              <w:rPr>
+                <w:lang w:eastAsia="en-GB"/>
+              </w:rPr>
+            </w:pPr>
+            <w:r>
+              <w:rPr>
+                <w:lang w:eastAsia="en-GB"/>
+              </w:rPr>
+              <w:t>Illustrates temporal trajectories and COVID-19 pandemic impacts.</w:t>
+            </w:r>
+          </w:p>
+        </w:tc>
+      </w:tr>
+      <w:tr>
+        <w:tc>
+          <w:tcPr>
+            <w:tcW w:w="0" w:type="auto"/>
+            <w:hideMark/>
+          </w:tcPr>
+          <w:p>
+            <w:pPr>
+              <w:rPr>
+                <w:lang w:eastAsia="en-GB"/>
+              </w:rPr>
+            </w:pPr>
+            <w:r>
+              <w:rPr>
+                <w:lang w:eastAsia="en-GB"/>
+              </w:rPr>
+              <w:t>Q5: Which countries achieve high life expectancy relative to spending?</w:t>
+            </w:r>
+          </w:p>
+        </w:tc>
+        <w:tc>
+          <w:tcPr>
+            <w:tcW w:w="0" w:type="auto"/>
+            <w:hideMark/>
+          </w:tcPr>
+          <w:p>
+            <w:pPr>
+              <w:rPr>
+                <w:lang w:eastAsia="en-GB"/>
+              </w:rPr>
+            </w:pPr>
+            <w:r>
+              <w:rPr>
+                <w:lang w:eastAsia="en-GB"/>
+              </w:rPr>
+              <w:t>Visual 1</w:t>
+            </w:r>
+          </w:p>
+        </w:tc>
+        <w:tc>
+          <w:tcPr>
+            <w:tcW w:w="0" w:type="auto"/>
+            <w:hideMark/>
+          </w:tcPr>
+          <w:p>
+            <w:pPr>
+              <w:rPr>
+                <w:lang w:eastAsia="en-GB"/>
+              </w:rPr>
+            </w:pPr>
+            <w:r>
+              <w:rPr>
+                <w:lang w:eastAsia="en-GB"/>
+              </w:rPr>
+              <w:t>Identifies high-efficiency nations</w:t>
+            </w:r>
+            <w:r>
+              <w:rPr>
+                <w:lang w:eastAsia="en-GB"/>
+              </w:rPr>
+              <w:t>.</w:t>
+            </w:r>
+          </w:p>
+        </w:tc>
+      </w:tr>
+    </w:tbl>
+    <w:p>
+      <w:pPr>
+        <w:rPr>
+          <w:rFonts w:asciiTheme="majorHAnsi" w:eastAsiaTheme="majorEastAsia" w:hAnsiTheme="majorHAnsi" w:cstheme="majorBidi"/>
+          <w:color w:val="0F4761" w:themeColor="accent1" w:themeShade="BF"/>
+          <w:sz w:val="40"/>
+          <w:szCs w:val="40"/>
+        </w:rPr>
+      </w:pPr>
+      <w:r>
+        <w:br w:type="page"/>
+      </w:r>
+    </w:p>
+    <w:p>
+      <w:pPr>
+        <w:pStyle w:val="Heading1"/>
+      </w:pPr>
+      <w:bookmarkStart w:id="12" w:name="_Toc242042087"/>
+      <w:r>
+        <w:lastRenderedPageBreak/>
+        <w:t>5. Validation</w:t>
+      </w:r>
+      <w:bookmarkEnd w:id="12"/>
+    </w:p>
+    <w:p>
+      <w:pPr>
+        <w:pStyle w:val="Heading2"/>
+      </w:pPr>
+      <w:bookmarkStart w:id="13" w:name="_Toc242042088"/>
+      <w:r>
+        <w:t>5.1 Informed Consent</w:t>
+      </w:r>
       <w:bookmarkEnd w:id="13"/>
     </w:p>
     <w:p>
       <w:r>
-        <w:t>The project is currently in the early design stage. Several visualisation approaches will be considered before selecting the final design.</w:t>
-      </w:r>
-    </w:p>
-    <w:p/>
-    <w:p>
-      <w:r>
-        <w:t>Possible visualisation ideas include:</w:t>
-      </w:r>
-    </w:p>
-    <w:p>
-      <w:pPr>
-        <w:pStyle w:val="Heading4"/>
-      </w:pPr>
-      <w:r>
-        <w:t>Design Idea 1 – Scatter Plot</w:t>
-      </w:r>
-    </w:p>
-    <w:p>
-      <w:r>
-        <w:t>A scatter plot could display healthcare expenditure on the x-axis and life expectancy on the y-axis. Each point would represent a country. This would make it easier to investigate whether countries with higher healthcare expenditure also tend to have higher life expectancy.</w:t>
-      </w:r>
-    </w:p>
-    <w:p/>
-    <w:p>
-      <w:pPr>
-        <w:pStyle w:val="Heading4"/>
-      </w:pPr>
-      <w:r>
-        <w:t>Design Idea 2 – Line Chart</w:t>
-      </w:r>
-    </w:p>
-    <w:p>
-      <w:r>
-        <w:t>A line chart could show changes in healthcare expenditure or life expectancy over time. Users could select or compare countries to observe long-term trends.</w:t>
-      </w:r>
-    </w:p>
-    <w:p/>
-    <w:p>
-      <w:pPr>
-        <w:pStyle w:val="Heading4"/>
-      </w:pPr>
-      <w:r>
-        <w:t>Design Idea 3 – Combined Interactive Dashboard</w:t>
-      </w:r>
-    </w:p>
-    <w:p>
-      <w:r>
-        <w:t>A dashboard could combine the scatter plot and line chart with filters for country and year. Selecting a country or year could update the visualisations and allow users to explore the data interactively.</w:t>
-      </w:r>
-    </w:p>
-    <w:p/>
-    <w:p>
-      <w:pPr>
-        <w:pStyle w:val="Heading4"/>
-      </w:pPr>
-      <w:r>
-        <w:t xml:space="preserve">Design Idea </w:t>
-      </w:r>
-      <w:r>
-        <w:t>4</w:t>
-      </w:r>
-      <w:r>
-        <w:t xml:space="preserve"> – </w:t>
-      </w:r>
-      <w:r>
-        <w:t>Bar Chart</w:t>
-      </w:r>
-    </w:p>
-    <w:p>
-      <w:r>
-        <w:t>A bar chart could have been used to demonstrate the spending of each country to see how they visual stack against each other. This was rejected due to the cluttered look. A line chart was favoured due to its ability to display the two variables together.</w:t>
-      </w:r>
-    </w:p>
-    <w:p/>
-    <w:p/>
-    <w:p>
-      <w:pPr>
-        <w:pStyle w:val="Heading1"/>
-      </w:pPr>
-      <w:r>
-        <w:t>5. Validation</w:t>
-      </w:r>
-    </w:p>
-    <w:p>
-      <w:pPr>
-        <w:pStyle w:val="Heading2"/>
-      </w:pPr>
-      <w:r>
-        <w:t>5.1 Informed Consent</w:t>
-      </w:r>
-    </w:p>
-    <w:p>
-      <w:r>
         <w:t xml:space="preserve">To adhere to academic research standards and guidelines, all user testing participants were provided with an informed Consent Form prior to testing – see </w:t>
       </w:r>
       <w:r>
-        <w:t>Appendix A: Participant Ethics &amp; Consent Form</w:t>
+        <w:t xml:space="preserve">Appendix </w:t>
+      </w:r>
+      <w:r>
+        <w:t>C</w:t>
+      </w:r>
+      <w:r>
+        <w:t>: Participant Ethics &amp; Consent Form</w:t>
       </w:r>
       <w:r>
         <w:t>.</w:t>
@@ -4264,7 +5721,6 @@
         </w:numPr>
       </w:pPr>
       <w:r>
-        <w:lastRenderedPageBreak/>
         <w:t>Participants were informed that participation was voluntary and could withdraw at any point.</w:t>
       </w:r>
     </w:p>
@@ -4277,24 +5733,35 @@
         </w:numPr>
       </w:pPr>
       <w:r>
-        <w:t xml:space="preserve">No personal identifiers will be included in the </w:t>
-      </w:r>
-      <w:proofErr w:type="gramStart"/>
-      <w:r>
-        <w:t>reporting</w:t>
-      </w:r>
-      <w:proofErr w:type="gramEnd"/>
-      <w:r>
-        <w:t xml:space="preserve"> and codes were assigned to protect privacy.</w:t>
-      </w:r>
+        <w:t xml:space="preserve">No personal identifiers </w:t>
+      </w:r>
+      <w:r>
+        <w:t xml:space="preserve">are </w:t>
+      </w:r>
+      <w:r>
+        <w:t>included in the reporting</w:t>
+      </w:r>
+      <w:r>
+        <w:t xml:space="preserve">, </w:t>
+      </w:r>
+      <w:r>
+        <w:t>and codes were assigned to protect privacy.</w:t>
+      </w:r>
+    </w:p>
+    <w:p>
+      <w:pPr>
+        <w:pStyle w:val="ListParagraph"/>
+      </w:pPr>
     </w:p>
     <w:p>
       <w:pPr>
         <w:pStyle w:val="Heading2"/>
       </w:pPr>
+      <w:bookmarkStart w:id="14" w:name="_Toc242042089"/>
       <w:r>
         <w:t>5.2 Participant Profile</w:t>
       </w:r>
+      <w:bookmarkEnd w:id="14"/>
     </w:p>
     <w:p>
       <w:r>
@@ -4984,9 +6451,11 @@
       <w:pPr>
         <w:pStyle w:val="Heading2"/>
       </w:pPr>
+      <w:bookmarkStart w:id="15" w:name="_Toc242042090"/>
       <w:r>
         <w:t>5.3 Evaluation and Satisfaction Survey</w:t>
       </w:r>
+      <w:bookmarkEnd w:id="15"/>
     </w:p>
     <w:p>
       <w:r>
@@ -5205,6 +6674,9 @@
             <w:tcW w:w="1321" w:type="dxa"/>
           </w:tcPr>
           <w:p>
+            <w:pPr>
+              <w:jc w:val="center"/>
+            </w:pPr>
             <w:r>
               <w:t>5</w:t>
             </w:r>
@@ -5219,9 +6691,9 @@
               <w:tabs>
                 <w:tab w:val="left" w:pos="527"/>
               </w:tabs>
+              <w:jc w:val="center"/>
             </w:pPr>
             <w:r>
-              <w:tab/>
               <w:t>5</w:t>
             </w:r>
           </w:p>
@@ -5234,7 +6706,6 @@
           </w:tcPr>
           <w:p>
             <w:r>
-              <w:lastRenderedPageBreak/>
               <w:t>Visual Clarity</w:t>
             </w:r>
           </w:p>
@@ -5278,6 +6749,9 @@
             <w:tcW w:w="1321" w:type="dxa"/>
           </w:tcPr>
           <w:p>
+            <w:pPr>
+              <w:jc w:val="center"/>
+            </w:pPr>
             <w:r>
               <w:t>5</w:t>
             </w:r>
@@ -5288,6 +6762,9 @@
             <w:tcW w:w="1321" w:type="dxa"/>
           </w:tcPr>
           <w:p>
+            <w:pPr>
+              <w:jc w:val="center"/>
+            </w:pPr>
             <w:r>
               <w:t>4</w:t>
             </w:r>
@@ -5330,6 +6807,9 @@
             <w:tcW w:w="1321" w:type="dxa"/>
           </w:tcPr>
           <w:p>
+            <w:pPr>
+              <w:jc w:val="center"/>
+            </w:pPr>
             <w:r>
               <w:t>3</w:t>
             </w:r>
@@ -5340,6 +6820,9 @@
             <w:tcW w:w="1321" w:type="dxa"/>
           </w:tcPr>
           <w:p>
+            <w:pPr>
+              <w:jc w:val="center"/>
+            </w:pPr>
             <w:r>
               <w:t>2.5</w:t>
             </w:r>
@@ -5382,6 +6865,9 @@
             <w:tcW w:w="1321" w:type="dxa"/>
           </w:tcPr>
           <w:p>
+            <w:pPr>
+              <w:jc w:val="center"/>
+            </w:pPr>
             <w:r>
               <w:t>4</w:t>
             </w:r>
@@ -5392,6 +6878,9 @@
             <w:tcW w:w="1321" w:type="dxa"/>
           </w:tcPr>
           <w:p>
+            <w:pPr>
+              <w:jc w:val="center"/>
+            </w:pPr>
             <w:r>
               <w:t>3</w:t>
             </w:r>
@@ -5404,20 +6893,24 @@
       <w:pPr>
         <w:pStyle w:val="Heading2"/>
       </w:pPr>
+      <w:bookmarkStart w:id="16" w:name="_Toc242042091"/>
       <w:r>
         <w:t xml:space="preserve">5.4 </w:t>
       </w:r>
       <w:r>
         <w:t>Usability Findings &amp; Qualitative Feedback</w:t>
       </w:r>
+      <w:bookmarkEnd w:id="16"/>
     </w:p>
     <w:p>
       <w:pPr>
         <w:pStyle w:val="Heading3"/>
       </w:pPr>
+      <w:bookmarkStart w:id="17" w:name="_Toc242042092"/>
       <w:r>
         <w:t>Positive Feedback</w:t>
       </w:r>
+      <w:bookmarkEnd w:id="17"/>
     </w:p>
     <w:p>
       <w:pPr>
@@ -5459,9 +6952,11 @@
       <w:pPr>
         <w:pStyle w:val="Heading3"/>
       </w:pPr>
+      <w:bookmarkStart w:id="18" w:name="_Toc242042093"/>
       <w:r>
         <w:t>Pain Points</w:t>
       </w:r>
+      <w:bookmarkEnd w:id="18"/>
     </w:p>
     <w:p>
       <w:pPr>
@@ -5472,29 +6967,7 @@
         </w:numPr>
       </w:pPr>
       <w:r>
-        <w:t xml:space="preserve">The legend for visualisations 2 &amp; 3 </w:t>
-      </w:r>
-      <w:proofErr w:type="gramStart"/>
-      <w:r>
-        <w:t>aren’t</w:t>
-      </w:r>
-      <w:proofErr w:type="gramEnd"/>
-      <w:r>
-        <w:t xml:space="preserve"> clear</w:t>
-      </w:r>
-      <w:r>
-        <w:t xml:space="preserve"> as </w:t>
-      </w:r>
-      <w:proofErr w:type="gramStart"/>
-      <w:r>
-        <w:t>the it</w:t>
-      </w:r>
-      <w:proofErr w:type="gramEnd"/>
-      <w:r>
-        <w:t xml:space="preserve"> seems like the lines on the visual are directly lining up to the country in the legend</w:t>
-      </w:r>
-      <w:r>
-        <w:t>,</w:t>
+        <w:t>The legends for Visuals 2 and 3 were unclear because the legend entries appeared to line up with the lines directly beside them.</w:t>
       </w:r>
     </w:p>
     <w:p>
@@ -5530,18 +7003,16 @@
         <w:t>Hard to see information when the lines crossed for visual 3.</w:t>
       </w:r>
     </w:p>
+    <w:p/>
     <w:p>
       <w:pPr>
         <w:pStyle w:val="Heading2"/>
       </w:pPr>
-    </w:p>
-    <w:p>
-      <w:pPr>
-        <w:pStyle w:val="Heading2"/>
-      </w:pPr>
+      <w:bookmarkStart w:id="19" w:name="_Toc242042094"/>
       <w:r>
         <w:t>5.5 Design Improvements</w:t>
       </w:r>
+      <w:bookmarkEnd w:id="19"/>
     </w:p>
     <w:p>
       <w:pPr>
@@ -5636,7 +7107,7 @@
               <w:ind w:left="0"/>
             </w:pPr>
             <w:r>
-              <w:t>Implemented gridline for visual 1 to aid visual eye.1</w:t>
+              <w:t>Implemented gridline for visual 1 to aid visual eye.</w:t>
             </w:r>
           </w:p>
         </w:tc>
@@ -5663,7 +7134,11 @@
               <w:ind w:left="0"/>
             </w:pPr>
             <w:r>
-              <w:t>Implemented country filtering, where a country can be selected from the legend or visual 1 and it is set like that until unselected.</w:t>
+              <w:t xml:space="preserve">Implemented country filtering, where a country can be selected from the legend </w:t>
+            </w:r>
+            <w:r>
+              <w:lastRenderedPageBreak/>
+              <w:t>or visual 1 and it is set like that until unselected.</w:t>
             </w:r>
           </w:p>
         </w:tc>
@@ -5679,7 +7154,14 @@
               <w:ind w:left="0"/>
             </w:pPr>
             <w:r>
-              <w:t>Hard to follow the overall story/answers to the guiding questions.</w:t>
+              <w:lastRenderedPageBreak/>
+              <w:t>Hard to follow the overall story/</w:t>
+            </w:r>
+            <w:r>
+              <w:t>answers</w:t>
+            </w:r>
+            <w:r>
+              <w:t xml:space="preserve"> to the guiding questions.</w:t>
             </w:r>
           </w:p>
         </w:tc>
@@ -5746,6 +7228,9 @@
               <w:pStyle w:val="ListParagraph"/>
               <w:ind w:left="0"/>
             </w:pPr>
+            <w:r>
+              <w:t>Added textual blurb of the statistic when a country is selected.</w:t>
+            </w:r>
           </w:p>
         </w:tc>
       </w:tr>
@@ -5764,10 +7249,14 @@
         <w:pStyle w:val="Heading1"/>
       </w:pPr>
       <w:r>
-        <w:t>6. Conclusion</w:t>
-      </w:r>
-    </w:p>
-    <w:p/>
+        <w:t xml:space="preserve">6. </w:t>
+      </w:r>
+      <w:bookmarkStart w:id="20" w:name="_Toc242042095"/>
+      <w:r>
+        <w:t>Conclusion</w:t>
+      </w:r>
+      <w:bookmarkEnd w:id="20"/>
+    </w:p>
     <w:p>
       <w:pPr>
         <w:rPr>
@@ -5777,6 +7266,41 @@
           <w:szCs w:val="40"/>
         </w:rPr>
       </w:pPr>
+    </w:p>
+    <w:p>
+      <w:pPr>
+        <w:pStyle w:val="Heading1"/>
+      </w:pPr>
+      <w:r>
+        <w:t>7. References</w:t>
+      </w:r>
+    </w:p>
+    <w:p>
+      <w:pPr>
+        <w:ind w:left="720" w:hanging="720"/>
+      </w:pPr>
+      <w:r>
+        <w:t xml:space="preserve">Anwar, A., Hyder, S., </w:t>
+      </w:r>
+      <w:proofErr w:type="gramStart"/>
+      <w:r>
+        <w:t>Nor,</w:t>
+      </w:r>
+      <w:proofErr w:type="gramEnd"/>
+      <w:r>
+        <w:t xml:space="preserve"> N. M., &amp; Younis, M. (2023). Government health expenditures and health outcome nexus: A study on OECD countries. Frontiers in Public Health, 11, Article 1123759. https://doi.org/10.3389/fpubh.2023.1123759</w:t>
+      </w:r>
+    </w:p>
+    <w:p/>
+    <w:p>
+      <w:pPr>
+        <w:rPr>
+          <w:rFonts w:asciiTheme="majorHAnsi" w:eastAsiaTheme="majorEastAsia" w:hAnsiTheme="majorHAnsi" w:cstheme="majorBidi"/>
+          <w:color w:val="0F4761" w:themeColor="accent1" w:themeShade="BF"/>
+          <w:sz w:val="40"/>
+          <w:szCs w:val="40"/>
+        </w:rPr>
+      </w:pPr>
       <w:r>
         <w:br w:type="page"/>
       </w:r>
@@ -5785,18 +7309,31 @@
       <w:pPr>
         <w:pStyle w:val="Heading1"/>
       </w:pPr>
+      <w:bookmarkStart w:id="21" w:name="_Toc242042096"/>
       <w:r>
         <w:lastRenderedPageBreak/>
         <w:t>Appendix</w:t>
       </w:r>
+      <w:bookmarkEnd w:id="21"/>
     </w:p>
     <w:p>
       <w:pPr>
         <w:pStyle w:val="Heading2"/>
       </w:pPr>
-      <w:r>
-        <w:t>Appendix A: Team Collaboration setup</w:t>
-      </w:r>
+      <w:bookmarkStart w:id="22" w:name="_Toc242042097"/>
+      <w:r>
+        <w:t xml:space="preserve">Appendix </w:t>
+      </w:r>
+      <w:r>
+        <w:t>A</w:t>
+      </w:r>
+      <w:r>
+        <w:t xml:space="preserve">: </w:t>
+      </w:r>
+      <w:r>
+        <w:t>Team Collaboration setup</w:t>
+      </w:r>
+      <w:bookmarkEnd w:id="22"/>
     </w:p>
     <w:tbl>
       <w:tblPr>
@@ -5822,7 +7359,7 @@
                 <w:szCs w:val="28"/>
               </w:rPr>
               <w:drawing>
-                <wp:anchor distT="0" distB="0" distL="114300" distR="114300" simplePos="0" relativeHeight="251658240" behindDoc="0" locked="0" layoutInCell="1" allowOverlap="1" wp14:anchorId="2AEF8A1F" wp14:editId="14A8B626">
+                <wp:anchor distT="0" distB="0" distL="114300" distR="114300" simplePos="0" relativeHeight="251658240" behindDoc="0" locked="0" layoutInCell="1" allowOverlap="1" wp14:anchorId="2AEF8A1F" wp14:editId="797B7868">
                   <wp:simplePos x="0" y="0"/>
                   <wp:positionH relativeFrom="column">
                     <wp:posOffset>2605405</wp:posOffset>
@@ -5845,7 +7382,7 @@
                           <pic:cNvPicPr/>
                         </pic:nvPicPr>
                         <pic:blipFill>
-                          <a:blip r:embed="rId13" cstate="print">
+                          <a:blip r:embed="rId15" cstate="print">
                             <a:extLst>
                               <a:ext uri="{28A0092B-C50C-407E-A947-70E740481C1C}">
                                 <a14:useLocalDpi xmlns:a14="http://schemas.microsoft.com/office/drawing/2010/main" val="0"/>
@@ -5909,7 +7446,7 @@
                           <pic:cNvPicPr/>
                         </pic:nvPicPr>
                         <pic:blipFill>
-                          <a:blip r:embed="rId14" cstate="print">
+                          <a:blip r:embed="rId16" cstate="print">
                             <a:extLst>
                               <a:ext uri="{28A0092B-C50C-407E-A947-70E740481C1C}">
                                 <a14:useLocalDpi xmlns:a14="http://schemas.microsoft.com/office/drawing/2010/main" val="0"/>
@@ -5959,7 +7496,7 @@
                 <w:szCs w:val="28"/>
               </w:rPr>
               <w:drawing>
-                <wp:anchor distT="0" distB="0" distL="114300" distR="114300" simplePos="0" relativeHeight="251660288" behindDoc="0" locked="0" layoutInCell="1" allowOverlap="1" wp14:anchorId="352BE701" wp14:editId="72C1ECDC">
+                <wp:anchor distT="0" distB="0" distL="114300" distR="114300" simplePos="0" relativeHeight="251660288" behindDoc="0" locked="0" layoutInCell="1" allowOverlap="1" wp14:anchorId="352BE701" wp14:editId="46380F98">
                   <wp:simplePos x="0" y="0"/>
                   <wp:positionH relativeFrom="column">
                     <wp:posOffset>-64877</wp:posOffset>
@@ -5982,7 +7519,7 @@
                           <pic:cNvPicPr/>
                         </pic:nvPicPr>
                         <pic:blipFill>
-                          <a:blip r:embed="rId15" cstate="print">
+                          <a:blip r:embed="rId17" cstate="print">
                             <a:extLst>
                               <a:ext uri="{28A0092B-C50C-407E-A947-70E740481C1C}">
                                 <a14:useLocalDpi xmlns:a14="http://schemas.microsoft.com/office/drawing/2010/main" val="0"/>
@@ -6019,7 +7556,6 @@
       </w:tr>
     </w:tbl>
     <w:p/>
-    <w:p/>
     <w:p>
       <w:pPr>
         <w:rPr>
@@ -6037,16 +7573,189 @@
       <w:pPr>
         <w:pStyle w:val="Heading2"/>
       </w:pPr>
+      <w:bookmarkStart w:id="23" w:name="_Toc242042098"/>
       <w:r>
         <w:lastRenderedPageBreak/>
         <w:t xml:space="preserve">Appendix </w:t>
       </w:r>
       <w:r>
-        <w:t>B</w:t>
+        <w:t>C</w:t>
+      </w:r>
+      <w:r>
+        <w:t xml:space="preserve">: </w:t>
+      </w:r>
+      <w:r>
+        <w:t>Visualisation Iteration Example</w:t>
+      </w:r>
+      <w:bookmarkEnd w:id="23"/>
+    </w:p>
+    <w:tbl>
+      <w:tblPr>
+        <w:tblStyle w:val="TableGrid"/>
+        <w:tblW w:w="0" w:type="auto"/>
+        <w:tblLook w:val="04A0" w:firstRow="1" w:lastRow="0" w:firstColumn="1" w:lastColumn="0" w:noHBand="0" w:noVBand="1"/>
+      </w:tblPr>
+      <w:tblGrid>
+        <w:gridCol w:w="9016"/>
+      </w:tblGrid>
+      <w:tr>
+        <w:tc>
+          <w:tcPr>
+            <w:tcW w:w="9016" w:type="dxa"/>
+          </w:tcPr>
+          <w:p>
+            <w:r>
+              <w:rPr>
+                <w:noProof/>
+              </w:rPr>
+              <w:drawing>
+                <wp:anchor distT="0" distB="0" distL="114300" distR="114300" simplePos="0" relativeHeight="251661312" behindDoc="0" locked="0" layoutInCell="1" allowOverlap="1" wp14:anchorId="0612DBF1" wp14:editId="06375FD7">
+                  <wp:simplePos x="0" y="0"/>
+                  <wp:positionH relativeFrom="column">
+                    <wp:posOffset>-65405</wp:posOffset>
+                  </wp:positionH>
+                  <wp:positionV relativeFrom="paragraph">
+                    <wp:posOffset>162732</wp:posOffset>
+                  </wp:positionV>
+                  <wp:extent cx="5731510" cy="3521710"/>
+                  <wp:effectExtent l="0" t="0" r="0" b="0"/>
+                  <wp:wrapTopAndBottom/>
+                  <wp:docPr id="492555438" name="Picture 1"/>
+                  <wp:cNvGraphicFramePr>
+                    <a:graphicFrameLocks xmlns:a="http://schemas.openxmlformats.org/drawingml/2006/main" noChangeAspect="1"/>
+                  </wp:cNvGraphicFramePr>
+                  <a:graphic xmlns:a="http://schemas.openxmlformats.org/drawingml/2006/main">
+                    <a:graphicData uri="http://schemas.openxmlformats.org/drawingml/2006/picture">
+                      <pic:pic xmlns:pic="http://schemas.openxmlformats.org/drawingml/2006/picture">
+                        <pic:nvPicPr>
+                          <pic:cNvPr id="492555438" name="Picture 492555438"/>
+                          <pic:cNvPicPr/>
+                        </pic:nvPicPr>
+                        <pic:blipFill>
+                          <a:blip r:embed="rId18" cstate="print">
+                            <a:extLst>
+                              <a:ext uri="{28A0092B-C50C-407E-A947-70E740481C1C}">
+                                <a14:useLocalDpi xmlns:a14="http://schemas.microsoft.com/office/drawing/2010/main" val="0"/>
+                              </a:ext>
+                            </a:extLst>
+                          </a:blip>
+                          <a:stretch>
+                            <a:fillRect/>
+                          </a:stretch>
+                        </pic:blipFill>
+                        <pic:spPr>
+                          <a:xfrm>
+                            <a:off x="0" y="0"/>
+                            <a:ext cx="5731510" cy="3521710"/>
+                          </a:xfrm>
+                          <a:prstGeom prst="rect">
+                            <a:avLst/>
+                          </a:prstGeom>
+                        </pic:spPr>
+                      </pic:pic>
+                    </a:graphicData>
+                  </a:graphic>
+                  <wp14:sizeRelH relativeFrom="page">
+                    <wp14:pctWidth>0</wp14:pctWidth>
+                  </wp14:sizeRelH>
+                  <wp14:sizeRelV relativeFrom="page">
+                    <wp14:pctHeight>0</wp14:pctHeight>
+                  </wp14:sizeRelV>
+                </wp:anchor>
+              </w:drawing>
+            </w:r>
+          </w:p>
+        </w:tc>
+      </w:tr>
+      <w:tr>
+        <w:tc>
+          <w:tcPr>
+            <w:tcW w:w="9016" w:type="dxa"/>
+          </w:tcPr>
+          <w:p>
+            <w:r>
+              <w:rPr>
+                <w:noProof/>
+              </w:rPr>
+              <w:drawing>
+                <wp:anchor distT="0" distB="0" distL="114300" distR="114300" simplePos="0" relativeHeight="251662336" behindDoc="0" locked="0" layoutInCell="1" allowOverlap="1" wp14:anchorId="0406298A" wp14:editId="5240422B">
+                  <wp:simplePos x="0" y="0"/>
+                  <wp:positionH relativeFrom="column">
+                    <wp:posOffset>-64932</wp:posOffset>
+                  </wp:positionH>
+                  <wp:positionV relativeFrom="paragraph">
+                    <wp:posOffset>154983</wp:posOffset>
+                  </wp:positionV>
+                  <wp:extent cx="5731510" cy="3439160"/>
+                  <wp:effectExtent l="0" t="0" r="0" b="2540"/>
+                  <wp:wrapTopAndBottom/>
+                  <wp:docPr id="1662344601" name="Picture 2"/>
+                  <wp:cNvGraphicFramePr>
+                    <a:graphicFrameLocks xmlns:a="http://schemas.openxmlformats.org/drawingml/2006/main" noChangeAspect="1"/>
+                  </wp:cNvGraphicFramePr>
+                  <a:graphic xmlns:a="http://schemas.openxmlformats.org/drawingml/2006/main">
+                    <a:graphicData uri="http://schemas.openxmlformats.org/drawingml/2006/picture">
+                      <pic:pic xmlns:pic="http://schemas.openxmlformats.org/drawingml/2006/picture">
+                        <pic:nvPicPr>
+                          <pic:cNvPr id="1662344601" name="Picture 1662344601"/>
+                          <pic:cNvPicPr/>
+                        </pic:nvPicPr>
+                        <pic:blipFill>
+                          <a:blip r:embed="rId19" cstate="print">
+                            <a:extLst>
+                              <a:ext uri="{28A0092B-C50C-407E-A947-70E740481C1C}">
+                                <a14:useLocalDpi xmlns:a14="http://schemas.microsoft.com/office/drawing/2010/main" val="0"/>
+                              </a:ext>
+                            </a:extLst>
+                          </a:blip>
+                          <a:stretch>
+                            <a:fillRect/>
+                          </a:stretch>
+                        </pic:blipFill>
+                        <pic:spPr>
+                          <a:xfrm>
+                            <a:off x="0" y="0"/>
+                            <a:ext cx="5731510" cy="3439160"/>
+                          </a:xfrm>
+                          <a:prstGeom prst="rect">
+                            <a:avLst/>
+                          </a:prstGeom>
+                        </pic:spPr>
+                      </pic:pic>
+                    </a:graphicData>
+                  </a:graphic>
+                  <wp14:sizeRelH relativeFrom="page">
+                    <wp14:pctWidth>0</wp14:pctWidth>
+                  </wp14:sizeRelH>
+                  <wp14:sizeRelV relativeFrom="page">
+                    <wp14:pctHeight>0</wp14:pctHeight>
+                  </wp14:sizeRelV>
+                </wp:anchor>
+              </w:drawing>
+            </w:r>
+          </w:p>
+        </w:tc>
+      </w:tr>
+    </w:tbl>
+    <w:p/>
+    <w:p/>
+    <w:p/>
+    <w:p>
+      <w:pPr>
+        <w:pStyle w:val="Heading2"/>
+      </w:pPr>
+      <w:bookmarkStart w:id="24" w:name="_Toc242042099"/>
+      <w:r>
+        <w:lastRenderedPageBreak/>
+        <w:t xml:space="preserve">Appendix </w:t>
+      </w:r>
+      <w:r>
+        <w:t>C</w:t>
       </w:r>
       <w:r>
         <w:t>: Participant Ethics &amp; Consent Form</w:t>
       </w:r>
+      <w:bookmarkEnd w:id="24"/>
     </w:p>
     <w:p>
       <w:pPr>
@@ -6132,7 +7841,39 @@
           <w:i/>
           <w:iCs/>
         </w:rPr>
-        <w:t xml:space="preserve"> You are invited to participate in a usability evaluation of an interactive data visualisation website exploring healthcare spending and life expectancy across OECD nations. </w:t>
+        <w:t xml:space="preserve"> You are invited to participate in a usability evaluation of an interactive data visuali</w:t>
+      </w:r>
+      <w:r>
+        <w:rPr>
+          <w:rFonts w:ascii="Arial" w:hAnsi="Arial" w:cs="Arial"/>
+          <w:i/>
+          <w:iCs/>
+        </w:rPr>
+        <w:t>s</w:t>
+      </w:r>
+      <w:r>
+        <w:rPr>
+          <w:rFonts w:ascii="Arial" w:hAnsi="Arial" w:cs="Arial"/>
+          <w:i/>
+          <w:iCs/>
+        </w:rPr>
+        <w:t xml:space="preserve">ation </w:t>
+      </w:r>
+      <w:r>
+        <w:rPr>
+          <w:rFonts w:ascii="Arial" w:hAnsi="Arial" w:cs="Arial"/>
+          <w:i/>
+          <w:iCs/>
+        </w:rPr>
+        <w:t>website</w:t>
+      </w:r>
+      <w:r>
+        <w:rPr>
+          <w:rFonts w:ascii="Arial" w:hAnsi="Arial" w:cs="Arial"/>
+          <w:i/>
+          <w:iCs/>
+        </w:rPr>
+        <w:t xml:space="preserve"> exploring healthcare spending and life expectancy across OECD nations. </w:t>
       </w:r>
     </w:p>
     <w:p>
@@ -6376,6 +8117,7 @@
       <w:pgSz w:w="11906" w:h="16838"/>
       <w:pgMar w:top="1440" w:right="1440" w:bottom="1440" w:left="1440" w:header="708" w:footer="708" w:gutter="0"/>
       <w:cols w:space="708"/>
+      <w:titlePg/>
       <w:docGrid w:linePitch="360"/>
     </w:sectPr>
   </w:body>
@@ -6383,7 +8125,7 @@
 </file>
 
 <file path=word/endnotes.xml><?xml version="1.0" encoding="utf-8"?>
-<w:endnotes xmlns:wpc="http://schemas.microsoft.com/office/word/2010/wordprocessingCanvas" xmlns:cx="http://schemas.microsoft.com/office/drawing/2014/chartex" xmlns:cx1="http://schemas.microsoft.com/office/drawing/2015/9/8/chartex" xmlns:cx2="http://schemas.microsoft.com/office/drawing/2015/10/21/chartex" xmlns:cx3="http://schemas.microsoft.com/office/drawing/2016/5/9/chartex" xmlns:cx4="http://schemas.microsoft.com/office/drawing/2016/5/10/chartex" xmlns:cx5="http://schemas.microsoft.com/office/drawing/2016/5/11/chartex" xmlns:cx6="http://schemas.microsoft.com/office/drawing/2016/5/12/chartex" xmlns:cx7="http://schemas.microsoft.com/office/drawing/2016/5/13/chartex" xmlns:cx8="http://schemas.microsoft.com/office/drawing/2016/5/14/chartex" xmlns:mc="http://schemas.openxmlformats.org/markup-compatibility/2006" xmlns:aink="http://schemas.microsoft.com/office/drawing/2016/ink" xmlns:am3d="http://schemas.microsoft.com/office/drawing/2017/model3d" xmlns:o="urn:schemas-microsoft-com:office:office" xmlns:oel="http://schemas.microsoft.com/office/2019/extlst" xmlns:r="http://schemas.openxmlformats.org/officeDocument/2006/relationships" xmlns:m="http://schemas.openxmlformats.org/officeDocument/2006/math" xmlns:v="urn:schemas-microsoft-com:vml" xmlns:wp14="http://schemas.microsoft.com/office/word/2010/wordprocessingDrawing" xmlns:wp="http://schemas.openxmlformats.org/drawingml/2006/wordprocessingDrawing" xmlns:w10="urn:schemas-microsoft-com:office:word" xmlns:w="http://schemas.openxmlformats.org/wordprocessingml/2006/main" xmlns:w14="http://schemas.microsoft.com/office/word/2010/wordml" xmlns:w15="http://schemas.microsoft.com/office/word/2012/wordml" xmlns:w16cex="http://schemas.microsoft.com/office/word/2018/wordml/cex" xmlns:w16cid="http://schemas.microsoft.com/office/word/2016/wordml/cid" xmlns:w16="http://schemas.microsoft.com/office/word/2018/wordml" xmlns:w16du="http://schemas.microsoft.com/office/word/2023/wordml/word16du" xmlns:w16sdtdh="http://schemas.microsoft.com/office/word/2020/wordml/sdtdatahash" xmlns:w16sdtfl="http://schemas.microsoft.com/office/word/2024/wordml/sdtformatlock" xmlns:w16se="http://schemas.microsoft.com/office/word/2015/wordml/symex" xmlns:wpg="http://schemas.microsoft.com/office/word/2010/wordprocessingGroup" xmlns:wpi="http://schemas.microsoft.com/office/word/2010/wordprocessingInk" xmlns:wne="http://schemas.microsoft.com/office/word/2006/wordml" xmlns:wps="http://schemas.microsoft.com/office/word/2010/wordprocessingShape" mc:Ignorable="w14 w15 w16se w16cid w16 w16cex w16sdtdh w16sdtfl w16du wp14">
+<w:endnotes xmlns:wpc="http://schemas.microsoft.com/office/word/2010/wordprocessingCanvas" xmlns:cx="http://schemas.microsoft.com/office/drawing/2014/chartex" xmlns:cx1="http://schemas.microsoft.com/office/drawing/2015/9/8/chartex" xmlns:cx2="http://schemas.microsoft.com/office/drawing/2015/10/21/chartex" xmlns:cx3="http://schemas.microsoft.com/office/drawing/2016/5/9/chartex" xmlns:cx4="http://schemas.microsoft.com/office/drawing/2016/5/10/chartex" xmlns:cx5="http://schemas.microsoft.com/office/drawing/2016/5/11/chartex" xmlns:cx6="http://schemas.microsoft.com/office/drawing/2016/5/12/chartex" xmlns:cx7="http://schemas.microsoft.com/office/drawing/2016/5/13/chartex" xmlns:cx8="http://schemas.microsoft.com/office/drawing/2016/5/14/chartex" xmlns:mc="http://schemas.openxmlformats.org/markup-compatibility/2006" xmlns:m="http://schemas.openxmlformats.org/officeDocument/2006/math" xmlns:aink="http://schemas.microsoft.com/office/drawing/2016/ink" xmlns:am3d="http://schemas.microsoft.com/office/drawing/2017/model3d" xmlns:oel="http://schemas.microsoft.com/office/2019/extlst" xmlns:r="http://schemas.openxmlformats.org/officeDocument/2006/relationships" xmlns:wp14="http://schemas.microsoft.com/office/word/2010/wordprocessingDrawing" xmlns:wp="http://schemas.openxmlformats.org/drawingml/2006/wordprocessingDrawing" xmlns:wpg="http://schemas.microsoft.com/office/word/2010/wordprocessingGroup" xmlns:wpi="http://schemas.microsoft.com/office/word/2010/wordprocessingInk" xmlns:wps="http://schemas.microsoft.com/office/word/2010/wordprocessingShape" xmlns:o="urn:schemas-microsoft-com:office:office" xmlns:v="urn:schemas-microsoft-com:vml" xmlns:w10="urn:schemas-microsoft-com:office:word" xmlns:w="http://schemas.openxmlformats.org/wordprocessingml/2006/main" xmlns:w14="http://schemas.microsoft.com/office/word/2010/wordml" xmlns:w15="http://schemas.microsoft.com/office/word/2012/wordml" xmlns:w16cex="http://schemas.microsoft.com/office/word/2018/wordml/cex" xmlns:w16cid="http://schemas.microsoft.com/office/word/2016/wordml/cid" xmlns:w16="http://schemas.microsoft.com/office/word/2018/wordml" xmlns:w16sdtdh="http://schemas.microsoft.com/office/word/2020/wordml/sdtdatahash" xmlns:w16sdtfl="http://schemas.microsoft.com/office/word/2024/wordml/sdtformatlock" xmlns:w16se="http://schemas.microsoft.com/office/word/2015/wordml/symex" xmlns:w16du="http://schemas.microsoft.com/office/word/2023/wordml/word16du" xmlns:wne="http://schemas.microsoft.com/office/word/2006/wordml" mc:Ignorable="w14 w15 w16se w16cid w16 w16cex w16sdtdh w16sdtfl w16du wp14">
   <w:endnote w:type="separator" w:id="-1">
     <w:p>
       <w:pPr>
@@ -6407,8 +8149,131 @@
 </w:endnotes>
 </file>
 
+<file path=word/footer1.xml><?xml version="1.0" encoding="utf-8"?>
+<w:ftr xmlns:wpc="http://schemas.microsoft.com/office/word/2010/wordprocessingCanvas" xmlns:cx="http://schemas.microsoft.com/office/drawing/2014/chartex" xmlns:cx1="http://schemas.microsoft.com/office/drawing/2015/9/8/chartex" xmlns:cx2="http://schemas.microsoft.com/office/drawing/2015/10/21/chartex" xmlns:cx3="http://schemas.microsoft.com/office/drawing/2016/5/9/chartex" xmlns:cx4="http://schemas.microsoft.com/office/drawing/2016/5/10/chartex" xmlns:cx5="http://schemas.microsoft.com/office/drawing/2016/5/11/chartex" xmlns:cx6="http://schemas.microsoft.com/office/drawing/2016/5/12/chartex" xmlns:cx7="http://schemas.microsoft.com/office/drawing/2016/5/13/chartex" xmlns:cx8="http://schemas.microsoft.com/office/drawing/2016/5/14/chartex" xmlns:mc="http://schemas.openxmlformats.org/markup-compatibility/2006" xmlns:m="http://schemas.openxmlformats.org/officeDocument/2006/math" xmlns:aink="http://schemas.microsoft.com/office/drawing/2016/ink" xmlns:am3d="http://schemas.microsoft.com/office/drawing/2017/model3d" xmlns:oel="http://schemas.microsoft.com/office/2019/extlst" xmlns:r="http://schemas.openxmlformats.org/officeDocument/2006/relationships" xmlns:wp14="http://schemas.microsoft.com/office/word/2010/wordprocessingDrawing" xmlns:wp="http://schemas.openxmlformats.org/drawingml/2006/wordprocessingDrawing" xmlns:wpg="http://schemas.microsoft.com/office/word/2010/wordprocessingGroup" xmlns:wpi="http://schemas.microsoft.com/office/word/2010/wordprocessingInk" xmlns:wps="http://schemas.microsoft.com/office/word/2010/wordprocessingShape" xmlns:o="urn:schemas-microsoft-com:office:office" xmlns:v="urn:schemas-microsoft-com:vml" xmlns:w10="urn:schemas-microsoft-com:office:word" xmlns:w="http://schemas.openxmlformats.org/wordprocessingml/2006/main" xmlns:w14="http://schemas.microsoft.com/office/word/2010/wordml" xmlns:w15="http://schemas.microsoft.com/office/word/2012/wordml" xmlns:w16cex="http://schemas.microsoft.com/office/word/2018/wordml/cex" xmlns:w16cid="http://schemas.microsoft.com/office/word/2016/wordml/cid" xmlns:w16="http://schemas.microsoft.com/office/word/2018/wordml" xmlns:w16sdtdh="http://schemas.microsoft.com/office/word/2020/wordml/sdtdatahash" xmlns:w16sdtfl="http://schemas.microsoft.com/office/word/2024/wordml/sdtformatlock" xmlns:w16se="http://schemas.microsoft.com/office/word/2015/wordml/symex" xmlns:w16du="http://schemas.microsoft.com/office/word/2023/wordml/word16du" xmlns:wne="http://schemas.microsoft.com/office/word/2006/wordml" mc:Ignorable="w14 w15 w16se w16cid w16 w16cex w16sdtdh w16sdtfl w16du wp14">
+  <w:sdt>
+    <w:sdtPr>
+      <w:rPr>
+        <w:rStyle w:val="PageNumber"/>
+      </w:rPr>
+      <w:id w:val="-1350868620"/>
+      <w:docPartObj>
+        <w:docPartGallery w:val="Page Numbers (Bottom of Page)"/>
+        <w:docPartUnique/>
+      </w:docPartObj>
+    </w:sdtPr>
+    <w:sdtContent>
+      <w:p>
+        <w:pPr>
+          <w:pStyle w:val="Footer"/>
+          <w:framePr w:wrap="none" w:vAnchor="text" w:hAnchor="margin" w:xAlign="right" w:y="1"/>
+          <w:rPr>
+            <w:rStyle w:val="PageNumber"/>
+          </w:rPr>
+        </w:pPr>
+        <w:r>
+          <w:rPr>
+            <w:rStyle w:val="PageNumber"/>
+          </w:rPr>
+          <w:fldChar w:fldCharType="begin"/>
+        </w:r>
+        <w:r>
+          <w:rPr>
+            <w:rStyle w:val="PageNumber"/>
+          </w:rPr>
+          <w:instrText xml:space="preserve"> PAGE </w:instrText>
+        </w:r>
+        <w:r>
+          <w:rPr>
+            <w:rStyle w:val="PageNumber"/>
+          </w:rPr>
+          <w:fldChar w:fldCharType="separate"/>
+        </w:r>
+        <w:r>
+          <w:rPr>
+            <w:rStyle w:val="PageNumber"/>
+          </w:rPr>
+          <w:fldChar w:fldCharType="end"/>
+        </w:r>
+      </w:p>
+    </w:sdtContent>
+  </w:sdt>
+  <w:p>
+    <w:pPr>
+      <w:pStyle w:val="Footer"/>
+      <w:ind w:right="360"/>
+    </w:pPr>
+  </w:p>
+</w:ftr>
+</file>
+
+<file path=word/footer2.xml><?xml version="1.0" encoding="utf-8"?>
+<w:ftr xmlns:wpc="http://schemas.microsoft.com/office/word/2010/wordprocessingCanvas" xmlns:cx="http://schemas.microsoft.com/office/drawing/2014/chartex" xmlns:cx1="http://schemas.microsoft.com/office/drawing/2015/9/8/chartex" xmlns:cx2="http://schemas.microsoft.com/office/drawing/2015/10/21/chartex" xmlns:cx3="http://schemas.microsoft.com/office/drawing/2016/5/9/chartex" xmlns:cx4="http://schemas.microsoft.com/office/drawing/2016/5/10/chartex" xmlns:cx5="http://schemas.microsoft.com/office/drawing/2016/5/11/chartex" xmlns:cx6="http://schemas.microsoft.com/office/drawing/2016/5/12/chartex" xmlns:cx7="http://schemas.microsoft.com/office/drawing/2016/5/13/chartex" xmlns:cx8="http://schemas.microsoft.com/office/drawing/2016/5/14/chartex" xmlns:mc="http://schemas.openxmlformats.org/markup-compatibility/2006" xmlns:m="http://schemas.openxmlformats.org/officeDocument/2006/math" xmlns:aink="http://schemas.microsoft.com/office/drawing/2016/ink" xmlns:am3d="http://schemas.microsoft.com/office/drawing/2017/model3d" xmlns:oel="http://schemas.microsoft.com/office/2019/extlst" xmlns:r="http://schemas.openxmlformats.org/officeDocument/2006/relationships" xmlns:wp14="http://schemas.microsoft.com/office/word/2010/wordprocessingDrawing" xmlns:wp="http://schemas.openxmlformats.org/drawingml/2006/wordprocessingDrawing" xmlns:wpg="http://schemas.microsoft.com/office/word/2010/wordprocessingGroup" xmlns:wpi="http://schemas.microsoft.com/office/word/2010/wordprocessingInk" xmlns:wps="http://schemas.microsoft.com/office/word/2010/wordprocessingShape" xmlns:o="urn:schemas-microsoft-com:office:office" xmlns:v="urn:schemas-microsoft-com:vml" xmlns:w10="urn:schemas-microsoft-com:office:word" xmlns:w="http://schemas.openxmlformats.org/wordprocessingml/2006/main" xmlns:w14="http://schemas.microsoft.com/office/word/2010/wordml" xmlns:w15="http://schemas.microsoft.com/office/word/2012/wordml" xmlns:w16cex="http://schemas.microsoft.com/office/word/2018/wordml/cex" xmlns:w16cid="http://schemas.microsoft.com/office/word/2016/wordml/cid" xmlns:w16="http://schemas.microsoft.com/office/word/2018/wordml" xmlns:w16sdtdh="http://schemas.microsoft.com/office/word/2020/wordml/sdtdatahash" xmlns:w16sdtfl="http://schemas.microsoft.com/office/word/2024/wordml/sdtformatlock" xmlns:w16se="http://schemas.microsoft.com/office/word/2015/wordml/symex" xmlns:w16du="http://schemas.microsoft.com/office/word/2023/wordml/word16du" xmlns:wne="http://schemas.microsoft.com/office/word/2006/wordml" mc:Ignorable="w14 w15 w16se w16cid w16 w16cex w16sdtdh w16sdtfl w16du wp14">
+  <w:sdt>
+    <w:sdtPr>
+      <w:rPr>
+        <w:rStyle w:val="PageNumber"/>
+      </w:rPr>
+      <w:id w:val="-1113821023"/>
+      <w:docPartObj>
+        <w:docPartGallery w:val="Page Numbers (Bottom of Page)"/>
+        <w:docPartUnique/>
+      </w:docPartObj>
+    </w:sdtPr>
+    <w:sdtContent>
+      <w:p>
+        <w:pPr>
+          <w:pStyle w:val="Footer"/>
+          <w:framePr w:wrap="none" w:vAnchor="text" w:hAnchor="margin" w:xAlign="right" w:y="1"/>
+          <w:rPr>
+            <w:rStyle w:val="PageNumber"/>
+          </w:rPr>
+        </w:pPr>
+        <w:r>
+          <w:rPr>
+            <w:rStyle w:val="PageNumber"/>
+          </w:rPr>
+          <w:fldChar w:fldCharType="begin"/>
+        </w:r>
+        <w:r>
+          <w:rPr>
+            <w:rStyle w:val="PageNumber"/>
+          </w:rPr>
+          <w:instrText xml:space="preserve"> PAGE </w:instrText>
+        </w:r>
+        <w:r>
+          <w:rPr>
+            <w:rStyle w:val="PageNumber"/>
+          </w:rPr>
+          <w:fldChar w:fldCharType="separate"/>
+        </w:r>
+        <w:r>
+          <w:rPr>
+            <w:rStyle w:val="PageNumber"/>
+            <w:noProof/>
+          </w:rPr>
+          <w:t>17</w:t>
+        </w:r>
+        <w:r>
+          <w:rPr>
+            <w:rStyle w:val="PageNumber"/>
+          </w:rPr>
+          <w:fldChar w:fldCharType="end"/>
+        </w:r>
+      </w:p>
+    </w:sdtContent>
+  </w:sdt>
+  <w:p>
+    <w:pPr>
+      <w:pStyle w:val="Footer"/>
+      <w:ind w:right="360"/>
+    </w:pPr>
+  </w:p>
+</w:ftr>
+</file>
+
 <file path=word/footnotes.xml><?xml version="1.0" encoding="utf-8"?>
-<w:footnotes xmlns:wpc="http://schemas.microsoft.com/office/word/2010/wordprocessingCanvas" xmlns:cx="http://schemas.microsoft.com/office/drawing/2014/chartex" xmlns:cx1="http://schemas.microsoft.com/office/drawing/2015/9/8/chartex" xmlns:cx2="http://schemas.microsoft.com/office/drawing/2015/10/21/chartex" xmlns:cx3="http://schemas.microsoft.com/office/drawing/2016/5/9/chartex" xmlns:cx4="http://schemas.microsoft.com/office/drawing/2016/5/10/chartex" xmlns:cx5="http://schemas.microsoft.com/office/drawing/2016/5/11/chartex" xmlns:cx6="http://schemas.microsoft.com/office/drawing/2016/5/12/chartex" xmlns:cx7="http://schemas.microsoft.com/office/drawing/2016/5/13/chartex" xmlns:cx8="http://schemas.microsoft.com/office/drawing/2016/5/14/chartex" xmlns:mc="http://schemas.openxmlformats.org/markup-compatibility/2006" xmlns:aink="http://schemas.microsoft.com/office/drawing/2016/ink" xmlns:am3d="http://schemas.microsoft.com/office/drawing/2017/model3d" xmlns:o="urn:schemas-microsoft-com:office:office" xmlns:oel="http://schemas.microsoft.com/office/2019/extlst" xmlns:r="http://schemas.openxmlformats.org/officeDocument/2006/relationships" xmlns:m="http://schemas.openxmlformats.org/officeDocument/2006/math" xmlns:v="urn:schemas-microsoft-com:vml" xmlns:wp14="http://schemas.microsoft.com/office/word/2010/wordprocessingDrawing" xmlns:wp="http://schemas.openxmlformats.org/drawingml/2006/wordprocessingDrawing" xmlns:w10="urn:schemas-microsoft-com:office:word" xmlns:w="http://schemas.openxmlformats.org/wordprocessingml/2006/main" xmlns:w14="http://schemas.microsoft.com/office/word/2010/wordml" xmlns:w15="http://schemas.microsoft.com/office/word/2012/wordml" xmlns:w16cex="http://schemas.microsoft.com/office/word/2018/wordml/cex" xmlns:w16cid="http://schemas.microsoft.com/office/word/2016/wordml/cid" xmlns:w16="http://schemas.microsoft.com/office/word/2018/wordml" xmlns:w16du="http://schemas.microsoft.com/office/word/2023/wordml/word16du" xmlns:w16sdtdh="http://schemas.microsoft.com/office/word/2020/wordml/sdtdatahash" xmlns:w16sdtfl="http://schemas.microsoft.com/office/word/2024/wordml/sdtformatlock" xmlns:w16se="http://schemas.microsoft.com/office/word/2015/wordml/symex" xmlns:wpg="http://schemas.microsoft.com/office/word/2010/wordprocessingGroup" xmlns:wpi="http://schemas.microsoft.com/office/word/2010/wordprocessingInk" xmlns:wne="http://schemas.microsoft.com/office/word/2006/wordml" xmlns:wps="http://schemas.microsoft.com/office/word/2010/wordprocessingShape" mc:Ignorable="w14 w15 w16se w16cid w16 w16cex w16sdtdh w16sdtfl w16du wp14">
+<w:footnotes xmlns:wpc="http://schemas.microsoft.com/office/word/2010/wordprocessingCanvas" xmlns:cx="http://schemas.microsoft.com/office/drawing/2014/chartex" xmlns:cx1="http://schemas.microsoft.com/office/drawing/2015/9/8/chartex" xmlns:cx2="http://schemas.microsoft.com/office/drawing/2015/10/21/chartex" xmlns:cx3="http://schemas.microsoft.com/office/drawing/2016/5/9/chartex" xmlns:cx4="http://schemas.microsoft.com/office/drawing/2016/5/10/chartex" xmlns:cx5="http://schemas.microsoft.com/office/drawing/2016/5/11/chartex" xmlns:cx6="http://schemas.microsoft.com/office/drawing/2016/5/12/chartex" xmlns:cx7="http://schemas.microsoft.com/office/drawing/2016/5/13/chartex" xmlns:cx8="http://schemas.microsoft.com/office/drawing/2016/5/14/chartex" xmlns:mc="http://schemas.openxmlformats.org/markup-compatibility/2006" xmlns:m="http://schemas.openxmlformats.org/officeDocument/2006/math" xmlns:aink="http://schemas.microsoft.com/office/drawing/2016/ink" xmlns:am3d="http://schemas.microsoft.com/office/drawing/2017/model3d" xmlns:oel="http://schemas.microsoft.com/office/2019/extlst" xmlns:r="http://schemas.openxmlformats.org/officeDocument/2006/relationships" xmlns:wp14="http://schemas.microsoft.com/office/word/2010/wordprocessingDrawing" xmlns:wp="http://schemas.openxmlformats.org/drawingml/2006/wordprocessingDrawing" xmlns:wpg="http://schemas.microsoft.com/office/word/2010/wordprocessingGroup" xmlns:wpi="http://schemas.microsoft.com/office/word/2010/wordprocessingInk" xmlns:wps="http://schemas.microsoft.com/office/word/2010/wordprocessingShape" xmlns:o="urn:schemas-microsoft-com:office:office" xmlns:v="urn:schemas-microsoft-com:vml" xmlns:w10="urn:schemas-microsoft-com:office:word" xmlns:w="http://schemas.openxmlformats.org/wordprocessingml/2006/main" xmlns:w14="http://schemas.microsoft.com/office/word/2010/wordml" xmlns:w15="http://schemas.microsoft.com/office/word/2012/wordml" xmlns:w16cex="http://schemas.microsoft.com/office/word/2018/wordml/cex" xmlns:w16cid="http://schemas.microsoft.com/office/word/2016/wordml/cid" xmlns:w16="http://schemas.microsoft.com/office/word/2018/wordml" xmlns:w16sdtdh="http://schemas.microsoft.com/office/word/2020/wordml/sdtdatahash" xmlns:w16sdtfl="http://schemas.microsoft.com/office/word/2024/wordml/sdtformatlock" xmlns:w16se="http://schemas.microsoft.com/office/word/2015/wordml/symex" xmlns:w16du="http://schemas.microsoft.com/office/word/2023/wordml/word16du" xmlns:wne="http://schemas.microsoft.com/office/word/2006/wordml" mc:Ignorable="w14 w15 w16se w16cid w16 w16cex w16sdtdh w16sdtfl w16du wp14">
   <w:footnote w:type="separator" w:id="-1">
     <w:p>
       <w:pPr>
@@ -6433,7 +8298,7 @@
 </file>
 
 <file path=word/header1.xml><?xml version="1.0" encoding="utf-8"?>
-<w:hdr xmlns:wpc="http://schemas.microsoft.com/office/word/2010/wordprocessingCanvas" xmlns:cx="http://schemas.microsoft.com/office/drawing/2014/chartex" xmlns:cx1="http://schemas.microsoft.com/office/drawing/2015/9/8/chartex" xmlns:cx2="http://schemas.microsoft.com/office/drawing/2015/10/21/chartex" xmlns:cx3="http://schemas.microsoft.com/office/drawing/2016/5/9/chartex" xmlns:cx4="http://schemas.microsoft.com/office/drawing/2016/5/10/chartex" xmlns:cx5="http://schemas.microsoft.com/office/drawing/2016/5/11/chartex" xmlns:cx6="http://schemas.microsoft.com/office/drawing/2016/5/12/chartex" xmlns:cx7="http://schemas.microsoft.com/office/drawing/2016/5/13/chartex" xmlns:cx8="http://schemas.microsoft.com/office/drawing/2016/5/14/chartex" xmlns:mc="http://schemas.openxmlformats.org/markup-compatibility/2006" xmlns:aink="http://schemas.microsoft.com/office/drawing/2016/ink" xmlns:am3d="http://schemas.microsoft.com/office/drawing/2017/model3d" xmlns:o="urn:schemas-microsoft-com:office:office" xmlns:oel="http://schemas.microsoft.com/office/2019/extlst" xmlns:r="http://schemas.openxmlformats.org/officeDocument/2006/relationships" xmlns:m="http://schemas.openxmlformats.org/officeDocument/2006/math" xmlns:v="urn:schemas-microsoft-com:vml" xmlns:wp14="http://schemas.microsoft.com/office/word/2010/wordprocessingDrawing" xmlns:wp="http://schemas.openxmlformats.org/drawingml/2006/wordprocessingDrawing" xmlns:w10="urn:schemas-microsoft-com:office:word" xmlns:w="http://schemas.openxmlformats.org/wordprocessingml/2006/main" xmlns:w14="http://schemas.microsoft.com/office/word/2010/wordml" xmlns:w15="http://schemas.microsoft.com/office/word/2012/wordml" xmlns:w16cex="http://schemas.microsoft.com/office/word/2018/wordml/cex" xmlns:w16cid="http://schemas.microsoft.com/office/word/2016/wordml/cid" xmlns:w16="http://schemas.microsoft.com/office/word/2018/wordml" xmlns:w16du="http://schemas.microsoft.com/office/word/2023/wordml/word16du" xmlns:w16sdtdh="http://schemas.microsoft.com/office/word/2020/wordml/sdtdatahash" xmlns:w16sdtfl="http://schemas.microsoft.com/office/word/2024/wordml/sdtformatlock" xmlns:w16se="http://schemas.microsoft.com/office/word/2015/wordml/symex" xmlns:wpg="http://schemas.microsoft.com/office/word/2010/wordprocessingGroup" xmlns:wpi="http://schemas.microsoft.com/office/word/2010/wordprocessingInk" xmlns:wne="http://schemas.microsoft.com/office/word/2006/wordml" xmlns:wps="http://schemas.microsoft.com/office/word/2010/wordprocessingShape" mc:Ignorable="w14 w15 w16se w16cid w16 w16cex w16sdtdh w16sdtfl w16du wp14">
+<w:hdr xmlns:wpc="http://schemas.microsoft.com/office/word/2010/wordprocessingCanvas" xmlns:cx="http://schemas.microsoft.com/office/drawing/2014/chartex" xmlns:cx1="http://schemas.microsoft.com/office/drawing/2015/9/8/chartex" xmlns:cx2="http://schemas.microsoft.com/office/drawing/2015/10/21/chartex" xmlns:cx3="http://schemas.microsoft.com/office/drawing/2016/5/9/chartex" xmlns:cx4="http://schemas.microsoft.com/office/drawing/2016/5/10/chartex" xmlns:cx5="http://schemas.microsoft.com/office/drawing/2016/5/11/chartex" xmlns:cx6="http://schemas.microsoft.com/office/drawing/2016/5/12/chartex" xmlns:cx7="http://schemas.microsoft.com/office/drawing/2016/5/13/chartex" xmlns:cx8="http://schemas.microsoft.com/office/drawing/2016/5/14/chartex" xmlns:mc="http://schemas.openxmlformats.org/markup-compatibility/2006" xmlns:m="http://schemas.openxmlformats.org/officeDocument/2006/math" xmlns:aink="http://schemas.microsoft.com/office/drawing/2016/ink" xmlns:am3d="http://schemas.microsoft.com/office/drawing/2017/model3d" xmlns:oel="http://schemas.microsoft.com/office/2019/extlst" xmlns:r="http://schemas.openxmlformats.org/officeDocument/2006/relationships" xmlns:wp14="http://schemas.microsoft.com/office/word/2010/wordprocessingDrawing" xmlns:wp="http://schemas.openxmlformats.org/drawingml/2006/wordprocessingDrawing" xmlns:wpg="http://schemas.microsoft.com/office/word/2010/wordprocessingGroup" xmlns:wpi="http://schemas.microsoft.com/office/word/2010/wordprocessingInk" xmlns:wps="http://schemas.microsoft.com/office/word/2010/wordprocessingShape" xmlns:o="urn:schemas-microsoft-com:office:office" xmlns:v="urn:schemas-microsoft-com:vml" xmlns:w10="urn:schemas-microsoft-com:office:word" xmlns:w="http://schemas.openxmlformats.org/wordprocessingml/2006/main" xmlns:w14="http://schemas.microsoft.com/office/word/2010/wordml" xmlns:w15="http://schemas.microsoft.com/office/word/2012/wordml" xmlns:w16cex="http://schemas.microsoft.com/office/word/2018/wordml/cex" xmlns:w16cid="http://schemas.microsoft.com/office/word/2016/wordml/cid" xmlns:w16="http://schemas.microsoft.com/office/word/2018/wordml" xmlns:w16sdtdh="http://schemas.microsoft.com/office/word/2020/wordml/sdtdatahash" xmlns:w16sdtfl="http://schemas.microsoft.com/office/word/2024/wordml/sdtformatlock" xmlns:w16se="http://schemas.microsoft.com/office/word/2015/wordml/symex" xmlns:w16du="http://schemas.microsoft.com/office/word/2023/wordml/word16du" xmlns:wne="http://schemas.microsoft.com/office/word/2006/wordml" mc:Ignorable="w14 w15 w16se w16cid w16 w16cex w16sdtdh w16sdtfl w16du wp14">
   <w:p>
     <w:pPr>
       <w:pStyle w:val="Header"/>
@@ -6456,7 +8321,7 @@
 </file>
 
 <file path=word/numbering.xml><?xml version="1.0" encoding="utf-8"?>
-<w:numbering xmlns:wpc="http://schemas.microsoft.com/office/word/2010/wordprocessingCanvas" xmlns:cx="http://schemas.microsoft.com/office/drawing/2014/chartex" xmlns:cx1="http://schemas.microsoft.com/office/drawing/2015/9/8/chartex" xmlns:cx2="http://schemas.microsoft.com/office/drawing/2015/10/21/chartex" xmlns:cx3="http://schemas.microsoft.com/office/drawing/2016/5/9/chartex" xmlns:cx4="http://schemas.microsoft.com/office/drawing/2016/5/10/chartex" xmlns:cx5="http://schemas.microsoft.com/office/drawing/2016/5/11/chartex" xmlns:cx6="http://schemas.microsoft.com/office/drawing/2016/5/12/chartex" xmlns:cx7="http://schemas.microsoft.com/office/drawing/2016/5/13/chartex" xmlns:cx8="http://schemas.microsoft.com/office/drawing/2016/5/14/chartex" xmlns:mc="http://schemas.openxmlformats.org/markup-compatibility/2006" xmlns:aink="http://schemas.microsoft.com/office/drawing/2016/ink" xmlns:am3d="http://schemas.microsoft.com/office/drawing/2017/model3d" xmlns:o="urn:schemas-microsoft-com:office:office" xmlns:oel="http://schemas.microsoft.com/office/2019/extlst" xmlns:r="http://schemas.openxmlformats.org/officeDocument/2006/relationships" xmlns:m="http://schemas.openxmlformats.org/officeDocument/2006/math" xmlns:v="urn:schemas-microsoft-com:vml" xmlns:wp14="http://schemas.microsoft.com/office/word/2010/wordprocessingDrawing" xmlns:wp="http://schemas.openxmlformats.org/drawingml/2006/wordprocessingDrawing" xmlns:w10="urn:schemas-microsoft-com:office:word" xmlns:w="http://schemas.openxmlformats.org/wordprocessingml/2006/main" xmlns:w14="http://schemas.microsoft.com/office/word/2010/wordml" xmlns:w15="http://schemas.microsoft.com/office/word/2012/wordml" xmlns:w16cex="http://schemas.microsoft.com/office/word/2018/wordml/cex" xmlns:w16cid="http://schemas.microsoft.com/office/word/2016/wordml/cid" xmlns:w16="http://schemas.microsoft.com/office/word/2018/wordml" xmlns:w16du="http://schemas.microsoft.com/office/word/2023/wordml/word16du" xmlns:w16sdtdh="http://schemas.microsoft.com/office/word/2020/wordml/sdtdatahash" xmlns:w16sdtfl="http://schemas.microsoft.com/office/word/2024/wordml/sdtformatlock" xmlns:w16se="http://schemas.microsoft.com/office/word/2015/wordml/symex" xmlns:wpg="http://schemas.microsoft.com/office/word/2010/wordprocessingGroup" xmlns:wpi="http://schemas.microsoft.com/office/word/2010/wordprocessingInk" xmlns:wne="http://schemas.microsoft.com/office/word/2006/wordml" xmlns:wps="http://schemas.microsoft.com/office/word/2010/wordprocessingShape" mc:Ignorable="w14 w15 w16se w16cid w16 w16cex w16sdtdh w16sdtfl w16du wp14">
+<w:numbering xmlns:wpc="http://schemas.microsoft.com/office/word/2010/wordprocessingCanvas" xmlns:cx="http://schemas.microsoft.com/office/drawing/2014/chartex" xmlns:cx1="http://schemas.microsoft.com/office/drawing/2015/9/8/chartex" xmlns:cx2="http://schemas.microsoft.com/office/drawing/2015/10/21/chartex" xmlns:cx3="http://schemas.microsoft.com/office/drawing/2016/5/9/chartex" xmlns:cx4="http://schemas.microsoft.com/office/drawing/2016/5/10/chartex" xmlns:cx5="http://schemas.microsoft.com/office/drawing/2016/5/11/chartex" xmlns:cx6="http://schemas.microsoft.com/office/drawing/2016/5/12/chartex" xmlns:cx7="http://schemas.microsoft.com/office/drawing/2016/5/13/chartex" xmlns:cx8="http://schemas.microsoft.com/office/drawing/2016/5/14/chartex" xmlns:mc="http://schemas.openxmlformats.org/markup-compatibility/2006" xmlns:m="http://schemas.openxmlformats.org/officeDocument/2006/math" xmlns:aink="http://schemas.microsoft.com/office/drawing/2016/ink" xmlns:am3d="http://schemas.microsoft.com/office/drawing/2017/model3d" xmlns:oel="http://schemas.microsoft.com/office/2019/extlst" xmlns:r="http://schemas.openxmlformats.org/officeDocument/2006/relationships" xmlns:wp14="http://schemas.microsoft.com/office/word/2010/wordprocessingDrawing" xmlns:wp="http://schemas.openxmlformats.org/drawingml/2006/wordprocessingDrawing" xmlns:wpg="http://schemas.microsoft.com/office/word/2010/wordprocessingGroup" xmlns:wpi="http://schemas.microsoft.com/office/word/2010/wordprocessingInk" xmlns:wps="http://schemas.microsoft.com/office/word/2010/wordprocessingShape" xmlns:o="urn:schemas-microsoft-com:office:office" xmlns:v="urn:schemas-microsoft-com:vml" xmlns:w10="urn:schemas-microsoft-com:office:word" xmlns:w="http://schemas.openxmlformats.org/wordprocessingml/2006/main" xmlns:w14="http://schemas.microsoft.com/office/word/2010/wordml" xmlns:w15="http://schemas.microsoft.com/office/word/2012/wordml" xmlns:w16cex="http://schemas.microsoft.com/office/word/2018/wordml/cex" xmlns:w16cid="http://schemas.microsoft.com/office/word/2016/wordml/cid" xmlns:w16="http://schemas.microsoft.com/office/word/2018/wordml" xmlns:w16sdtdh="http://schemas.microsoft.com/office/word/2020/wordml/sdtdatahash" xmlns:w16sdtfl="http://schemas.microsoft.com/office/word/2024/wordml/sdtformatlock" xmlns:w16se="http://schemas.microsoft.com/office/word/2015/wordml/symex" xmlns:w16du="http://schemas.microsoft.com/office/word/2023/wordml/word16du" xmlns:wne="http://schemas.microsoft.com/office/word/2006/wordml" mc:Ignorable="w14 w15 w16se w16cid w16 w16cex w16sdtdh w16sdtfl w16du wp14">
   <w:abstractNum w:abstractNumId="0" w15:restartNumberingAfterBreak="0">
     <w:nsid w:val="021F1635"/>
     <w:multiLevelType w:val="hybridMultilevel"/>
@@ -9284,7 +11149,7 @@
 </file>
 
 <file path=word/styles.xml><?xml version="1.0" encoding="utf-8"?>
-<w:styles xmlns:mc="http://schemas.openxmlformats.org/markup-compatibility/2006" xmlns:r="http://schemas.openxmlformats.org/officeDocument/2006/relationships" xmlns:w="http://schemas.openxmlformats.org/wordprocessingml/2006/main" xmlns:w14="http://schemas.microsoft.com/office/word/2010/wordml" xmlns:w15="http://schemas.microsoft.com/office/word/2012/wordml" xmlns:w16cex="http://schemas.microsoft.com/office/word/2018/wordml/cex" xmlns:w16cid="http://schemas.microsoft.com/office/word/2016/wordml/cid" xmlns:w16="http://schemas.microsoft.com/office/word/2018/wordml" xmlns:w16du="http://schemas.microsoft.com/office/word/2023/wordml/word16du" xmlns:w16sdtdh="http://schemas.microsoft.com/office/word/2020/wordml/sdtdatahash" xmlns:w16sdtfl="http://schemas.microsoft.com/office/word/2024/wordml/sdtformatlock" xmlns:w16se="http://schemas.microsoft.com/office/word/2015/wordml/symex" mc:Ignorable="w14 w15 w16se w16cid w16 w16cex w16sdtdh w16sdtfl w16du">
+<w:styles xmlns:mc="http://schemas.openxmlformats.org/markup-compatibility/2006" xmlns:r="http://schemas.openxmlformats.org/officeDocument/2006/relationships" xmlns:w="http://schemas.openxmlformats.org/wordprocessingml/2006/main" xmlns:w14="http://schemas.microsoft.com/office/word/2010/wordml" xmlns:w15="http://schemas.microsoft.com/office/word/2012/wordml" xmlns:w16cex="http://schemas.microsoft.com/office/word/2018/wordml/cex" xmlns:w16cid="http://schemas.microsoft.com/office/word/2016/wordml/cid" xmlns:w16="http://schemas.microsoft.com/office/word/2018/wordml" xmlns:w16sdtdh="http://schemas.microsoft.com/office/word/2020/wordml/sdtdatahash" xmlns:w16sdtfl="http://schemas.microsoft.com/office/word/2024/wordml/sdtformatlock" xmlns:w16se="http://schemas.microsoft.com/office/word/2015/wordml/symex" xmlns:w16du="http://schemas.microsoft.com/office/word/2023/wordml/word16du" mc:Ignorable="w14 w15 w16se w16cid w16 w16cex w16sdtdh w16sdtfl w16du">
   <w:docDefaults>
     <w:rPrDefault>
       <w:rPr>
@@ -9755,7 +11620,6 @@
     <w:next w:val="Normal"/>
     <w:link w:val="Heading4Char"/>
     <w:uiPriority w:val="9"/>
-    <w:semiHidden/>
     <w:unhideWhenUsed/>
     <w:qFormat/>
     <w:rsid w:val="00C5142B"/>
@@ -9883,6 +11747,7 @@
   <w:style w:type="character" w:default="1" w:styleId="DefaultParagraphFont">
     <w:name w:val="Default Paragraph Font"/>
     <w:uiPriority w:val="1"/>
+    <w:semiHidden/>
     <w:unhideWhenUsed/>
   </w:style>
   <w:style w:type="table" w:default="1" w:styleId="TableNormal">
@@ -9950,7 +11815,6 @@
     <w:basedOn w:val="DefaultParagraphFont"/>
     <w:link w:val="Heading4"/>
     <w:uiPriority w:val="9"/>
-    <w:semiHidden/>
     <w:rsid w:val="00C5142B"/>
     <w:rPr>
       <w:rFonts w:eastAsiaTheme="majorEastAsia" w:cstheme="majorBidi"/>
@@ -10396,13 +12260,21 @@
     <w:basedOn w:val="DefaultParagraphFont"/>
     <w:rsid w:val="000A790C"/>
   </w:style>
+  <w:style w:type="character" w:styleId="PageNumber">
+    <w:name w:val="page number"/>
+    <w:basedOn w:val="DefaultParagraphFont"/>
+    <w:uiPriority w:val="99"/>
+    <w:semiHidden/>
+    <w:unhideWhenUsed/>
+    <w:rsid w:val="00AD1964"/>
+  </w:style>
   <w:style w:type="character" w:styleId="FollowedHyperlink">
     <w:name w:val="FollowedHyperlink"/>
     <w:basedOn w:val="DefaultParagraphFont"/>
     <w:uiPriority w:val="99"/>
     <w:semiHidden/>
     <w:unhideWhenUsed/>
-    <w:rsid w:val="0029305B"/>
+    <w:rsid w:val="008E2D4C"/>
     <w:rPr>
       <w:color w:val="96607D" w:themeColor="followedHyperlink"/>
       <w:u w:val="single"/>

--- a/Assignment 3B_Project process book/Assignment 3B - Project process book.docx
+++ b/Assignment 3B_Project process book/Assignment 3B - Project process book.docx
@@ -579,7 +579,15 @@
           <w:sz w:val="28"/>
           <w:szCs w:val="28"/>
         </w:rPr>
-        <w:t xml:space="preserve"> [To be added]</w:t>
+        <w:t xml:space="preserve"> </w:t>
+      </w:r>
+      <w:r>
+        <w:rPr>
+          <w:color w:val="000000" w:themeColor="text1"/>
+          <w:sz w:val="28"/>
+          <w:szCs w:val="28"/>
+        </w:rPr>
+        <w:t>2,508</w:t>
       </w:r>
     </w:p>
     <w:p>
@@ -676,7 +684,7 @@
         </w:rPr>
         <w:fldChar w:fldCharType="separate"/>
       </w:r>
-      <w:hyperlink w:anchor="_Toc242042075" w:history="1">
+      <w:hyperlink w:anchor="_Toc242063483" w:history="1">
         <w:r>
           <w:rPr>
             <w:rStyle w:val="Hyperlink"/>
@@ -703,7 +711,7 @@
             <w:noProof/>
             <w:webHidden/>
           </w:rPr>
-          <w:instrText xml:space="preserve"> PAGEREF _Toc242042075 \h </w:instrText>
+          <w:instrText xml:space="preserve"> PAGEREF _Toc242063483 \h </w:instrText>
         </w:r>
         <w:r>
           <w:rPr>
@@ -749,7 +757,7 @@
           <w:lang w:eastAsia="en-GB"/>
         </w:rPr>
       </w:pPr>
-      <w:hyperlink w:anchor="_Toc242042076" w:history="1">
+      <w:hyperlink w:anchor="_Toc242063484" w:history="1">
         <w:r>
           <w:rPr>
             <w:rStyle w:val="Hyperlink"/>
@@ -776,7 +784,7 @@
             <w:noProof/>
             <w:webHidden/>
           </w:rPr>
-          <w:instrText xml:space="preserve"> PAGEREF _Toc242042076 \h </w:instrText>
+          <w:instrText xml:space="preserve"> PAGEREF _Toc242063484 \h </w:instrText>
         </w:r>
         <w:r>
           <w:rPr>
@@ -822,7 +830,7 @@
           <w:lang w:eastAsia="en-GB"/>
         </w:rPr>
       </w:pPr>
-      <w:hyperlink w:anchor="_Toc242042077" w:history="1">
+      <w:hyperlink w:anchor="_Toc242063485" w:history="1">
         <w:r>
           <w:rPr>
             <w:rStyle w:val="Hyperlink"/>
@@ -849,7 +857,7 @@
             <w:noProof/>
             <w:webHidden/>
           </w:rPr>
-          <w:instrText xml:space="preserve"> PAGEREF _Toc242042077 \h </w:instrText>
+          <w:instrText xml:space="preserve"> PAGEREF _Toc242063485 \h </w:instrText>
         </w:r>
         <w:r>
           <w:rPr>
@@ -895,7 +903,7 @@
           <w:lang w:eastAsia="en-GB"/>
         </w:rPr>
       </w:pPr>
-      <w:hyperlink w:anchor="_Toc242042078" w:history="1">
+      <w:hyperlink w:anchor="_Toc242063486" w:history="1">
         <w:r>
           <w:rPr>
             <w:rStyle w:val="Hyperlink"/>
@@ -922,7 +930,7 @@
             <w:noProof/>
             <w:webHidden/>
           </w:rPr>
-          <w:instrText xml:space="preserve"> PAGEREF _Toc242042078 \h </w:instrText>
+          <w:instrText xml:space="preserve"> PAGEREF _Toc242063486 \h </w:instrText>
         </w:r>
         <w:r>
           <w:rPr>
@@ -968,7 +976,7 @@
           <w:lang w:eastAsia="en-GB"/>
         </w:rPr>
       </w:pPr>
-      <w:hyperlink w:anchor="_Toc242042079" w:history="1">
+      <w:hyperlink w:anchor="_Toc242063487" w:history="1">
         <w:r>
           <w:rPr>
             <w:rStyle w:val="Hyperlink"/>
@@ -995,7 +1003,7 @@
             <w:noProof/>
             <w:webHidden/>
           </w:rPr>
-          <w:instrText xml:space="preserve"> PAGEREF _Toc242042079 \h </w:instrText>
+          <w:instrText xml:space="preserve"> PAGEREF _Toc242063487 \h </w:instrText>
         </w:r>
         <w:r>
           <w:rPr>
@@ -1043,7 +1051,7 @@
           <w:lang w:eastAsia="en-GB"/>
         </w:rPr>
       </w:pPr>
-      <w:hyperlink w:anchor="_Toc242042080" w:history="1">
+      <w:hyperlink w:anchor="_Toc242063488" w:history="1">
         <w:r>
           <w:rPr>
             <w:rStyle w:val="Hyperlink"/>
@@ -1070,7 +1078,7 @@
             <w:noProof/>
             <w:webHidden/>
           </w:rPr>
-          <w:instrText xml:space="preserve"> PAGEREF _Toc242042080 \h </w:instrText>
+          <w:instrText xml:space="preserve"> PAGEREF _Toc242063488 \h </w:instrText>
         </w:r>
         <w:r>
           <w:rPr>
@@ -1090,7 +1098,7 @@
             <w:noProof/>
             <w:webHidden/>
           </w:rPr>
-          <w:t>6</w:t>
+          <w:t>7</w:t>
         </w:r>
         <w:r>
           <w:rPr>
@@ -1116,7 +1124,7 @@
           <w:lang w:eastAsia="en-GB"/>
         </w:rPr>
       </w:pPr>
-      <w:hyperlink w:anchor="_Toc242042081" w:history="1">
+      <w:hyperlink w:anchor="_Toc242063489" w:history="1">
         <w:r>
           <w:rPr>
             <w:rStyle w:val="Hyperlink"/>
@@ -1143,7 +1151,7 @@
             <w:noProof/>
             <w:webHidden/>
           </w:rPr>
-          <w:instrText xml:space="preserve"> PAGEREF _Toc242042081 \h </w:instrText>
+          <w:instrText xml:space="preserve"> PAGEREF _Toc242063489 \h </w:instrText>
         </w:r>
         <w:r>
           <w:rPr>
@@ -1163,7 +1171,7 @@
             <w:noProof/>
             <w:webHidden/>
           </w:rPr>
-          <w:t>6</w:t>
+          <w:t>7</w:t>
         </w:r>
         <w:r>
           <w:rPr>
@@ -1189,7 +1197,7 @@
           <w:lang w:eastAsia="en-GB"/>
         </w:rPr>
       </w:pPr>
-      <w:hyperlink w:anchor="_Toc242042082" w:history="1">
+      <w:hyperlink w:anchor="_Toc242063490" w:history="1">
         <w:r>
           <w:rPr>
             <w:rStyle w:val="Hyperlink"/>
@@ -1216,7 +1224,7 @@
             <w:noProof/>
             <w:webHidden/>
           </w:rPr>
-          <w:instrText xml:space="preserve"> PAGEREF _Toc242042082 \h </w:instrText>
+          <w:instrText xml:space="preserve"> PAGEREF _Toc242063490 \h </w:instrText>
         </w:r>
         <w:r>
           <w:rPr>
@@ -1236,7 +1244,7 @@
             <w:noProof/>
             <w:webHidden/>
           </w:rPr>
-          <w:t>6</w:t>
+          <w:t>7</w:t>
         </w:r>
         <w:r>
           <w:rPr>
@@ -1264,7 +1272,7 @@
           <w:lang w:eastAsia="en-GB"/>
         </w:rPr>
       </w:pPr>
-      <w:hyperlink w:anchor="_Toc242042083" w:history="1">
+      <w:hyperlink w:anchor="_Toc242063491" w:history="1">
         <w:r>
           <w:rPr>
             <w:rStyle w:val="Hyperlink"/>
@@ -1291,7 +1299,7 @@
             <w:noProof/>
             <w:webHidden/>
           </w:rPr>
-          <w:instrText xml:space="preserve"> PAGEREF _Toc242042083 \h </w:instrText>
+          <w:instrText xml:space="preserve"> PAGEREF _Toc242063491 \h </w:instrText>
         </w:r>
         <w:r>
           <w:rPr>
@@ -1311,7 +1319,7 @@
             <w:noProof/>
             <w:webHidden/>
           </w:rPr>
-          <w:t>8</w:t>
+          <w:t>9</w:t>
         </w:r>
         <w:r>
           <w:rPr>
@@ -1337,7 +1345,7 @@
           <w:lang w:eastAsia="en-GB"/>
         </w:rPr>
       </w:pPr>
-      <w:hyperlink w:anchor="_Toc242042084" w:history="1">
+      <w:hyperlink w:anchor="_Toc242063492" w:history="1">
         <w:r>
           <w:rPr>
             <w:rStyle w:val="Hyperlink"/>
@@ -1364,7 +1372,7 @@
             <w:noProof/>
             <w:webHidden/>
           </w:rPr>
-          <w:instrText xml:space="preserve"> PAGEREF _Toc242042084 \h </w:instrText>
+          <w:instrText xml:space="preserve"> PAGEREF _Toc242063492 \h </w:instrText>
         </w:r>
         <w:r>
           <w:rPr>
@@ -1384,7 +1392,7 @@
             <w:noProof/>
             <w:webHidden/>
           </w:rPr>
-          <w:t>8</w:t>
+          <w:t>9</w:t>
         </w:r>
         <w:r>
           <w:rPr>
@@ -1410,7 +1418,7 @@
           <w:lang w:eastAsia="en-GB"/>
         </w:rPr>
       </w:pPr>
-      <w:hyperlink w:anchor="_Toc242042085" w:history="1">
+      <w:hyperlink w:anchor="_Toc242063493" w:history="1">
         <w:r>
           <w:rPr>
             <w:rStyle w:val="Hyperlink"/>
@@ -1437,7 +1445,7 @@
             <w:noProof/>
             <w:webHidden/>
           </w:rPr>
-          <w:instrText xml:space="preserve"> PAGEREF _Toc242042085 \h </w:instrText>
+          <w:instrText xml:space="preserve"> PAGEREF _Toc242063493 \h </w:instrText>
         </w:r>
         <w:r>
           <w:rPr>
@@ -1457,7 +1465,7 @@
             <w:noProof/>
             <w:webHidden/>
           </w:rPr>
-          <w:t>8</w:t>
+          <w:t>9</w:t>
         </w:r>
         <w:r>
           <w:rPr>
@@ -1485,7 +1493,7 @@
           <w:lang w:eastAsia="en-GB"/>
         </w:rPr>
       </w:pPr>
-      <w:hyperlink w:anchor="_Toc242042086" w:history="1">
+      <w:hyperlink w:anchor="_Toc242063494" w:history="1">
         <w:r>
           <w:rPr>
             <w:rStyle w:val="Hyperlink"/>
@@ -1512,7 +1520,7 @@
             <w:noProof/>
             <w:webHidden/>
           </w:rPr>
-          <w:instrText xml:space="preserve"> PAGEREF _Toc242042086 \h </w:instrText>
+          <w:instrText xml:space="preserve"> PAGEREF _Toc242063494 \h </w:instrText>
         </w:r>
         <w:r>
           <w:rPr>
@@ -1532,7 +1540,7 @@
             <w:noProof/>
             <w:webHidden/>
           </w:rPr>
-          <w:t>10</w:t>
+          <w:t>11</w:t>
         </w:r>
         <w:r>
           <w:rPr>
@@ -1560,7 +1568,7 @@
           <w:lang w:eastAsia="en-GB"/>
         </w:rPr>
       </w:pPr>
-      <w:hyperlink w:anchor="_Toc242042087" w:history="1">
+      <w:hyperlink w:anchor="_Toc242063495" w:history="1">
         <w:r>
           <w:rPr>
             <w:rStyle w:val="Hyperlink"/>
@@ -1587,7 +1595,7 @@
             <w:noProof/>
             <w:webHidden/>
           </w:rPr>
-          <w:instrText xml:space="preserve"> PAGEREF _Toc242042087 \h </w:instrText>
+          <w:instrText xml:space="preserve"> PAGEREF _Toc242063495 \h </w:instrText>
         </w:r>
         <w:r>
           <w:rPr>
@@ -1607,7 +1615,7 @@
             <w:noProof/>
             <w:webHidden/>
           </w:rPr>
-          <w:t>11</w:t>
+          <w:t>13</w:t>
         </w:r>
         <w:r>
           <w:rPr>
@@ -1633,7 +1641,7 @@
           <w:lang w:eastAsia="en-GB"/>
         </w:rPr>
       </w:pPr>
-      <w:hyperlink w:anchor="_Toc242042088" w:history="1">
+      <w:hyperlink w:anchor="_Toc242063496" w:history="1">
         <w:r>
           <w:rPr>
             <w:rStyle w:val="Hyperlink"/>
@@ -1660,7 +1668,7 @@
             <w:noProof/>
             <w:webHidden/>
           </w:rPr>
-          <w:instrText xml:space="preserve"> PAGEREF _Toc242042088 \h </w:instrText>
+          <w:instrText xml:space="preserve"> PAGEREF _Toc242063496 \h </w:instrText>
         </w:r>
         <w:r>
           <w:rPr>
@@ -1680,7 +1688,7 @@
             <w:noProof/>
             <w:webHidden/>
           </w:rPr>
-          <w:t>11</w:t>
+          <w:t>13</w:t>
         </w:r>
         <w:r>
           <w:rPr>
@@ -1706,7 +1714,7 @@
           <w:lang w:eastAsia="en-GB"/>
         </w:rPr>
       </w:pPr>
-      <w:hyperlink w:anchor="_Toc242042089" w:history="1">
+      <w:hyperlink w:anchor="_Toc242063497" w:history="1">
         <w:r>
           <w:rPr>
             <w:rStyle w:val="Hyperlink"/>
@@ -1733,7 +1741,7 @@
             <w:noProof/>
             <w:webHidden/>
           </w:rPr>
-          <w:instrText xml:space="preserve"> PAGEREF _Toc242042089 \h </w:instrText>
+          <w:instrText xml:space="preserve"> PAGEREF _Toc242063497 \h </w:instrText>
         </w:r>
         <w:r>
           <w:rPr>
@@ -1753,7 +1761,7 @@
             <w:noProof/>
             <w:webHidden/>
           </w:rPr>
-          <w:t>11</w:t>
+          <w:t>13</w:t>
         </w:r>
         <w:r>
           <w:rPr>
@@ -1779,7 +1787,7 @@
           <w:lang w:eastAsia="en-GB"/>
         </w:rPr>
       </w:pPr>
-      <w:hyperlink w:anchor="_Toc242042090" w:history="1">
+      <w:hyperlink w:anchor="_Toc242063498" w:history="1">
         <w:r>
           <w:rPr>
             <w:rStyle w:val="Hyperlink"/>
@@ -1806,7 +1814,7 @@
             <w:noProof/>
             <w:webHidden/>
           </w:rPr>
-          <w:instrText xml:space="preserve"> PAGEREF _Toc242042090 \h </w:instrText>
+          <w:instrText xml:space="preserve"> PAGEREF _Toc242063498 \h </w:instrText>
         </w:r>
         <w:r>
           <w:rPr>
@@ -1826,7 +1834,7 @@
             <w:noProof/>
             <w:webHidden/>
           </w:rPr>
-          <w:t>11</w:t>
+          <w:t>13</w:t>
         </w:r>
         <w:r>
           <w:rPr>
@@ -1852,7 +1860,7 @@
           <w:lang w:eastAsia="en-GB"/>
         </w:rPr>
       </w:pPr>
-      <w:hyperlink w:anchor="_Toc242042091" w:history="1">
+      <w:hyperlink w:anchor="_Toc242063499" w:history="1">
         <w:r>
           <w:rPr>
             <w:rStyle w:val="Hyperlink"/>
@@ -1879,7 +1887,7 @@
             <w:noProof/>
             <w:webHidden/>
           </w:rPr>
-          <w:instrText xml:space="preserve"> PAGEREF _Toc242042091 \h </w:instrText>
+          <w:instrText xml:space="preserve"> PAGEREF _Toc242063499 \h </w:instrText>
         </w:r>
         <w:r>
           <w:rPr>
@@ -1899,7 +1907,7 @@
             <w:noProof/>
             <w:webHidden/>
           </w:rPr>
-          <w:t>12</w:t>
+          <w:t>14</w:t>
         </w:r>
         <w:r>
           <w:rPr>
@@ -1926,7 +1934,7 @@
           <w:lang w:eastAsia="en-GB"/>
         </w:rPr>
       </w:pPr>
-      <w:hyperlink w:anchor="_Toc242042092" w:history="1">
+      <w:hyperlink w:anchor="_Toc242063500" w:history="1">
         <w:r>
           <w:rPr>
             <w:rStyle w:val="Hyperlink"/>
@@ -1953,7 +1961,7 @@
             <w:noProof/>
             <w:webHidden/>
           </w:rPr>
-          <w:instrText xml:space="preserve"> PAGEREF _Toc242042092 \h </w:instrText>
+          <w:instrText xml:space="preserve"> PAGEREF _Toc242063500 \h </w:instrText>
         </w:r>
         <w:r>
           <w:rPr>
@@ -1973,7 +1981,7 @@
             <w:noProof/>
             <w:webHidden/>
           </w:rPr>
-          <w:t>12</w:t>
+          <w:t>14</w:t>
         </w:r>
         <w:r>
           <w:rPr>
@@ -2000,7 +2008,7 @@
           <w:lang w:eastAsia="en-GB"/>
         </w:rPr>
       </w:pPr>
-      <w:hyperlink w:anchor="_Toc242042093" w:history="1">
+      <w:hyperlink w:anchor="_Toc242063501" w:history="1">
         <w:r>
           <w:rPr>
             <w:rStyle w:val="Hyperlink"/>
@@ -2027,7 +2035,7 @@
             <w:noProof/>
             <w:webHidden/>
           </w:rPr>
-          <w:instrText xml:space="preserve"> PAGEREF _Toc242042093 \h </w:instrText>
+          <w:instrText xml:space="preserve"> PAGEREF _Toc242063501 \h </w:instrText>
         </w:r>
         <w:r>
           <w:rPr>
@@ -2047,7 +2055,7 @@
             <w:noProof/>
             <w:webHidden/>
           </w:rPr>
-          <w:t>12</w:t>
+          <w:t>14</w:t>
         </w:r>
         <w:r>
           <w:rPr>
@@ -2073,7 +2081,7 @@
           <w:lang w:eastAsia="en-GB"/>
         </w:rPr>
       </w:pPr>
-      <w:hyperlink w:anchor="_Toc242042094" w:history="1">
+      <w:hyperlink w:anchor="_Toc242063502" w:history="1">
         <w:r>
           <w:rPr>
             <w:rStyle w:val="Hyperlink"/>
@@ -2100,7 +2108,7 @@
             <w:noProof/>
             <w:webHidden/>
           </w:rPr>
-          <w:instrText xml:space="preserve"> PAGEREF _Toc242042094 \h </w:instrText>
+          <w:instrText xml:space="preserve"> PAGEREF _Toc242063502 \h </w:instrText>
         </w:r>
         <w:r>
           <w:rPr>
@@ -2120,7 +2128,7 @@
             <w:noProof/>
             <w:webHidden/>
           </w:rPr>
-          <w:t>12</w:t>
+          <w:t>14</w:t>
         </w:r>
         <w:r>
           <w:rPr>
@@ -2148,7 +2156,7 @@
           <w:lang w:eastAsia="en-GB"/>
         </w:rPr>
       </w:pPr>
-      <w:hyperlink w:anchor="_Toc242042095" w:history="1">
+      <w:hyperlink w:anchor="_Toc242063503" w:history="1">
         <w:r>
           <w:rPr>
             <w:rStyle w:val="Hyperlink"/>
@@ -2175,7 +2183,7 @@
             <w:noProof/>
             <w:webHidden/>
           </w:rPr>
-          <w:instrText xml:space="preserve"> PAGEREF _Toc242042095 \h </w:instrText>
+          <w:instrText xml:space="preserve"> PAGEREF _Toc242063503 \h </w:instrText>
         </w:r>
         <w:r>
           <w:rPr>
@@ -2195,7 +2203,7 @@
             <w:noProof/>
             <w:webHidden/>
           </w:rPr>
-          <w:t>13</w:t>
+          <w:t>15</w:t>
         </w:r>
         <w:r>
           <w:rPr>
@@ -2223,12 +2231,87 @@
           <w:lang w:eastAsia="en-GB"/>
         </w:rPr>
       </w:pPr>
-      <w:hyperlink w:anchor="_Toc242042096" w:history="1">
+      <w:hyperlink w:anchor="_Toc242063504" w:history="1">
         <w:r>
           <w:rPr>
             <w:rStyle w:val="Hyperlink"/>
             <w:noProof/>
           </w:rPr>
+          <w:t>7. References</w:t>
+        </w:r>
+        <w:r>
+          <w:rPr>
+            <w:noProof/>
+            <w:webHidden/>
+          </w:rPr>
+          <w:tab/>
+        </w:r>
+        <w:r>
+          <w:rPr>
+            <w:noProof/>
+            <w:webHidden/>
+          </w:rPr>
+          <w:fldChar w:fldCharType="begin"/>
+        </w:r>
+        <w:r>
+          <w:rPr>
+            <w:noProof/>
+            <w:webHidden/>
+          </w:rPr>
+          <w:instrText xml:space="preserve"> PAGEREF _Toc242063504 \h </w:instrText>
+        </w:r>
+        <w:r>
+          <w:rPr>
+            <w:noProof/>
+            <w:webHidden/>
+          </w:rPr>
+        </w:r>
+        <w:r>
+          <w:rPr>
+            <w:noProof/>
+            <w:webHidden/>
+          </w:rPr>
+          <w:fldChar w:fldCharType="separate"/>
+        </w:r>
+        <w:r>
+          <w:rPr>
+            <w:noProof/>
+            <w:webHidden/>
+          </w:rPr>
+          <w:t>16</w:t>
+        </w:r>
+        <w:r>
+          <w:rPr>
+            <w:noProof/>
+            <w:webHidden/>
+          </w:rPr>
+          <w:fldChar w:fldCharType="end"/>
+        </w:r>
+      </w:hyperlink>
+    </w:p>
+    <w:p>
+      <w:pPr>
+        <w:pStyle w:val="TOC1"/>
+        <w:tabs>
+          <w:tab w:val="right" w:leader="dot" w:pos="9016"/>
+        </w:tabs>
+        <w:rPr>
+          <w:rFonts w:eastAsiaTheme="minorEastAsia"/>
+          <w:b w:val="0"/>
+          <w:bCs w:val="0"/>
+          <w:caps w:val="0"/>
+          <w:noProof/>
+          <w:sz w:val="24"/>
+          <w:szCs w:val="24"/>
+          <w:lang w:eastAsia="en-GB"/>
+        </w:rPr>
+      </w:pPr>
+      <w:hyperlink w:anchor="_Toc242063505" w:history="1">
+        <w:r>
+          <w:rPr>
+            <w:rStyle w:val="Hyperlink"/>
+            <w:noProof/>
+          </w:rPr>
           <w:t>Appendix</w:t>
         </w:r>
         <w:r>
@@ -2250,7 +2333,7 @@
             <w:noProof/>
             <w:webHidden/>
           </w:rPr>
-          <w:instrText xml:space="preserve"> PAGEREF _Toc242042096 \h </w:instrText>
+          <w:instrText xml:space="preserve"> PAGEREF _Toc242063505 \h </w:instrText>
         </w:r>
         <w:r>
           <w:rPr>
@@ -2270,7 +2353,7 @@
             <w:noProof/>
             <w:webHidden/>
           </w:rPr>
-          <w:t>14</w:t>
+          <w:t>17</w:t>
         </w:r>
         <w:r>
           <w:rPr>
@@ -2296,7 +2379,7 @@
           <w:lang w:eastAsia="en-GB"/>
         </w:rPr>
       </w:pPr>
-      <w:hyperlink w:anchor="_Toc242042097" w:history="1">
+      <w:hyperlink w:anchor="_Toc242063506" w:history="1">
         <w:r>
           <w:rPr>
             <w:rStyle w:val="Hyperlink"/>
@@ -2323,7 +2406,7 @@
             <w:noProof/>
             <w:webHidden/>
           </w:rPr>
-          <w:instrText xml:space="preserve"> PAGEREF _Toc242042097 \h </w:instrText>
+          <w:instrText xml:space="preserve"> PAGEREF _Toc242063506 \h </w:instrText>
         </w:r>
         <w:r>
           <w:rPr>
@@ -2343,7 +2426,7 @@
             <w:noProof/>
             <w:webHidden/>
           </w:rPr>
-          <w:t>14</w:t>
+          <w:t>17</w:t>
         </w:r>
         <w:r>
           <w:rPr>
@@ -2369,7 +2452,7 @@
           <w:lang w:eastAsia="en-GB"/>
         </w:rPr>
       </w:pPr>
-      <w:hyperlink w:anchor="_Toc242042098" w:history="1">
+      <w:hyperlink w:anchor="_Toc242063507" w:history="1">
         <w:r>
           <w:rPr>
             <w:rStyle w:val="Hyperlink"/>
@@ -2396,7 +2479,7 @@
             <w:noProof/>
             <w:webHidden/>
           </w:rPr>
-          <w:instrText xml:space="preserve"> PAGEREF _Toc242042098 \h </w:instrText>
+          <w:instrText xml:space="preserve"> PAGEREF _Toc242063507 \h </w:instrText>
         </w:r>
         <w:r>
           <w:rPr>
@@ -2416,7 +2499,7 @@
             <w:noProof/>
             <w:webHidden/>
           </w:rPr>
-          <w:t>15</w:t>
+          <w:t>18</w:t>
         </w:r>
         <w:r>
           <w:rPr>
@@ -2442,7 +2525,7 @@
           <w:lang w:eastAsia="en-GB"/>
         </w:rPr>
       </w:pPr>
-      <w:hyperlink w:anchor="_Toc242042099" w:history="1">
+      <w:hyperlink w:anchor="_Toc242063508" w:history="1">
         <w:r>
           <w:rPr>
             <w:rStyle w:val="Hyperlink"/>
@@ -2469,7 +2552,7 @@
             <w:noProof/>
             <w:webHidden/>
           </w:rPr>
-          <w:instrText xml:space="preserve"> PAGEREF _Toc242042099 \h </w:instrText>
+          <w:instrText xml:space="preserve"> PAGEREF _Toc242063508 \h </w:instrText>
         </w:r>
         <w:r>
           <w:rPr>
@@ -2489,7 +2572,7 @@
             <w:noProof/>
             <w:webHidden/>
           </w:rPr>
-          <w:t>16</w:t>
+          <w:t>19</w:t>
         </w:r>
         <w:r>
           <w:rPr>
@@ -2521,21 +2604,13 @@
       </w:r>
     </w:p>
     <w:p>
-      <w:pPr>
+      <w:r>
         <w:rPr>
           <w:b/>
           <w:bCs/>
           <w:sz w:val="32"/>
           <w:szCs w:val="32"/>
         </w:rPr>
-      </w:pPr>
-      <w:r>
-        <w:rPr>
-          <w:b/>
-          <w:bCs/>
-          <w:sz w:val="32"/>
-          <w:szCs w:val="32"/>
-        </w:rPr>
         <w:br w:type="page"/>
       </w:r>
     </w:p>
@@ -2543,7 +2618,7 @@
       <w:pPr>
         <w:pStyle w:val="Heading1"/>
       </w:pPr>
-      <w:bookmarkStart w:id="0" w:name="_Toc242042075"/>
+      <w:bookmarkStart w:id="0" w:name="_Toc242063483"/>
       <w:r>
         <w:lastRenderedPageBreak/>
         <w:t>1</w:t>
@@ -2557,7 +2632,7 @@
       <w:pPr>
         <w:pStyle w:val="Heading2"/>
       </w:pPr>
-      <w:bookmarkStart w:id="1" w:name="_Toc242042076"/>
+      <w:bookmarkStart w:id="1" w:name="_Toc242063484"/>
       <w:r>
         <w:t>1.1 Background and Motivation</w:t>
       </w:r>
@@ -2565,61 +2640,183 @@
     </w:p>
     <w:p>
       <w:r>
-        <w:t xml:space="preserve">The aim of this project is to </w:t>
+        <w:t xml:space="preserve">The </w:t>
+      </w:r>
+      <w:r>
+        <w:t>primary objective</w:t>
+      </w:r>
+      <w:r>
+        <w:t xml:space="preserve"> of this project is to </w:t>
       </w:r>
       <w:r>
         <w:t>explore</w:t>
       </w:r>
       <w:r>
-        <w:t xml:space="preserve"> the link between healthcare expenditure and life expectancy at the national level by investigating the spending patterns and life expectancy of selected OECD countries</w:t>
-      </w:r>
-      <w:r>
-        <w:t xml:space="preserve"> across the decade of 2015 to 2024 inclusive</w:t>
+        <w:t xml:space="preserve"> the link between healthcare expenditure and life expectancy at the national level by investigating the spending patterns and life expectancy </w:t>
+      </w:r>
+      <w:r>
+        <w:t xml:space="preserve">across ten selected </w:t>
+      </w:r>
+      <w:r>
+        <w:t>OECD countries</w:t>
+      </w:r>
+      <w:r>
+        <w:t xml:space="preserve"> over a ten-year period</w:t>
+      </w:r>
+      <w:r>
+        <w:t xml:space="preserve"> </w:t>
+      </w:r>
+      <w:r>
+        <w:t>(</w:t>
+      </w:r>
+      <w:r>
+        <w:t>2015 to 2024</w:t>
+      </w:r>
+      <w:r>
+        <w:t>,</w:t>
+      </w:r>
+      <w:r>
+        <w:t xml:space="preserve"> inclusive</w:t>
+      </w:r>
+      <w:r>
+        <w:t>)</w:t>
       </w:r>
       <w:r>
         <w:t>.</w:t>
       </w:r>
       <w:r>
-        <w:t xml:space="preserve"> The study of health expenditures </w:t>
+        <w:t xml:space="preserve"> The </w:t>
+      </w:r>
+      <w:r>
+        <w:t>analysis</w:t>
+      </w:r>
+      <w:r>
+        <w:t xml:space="preserve"> of health expenditures </w:t>
       </w:r>
       <w:r>
         <w:t>is</w:t>
       </w:r>
       <w:r>
-        <w:t xml:space="preserve"> integral to the formation of public health policy. </w:t>
-      </w:r>
-      <w:r>
-        <w:t>Two key measures of a country's healthcare system and population health are healthcare expenditure and life expectancy. However, countries invest varying levels of resources into their healthcare systems and have varying life expectancy results as a result.</w:t>
-      </w:r>
-      <w:r>
-        <w:t xml:space="preserve"> Anwar et al. (2023) suggest that healthcare bring</w:t>
+        <w:t xml:space="preserve"> </w:t>
+      </w:r>
+      <w:r>
+        <w:t>central</w:t>
+      </w:r>
+      <w:r>
+        <w:t xml:space="preserve"> to the formation of public health policy</w:t>
+      </w:r>
+      <w:r>
+        <w:t>, with spending and life expectancy serving as two important benchmarks of a countries healthcare efficiency and population health.</w:t>
+      </w:r>
+      <w:r>
+        <w:t xml:space="preserve"> </w:t>
+      </w:r>
+    </w:p>
+    <w:p>
+      <w:r>
+        <w:t xml:space="preserve">However, </w:t>
+      </w:r>
+      <w:r>
+        <w:t>country’s</w:t>
+      </w:r>
+      <w:r>
+        <w:t xml:space="preserve"> </w:t>
+      </w:r>
+      <w:r>
+        <w:t>allocate</w:t>
+      </w:r>
+      <w:r>
+        <w:t xml:space="preserve"> varying levels of resources</w:t>
+      </w:r>
+      <w:r>
+        <w:t xml:space="preserve"> toward</w:t>
+      </w:r>
+      <w:r>
+        <w:t xml:space="preserve"> healthcare and have varying life expectancy </w:t>
+      </w:r>
+      <w:r>
+        <w:t>outcomes</w:t>
+      </w:r>
+      <w:r>
+        <w:t xml:space="preserve"> as a result.</w:t>
+      </w:r>
+      <w:r>
+        <w:t xml:space="preserve"> Anwar et al. (2023) </w:t>
+      </w:r>
+      <w:r>
+        <w:t>highlight</w:t>
+      </w:r>
+      <w:r>
+        <w:t xml:space="preserve"> that healthcare </w:t>
+      </w:r>
+      <w:r>
+        <w:t xml:space="preserve">investment </w:t>
+      </w:r>
+      <w:r>
+        <w:t>bring</w:t>
       </w:r>
       <w:r>
         <w:t>s</w:t>
       </w:r>
       <w:r>
-        <w:t xml:space="preserve"> short-term and long-term </w:t>
+        <w:t xml:space="preserve"> </w:t>
+      </w:r>
+      <w:r>
+        <w:t xml:space="preserve">both </w:t>
+      </w:r>
+      <w:r>
+        <w:t xml:space="preserve">short-term and long-term </w:t>
+      </w:r>
+      <w:r>
+        <w:t xml:space="preserve">economic </w:t>
       </w:r>
       <w:r>
         <w:t>benefits and</w:t>
       </w:r>
       <w:r>
-        <w:t xml:space="preserve"> is a prerequisite of long-term sustainable economic development by turn of e</w:t>
-      </w:r>
-      <w:r>
-        <w:t>n</w:t>
-      </w:r>
-      <w:r>
-        <w:t xml:space="preserve">hancing the value of human life leading to higher productivity and economic performance. However, government spending isn’t the full story – there needs to be focus on other measures like economic and environmental to ensure positive health outcomes, as the </w:t>
-      </w:r>
-      <w:r>
-        <w:t>deterioration</w:t>
-      </w:r>
-      <w:r>
-        <w:t xml:space="preserve"> of the environment increases the occurrence of illnesses </w:t>
-      </w:r>
-      <w:r>
-        <w:t>which raises illness rates and therefore health spending</w:t>
+        <w:t xml:space="preserve"> is a prerequisite </w:t>
+      </w:r>
+      <w:r>
+        <w:t>for</w:t>
+      </w:r>
+      <w:r>
+        <w:t xml:space="preserve"> long-term sustainable development by </w:t>
+      </w:r>
+      <w:r>
+        <w:t>increasing</w:t>
+      </w:r>
+      <w:r>
+        <w:t xml:space="preserve"> the value of human life leading to higher productivity and economic performance. However, government spending </w:t>
+      </w:r>
+      <w:r>
+        <w:t>is only part of the story;</w:t>
+      </w:r>
+      <w:r>
+        <w:t xml:space="preserve"> economic and environmental </w:t>
+      </w:r>
+      <w:r>
+        <w:t xml:space="preserve">factors must also be considered, as </w:t>
+      </w:r>
+      <w:r>
+        <w:t xml:space="preserve">the </w:t>
+      </w:r>
+      <w:r>
+        <w:t>degradation</w:t>
+      </w:r>
+      <w:r>
+        <w:t xml:space="preserve"> of the environment increases the </w:t>
+      </w:r>
+      <w:r>
+        <w:t>prevalence</w:t>
+      </w:r>
+      <w:r>
+        <w:t xml:space="preserve"> of illness</w:t>
+      </w:r>
+      <w:r>
+        <w:t xml:space="preserve">, thereby increasing </w:t>
+      </w:r>
+      <w:r>
+        <w:t>health spending</w:t>
       </w:r>
       <w:r>
         <w:t>.</w:t>
@@ -2627,16 +2824,10 @@
     </w:p>
     <w:p>
       <w:r>
-        <w:t xml:space="preserve">In this project, the </w:t>
-      </w:r>
-      <w:r>
-        <w:t>countries</w:t>
-      </w:r>
-      <w:r>
-        <w:t xml:space="preserve"> examined are</w:t>
-      </w:r>
-      <w:r>
-        <w:t>: A</w:t>
+        <w:t xml:space="preserve">This study examines ten OECD nations: </w:t>
+      </w:r>
+      <w:r>
+        <w:t>A</w:t>
       </w:r>
       <w:r>
         <w:t>ustralia, Canada, France, Germany, Italy, Japan, Korea, New Zealand, United Kingdom and</w:t>
@@ -2650,10 +2841,7 @@
     </w:p>
     <w:p>
       <w:r>
-        <w:t>The</w:t>
-      </w:r>
-      <w:r>
-        <w:t>se</w:t>
+        <w:t>The resulting interactive</w:t>
       </w:r>
       <w:r>
         <w:t xml:space="preserve"> visualisation</w:t>
@@ -2662,46 +2850,76 @@
         <w:t>s</w:t>
       </w:r>
       <w:r>
-        <w:t xml:space="preserve"> will be beneficial to students, researchers, policymakers and the public interested in public health. Users will be able to compare countries, look at changes over time and find relationships between the cost of health care and the length of life. These comparisons </w:t>
-      </w:r>
-      <w:r>
-        <w:t>are</w:t>
-      </w:r>
-      <w:r>
-        <w:t xml:space="preserve"> easier to understand </w:t>
-      </w:r>
-      <w:r>
-        <w:t xml:space="preserve">when </w:t>
-      </w:r>
-      <w:r>
-        <w:t>presented visually as opposed to a large mass of raw data for analysis.</w:t>
-      </w:r>
-      <w:r>
-        <w:t xml:space="preserve"> When analysing the presented data users should be able to understand that </w:t>
-      </w:r>
-      <w:r>
-        <w:t>higher health spending does not necessarily yield a proportionate return</w:t>
-      </w:r>
-      <w:r>
-        <w:t>, for example, the United States has the highest expenditure but lowest life expectancy over time</w:t>
-      </w:r>
-      <w:r>
-        <w:t xml:space="preserve"> after </w:t>
-      </w:r>
-      <w:r>
-        <w:t>analysing</w:t>
-      </w:r>
-      <w:r>
-        <w:t xml:space="preserve"> the 2015-2024 OECD data</w:t>
+        <w:t xml:space="preserve"> </w:t>
+      </w:r>
+      <w:r>
+        <w:t>are designed for</w:t>
+      </w:r>
+      <w:r>
+        <w:t xml:space="preserve"> students, researchers, policymakers and the </w:t>
+      </w:r>
+      <w:r>
+        <w:t>general public</w:t>
       </w:r>
       <w:r>
         <w:t xml:space="preserve">. </w:t>
       </w:r>
       <w:r>
+        <w:t>By presenting statistical trends visually rather than through tabular data, u</w:t>
+      </w:r>
+      <w:r>
+        <w:t xml:space="preserve">sers will be able to compare countries, look at changes over time and find relationships between the cost of health care and the length of life. </w:t>
+      </w:r>
+      <w:r>
+        <w:t>Crucially, the visuali</w:t>
+      </w:r>
+      <w:r>
+        <w:t>s</w:t>
+      </w:r>
+      <w:r>
+        <w:t>ations demonstrate that higher healthcare spending does not automatically guarantee proportional gains in life expectancy</w:t>
+      </w:r>
+      <w:r>
+        <w:t xml:space="preserve"> – </w:t>
+      </w:r>
+      <w:r>
+        <w:t>for example, the United States has the highest expenditure but lowest life expectancy</w:t>
+      </w:r>
+      <w:r>
+        <w:t xml:space="preserve"> in the sample</w:t>
+      </w:r>
+      <w:r>
+        <w:t xml:space="preserve">. </w:t>
+      </w:r>
+      <w:r>
         <w:t>In contrast</w:t>
       </w:r>
       <w:r>
-        <w:t>, some East Asian and European countries had low health expenditure but high life expectancy denoting highly efficient systems and other social factors.</w:t>
+        <w:t xml:space="preserve">, </w:t>
+      </w:r>
+      <w:r>
+        <w:t>several</w:t>
+      </w:r>
+      <w:r>
+        <w:t xml:space="preserve"> East Asian and European countries </w:t>
+      </w:r>
+      <w:r>
+        <w:t>have</w:t>
+      </w:r>
+      <w:r>
+        <w:t xml:space="preserve"> low health expenditure but high life expectancy </w:t>
+      </w:r>
+      <w:r>
+        <w:t>signalling</w:t>
+      </w:r>
+      <w:r>
+        <w:t xml:space="preserve"> highly efficient systems </w:t>
+      </w:r>
+      <w:r>
+        <w:t>alongside</w:t>
+      </w:r>
+      <w:r>
+        <w:t xml:space="preserve"> other social factors.</w:t>
       </w:r>
     </w:p>
     <w:p/>
@@ -2709,7 +2927,7 @@
       <w:pPr>
         <w:pStyle w:val="Heading2"/>
       </w:pPr>
-      <w:bookmarkStart w:id="2" w:name="_Toc242042077"/>
+      <w:bookmarkStart w:id="2" w:name="_Toc242063485"/>
       <w:r>
         <w:t>1.2 Visualisation Purpose</w:t>
       </w:r>
@@ -2717,15 +2935,7 @@
     </w:p>
     <w:p>
       <w:r>
-        <w:t>This project aims to examine how healthcare spending is linked to life expectancy in the selected OECD countries.</w:t>
-      </w:r>
-    </w:p>
-    <w:p>
-      <w:r>
-        <w:t>The guiding research questions for this project are</w:t>
-      </w:r>
-      <w:r>
-        <w:t>:</w:t>
+        <w:t>This project examines the link between healthcare expenditure and life expectancy. The core analysis is framed around five guiding research questions:</w:t>
       </w:r>
     </w:p>
     <w:p>
@@ -2761,7 +2971,6 @@
         </w:numPr>
       </w:pPr>
       <w:r>
-        <w:lastRenderedPageBreak/>
         <w:t>What is the life expectancy in each of the selected OECD countries?</w:t>
       </w:r>
     </w:p>
@@ -2774,6 +2983,7 @@
         </w:numPr>
       </w:pPr>
       <w:r>
+        <w:lastRenderedPageBreak/>
         <w:t>How have healthcare expenditure and life expectancy changed between 2015 and 2024</w:t>
       </w:r>
       <w:r>
@@ -2802,7 +3012,7 @@
       <w:pPr>
         <w:pStyle w:val="Heading2"/>
       </w:pPr>
-      <w:bookmarkStart w:id="3" w:name="_Toc242042078"/>
+      <w:bookmarkStart w:id="3" w:name="_Toc242063486"/>
       <w:r>
         <w:t>1.3 Project Schedule</w:t>
       </w:r>
@@ -2918,88 +3128,83 @@
     <w:p/>
     <w:tbl>
       <w:tblPr>
-        <w:tblStyle w:val="TableGridLight"/>
+        <w:tblStyle w:val="GridTable7Colourful"/>
         <w:tblW w:w="0" w:type="auto"/>
         <w:tblLook w:val="04A0" w:firstRow="1" w:lastRow="0" w:firstColumn="1" w:lastColumn="0" w:noHBand="0" w:noVBand="1"/>
       </w:tblPr>
       <w:tblGrid>
-        <w:gridCol w:w="1396"/>
-        <w:gridCol w:w="5445"/>
-        <w:gridCol w:w="2175"/>
+        <w:gridCol w:w="1398"/>
+        <w:gridCol w:w="5452"/>
+        <w:gridCol w:w="2176"/>
       </w:tblGrid>
       <w:tr>
-        <w:tc>
-          <w:tcPr>
+        <w:trPr>
+          <w:cnfStyle w:val="100000000000" w:firstRow="1" w:lastRow="0" w:firstColumn="0" w:lastColumn="0" w:oddVBand="0" w:evenVBand="0" w:oddHBand="0" w:evenHBand="0" w:firstRowFirstColumn="0" w:firstRowLastColumn="0" w:lastRowFirstColumn="0" w:lastRowLastColumn="0"/>
+        </w:trPr>
+        <w:tc>
+          <w:tcPr>
+            <w:cnfStyle w:val="001000000100" w:firstRow="0" w:lastRow="0" w:firstColumn="1" w:lastColumn="0" w:oddVBand="0" w:evenVBand="0" w:oddHBand="0" w:evenHBand="0" w:firstRowFirstColumn="1" w:firstRowLastColumn="0" w:lastRowFirstColumn="0" w:lastRowLastColumn="0"/>
             <w:tcW w:w="1555" w:type="dxa"/>
-            <w:shd w:val="clear" w:color="auto" w:fill="D1D1D1" w:themeFill="background2" w:themeFillShade="E6"/>
             <w:hideMark/>
           </w:tcPr>
           <w:p>
             <w:pPr>
               <w:spacing w:before="120" w:after="120"/>
               <w:rPr>
-                <w:b/>
-                <w:bCs/>
+                <w:b w:val="0"/>
+                <w:bCs w:val="0"/>
               </w:rPr>
             </w:pPr>
             <w:r>
+              <w:t>Period</w:t>
+            </w:r>
+          </w:p>
+        </w:tc>
+        <w:tc>
+          <w:tcPr>
+            <w:tcW w:w="6520" w:type="dxa"/>
+            <w:hideMark/>
+          </w:tcPr>
+          <w:p>
+            <w:pPr>
+              <w:spacing w:before="120" w:after="120"/>
+              <w:cnfStyle w:val="100000000000" w:firstRow="1" w:lastRow="0" w:firstColumn="0" w:lastColumn="0" w:oddVBand="0" w:evenVBand="0" w:oddHBand="0" w:evenHBand="0" w:firstRowFirstColumn="0" w:firstRowLastColumn="0" w:lastRowFirstColumn="0" w:lastRowLastColumn="0"/>
               <w:rPr>
-                <w:b/>
-                <w:bCs/>
+                <w:b w:val="0"/>
+                <w:bCs w:val="0"/>
               </w:rPr>
-              <w:t>Period</w:t>
-            </w:r>
-          </w:p>
-        </w:tc>
-        <w:tc>
-          <w:tcPr>
-            <w:tcW w:w="6520" w:type="dxa"/>
-            <w:shd w:val="clear" w:color="auto" w:fill="D1D1D1" w:themeFill="background2" w:themeFillShade="E6"/>
-            <w:hideMark/>
+            </w:pPr>
+            <w:r>
+              <w:t>Planned Work</w:t>
+            </w:r>
+          </w:p>
+        </w:tc>
+        <w:tc>
+          <w:tcPr>
+            <w:tcW w:w="2381" w:type="dxa"/>
           </w:tcPr>
           <w:p>
             <w:pPr>
               <w:spacing w:before="120" w:after="120"/>
+              <w:cnfStyle w:val="100000000000" w:firstRow="1" w:lastRow="0" w:firstColumn="0" w:lastColumn="0" w:oddVBand="0" w:evenVBand="0" w:oddHBand="0" w:evenHBand="0" w:firstRowFirstColumn="0" w:firstRowLastColumn="0" w:lastRowFirstColumn="0" w:lastRowLastColumn="0"/>
               <w:rPr>
-                <w:b/>
-                <w:bCs/>
+                <w:b w:val="0"/>
+                <w:bCs w:val="0"/>
               </w:rPr>
             </w:pPr>
             <w:r>
-              <w:rPr>
-                <w:b/>
-                <w:bCs/>
-              </w:rPr>
-              <w:t>Planned Work</w:t>
-            </w:r>
-          </w:p>
-        </w:tc>
-        <w:tc>
-          <w:tcPr>
-            <w:tcW w:w="2381" w:type="dxa"/>
-            <w:shd w:val="clear" w:color="auto" w:fill="D1D1D1" w:themeFill="background2" w:themeFillShade="E6"/>
-          </w:tcPr>
-          <w:p>
-            <w:pPr>
-              <w:spacing w:before="120" w:after="120"/>
-              <w:rPr>
-                <w:b/>
-                <w:bCs/>
-              </w:rPr>
-            </w:pPr>
-            <w:r>
-              <w:rPr>
-                <w:b/>
-                <w:bCs/>
-              </w:rPr>
               <w:t>Assessment Due</w:t>
             </w:r>
           </w:p>
         </w:tc>
       </w:tr>
       <w:tr>
-        <w:tc>
-          <w:tcPr>
+        <w:trPr>
+          <w:cnfStyle w:val="000000100000" w:firstRow="0" w:lastRow="0" w:firstColumn="0" w:lastColumn="0" w:oddVBand="0" w:evenVBand="0" w:oddHBand="1" w:evenHBand="0" w:firstRowFirstColumn="0" w:firstRowLastColumn="0" w:lastRowFirstColumn="0" w:lastRowLastColumn="0"/>
+        </w:trPr>
+        <w:tc>
+          <w:tcPr>
+            <w:cnfStyle w:val="001000000000" w:firstRow="0" w:lastRow="0" w:firstColumn="1" w:lastColumn="0" w:oddVBand="0" w:evenVBand="0" w:oddHBand="0" w:evenHBand="0" w:firstRowFirstColumn="0" w:firstRowLastColumn="0" w:lastRowFirstColumn="0" w:lastRowLastColumn="0"/>
             <w:tcW w:w="1555" w:type="dxa"/>
             <w:hideMark/>
           </w:tcPr>
@@ -3029,6 +3234,7 @@
               <w:tabs>
                 <w:tab w:val="num" w:pos="360"/>
               </w:tabs>
+              <w:cnfStyle w:val="000000100000" w:firstRow="0" w:lastRow="0" w:firstColumn="0" w:lastColumn="0" w:oddVBand="0" w:evenVBand="0" w:oddHBand="1" w:evenHBand="0" w:firstRowFirstColumn="0" w:firstRowLastColumn="0" w:lastRowFirstColumn="0" w:lastRowLastColumn="0"/>
             </w:pPr>
             <w:r>
               <w:t xml:space="preserve">Project </w:t>
@@ -3053,6 +3259,7 @@
               <w:spacing w:before="120" w:after="120"/>
               <w:ind w:left="357" w:hanging="357"/>
               <w:contextualSpacing w:val="0"/>
+              <w:cnfStyle w:val="000000100000" w:firstRow="0" w:lastRow="0" w:firstColumn="0" w:lastColumn="0" w:oddVBand="0" w:evenVBand="0" w:oddHBand="1" w:evenHBand="0" w:firstRowFirstColumn="0" w:firstRowLastColumn="0" w:lastRowFirstColumn="0" w:lastRowLastColumn="0"/>
             </w:pPr>
             <w:r>
               <w:t>Establish team communication</w:t>
@@ -3071,6 +3278,7 @@
               <w:spacing w:before="120" w:after="120"/>
               <w:ind w:left="357" w:hanging="357"/>
               <w:contextualSpacing w:val="0"/>
+              <w:cnfStyle w:val="000000100000" w:firstRow="0" w:lastRow="0" w:firstColumn="0" w:lastColumn="0" w:oddVBand="0" w:evenVBand="0" w:oddHBand="1" w:evenHBand="0" w:firstRowFirstColumn="0" w:firstRowLastColumn="0" w:lastRowFirstColumn="0" w:lastRowLastColumn="0"/>
             </w:pPr>
             <w:r>
               <w:t>Re</w:t>
@@ -3098,6 +3306,7 @@
               <w:spacing w:before="120" w:after="120"/>
               <w:ind w:left="357" w:hanging="357"/>
               <w:contextualSpacing w:val="0"/>
+              <w:cnfStyle w:val="000000100000" w:firstRow="0" w:lastRow="0" w:firstColumn="0" w:lastColumn="0" w:oddVBand="0" w:evenVBand="0" w:oddHBand="1" w:evenHBand="0" w:firstRowFirstColumn="0" w:firstRowLastColumn="0" w:lastRowFirstColumn="0" w:lastRowLastColumn="0"/>
             </w:pPr>
             <w:r>
               <w:t>D</w:t>
@@ -3110,11 +3319,11 @@
         <w:tc>
           <w:tcPr>
             <w:tcW w:w="2381" w:type="dxa"/>
-            <w:shd w:val="clear" w:color="auto" w:fill="E8E8E8" w:themeFill="background2"/>
           </w:tcPr>
           <w:p>
             <w:pPr>
               <w:spacing w:before="120" w:after="120"/>
+              <w:cnfStyle w:val="000000100000" w:firstRow="0" w:lastRow="0" w:firstColumn="0" w:lastColumn="0" w:oddVBand="0" w:evenVBand="0" w:oddHBand="1" w:evenHBand="0" w:firstRowFirstColumn="0" w:firstRowLastColumn="0" w:lastRowFirstColumn="0" w:lastRowLastColumn="0"/>
             </w:pPr>
           </w:p>
         </w:tc>
@@ -3122,6 +3331,7 @@
       <w:tr>
         <w:tc>
           <w:tcPr>
+            <w:cnfStyle w:val="001000000000" w:firstRow="0" w:lastRow="0" w:firstColumn="1" w:lastColumn="0" w:oddVBand="0" w:evenVBand="0" w:oddHBand="0" w:evenHBand="0" w:firstRowFirstColumn="0" w:firstRowLastColumn="0" w:lastRowFirstColumn="0" w:lastRowLastColumn="0"/>
             <w:tcW w:w="1555" w:type="dxa"/>
             <w:hideMark/>
           </w:tcPr>
@@ -3149,6 +3359,7 @@
               <w:spacing w:before="120" w:after="120"/>
               <w:ind w:left="357" w:hanging="357"/>
               <w:contextualSpacing w:val="0"/>
+              <w:cnfStyle w:val="000000000000" w:firstRow="0" w:lastRow="0" w:firstColumn="0" w:lastColumn="0" w:oddVBand="0" w:evenVBand="0" w:oddHBand="0" w:evenHBand="0" w:firstRowFirstColumn="0" w:firstRowLastColumn="0" w:lastRowFirstColumn="0" w:lastRowLastColumn="0"/>
             </w:pPr>
             <w:r>
               <w:t>Select OECD Health Statistics topic</w:t>
@@ -3167,6 +3378,7 @@
               <w:spacing w:before="120" w:after="120"/>
               <w:ind w:left="357" w:hanging="357"/>
               <w:contextualSpacing w:val="0"/>
+              <w:cnfStyle w:val="000000000000" w:firstRow="0" w:lastRow="0" w:firstColumn="0" w:lastColumn="0" w:oddVBand="0" w:evenVBand="0" w:oddHBand="0" w:evenHBand="0" w:firstRowFirstColumn="0" w:firstRowLastColumn="0" w:lastRowFirstColumn="0" w:lastRowLastColumn="0"/>
             </w:pPr>
             <w:r>
               <w:t>I</w:t>
@@ -3185,18 +3397,22 @@
         <w:tc>
           <w:tcPr>
             <w:tcW w:w="2381" w:type="dxa"/>
-            <w:shd w:val="clear" w:color="auto" w:fill="E8E8E8" w:themeFill="background2"/>
           </w:tcPr>
           <w:p>
             <w:pPr>
               <w:spacing w:before="120" w:after="120"/>
+              <w:cnfStyle w:val="000000000000" w:firstRow="0" w:lastRow="0" w:firstColumn="0" w:lastColumn="0" w:oddVBand="0" w:evenVBand="0" w:oddHBand="0" w:evenHBand="0" w:firstRowFirstColumn="0" w:firstRowLastColumn="0" w:lastRowFirstColumn="0" w:lastRowLastColumn="0"/>
             </w:pPr>
           </w:p>
         </w:tc>
       </w:tr>
       <w:tr>
-        <w:tc>
-          <w:tcPr>
+        <w:trPr>
+          <w:cnfStyle w:val="000000100000" w:firstRow="0" w:lastRow="0" w:firstColumn="0" w:lastColumn="0" w:oddVBand="0" w:evenVBand="0" w:oddHBand="1" w:evenHBand="0" w:firstRowFirstColumn="0" w:firstRowLastColumn="0" w:lastRowFirstColumn="0" w:lastRowLastColumn="0"/>
+        </w:trPr>
+        <w:tc>
+          <w:tcPr>
+            <w:cnfStyle w:val="001000000000" w:firstRow="0" w:lastRow="0" w:firstColumn="1" w:lastColumn="0" w:oddVBand="0" w:evenVBand="0" w:oddHBand="0" w:evenHBand="0" w:firstRowFirstColumn="0" w:firstRowLastColumn="0" w:lastRowFirstColumn="0" w:lastRowLastColumn="0"/>
             <w:tcW w:w="1555" w:type="dxa"/>
             <w:hideMark/>
           </w:tcPr>
@@ -3217,6 +3433,7 @@
           <w:p>
             <w:pPr>
               <w:pStyle w:val="Heading5"/>
+              <w:cnfStyle w:val="000000100000" w:firstRow="0" w:lastRow="0" w:firstColumn="0" w:lastColumn="0" w:oddVBand="0" w:evenVBand="0" w:oddHBand="1" w:evenHBand="0" w:firstRowFirstColumn="0" w:firstRowLastColumn="0" w:lastRowFirstColumn="0" w:lastRowLastColumn="0"/>
             </w:pPr>
             <w:r>
               <w:t>Project Setup &amp; Data Collection</w:t>
@@ -3232,6 +3449,7 @@
               <w:spacing w:before="120" w:after="120"/>
               <w:ind w:left="357" w:hanging="357"/>
               <w:contextualSpacing w:val="0"/>
+              <w:cnfStyle w:val="000000100000" w:firstRow="0" w:lastRow="0" w:firstColumn="0" w:lastColumn="0" w:oddVBand="0" w:evenVBand="0" w:oddHBand="1" w:evenHBand="0" w:firstRowFirstColumn="0" w:firstRowLastColumn="0" w:lastRowFirstColumn="0" w:lastRowLastColumn="0"/>
             </w:pPr>
             <w:r>
               <w:t>Create GitHub repository</w:t>
@@ -3250,6 +3468,7 @@
               <w:spacing w:before="120" w:after="120"/>
               <w:ind w:left="357" w:hanging="357"/>
               <w:contextualSpacing w:val="0"/>
+              <w:cnfStyle w:val="000000100000" w:firstRow="0" w:lastRow="0" w:firstColumn="0" w:lastColumn="0" w:oddVBand="0" w:evenVBand="0" w:oddHBand="1" w:evenHBand="0" w:firstRowFirstColumn="0" w:firstRowLastColumn="0" w:lastRowFirstColumn="0" w:lastRowLastColumn="0"/>
             </w:pPr>
             <w:r>
               <w:t>C</w:t>
@@ -3271,6 +3490,7 @@
               <w:spacing w:before="120" w:after="120"/>
               <w:ind w:left="357" w:hanging="357"/>
               <w:contextualSpacing w:val="0"/>
+              <w:cnfStyle w:val="000000100000" w:firstRow="0" w:lastRow="0" w:firstColumn="0" w:lastColumn="0" w:oddVBand="0" w:evenVBand="0" w:oddHBand="1" w:evenHBand="0" w:firstRowFirstColumn="0" w:firstRowLastColumn="0" w:lastRowFirstColumn="0" w:lastRowLastColumn="0"/>
             </w:pPr>
             <w:r>
               <w:t>B</w:t>
@@ -3289,11 +3509,11 @@
         <w:tc>
           <w:tcPr>
             <w:tcW w:w="2381" w:type="dxa"/>
-            <w:shd w:val="clear" w:color="auto" w:fill="E8E8E8" w:themeFill="background2"/>
           </w:tcPr>
           <w:p>
             <w:pPr>
               <w:spacing w:before="120" w:after="120"/>
+              <w:cnfStyle w:val="000000100000" w:firstRow="0" w:lastRow="0" w:firstColumn="0" w:lastColumn="0" w:oddVBand="0" w:evenVBand="0" w:oddHBand="1" w:evenHBand="0" w:firstRowFirstColumn="0" w:firstRowLastColumn="0" w:lastRowFirstColumn="0" w:lastRowLastColumn="0"/>
             </w:pPr>
           </w:p>
         </w:tc>
@@ -3301,6 +3521,7 @@
       <w:tr>
         <w:tc>
           <w:tcPr>
+            <w:cnfStyle w:val="001000000000" w:firstRow="0" w:lastRow="0" w:firstColumn="1" w:lastColumn="0" w:oddVBand="0" w:evenVBand="0" w:oddHBand="0" w:evenHBand="0" w:firstRowFirstColumn="0" w:firstRowLastColumn="0" w:lastRowFirstColumn="0" w:lastRowLastColumn="0"/>
             <w:tcW w:w="1555" w:type="dxa"/>
             <w:hideMark/>
           </w:tcPr>
@@ -3322,6 +3543,7 @@
           <w:p>
             <w:pPr>
               <w:pStyle w:val="Heading5"/>
+              <w:cnfStyle w:val="000000000000" w:firstRow="0" w:lastRow="0" w:firstColumn="0" w:lastColumn="0" w:oddVBand="0" w:evenVBand="0" w:oddHBand="0" w:evenHBand="0" w:firstRowFirstColumn="0" w:firstRowLastColumn="0" w:lastRowFirstColumn="0" w:lastRowLastColumn="0"/>
             </w:pPr>
             <w:r>
               <w:t>Data Preparation &amp; Design</w:t>
@@ -3337,6 +3559,7 @@
               <w:spacing w:before="120" w:after="120"/>
               <w:ind w:left="357" w:hanging="357"/>
               <w:contextualSpacing w:val="0"/>
+              <w:cnfStyle w:val="000000000000" w:firstRow="0" w:lastRow="0" w:firstColumn="0" w:lastColumn="0" w:oddVBand="0" w:evenVBand="0" w:oddHBand="0" w:evenHBand="0" w:firstRowFirstColumn="0" w:firstRowLastColumn="0" w:lastRowFirstColumn="0" w:lastRowLastColumn="0"/>
             </w:pPr>
             <w:r>
               <w:t>Complete standup 1 report.</w:t>
@@ -3352,6 +3575,7 @@
               <w:spacing w:before="120" w:after="120"/>
               <w:ind w:left="357" w:hanging="357"/>
               <w:contextualSpacing w:val="0"/>
+              <w:cnfStyle w:val="000000000000" w:firstRow="0" w:lastRow="0" w:firstColumn="0" w:lastColumn="0" w:oddVBand="0" w:evenVBand="0" w:oddHBand="0" w:evenHBand="0" w:firstRowFirstColumn="0" w:firstRowLastColumn="0" w:lastRowFirstColumn="0" w:lastRowLastColumn="0"/>
             </w:pPr>
             <w:r>
               <w:t>D</w:t>
@@ -3383,6 +3607,7 @@
           <w:p>
             <w:pPr>
               <w:spacing w:before="120" w:after="120"/>
+              <w:cnfStyle w:val="000000000000" w:firstRow="0" w:lastRow="0" w:firstColumn="0" w:lastColumn="0" w:oddVBand="0" w:evenVBand="0" w:oddHBand="0" w:evenHBand="0" w:firstRowFirstColumn="0" w:firstRowLastColumn="0" w:lastRowFirstColumn="0" w:lastRowLastColumn="0"/>
             </w:pPr>
             <w:r>
               <w:t>Assignment 3A:</w:t>
@@ -3394,8 +3619,12 @@
         </w:tc>
       </w:tr>
       <w:tr>
-        <w:tc>
-          <w:tcPr>
+        <w:trPr>
+          <w:cnfStyle w:val="000000100000" w:firstRow="0" w:lastRow="0" w:firstColumn="0" w:lastColumn="0" w:oddVBand="0" w:evenVBand="0" w:oddHBand="1" w:evenHBand="0" w:firstRowFirstColumn="0" w:firstRowLastColumn="0" w:lastRowFirstColumn="0" w:lastRowLastColumn="0"/>
+        </w:trPr>
+        <w:tc>
+          <w:tcPr>
+            <w:cnfStyle w:val="001000000000" w:firstRow="0" w:lastRow="0" w:firstColumn="1" w:lastColumn="0" w:oddVBand="0" w:evenVBand="0" w:oddHBand="0" w:evenHBand="0" w:firstRowFirstColumn="0" w:firstRowLastColumn="0" w:lastRowFirstColumn="0" w:lastRowLastColumn="0"/>
             <w:tcW w:w="1555" w:type="dxa"/>
             <w:hideMark/>
           </w:tcPr>
@@ -3423,6 +3652,7 @@
               <w:spacing w:before="120" w:after="120"/>
               <w:ind w:left="357" w:hanging="357"/>
               <w:contextualSpacing w:val="0"/>
+              <w:cnfStyle w:val="000000100000" w:firstRow="0" w:lastRow="0" w:firstColumn="0" w:lastColumn="0" w:oddVBand="0" w:evenVBand="0" w:oddHBand="1" w:evenHBand="0" w:firstRowFirstColumn="0" w:firstRowLastColumn="0" w:lastRowFirstColumn="0" w:lastRowLastColumn="0"/>
             </w:pPr>
             <w:r>
               <w:t>Clean and process datasets</w:t>
@@ -3441,6 +3671,7 @@
               <w:spacing w:before="120" w:after="120"/>
               <w:ind w:left="357" w:hanging="357"/>
               <w:contextualSpacing w:val="0"/>
+              <w:cnfStyle w:val="000000100000" w:firstRow="0" w:lastRow="0" w:firstColumn="0" w:lastColumn="0" w:oddVBand="0" w:evenVBand="0" w:oddHBand="1" w:evenHBand="0" w:firstRowFirstColumn="0" w:firstRowLastColumn="0" w:lastRowFirstColumn="0" w:lastRowLastColumn="0"/>
             </w:pPr>
             <w:r>
               <w:t>Finalise website design.</w:t>
@@ -3456,6 +3687,7 @@
               <w:spacing w:before="120" w:after="120"/>
               <w:ind w:left="357" w:hanging="357"/>
               <w:contextualSpacing w:val="0"/>
+              <w:cnfStyle w:val="000000100000" w:firstRow="0" w:lastRow="0" w:firstColumn="0" w:lastColumn="0" w:oddVBand="0" w:evenVBand="0" w:oddHBand="1" w:evenHBand="0" w:firstRowFirstColumn="0" w:firstRowLastColumn="0" w:lastRowFirstColumn="0" w:lastRowLastColumn="0"/>
             </w:pPr>
             <w:r>
               <w:t>D</w:t>
@@ -3468,11 +3700,11 @@
         <w:tc>
           <w:tcPr>
             <w:tcW w:w="2381" w:type="dxa"/>
-            <w:shd w:val="clear" w:color="auto" w:fill="E8E8E8" w:themeFill="background2"/>
           </w:tcPr>
           <w:p>
             <w:pPr>
               <w:spacing w:before="120" w:after="120"/>
+              <w:cnfStyle w:val="000000100000" w:firstRow="0" w:lastRow="0" w:firstColumn="0" w:lastColumn="0" w:oddVBand="0" w:evenVBand="0" w:oddHBand="1" w:evenHBand="0" w:firstRowFirstColumn="0" w:firstRowLastColumn="0" w:lastRowFirstColumn="0" w:lastRowLastColumn="0"/>
             </w:pPr>
           </w:p>
         </w:tc>
@@ -3480,6 +3712,7 @@
       <w:tr>
         <w:tc>
           <w:tcPr>
+            <w:cnfStyle w:val="001000000000" w:firstRow="0" w:lastRow="0" w:firstColumn="1" w:lastColumn="0" w:oddVBand="0" w:evenVBand="0" w:oddHBand="0" w:evenHBand="0" w:firstRowFirstColumn="0" w:firstRowLastColumn="0" w:lastRowFirstColumn="0" w:lastRowLastColumn="0"/>
             <w:tcW w:w="1555" w:type="dxa"/>
             <w:hideMark/>
           </w:tcPr>
@@ -3500,6 +3733,7 @@
           <w:p>
             <w:pPr>
               <w:pStyle w:val="Heading5"/>
+              <w:cnfStyle w:val="000000000000" w:firstRow="0" w:lastRow="0" w:firstColumn="0" w:lastColumn="0" w:oddVBand="0" w:evenVBand="0" w:oddHBand="0" w:evenHBand="0" w:firstRowFirstColumn="0" w:firstRowLastColumn="0" w:lastRowFirstColumn="0" w:lastRowLastColumn="0"/>
             </w:pPr>
             <w:r>
               <w:t>Development &amp; Implementation</w:t>
@@ -3514,6 +3748,7 @@
               </w:numPr>
               <w:spacing w:before="120" w:after="120"/>
               <w:contextualSpacing w:val="0"/>
+              <w:cnfStyle w:val="000000000000" w:firstRow="0" w:lastRow="0" w:firstColumn="0" w:lastColumn="0" w:oddVBand="0" w:evenVBand="0" w:oddHBand="0" w:evenHBand="0" w:firstRowFirstColumn="0" w:firstRowLastColumn="0" w:lastRowFirstColumn="0" w:lastRowLastColumn="0"/>
             </w:pPr>
             <w:r>
               <w:t>Develop D3 visualisations and interactive features.</w:t>
@@ -3528,6 +3763,7 @@
               </w:numPr>
               <w:spacing w:before="120" w:after="120"/>
               <w:contextualSpacing w:val="0"/>
+              <w:cnfStyle w:val="000000000000" w:firstRow="0" w:lastRow="0" w:firstColumn="0" w:lastColumn="0" w:oddVBand="0" w:evenVBand="0" w:oddHBand="0" w:evenHBand="0" w:firstRowFirstColumn="0" w:firstRowLastColumn="0" w:lastRowFirstColumn="0" w:lastRowLastColumn="0"/>
             </w:pPr>
             <w:r>
               <w:t>Complete standup 2 report.</w:t>
@@ -3541,6 +3777,7 @@
           <w:p>
             <w:pPr>
               <w:spacing w:before="120" w:after="120"/>
+              <w:cnfStyle w:val="000000000000" w:firstRow="0" w:lastRow="0" w:firstColumn="0" w:lastColumn="0" w:oddVBand="0" w:evenVBand="0" w:oddHBand="0" w:evenHBand="0" w:firstRowFirstColumn="0" w:firstRowLastColumn="0" w:lastRowFirstColumn="0" w:lastRowLastColumn="0"/>
             </w:pPr>
             <w:r>
               <w:t>Assignment 3A:</w:t>
@@ -3555,8 +3792,12 @@
         </w:tc>
       </w:tr>
       <w:tr>
-        <w:tc>
-          <w:tcPr>
+        <w:trPr>
+          <w:cnfStyle w:val="000000100000" w:firstRow="0" w:lastRow="0" w:firstColumn="0" w:lastColumn="0" w:oddVBand="0" w:evenVBand="0" w:oddHBand="1" w:evenHBand="0" w:firstRowFirstColumn="0" w:firstRowLastColumn="0" w:lastRowFirstColumn="0" w:lastRowLastColumn="0"/>
+        </w:trPr>
+        <w:tc>
+          <w:tcPr>
+            <w:cnfStyle w:val="001000000000" w:firstRow="0" w:lastRow="0" w:firstColumn="1" w:lastColumn="0" w:oddVBand="0" w:evenVBand="0" w:oddHBand="0" w:evenHBand="0" w:firstRowFirstColumn="0" w:firstRowLastColumn="0" w:lastRowFirstColumn="0" w:lastRowLastColumn="0"/>
             <w:tcW w:w="1555" w:type="dxa"/>
             <w:hideMark/>
           </w:tcPr>
@@ -3583,6 +3824,7 @@
               </w:numPr>
               <w:spacing w:before="120" w:after="120"/>
               <w:contextualSpacing w:val="0"/>
+              <w:cnfStyle w:val="000000100000" w:firstRow="0" w:lastRow="0" w:firstColumn="0" w:lastColumn="0" w:oddVBand="0" w:evenVBand="0" w:oddHBand="1" w:evenHBand="0" w:firstRowFirstColumn="0" w:firstRowLastColumn="0" w:lastRowFirstColumn="0" w:lastRowLastColumn="0"/>
             </w:pPr>
             <w:r>
               <w:t xml:space="preserve">Refine </w:t>
@@ -3603,6 +3845,7 @@
               </w:numPr>
               <w:spacing w:before="120" w:after="120"/>
               <w:contextualSpacing w:val="0"/>
+              <w:cnfStyle w:val="000000100000" w:firstRow="0" w:lastRow="0" w:firstColumn="0" w:lastColumn="0" w:oddVBand="0" w:evenVBand="0" w:oddHBand="1" w:evenHBand="0" w:firstRowFirstColumn="0" w:firstRowLastColumn="0" w:lastRowFirstColumn="0" w:lastRowLastColumn="0"/>
             </w:pPr>
             <w:r>
               <w:t>Complete standup 3 report.</w:t>
@@ -3616,6 +3859,7 @@
           <w:p>
             <w:pPr>
               <w:spacing w:before="120" w:after="120"/>
+              <w:cnfStyle w:val="000000100000" w:firstRow="0" w:lastRow="0" w:firstColumn="0" w:lastColumn="0" w:oddVBand="0" w:evenVBand="0" w:oddHBand="1" w:evenHBand="0" w:firstRowFirstColumn="0" w:firstRowLastColumn="0" w:lastRowFirstColumn="0" w:lastRowLastColumn="0"/>
             </w:pPr>
             <w:r>
               <w:t>Assignment 3A:</w:t>
@@ -3632,6 +3876,7 @@
       <w:tr>
         <w:tc>
           <w:tcPr>
+            <w:cnfStyle w:val="001000000000" w:firstRow="0" w:lastRow="0" w:firstColumn="1" w:lastColumn="0" w:oddVBand="0" w:evenVBand="0" w:oddHBand="0" w:evenHBand="0" w:firstRowFirstColumn="0" w:firstRowLastColumn="0" w:lastRowFirstColumn="0" w:lastRowLastColumn="0"/>
             <w:tcW w:w="1555" w:type="dxa"/>
             <w:hideMark/>
           </w:tcPr>
@@ -3652,6 +3897,7 @@
           <w:p>
             <w:pPr>
               <w:pStyle w:val="Heading5"/>
+              <w:cnfStyle w:val="000000000000" w:firstRow="0" w:lastRow="0" w:firstColumn="0" w:lastColumn="0" w:oddVBand="0" w:evenVBand="0" w:oddHBand="0" w:evenHBand="0" w:firstRowFirstColumn="0" w:firstRowLastColumn="0" w:lastRowFirstColumn="0" w:lastRowLastColumn="0"/>
             </w:pPr>
             <w:r>
               <w:t>Testing, Evaluation &amp; Reflection</w:t>
@@ -3666,6 +3912,7 @@
               </w:numPr>
               <w:spacing w:before="120" w:after="120"/>
               <w:contextualSpacing w:val="0"/>
+              <w:cnfStyle w:val="000000000000" w:firstRow="0" w:lastRow="0" w:firstColumn="0" w:lastColumn="0" w:oddVBand="0" w:evenVBand="0" w:oddHBand="0" w:evenHBand="0" w:firstRowFirstColumn="0" w:firstRowLastColumn="0" w:lastRowFirstColumn="0" w:lastRowLastColumn="0"/>
             </w:pPr>
             <w:r>
               <w:t>Test the website and visualisations</w:t>
@@ -3683,6 +3930,7 @@
               </w:numPr>
               <w:spacing w:before="120" w:after="120"/>
               <w:contextualSpacing w:val="0"/>
+              <w:cnfStyle w:val="000000000000" w:firstRow="0" w:lastRow="0" w:firstColumn="0" w:lastColumn="0" w:oddVBand="0" w:evenVBand="0" w:oddHBand="0" w:evenHBand="0" w:firstRowFirstColumn="0" w:firstRowLastColumn="0" w:lastRowFirstColumn="0" w:lastRowLastColumn="0"/>
             </w:pPr>
             <w:r>
               <w:t>I</w:t>
@@ -3700,6 +3948,7 @@
               </w:numPr>
               <w:spacing w:before="120" w:after="120"/>
               <w:contextualSpacing w:val="0"/>
+              <w:cnfStyle w:val="000000000000" w:firstRow="0" w:lastRow="0" w:firstColumn="0" w:lastColumn="0" w:oddVBand="0" w:evenVBand="0" w:oddHBand="0" w:evenHBand="0" w:firstRowFirstColumn="0" w:firstRowLastColumn="0" w:lastRowFirstColumn="0" w:lastRowLastColumn="0"/>
             </w:pPr>
             <w:r>
               <w:t>Complete standup 4 report.</w:t>
@@ -3714,6 +3963,7 @@
               </w:numPr>
               <w:spacing w:before="120" w:after="120"/>
               <w:contextualSpacing w:val="0"/>
+              <w:cnfStyle w:val="000000000000" w:firstRow="0" w:lastRow="0" w:firstColumn="0" w:lastColumn="0" w:oddVBand="0" w:evenVBand="0" w:oddHBand="0" w:evenHBand="0" w:firstRowFirstColumn="0" w:firstRowLastColumn="0" w:lastRowFirstColumn="0" w:lastRowLastColumn="0"/>
             </w:pPr>
             <w:r>
               <w:t>Commence project reflection and peer review.</w:t>
@@ -3727,6 +3977,7 @@
           <w:p>
             <w:pPr>
               <w:spacing w:before="120" w:after="120"/>
+              <w:cnfStyle w:val="000000000000" w:firstRow="0" w:lastRow="0" w:firstColumn="0" w:lastColumn="0" w:oddVBand="0" w:evenVBand="0" w:oddHBand="0" w:evenHBand="0" w:firstRowFirstColumn="0" w:firstRowLastColumn="0" w:lastRowFirstColumn="0" w:lastRowLastColumn="0"/>
             </w:pPr>
             <w:r>
               <w:t>Assignment 3A:</w:t>
@@ -3741,8 +3992,12 @@
         </w:tc>
       </w:tr>
       <w:tr>
-        <w:tc>
-          <w:tcPr>
+        <w:trPr>
+          <w:cnfStyle w:val="000000100000" w:firstRow="0" w:lastRow="0" w:firstColumn="0" w:lastColumn="0" w:oddVBand="0" w:evenVBand="0" w:oddHBand="1" w:evenHBand="0" w:firstRowFirstColumn="0" w:firstRowLastColumn="0" w:lastRowFirstColumn="0" w:lastRowLastColumn="0"/>
+        </w:trPr>
+        <w:tc>
+          <w:tcPr>
+            <w:cnfStyle w:val="001000000000" w:firstRow="0" w:lastRow="0" w:firstColumn="1" w:lastColumn="0" w:oddVBand="0" w:evenVBand="0" w:oddHBand="0" w:evenHBand="0" w:firstRowFirstColumn="0" w:firstRowLastColumn="0" w:lastRowFirstColumn="0" w:lastRowLastColumn="0"/>
             <w:tcW w:w="1555" w:type="dxa"/>
             <w:hideMark/>
           </w:tcPr>
@@ -3763,6 +4018,7 @@
           <w:p>
             <w:pPr>
               <w:pStyle w:val="Heading5"/>
+              <w:cnfStyle w:val="000000100000" w:firstRow="0" w:lastRow="0" w:firstColumn="0" w:lastColumn="0" w:oddVBand="0" w:evenVBand="0" w:oddHBand="1" w:evenHBand="0" w:firstRowFirstColumn="0" w:firstRowLastColumn="0" w:lastRowFirstColumn="0" w:lastRowLastColumn="0"/>
             </w:pPr>
             <w:r>
               <w:t>Finalisation &amp; Submission</w:t>
@@ -3778,6 +4034,7 @@
               <w:spacing w:before="120" w:after="120"/>
               <w:ind w:left="357" w:hanging="357"/>
               <w:contextualSpacing w:val="0"/>
+              <w:cnfStyle w:val="000000100000" w:firstRow="0" w:lastRow="0" w:firstColumn="0" w:lastColumn="0" w:oddVBand="0" w:evenVBand="0" w:oddHBand="1" w:evenHBand="0" w:firstRowFirstColumn="0" w:firstRowLastColumn="0" w:lastRowFirstColumn="0" w:lastRowLastColumn="0"/>
             </w:pPr>
             <w:r>
               <w:t>Finalise the Project Process Book</w:t>
@@ -3796,6 +4053,7 @@
               <w:spacing w:before="120" w:after="120"/>
               <w:ind w:left="357" w:hanging="357"/>
               <w:contextualSpacing w:val="0"/>
+              <w:cnfStyle w:val="000000100000" w:firstRow="0" w:lastRow="0" w:firstColumn="0" w:lastColumn="0" w:oddVBand="0" w:evenVBand="0" w:oddHBand="1" w:evenHBand="0" w:firstRowFirstColumn="0" w:firstRowLastColumn="0" w:lastRowFirstColumn="0" w:lastRowLastColumn="0"/>
             </w:pPr>
             <w:r>
               <w:t xml:space="preserve">Finalise the </w:t>
@@ -3814,6 +4072,7 @@
               <w:spacing w:before="120" w:after="120"/>
               <w:ind w:left="357" w:hanging="357"/>
               <w:contextualSpacing w:val="0"/>
+              <w:cnfStyle w:val="000000100000" w:firstRow="0" w:lastRow="0" w:firstColumn="0" w:lastColumn="0" w:oddVBand="0" w:evenVBand="0" w:oddHBand="1" w:evenHBand="0" w:firstRowFirstColumn="0" w:firstRowLastColumn="0" w:lastRowFirstColumn="0" w:lastRowLastColumn="0"/>
             </w:pPr>
             <w:r>
               <w:t>Complete project reflection and peer review.</w:t>
@@ -3827,6 +4086,7 @@
           <w:p>
             <w:pPr>
               <w:spacing w:before="120" w:after="120"/>
+              <w:cnfStyle w:val="000000100000" w:firstRow="0" w:lastRow="0" w:firstColumn="0" w:lastColumn="0" w:oddVBand="0" w:evenVBand="0" w:oddHBand="1" w:evenHBand="0" w:firstRowFirstColumn="0" w:firstRowLastColumn="0" w:lastRowFirstColumn="0" w:lastRowLastColumn="0"/>
             </w:pPr>
             <w:r>
               <w:t>Assignment 3B: Project process book</w:t>
@@ -3835,6 +4095,7 @@
           <w:p>
             <w:pPr>
               <w:spacing w:before="120" w:after="120"/>
+              <w:cnfStyle w:val="000000100000" w:firstRow="0" w:lastRow="0" w:firstColumn="0" w:lastColumn="0" w:oddVBand="0" w:evenVBand="0" w:oddHBand="1" w:evenHBand="0" w:firstRowFirstColumn="0" w:firstRowLastColumn="0" w:lastRowFirstColumn="0" w:lastRowLastColumn="0"/>
             </w:pPr>
             <w:r>
               <w:t>Assignment 3C: Website and visualisation</w:t>
@@ -3843,6 +4104,7 @@
           <w:p>
             <w:pPr>
               <w:spacing w:before="120" w:after="120"/>
+              <w:cnfStyle w:val="000000100000" w:firstRow="0" w:lastRow="0" w:firstColumn="0" w:lastColumn="0" w:oddVBand="0" w:evenVBand="0" w:oddHBand="1" w:evenHBand="0" w:firstRowFirstColumn="0" w:firstRowLastColumn="0" w:lastRowFirstColumn="0" w:lastRowLastColumn="0"/>
             </w:pPr>
             <w:r>
               <w:t>Assignment 3D: Project reflection and peer review</w:t>
@@ -3865,7 +4127,7 @@
       <w:pPr>
         <w:pStyle w:val="Heading2"/>
       </w:pPr>
-      <w:bookmarkStart w:id="4" w:name="_Toc242042079"/>
+      <w:bookmarkStart w:id="4" w:name="_Toc242063487"/>
       <w:r>
         <w:t>1.4 Team Collaboration and Project Setup</w:t>
       </w:r>
@@ -3873,7 +4135,13 @@
     </w:p>
     <w:p>
       <w:r>
-        <w:t xml:space="preserve">As Team 1E we established communication via Canvas messages and decided to continue collaboration via Microsoft Teams. We quickly established that team members had opposite personal schedules, therefore making it difficult to settle on a consistent meeting time. Text communication has been the default method with space for ad-hoc </w:t>
+        <w:t>As Team 1E</w:t>
+      </w:r>
+      <w:r>
+        <w:t xml:space="preserve">, </w:t>
+      </w:r>
+      <w:r>
+        <w:t xml:space="preserve">we established communication via Canvas messages and decided to continue collaboration via Microsoft Teams. We quickly established that team members had opposite personal schedules, therefore making it difficult to settle on a consistent meeting time. Text communication has been the default method with space for ad-hoc </w:t>
       </w:r>
       <w:r>
         <w:lastRenderedPageBreak/>
@@ -3915,7 +4183,10 @@
         <w:t>:</w:t>
       </w:r>
       <w:r>
-        <w:t xml:space="preserve">  GitHub</w:t>
+        <w:t xml:space="preserve">  GitHu</w:t>
+      </w:r>
+      <w:r>
+        <w:t xml:space="preserve">b (linked on the title page) </w:t>
       </w:r>
     </w:p>
     <w:p>
@@ -3937,47 +4208,26 @@
         </w:sectPr>
       </w:pPr>
     </w:p>
-    <w:tbl>
-      <w:tblPr>
-        <w:tblStyle w:val="TableGrid"/>
-        <w:tblW w:w="0" w:type="auto"/>
-        <w:tblBorders>
-          <w:top w:val="none" w:sz="0" w:space="0" w:color="auto"/>
-          <w:left w:val="none" w:sz="0" w:space="0" w:color="auto"/>
-          <w:bottom w:val="none" w:sz="0" w:space="0" w:color="auto"/>
-          <w:right w:val="none" w:sz="0" w:space="0" w:color="auto"/>
-          <w:insideH w:val="none" w:sz="0" w:space="0" w:color="auto"/>
-          <w:insideV w:val="none" w:sz="0" w:space="0" w:color="auto"/>
-        </w:tblBorders>
-        <w:tblLook w:val="04A0" w:firstRow="1" w:lastRow="0" w:firstColumn="1" w:lastColumn="0" w:noHBand="0" w:noVBand="1"/>
-      </w:tblPr>
-      <w:tblGrid>
-        <w:gridCol w:w="4360"/>
-      </w:tblGrid>
-      <w:tr>
-        <w:tc>
-          <w:tcPr>
-            <w:tcW w:w="4360" w:type="dxa"/>
-          </w:tcPr>
-          <w:p>
-            <w:pPr>
-              <w:rPr>
-                <w:b/>
-                <w:bCs/>
-                <w:sz w:val="28"/>
-                <w:szCs w:val="28"/>
-              </w:rPr>
-            </w:pPr>
-          </w:p>
-        </w:tc>
-      </w:tr>
-    </w:tbl>
+    <w:p>
+      <w:pPr>
+        <w:rPr>
+          <w:rFonts w:asciiTheme="majorHAnsi" w:eastAsiaTheme="majorEastAsia" w:hAnsiTheme="majorHAnsi" w:cstheme="majorBidi"/>
+          <w:color w:val="0F4761" w:themeColor="accent1" w:themeShade="BF"/>
+          <w:sz w:val="40"/>
+          <w:szCs w:val="40"/>
+        </w:rPr>
+      </w:pPr>
+      <w:r>
+        <w:br w:type="page"/>
+      </w:r>
+    </w:p>
     <w:p>
       <w:pPr>
         <w:pStyle w:val="Heading1"/>
       </w:pPr>
-      <w:bookmarkStart w:id="5" w:name="_Toc242042080"/>
-      <w:r>
+      <w:bookmarkStart w:id="5" w:name="_Toc242063488"/>
+      <w:r>
+        <w:lastRenderedPageBreak/>
         <w:t>2. Data</w:t>
       </w:r>
       <w:bookmarkEnd w:id="5"/>
@@ -3986,7 +4236,7 @@
       <w:pPr>
         <w:pStyle w:val="Heading2"/>
       </w:pPr>
-      <w:bookmarkStart w:id="6" w:name="_Toc242042081"/>
+      <w:bookmarkStart w:id="6" w:name="_Toc242063489"/>
       <w:r>
         <w:t>2.1 Data Sources</w:t>
       </w:r>
@@ -4002,33 +4252,43 @@
         <w:rPr>
           <w:color w:val="000000" w:themeColor="text1"/>
         </w:rPr>
-        <w:t>Two</w:t>
-      </w:r>
-      <w:r>
+        <w:t>Two core datasets from the OECD Health Statistics were selected:</w:t>
+      </w:r>
+    </w:p>
+    <w:p>
+      <w:pPr>
+        <w:pStyle w:val="ListParagraph"/>
+        <w:numPr>
+          <w:ilvl w:val="0"/>
+          <w:numId w:val="25"/>
+        </w:numPr>
         <w:rPr>
           <w:color w:val="000000" w:themeColor="text1"/>
         </w:rPr>
-        <w:t xml:space="preserve"> datasets on OECD health statistics are used in the project:</w:t>
-      </w:r>
-    </w:p>
-    <w:p>
-      <w:pPr>
+      </w:pPr>
+      <w:r>
         <w:rPr>
           <w:color w:val="000000" w:themeColor="text1"/>
         </w:rPr>
-      </w:pPr>
-      <w:r>
+        <w:t>Life Expectancy at Birth: Annual observations measured in years (Total population, 0 years at birth).</w:t>
+      </w:r>
+    </w:p>
+    <w:p>
+      <w:pPr>
+        <w:pStyle w:val="ListParagraph"/>
+        <w:numPr>
+          <w:ilvl w:val="0"/>
+          <w:numId w:val="25"/>
+        </w:numPr>
         <w:rPr>
           <w:color w:val="000000" w:themeColor="text1"/>
         </w:rPr>
-        <w:t xml:space="preserve">1. Life Expectancy dataset </w:t>
-      </w:r>
+      </w:pPr>
       <w:r>
         <w:rPr>
           <w:color w:val="000000" w:themeColor="text1"/>
         </w:rPr>
-        <w:br/>
-        <w:t xml:space="preserve">2. Healthcare Expenditure dataset </w:t>
+        <w:t>Healthcare Expenditure: Total annual expenditure per capita measured in current US dollars using Purchasing Power Parity (USD PPP).</w:t>
       </w:r>
     </w:p>
     <w:p>
@@ -4038,60 +4298,19 @@
         </w:rPr>
       </w:pPr>
       <w:r>
-        <w:rPr>
-          <w:color w:val="000000" w:themeColor="text1"/>
-        </w:rPr>
-        <w:t>These datasets are used to</w:t>
-      </w:r>
-      <w:r>
-        <w:rPr>
-          <w:color w:val="000000" w:themeColor="text1"/>
-        </w:rPr>
-        <w:t xml:space="preserve"> create a plot of life expectancy versus country for years. The country name and year value are relevant attributes, so is life expectancy value.</w:t>
-      </w:r>
-      <w:r>
-        <w:rPr>
-          <w:color w:val="000000" w:themeColor="text1"/>
-        </w:rPr>
-        <w:br/>
-        <w:t>The dataset on health expenditure provides information on health expenditure at country level and over time. Relevant attributes are country and year and value of healthcare expenditure.</w:t>
-      </w:r>
-    </w:p>
-    <w:p>
-      <w:pPr>
-        <w:rPr>
-          <w:color w:val="000000" w:themeColor="text1"/>
-        </w:rPr>
-      </w:pPr>
-      <w:r>
-        <w:rPr>
-          <w:color w:val="000000" w:themeColor="text1"/>
-        </w:rPr>
-        <w:t xml:space="preserve">Both datasets are in CSV </w:t>
-      </w:r>
-      <w:r>
-        <w:rPr>
-          <w:color w:val="000000" w:themeColor="text1"/>
-        </w:rPr>
-        <w:t>and stored in</w:t>
-      </w:r>
-      <w:r>
-        <w:rPr>
-          <w:color w:val="000000" w:themeColor="text1"/>
-        </w:rPr>
-        <w:t xml:space="preserve"> the project's GitHub repository and loaded </w:t>
-      </w:r>
-      <w:r>
-        <w:rPr>
-          <w:color w:val="000000" w:themeColor="text1"/>
-        </w:rPr>
-        <w:t>to</w:t>
-      </w:r>
-      <w:r>
-        <w:rPr>
-          <w:color w:val="000000" w:themeColor="text1"/>
-        </w:rPr>
-        <w:t xml:space="preserve"> the website with D3.js.</w:t>
+        <w:t xml:space="preserve">Both datasets were processed in CSV format, </w:t>
+      </w:r>
+      <w:r>
+        <w:t>stored into</w:t>
+      </w:r>
+      <w:r>
+        <w:t xml:space="preserve"> to the project's shared GitHub repository, and </w:t>
+      </w:r>
+      <w:r>
+        <w:t xml:space="preserve">loaded </w:t>
+      </w:r>
+      <w:r>
+        <w:t>dynamically using D3.js.</w:t>
       </w:r>
     </w:p>
     <w:p>
@@ -4115,7 +4334,31 @@
           <w:rPr>
             <w:rStyle w:val="Hyperlink"/>
           </w:rPr>
-          <w:t>OECD Health Statistics – Life Expectancy</w:t>
+          <w:t>OECD Health Statistics – Life</w:t>
+        </w:r>
+        <w:r>
+          <w:rPr>
+            <w:rStyle w:val="Hyperlink"/>
+          </w:rPr>
+          <w:t xml:space="preserve"> </w:t>
+        </w:r>
+        <w:r>
+          <w:rPr>
+            <w:rStyle w:val="Hyperlink"/>
+          </w:rPr>
+          <w:t>Expect</w:t>
+        </w:r>
+        <w:r>
+          <w:rPr>
+            <w:rStyle w:val="Hyperlink"/>
+          </w:rPr>
+          <w:t>a</w:t>
+        </w:r>
+        <w:r>
+          <w:rPr>
+            <w:rStyle w:val="Hyperlink"/>
+          </w:rPr>
+          <w:t>ncy</w:t>
         </w:r>
       </w:hyperlink>
     </w:p>
@@ -4137,27 +4380,8 @@
       </w:hyperlink>
     </w:p>
     <w:p>
-      <w:pPr>
-        <w:pStyle w:val="ListParagraph"/>
-      </w:pPr>
-    </w:p>
-    <w:p>
-      <w:r>
-        <w:t>The datasets are mostly tabular data including categorical and quantitative data. The attributes are categorical for country, then numerical for life expectancy, year and healthcare expenditure that are used for visualisations.</w:t>
-      </w:r>
-    </w:p>
-    <w:p>
-      <w:r>
-        <w:t>Only attributes that are needed for visualisation will be utili</w:t>
-      </w:r>
-      <w:r>
-        <w:t>s</w:t>
-      </w:r>
-      <w:r>
-        <w:t>ed. If the need to compare the countries, years, healthcare expenditure and life expectancy does not require one or more additional metadata fields, they will not appear in the final visualisation</w:t>
-      </w:r>
-      <w:r>
-        <w:t>.</w:t>
+      <w:r>
+        <w:t>The datasets are mostly tabular data including categorical and quantitative data.</w:t>
       </w:r>
     </w:p>
     <w:p/>
@@ -4165,7 +4389,7 @@
       <w:pPr>
         <w:pStyle w:val="Heading2"/>
       </w:pPr>
-      <w:bookmarkStart w:id="7" w:name="_Toc242042082"/>
+      <w:bookmarkStart w:id="7" w:name="_Toc242063490"/>
       <w:r>
         <w:t>2.2 Data Processing</w:t>
       </w:r>
@@ -4173,51 +4397,95 @@
     </w:p>
     <w:p>
       <w:r>
-        <w:t xml:space="preserve">The OECD data sets include observations for a number of countries, years and health related measures. The data was limited to 10 countries chosen from the OECD countries to avoid being overwhelmed by the sheer volume of data in the visualisations </w:t>
-      </w:r>
-      <w:r>
-        <w:lastRenderedPageBreak/>
-        <w:t>that would be produced by including all countries: Australia, Canada, France, Germany, Italy, Japan, Korea, New Zealand, the United Kingdom and the United States. The selected period was 2015 to 2024.</w:t>
-      </w:r>
-    </w:p>
-    <w:p>
-      <w:r>
-        <w:t xml:space="preserve">The Life Expectancy dataset was restricted to only include annual observations for life expectancy at 0 years, sex = Total. The Healthcare Expenditure dataset was selected to provide data for total annual expenditure on </w:t>
-      </w:r>
-      <w:r>
-        <w:t>total health expenditure per capita</w:t>
-      </w:r>
-      <w:r>
-        <w:t xml:space="preserve"> at current prices in US dollars in purchasing power parity (PPP) terms. The filters provided the possibility to be sure that the values presented on the charts were common measures in the selected countries.</w:t>
-      </w:r>
-    </w:p>
-    <w:p>
-      <w:r>
-        <w:t>The CSV files were loaded into the program with D3.js. Each data set was read to obtain the relevant country, year and numerical value. The expenditure and life expectancy observations for the health sector were then cross-matched based on country and year common keys. This produced a merged dataset containing four main attributes:</w:t>
+        <w:t xml:space="preserve">The OECD data sets include observations for a number of countries, years and health related measures. </w:t>
+      </w:r>
+      <w:r>
+        <w:t xml:space="preserve">To prevent visual clutter while preserving analytical depth, the dataset was constrained to 10 representative OECD nations across 10 calendar years (2015–2024), resulting in a standardized dataset of 100 consolidated observations </w:t>
+      </w:r>
+      <w:r>
+        <w:t>(10 countries x 10 years).</w:t>
       </w:r>
     </w:p>
     <w:tbl>
       <w:tblPr>
-        <w:tblStyle w:val="TableGrid"/>
+        <w:tblStyle w:val="GridTable7Colourful"/>
         <w:tblW w:w="0" w:type="auto"/>
         <w:tblLook w:val="04A0" w:firstRow="1" w:lastRow="0" w:firstColumn="1" w:lastColumn="0" w:noHBand="0" w:noVBand="1"/>
       </w:tblPr>
       <w:tblGrid>
-        <w:gridCol w:w="3005"/>
-        <w:gridCol w:w="3005"/>
-        <w:gridCol w:w="3006"/>
+        <w:gridCol w:w="1701"/>
+        <w:gridCol w:w="3402"/>
+        <w:gridCol w:w="3913"/>
       </w:tblGrid>
       <w:tr>
-        <w:tc>
-          <w:tcPr>
-            <w:tcW w:w="3005" w:type="dxa"/>
-          </w:tcPr>
-          <w:p>
-            <w:r>
+        <w:trPr>
+          <w:cnfStyle w:val="100000000000" w:firstRow="1" w:lastRow="0" w:firstColumn="0" w:lastColumn="0" w:oddVBand="0" w:evenVBand="0" w:oddHBand="0" w:evenHBand="0" w:firstRowFirstColumn="0" w:firstRowLastColumn="0" w:lastRowFirstColumn="0" w:lastRowLastColumn="0"/>
+        </w:trPr>
+        <w:tc>
+          <w:tcPr>
+            <w:cnfStyle w:val="001000000100" w:firstRow="0" w:lastRow="0" w:firstColumn="1" w:lastColumn="0" w:oddVBand="0" w:evenVBand="0" w:oddHBand="0" w:evenHBand="0" w:firstRowFirstColumn="1" w:firstRowLastColumn="0" w:lastRowFirstColumn="0" w:lastRowLastColumn="0"/>
+            <w:tcW w:w="1701" w:type="dxa"/>
+          </w:tcPr>
+          <w:p>
+            <w:pPr>
+              <w:spacing w:before="120" w:after="120"/>
               <w:rPr>
                 <w:rStyle w:val="notion-enable-hover"/>
-                <w:b/>
-                <w:bCs/>
+              </w:rPr>
+            </w:pPr>
+            <w:r>
+              <w:rPr>
+                <w:rStyle w:val="notion-enable-hover"/>
+              </w:rPr>
+              <w:t>Data Type</w:t>
+            </w:r>
+          </w:p>
+        </w:tc>
+        <w:tc>
+          <w:tcPr>
+            <w:tcW w:w="3402" w:type="dxa"/>
+          </w:tcPr>
+          <w:p>
+            <w:pPr>
+              <w:spacing w:before="120" w:after="120"/>
+              <w:cnfStyle w:val="100000000000" w:firstRow="1" w:lastRow="0" w:firstColumn="0" w:lastColumn="0" w:oddVBand="0" w:evenVBand="0" w:oddHBand="0" w:evenHBand="0" w:firstRowFirstColumn="0" w:firstRowLastColumn="0" w:lastRowFirstColumn="0" w:lastRowLastColumn="0"/>
+            </w:pPr>
+            <w:r>
+              <w:t>Attribute Name</w:t>
+            </w:r>
+          </w:p>
+        </w:tc>
+        <w:tc>
+          <w:tcPr>
+            <w:tcW w:w="3913" w:type="dxa"/>
+          </w:tcPr>
+          <w:p>
+            <w:pPr>
+              <w:spacing w:before="120" w:after="120"/>
+              <w:cnfStyle w:val="100000000000" w:firstRow="1" w:lastRow="0" w:firstColumn="0" w:lastColumn="0" w:oddVBand="0" w:evenVBand="0" w:oddHBand="0" w:evenHBand="0" w:firstRowFirstColumn="0" w:firstRowLastColumn="0" w:lastRowFirstColumn="0" w:lastRowLastColumn="0"/>
+            </w:pPr>
+            <w:r>
+              <w:t>Description</w:t>
+            </w:r>
+          </w:p>
+        </w:tc>
+      </w:tr>
+      <w:tr>
+        <w:trPr>
+          <w:cnfStyle w:val="000000100000" w:firstRow="0" w:lastRow="0" w:firstColumn="0" w:lastColumn="0" w:oddVBand="0" w:evenVBand="0" w:oddHBand="1" w:evenHBand="0" w:firstRowFirstColumn="0" w:firstRowLastColumn="0" w:lastRowFirstColumn="0" w:lastRowLastColumn="0"/>
+        </w:trPr>
+        <w:tc>
+          <w:tcPr>
+            <w:cnfStyle w:val="001000000000" w:firstRow="0" w:lastRow="0" w:firstColumn="1" w:lastColumn="0" w:oddVBand="0" w:evenVBand="0" w:oddHBand="0" w:evenHBand="0" w:firstRowFirstColumn="0" w:firstRowLastColumn="0" w:lastRowFirstColumn="0" w:lastRowLastColumn="0"/>
+            <w:tcW w:w="1701" w:type="dxa"/>
+          </w:tcPr>
+          <w:p>
+            <w:pPr>
+              <w:spacing w:before="120" w:after="120"/>
+            </w:pPr>
+            <w:r>
+              <w:rPr>
+                <w:rStyle w:val="notion-enable-hover"/>
               </w:rPr>
               <w:t>Categorical</w:t>
             </w:r>
@@ -4225,34 +4493,29 @@
         </w:tc>
         <w:tc>
           <w:tcPr>
-            <w:tcW w:w="3005" w:type="dxa"/>
-          </w:tcPr>
-          <w:p>
+            <w:tcW w:w="3402" w:type="dxa"/>
+          </w:tcPr>
+          <w:p>
+            <w:pPr>
+              <w:spacing w:before="120" w:after="120"/>
+              <w:cnfStyle w:val="000000100000" w:firstRow="0" w:lastRow="0" w:firstColumn="0" w:lastColumn="0" w:oddVBand="0" w:evenVBand="0" w:oddHBand="1" w:evenHBand="0" w:firstRowFirstColumn="0" w:firstRowLastColumn="0" w:lastRowFirstColumn="0" w:lastRowLastColumn="0"/>
+            </w:pPr>
             <w:r>
               <w:t>Country</w:t>
             </w:r>
           </w:p>
-          <w:p>
-            <w:pPr>
-              <w:rPr>
-                <w:rFonts w:ascii="Courier New" w:hAnsi="Courier New" w:cs="Courier New"/>
-              </w:rPr>
-            </w:pPr>
-            <w:r>
-              <w:rPr>
-                <w:rFonts w:ascii="Courier New" w:hAnsi="Courier New" w:cs="Courier New"/>
-              </w:rPr>
-              <w:t>Reference area</w:t>
-            </w:r>
-          </w:p>
-        </w:tc>
-        <w:tc>
-          <w:tcPr>
-            <w:tcW w:w="3006" w:type="dxa"/>
-          </w:tcPr>
-          <w:p>
-            <w:r>
-              <w:t>The country to be selected is the OECD country.</w:t>
+        </w:tc>
+        <w:tc>
+          <w:tcPr>
+            <w:tcW w:w="3913" w:type="dxa"/>
+          </w:tcPr>
+          <w:p>
+            <w:pPr>
+              <w:spacing w:before="120" w:after="120"/>
+              <w:cnfStyle w:val="000000100000" w:firstRow="0" w:lastRow="0" w:firstColumn="0" w:lastColumn="0" w:oddVBand="0" w:evenVBand="0" w:oddHBand="1" w:evenHBand="0" w:firstRowFirstColumn="0" w:firstRowLastColumn="0" w:lastRowFirstColumn="0" w:lastRowLastColumn="0"/>
+            </w:pPr>
+            <w:r>
+              <w:t>Selected OECD nation name.</w:t>
             </w:r>
           </w:p>
         </w:tc>
@@ -4260,108 +4523,150 @@
       <w:tr>
         <w:tc>
           <w:tcPr>
-            <w:tcW w:w="3005" w:type="dxa"/>
-          </w:tcPr>
-          <w:p>
+            <w:cnfStyle w:val="001000000000" w:firstRow="0" w:lastRow="0" w:firstColumn="1" w:lastColumn="0" w:oddVBand="0" w:evenVBand="0" w:oddHBand="0" w:evenHBand="0" w:firstRowFirstColumn="0" w:firstRowLastColumn="0" w:lastRowFirstColumn="0" w:lastRowLastColumn="0"/>
+            <w:tcW w:w="1701" w:type="dxa"/>
+          </w:tcPr>
+          <w:p>
+            <w:pPr>
+              <w:spacing w:before="120" w:after="120"/>
+              <w:rPr>
+                <w:i w:val="0"/>
+                <w:iCs w:val="0"/>
+              </w:rPr>
+            </w:pPr>
             <w:r>
               <w:rPr>
                 <w:rStyle w:val="notion-enable-hover"/>
-                <w:b/>
-                <w:bCs/>
               </w:rPr>
-              <w:t>Numerical</w:t>
-            </w:r>
-          </w:p>
-        </w:tc>
-        <w:tc>
-          <w:tcPr>
-            <w:tcW w:w="3005" w:type="dxa"/>
-          </w:tcPr>
-          <w:p>
+              <w:t>Temporal</w:t>
+            </w:r>
+          </w:p>
+        </w:tc>
+        <w:tc>
+          <w:tcPr>
+            <w:tcW w:w="3402" w:type="dxa"/>
+          </w:tcPr>
+          <w:p>
+            <w:pPr>
+              <w:spacing w:before="120" w:after="120"/>
+              <w:cnfStyle w:val="000000000000" w:firstRow="0" w:lastRow="0" w:firstColumn="0" w:lastColumn="0" w:oddVBand="0" w:evenVBand="0" w:oddHBand="0" w:evenHBand="0" w:firstRowFirstColumn="0" w:firstRowLastColumn="0" w:lastRowFirstColumn="0" w:lastRowLastColumn="0"/>
+            </w:pPr>
             <w:r>
               <w:t>Calendar year</w:t>
             </w:r>
           </w:p>
-          <w:p>
-            <w:pPr>
-              <w:rPr>
-                <w:rFonts w:ascii="Courier New" w:hAnsi="Courier New" w:cs="Courier New"/>
-              </w:rPr>
-            </w:pPr>
-            <w:r>
-              <w:rPr>
-                <w:rFonts w:ascii="Courier New" w:hAnsi="Courier New" w:cs="Courier New"/>
-              </w:rPr>
-              <w:t xml:space="preserve">OBS_VALUE </w:t>
-            </w:r>
-          </w:p>
-          <w:p>
-            <w:r>
-              <w:t>(spending USD PPP, life expectancy years)</w:t>
-            </w:r>
-          </w:p>
-        </w:tc>
-        <w:tc>
-          <w:tcPr>
-            <w:tcW w:w="3006" w:type="dxa"/>
-          </w:tcPr>
-          <w:p>
-            <w:r>
-              <w:t>The year that observations are being made (2015-2024).</w:t>
+        </w:tc>
+        <w:tc>
+          <w:tcPr>
+            <w:tcW w:w="3913" w:type="dxa"/>
+          </w:tcPr>
+          <w:p>
+            <w:pPr>
+              <w:spacing w:before="120" w:after="120"/>
+              <w:cnfStyle w:val="000000000000" w:firstRow="0" w:lastRow="0" w:firstColumn="0" w:lastColumn="0" w:oddVBand="0" w:evenVBand="0" w:oddHBand="0" w:evenHBand="0" w:firstRowFirstColumn="0" w:firstRowLastColumn="0" w:lastRowFirstColumn="0" w:lastRowLastColumn="0"/>
+            </w:pPr>
+            <w:r>
+              <w:t>Calendar observation year (2015–2024).</w:t>
             </w:r>
           </w:p>
         </w:tc>
       </w:tr>
       <w:tr>
-        <w:tc>
-          <w:tcPr>
-            <w:tcW w:w="3005" w:type="dxa"/>
-          </w:tcPr>
-          <w:p>
+        <w:trPr>
+          <w:cnfStyle w:val="000000100000" w:firstRow="0" w:lastRow="0" w:firstColumn="0" w:lastColumn="0" w:oddVBand="0" w:evenVBand="0" w:oddHBand="1" w:evenHBand="0" w:firstRowFirstColumn="0" w:firstRowLastColumn="0" w:lastRowFirstColumn="0" w:lastRowLastColumn="0"/>
+        </w:trPr>
+        <w:tc>
+          <w:tcPr>
+            <w:cnfStyle w:val="001000000000" w:firstRow="0" w:lastRow="0" w:firstColumn="1" w:lastColumn="0" w:oddVBand="0" w:evenVBand="0" w:oddHBand="0" w:evenHBand="0" w:firstRowFirstColumn="0" w:firstRowLastColumn="0" w:lastRowFirstColumn="0" w:lastRowLastColumn="0"/>
+            <w:tcW w:w="1701" w:type="dxa"/>
+          </w:tcPr>
+          <w:p>
+            <w:pPr>
+              <w:spacing w:before="120" w:after="120"/>
+            </w:pPr>
             <w:r>
               <w:rPr>
                 <w:rStyle w:val="notion-enable-hover"/>
-                <w:b/>
-                <w:bCs/>
               </w:rPr>
-              <w:t>Temporal</w:t>
-            </w:r>
-          </w:p>
-        </w:tc>
-        <w:tc>
-          <w:tcPr>
-            <w:tcW w:w="3005" w:type="dxa"/>
-          </w:tcPr>
-          <w:p>
-            <w:r>
-              <w:t>Life expectancy at birth</w:t>
-            </w:r>
-          </w:p>
-          <w:p>
-            <w:r>
+              <w:t>Quantitative</w:t>
+            </w:r>
+          </w:p>
+        </w:tc>
+        <w:tc>
+          <w:tcPr>
+            <w:tcW w:w="3402" w:type="dxa"/>
+          </w:tcPr>
+          <w:p>
+            <w:pPr>
+              <w:spacing w:before="120" w:after="120"/>
+              <w:cnfStyle w:val="000000100000" w:firstRow="0" w:lastRow="0" w:firstColumn="0" w:lastColumn="0" w:oddVBand="0" w:evenVBand="0" w:oddHBand="1" w:evenHBand="0" w:firstRowFirstColumn="0" w:firstRowLastColumn="0" w:lastRowFirstColumn="0" w:lastRowLastColumn="0"/>
+            </w:pPr>
+            <w:r>
+              <w:t>Life expectancy</w:t>
+            </w:r>
+          </w:p>
+        </w:tc>
+        <w:tc>
+          <w:tcPr>
+            <w:tcW w:w="3913" w:type="dxa"/>
+          </w:tcPr>
+          <w:p>
+            <w:pPr>
+              <w:spacing w:before="120" w:after="120"/>
+              <w:cnfStyle w:val="000000100000" w:firstRow="0" w:lastRow="0" w:firstColumn="0" w:lastColumn="0" w:oddVBand="0" w:evenVBand="0" w:oddHBand="1" w:evenHBand="0" w:firstRowFirstColumn="0" w:firstRowLastColumn="0" w:lastRowFirstColumn="0" w:lastRowLastColumn="0"/>
+            </w:pPr>
+            <w:r>
+              <w:t>Life expectancy at birth in years (Total population).</w:t>
+            </w:r>
+          </w:p>
+        </w:tc>
+      </w:tr>
+      <w:tr>
+        <w:tc>
+          <w:tcPr>
+            <w:cnfStyle w:val="001000000000" w:firstRow="0" w:lastRow="0" w:firstColumn="1" w:lastColumn="0" w:oddVBand="0" w:evenVBand="0" w:oddHBand="0" w:evenHBand="0" w:firstRowFirstColumn="0" w:firstRowLastColumn="0" w:lastRowFirstColumn="0" w:lastRowLastColumn="0"/>
+            <w:tcW w:w="1701" w:type="dxa"/>
+          </w:tcPr>
+          <w:p>
+            <w:pPr>
+              <w:spacing w:before="120" w:after="120"/>
               <w:rPr>
-                <w:rFonts w:ascii="Courier New" w:hAnsi="Courier New" w:cs="Courier New"/>
+                <w:rStyle w:val="notion-enable-hover"/>
               </w:rPr>
-              <w:t>TIME_PERIOD</w:t>
-            </w:r>
-            <w:r>
-              <w:t xml:space="preserve"> (2015–2024)</w:t>
-            </w:r>
-          </w:p>
-        </w:tc>
-        <w:tc>
-          <w:tcPr>
-            <w:tcW w:w="3006" w:type="dxa"/>
-          </w:tcPr>
-          <w:p>
-            <w:r>
-              <w:t xml:space="preserve">Number of years a person can expect to live if they were born in </w:t>
-            </w:r>
-            <w:r>
-              <w:t>the observation year</w:t>
-            </w:r>
-            <w:r>
-              <w:t>.</w:t>
+            </w:pPr>
+            <w:r>
+              <w:rPr>
+                <w:rStyle w:val="notion-enable-hover"/>
+              </w:rPr>
+              <w:t>Quantitative</w:t>
+            </w:r>
+          </w:p>
+        </w:tc>
+        <w:tc>
+          <w:tcPr>
+            <w:tcW w:w="3402" w:type="dxa"/>
+          </w:tcPr>
+          <w:p>
+            <w:pPr>
+              <w:spacing w:before="120" w:after="120"/>
+              <w:cnfStyle w:val="000000000000" w:firstRow="0" w:lastRow="0" w:firstColumn="0" w:lastColumn="0" w:oddVBand="0" w:evenVBand="0" w:oddHBand="0" w:evenHBand="0" w:firstRowFirstColumn="0" w:firstRowLastColumn="0" w:lastRowFirstColumn="0" w:lastRowLastColumn="0"/>
+            </w:pPr>
+            <w:r>
+              <w:t>Health Expenditure</w:t>
+            </w:r>
+          </w:p>
+        </w:tc>
+        <w:tc>
+          <w:tcPr>
+            <w:tcW w:w="3913" w:type="dxa"/>
+          </w:tcPr>
+          <w:p>
+            <w:pPr>
+              <w:spacing w:before="120" w:after="120"/>
+              <w:cnfStyle w:val="000000000000" w:firstRow="0" w:lastRow="0" w:firstColumn="0" w:lastColumn="0" w:oddVBand="0" w:evenVBand="0" w:oddHBand="0" w:evenHBand="0" w:firstRowFirstColumn="0" w:firstRowLastColumn="0" w:lastRowFirstColumn="0" w:lastRowLastColumn="0"/>
+            </w:pPr>
+            <w:r>
+              <w:t>Total per capita health spending in USD (PPP).</w:t>
             </w:r>
           </w:p>
         </w:tc>
@@ -4370,70 +4675,30 @@
     <w:p/>
     <w:p>
       <w:r>
-        <w:t>Healthcare expenditure: Total per capita health spending (in US dollars</w:t>
-      </w:r>
-      <w:r>
-        <w:t xml:space="preserve"> </w:t>
-      </w:r>
-      <w:r>
-        <w:t>(PPP)).</w:t>
-      </w:r>
-    </w:p>
-    <w:p>
-      <w:r>
-        <w:t>The data set that is merged at the end is of 100 observations (10 years x 10 countries). The data in this data set is used to create the scatter graph and the two line charts. The latest observation available for each country is used for the scatter plot and the annual observations are used to plot the line charts, to illustrate changes from 2015 to 2024.</w:t>
-      </w:r>
-    </w:p>
-    <w:p>
-      <w:r>
-        <w:t>In JavaScript, the data was merged and filtered, meaning that the visualisations could be based on consistent country and year information without including unneeded fields from the underlying OECD data</w:t>
+        <w:t xml:space="preserve">The data set that is merged at the end is of 100 observations (10 years x 10 countries). </w:t>
+      </w:r>
+    </w:p>
+    <w:p>
+      <w:r>
+        <w:lastRenderedPageBreak/>
+        <w:t xml:space="preserve">In JavaScript, the data was merged and filtered, </w:t>
+      </w:r>
+      <w:r>
+        <w:t>for the</w:t>
+      </w:r>
+      <w:r>
+        <w:t xml:space="preserve"> visualisations </w:t>
+      </w:r>
+      <w:r>
+        <w:t>to</w:t>
+      </w:r>
+      <w:r>
+        <w:t xml:space="preserve"> be based on consistent country and year information without including unneeded fields from the underlying OECD data</w:t>
       </w:r>
       <w:r>
         <w:t>.</w:t>
       </w:r>
     </w:p>
-    <w:p>
-      <w:r>
-        <w:t xml:space="preserve">The D3 function </w:t>
-      </w:r>
-      <w:proofErr w:type="spellStart"/>
-      <w:r>
-        <w:t>Promise.all</w:t>
-      </w:r>
-      <w:proofErr w:type="spellEnd"/>
-      <w:r>
-        <w:t xml:space="preserve"> was used to load the datasets into the code. </w:t>
-      </w:r>
-      <w:r>
-        <w:t>The data was cleaned, filtered and joined</w:t>
-      </w:r>
-      <w:r>
-        <w:t xml:space="preserve"> </w:t>
-      </w:r>
-      <w:r>
-        <w:rPr>
-          <w:highlight w:val="yellow"/>
-        </w:rPr>
-        <w:t>&lt;insert&gt;</w:t>
-      </w:r>
-      <w:r>
-        <w:t xml:space="preserve">. </w:t>
-      </w:r>
-    </w:p>
-    <w:p>
-      <w:r>
-        <w:t xml:space="preserve">Tableau10 was used for a consistent and unified colour palette and </w:t>
-      </w:r>
-      <w:proofErr w:type="spellStart"/>
-      <w:r>
-        <w:t>categoroical</w:t>
-      </w:r>
-      <w:proofErr w:type="spellEnd"/>
-      <w:r>
-        <w:t xml:space="preserve"> country distinction.</w:t>
-      </w:r>
-    </w:p>
-    <w:p/>
     <w:p>
       <w:pPr>
         <w:rPr>
@@ -4442,11 +4707,256 @@
         </w:rPr>
       </w:pPr>
       <w:r>
+        <w:t xml:space="preserve">Data loading and transformation were executed client-side via D3.js using </w:t>
+      </w:r>
+      <w:proofErr w:type="spellStart"/>
+      <w:proofErr w:type="gramStart"/>
+      <w:r>
+        <w:rPr>
+          <w:rStyle w:val="HTMLCode"/>
+          <w:rFonts w:eastAsiaTheme="minorHAnsi"/>
+          <w:sz w:val="24"/>
+          <w:szCs w:val="24"/>
+        </w:rPr>
+        <w:t>Promise.all</w:t>
+      </w:r>
+      <w:proofErr w:type="spellEnd"/>
+      <w:r>
+        <w:rPr>
+          <w:rStyle w:val="HTMLCode"/>
+          <w:rFonts w:eastAsiaTheme="minorHAnsi"/>
+          <w:sz w:val="24"/>
+          <w:szCs w:val="24"/>
+        </w:rPr>
+        <w:t>(</w:t>
+      </w:r>
+      <w:proofErr w:type="gramEnd"/>
+      <w:r>
+        <w:rPr>
+          <w:rStyle w:val="HTMLCode"/>
+          <w:rFonts w:eastAsiaTheme="minorHAnsi"/>
+          <w:sz w:val="24"/>
+          <w:szCs w:val="24"/>
+        </w:rPr>
+        <w:t>)</w:t>
+      </w:r>
+      <w:r>
+        <w:t>:</w:t>
+      </w:r>
+      <w:r>
         <w:rPr>
           <w:b/>
           <w:bCs/>
         </w:rPr>
-        <w:lastRenderedPageBreak/>
+        <w:t xml:space="preserve"> </w:t>
+      </w:r>
+    </w:p>
+    <w:p>
+      <w:r>
+        <w:rPr>
+          <w:b/>
+          <w:bCs/>
+        </w:rPr>
+        <w:t>Filtering:</w:t>
+      </w:r>
+      <w:r>
+        <w:t xml:space="preserve"> </w:t>
+      </w:r>
+      <w:r>
+        <w:t>The a</w:t>
+      </w:r>
+      <w:r>
+        <w:t xml:space="preserve">nnual data from 2015 to 2024 for </w:t>
+      </w:r>
+      <w:r>
+        <w:t xml:space="preserve">the </w:t>
+      </w:r>
+      <w:r>
+        <w:t>specified countries</w:t>
+      </w:r>
+      <w:r>
+        <w:t xml:space="preserve"> was </w:t>
+      </w:r>
+      <w:r>
+        <w:t>narrow</w:t>
+      </w:r>
+      <w:r>
+        <w:t xml:space="preserve">ed to </w:t>
+      </w:r>
+      <w:r>
+        <w:t>total population at birth</w:t>
+      </w:r>
+      <w:r>
+        <w:t xml:space="preserve"> for life expectancy</w:t>
+      </w:r>
+      <w:r>
+        <w:t xml:space="preserve"> and to total per-capita spending in current PPP-converted US dollars</w:t>
+      </w:r>
+      <w:r>
+        <w:t xml:space="preserve"> for </w:t>
+      </w:r>
+      <w:r>
+        <w:t>health expenditures</w:t>
+      </w:r>
+      <w:r>
+        <w:t>.</w:t>
+      </w:r>
+    </w:p>
+    <w:p>
+      <w:r>
+        <w:rPr>
+          <w:b/>
+          <w:bCs/>
+        </w:rPr>
+        <w:t>Cleaning:</w:t>
+      </w:r>
+      <w:r>
+        <w:t xml:space="preserve"> </w:t>
+      </w:r>
+      <w:r>
+        <w:t>The</w:t>
+      </w:r>
+      <w:r>
+        <w:t xml:space="preserve"> string fields (</w:t>
+      </w:r>
+      <w:r>
+        <w:rPr>
+          <w:rFonts w:ascii="Courier New" w:hAnsi="Courier New" w:cs="Courier New"/>
+        </w:rPr>
+        <w:t>TIME_PERIOD</w:t>
+      </w:r>
+      <w:r>
+        <w:t xml:space="preserve"> and </w:t>
+      </w:r>
+      <w:r>
+        <w:rPr>
+          <w:rFonts w:ascii="Courier New" w:hAnsi="Courier New" w:cs="Courier New"/>
+        </w:rPr>
+        <w:t>OBS_VALUE</w:t>
+      </w:r>
+      <w:r>
+        <w:t xml:space="preserve">) </w:t>
+      </w:r>
+      <w:r>
+        <w:t xml:space="preserve">were converted </w:t>
+      </w:r>
+      <w:r>
+        <w:t xml:space="preserve">into </w:t>
+      </w:r>
+      <w:r>
+        <w:t xml:space="preserve">the </w:t>
+      </w:r>
+      <w:r>
+        <w:t xml:space="preserve">numeric types (year, </w:t>
+      </w:r>
+      <w:proofErr w:type="spellStart"/>
+      <w:r>
+        <w:t>lifeExpectancy</w:t>
+      </w:r>
+      <w:proofErr w:type="spellEnd"/>
+      <w:r>
+        <w:t xml:space="preserve">, and </w:t>
+      </w:r>
+      <w:proofErr w:type="spellStart"/>
+      <w:r>
+        <w:t>healthSpending</w:t>
+      </w:r>
+      <w:proofErr w:type="spellEnd"/>
+      <w:r>
+        <w:t>).</w:t>
+      </w:r>
+    </w:p>
+    <w:p>
+      <w:r>
+        <w:rPr>
+          <w:b/>
+          <w:bCs/>
+        </w:rPr>
+        <w:t>Joining:</w:t>
+      </w:r>
+      <w:r>
+        <w:t xml:space="preserve"> </w:t>
+      </w:r>
+      <w:r>
+        <w:t>A</w:t>
+      </w:r>
+      <w:r>
+        <w:t xml:space="preserve"> left join </w:t>
+      </w:r>
+      <w:r>
+        <w:t xml:space="preserve">was </w:t>
+      </w:r>
+      <w:r>
+        <w:t>performed</w:t>
+      </w:r>
+      <w:r>
+        <w:t xml:space="preserve"> </w:t>
+      </w:r>
+      <w:r>
+        <w:t xml:space="preserve">on the life expectancy dataset, matching health expenditure data by country and year while returning </w:t>
+      </w:r>
+      <w:r>
+        <w:rPr>
+          <w:rStyle w:val="HTMLCode"/>
+          <w:rFonts w:eastAsiaTheme="minorHAnsi"/>
+          <w:sz w:val="24"/>
+          <w:szCs w:val="24"/>
+        </w:rPr>
+        <w:t>null</w:t>
+      </w:r>
+      <w:r>
+        <w:rPr>
+          <w:sz w:val="36"/>
+          <w:szCs w:val="36"/>
+        </w:rPr>
+        <w:t xml:space="preserve"> </w:t>
+      </w:r>
+      <w:r>
+        <w:t>for missing spending records.</w:t>
+      </w:r>
+    </w:p>
+    <w:p>
+      <w:r>
+        <w:rPr>
+          <w:b/>
+          <w:bCs/>
+        </w:rPr>
+        <w:t>Colour mapping:</w:t>
+      </w:r>
+      <w:r>
+        <w:t xml:space="preserve"> </w:t>
+      </w:r>
+      <w:r>
+        <w:t xml:space="preserve">The </w:t>
+      </w:r>
+      <w:r>
+        <w:t xml:space="preserve">standardized </w:t>
+      </w:r>
+      <w:r>
+        <w:rPr>
+          <w:rStyle w:val="HTMLCode"/>
+          <w:rFonts w:eastAsiaTheme="minorHAnsi"/>
+          <w:sz w:val="24"/>
+          <w:szCs w:val="24"/>
+        </w:rPr>
+        <w:t>Tableau10</w:t>
+      </w:r>
+      <w:r>
+        <w:t xml:space="preserve"> palette was applied across all charts to ensure consistent visual identity per country.</w:t>
+      </w:r>
+    </w:p>
+    <w:p>
+      <w:pPr>
+        <w:rPr>
+          <w:b/>
+          <w:bCs/>
+        </w:rPr>
+      </w:pPr>
+      <w:r>
+        <w:rPr>
+          <w:b/>
+          <w:bCs/>
+        </w:rPr>
         <w:br w:type="page"/>
       </w:r>
     </w:p>
@@ -4454,7 +4964,7 @@
       <w:pPr>
         <w:pStyle w:val="Heading1"/>
       </w:pPr>
-      <w:bookmarkStart w:id="8" w:name="_Toc242042083"/>
+      <w:bookmarkStart w:id="8" w:name="_Toc242063491"/>
       <w:r>
         <w:lastRenderedPageBreak/>
         <w:t>3. Requirements</w:t>
@@ -4465,7 +4975,7 @@
       <w:pPr>
         <w:pStyle w:val="Heading2"/>
       </w:pPr>
-      <w:bookmarkStart w:id="9" w:name="_Toc242042084"/>
+      <w:bookmarkStart w:id="9" w:name="_Toc242063492"/>
       <w:r>
         <w:t>3.1 Must-have Features</w:t>
       </w:r>
@@ -4484,62 +4994,68 @@
     </w:p>
     <w:tbl>
       <w:tblPr>
-        <w:tblStyle w:val="TableGrid"/>
+        <w:tblStyle w:val="GridTable7Colourful"/>
         <w:tblW w:w="0" w:type="auto"/>
         <w:tblLook w:val="04A0" w:firstRow="1" w:lastRow="0" w:firstColumn="1" w:lastColumn="0" w:noHBand="0" w:noVBand="1"/>
       </w:tblPr>
       <w:tblGrid>
-        <w:gridCol w:w="4508"/>
-        <w:gridCol w:w="4508"/>
+        <w:gridCol w:w="4111"/>
+        <w:gridCol w:w="4905"/>
       </w:tblGrid>
       <w:tr>
-        <w:tc>
-          <w:tcPr>
-            <w:tcW w:w="4508" w:type="dxa"/>
-          </w:tcPr>
-          <w:p>
-            <w:pPr>
+        <w:trPr>
+          <w:cnfStyle w:val="100000000000" w:firstRow="1" w:lastRow="0" w:firstColumn="0" w:lastColumn="0" w:oddVBand="0" w:evenVBand="0" w:oddHBand="0" w:evenHBand="0" w:firstRowFirstColumn="0" w:firstRowLastColumn="0" w:lastRowFirstColumn="0" w:lastRowLastColumn="0"/>
+        </w:trPr>
+        <w:tc>
+          <w:tcPr>
+            <w:cnfStyle w:val="001000000100" w:firstRow="0" w:lastRow="0" w:firstColumn="1" w:lastColumn="0" w:oddVBand="0" w:evenVBand="0" w:oddHBand="0" w:evenHBand="0" w:firstRowFirstColumn="1" w:firstRowLastColumn="0" w:lastRowFirstColumn="0" w:lastRowLastColumn="0"/>
+            <w:tcW w:w="4111" w:type="dxa"/>
+          </w:tcPr>
+          <w:p>
+            <w:pPr>
+              <w:spacing w:before="120" w:after="120"/>
               <w:rPr>
-                <w:b/>
-                <w:bCs/>
+                <w:b w:val="0"/>
+                <w:bCs w:val="0"/>
               </w:rPr>
             </w:pPr>
             <w:r>
+              <w:t>Requirement</w:t>
+            </w:r>
+          </w:p>
+        </w:tc>
+        <w:tc>
+          <w:tcPr>
+            <w:tcW w:w="4905" w:type="dxa"/>
+          </w:tcPr>
+          <w:p>
+            <w:pPr>
+              <w:spacing w:before="120" w:after="120"/>
+              <w:cnfStyle w:val="100000000000" w:firstRow="1" w:lastRow="0" w:firstColumn="0" w:lastColumn="0" w:oddVBand="0" w:evenVBand="0" w:oddHBand="0" w:evenHBand="0" w:firstRowFirstColumn="0" w:firstRowLastColumn="0" w:lastRowFirstColumn="0" w:lastRowLastColumn="0"/>
               <w:rPr>
-                <w:b/>
-                <w:bCs/>
+                <w:b w:val="0"/>
+                <w:bCs w:val="0"/>
               </w:rPr>
-              <w:t>Requirement</w:t>
-            </w:r>
-          </w:p>
-        </w:tc>
-        <w:tc>
-          <w:tcPr>
-            <w:tcW w:w="4508" w:type="dxa"/>
-          </w:tcPr>
-          <w:p>
-            <w:pPr>
-              <w:rPr>
-                <w:b/>
-                <w:bCs/>
-              </w:rPr>
-            </w:pPr>
-            <w:r>
-              <w:rPr>
-                <w:b/>
-                <w:bCs/>
-              </w:rPr>
+            </w:pPr>
+            <w:r>
               <w:t>Implementation Status</w:t>
             </w:r>
           </w:p>
         </w:tc>
       </w:tr>
       <w:tr>
-        <w:tc>
-          <w:tcPr>
-            <w:tcW w:w="4508" w:type="dxa"/>
-          </w:tcPr>
-          <w:p>
+        <w:trPr>
+          <w:cnfStyle w:val="000000100000" w:firstRow="0" w:lastRow="0" w:firstColumn="0" w:lastColumn="0" w:oddVBand="0" w:evenVBand="0" w:oddHBand="1" w:evenHBand="0" w:firstRowFirstColumn="0" w:firstRowLastColumn="0" w:lastRowFirstColumn="0" w:lastRowLastColumn="0"/>
+        </w:trPr>
+        <w:tc>
+          <w:tcPr>
+            <w:cnfStyle w:val="001000000000" w:firstRow="0" w:lastRow="0" w:firstColumn="1" w:lastColumn="0" w:oddVBand="0" w:evenVBand="0" w:oddHBand="0" w:evenHBand="0" w:firstRowFirstColumn="0" w:firstRowLastColumn="0" w:lastRowFirstColumn="0" w:lastRowLastColumn="0"/>
+            <w:tcW w:w="4111" w:type="dxa"/>
+          </w:tcPr>
+          <w:p>
+            <w:pPr>
+              <w:spacing w:before="120" w:after="120"/>
+            </w:pPr>
             <w:r>
               <w:t>I</w:t>
             </w:r>
@@ -4550,9 +5066,13 @@
         </w:tc>
         <w:tc>
           <w:tcPr>
-            <w:tcW w:w="4508" w:type="dxa"/>
-          </w:tcPr>
-          <w:p>
+            <w:tcW w:w="4905" w:type="dxa"/>
+          </w:tcPr>
+          <w:p>
+            <w:pPr>
+              <w:spacing w:before="120" w:after="120"/>
+              <w:cnfStyle w:val="000000100000" w:firstRow="0" w:lastRow="0" w:firstColumn="0" w:lastColumn="0" w:oddVBand="0" w:evenVBand="0" w:oddHBand="1" w:evenHBand="0" w:firstRowFirstColumn="0" w:firstRowLastColumn="0" w:lastRowFirstColumn="0" w:lastRowLastColumn="0"/>
+            </w:pPr>
             <w:r>
               <w:t>Completed – Both CSV datasets are loaded and processed using D3.js.</w:t>
             </w:r>
@@ -4562,9 +5082,13 @@
       <w:tr>
         <w:tc>
           <w:tcPr>
-            <w:tcW w:w="4508" w:type="dxa"/>
-          </w:tcPr>
-          <w:p>
+            <w:cnfStyle w:val="001000000000" w:firstRow="0" w:lastRow="0" w:firstColumn="1" w:lastColumn="0" w:oddVBand="0" w:evenVBand="0" w:oddHBand="0" w:evenHBand="0" w:firstRowFirstColumn="0" w:firstRowLastColumn="0" w:lastRowFirstColumn="0" w:lastRowLastColumn="0"/>
+            <w:tcW w:w="4111" w:type="dxa"/>
+          </w:tcPr>
+          <w:p>
+            <w:pPr>
+              <w:spacing w:before="120" w:after="120"/>
+            </w:pPr>
             <w:r>
               <w:t>Visualise healthcare expenditure and life expectancy</w:t>
             </w:r>
@@ -4572,9 +5096,13 @@
         </w:tc>
         <w:tc>
           <w:tcPr>
-            <w:tcW w:w="4508" w:type="dxa"/>
-          </w:tcPr>
-          <w:p>
+            <w:tcW w:w="4905" w:type="dxa"/>
+          </w:tcPr>
+          <w:p>
+            <w:pPr>
+              <w:spacing w:before="120" w:after="120"/>
+              <w:cnfStyle w:val="000000000000" w:firstRow="0" w:lastRow="0" w:firstColumn="0" w:lastColumn="0" w:oddVBand="0" w:evenVBand="0" w:oddHBand="0" w:evenHBand="0" w:firstRowFirstColumn="0" w:firstRowLastColumn="0" w:lastRowFirstColumn="0" w:lastRowLastColumn="0"/>
+            </w:pPr>
             <w:r>
               <w:t>Completed – A scatter plot and two line charts were developed.</w:t>
             </w:r>
@@ -4582,11 +5110,18 @@
         </w:tc>
       </w:tr>
       <w:tr>
-        <w:tc>
-          <w:tcPr>
-            <w:tcW w:w="4508" w:type="dxa"/>
-          </w:tcPr>
-          <w:p>
+        <w:trPr>
+          <w:cnfStyle w:val="000000100000" w:firstRow="0" w:lastRow="0" w:firstColumn="0" w:lastColumn="0" w:oddVBand="0" w:evenVBand="0" w:oddHBand="1" w:evenHBand="0" w:firstRowFirstColumn="0" w:firstRowLastColumn="0" w:lastRowFirstColumn="0" w:lastRowLastColumn="0"/>
+        </w:trPr>
+        <w:tc>
+          <w:tcPr>
+            <w:cnfStyle w:val="001000000000" w:firstRow="0" w:lastRow="0" w:firstColumn="1" w:lastColumn="0" w:oddVBand="0" w:evenVBand="0" w:oddHBand="0" w:evenHBand="0" w:firstRowFirstColumn="0" w:firstRowLastColumn="0" w:lastRowFirstColumn="0" w:lastRowLastColumn="0"/>
+            <w:tcW w:w="4111" w:type="dxa"/>
+          </w:tcPr>
+          <w:p>
+            <w:pPr>
+              <w:spacing w:before="120" w:after="120"/>
+            </w:pPr>
             <w:r>
               <w:t>Compare the selected OECD countries</w:t>
             </w:r>
@@ -4594,9 +5129,13 @@
         </w:tc>
         <w:tc>
           <w:tcPr>
-            <w:tcW w:w="4508" w:type="dxa"/>
-          </w:tcPr>
-          <w:p>
+            <w:tcW w:w="4905" w:type="dxa"/>
+          </w:tcPr>
+          <w:p>
+            <w:pPr>
+              <w:spacing w:before="120" w:after="120"/>
+              <w:cnfStyle w:val="000000100000" w:firstRow="0" w:lastRow="0" w:firstColumn="0" w:lastColumn="0" w:oddVBand="0" w:evenVBand="0" w:oddHBand="1" w:evenHBand="0" w:firstRowFirstColumn="0" w:firstRowLastColumn="0" w:lastRowFirstColumn="0" w:lastRowLastColumn="0"/>
+            </w:pPr>
             <w:r>
               <w:t>Completed – The visualisations display data for ten selected countries.</w:t>
             </w:r>
@@ -4606,9 +5145,13 @@
       <w:tr>
         <w:tc>
           <w:tcPr>
-            <w:tcW w:w="4508" w:type="dxa"/>
-          </w:tcPr>
-          <w:p>
+            <w:cnfStyle w:val="001000000000" w:firstRow="0" w:lastRow="0" w:firstColumn="1" w:lastColumn="0" w:oddVBand="0" w:evenVBand="0" w:oddHBand="0" w:evenHBand="0" w:firstRowFirstColumn="0" w:firstRowLastColumn="0" w:lastRowFirstColumn="0" w:lastRowLastColumn="0"/>
+            <w:tcW w:w="4111" w:type="dxa"/>
+          </w:tcPr>
+          <w:p>
+            <w:pPr>
+              <w:spacing w:before="120" w:after="120"/>
+            </w:pPr>
             <w:r>
               <w:t>S</w:t>
             </w:r>
@@ -4619,9 +5162,13 @@
         </w:tc>
         <w:tc>
           <w:tcPr>
-            <w:tcW w:w="4508" w:type="dxa"/>
-          </w:tcPr>
-          <w:p>
+            <w:tcW w:w="4905" w:type="dxa"/>
+          </w:tcPr>
+          <w:p>
+            <w:pPr>
+              <w:spacing w:before="120" w:after="120"/>
+              <w:cnfStyle w:val="000000000000" w:firstRow="0" w:lastRow="0" w:firstColumn="0" w:lastColumn="0" w:oddVBand="0" w:evenVBand="0" w:oddHBand="0" w:evenHBand="0" w:firstRowFirstColumn="0" w:firstRowLastColumn="0" w:lastRowFirstColumn="0" w:lastRowLastColumn="0"/>
+            </w:pPr>
             <w:r>
               <w:t>Completed – The line charts show annual data from 2015 to 2024.</w:t>
             </w:r>
@@ -4629,11 +5176,18 @@
         </w:tc>
       </w:tr>
       <w:tr>
-        <w:tc>
-          <w:tcPr>
-            <w:tcW w:w="4508" w:type="dxa"/>
-          </w:tcPr>
-          <w:p>
+        <w:trPr>
+          <w:cnfStyle w:val="000000100000" w:firstRow="0" w:lastRow="0" w:firstColumn="0" w:lastColumn="0" w:oddVBand="0" w:evenVBand="0" w:oddHBand="1" w:evenHBand="0" w:firstRowFirstColumn="0" w:firstRowLastColumn="0" w:lastRowFirstColumn="0" w:lastRowLastColumn="0"/>
+        </w:trPr>
+        <w:tc>
+          <w:tcPr>
+            <w:cnfStyle w:val="001000000000" w:firstRow="0" w:lastRow="0" w:firstColumn="1" w:lastColumn="0" w:oddVBand="0" w:evenVBand="0" w:oddHBand="0" w:evenHBand="0" w:firstRowFirstColumn="0" w:firstRowLastColumn="0" w:lastRowFirstColumn="0" w:lastRowLastColumn="0"/>
+            <w:tcW w:w="4111" w:type="dxa"/>
+          </w:tcPr>
+          <w:p>
+            <w:pPr>
+              <w:spacing w:before="120" w:after="120"/>
+            </w:pPr>
             <w:r>
               <w:t>Clearly label axes, values and countries</w:t>
             </w:r>
@@ -4641,9 +5195,13 @@
         </w:tc>
         <w:tc>
           <w:tcPr>
-            <w:tcW w:w="4508" w:type="dxa"/>
-          </w:tcPr>
-          <w:p>
+            <w:tcW w:w="4905" w:type="dxa"/>
+          </w:tcPr>
+          <w:p>
+            <w:pPr>
+              <w:spacing w:before="120" w:after="120"/>
+              <w:cnfStyle w:val="000000100000" w:firstRow="0" w:lastRow="0" w:firstColumn="0" w:lastColumn="0" w:oddVBand="0" w:evenVBand="0" w:oddHBand="1" w:evenHBand="0" w:firstRowFirstColumn="0" w:firstRowLastColumn="0" w:lastRowFirstColumn="0" w:lastRowLastColumn="0"/>
+            </w:pPr>
             <w:r>
               <w:t>Completed – The charts include axes, labels, legends and interactive tooltips.</w:t>
             </w:r>
@@ -4653,9 +5211,13 @@
       <w:tr>
         <w:tc>
           <w:tcPr>
-            <w:tcW w:w="4508" w:type="dxa"/>
-          </w:tcPr>
-          <w:p>
+            <w:cnfStyle w:val="001000000000" w:firstRow="0" w:lastRow="0" w:firstColumn="1" w:lastColumn="0" w:oddVBand="0" w:evenVBand="0" w:oddHBand="0" w:evenHBand="0" w:firstRowFirstColumn="0" w:firstRowLastColumn="0" w:lastRowFirstColumn="0" w:lastRowLastColumn="0"/>
+            <w:tcW w:w="4111" w:type="dxa"/>
+          </w:tcPr>
+          <w:p>
+            <w:pPr>
+              <w:spacing w:before="120" w:after="120"/>
+            </w:pPr>
             <w:r>
               <w:t>Provide suitable titles and descriptions</w:t>
             </w:r>
@@ -4663,9 +5225,13 @@
         </w:tc>
         <w:tc>
           <w:tcPr>
-            <w:tcW w:w="4508" w:type="dxa"/>
-          </w:tcPr>
-          <w:p>
+            <w:tcW w:w="4905" w:type="dxa"/>
+          </w:tcPr>
+          <w:p>
+            <w:pPr>
+              <w:spacing w:before="120" w:after="120"/>
+              <w:cnfStyle w:val="000000000000" w:firstRow="0" w:lastRow="0" w:firstColumn="0" w:lastColumn="0" w:oddVBand="0" w:evenVBand="0" w:oddHBand="0" w:evenHBand="0" w:firstRowFirstColumn="0" w:firstRowLastColumn="0" w:lastRowFirstColumn="0" w:lastRowLastColumn="0"/>
+            </w:pPr>
             <w:r>
               <w:t>Completed – Each visualisation has a title and an explanation of its purpose.</w:t>
             </w:r>
@@ -4673,11 +5239,18 @@
         </w:tc>
       </w:tr>
       <w:tr>
-        <w:tc>
-          <w:tcPr>
-            <w:tcW w:w="4508" w:type="dxa"/>
-          </w:tcPr>
-          <w:p>
+        <w:trPr>
+          <w:cnfStyle w:val="000000100000" w:firstRow="0" w:lastRow="0" w:firstColumn="0" w:lastColumn="0" w:oddVBand="0" w:evenVBand="0" w:oddHBand="1" w:evenHBand="0" w:firstRowFirstColumn="0" w:firstRowLastColumn="0" w:lastRowFirstColumn="0" w:lastRowLastColumn="0"/>
+        </w:trPr>
+        <w:tc>
+          <w:tcPr>
+            <w:cnfStyle w:val="001000000000" w:firstRow="0" w:lastRow="0" w:firstColumn="1" w:lastColumn="0" w:oddVBand="0" w:evenVBand="0" w:oddHBand="0" w:evenHBand="0" w:firstRowFirstColumn="0" w:firstRowLastColumn="0" w:lastRowFirstColumn="0" w:lastRowLastColumn="0"/>
+            <w:tcW w:w="4111" w:type="dxa"/>
+          </w:tcPr>
+          <w:p>
+            <w:pPr>
+              <w:spacing w:before="120" w:after="120"/>
+            </w:pPr>
             <w:r>
               <w:t>Make the visualisations available online</w:t>
             </w:r>
@@ -4685,9 +5258,13 @@
         </w:tc>
         <w:tc>
           <w:tcPr>
-            <w:tcW w:w="4508" w:type="dxa"/>
-          </w:tcPr>
-          <w:p>
+            <w:tcW w:w="4905" w:type="dxa"/>
+          </w:tcPr>
+          <w:p>
+            <w:pPr>
+              <w:spacing w:before="120" w:after="120"/>
+              <w:cnfStyle w:val="000000100000" w:firstRow="0" w:lastRow="0" w:firstColumn="0" w:lastColumn="0" w:oddVBand="0" w:evenVBand="0" w:oddHBand="1" w:evenHBand="0" w:firstRowFirstColumn="0" w:firstRowLastColumn="0" w:lastRowFirstColumn="0" w:lastRowLastColumn="0"/>
+            </w:pPr>
             <w:r>
               <w:t>Completed – The website is hosted on the Mercury server.</w:t>
             </w:r>
@@ -4697,9 +5274,13 @@
       <w:tr>
         <w:tc>
           <w:tcPr>
-            <w:tcW w:w="4508" w:type="dxa"/>
-          </w:tcPr>
-          <w:p>
+            <w:cnfStyle w:val="001000000000" w:firstRow="0" w:lastRow="0" w:firstColumn="1" w:lastColumn="0" w:oddVBand="0" w:evenVBand="0" w:oddHBand="0" w:evenHBand="0" w:firstRowFirstColumn="0" w:firstRowLastColumn="0" w:lastRowFirstColumn="0" w:lastRowLastColumn="0"/>
+            <w:tcW w:w="4111" w:type="dxa"/>
+          </w:tcPr>
+          <w:p>
+            <w:pPr>
+              <w:spacing w:before="120" w:after="120"/>
+            </w:pPr>
             <w:r>
               <w:t>Make the visualisations understandable and easy to use</w:t>
             </w:r>
@@ -4707,14 +5288,23 @@
         </w:tc>
         <w:tc>
           <w:tcPr>
-            <w:tcW w:w="4508" w:type="dxa"/>
-          </w:tcPr>
-          <w:p>
+            <w:tcW w:w="4905" w:type="dxa"/>
+          </w:tcPr>
+          <w:p>
+            <w:pPr>
+              <w:spacing w:before="120" w:after="120"/>
+              <w:cnfStyle w:val="000000000000" w:firstRow="0" w:lastRow="0" w:firstColumn="0" w:lastColumn="0" w:oddVBand="0" w:evenVBand="0" w:oddHBand="0" w:evenHBand="0" w:firstRowFirstColumn="0" w:firstRowLastColumn="0" w:lastRowFirstColumn="0" w:lastRowLastColumn="0"/>
+            </w:pPr>
             <w:r>
               <w:t>Implemented – The website includes five guiding questions, a consistent layout and interactive chart features. User testing will provide further feedback on usability.</w:t>
             </w:r>
           </w:p>
-          <w:p/>
+          <w:p>
+            <w:pPr>
+              <w:spacing w:before="120" w:after="120"/>
+              <w:cnfStyle w:val="000000000000" w:firstRow="0" w:lastRow="0" w:firstColumn="0" w:lastColumn="0" w:oddVBand="0" w:evenVBand="0" w:oddHBand="0" w:evenHBand="0" w:firstRowFirstColumn="0" w:firstRowLastColumn="0" w:lastRowFirstColumn="0" w:lastRowLastColumn="0"/>
+            </w:pPr>
+          </w:p>
         </w:tc>
       </w:tr>
     </w:tbl>
@@ -4723,7 +5313,7 @@
       <w:pPr>
         <w:pStyle w:val="Heading2"/>
       </w:pPr>
-      <w:bookmarkStart w:id="10" w:name="_Toc242042085"/>
+      <w:bookmarkStart w:id="10" w:name="_Toc242063493"/>
       <w:r>
         <w:t>3.2 Optional Features</w:t>
       </w:r>
@@ -4731,132 +5321,75 @@
     </w:p>
     <w:p>
       <w:r>
-        <w:t>Several optional features were considered to improve user interaction and accessibility. The final implementation includes interactive tooltips, country highlighting, additional trend charts and a responsive layout.</w:t>
+        <w:t xml:space="preserve">Several optional features were considered to improve user interaction and accessibility. The final implementation includes interactive tooltips, country highlighting, </w:t>
+      </w:r>
+      <w:r>
+        <w:t xml:space="preserve">trend charts, </w:t>
+      </w:r>
+      <w:r>
+        <w:t>and a responsive layout.</w:t>
       </w:r>
     </w:p>
     <w:tbl>
       <w:tblPr>
-        <w:tblStyle w:val="TableGrid"/>
+        <w:tblStyle w:val="GridTable7Colourful"/>
         <w:tblW w:w="0" w:type="auto"/>
         <w:tblLook w:val="04A0" w:firstRow="1" w:lastRow="0" w:firstColumn="1" w:lastColumn="0" w:noHBand="0" w:noVBand="1"/>
       </w:tblPr>
       <w:tblGrid>
-        <w:gridCol w:w="4508"/>
-        <w:gridCol w:w="4508"/>
+        <w:gridCol w:w="3969"/>
+        <w:gridCol w:w="5047"/>
       </w:tblGrid>
       <w:tr>
-        <w:tc>
-          <w:tcPr>
-            <w:tcW w:w="4508" w:type="dxa"/>
-          </w:tcPr>
-          <w:p>
-            <w:pPr>
+        <w:trPr>
+          <w:cnfStyle w:val="100000000000" w:firstRow="1" w:lastRow="0" w:firstColumn="0" w:lastColumn="0" w:oddVBand="0" w:evenVBand="0" w:oddHBand="0" w:evenHBand="0" w:firstRowFirstColumn="0" w:firstRowLastColumn="0" w:lastRowFirstColumn="0" w:lastRowLastColumn="0"/>
+        </w:trPr>
+        <w:tc>
+          <w:tcPr>
+            <w:cnfStyle w:val="001000000100" w:firstRow="0" w:lastRow="0" w:firstColumn="1" w:lastColumn="0" w:oddVBand="0" w:evenVBand="0" w:oddHBand="0" w:evenHBand="0" w:firstRowFirstColumn="1" w:firstRowLastColumn="0" w:lastRowFirstColumn="0" w:lastRowLastColumn="0"/>
+            <w:tcW w:w="3969" w:type="dxa"/>
+          </w:tcPr>
+          <w:p>
+            <w:pPr>
+              <w:spacing w:before="120" w:after="120"/>
               <w:rPr>
-                <w:b/>
-                <w:bCs/>
+                <w:b w:val="0"/>
+                <w:bCs w:val="0"/>
               </w:rPr>
             </w:pPr>
             <w:r>
-              <w:rPr>
-                <w:b/>
-                <w:bCs/>
-              </w:rPr>
               <w:t>Optional Feature</w:t>
             </w:r>
           </w:p>
         </w:tc>
         <w:tc>
           <w:tcPr>
-            <w:tcW w:w="4508" w:type="dxa"/>
-          </w:tcPr>
-          <w:tbl>
-            <w:tblPr>
-              <w:tblW w:w="0" w:type="auto"/>
-              <w:tblCellSpacing w:w="15" w:type="dxa"/>
-              <w:tblCellMar>
-                <w:top w:w="15" w:type="dxa"/>
-                <w:left w:w="15" w:type="dxa"/>
-                <w:bottom w:w="15" w:type="dxa"/>
-                <w:right w:w="15" w:type="dxa"/>
-              </w:tblCellMar>
-              <w:tblLook w:val="04A0" w:firstRow="1" w:lastRow="0" w:firstColumn="1" w:lastColumn="0" w:noHBand="0" w:noVBand="1"/>
-            </w:tblPr>
-            <w:tblGrid>
-              <w:gridCol w:w="81"/>
-              <w:gridCol w:w="2416"/>
-            </w:tblGrid>
-            <w:tr>
-              <w:trPr>
-                <w:tblCellSpacing w:w="15" w:type="dxa"/>
-              </w:trPr>
-              <w:tc>
-                <w:tcPr>
-                  <w:tcW w:w="0" w:type="auto"/>
-                  <w:vAlign w:val="center"/>
-                  <w:hideMark/>
-                </w:tcPr>
-                <w:p>
-                  <w:pPr>
-                    <w:spacing w:after="0" w:line="240" w:lineRule="auto"/>
-                    <w:rPr>
-                      <w:rFonts w:ascii="Times New Roman" w:eastAsia="Times New Roman" w:hAnsi="Times New Roman" w:cs="Times New Roman"/>
-                      <w:kern w:val="0"/>
-                      <w:lang w:eastAsia="en-AU"/>
-                      <w14:ligatures w14:val="none"/>
-                    </w:rPr>
-                  </w:pPr>
-                </w:p>
-              </w:tc>
-              <w:tc>
-                <w:tcPr>
-                  <w:tcW w:w="0" w:type="auto"/>
-                  <w:vAlign w:val="center"/>
-                  <w:hideMark/>
-                </w:tcPr>
-                <w:p>
-                  <w:pPr>
-                    <w:spacing w:after="0" w:line="240" w:lineRule="auto"/>
-                    <w:jc w:val="center"/>
-                    <w:rPr>
-                      <w:rFonts w:ascii="Times New Roman" w:eastAsia="Times New Roman" w:hAnsi="Times New Roman" w:cs="Times New Roman"/>
-                      <w:b/>
-                      <w:bCs/>
-                      <w:kern w:val="0"/>
-                      <w:lang w:eastAsia="en-AU"/>
-                      <w14:ligatures w14:val="none"/>
-                    </w:rPr>
-                  </w:pPr>
-                  <w:r>
-                    <w:rPr>
-                      <w:rFonts w:ascii="Times New Roman" w:eastAsia="Times New Roman" w:hAnsi="Times New Roman" w:cs="Times New Roman"/>
-                      <w:b/>
-                      <w:bCs/>
-                      <w:kern w:val="0"/>
-                      <w:lang w:eastAsia="en-AU"/>
-                      <w14:ligatures w14:val="none"/>
-                    </w:rPr>
-                    <w:t>Implementation Status</w:t>
-                  </w:r>
-                </w:p>
-              </w:tc>
-            </w:tr>
-          </w:tbl>
-          <w:p>
-            <w:pPr>
-              <w:rPr>
-                <w:b/>
-                <w:bCs/>
-              </w:rPr>
-            </w:pPr>
+            <w:tcW w:w="5047" w:type="dxa"/>
+          </w:tcPr>
+          <w:p>
+            <w:pPr>
+              <w:spacing w:before="120" w:after="120"/>
+              <w:cnfStyle w:val="100000000000" w:firstRow="1" w:lastRow="0" w:firstColumn="0" w:lastColumn="0" w:oddVBand="0" w:evenVBand="0" w:oddHBand="0" w:evenHBand="0" w:firstRowFirstColumn="0" w:firstRowLastColumn="0" w:lastRowFirstColumn="0" w:lastRowLastColumn="0"/>
+            </w:pPr>
+            <w:r>
+              <w:t>Implementation Status</w:t>
+            </w:r>
           </w:p>
         </w:tc>
       </w:tr>
       <w:tr>
-        <w:tc>
-          <w:tcPr>
-            <w:tcW w:w="4508" w:type="dxa"/>
-          </w:tcPr>
-          <w:p>
+        <w:trPr>
+          <w:cnfStyle w:val="000000100000" w:firstRow="0" w:lastRow="0" w:firstColumn="0" w:lastColumn="0" w:oddVBand="0" w:evenVBand="0" w:oddHBand="1" w:evenHBand="0" w:firstRowFirstColumn="0" w:firstRowLastColumn="0" w:lastRowFirstColumn="0" w:lastRowLastColumn="0"/>
+        </w:trPr>
+        <w:tc>
+          <w:tcPr>
+            <w:cnfStyle w:val="001000000000" w:firstRow="0" w:lastRow="0" w:firstColumn="1" w:lastColumn="0" w:oddVBand="0" w:evenVBand="0" w:oddHBand="0" w:evenHBand="0" w:firstRowFirstColumn="0" w:firstRowLastColumn="0" w:lastRowFirstColumn="0" w:lastRowLastColumn="0"/>
+            <w:tcW w:w="3969" w:type="dxa"/>
+          </w:tcPr>
+          <w:p>
+            <w:pPr>
+              <w:spacing w:before="120" w:after="120"/>
+            </w:pPr>
             <w:r>
               <w:t>Display detailed values in tooltips</w:t>
             </w:r>
@@ -4864,9 +5397,13 @@
         </w:tc>
         <w:tc>
           <w:tcPr>
-            <w:tcW w:w="4508" w:type="dxa"/>
-          </w:tcPr>
-          <w:p>
+            <w:tcW w:w="5047" w:type="dxa"/>
+          </w:tcPr>
+          <w:p>
+            <w:pPr>
+              <w:spacing w:before="120" w:after="120"/>
+              <w:cnfStyle w:val="000000100000" w:firstRow="0" w:lastRow="0" w:firstColumn="0" w:lastColumn="0" w:oddVBand="0" w:evenVBand="0" w:oddHBand="1" w:evenHBand="0" w:firstRowFirstColumn="0" w:firstRowLastColumn="0" w:lastRowFirstColumn="0" w:lastRowLastColumn="0"/>
+            </w:pPr>
             <w:r>
               <w:t>Completed – Hovering over chart data displays country-specific information.</w:t>
             </w:r>
@@ -4876,19 +5413,28 @@
       <w:tr>
         <w:tc>
           <w:tcPr>
-            <w:tcW w:w="4508" w:type="dxa"/>
-          </w:tcPr>
-          <w:p>
-            <w:r>
+            <w:cnfStyle w:val="001000000000" w:firstRow="0" w:lastRow="0" w:firstColumn="1" w:lastColumn="0" w:oddVBand="0" w:evenVBand="0" w:oddHBand="0" w:evenHBand="0" w:firstRowFirstColumn="0" w:firstRowLastColumn="0" w:lastRowFirstColumn="0" w:lastRowLastColumn="0"/>
+            <w:tcW w:w="3969" w:type="dxa"/>
+          </w:tcPr>
+          <w:p>
+            <w:pPr>
+              <w:spacing w:before="120" w:after="120"/>
+            </w:pPr>
+            <w:r>
+              <w:lastRenderedPageBreak/>
               <w:t>Country selection or filtering</w:t>
             </w:r>
           </w:p>
         </w:tc>
         <w:tc>
           <w:tcPr>
-            <w:tcW w:w="4508" w:type="dxa"/>
-          </w:tcPr>
-          <w:p>
+            <w:tcW w:w="5047" w:type="dxa"/>
+          </w:tcPr>
+          <w:p>
+            <w:pPr>
+              <w:spacing w:before="120" w:after="120"/>
+              <w:cnfStyle w:val="000000000000" w:firstRow="0" w:lastRow="0" w:firstColumn="0" w:lastColumn="0" w:oddVBand="0" w:evenVBand="0" w:oddHBand="0" w:evenHBand="0" w:firstRowFirstColumn="0" w:firstRowLastColumn="0" w:lastRowFirstColumn="0" w:lastRowLastColumn="0"/>
+            </w:pPr>
             <w:r>
               <w:t>Completed</w:t>
             </w:r>
@@ -4902,11 +5448,18 @@
         </w:tc>
       </w:tr>
       <w:tr>
-        <w:tc>
-          <w:tcPr>
-            <w:tcW w:w="4508" w:type="dxa"/>
-          </w:tcPr>
-          <w:p>
+        <w:trPr>
+          <w:cnfStyle w:val="000000100000" w:firstRow="0" w:lastRow="0" w:firstColumn="0" w:lastColumn="0" w:oddVBand="0" w:evenVBand="0" w:oddHBand="1" w:evenHBand="0" w:firstRowFirstColumn="0" w:firstRowLastColumn="0" w:lastRowFirstColumn="0" w:lastRowLastColumn="0"/>
+        </w:trPr>
+        <w:tc>
+          <w:tcPr>
+            <w:cnfStyle w:val="001000000000" w:firstRow="0" w:lastRow="0" w:firstColumn="1" w:lastColumn="0" w:oddVBand="0" w:evenVBand="0" w:oddHBand="0" w:evenHBand="0" w:firstRowFirstColumn="0" w:firstRowLastColumn="0" w:lastRowFirstColumn="0" w:lastRowLastColumn="0"/>
+            <w:tcW w:w="3969" w:type="dxa"/>
+          </w:tcPr>
+          <w:p>
+            <w:pPr>
+              <w:spacing w:before="120" w:after="120"/>
+            </w:pPr>
             <w:r>
               <w:t xml:space="preserve">Country </w:t>
             </w:r>
@@ -4920,9 +5473,13 @@
         </w:tc>
         <w:tc>
           <w:tcPr>
-            <w:tcW w:w="4508" w:type="dxa"/>
-          </w:tcPr>
-          <w:p>
+            <w:tcW w:w="5047" w:type="dxa"/>
+          </w:tcPr>
+          <w:p>
+            <w:pPr>
+              <w:spacing w:before="120" w:after="120"/>
+              <w:cnfStyle w:val="000000100000" w:firstRow="0" w:lastRow="0" w:firstColumn="0" w:lastColumn="0" w:oddVBand="0" w:evenVBand="0" w:oddHBand="1" w:evenHBand="0" w:firstRowFirstColumn="0" w:firstRowLastColumn="0" w:lastRowFirstColumn="0" w:lastRowLastColumn="0"/>
+            </w:pPr>
             <w:r>
               <w:t>Not implemented – Unable to unselect a country by selecting elsewhere on the website.</w:t>
             </w:r>
@@ -4932,20 +5489,27 @@
       <w:tr>
         <w:tc>
           <w:tcPr>
-            <w:tcW w:w="4508" w:type="dxa"/>
-          </w:tcPr>
-          <w:p>
-            <w:r>
-              <w:lastRenderedPageBreak/>
+            <w:cnfStyle w:val="001000000000" w:firstRow="0" w:lastRow="0" w:firstColumn="1" w:lastColumn="0" w:oddVBand="0" w:evenVBand="0" w:oddHBand="0" w:evenHBand="0" w:firstRowFirstColumn="0" w:firstRowLastColumn="0" w:lastRowFirstColumn="0" w:lastRowLastColumn="0"/>
+            <w:tcW w:w="3969" w:type="dxa"/>
+          </w:tcPr>
+          <w:p>
+            <w:pPr>
+              <w:spacing w:before="120" w:after="120"/>
+            </w:pPr>
+            <w:r>
               <w:t>Year selection or filtering</w:t>
             </w:r>
           </w:p>
         </w:tc>
         <w:tc>
           <w:tcPr>
-            <w:tcW w:w="4508" w:type="dxa"/>
-          </w:tcPr>
-          <w:p>
+            <w:tcW w:w="5047" w:type="dxa"/>
+          </w:tcPr>
+          <w:p>
+            <w:pPr>
+              <w:spacing w:before="120" w:after="120"/>
+              <w:cnfStyle w:val="000000000000" w:firstRow="0" w:lastRow="0" w:firstColumn="0" w:lastColumn="0" w:oddVBand="0" w:evenVBand="0" w:oddHBand="0" w:evenHBand="0" w:firstRowFirstColumn="0" w:firstRowLastColumn="0" w:lastRowFirstColumn="0" w:lastRowLastColumn="0"/>
+            </w:pPr>
             <w:r>
               <w:t>Not implemented – The line charts display the full 2015–2024 period, while the scatter plot uses the latest available observation for each country.</w:t>
             </w:r>
@@ -4953,11 +5517,18 @@
         </w:tc>
       </w:tr>
       <w:tr>
-        <w:tc>
-          <w:tcPr>
-            <w:tcW w:w="4508" w:type="dxa"/>
-          </w:tcPr>
-          <w:p>
+        <w:trPr>
+          <w:cnfStyle w:val="000000100000" w:firstRow="0" w:lastRow="0" w:firstColumn="0" w:lastColumn="0" w:oddVBand="0" w:evenVBand="0" w:oddHBand="1" w:evenHBand="0" w:firstRowFirstColumn="0" w:firstRowLastColumn="0" w:lastRowFirstColumn="0" w:lastRowLastColumn="0"/>
+        </w:trPr>
+        <w:tc>
+          <w:tcPr>
+            <w:cnfStyle w:val="001000000000" w:firstRow="0" w:lastRow="0" w:firstColumn="1" w:lastColumn="0" w:oddVBand="0" w:evenVBand="0" w:oddHBand="0" w:evenHBand="0" w:firstRowFirstColumn="0" w:firstRowLastColumn="0" w:lastRowFirstColumn="0" w:lastRowLastColumn="0"/>
+            <w:tcW w:w="3969" w:type="dxa"/>
+          </w:tcPr>
+          <w:p>
+            <w:pPr>
+              <w:spacing w:before="120" w:after="120"/>
+            </w:pPr>
             <w:r>
               <w:t>Highlight individual countries</w:t>
             </w:r>
@@ -4965,9 +5536,13 @@
         </w:tc>
         <w:tc>
           <w:tcPr>
-            <w:tcW w:w="4508" w:type="dxa"/>
-          </w:tcPr>
-          <w:p>
+            <w:tcW w:w="5047" w:type="dxa"/>
+          </w:tcPr>
+          <w:p>
+            <w:pPr>
+              <w:spacing w:before="120" w:after="120"/>
+              <w:cnfStyle w:val="000000100000" w:firstRow="0" w:lastRow="0" w:firstColumn="0" w:lastColumn="0" w:oddVBand="0" w:evenVBand="0" w:oddHBand="1" w:evenHBand="0" w:firstRowFirstColumn="0" w:firstRowLastColumn="0" w:lastRowFirstColumn="0" w:lastRowLastColumn="0"/>
+            </w:pPr>
             <w:r>
               <w:t>Completed – Hovering over a country highlights its line and fades the other lines.</w:t>
             </w:r>
@@ -4977,9 +5552,13 @@
       <w:tr>
         <w:tc>
           <w:tcPr>
-            <w:tcW w:w="4508" w:type="dxa"/>
-          </w:tcPr>
-          <w:p>
+            <w:cnfStyle w:val="001000000000" w:firstRow="0" w:lastRow="0" w:firstColumn="1" w:lastColumn="0" w:oddVBand="0" w:evenVBand="0" w:oddHBand="0" w:evenHBand="0" w:firstRowFirstColumn="0" w:firstRowLastColumn="0" w:lastRowFirstColumn="0" w:lastRowLastColumn="0"/>
+            <w:tcW w:w="3969" w:type="dxa"/>
+          </w:tcPr>
+          <w:p>
+            <w:pPr>
+              <w:spacing w:before="120" w:after="120"/>
+            </w:pPr>
             <w:r>
               <w:t>Animated transitions when filters change</w:t>
             </w:r>
@@ -4987,24 +5566,38 @@
         </w:tc>
         <w:tc>
           <w:tcPr>
-            <w:tcW w:w="4508" w:type="dxa"/>
-          </w:tcPr>
-          <w:p>
+            <w:tcW w:w="5047" w:type="dxa"/>
+          </w:tcPr>
+          <w:p>
+            <w:pPr>
+              <w:spacing w:before="120" w:after="120"/>
+              <w:cnfStyle w:val="000000000000" w:firstRow="0" w:lastRow="0" w:firstColumn="0" w:lastColumn="0" w:oddVBand="0" w:evenVBand="0" w:oddHBand="0" w:evenHBand="0" w:firstRowFirstColumn="0" w:firstRowLastColumn="0" w:lastRowFirstColumn="0" w:lastRowLastColumn="0"/>
+            </w:pPr>
             <w:r>
               <w:t>Im</w:t>
             </w:r>
             <w:r>
               <w:t>plemented</w:t>
+            </w:r>
+            <w:r>
+              <w:t xml:space="preserve"> – When a country is selected the animation plays.</w:t>
             </w:r>
           </w:p>
         </w:tc>
       </w:tr>
       <w:tr>
-        <w:tc>
-          <w:tcPr>
-            <w:tcW w:w="4508" w:type="dxa"/>
-          </w:tcPr>
-          <w:p>
+        <w:trPr>
+          <w:cnfStyle w:val="000000100000" w:firstRow="0" w:lastRow="0" w:firstColumn="0" w:lastColumn="0" w:oddVBand="0" w:evenVBand="0" w:oddHBand="1" w:evenHBand="0" w:firstRowFirstColumn="0" w:firstRowLastColumn="0" w:lastRowFirstColumn="0" w:lastRowLastColumn="0"/>
+        </w:trPr>
+        <w:tc>
+          <w:tcPr>
+            <w:cnfStyle w:val="001000000000" w:firstRow="0" w:lastRow="0" w:firstColumn="1" w:lastColumn="0" w:oddVBand="0" w:evenVBand="0" w:oddHBand="0" w:evenHBand="0" w:firstRowFirstColumn="0" w:firstRowLastColumn="0" w:lastRowFirstColumn="0" w:lastRowLastColumn="0"/>
+            <w:tcW w:w="3969" w:type="dxa"/>
+          </w:tcPr>
+          <w:p>
+            <w:pPr>
+              <w:spacing w:before="120" w:after="120"/>
+            </w:pPr>
             <w:r>
               <w:t>Include additional charts showing trends over time</w:t>
             </w:r>
@@ -5012,9 +5605,13 @@
         </w:tc>
         <w:tc>
           <w:tcPr>
-            <w:tcW w:w="4508" w:type="dxa"/>
-          </w:tcPr>
-          <w:p>
+            <w:tcW w:w="5047" w:type="dxa"/>
+          </w:tcPr>
+          <w:p>
+            <w:pPr>
+              <w:spacing w:before="120" w:after="120"/>
+              <w:cnfStyle w:val="000000100000" w:firstRow="0" w:lastRow="0" w:firstColumn="0" w:lastColumn="0" w:oddVBand="0" w:evenVBand="0" w:oddHBand="1" w:evenHBand="0" w:firstRowFirstColumn="0" w:firstRowLastColumn="0" w:lastRowFirstColumn="0" w:lastRowLastColumn="0"/>
+            </w:pPr>
             <w:r>
               <w:t>Completed – Separate line charts show healthcare spending and life expectancy trends.</w:t>
             </w:r>
@@ -5024,9 +5621,13 @@
       <w:tr>
         <w:tc>
           <w:tcPr>
-            <w:tcW w:w="4508" w:type="dxa"/>
-          </w:tcPr>
-          <w:p>
+            <w:cnfStyle w:val="001000000000" w:firstRow="0" w:lastRow="0" w:firstColumn="1" w:lastColumn="0" w:oddVBand="0" w:evenVBand="0" w:oddHBand="0" w:evenHBand="0" w:firstRowFirstColumn="0" w:firstRowLastColumn="0" w:lastRowFirstColumn="0" w:lastRowLastColumn="0"/>
+            <w:tcW w:w="3969" w:type="dxa"/>
+          </w:tcPr>
+          <w:p>
+            <w:pPr>
+              <w:spacing w:before="120" w:after="120"/>
+            </w:pPr>
             <w:r>
               <w:t>Support different screen sizes</w:t>
             </w:r>
@@ -5034,9 +5635,13 @@
         </w:tc>
         <w:tc>
           <w:tcPr>
-            <w:tcW w:w="4508" w:type="dxa"/>
-          </w:tcPr>
-          <w:p>
+            <w:tcW w:w="5047" w:type="dxa"/>
+          </w:tcPr>
+          <w:p>
+            <w:pPr>
+              <w:spacing w:before="120" w:after="120"/>
+              <w:cnfStyle w:val="000000000000" w:firstRow="0" w:lastRow="0" w:firstColumn="0" w:lastColumn="0" w:oddVBand="0" w:evenVBand="0" w:oddHBand="0" w:evenHBand="0" w:firstRowFirstColumn="0" w:firstRowLastColumn="0" w:lastRowFirstColumn="0" w:lastRowLastColumn="0"/>
+            </w:pPr>
             <w:r>
               <w:t>Completed – The layout adapts to smaller screens, with horizontal scrolling for charts on mobile devices.</w:t>
             </w:r>
@@ -5054,11 +5659,14 @@
       </w:pPr>
     </w:p>
     <w:p>
-      <w:pPr>
-        <w:jc w:val="both"/>
-      </w:pPr>
-      <w:r>
-        <w:t>The optional features were prioritised according to their usefulness and the available development time. Interactive tooltips and country highlighting were implemented to support comparison without adding complex filtering controls.</w:t>
+      <w:r>
+        <w:t>The optional features were prioritised according to their usefulness</w:t>
+      </w:r>
+      <w:r>
+        <w:t xml:space="preserve">, user testing feedback and </w:t>
+      </w:r>
+      <w:r>
+        <w:t>available development time. Interactive tooltips and country highlighting were implemented to support comparison without adding complex filtering controls.</w:t>
       </w:r>
       <w:r>
         <w:t xml:space="preserve"> The country filtering was added after user testing.</w:t>
@@ -5084,7 +5692,7 @@
       <w:pPr>
         <w:pStyle w:val="Heading1"/>
       </w:pPr>
-      <w:bookmarkStart w:id="11" w:name="_Toc242042086"/>
+      <w:bookmarkStart w:id="11" w:name="_Toc242063494"/>
       <w:r>
         <w:lastRenderedPageBreak/>
         <w:t>4. Visualisation Design</w:t>
@@ -5097,11 +5705,6 @@
       </w:r>
     </w:p>
     <w:p>
-      <w:r>
-        <w:t>The visualisations that were considered include:</w:t>
-      </w:r>
-    </w:p>
-    <w:p>
       <w:pPr>
         <w:pStyle w:val="Heading4"/>
       </w:pPr>
@@ -5120,7 +5723,13 @@
     </w:p>
     <w:p>
       <w:r>
-        <w:t>A bar chart could have been used to demonstrate the spending of each country to see how they visually stack against each other. This was rejected due to the cluttered look. A line chart was favoured due to its ability to display the two variables together.</w:t>
+        <w:t xml:space="preserve">A bar chart </w:t>
+      </w:r>
+      <w:r>
+        <w:t>was considered to be</w:t>
+      </w:r>
+      <w:r>
+        <w:t xml:space="preserve"> used to demonstrate the spending of each country how they visually stack against each other. This was rejected due to the cluttered look. A line chart was favoured due to its ability to display the two variables together.</w:t>
       </w:r>
     </w:p>
     <w:p/>
@@ -5143,7 +5752,24 @@
         <w:t>e</w:t>
       </w:r>
       <w:r>
-        <w:t xml:space="preserve"> way to show the progression of time.</w:t>
+        <w:t xml:space="preserve"> way to show the</w:t>
+      </w:r>
+      <w:r>
+        <w:t xml:space="preserve"> data as</w:t>
+      </w:r>
+      <w:r>
+        <w:t xml:space="preserve"> progression of time</w:t>
+      </w:r>
+      <w:r>
+        <w:t xml:space="preserve">, </w:t>
+      </w:r>
+      <w:proofErr w:type="gramStart"/>
+      <w:r>
+        <w:t>however</w:t>
+      </w:r>
+      <w:proofErr w:type="gramEnd"/>
+      <w:r>
+        <w:t xml:space="preserve"> was rejected for a consistent chart standard.</w:t>
       </w:r>
     </w:p>
     <w:p>
@@ -5164,7 +5790,25 @@
     </w:p>
     <w:p>
       <w:r>
-        <w:t>A scatter plot could display healthcare expenditure on the x-axis and life expectancy on the y-axis. Each point would represent a country. This would make it easier to investigate whether countries with higher healthcare expenditure also tend to have higher life expectancy.</w:t>
+        <w:t>A scatter plot could display healthcare expenditure on the x-axis and life expectancy on the y-axis</w:t>
+      </w:r>
+      <w:r>
+        <w:t xml:space="preserve"> with e</w:t>
+      </w:r>
+      <w:r>
+        <w:t xml:space="preserve">ach point </w:t>
+      </w:r>
+      <w:r>
+        <w:t>representing</w:t>
+      </w:r>
+      <w:r>
+        <w:t xml:space="preserve"> a country. This would make it easier to </w:t>
+      </w:r>
+      <w:r>
+        <w:t>compare</w:t>
+      </w:r>
+      <w:r>
+        <w:t xml:space="preserve"> whether countries with higher healthcare expenditure also tend to have higher life expectancy.</w:t>
       </w:r>
     </w:p>
     <w:p/>
@@ -5184,7 +5828,10 @@
     </w:p>
     <w:p>
       <w:r>
-        <w:t>A line chart could show changes in healthcare expenditure or life expectancy over time. Users could select or compare countries to observe long-term trends.</w:t>
+        <w:t>A line chart could show changes in healthcare expenditure or life expectancy over time. Users could select or compare countries to observe long-term trends</w:t>
+      </w:r>
+      <w:r>
+        <w:t>, with a clean visual standard.</w:t>
       </w:r>
     </w:p>
     <w:p/>
@@ -5210,24 +5857,40 @@
     <w:p/>
     <w:p>
       <w:r>
-        <w:t xml:space="preserve">The team selected, </w:t>
-      </w:r>
-      <w:r>
-        <w:t xml:space="preserve">to go with a scatterplot and line </w:t>
+        <w:t>The team selected</w:t>
+      </w:r>
+      <w:r>
+        <w:t xml:space="preserve"> scatterplot</w:t>
+      </w:r>
+      <w:r>
+        <w:t>s</w:t>
+      </w:r>
+      <w:r>
+        <w:t xml:space="preserve"> and line </w:t>
       </w:r>
       <w:r>
         <w:t>graphs</w:t>
       </w:r>
       <w:r>
+        <w:t>,</w:t>
+      </w:r>
+      <w:r>
         <w:t xml:space="preserve"> as the variables being presented (time &amp; numerical) are best suited for these.</w:t>
       </w:r>
-    </w:p>
-    <w:p>
+      <w:r>
+        <w:t xml:space="preserve"> </w:t>
+      </w:r>
       <w:r>
         <w:t>The visualisations were further refined with user testing. See Appendix B for an example</w:t>
       </w:r>
       <w:r>
-        <w:t>, after the feedback was implemented</w:t>
+        <w:t>,</w:t>
+      </w:r>
+      <w:r>
+        <w:t xml:space="preserve"> where a design was improved</w:t>
+      </w:r>
+      <w:r>
+        <w:t xml:space="preserve"> after the feedback was implemented</w:t>
       </w:r>
       <w:r>
         <w:t>.</w:t>
@@ -5236,33 +5899,33 @@
     <w:p/>
     <w:tbl>
       <w:tblPr>
-        <w:tblStyle w:val="TableGrid"/>
+        <w:tblStyle w:val="GridTable7Colourful"/>
         <w:tblW w:w="0" w:type="auto"/>
         <w:tblLook w:val="04A0" w:firstRow="1" w:lastRow="0" w:firstColumn="1" w:lastColumn="0" w:noHBand="0" w:noVBand="1"/>
       </w:tblPr>
       <w:tblGrid>
-        <w:gridCol w:w="3443"/>
-        <w:gridCol w:w="2361"/>
-        <w:gridCol w:w="3212"/>
+        <w:gridCol w:w="3686"/>
+        <w:gridCol w:w="2410"/>
+        <w:gridCol w:w="2930"/>
       </w:tblGrid>
       <w:tr>
-        <w:tc>
-          <w:tcPr>
-            <w:tcW w:w="0" w:type="auto"/>
+        <w:trPr>
+          <w:cnfStyle w:val="100000000000" w:firstRow="1" w:lastRow="0" w:firstColumn="0" w:lastColumn="0" w:oddVBand="0" w:evenVBand="0" w:oddHBand="0" w:evenHBand="0" w:firstRowFirstColumn="0" w:firstRowLastColumn="0" w:lastRowFirstColumn="0" w:lastRowLastColumn="0"/>
+        </w:trPr>
+        <w:tc>
+          <w:tcPr>
+            <w:cnfStyle w:val="001000000100" w:firstRow="0" w:lastRow="0" w:firstColumn="1" w:lastColumn="0" w:oddVBand="0" w:evenVBand="0" w:oddHBand="0" w:evenHBand="0" w:firstRowFirstColumn="1" w:firstRowLastColumn="0" w:lastRowFirstColumn="0" w:lastRowLastColumn="0"/>
+            <w:tcW w:w="3686" w:type="dxa"/>
             <w:hideMark/>
           </w:tcPr>
           <w:p>
             <w:pPr>
               <w:rPr>
-                <w:b/>
-                <w:bCs/>
                 <w:lang w:eastAsia="en-GB"/>
               </w:rPr>
             </w:pPr>
             <w:r>
               <w:rPr>
-                <w:b/>
-                <w:bCs/>
                 <w:lang w:eastAsia="en-GB"/>
               </w:rPr>
               <w:lastRenderedPageBreak/>
@@ -5272,21 +5935,18 @@
         </w:tc>
         <w:tc>
           <w:tcPr>
-            <w:tcW w:w="0" w:type="auto"/>
+            <w:tcW w:w="2410" w:type="dxa"/>
             <w:hideMark/>
           </w:tcPr>
           <w:p>
             <w:pPr>
+              <w:cnfStyle w:val="100000000000" w:firstRow="1" w:lastRow="0" w:firstColumn="0" w:lastColumn="0" w:oddVBand="0" w:evenVBand="0" w:oddHBand="0" w:evenHBand="0" w:firstRowFirstColumn="0" w:firstRowLastColumn="0" w:lastRowFirstColumn="0" w:lastRowLastColumn="0"/>
               <w:rPr>
-                <w:b/>
-                <w:bCs/>
                 <w:lang w:eastAsia="en-GB"/>
               </w:rPr>
             </w:pPr>
             <w:r>
               <w:rPr>
-                <w:b/>
-                <w:bCs/>
                 <w:lang w:eastAsia="en-GB"/>
               </w:rPr>
               <w:t>Visualisation</w:t>
@@ -5295,21 +5955,18 @@
         </w:tc>
         <w:tc>
           <w:tcPr>
-            <w:tcW w:w="0" w:type="auto"/>
+            <w:tcW w:w="2930" w:type="dxa"/>
             <w:hideMark/>
           </w:tcPr>
           <w:p>
             <w:pPr>
+              <w:cnfStyle w:val="100000000000" w:firstRow="1" w:lastRow="0" w:firstColumn="0" w:lastColumn="0" w:oddVBand="0" w:evenVBand="0" w:oddHBand="0" w:evenHBand="0" w:firstRowFirstColumn="0" w:firstRowLastColumn="0" w:lastRowFirstColumn="0" w:lastRowLastColumn="0"/>
               <w:rPr>
-                <w:b/>
-                <w:bCs/>
                 <w:lang w:eastAsia="en-GB"/>
               </w:rPr>
             </w:pPr>
             <w:r>
               <w:rPr>
-                <w:b/>
-                <w:bCs/>
                 <w:lang w:eastAsia="en-GB"/>
               </w:rPr>
               <w:t>Insight Provided</w:t>
@@ -5318,9 +5975,13 @@
         </w:tc>
       </w:tr>
       <w:tr>
-        <w:tc>
-          <w:tcPr>
-            <w:tcW w:w="0" w:type="auto"/>
+        <w:trPr>
+          <w:cnfStyle w:val="000000100000" w:firstRow="0" w:lastRow="0" w:firstColumn="0" w:lastColumn="0" w:oddVBand="0" w:evenVBand="0" w:oddHBand="1" w:evenHBand="0" w:firstRowFirstColumn="0" w:firstRowLastColumn="0" w:lastRowFirstColumn="0" w:lastRowLastColumn="0"/>
+        </w:trPr>
+        <w:tc>
+          <w:tcPr>
+            <w:cnfStyle w:val="001000000000" w:firstRow="0" w:lastRow="0" w:firstColumn="1" w:lastColumn="0" w:oddVBand="0" w:evenVBand="0" w:oddHBand="0" w:evenHBand="0" w:firstRowFirstColumn="0" w:firstRowLastColumn="0" w:lastRowFirstColumn="0" w:lastRowLastColumn="0"/>
+            <w:tcW w:w="3686" w:type="dxa"/>
             <w:hideMark/>
           </w:tcPr>
           <w:p>
@@ -5339,11 +6000,12 @@
         </w:tc>
         <w:tc>
           <w:tcPr>
-            <w:tcW w:w="0" w:type="auto"/>
+            <w:tcW w:w="2410" w:type="dxa"/>
             <w:hideMark/>
           </w:tcPr>
           <w:p>
             <w:pPr>
+              <w:cnfStyle w:val="000000100000" w:firstRow="0" w:lastRow="0" w:firstColumn="0" w:lastColumn="0" w:oddVBand="0" w:evenVBand="0" w:oddHBand="1" w:evenHBand="0" w:firstRowFirstColumn="0" w:firstRowLastColumn="0" w:lastRowFirstColumn="0" w:lastRowLastColumn="0"/>
               <w:rPr>
                 <w:lang w:eastAsia="en-GB"/>
               </w:rPr>
@@ -5358,11 +6020,12 @@
         </w:tc>
         <w:tc>
           <w:tcPr>
-            <w:tcW w:w="0" w:type="auto"/>
+            <w:tcW w:w="2930" w:type="dxa"/>
             <w:hideMark/>
           </w:tcPr>
           <w:p>
             <w:pPr>
+              <w:cnfStyle w:val="000000100000" w:firstRow="0" w:lastRow="0" w:firstColumn="0" w:lastColumn="0" w:oddVBand="0" w:evenVBand="0" w:oddHBand="1" w:evenHBand="0" w:firstRowFirstColumn="0" w:firstRowLastColumn="0" w:lastRowFirstColumn="0" w:lastRowLastColumn="0"/>
               <w:rPr>
                 <w:lang w:eastAsia="en-GB"/>
               </w:rPr>
@@ -5403,7 +6066,8 @@
       <w:tr>
         <w:tc>
           <w:tcPr>
-            <w:tcW w:w="0" w:type="auto"/>
+            <w:cnfStyle w:val="001000000000" w:firstRow="0" w:lastRow="0" w:firstColumn="1" w:lastColumn="0" w:oddVBand="0" w:evenVBand="0" w:oddHBand="0" w:evenHBand="0" w:firstRowFirstColumn="0" w:firstRowLastColumn="0" w:lastRowFirstColumn="0" w:lastRowLastColumn="0"/>
+            <w:tcW w:w="3686" w:type="dxa"/>
             <w:hideMark/>
           </w:tcPr>
           <w:p>
@@ -5422,11 +6086,12 @@
         </w:tc>
         <w:tc>
           <w:tcPr>
-            <w:tcW w:w="0" w:type="auto"/>
+            <w:tcW w:w="2410" w:type="dxa"/>
             <w:hideMark/>
           </w:tcPr>
           <w:p>
             <w:pPr>
+              <w:cnfStyle w:val="000000000000" w:firstRow="0" w:lastRow="0" w:firstColumn="0" w:lastColumn="0" w:oddVBand="0" w:evenVBand="0" w:oddHBand="0" w:evenHBand="0" w:firstRowFirstColumn="0" w:firstRowLastColumn="0" w:lastRowFirstColumn="0" w:lastRowLastColumn="0"/>
               <w:rPr>
                 <w:lang w:eastAsia="en-GB"/>
               </w:rPr>
@@ -5453,11 +6118,12 @@
         </w:tc>
         <w:tc>
           <w:tcPr>
-            <w:tcW w:w="0" w:type="auto"/>
+            <w:tcW w:w="2930" w:type="dxa"/>
             <w:hideMark/>
           </w:tcPr>
           <w:p>
             <w:pPr>
+              <w:cnfStyle w:val="000000000000" w:firstRow="0" w:lastRow="0" w:firstColumn="0" w:lastColumn="0" w:oddVBand="0" w:evenVBand="0" w:oddHBand="0" w:evenHBand="0" w:firstRowFirstColumn="0" w:firstRowLastColumn="0" w:lastRowFirstColumn="0" w:lastRowLastColumn="0"/>
               <w:rPr>
                 <w:lang w:eastAsia="en-GB"/>
               </w:rPr>
@@ -5478,9 +6144,13 @@
         </w:tc>
       </w:tr>
       <w:tr>
-        <w:tc>
-          <w:tcPr>
-            <w:tcW w:w="0" w:type="auto"/>
+        <w:trPr>
+          <w:cnfStyle w:val="000000100000" w:firstRow="0" w:lastRow="0" w:firstColumn="0" w:lastColumn="0" w:oddVBand="0" w:evenVBand="0" w:oddHBand="1" w:evenHBand="0" w:firstRowFirstColumn="0" w:firstRowLastColumn="0" w:lastRowFirstColumn="0" w:lastRowLastColumn="0"/>
+        </w:trPr>
+        <w:tc>
+          <w:tcPr>
+            <w:cnfStyle w:val="001000000000" w:firstRow="0" w:lastRow="0" w:firstColumn="1" w:lastColumn="0" w:oddVBand="0" w:evenVBand="0" w:oddHBand="0" w:evenHBand="0" w:firstRowFirstColumn="0" w:firstRowLastColumn="0" w:lastRowFirstColumn="0" w:lastRowLastColumn="0"/>
+            <w:tcW w:w="3686" w:type="dxa"/>
             <w:hideMark/>
           </w:tcPr>
           <w:p>
@@ -5499,11 +6169,12 @@
         </w:tc>
         <w:tc>
           <w:tcPr>
-            <w:tcW w:w="0" w:type="auto"/>
+            <w:tcW w:w="2410" w:type="dxa"/>
             <w:hideMark/>
           </w:tcPr>
           <w:p>
             <w:pPr>
+              <w:cnfStyle w:val="000000100000" w:firstRow="0" w:lastRow="0" w:firstColumn="0" w:lastColumn="0" w:oddVBand="0" w:evenVBand="0" w:oddHBand="1" w:evenHBand="0" w:firstRowFirstColumn="0" w:firstRowLastColumn="0" w:lastRowFirstColumn="0" w:lastRowLastColumn="0"/>
               <w:rPr>
                 <w:lang w:eastAsia="en-GB"/>
               </w:rPr>
@@ -5518,11 +6189,12 @@
         </w:tc>
         <w:tc>
           <w:tcPr>
-            <w:tcW w:w="0" w:type="auto"/>
+            <w:tcW w:w="2930" w:type="dxa"/>
             <w:hideMark/>
           </w:tcPr>
           <w:p>
             <w:pPr>
+              <w:cnfStyle w:val="000000100000" w:firstRow="0" w:lastRow="0" w:firstColumn="0" w:lastColumn="0" w:oddVBand="0" w:evenVBand="0" w:oddHBand="1" w:evenHBand="0" w:firstRowFirstColumn="0" w:firstRowLastColumn="0" w:lastRowFirstColumn="0" w:lastRowLastColumn="0"/>
               <w:rPr>
                 <w:lang w:eastAsia="en-GB"/>
               </w:rPr>
@@ -5539,7 +6211,8 @@
       <w:tr>
         <w:tc>
           <w:tcPr>
-            <w:tcW w:w="0" w:type="auto"/>
+            <w:cnfStyle w:val="001000000000" w:firstRow="0" w:lastRow="0" w:firstColumn="1" w:lastColumn="0" w:oddVBand="0" w:evenVBand="0" w:oddHBand="0" w:evenHBand="0" w:firstRowFirstColumn="0" w:firstRowLastColumn="0" w:lastRowFirstColumn="0" w:lastRowLastColumn="0"/>
+            <w:tcW w:w="3686" w:type="dxa"/>
             <w:hideMark/>
           </w:tcPr>
           <w:p>
@@ -5558,11 +6231,12 @@
         </w:tc>
         <w:tc>
           <w:tcPr>
-            <w:tcW w:w="0" w:type="auto"/>
+            <w:tcW w:w="2410" w:type="dxa"/>
             <w:hideMark/>
           </w:tcPr>
           <w:p>
             <w:pPr>
+              <w:cnfStyle w:val="000000000000" w:firstRow="0" w:lastRow="0" w:firstColumn="0" w:lastColumn="0" w:oddVBand="0" w:evenVBand="0" w:oddHBand="0" w:evenHBand="0" w:firstRowFirstColumn="0" w:firstRowLastColumn="0" w:lastRowFirstColumn="0" w:lastRowLastColumn="0"/>
               <w:rPr>
                 <w:lang w:eastAsia="en-GB"/>
               </w:rPr>
@@ -5577,11 +6251,12 @@
         </w:tc>
         <w:tc>
           <w:tcPr>
-            <w:tcW w:w="0" w:type="auto"/>
+            <w:tcW w:w="2930" w:type="dxa"/>
             <w:hideMark/>
           </w:tcPr>
           <w:p>
             <w:pPr>
+              <w:cnfStyle w:val="000000000000" w:firstRow="0" w:lastRow="0" w:firstColumn="0" w:lastColumn="0" w:oddVBand="0" w:evenVBand="0" w:oddHBand="0" w:evenHBand="0" w:firstRowFirstColumn="0" w:firstRowLastColumn="0" w:lastRowFirstColumn="0" w:lastRowLastColumn="0"/>
               <w:rPr>
                 <w:lang w:eastAsia="en-GB"/>
               </w:rPr>
@@ -5596,9 +6271,13 @@
         </w:tc>
       </w:tr>
       <w:tr>
-        <w:tc>
-          <w:tcPr>
-            <w:tcW w:w="0" w:type="auto"/>
+        <w:trPr>
+          <w:cnfStyle w:val="000000100000" w:firstRow="0" w:lastRow="0" w:firstColumn="0" w:lastColumn="0" w:oddVBand="0" w:evenVBand="0" w:oddHBand="1" w:evenHBand="0" w:firstRowFirstColumn="0" w:firstRowLastColumn="0" w:lastRowFirstColumn="0" w:lastRowLastColumn="0"/>
+        </w:trPr>
+        <w:tc>
+          <w:tcPr>
+            <w:cnfStyle w:val="001000000000" w:firstRow="0" w:lastRow="0" w:firstColumn="1" w:lastColumn="0" w:oddVBand="0" w:evenVBand="0" w:oddHBand="0" w:evenHBand="0" w:firstRowFirstColumn="0" w:firstRowLastColumn="0" w:lastRowFirstColumn="0" w:lastRowLastColumn="0"/>
+            <w:tcW w:w="3686" w:type="dxa"/>
             <w:hideMark/>
           </w:tcPr>
           <w:p>
@@ -5617,11 +6296,12 @@
         </w:tc>
         <w:tc>
           <w:tcPr>
-            <w:tcW w:w="0" w:type="auto"/>
+            <w:tcW w:w="2410" w:type="dxa"/>
             <w:hideMark/>
           </w:tcPr>
           <w:p>
             <w:pPr>
+              <w:cnfStyle w:val="000000100000" w:firstRow="0" w:lastRow="0" w:firstColumn="0" w:lastColumn="0" w:oddVBand="0" w:evenVBand="0" w:oddHBand="1" w:evenHBand="0" w:firstRowFirstColumn="0" w:firstRowLastColumn="0" w:lastRowFirstColumn="0" w:lastRowLastColumn="0"/>
               <w:rPr>
                 <w:lang w:eastAsia="en-GB"/>
               </w:rPr>
@@ -5636,11 +6316,12 @@
         </w:tc>
         <w:tc>
           <w:tcPr>
-            <w:tcW w:w="0" w:type="auto"/>
+            <w:tcW w:w="2930" w:type="dxa"/>
             <w:hideMark/>
           </w:tcPr>
           <w:p>
             <w:pPr>
+              <w:cnfStyle w:val="000000100000" w:firstRow="0" w:lastRow="0" w:firstColumn="0" w:lastColumn="0" w:oddVBand="0" w:evenVBand="0" w:oddHBand="1" w:evenHBand="0" w:firstRowFirstColumn="0" w:firstRowLastColumn="0" w:lastRowFirstColumn="0" w:lastRowLastColumn="0"/>
               <w:rPr>
                 <w:lang w:eastAsia="en-GB"/>
               </w:rPr>
@@ -5678,7 +6359,7 @@
       <w:pPr>
         <w:pStyle w:val="Heading1"/>
       </w:pPr>
-      <w:bookmarkStart w:id="12" w:name="_Toc242042087"/>
+      <w:bookmarkStart w:id="12" w:name="_Toc242063495"/>
       <w:r>
         <w:lastRenderedPageBreak/>
         <w:t>5. Validation</w:t>
@@ -5689,7 +6370,7 @@
       <w:pPr>
         <w:pStyle w:val="Heading2"/>
       </w:pPr>
-      <w:bookmarkStart w:id="13" w:name="_Toc242042088"/>
+      <w:bookmarkStart w:id="13" w:name="_Toc242063496"/>
       <w:r>
         <w:t>5.1 Informed Consent</w:t>
       </w:r>
@@ -5757,7 +6438,7 @@
       <w:pPr>
         <w:pStyle w:val="Heading2"/>
       </w:pPr>
-      <w:bookmarkStart w:id="14" w:name="_Toc242042089"/>
+      <w:bookmarkStart w:id="14" w:name="_Toc242063497"/>
       <w:r>
         <w:t>5.2 Participant Profile</w:t>
       </w:r>
@@ -5770,47 +6451,30 @@
     </w:p>
     <w:tbl>
       <w:tblPr>
+        <w:tblStyle w:val="GridTable7Colourful"/>
         <w:tblW w:w="0" w:type="auto"/>
-        <w:tblCellSpacing w:w="15" w:type="dxa"/>
-        <w:tblCellMar>
-          <w:left w:w="0" w:type="dxa"/>
-          <w:right w:w="0" w:type="dxa"/>
-        </w:tblCellMar>
         <w:tblLook w:val="04A0" w:firstRow="1" w:lastRow="0" w:firstColumn="1" w:lastColumn="0" w:noHBand="0" w:noVBand="1"/>
       </w:tblPr>
       <w:tblGrid>
-        <w:gridCol w:w="1775"/>
-        <w:gridCol w:w="1230"/>
-        <w:gridCol w:w="2044"/>
-        <w:gridCol w:w="2185"/>
-        <w:gridCol w:w="1776"/>
+        <w:gridCol w:w="1632"/>
+        <w:gridCol w:w="1087"/>
+        <w:gridCol w:w="3003"/>
+        <w:gridCol w:w="2207"/>
+        <w:gridCol w:w="1097"/>
       </w:tblGrid>
       <w:tr>
         <w:trPr>
-          <w:tblHeader/>
-          <w:tblCellSpacing w:w="15" w:type="dxa"/>
+          <w:cnfStyle w:val="100000000000" w:firstRow="1" w:lastRow="0" w:firstColumn="0" w:lastColumn="0" w:oddVBand="0" w:evenVBand="0" w:oddHBand="0" w:evenHBand="0" w:firstRowFirstColumn="0" w:firstRowLastColumn="0" w:lastRowFirstColumn="0" w:lastRowLastColumn="0"/>
         </w:trPr>
         <w:tc>
           <w:tcPr>
+            <w:cnfStyle w:val="001000000100" w:firstRow="0" w:lastRow="0" w:firstColumn="1" w:lastColumn="0" w:oddVBand="0" w:evenVBand="0" w:oddHBand="0" w:evenHBand="0" w:firstRowFirstColumn="1" w:firstRowLastColumn="0" w:lastRowFirstColumn="0" w:lastRowLastColumn="0"/>
             <w:tcW w:w="0" w:type="auto"/>
-            <w:tcBorders>
-              <w:top w:val="single" w:sz="6" w:space="0" w:color="C4C7C5"/>
-              <w:left w:val="single" w:sz="6" w:space="0" w:color="C4C7C5"/>
-              <w:bottom w:val="single" w:sz="6" w:space="0" w:color="C4C7C5"/>
-              <w:right w:val="single" w:sz="6" w:space="0" w:color="C4C7C5"/>
-            </w:tcBorders>
-            <w:tcMar>
-              <w:top w:w="120" w:type="dxa"/>
-              <w:left w:w="180" w:type="dxa"/>
-              <w:bottom w:w="120" w:type="dxa"/>
-              <w:right w:w="180" w:type="dxa"/>
-            </w:tcMar>
-            <w:vAlign w:val="center"/>
             <w:hideMark/>
           </w:tcPr>
           <w:p>
             <w:pPr>
-              <w:spacing w:after="0" w:line="240" w:lineRule="auto"/>
+              <w:spacing w:before="120" w:after="120"/>
               <w:rPr>
                 <w:rFonts w:ascii="Arial" w:eastAsia="Times New Roman" w:hAnsi="Arial" w:cs="Arial"/>
                 <w:color w:val="1F1F1F"/>
@@ -5822,8 +6486,6 @@
             <w:r>
               <w:rPr>
                 <w:rFonts w:ascii="Arial" w:eastAsia="Times New Roman" w:hAnsi="Arial" w:cs="Arial"/>
-                <w:b/>
-                <w:bCs/>
                 <w:color w:val="1F1F1F"/>
                 <w:kern w:val="0"/>
                 <w:bdr w:val="none" w:sz="0" w:space="0" w:color="auto" w:frame="1"/>
@@ -5837,24 +6499,12 @@
         <w:tc>
           <w:tcPr>
             <w:tcW w:w="0" w:type="auto"/>
-            <w:tcBorders>
-              <w:top w:val="single" w:sz="6" w:space="0" w:color="C4C7C5"/>
-              <w:left w:val="single" w:sz="6" w:space="0" w:color="C4C7C5"/>
-              <w:bottom w:val="single" w:sz="6" w:space="0" w:color="C4C7C5"/>
-              <w:right w:val="single" w:sz="6" w:space="0" w:color="C4C7C5"/>
-            </w:tcBorders>
-            <w:tcMar>
-              <w:top w:w="120" w:type="dxa"/>
-              <w:left w:w="180" w:type="dxa"/>
-              <w:bottom w:w="120" w:type="dxa"/>
-              <w:right w:w="180" w:type="dxa"/>
-            </w:tcMar>
-            <w:vAlign w:val="center"/>
             <w:hideMark/>
           </w:tcPr>
           <w:p>
             <w:pPr>
-              <w:spacing w:after="0" w:line="240" w:lineRule="auto"/>
+              <w:spacing w:before="120" w:after="120"/>
+              <w:cnfStyle w:val="100000000000" w:firstRow="1" w:lastRow="0" w:firstColumn="0" w:lastColumn="0" w:oddVBand="0" w:evenVBand="0" w:oddHBand="0" w:evenHBand="0" w:firstRowFirstColumn="0" w:firstRowLastColumn="0" w:lastRowFirstColumn="0" w:lastRowLastColumn="0"/>
               <w:rPr>
                 <w:rFonts w:ascii="Arial" w:eastAsia="Times New Roman" w:hAnsi="Arial" w:cs="Arial"/>
                 <w:color w:val="1F1F1F"/>
@@ -5866,8 +6516,6 @@
             <w:r>
               <w:rPr>
                 <w:rFonts w:ascii="Arial" w:eastAsia="Times New Roman" w:hAnsi="Arial" w:cs="Arial"/>
-                <w:b/>
-                <w:bCs/>
                 <w:color w:val="1F1F1F"/>
                 <w:kern w:val="0"/>
                 <w:bdr w:val="none" w:sz="0" w:space="0" w:color="auto" w:frame="1"/>
@@ -5881,24 +6529,12 @@
         <w:tc>
           <w:tcPr>
             <w:tcW w:w="0" w:type="auto"/>
-            <w:tcBorders>
-              <w:top w:val="single" w:sz="6" w:space="0" w:color="C4C7C5"/>
-              <w:left w:val="single" w:sz="6" w:space="0" w:color="C4C7C5"/>
-              <w:bottom w:val="single" w:sz="6" w:space="0" w:color="C4C7C5"/>
-              <w:right w:val="single" w:sz="6" w:space="0" w:color="C4C7C5"/>
-            </w:tcBorders>
-            <w:tcMar>
-              <w:top w:w="120" w:type="dxa"/>
-              <w:left w:w="180" w:type="dxa"/>
-              <w:bottom w:w="120" w:type="dxa"/>
-              <w:right w:w="180" w:type="dxa"/>
-            </w:tcMar>
-            <w:vAlign w:val="center"/>
             <w:hideMark/>
           </w:tcPr>
           <w:p>
             <w:pPr>
-              <w:spacing w:after="0" w:line="240" w:lineRule="auto"/>
+              <w:spacing w:before="120" w:after="120"/>
+              <w:cnfStyle w:val="100000000000" w:firstRow="1" w:lastRow="0" w:firstColumn="0" w:lastColumn="0" w:oddVBand="0" w:evenVBand="0" w:oddHBand="0" w:evenHBand="0" w:firstRowFirstColumn="0" w:firstRowLastColumn="0" w:lastRowFirstColumn="0" w:lastRowLastColumn="0"/>
               <w:rPr>
                 <w:rFonts w:ascii="Arial" w:eastAsia="Times New Roman" w:hAnsi="Arial" w:cs="Arial"/>
                 <w:color w:val="1F1F1F"/>
@@ -5910,39 +6546,25 @@
             <w:r>
               <w:rPr>
                 <w:rFonts w:ascii="Arial" w:eastAsia="Times New Roman" w:hAnsi="Arial" w:cs="Arial"/>
-                <w:b/>
-                <w:bCs/>
                 <w:color w:val="1F1F1F"/>
                 <w:kern w:val="0"/>
                 <w:bdr w:val="none" w:sz="0" w:space="0" w:color="auto" w:frame="1"/>
                 <w:lang w:eastAsia="en-GB"/>
                 <w14:ligatures w14:val="none"/>
               </w:rPr>
-              <w:t>Occupation / Background</w:t>
+              <w:t>Occupation/Background</w:t>
             </w:r>
           </w:p>
         </w:tc>
         <w:tc>
           <w:tcPr>
             <w:tcW w:w="0" w:type="auto"/>
-            <w:tcBorders>
-              <w:top w:val="single" w:sz="6" w:space="0" w:color="C4C7C5"/>
-              <w:left w:val="single" w:sz="6" w:space="0" w:color="C4C7C5"/>
-              <w:bottom w:val="single" w:sz="6" w:space="0" w:color="C4C7C5"/>
-              <w:right w:val="single" w:sz="6" w:space="0" w:color="C4C7C5"/>
-            </w:tcBorders>
-            <w:tcMar>
-              <w:top w:w="120" w:type="dxa"/>
-              <w:left w:w="180" w:type="dxa"/>
-              <w:bottom w:w="120" w:type="dxa"/>
-              <w:right w:w="180" w:type="dxa"/>
-            </w:tcMar>
-            <w:vAlign w:val="center"/>
             <w:hideMark/>
           </w:tcPr>
           <w:p>
             <w:pPr>
-              <w:spacing w:after="0" w:line="240" w:lineRule="auto"/>
+              <w:spacing w:before="120" w:after="120"/>
+              <w:cnfStyle w:val="100000000000" w:firstRow="1" w:lastRow="0" w:firstColumn="0" w:lastColumn="0" w:oddVBand="0" w:evenVBand="0" w:oddHBand="0" w:evenHBand="0" w:firstRowFirstColumn="0" w:firstRowLastColumn="0" w:lastRowFirstColumn="0" w:lastRowLastColumn="0"/>
               <w:rPr>
                 <w:rFonts w:ascii="Arial" w:eastAsia="Times New Roman" w:hAnsi="Arial" w:cs="Arial"/>
                 <w:color w:val="1F1F1F"/>
@@ -5954,8 +6576,6 @@
             <w:r>
               <w:rPr>
                 <w:rFonts w:ascii="Arial" w:eastAsia="Times New Roman" w:hAnsi="Arial" w:cs="Arial"/>
-                <w:b/>
-                <w:bCs/>
                 <w:color w:val="1F1F1F"/>
                 <w:kern w:val="0"/>
                 <w:bdr w:val="none" w:sz="0" w:space="0" w:color="auto" w:frame="1"/>
@@ -5969,24 +6589,12 @@
         <w:tc>
           <w:tcPr>
             <w:tcW w:w="0" w:type="auto"/>
-            <w:tcBorders>
-              <w:top w:val="single" w:sz="6" w:space="0" w:color="C4C7C5"/>
-              <w:left w:val="single" w:sz="6" w:space="0" w:color="C4C7C5"/>
-              <w:bottom w:val="single" w:sz="6" w:space="0" w:color="C4C7C5"/>
-              <w:right w:val="single" w:sz="6" w:space="0" w:color="C4C7C5"/>
-            </w:tcBorders>
-            <w:tcMar>
-              <w:top w:w="120" w:type="dxa"/>
-              <w:left w:w="180" w:type="dxa"/>
-              <w:bottom w:w="120" w:type="dxa"/>
-              <w:right w:w="180" w:type="dxa"/>
-            </w:tcMar>
-            <w:vAlign w:val="center"/>
             <w:hideMark/>
           </w:tcPr>
           <w:p>
             <w:pPr>
-              <w:spacing w:after="0" w:line="240" w:lineRule="auto"/>
+              <w:spacing w:before="120" w:after="120"/>
+              <w:cnfStyle w:val="100000000000" w:firstRow="1" w:lastRow="0" w:firstColumn="0" w:lastColumn="0" w:oddVBand="0" w:evenVBand="0" w:oddHBand="0" w:evenHBand="0" w:firstRowFirstColumn="0" w:firstRowLastColumn="0" w:lastRowFirstColumn="0" w:lastRowLastColumn="0"/>
               <w:rPr>
                 <w:rFonts w:ascii="Arial" w:eastAsia="Times New Roman" w:hAnsi="Arial" w:cs="Arial"/>
                 <w:color w:val="1F1F1F"/>
@@ -5998,44 +6606,30 @@
             <w:r>
               <w:rPr>
                 <w:rFonts w:ascii="Arial" w:eastAsia="Times New Roman" w:hAnsi="Arial" w:cs="Arial"/>
-                <w:b/>
-                <w:bCs/>
                 <w:color w:val="1F1F1F"/>
                 <w:kern w:val="0"/>
                 <w:bdr w:val="none" w:sz="0" w:space="0" w:color="auto" w:frame="1"/>
                 <w:lang w:eastAsia="en-GB"/>
                 <w14:ligatures w14:val="none"/>
               </w:rPr>
-              <w:t>Primary Device / Browser Used</w:t>
+              <w:t>Device</w:t>
             </w:r>
           </w:p>
         </w:tc>
       </w:tr>
       <w:tr>
         <w:trPr>
-          <w:tblCellSpacing w:w="15" w:type="dxa"/>
+          <w:cnfStyle w:val="000000100000" w:firstRow="0" w:lastRow="0" w:firstColumn="0" w:lastColumn="0" w:oddVBand="0" w:evenVBand="0" w:oddHBand="1" w:evenHBand="0" w:firstRowFirstColumn="0" w:firstRowLastColumn="0" w:lastRowFirstColumn="0" w:lastRowLastColumn="0"/>
         </w:trPr>
         <w:tc>
           <w:tcPr>
+            <w:cnfStyle w:val="001000000000" w:firstRow="0" w:lastRow="0" w:firstColumn="1" w:lastColumn="0" w:oddVBand="0" w:evenVBand="0" w:oddHBand="0" w:evenHBand="0" w:firstRowFirstColumn="0" w:firstRowLastColumn="0" w:lastRowFirstColumn="0" w:lastRowLastColumn="0"/>
             <w:tcW w:w="0" w:type="auto"/>
-            <w:tcBorders>
-              <w:top w:val="single" w:sz="6" w:space="0" w:color="C4C7C5"/>
-              <w:left w:val="single" w:sz="6" w:space="0" w:color="C4C7C5"/>
-              <w:bottom w:val="single" w:sz="6" w:space="0" w:color="C4C7C5"/>
-              <w:right w:val="single" w:sz="6" w:space="0" w:color="C4C7C5"/>
-            </w:tcBorders>
-            <w:tcMar>
-              <w:top w:w="120" w:type="dxa"/>
-              <w:left w:w="180" w:type="dxa"/>
-              <w:bottom w:w="120" w:type="dxa"/>
-              <w:right w:w="180" w:type="dxa"/>
-            </w:tcMar>
-            <w:vAlign w:val="center"/>
             <w:hideMark/>
           </w:tcPr>
           <w:p>
             <w:pPr>
-              <w:spacing w:after="0" w:line="240" w:lineRule="auto"/>
+              <w:spacing w:before="120" w:after="120"/>
               <w:rPr>
                 <w:rFonts w:ascii="Arial" w:eastAsia="Times New Roman" w:hAnsi="Arial" w:cs="Arial"/>
                 <w:color w:val="1F1F1F"/>
@@ -6062,24 +6656,12 @@
         <w:tc>
           <w:tcPr>
             <w:tcW w:w="0" w:type="auto"/>
-            <w:tcBorders>
-              <w:top w:val="single" w:sz="6" w:space="0" w:color="C4C7C5"/>
-              <w:left w:val="single" w:sz="6" w:space="0" w:color="C4C7C5"/>
-              <w:bottom w:val="single" w:sz="6" w:space="0" w:color="C4C7C5"/>
-              <w:right w:val="single" w:sz="6" w:space="0" w:color="C4C7C5"/>
-            </w:tcBorders>
-            <w:tcMar>
-              <w:top w:w="120" w:type="dxa"/>
-              <w:left w:w="180" w:type="dxa"/>
-              <w:bottom w:w="120" w:type="dxa"/>
-              <w:right w:w="180" w:type="dxa"/>
-            </w:tcMar>
-            <w:vAlign w:val="center"/>
             <w:hideMark/>
           </w:tcPr>
           <w:p>
             <w:pPr>
-              <w:spacing w:after="0" w:line="240" w:lineRule="auto"/>
+              <w:spacing w:before="120" w:after="120"/>
+              <w:cnfStyle w:val="000000100000" w:firstRow="0" w:lastRow="0" w:firstColumn="0" w:lastColumn="0" w:oddVBand="0" w:evenVBand="0" w:oddHBand="1" w:evenHBand="0" w:firstRowFirstColumn="0" w:firstRowLastColumn="0" w:lastRowFirstColumn="0" w:lastRowLastColumn="0"/>
               <w:rPr>
                 <w:rFonts w:ascii="Arial" w:eastAsia="Times New Roman" w:hAnsi="Arial" w:cs="Arial"/>
                 <w:color w:val="1F1F1F"/>
@@ -6104,24 +6686,12 @@
         <w:tc>
           <w:tcPr>
             <w:tcW w:w="0" w:type="auto"/>
-            <w:tcBorders>
-              <w:top w:val="single" w:sz="6" w:space="0" w:color="C4C7C5"/>
-              <w:left w:val="single" w:sz="6" w:space="0" w:color="C4C7C5"/>
-              <w:bottom w:val="single" w:sz="6" w:space="0" w:color="C4C7C5"/>
-              <w:right w:val="single" w:sz="6" w:space="0" w:color="C4C7C5"/>
-            </w:tcBorders>
-            <w:tcMar>
-              <w:top w:w="120" w:type="dxa"/>
-              <w:left w:w="180" w:type="dxa"/>
-              <w:bottom w:w="120" w:type="dxa"/>
-              <w:right w:w="180" w:type="dxa"/>
-            </w:tcMar>
-            <w:vAlign w:val="center"/>
             <w:hideMark/>
           </w:tcPr>
           <w:p>
             <w:pPr>
-              <w:spacing w:after="0" w:line="240" w:lineRule="auto"/>
+              <w:spacing w:before="120" w:after="120"/>
+              <w:cnfStyle w:val="000000100000" w:firstRow="0" w:lastRow="0" w:firstColumn="0" w:lastColumn="0" w:oddVBand="0" w:evenVBand="0" w:oddHBand="1" w:evenHBand="0" w:firstRowFirstColumn="0" w:firstRowLastColumn="0" w:lastRowFirstColumn="0" w:lastRowLastColumn="0"/>
               <w:rPr>
                 <w:rFonts w:ascii="Arial" w:eastAsia="Times New Roman" w:hAnsi="Arial" w:cs="Arial"/>
                 <w:color w:val="1F1F1F"/>
@@ -6146,24 +6716,12 @@
         <w:tc>
           <w:tcPr>
             <w:tcW w:w="0" w:type="auto"/>
-            <w:tcBorders>
-              <w:top w:val="single" w:sz="6" w:space="0" w:color="C4C7C5"/>
-              <w:left w:val="single" w:sz="6" w:space="0" w:color="C4C7C5"/>
-              <w:bottom w:val="single" w:sz="6" w:space="0" w:color="C4C7C5"/>
-              <w:right w:val="single" w:sz="6" w:space="0" w:color="C4C7C5"/>
-            </w:tcBorders>
-            <w:tcMar>
-              <w:top w:w="120" w:type="dxa"/>
-              <w:left w:w="180" w:type="dxa"/>
-              <w:bottom w:w="120" w:type="dxa"/>
-              <w:right w:w="180" w:type="dxa"/>
-            </w:tcMar>
-            <w:vAlign w:val="center"/>
             <w:hideMark/>
           </w:tcPr>
           <w:p>
             <w:pPr>
-              <w:spacing w:after="0" w:line="240" w:lineRule="auto"/>
+              <w:spacing w:before="120" w:after="120"/>
+              <w:cnfStyle w:val="000000100000" w:firstRow="0" w:lastRow="0" w:firstColumn="0" w:lastColumn="0" w:oddVBand="0" w:evenVBand="0" w:oddHBand="1" w:evenHBand="0" w:firstRowFirstColumn="0" w:firstRowLastColumn="0" w:lastRowFirstColumn="0" w:lastRowLastColumn="0"/>
               <w:rPr>
                 <w:rFonts w:ascii="Arial" w:eastAsia="Times New Roman" w:hAnsi="Arial" w:cs="Arial"/>
                 <w:color w:val="1F1F1F"/>
@@ -6188,24 +6746,12 @@
         <w:tc>
           <w:tcPr>
             <w:tcW w:w="0" w:type="auto"/>
-            <w:tcBorders>
-              <w:top w:val="single" w:sz="6" w:space="0" w:color="C4C7C5"/>
-              <w:left w:val="single" w:sz="6" w:space="0" w:color="C4C7C5"/>
-              <w:bottom w:val="single" w:sz="6" w:space="0" w:color="C4C7C5"/>
-              <w:right w:val="single" w:sz="6" w:space="0" w:color="C4C7C5"/>
-            </w:tcBorders>
-            <w:tcMar>
-              <w:top w:w="120" w:type="dxa"/>
-              <w:left w:w="180" w:type="dxa"/>
-              <w:bottom w:w="120" w:type="dxa"/>
-              <w:right w:w="180" w:type="dxa"/>
-            </w:tcMar>
-            <w:vAlign w:val="center"/>
             <w:hideMark/>
           </w:tcPr>
           <w:p>
             <w:pPr>
-              <w:spacing w:after="0" w:line="240" w:lineRule="auto"/>
+              <w:spacing w:before="120" w:after="120"/>
+              <w:cnfStyle w:val="000000100000" w:firstRow="0" w:lastRow="0" w:firstColumn="0" w:lastColumn="0" w:oddVBand="0" w:evenVBand="0" w:oddHBand="1" w:evenHBand="0" w:firstRowFirstColumn="0" w:firstRowLastColumn="0" w:lastRowFirstColumn="0" w:lastRowLastColumn="0"/>
               <w:rPr>
                 <w:rFonts w:ascii="Arial" w:eastAsia="Times New Roman" w:hAnsi="Arial" w:cs="Arial"/>
                 <w:color w:val="1F1F1F"/>
@@ -6229,30 +6775,15 @@
         </w:tc>
       </w:tr>
       <w:tr>
-        <w:trPr>
-          <w:tblCellSpacing w:w="15" w:type="dxa"/>
-        </w:trPr>
-        <w:tc>
-          <w:tcPr>
+        <w:tc>
+          <w:tcPr>
+            <w:cnfStyle w:val="001000000000" w:firstRow="0" w:lastRow="0" w:firstColumn="1" w:lastColumn="0" w:oddVBand="0" w:evenVBand="0" w:oddHBand="0" w:evenHBand="0" w:firstRowFirstColumn="0" w:firstRowLastColumn="0" w:lastRowFirstColumn="0" w:lastRowLastColumn="0"/>
             <w:tcW w:w="0" w:type="auto"/>
-            <w:tcBorders>
-              <w:top w:val="single" w:sz="6" w:space="0" w:color="C4C7C5"/>
-              <w:left w:val="single" w:sz="6" w:space="0" w:color="C4C7C5"/>
-              <w:bottom w:val="single" w:sz="6" w:space="0" w:color="C4C7C5"/>
-              <w:right w:val="single" w:sz="6" w:space="0" w:color="C4C7C5"/>
-            </w:tcBorders>
-            <w:tcMar>
-              <w:top w:w="120" w:type="dxa"/>
-              <w:left w:w="180" w:type="dxa"/>
-              <w:bottom w:w="120" w:type="dxa"/>
-              <w:right w:w="180" w:type="dxa"/>
-            </w:tcMar>
-            <w:vAlign w:val="center"/>
             <w:hideMark/>
           </w:tcPr>
           <w:p>
             <w:pPr>
-              <w:spacing w:after="0" w:line="240" w:lineRule="auto"/>
+              <w:spacing w:before="120" w:after="120"/>
               <w:rPr>
                 <w:rFonts w:ascii="Arial" w:eastAsia="Times New Roman" w:hAnsi="Arial" w:cs="Arial"/>
                 <w:color w:val="1F1F1F"/>
@@ -6279,24 +6810,12 @@
         <w:tc>
           <w:tcPr>
             <w:tcW w:w="0" w:type="auto"/>
-            <w:tcBorders>
-              <w:top w:val="single" w:sz="6" w:space="0" w:color="C4C7C5"/>
-              <w:left w:val="single" w:sz="6" w:space="0" w:color="C4C7C5"/>
-              <w:bottom w:val="single" w:sz="6" w:space="0" w:color="C4C7C5"/>
-              <w:right w:val="single" w:sz="6" w:space="0" w:color="C4C7C5"/>
-            </w:tcBorders>
-            <w:tcMar>
-              <w:top w:w="120" w:type="dxa"/>
-              <w:left w:w="180" w:type="dxa"/>
-              <w:bottom w:w="120" w:type="dxa"/>
-              <w:right w:w="180" w:type="dxa"/>
-            </w:tcMar>
-            <w:vAlign w:val="center"/>
             <w:hideMark/>
           </w:tcPr>
           <w:p>
             <w:pPr>
-              <w:spacing w:after="0" w:line="240" w:lineRule="auto"/>
+              <w:spacing w:before="120" w:after="120"/>
+              <w:cnfStyle w:val="000000000000" w:firstRow="0" w:lastRow="0" w:firstColumn="0" w:lastColumn="0" w:oddVBand="0" w:evenVBand="0" w:oddHBand="0" w:evenHBand="0" w:firstRowFirstColumn="0" w:firstRowLastColumn="0" w:lastRowFirstColumn="0" w:lastRowLastColumn="0"/>
               <w:rPr>
                 <w:rFonts w:ascii="Arial" w:eastAsia="Times New Roman" w:hAnsi="Arial" w:cs="Arial"/>
                 <w:color w:val="1F1F1F"/>
@@ -6321,24 +6840,12 @@
         <w:tc>
           <w:tcPr>
             <w:tcW w:w="0" w:type="auto"/>
-            <w:tcBorders>
-              <w:top w:val="single" w:sz="6" w:space="0" w:color="C4C7C5"/>
-              <w:left w:val="single" w:sz="6" w:space="0" w:color="C4C7C5"/>
-              <w:bottom w:val="single" w:sz="6" w:space="0" w:color="C4C7C5"/>
-              <w:right w:val="single" w:sz="6" w:space="0" w:color="C4C7C5"/>
-            </w:tcBorders>
-            <w:tcMar>
-              <w:top w:w="120" w:type="dxa"/>
-              <w:left w:w="180" w:type="dxa"/>
-              <w:bottom w:w="120" w:type="dxa"/>
-              <w:right w:w="180" w:type="dxa"/>
-            </w:tcMar>
-            <w:vAlign w:val="center"/>
             <w:hideMark/>
           </w:tcPr>
           <w:p>
             <w:pPr>
-              <w:spacing w:after="0" w:line="240" w:lineRule="auto"/>
+              <w:spacing w:before="120" w:after="120"/>
+              <w:cnfStyle w:val="000000000000" w:firstRow="0" w:lastRow="0" w:firstColumn="0" w:lastColumn="0" w:oddVBand="0" w:evenVBand="0" w:oddHBand="0" w:evenHBand="0" w:firstRowFirstColumn="0" w:firstRowLastColumn="0" w:lastRowFirstColumn="0" w:lastRowLastColumn="0"/>
               <w:rPr>
                 <w:rFonts w:ascii="Arial" w:eastAsia="Times New Roman" w:hAnsi="Arial" w:cs="Arial"/>
                 <w:color w:val="1F1F1F"/>
@@ -6363,24 +6870,12 @@
         <w:tc>
           <w:tcPr>
             <w:tcW w:w="0" w:type="auto"/>
-            <w:tcBorders>
-              <w:top w:val="single" w:sz="6" w:space="0" w:color="C4C7C5"/>
-              <w:left w:val="single" w:sz="6" w:space="0" w:color="C4C7C5"/>
-              <w:bottom w:val="single" w:sz="6" w:space="0" w:color="C4C7C5"/>
-              <w:right w:val="single" w:sz="6" w:space="0" w:color="C4C7C5"/>
-            </w:tcBorders>
-            <w:tcMar>
-              <w:top w:w="120" w:type="dxa"/>
-              <w:left w:w="180" w:type="dxa"/>
-              <w:bottom w:w="120" w:type="dxa"/>
-              <w:right w:w="180" w:type="dxa"/>
-            </w:tcMar>
-            <w:vAlign w:val="center"/>
             <w:hideMark/>
           </w:tcPr>
           <w:p>
             <w:pPr>
-              <w:spacing w:after="0" w:line="240" w:lineRule="auto"/>
+              <w:spacing w:before="120" w:after="120"/>
+              <w:cnfStyle w:val="000000000000" w:firstRow="0" w:lastRow="0" w:firstColumn="0" w:lastColumn="0" w:oddVBand="0" w:evenVBand="0" w:oddHBand="0" w:evenHBand="0" w:firstRowFirstColumn="0" w:firstRowLastColumn="0" w:lastRowFirstColumn="0" w:lastRowLastColumn="0"/>
               <w:rPr>
                 <w:rFonts w:ascii="Arial" w:eastAsia="Times New Roman" w:hAnsi="Arial" w:cs="Arial"/>
                 <w:color w:val="1F1F1F"/>
@@ -6405,24 +6900,12 @@
         <w:tc>
           <w:tcPr>
             <w:tcW w:w="0" w:type="auto"/>
-            <w:tcBorders>
-              <w:top w:val="single" w:sz="6" w:space="0" w:color="C4C7C5"/>
-              <w:left w:val="single" w:sz="6" w:space="0" w:color="C4C7C5"/>
-              <w:bottom w:val="single" w:sz="6" w:space="0" w:color="C4C7C5"/>
-              <w:right w:val="single" w:sz="6" w:space="0" w:color="C4C7C5"/>
-            </w:tcBorders>
-            <w:tcMar>
-              <w:top w:w="120" w:type="dxa"/>
-              <w:left w:w="180" w:type="dxa"/>
-              <w:bottom w:w="120" w:type="dxa"/>
-              <w:right w:w="180" w:type="dxa"/>
-            </w:tcMar>
-            <w:vAlign w:val="center"/>
             <w:hideMark/>
           </w:tcPr>
           <w:p>
             <w:pPr>
-              <w:spacing w:after="0" w:line="240" w:lineRule="auto"/>
+              <w:spacing w:before="120" w:after="120"/>
+              <w:cnfStyle w:val="000000000000" w:firstRow="0" w:lastRow="0" w:firstColumn="0" w:lastColumn="0" w:oddVBand="0" w:evenVBand="0" w:oddHBand="0" w:evenHBand="0" w:firstRowFirstColumn="0" w:firstRowLastColumn="0" w:lastRowFirstColumn="0" w:lastRowLastColumn="0"/>
               <w:rPr>
                 <w:rFonts w:ascii="Arial" w:eastAsia="Times New Roman" w:hAnsi="Arial" w:cs="Arial"/>
                 <w:color w:val="1F1F1F"/>
@@ -6451,7 +6934,7 @@
       <w:pPr>
         <w:pStyle w:val="Heading2"/>
       </w:pPr>
-      <w:bookmarkStart w:id="15" w:name="_Toc242042090"/>
+      <w:bookmarkStart w:id="15" w:name="_Toc242063498"/>
       <w:r>
         <w:t>5.3 Evaluation and Satisfaction Survey</w:t>
       </w:r>
@@ -6541,12 +7024,13 @@
     <w:p/>
     <w:p>
       <w:r>
+        <w:lastRenderedPageBreak/>
         <w:t>Following the task completion, the participants completed a post-test questionnaire using a 5-point scale.</w:t>
       </w:r>
     </w:p>
     <w:tbl>
       <w:tblPr>
-        <w:tblStyle w:val="TableGrid"/>
+        <w:tblStyle w:val="GridTable7Colourful"/>
         <w:tblW w:w="0" w:type="auto"/>
         <w:tblLook w:val="04A0" w:firstRow="1" w:lastRow="0" w:firstColumn="1" w:lastColumn="0" w:noHBand="0" w:noVBand="1"/>
       </w:tblPr>
@@ -6557,22 +7041,16 @@
         <w:gridCol w:w="1321"/>
       </w:tblGrid>
       <w:tr>
-        <w:tc>
-          <w:tcPr>
+        <w:trPr>
+          <w:cnfStyle w:val="100000000000" w:firstRow="1" w:lastRow="0" w:firstColumn="0" w:lastColumn="0" w:oddVBand="0" w:evenVBand="0" w:oddHBand="0" w:evenHBand="0" w:firstRowFirstColumn="0" w:firstRowLastColumn="0" w:lastRowFirstColumn="0" w:lastRowLastColumn="0"/>
+        </w:trPr>
+        <w:tc>
+          <w:tcPr>
+            <w:cnfStyle w:val="001000000100" w:firstRow="0" w:lastRow="0" w:firstColumn="1" w:lastColumn="0" w:oddVBand="0" w:evenVBand="0" w:oddHBand="0" w:evenHBand="0" w:firstRowFirstColumn="1" w:firstRowLastColumn="0" w:lastRowFirstColumn="0" w:lastRowLastColumn="0"/>
             <w:tcW w:w="2222" w:type="dxa"/>
           </w:tcPr>
           <w:p>
-            <w:pPr>
-              <w:rPr>
-                <w:b/>
-                <w:bCs/>
-              </w:rPr>
-            </w:pPr>
-            <w:r>
-              <w:rPr>
-                <w:b/>
-                <w:bCs/>
-              </w:rPr>
+            <w:r>
               <w:t>Evaluation Metric</w:t>
             </w:r>
           </w:p>
@@ -6583,16 +7061,9 @@
           </w:tcPr>
           <w:p>
             <w:pPr>
-              <w:rPr>
-                <w:b/>
-                <w:bCs/>
-              </w:rPr>
-            </w:pPr>
-            <w:r>
-              <w:rPr>
-                <w:b/>
-                <w:bCs/>
-              </w:rPr>
+              <w:cnfStyle w:val="100000000000" w:firstRow="1" w:lastRow="0" w:firstColumn="0" w:lastColumn="0" w:oddVBand="0" w:evenVBand="0" w:oddHBand="0" w:evenHBand="0" w:firstRowFirstColumn="0" w:firstRowLastColumn="0" w:lastRowFirstColumn="0" w:lastRowLastColumn="0"/>
+            </w:pPr>
+            <w:r>
               <w:t>Question Statement</w:t>
             </w:r>
           </w:p>
@@ -6603,16 +7074,9 @@
           </w:tcPr>
           <w:p>
             <w:pPr>
-              <w:rPr>
-                <w:b/>
-                <w:bCs/>
-              </w:rPr>
-            </w:pPr>
-            <w:r>
-              <w:rPr>
-                <w:b/>
-                <w:bCs/>
-              </w:rPr>
+              <w:cnfStyle w:val="100000000000" w:firstRow="1" w:lastRow="0" w:firstColumn="0" w:lastColumn="0" w:oddVBand="0" w:evenVBand="0" w:oddHBand="0" w:evenHBand="0" w:firstRowFirstColumn="0" w:firstRowLastColumn="0" w:lastRowFirstColumn="0" w:lastRowLastColumn="0"/>
+            </w:pPr>
+            <w:r>
               <w:t>P1 Score</w:t>
             </w:r>
           </w:p>
@@ -6623,24 +7087,21 @@
           </w:tcPr>
           <w:p>
             <w:pPr>
-              <w:rPr>
-                <w:b/>
-                <w:bCs/>
-              </w:rPr>
-            </w:pPr>
-            <w:r>
-              <w:rPr>
-                <w:b/>
-                <w:bCs/>
-              </w:rPr>
+              <w:cnfStyle w:val="100000000000" w:firstRow="1" w:lastRow="0" w:firstColumn="0" w:lastColumn="0" w:oddVBand="0" w:evenVBand="0" w:oddHBand="0" w:evenHBand="0" w:firstRowFirstColumn="0" w:firstRowLastColumn="0" w:lastRowFirstColumn="0" w:lastRowLastColumn="0"/>
+            </w:pPr>
+            <w:r>
               <w:t>P2 Score</w:t>
             </w:r>
           </w:p>
         </w:tc>
       </w:tr>
       <w:tr>
-        <w:tc>
-          <w:tcPr>
+        <w:trPr>
+          <w:cnfStyle w:val="000000100000" w:firstRow="0" w:lastRow="0" w:firstColumn="0" w:lastColumn="0" w:oddVBand="0" w:evenVBand="0" w:oddHBand="1" w:evenHBand="0" w:firstRowFirstColumn="0" w:firstRowLastColumn="0" w:lastRowFirstColumn="0" w:lastRowLastColumn="0"/>
+        </w:trPr>
+        <w:tc>
+          <w:tcPr>
+            <w:cnfStyle w:val="001000000000" w:firstRow="0" w:lastRow="0" w:firstColumn="1" w:lastColumn="0" w:oddVBand="0" w:evenVBand="0" w:oddHBand="0" w:evenHBand="0" w:firstRowFirstColumn="0" w:firstRowLastColumn="0" w:lastRowFirstColumn="0" w:lastRowLastColumn="0"/>
             <w:tcW w:w="2222" w:type="dxa"/>
           </w:tcPr>
           <w:p>
@@ -6655,6 +7116,7 @@
           </w:tcPr>
           <w:p>
             <w:pPr>
+              <w:cnfStyle w:val="000000100000" w:firstRow="0" w:lastRow="0" w:firstColumn="0" w:lastColumn="0" w:oddVBand="0" w:evenVBand="0" w:oddHBand="1" w:evenHBand="0" w:firstRowFirstColumn="0" w:firstRowLastColumn="0" w:lastRowFirstColumn="0" w:lastRowLastColumn="0"/>
               <w:rPr>
                 <w:i/>
                 <w:iCs/>
@@ -6676,6 +7138,7 @@
           <w:p>
             <w:pPr>
               <w:jc w:val="center"/>
+              <w:cnfStyle w:val="000000100000" w:firstRow="0" w:lastRow="0" w:firstColumn="0" w:lastColumn="0" w:oddVBand="0" w:evenVBand="0" w:oddHBand="1" w:evenHBand="0" w:firstRowFirstColumn="0" w:firstRowLastColumn="0" w:lastRowFirstColumn="0" w:lastRowLastColumn="0"/>
             </w:pPr>
             <w:r>
               <w:t>5</w:t>
@@ -6692,6 +7155,7 @@
                 <w:tab w:val="left" w:pos="527"/>
               </w:tabs>
               <w:jc w:val="center"/>
+              <w:cnfStyle w:val="000000100000" w:firstRow="0" w:lastRow="0" w:firstColumn="0" w:lastColumn="0" w:oddVBand="0" w:evenVBand="0" w:oddHBand="1" w:evenHBand="0" w:firstRowFirstColumn="0" w:firstRowLastColumn="0" w:lastRowFirstColumn="0" w:lastRowLastColumn="0"/>
             </w:pPr>
             <w:r>
               <w:t>5</w:t>
@@ -6702,6 +7166,7 @@
       <w:tr>
         <w:tc>
           <w:tcPr>
+            <w:cnfStyle w:val="001000000000" w:firstRow="0" w:lastRow="0" w:firstColumn="1" w:lastColumn="0" w:oddVBand="0" w:evenVBand="0" w:oddHBand="0" w:evenHBand="0" w:firstRowFirstColumn="0" w:firstRowLastColumn="0" w:lastRowFirstColumn="0" w:lastRowLastColumn="0"/>
             <w:tcW w:w="2222" w:type="dxa"/>
           </w:tcPr>
           <w:p>
@@ -6716,6 +7181,7 @@
           </w:tcPr>
           <w:p>
             <w:pPr>
+              <w:cnfStyle w:val="000000000000" w:firstRow="0" w:lastRow="0" w:firstColumn="0" w:lastColumn="0" w:oddVBand="0" w:evenVBand="0" w:oddHBand="0" w:evenHBand="0" w:firstRowFirstColumn="0" w:firstRowLastColumn="0" w:lastRowFirstColumn="0" w:lastRowLastColumn="0"/>
               <w:rPr>
                 <w:i/>
                 <w:iCs/>
@@ -6751,6 +7217,7 @@
           <w:p>
             <w:pPr>
               <w:jc w:val="center"/>
+              <w:cnfStyle w:val="000000000000" w:firstRow="0" w:lastRow="0" w:firstColumn="0" w:lastColumn="0" w:oddVBand="0" w:evenVBand="0" w:oddHBand="0" w:evenHBand="0" w:firstRowFirstColumn="0" w:firstRowLastColumn="0" w:lastRowFirstColumn="0" w:lastRowLastColumn="0"/>
             </w:pPr>
             <w:r>
               <w:t>5</w:t>
@@ -6764,6 +7231,7 @@
           <w:p>
             <w:pPr>
               <w:jc w:val="center"/>
+              <w:cnfStyle w:val="000000000000" w:firstRow="0" w:lastRow="0" w:firstColumn="0" w:lastColumn="0" w:oddVBand="0" w:evenVBand="0" w:oddHBand="0" w:evenHBand="0" w:firstRowFirstColumn="0" w:firstRowLastColumn="0" w:lastRowFirstColumn="0" w:lastRowLastColumn="0"/>
             </w:pPr>
             <w:r>
               <w:t>4</w:t>
@@ -6772,8 +7240,12 @@
         </w:tc>
       </w:tr>
       <w:tr>
-        <w:tc>
-          <w:tcPr>
+        <w:trPr>
+          <w:cnfStyle w:val="000000100000" w:firstRow="0" w:lastRow="0" w:firstColumn="0" w:lastColumn="0" w:oddVBand="0" w:evenVBand="0" w:oddHBand="1" w:evenHBand="0" w:firstRowFirstColumn="0" w:firstRowLastColumn="0" w:lastRowFirstColumn="0" w:lastRowLastColumn="0"/>
+        </w:trPr>
+        <w:tc>
+          <w:tcPr>
+            <w:cnfStyle w:val="001000000000" w:firstRow="0" w:lastRow="0" w:firstColumn="1" w:lastColumn="0" w:oddVBand="0" w:evenVBand="0" w:oddHBand="0" w:evenHBand="0" w:firstRowFirstColumn="0" w:firstRowLastColumn="0" w:lastRowFirstColumn="0" w:lastRowLastColumn="0"/>
             <w:tcW w:w="2222" w:type="dxa"/>
           </w:tcPr>
           <w:p>
@@ -6788,6 +7260,7 @@
           </w:tcPr>
           <w:p>
             <w:pPr>
+              <w:cnfStyle w:val="000000100000" w:firstRow="0" w:lastRow="0" w:firstColumn="0" w:lastColumn="0" w:oddVBand="0" w:evenVBand="0" w:oddHBand="1" w:evenHBand="0" w:firstRowFirstColumn="0" w:firstRowLastColumn="0" w:lastRowFirstColumn="0" w:lastRowLastColumn="0"/>
               <w:rPr>
                 <w:i/>
                 <w:iCs/>
@@ -6809,6 +7282,7 @@
           <w:p>
             <w:pPr>
               <w:jc w:val="center"/>
+              <w:cnfStyle w:val="000000100000" w:firstRow="0" w:lastRow="0" w:firstColumn="0" w:lastColumn="0" w:oddVBand="0" w:evenVBand="0" w:oddHBand="1" w:evenHBand="0" w:firstRowFirstColumn="0" w:firstRowLastColumn="0" w:lastRowFirstColumn="0" w:lastRowLastColumn="0"/>
             </w:pPr>
             <w:r>
               <w:t>3</w:t>
@@ -6822,6 +7296,7 @@
           <w:p>
             <w:pPr>
               <w:jc w:val="center"/>
+              <w:cnfStyle w:val="000000100000" w:firstRow="0" w:lastRow="0" w:firstColumn="0" w:lastColumn="0" w:oddVBand="0" w:evenVBand="0" w:oddHBand="1" w:evenHBand="0" w:firstRowFirstColumn="0" w:firstRowLastColumn="0" w:lastRowFirstColumn="0" w:lastRowLastColumn="0"/>
             </w:pPr>
             <w:r>
               <w:t>2.5</w:t>
@@ -6832,6 +7307,7 @@
       <w:tr>
         <w:tc>
           <w:tcPr>
+            <w:cnfStyle w:val="001000000000" w:firstRow="0" w:lastRow="0" w:firstColumn="1" w:lastColumn="0" w:oddVBand="0" w:evenVBand="0" w:oddHBand="0" w:evenHBand="0" w:firstRowFirstColumn="0" w:firstRowLastColumn="0" w:lastRowFirstColumn="0" w:lastRowLastColumn="0"/>
             <w:tcW w:w="2222" w:type="dxa"/>
           </w:tcPr>
           <w:p>
@@ -6846,6 +7322,7 @@
           </w:tcPr>
           <w:p>
             <w:pPr>
+              <w:cnfStyle w:val="000000000000" w:firstRow="0" w:lastRow="0" w:firstColumn="0" w:lastColumn="0" w:oddVBand="0" w:evenVBand="0" w:oddHBand="0" w:evenHBand="0" w:firstRowFirstColumn="0" w:firstRowLastColumn="0" w:lastRowFirstColumn="0" w:lastRowLastColumn="0"/>
               <w:rPr>
                 <w:i/>
                 <w:iCs/>
@@ -6867,6 +7344,7 @@
           <w:p>
             <w:pPr>
               <w:jc w:val="center"/>
+              <w:cnfStyle w:val="000000000000" w:firstRow="0" w:lastRow="0" w:firstColumn="0" w:lastColumn="0" w:oddVBand="0" w:evenVBand="0" w:oddHBand="0" w:evenHBand="0" w:firstRowFirstColumn="0" w:firstRowLastColumn="0" w:lastRowFirstColumn="0" w:lastRowLastColumn="0"/>
             </w:pPr>
             <w:r>
               <w:t>4</w:t>
@@ -6880,6 +7358,7 @@
           <w:p>
             <w:pPr>
               <w:jc w:val="center"/>
+              <w:cnfStyle w:val="000000000000" w:firstRow="0" w:lastRow="0" w:firstColumn="0" w:lastColumn="0" w:oddVBand="0" w:evenVBand="0" w:oddHBand="0" w:evenHBand="0" w:firstRowFirstColumn="0" w:firstRowLastColumn="0" w:lastRowFirstColumn="0" w:lastRowLastColumn="0"/>
             </w:pPr>
             <w:r>
               <w:t>3</w:t>
@@ -6893,7 +7372,7 @@
       <w:pPr>
         <w:pStyle w:val="Heading2"/>
       </w:pPr>
-      <w:bookmarkStart w:id="16" w:name="_Toc242042091"/>
+      <w:bookmarkStart w:id="16" w:name="_Toc242063499"/>
       <w:r>
         <w:t xml:space="preserve">5.4 </w:t>
       </w:r>
@@ -6906,7 +7385,7 @@
       <w:pPr>
         <w:pStyle w:val="Heading3"/>
       </w:pPr>
-      <w:bookmarkStart w:id="17" w:name="_Toc242042092"/>
+      <w:bookmarkStart w:id="17" w:name="_Toc242063500"/>
       <w:r>
         <w:t>Positive Feedback</w:t>
       </w:r>
@@ -6952,7 +7431,7 @@
       <w:pPr>
         <w:pStyle w:val="Heading3"/>
       </w:pPr>
-      <w:bookmarkStart w:id="18" w:name="_Toc242042093"/>
+      <w:bookmarkStart w:id="18" w:name="_Toc242063501"/>
       <w:r>
         <w:t>Pain Points</w:t>
       </w:r>
@@ -7008,7 +7487,7 @@
       <w:pPr>
         <w:pStyle w:val="Heading2"/>
       </w:pPr>
-      <w:bookmarkStart w:id="19" w:name="_Toc242042094"/>
+      <w:bookmarkStart w:id="19" w:name="_Toc242063502"/>
       <w:r>
         <w:t>5.5 Design Improvements</w:t>
       </w:r>
@@ -7020,32 +7499,31 @@
         <w:ind w:left="0"/>
       </w:pPr>
       <w:r>
-        <w:t xml:space="preserve">Based on the feedback received the following enhancements were implemented into the final design. </w:t>
-      </w:r>
-    </w:p>
-    <w:p>
-      <w:pPr>
-        <w:pStyle w:val="ListParagraph"/>
-        <w:ind w:left="0"/>
-      </w:pPr>
+        <w:t>Based on usability testing and feedback, several design improvements were identified to enhance readability, user engagement, and data interpretation:</w:t>
+      </w:r>
     </w:p>
     <w:tbl>
       <w:tblPr>
-        <w:tblStyle w:val="TableGrid"/>
+        <w:tblStyle w:val="GridTable7Colourful"/>
         <w:tblW w:w="0" w:type="auto"/>
         <w:tblLook w:val="04A0" w:firstRow="1" w:lastRow="0" w:firstColumn="1" w:lastColumn="0" w:noHBand="0" w:noVBand="1"/>
       </w:tblPr>
       <w:tblGrid>
-        <w:gridCol w:w="4508"/>
-        <w:gridCol w:w="4508"/>
+        <w:gridCol w:w="3969"/>
+        <w:gridCol w:w="5047"/>
       </w:tblGrid>
       <w:tr>
-        <w:tc>
-          <w:tcPr>
-            <w:tcW w:w="4508" w:type="dxa"/>
-          </w:tcPr>
-          <w:p>
-            <w:pPr>
+        <w:trPr>
+          <w:cnfStyle w:val="100000000000" w:firstRow="1" w:lastRow="0" w:firstColumn="0" w:lastColumn="0" w:oddVBand="0" w:evenVBand="0" w:oddHBand="0" w:evenHBand="0" w:firstRowFirstColumn="0" w:firstRowLastColumn="0" w:lastRowFirstColumn="0" w:lastRowLastColumn="0"/>
+        </w:trPr>
+        <w:tc>
+          <w:tcPr>
+            <w:cnfStyle w:val="001000000100" w:firstRow="0" w:lastRow="0" w:firstColumn="1" w:lastColumn="0" w:oddVBand="0" w:evenVBand="0" w:oddHBand="0" w:evenHBand="0" w:firstRowFirstColumn="1" w:firstRowLastColumn="0" w:lastRowFirstColumn="0" w:lastRowLastColumn="0"/>
+            <w:tcW w:w="3969" w:type="dxa"/>
+          </w:tcPr>
+          <w:p>
+            <w:pPr>
+              <w:spacing w:before="120" w:after="120"/>
               <w:rPr>
                 <w:rFonts w:ascii="Arial" w:hAnsi="Arial" w:cs="Arial"/>
               </w:rPr>
@@ -7054,60 +7532,101 @@
               <w:rPr>
                 <w:rStyle w:val="Strong"/>
                 <w:rFonts w:ascii="Arial" w:hAnsi="Arial" w:cs="Arial"/>
-              </w:rPr>
-              <w:t>Identified Usability Issue</w:t>
-            </w:r>
-          </w:p>
-        </w:tc>
-        <w:tc>
-          <w:tcPr>
-            <w:tcW w:w="4508" w:type="dxa"/>
-          </w:tcPr>
-          <w:p>
-            <w:pPr>
-              <w:pStyle w:val="ListParagraph"/>
-              <w:ind w:left="0"/>
-              <w:rPr>
                 <w:b/>
                 <w:bCs/>
               </w:rPr>
-            </w:pPr>
-            <w:r>
-              <w:rPr>
-                <w:b/>
-                <w:bCs/>
-              </w:rPr>
+              <w:t>Identified Usability Issue</w:t>
+            </w:r>
+          </w:p>
+        </w:tc>
+        <w:tc>
+          <w:tcPr>
+            <w:tcW w:w="5047" w:type="dxa"/>
+          </w:tcPr>
+          <w:p>
+            <w:pPr>
+              <w:pStyle w:val="ListParagraph"/>
+              <w:spacing w:before="120" w:after="120"/>
+              <w:ind w:left="0"/>
+              <w:cnfStyle w:val="100000000000" w:firstRow="1" w:lastRow="0" w:firstColumn="0" w:lastColumn="0" w:oddVBand="0" w:evenVBand="0" w:oddHBand="0" w:evenHBand="0" w:firstRowFirstColumn="0" w:firstRowLastColumn="0" w:lastRowFirstColumn="0" w:lastRowLastColumn="0"/>
+            </w:pPr>
+            <w:r>
               <w:t>Action</w:t>
             </w:r>
           </w:p>
         </w:tc>
       </w:tr>
       <w:tr>
-        <w:tc>
-          <w:tcPr>
-            <w:tcW w:w="4508" w:type="dxa"/>
+        <w:trPr>
+          <w:cnfStyle w:val="000000100000" w:firstRow="0" w:lastRow="0" w:firstColumn="0" w:lastColumn="0" w:oddVBand="0" w:evenVBand="0" w:oddHBand="1" w:evenHBand="0" w:firstRowFirstColumn="0" w:firstRowLastColumn="0" w:lastRowFirstColumn="0" w:lastRowLastColumn="0"/>
+        </w:trPr>
+        <w:tc>
+          <w:tcPr>
+            <w:cnfStyle w:val="001000000000" w:firstRow="0" w:lastRow="0" w:firstColumn="1" w:lastColumn="0" w:oddVBand="0" w:evenVBand="0" w:oddHBand="0" w:evenHBand="0" w:firstRowFirstColumn="0" w:firstRowLastColumn="0" w:lastRowFirstColumn="0" w:lastRowLastColumn="0"/>
+            <w:tcW w:w="3969" w:type="dxa"/>
           </w:tcPr>
           <w:p>
             <w:pPr>
               <w:pStyle w:val="ListParagraph"/>
+              <w:spacing w:before="120" w:after="120"/>
               <w:ind w:left="0"/>
-            </w:pPr>
-            <w:r>
-              <w:t xml:space="preserve">The legends aren’t clear, as they </w:t>
-            </w:r>
-          </w:p>
-        </w:tc>
-        <w:tc>
-          <w:tcPr>
-            <w:tcW w:w="4508" w:type="dxa"/>
-          </w:tcPr>
+              <w:rPr>
+                <w:i w:val="0"/>
+                <w:iCs w:val="0"/>
+              </w:rPr>
+            </w:pPr>
+            <w:r>
+              <w:t xml:space="preserve">Unclear </w:t>
+            </w:r>
+            <w:r>
+              <w:t>l</w:t>
+            </w:r>
+            <w:r>
+              <w:t xml:space="preserve">egends &amp; </w:t>
+            </w:r>
+            <w:r>
+              <w:t>v</w:t>
+            </w:r>
+            <w:r>
+              <w:t xml:space="preserve">isual </w:t>
+            </w:r>
+            <w:r>
+              <w:t>o</w:t>
+            </w:r>
+            <w:r>
+              <w:t>verlap</w:t>
+            </w:r>
+            <w:r>
+              <w:t xml:space="preserve">. </w:t>
+            </w:r>
+          </w:p>
           <w:p>
             <w:pPr>
               <w:pStyle w:val="ListParagraph"/>
+              <w:spacing w:before="120" w:after="120"/>
               <w:ind w:left="0"/>
             </w:pPr>
             <w:r>
-              <w:t>Implemented gridline for visual 1 to aid visual eye.</w:t>
+              <w:t>Line entries were hard to trace</w:t>
+            </w:r>
+            <w:r>
+              <w:t xml:space="preserve"> in Visuals 2 &amp; 3.</w:t>
+            </w:r>
+          </w:p>
+        </w:tc>
+        <w:tc>
+          <w:tcPr>
+            <w:tcW w:w="5047" w:type="dxa"/>
+          </w:tcPr>
+          <w:p>
+            <w:pPr>
+              <w:pStyle w:val="ListParagraph"/>
+              <w:spacing w:before="120" w:after="120"/>
+              <w:ind w:left="0"/>
+              <w:cnfStyle w:val="000000100000" w:firstRow="0" w:lastRow="0" w:firstColumn="0" w:lastColumn="0" w:oddVBand="0" w:evenVBand="0" w:oddHBand="1" w:evenHBand="0" w:firstRowFirstColumn="0" w:firstRowLastColumn="0" w:lastRowFirstColumn="0" w:lastRowLastColumn="0"/>
+            </w:pPr>
+            <w:r>
+              <w:t>Implemented subtle gridlines in Visual 1 and enabled global country filtering via legend/node selection.</w:t>
             </w:r>
           </w:p>
         </w:tc>
@@ -7115,42 +7634,53 @@
       <w:tr>
         <w:tc>
           <w:tcPr>
-            <w:tcW w:w="4508" w:type="dxa"/>
+            <w:cnfStyle w:val="001000000000" w:firstRow="0" w:lastRow="0" w:firstColumn="1" w:lastColumn="0" w:oddVBand="0" w:evenVBand="0" w:oddHBand="0" w:evenHBand="0" w:firstRowFirstColumn="0" w:firstRowLastColumn="0" w:lastRowFirstColumn="0" w:lastRowLastColumn="0"/>
+            <w:tcW w:w="3969" w:type="dxa"/>
           </w:tcPr>
           <w:p>
             <w:pPr>
               <w:pStyle w:val="ListParagraph"/>
+              <w:spacing w:before="120" w:after="120"/>
               <w:ind w:left="0"/>
             </w:pPr>
-          </w:p>
-        </w:tc>
-        <w:tc>
-          <w:tcPr>
-            <w:tcW w:w="4508" w:type="dxa"/>
+            <w:r>
+              <w:t>Users forgot data when scrolling between visuals.</w:t>
+            </w:r>
+          </w:p>
+        </w:tc>
+        <w:tc>
+          <w:tcPr>
+            <w:tcW w:w="5047" w:type="dxa"/>
           </w:tcPr>
           <w:p>
             <w:pPr>
               <w:pStyle w:val="ListParagraph"/>
+              <w:spacing w:before="120" w:after="120"/>
               <w:ind w:left="0"/>
-            </w:pPr>
-            <w:r>
-              <w:t xml:space="preserve">Implemented country filtering, where a country can be selected from the legend </w:t>
-            </w:r>
-            <w:r>
-              <w:lastRenderedPageBreak/>
-              <w:t>or visual 1 and it is set like that until unselected.</w:t>
+              <w:cnfStyle w:val="000000000000" w:firstRow="0" w:lastRow="0" w:firstColumn="0" w:lastColumn="0" w:oddVBand="0" w:evenVBand="0" w:oddHBand="0" w:evenHBand="0" w:firstRowFirstColumn="0" w:firstRowLastColumn="0" w:lastRowFirstColumn="0" w:lastRowLastColumn="0"/>
+            </w:pPr>
+            <w:r>
+              <w:t xml:space="preserve">Implemented country filtering, where </w:t>
+            </w:r>
+            <w:r>
+              <w:t>selecting a country highlights its trajectory and updates summary stats globally across all views.</w:t>
             </w:r>
           </w:p>
         </w:tc>
       </w:tr>
       <w:tr>
-        <w:tc>
-          <w:tcPr>
-            <w:tcW w:w="4508" w:type="dxa"/>
+        <w:trPr>
+          <w:cnfStyle w:val="000000100000" w:firstRow="0" w:lastRow="0" w:firstColumn="0" w:lastColumn="0" w:oddVBand="0" w:evenVBand="0" w:oddHBand="1" w:evenHBand="0" w:firstRowFirstColumn="0" w:firstRowLastColumn="0" w:lastRowFirstColumn="0" w:lastRowLastColumn="0"/>
+        </w:trPr>
+        <w:tc>
+          <w:tcPr>
+            <w:cnfStyle w:val="001000000000" w:firstRow="0" w:lastRow="0" w:firstColumn="1" w:lastColumn="0" w:oddVBand="0" w:evenVBand="0" w:oddHBand="0" w:evenHBand="0" w:firstRowFirstColumn="0" w:firstRowLastColumn="0" w:lastRowFirstColumn="0" w:lastRowLastColumn="0"/>
+            <w:tcW w:w="3969" w:type="dxa"/>
           </w:tcPr>
           <w:p>
             <w:pPr>
               <w:pStyle w:val="ListParagraph"/>
+              <w:spacing w:before="120" w:after="120"/>
               <w:ind w:left="0"/>
             </w:pPr>
             <w:r>
@@ -7167,15 +7697,20 @@
         </w:tc>
         <w:tc>
           <w:tcPr>
-            <w:tcW w:w="4508" w:type="dxa"/>
+            <w:tcW w:w="5047" w:type="dxa"/>
           </w:tcPr>
           <w:p>
             <w:pPr>
               <w:pStyle w:val="ListParagraph"/>
+              <w:spacing w:before="120" w:after="120"/>
               <w:ind w:left="0"/>
-            </w:pPr>
-            <w:r>
-              <w:t xml:space="preserve">Implemented short blurb answers to all the questions. </w:t>
+              <w:cnfStyle w:val="000000100000" w:firstRow="0" w:lastRow="0" w:firstColumn="0" w:lastColumn="0" w:oddVBand="0" w:evenVBand="0" w:oddHBand="1" w:evenHBand="0" w:firstRowFirstColumn="0" w:firstRowLastColumn="0" w:lastRowFirstColumn="0" w:lastRowLastColumn="0"/>
+            </w:pPr>
+            <w:r>
+              <w:t>Added brief contextual summaries answering each guiding question</w:t>
+            </w:r>
+            <w:r>
+              <w:t xml:space="preserve"> behind each question card.</w:t>
             </w:r>
           </w:p>
         </w:tc>
@@ -7183,53 +7718,63 @@
       <w:tr>
         <w:tc>
           <w:tcPr>
-            <w:tcW w:w="4508" w:type="dxa"/>
+            <w:cnfStyle w:val="001000000000" w:firstRow="0" w:lastRow="0" w:firstColumn="1" w:lastColumn="0" w:oddVBand="0" w:evenVBand="0" w:oddHBand="0" w:evenHBand="0" w:firstRowFirstColumn="0" w:firstRowLastColumn="0" w:lastRowFirstColumn="0" w:lastRowLastColumn="0"/>
+            <w:tcW w:w="3969" w:type="dxa"/>
           </w:tcPr>
           <w:p>
             <w:pPr>
               <w:pStyle w:val="ListParagraph"/>
+              <w:spacing w:before="120" w:after="120"/>
               <w:ind w:left="0"/>
             </w:pPr>
-          </w:p>
-        </w:tc>
-        <w:tc>
-          <w:tcPr>
-            <w:tcW w:w="4508" w:type="dxa"/>
+            <w:r>
+              <w:t xml:space="preserve">Visual 1 lacked explicit </w:t>
+            </w:r>
+            <w:r>
+              <w:t>colour</w:t>
+            </w:r>
+            <w:r>
+              <w:t xml:space="preserve"> coordination with </w:t>
+            </w:r>
+            <w:r>
+              <w:t>the other visuals</w:t>
+            </w:r>
+            <w:r>
+              <w:t>.</w:t>
+            </w:r>
+          </w:p>
+        </w:tc>
+        <w:tc>
+          <w:tcPr>
+            <w:tcW w:w="5047" w:type="dxa"/>
           </w:tcPr>
           <w:p>
             <w:pPr>
               <w:pStyle w:val="ListParagraph"/>
+              <w:spacing w:before="120" w:after="120"/>
               <w:ind w:left="0"/>
-            </w:pPr>
-            <w:r>
-              <w:t>Changed the visual 1 colours to the Tableau10 colours for consistency with the other visuals as there is no legend for visual 1.</w:t>
-            </w:r>
-          </w:p>
-        </w:tc>
-      </w:tr>
-      <w:tr>
-        <w:tc>
-          <w:tcPr>
-            <w:tcW w:w="4508" w:type="dxa"/>
-          </w:tcPr>
-          <w:p>
-            <w:pPr>
-              <w:pStyle w:val="ListParagraph"/>
-              <w:ind w:left="0"/>
-            </w:pPr>
-          </w:p>
-        </w:tc>
-        <w:tc>
-          <w:tcPr>
-            <w:tcW w:w="4508" w:type="dxa"/>
-          </w:tcPr>
-          <w:p>
-            <w:pPr>
-              <w:pStyle w:val="ListParagraph"/>
-              <w:ind w:left="0"/>
-            </w:pPr>
-            <w:r>
-              <w:t>Added textual blurb of the statistic when a country is selected.</w:t>
+              <w:cnfStyle w:val="000000000000" w:firstRow="0" w:lastRow="0" w:firstColumn="0" w:lastColumn="0" w:oddVBand="0" w:evenVBand="0" w:oddHBand="0" w:evenHBand="0" w:firstRowFirstColumn="0" w:firstRowLastColumn="0" w:lastRowFirstColumn="0" w:lastRowLastColumn="0"/>
+            </w:pPr>
+            <w:r>
+              <w:t xml:space="preserve">Applied the </w:t>
+            </w:r>
+            <w:r>
+              <w:rPr>
+                <w:rStyle w:val="HTMLCode"/>
+                <w:rFonts w:eastAsiaTheme="minorHAnsi"/>
+                <w:sz w:val="24"/>
+                <w:szCs w:val="24"/>
+              </w:rPr>
+              <w:t>Tableau10</w:t>
+            </w:r>
+            <w:r>
+              <w:t xml:space="preserve"> </w:t>
+            </w:r>
+            <w:r>
+              <w:t>colour</w:t>
+            </w:r>
+            <w:r>
+              <w:t xml:space="preserve"> scale uniformly across all visual elements (Visual 1, 2, and 3).</w:t>
             </w:r>
           </w:p>
         </w:tc>
@@ -7248,15 +7793,85 @@
       <w:pPr>
         <w:pStyle w:val="Heading1"/>
       </w:pPr>
-      <w:r>
-        <w:t xml:space="preserve">6. </w:t>
-      </w:r>
-      <w:bookmarkStart w:id="20" w:name="_Toc242042095"/>
-      <w:r>
-        <w:t>Conclusion</w:t>
+      <w:bookmarkStart w:id="20" w:name="_Toc242063503"/>
+      <w:r>
+        <w:t>6. Conclusion</w:t>
       </w:r>
       <w:bookmarkEnd w:id="20"/>
     </w:p>
+    <w:p>
+      <w:r>
+        <w:t>This project demonstrates that higher healthcare expenditure does not guarantee superior life expectancy outcomes. While nations like the United States spend significantly more per capita for lower</w:t>
+      </w:r>
+      <w:r>
+        <w:t xml:space="preserve"> life expectancy, s</w:t>
+      </w:r>
+      <w:r>
+        <w:t xml:space="preserve">ome East Asian and European countries </w:t>
+      </w:r>
+      <w:r>
+        <w:t xml:space="preserve">achieve superior health outcomes with considerably lower financial </w:t>
+      </w:r>
+      <w:r>
+        <w:t>allocations</w:t>
+      </w:r>
+      <w:r>
+        <w:t xml:space="preserve">. </w:t>
+      </w:r>
+      <w:r>
+        <w:t>Across the 2015–2024 decade, healthcare spending broadly increased, while life expectancy experienced a temporary drop surrounding the COVID-19 pandemic</w:t>
+      </w:r>
+      <w:r>
+        <w:t>.</w:t>
+      </w:r>
+    </w:p>
+    <w:p>
+      <w:r>
+        <w:t xml:space="preserve">Limitations </w:t>
+      </w:r>
+      <w:r>
+        <w:t>encountered</w:t>
+      </w:r>
+      <w:r>
+        <w:t xml:space="preserve"> during this project included </w:t>
+      </w:r>
+      <w:r>
+        <w:t>tight development timelines that restricted</w:t>
+      </w:r>
+      <w:r>
+        <w:t xml:space="preserve"> minor UI enhancements</w:t>
+      </w:r>
+      <w:r>
+        <w:t xml:space="preserve"> that could have </w:t>
+      </w:r>
+      <w:r>
+        <w:t>enhanced the</w:t>
+      </w:r>
+      <w:r>
+        <w:t xml:space="preserve"> user experience. </w:t>
+      </w:r>
+    </w:p>
+    <w:p>
+      <w:r>
+        <w:t>Future iterations of this platform could incorporate</w:t>
+      </w:r>
+      <w:r>
+        <w:t xml:space="preserve">, options such as the ability to filter by year, </w:t>
+      </w:r>
+      <w:r>
+        <w:t xml:space="preserve">timeline sliders, and </w:t>
+      </w:r>
+      <w:r>
+        <w:t>expansion to all 38 OECD member nations</w:t>
+      </w:r>
+      <w:r>
+        <w:t xml:space="preserve"> </w:t>
+      </w:r>
+      <w:r>
+        <w:t>for a comprehensive overview.</w:t>
+      </w:r>
+    </w:p>
+    <w:p/>
     <w:p>
       <w:pPr>
         <w:rPr>
@@ -7266,14 +7881,20 @@
           <w:szCs w:val="40"/>
         </w:rPr>
       </w:pPr>
+      <w:r>
+        <w:br w:type="page"/>
+      </w:r>
     </w:p>
     <w:p>
       <w:pPr>
         <w:pStyle w:val="Heading1"/>
       </w:pPr>
-      <w:r>
+      <w:bookmarkStart w:id="21" w:name="_Toc242063504"/>
+      <w:r>
+        <w:lastRenderedPageBreak/>
         <w:t>7. References</w:t>
       </w:r>
+      <w:bookmarkEnd w:id="21"/>
     </w:p>
     <w:p>
       <w:pPr>
@@ -7288,10 +7909,55 @@
       </w:r>
       <w:proofErr w:type="gramEnd"/>
       <w:r>
-        <w:t xml:space="preserve"> N. M., &amp; Younis, M. (2023). Government health expenditures and health outcome nexus: A study on OECD countries. Frontiers in Public Health, 11, Article 1123759. https://doi.org/10.3389/fpubh.2023.1123759</w:t>
-      </w:r>
-    </w:p>
-    <w:p/>
+        <w:t xml:space="preserve"> N. M., &amp; Younis, M. (2023). Government health expenditures and health outcome nexus: A study on OECD countries. Frontiers in Public Health, 11, Article 1123759. </w:t>
+      </w:r>
+      <w:hyperlink r:id="rId15" w:history="1">
+        <w:r>
+          <w:rPr>
+            <w:rStyle w:val="Hyperlink"/>
+          </w:rPr>
+          <w:t>https://doi.org/10.3389/fpubh.2023.1123759</w:t>
+        </w:r>
+      </w:hyperlink>
+    </w:p>
+    <w:p>
+      <w:pPr>
+        <w:ind w:left="720" w:hanging="720"/>
+      </w:pPr>
+      <w:r>
+        <w:t xml:space="preserve">Organisation for Economic Co-operation and Development. (n.d.). Health expenditure and financing [Data set]. OECD Data Explorer. </w:t>
+      </w:r>
+      <w:hyperlink r:id="rId16" w:history="1">
+        <w:r>
+          <w:rPr>
+            <w:rStyle w:val="Hyperlink"/>
+          </w:rPr>
+          <w:t>https://data-explorer.oecd.org/vis?df[ds]=dsDisseminateFinalDMZ&amp;df[id]=DSD_SHA%40DF_SHA&amp;df[ag]=OECD.ELS.HD&amp;df[vs]=1.1&amp;dq=.A.EXP_HEALTH.PT_B1GQ._T.._T.._T...&amp;pd=2015,&amp;to[TIME_PERIOD]=false</w:t>
+        </w:r>
+      </w:hyperlink>
+      <w:r>
+        <w:t xml:space="preserve"> </w:t>
+      </w:r>
+    </w:p>
+    <w:p>
+      <w:pPr>
+        <w:ind w:left="720" w:hanging="720"/>
+      </w:pPr>
+      <w:r>
+        <w:t xml:space="preserve">Organisation for Economic Co-operation and Development. (n.d.). Life expectancy [Data set]. OECD Data Explorer. </w:t>
+      </w:r>
+      <w:hyperlink r:id="rId17" w:history="1">
+        <w:r>
+          <w:rPr>
+            <w:rStyle w:val="Hyperlink"/>
+          </w:rPr>
+          <w:t>https://data-explorer.oecd.org/vis?df[ds]=dsDisseminateFinalDMZ&amp;df[id]=DSD_HEALTH_STAT%40DF_LE&amp;df[ag]=OECD.ELS.HD&amp;df[vs]=1.1&amp;dq=.A...Y0........&amp;pd=2015,&amp;to[TIME_PERIOD]=false</w:t>
+        </w:r>
+      </w:hyperlink>
+      <w:r>
+        <w:t xml:space="preserve"> </w:t>
+      </w:r>
+    </w:p>
     <w:p>
       <w:pPr>
         <w:rPr>
@@ -7309,18 +7975,18 @@
       <w:pPr>
         <w:pStyle w:val="Heading1"/>
       </w:pPr>
-      <w:bookmarkStart w:id="21" w:name="_Toc242042096"/>
+      <w:bookmarkStart w:id="22" w:name="_Toc242063505"/>
       <w:r>
         <w:lastRenderedPageBreak/>
         <w:t>Appendix</w:t>
       </w:r>
-      <w:bookmarkEnd w:id="21"/>
+      <w:bookmarkEnd w:id="22"/>
     </w:p>
     <w:p>
       <w:pPr>
         <w:pStyle w:val="Heading2"/>
       </w:pPr>
-      <w:bookmarkStart w:id="22" w:name="_Toc242042097"/>
+      <w:bookmarkStart w:id="23" w:name="_Toc242063506"/>
       <w:r>
         <w:t xml:space="preserve">Appendix </w:t>
       </w:r>
@@ -7333,7 +7999,7 @@
       <w:r>
         <w:t>Team Collaboration setup</w:t>
       </w:r>
-      <w:bookmarkEnd w:id="22"/>
+      <w:bookmarkEnd w:id="23"/>
     </w:p>
     <w:tbl>
       <w:tblPr>
@@ -7382,7 +8048,7 @@
                           <pic:cNvPicPr/>
                         </pic:nvPicPr>
                         <pic:blipFill>
-                          <a:blip r:embed="rId15" cstate="print">
+                          <a:blip r:embed="rId18" cstate="print">
                             <a:extLst>
                               <a:ext uri="{28A0092B-C50C-407E-A947-70E740481C1C}">
                                 <a14:useLocalDpi xmlns:a14="http://schemas.microsoft.com/office/drawing/2010/main" val="0"/>
@@ -7446,7 +8112,7 @@
                           <pic:cNvPicPr/>
                         </pic:nvPicPr>
                         <pic:blipFill>
-                          <a:blip r:embed="rId16" cstate="print">
+                          <a:blip r:embed="rId19" cstate="print">
                             <a:extLst>
                               <a:ext uri="{28A0092B-C50C-407E-A947-70E740481C1C}">
                                 <a14:useLocalDpi xmlns:a14="http://schemas.microsoft.com/office/drawing/2010/main" val="0"/>
@@ -7519,7 +8185,7 @@
                           <pic:cNvPicPr/>
                         </pic:nvPicPr>
                         <pic:blipFill>
-                          <a:blip r:embed="rId17" cstate="print">
+                          <a:blip r:embed="rId20" cstate="print">
                             <a:extLst>
                               <a:ext uri="{28A0092B-C50C-407E-A947-70E740481C1C}">
                                 <a14:useLocalDpi xmlns:a14="http://schemas.microsoft.com/office/drawing/2010/main" val="0"/>
@@ -7573,7 +8239,7 @@
       <w:pPr>
         <w:pStyle w:val="Heading2"/>
       </w:pPr>
-      <w:bookmarkStart w:id="23" w:name="_Toc242042098"/>
+      <w:bookmarkStart w:id="24" w:name="_Toc242063507"/>
       <w:r>
         <w:lastRenderedPageBreak/>
         <w:t xml:space="preserve">Appendix </w:t>
@@ -7587,7 +8253,7 @@
       <w:r>
         <w:t>Visualisation Iteration Example</w:t>
       </w:r>
-      <w:bookmarkEnd w:id="23"/>
+      <w:bookmarkEnd w:id="24"/>
     </w:p>
     <w:tbl>
       <w:tblPr>
@@ -7632,7 +8298,7 @@
                           <pic:cNvPicPr/>
                         </pic:nvPicPr>
                         <pic:blipFill>
-                          <a:blip r:embed="rId18" cstate="print">
+                          <a:blip r:embed="rId21" cstate="print">
                             <a:extLst>
                               <a:ext uri="{28A0092B-C50C-407E-A947-70E740481C1C}">
                                 <a14:useLocalDpi xmlns:a14="http://schemas.microsoft.com/office/drawing/2010/main" val="0"/>
@@ -7701,7 +8367,7 @@
                           <pic:cNvPicPr/>
                         </pic:nvPicPr>
                         <pic:blipFill>
-                          <a:blip r:embed="rId19" cstate="print">
+                          <a:blip r:embed="rId22" cstate="print">
                             <a:extLst>
                               <a:ext uri="{28A0092B-C50C-407E-A947-70E740481C1C}">
                                 <a14:useLocalDpi xmlns:a14="http://schemas.microsoft.com/office/drawing/2010/main" val="0"/>
@@ -7744,7 +8410,7 @@
       <w:pPr>
         <w:pStyle w:val="Heading2"/>
       </w:pPr>
-      <w:bookmarkStart w:id="24" w:name="_Toc242042099"/>
+      <w:bookmarkStart w:id="25" w:name="_Toc242063508"/>
       <w:r>
         <w:lastRenderedPageBreak/>
         <w:t xml:space="preserve">Appendix </w:t>
@@ -7755,7 +8421,7 @@
       <w:r>
         <w:t>: Participant Ethics &amp; Consent Form</w:t>
       </w:r>
-      <w:bookmarkEnd w:id="24"/>
+      <w:bookmarkEnd w:id="25"/>
     </w:p>
     <w:p>
       <w:pPr>
@@ -9840,6 +10506,96 @@
     </w:lvl>
   </w:abstractNum>
   <w:abstractNum w:abstractNumId="13" w15:restartNumberingAfterBreak="0">
+    <w:nsid w:val="36981E25"/>
+    <w:multiLevelType w:val="hybridMultilevel"/>
+    <w:tmpl w:val="42E854DC"/>
+    <w:lvl w:ilvl="0" w:tplc="D5FA4ECA">
+      <w:start w:val="1"/>
+      <w:numFmt w:val="decimal"/>
+      <w:lvlText w:val="%1."/>
+      <w:lvlJc w:val="left"/>
+      <w:pPr>
+        <w:ind w:left="720" w:hanging="360"/>
+      </w:pPr>
+      <w:rPr>
+        <w:b w:val="0"/>
+        <w:bCs w:val="0"/>
+      </w:rPr>
+    </w:lvl>
+    <w:lvl w:ilvl="1" w:tplc="08090019" w:tentative="1">
+      <w:start w:val="1"/>
+      <w:numFmt w:val="lowerLetter"/>
+      <w:lvlText w:val="%2."/>
+      <w:lvlJc w:val="left"/>
+      <w:pPr>
+        <w:ind w:left="1440" w:hanging="360"/>
+      </w:pPr>
+    </w:lvl>
+    <w:lvl w:ilvl="2" w:tplc="0809001B" w:tentative="1">
+      <w:start w:val="1"/>
+      <w:numFmt w:val="lowerRoman"/>
+      <w:lvlText w:val="%3."/>
+      <w:lvlJc w:val="right"/>
+      <w:pPr>
+        <w:ind w:left="2160" w:hanging="180"/>
+      </w:pPr>
+    </w:lvl>
+    <w:lvl w:ilvl="3" w:tplc="0809000F" w:tentative="1">
+      <w:start w:val="1"/>
+      <w:numFmt w:val="decimal"/>
+      <w:lvlText w:val="%4."/>
+      <w:lvlJc w:val="left"/>
+      <w:pPr>
+        <w:ind w:left="2880" w:hanging="360"/>
+      </w:pPr>
+    </w:lvl>
+    <w:lvl w:ilvl="4" w:tplc="08090019" w:tentative="1">
+      <w:start w:val="1"/>
+      <w:numFmt w:val="lowerLetter"/>
+      <w:lvlText w:val="%5."/>
+      <w:lvlJc w:val="left"/>
+      <w:pPr>
+        <w:ind w:left="3600" w:hanging="360"/>
+      </w:pPr>
+    </w:lvl>
+    <w:lvl w:ilvl="5" w:tplc="0809001B" w:tentative="1">
+      <w:start w:val="1"/>
+      <w:numFmt w:val="lowerRoman"/>
+      <w:lvlText w:val="%6."/>
+      <w:lvlJc w:val="right"/>
+      <w:pPr>
+        <w:ind w:left="4320" w:hanging="180"/>
+      </w:pPr>
+    </w:lvl>
+    <w:lvl w:ilvl="6" w:tplc="0809000F" w:tentative="1">
+      <w:start w:val="1"/>
+      <w:numFmt w:val="decimal"/>
+      <w:lvlText w:val="%7."/>
+      <w:lvlJc w:val="left"/>
+      <w:pPr>
+        <w:ind w:left="5040" w:hanging="360"/>
+      </w:pPr>
+    </w:lvl>
+    <w:lvl w:ilvl="7" w:tplc="08090019" w:tentative="1">
+      <w:start w:val="1"/>
+      <w:numFmt w:val="lowerLetter"/>
+      <w:lvlText w:val="%8."/>
+      <w:lvlJc w:val="left"/>
+      <w:pPr>
+        <w:ind w:left="5760" w:hanging="360"/>
+      </w:pPr>
+    </w:lvl>
+    <w:lvl w:ilvl="8" w:tplc="0809001B" w:tentative="1">
+      <w:start w:val="1"/>
+      <w:numFmt w:val="lowerRoman"/>
+      <w:lvlText w:val="%9."/>
+      <w:lvlJc w:val="right"/>
+      <w:pPr>
+        <w:ind w:left="6480" w:hanging="180"/>
+      </w:pPr>
+    </w:lvl>
+  </w:abstractNum>
+  <w:abstractNum w:abstractNumId="14" w15:restartNumberingAfterBreak="0">
     <w:nsid w:val="3BD05FFD"/>
     <w:multiLevelType w:val="multilevel"/>
     <w:tmpl w:val="678A9064"/>
@@ -9957,7 +10713,7 @@
       </w:rPr>
     </w:lvl>
   </w:abstractNum>
-  <w:abstractNum w:abstractNumId="14" w15:restartNumberingAfterBreak="0">
+  <w:abstractNum w:abstractNumId="15" w15:restartNumberingAfterBreak="0">
     <w:nsid w:val="41383FE0"/>
     <w:multiLevelType w:val="hybridMultilevel"/>
     <w:tmpl w:val="5B7E7FBA"/>
@@ -10070,7 +10826,7 @@
       </w:rPr>
     </w:lvl>
   </w:abstractNum>
-  <w:abstractNum w:abstractNumId="15" w15:restartNumberingAfterBreak="0">
+  <w:abstractNum w:abstractNumId="16" w15:restartNumberingAfterBreak="0">
     <w:nsid w:val="4FDC6496"/>
     <w:multiLevelType w:val="multilevel"/>
     <w:tmpl w:val="48F4121C"/>
@@ -10219,7 +10975,7 @@
       </w:rPr>
     </w:lvl>
   </w:abstractNum>
-  <w:abstractNum w:abstractNumId="16" w15:restartNumberingAfterBreak="0">
+  <w:abstractNum w:abstractNumId="17" w15:restartNumberingAfterBreak="0">
     <w:nsid w:val="64084BC9"/>
     <w:multiLevelType w:val="hybridMultilevel"/>
     <w:tmpl w:val="593CE5C8"/>
@@ -10332,7 +11088,7 @@
       </w:rPr>
     </w:lvl>
   </w:abstractNum>
-  <w:abstractNum w:abstractNumId="17" w15:restartNumberingAfterBreak="0">
+  <w:abstractNum w:abstractNumId="18" w15:restartNumberingAfterBreak="0">
     <w:nsid w:val="64E20DBE"/>
     <w:multiLevelType w:val="hybridMultilevel"/>
     <w:tmpl w:val="E2B83AFE"/>
@@ -10445,7 +11201,7 @@
       </w:rPr>
     </w:lvl>
   </w:abstractNum>
-  <w:abstractNum w:abstractNumId="18" w15:restartNumberingAfterBreak="0">
+  <w:abstractNum w:abstractNumId="19" w15:restartNumberingAfterBreak="0">
     <w:nsid w:val="656A5517"/>
     <w:multiLevelType w:val="hybridMultilevel"/>
     <w:tmpl w:val="4A64655C"/>
@@ -10558,7 +11314,7 @@
       </w:rPr>
     </w:lvl>
   </w:abstractNum>
-  <w:abstractNum w:abstractNumId="19" w15:restartNumberingAfterBreak="0">
+  <w:abstractNum w:abstractNumId="20" w15:restartNumberingAfterBreak="0">
     <w:nsid w:val="712F6703"/>
     <w:multiLevelType w:val="hybridMultilevel"/>
     <w:tmpl w:val="D41E36E2"/>
@@ -10648,7 +11404,7 @@
       </w:pPr>
     </w:lvl>
   </w:abstractNum>
-  <w:abstractNum w:abstractNumId="20" w15:restartNumberingAfterBreak="0">
+  <w:abstractNum w:abstractNumId="21" w15:restartNumberingAfterBreak="0">
     <w:nsid w:val="7217335B"/>
     <w:multiLevelType w:val="hybridMultilevel"/>
     <w:tmpl w:val="4BB85826"/>
@@ -10734,7 +11490,7 @@
       </w:pPr>
     </w:lvl>
   </w:abstractNum>
-  <w:abstractNum w:abstractNumId="21" w15:restartNumberingAfterBreak="0">
+  <w:abstractNum w:abstractNumId="22" w15:restartNumberingAfterBreak="0">
     <w:nsid w:val="721F5C70"/>
     <w:multiLevelType w:val="hybridMultilevel"/>
     <w:tmpl w:val="13CCFB1C"/>
@@ -10847,7 +11603,7 @@
       </w:rPr>
     </w:lvl>
   </w:abstractNum>
-  <w:abstractNum w:abstractNumId="22" w15:restartNumberingAfterBreak="0">
+  <w:abstractNum w:abstractNumId="23" w15:restartNumberingAfterBreak="0">
     <w:nsid w:val="72575468"/>
     <w:multiLevelType w:val="hybridMultilevel"/>
     <w:tmpl w:val="E30E1D48"/>
@@ -10960,7 +11716,7 @@
       </w:rPr>
     </w:lvl>
   </w:abstractNum>
-  <w:abstractNum w:abstractNumId="23" w15:restartNumberingAfterBreak="0">
+  <w:abstractNum w:abstractNumId="24" w15:restartNumberingAfterBreak="0">
     <w:nsid w:val="73E73FFA"/>
     <w:multiLevelType w:val="hybridMultilevel"/>
     <w:tmpl w:val="8598A616"/>
@@ -11086,7 +11842,7 @@
     <w:abstractNumId w:val="5"/>
   </w:num>
   <w:num w:numId="5" w16cid:durableId="512846499">
-    <w:abstractNumId w:val="15"/>
+    <w:abstractNumId w:val="16"/>
   </w:num>
   <w:num w:numId="6" w16cid:durableId="409474260">
     <w:abstractNumId w:val="11"/>
@@ -11098,19 +11854,19 @@
     <w:abstractNumId w:val="3"/>
   </w:num>
   <w:num w:numId="9" w16cid:durableId="757871897">
-    <w:abstractNumId w:val="13"/>
+    <w:abstractNumId w:val="14"/>
   </w:num>
   <w:num w:numId="10" w16cid:durableId="720397479">
     <w:abstractNumId w:val="10"/>
   </w:num>
   <w:num w:numId="11" w16cid:durableId="834565320">
-    <w:abstractNumId w:val="17"/>
+    <w:abstractNumId w:val="18"/>
   </w:num>
   <w:num w:numId="12" w16cid:durableId="752698583">
     <w:abstractNumId w:val="8"/>
   </w:num>
   <w:num w:numId="13" w16cid:durableId="686908962">
-    <w:abstractNumId w:val="18"/>
+    <w:abstractNumId w:val="19"/>
   </w:num>
   <w:num w:numId="14" w16cid:durableId="358966890">
     <w:abstractNumId w:val="9"/>
@@ -11122,28 +11878,31 @@
     <w:abstractNumId w:val="6"/>
   </w:num>
   <w:num w:numId="17" w16cid:durableId="2003701343">
-    <w:abstractNumId w:val="22"/>
+    <w:abstractNumId w:val="23"/>
   </w:num>
   <w:num w:numId="18" w16cid:durableId="1808934357">
     <w:abstractNumId w:val="4"/>
   </w:num>
   <w:num w:numId="19" w16cid:durableId="2079935832">
-    <w:abstractNumId w:val="19"/>
+    <w:abstractNumId w:val="20"/>
   </w:num>
   <w:num w:numId="20" w16cid:durableId="68117886">
-    <w:abstractNumId w:val="16"/>
+    <w:abstractNumId w:val="17"/>
   </w:num>
   <w:num w:numId="21" w16cid:durableId="1487013228">
-    <w:abstractNumId w:val="20"/>
+    <w:abstractNumId w:val="21"/>
   </w:num>
   <w:num w:numId="22" w16cid:durableId="1999380743">
-    <w:abstractNumId w:val="23"/>
+    <w:abstractNumId w:val="24"/>
   </w:num>
   <w:num w:numId="23" w16cid:durableId="2098402843">
-    <w:abstractNumId w:val="14"/>
+    <w:abstractNumId w:val="15"/>
   </w:num>
   <w:num w:numId="24" w16cid:durableId="295568156">
-    <w:abstractNumId w:val="21"/>
+    <w:abstractNumId w:val="22"/>
+  </w:num>
+  <w:num w:numId="25" w16cid:durableId="767165290">
+    <w:abstractNumId w:val="13"/>
   </w:num>
 </w:numbering>
 </file>
@@ -12280,6 +13039,1260 @@
       <w:u w:val="single"/>
     </w:rPr>
   </w:style>
+  <w:style w:type="character" w:styleId="HTMLCode">
+    <w:name w:val="HTML Code"/>
+    <w:basedOn w:val="DefaultParagraphFont"/>
+    <w:uiPriority w:val="99"/>
+    <w:semiHidden/>
+    <w:unhideWhenUsed/>
+    <w:rsid w:val="00543AF3"/>
+    <w:rPr>
+      <w:rFonts w:ascii="Courier New" w:eastAsia="Times New Roman" w:hAnsi="Courier New" w:cs="Courier New"/>
+      <w:sz w:val="20"/>
+      <w:szCs w:val="20"/>
+    </w:rPr>
+  </w:style>
+  <w:style w:type="table" w:styleId="GridTable7ColourfulAccent3">
+    <w:name w:val="Grid Table 7 Colorful Accent 3"/>
+    <w:basedOn w:val="TableNormal"/>
+    <w:uiPriority w:val="52"/>
+    <w:rsid w:val="00543AF3"/>
+    <w:pPr>
+      <w:spacing w:after="0" w:line="240" w:lineRule="auto"/>
+    </w:pPr>
+    <w:rPr>
+      <w:color w:val="124F1A" w:themeColor="accent3" w:themeShade="BF"/>
+    </w:rPr>
+    <w:tblPr>
+      <w:tblStyleRowBandSize w:val="1"/>
+      <w:tblStyleColBandSize w:val="1"/>
+      <w:tblBorders>
+        <w:top w:val="single" w:sz="4" w:space="0" w:color="47D459" w:themeColor="accent3" w:themeTint="99"/>
+        <w:left w:val="single" w:sz="4" w:space="0" w:color="47D459" w:themeColor="accent3" w:themeTint="99"/>
+        <w:bottom w:val="single" w:sz="4" w:space="0" w:color="47D459" w:themeColor="accent3" w:themeTint="99"/>
+        <w:right w:val="single" w:sz="4" w:space="0" w:color="47D459" w:themeColor="accent3" w:themeTint="99"/>
+        <w:insideH w:val="single" w:sz="4" w:space="0" w:color="47D459" w:themeColor="accent3" w:themeTint="99"/>
+        <w:insideV w:val="single" w:sz="4" w:space="0" w:color="47D459" w:themeColor="accent3" w:themeTint="99"/>
+      </w:tblBorders>
+    </w:tblPr>
+    <w:tblStylePr w:type="firstRow">
+      <w:rPr>
+        <w:b/>
+        <w:bCs/>
+      </w:rPr>
+      <w:tblPr/>
+      <w:tcPr>
+        <w:tcBorders>
+          <w:top w:val="nil"/>
+          <w:left w:val="nil"/>
+          <w:right w:val="nil"/>
+          <w:insideH w:val="nil"/>
+          <w:insideV w:val="nil"/>
+        </w:tcBorders>
+        <w:shd w:val="clear" w:color="auto" w:fill="FFFFFF" w:themeFill="background1"/>
+      </w:tcPr>
+    </w:tblStylePr>
+    <w:tblStylePr w:type="lastRow">
+      <w:rPr>
+        <w:b/>
+        <w:bCs/>
+      </w:rPr>
+      <w:tblPr/>
+      <w:tcPr>
+        <w:tcBorders>
+          <w:left w:val="nil"/>
+          <w:bottom w:val="nil"/>
+          <w:right w:val="nil"/>
+          <w:insideH w:val="nil"/>
+          <w:insideV w:val="nil"/>
+        </w:tcBorders>
+        <w:shd w:val="clear" w:color="auto" w:fill="FFFFFF" w:themeFill="background1"/>
+      </w:tcPr>
+    </w:tblStylePr>
+    <w:tblStylePr w:type="firstCol">
+      <w:pPr>
+        <w:jc w:val="right"/>
+      </w:pPr>
+      <w:rPr>
+        <w:i/>
+        <w:iCs/>
+      </w:rPr>
+      <w:tblPr/>
+      <w:tcPr>
+        <w:tcBorders>
+          <w:top w:val="nil"/>
+          <w:left w:val="nil"/>
+          <w:bottom w:val="nil"/>
+          <w:insideH w:val="nil"/>
+          <w:insideV w:val="nil"/>
+        </w:tcBorders>
+        <w:shd w:val="clear" w:color="auto" w:fill="FFFFFF" w:themeFill="background1"/>
+      </w:tcPr>
+    </w:tblStylePr>
+    <w:tblStylePr w:type="lastCol">
+      <w:rPr>
+        <w:i/>
+        <w:iCs/>
+      </w:rPr>
+      <w:tblPr/>
+      <w:tcPr>
+        <w:tcBorders>
+          <w:top w:val="nil"/>
+          <w:bottom w:val="nil"/>
+          <w:right w:val="nil"/>
+          <w:insideH w:val="nil"/>
+          <w:insideV w:val="nil"/>
+        </w:tcBorders>
+        <w:shd w:val="clear" w:color="auto" w:fill="FFFFFF" w:themeFill="background1"/>
+      </w:tcPr>
+    </w:tblStylePr>
+    <w:tblStylePr w:type="band1Vert">
+      <w:tblPr/>
+      <w:tcPr>
+        <w:shd w:val="clear" w:color="auto" w:fill="C1F0C7" w:themeFill="accent3" w:themeFillTint="33"/>
+      </w:tcPr>
+    </w:tblStylePr>
+    <w:tblStylePr w:type="band1Horz">
+      <w:tblPr/>
+      <w:tcPr>
+        <w:shd w:val="clear" w:color="auto" w:fill="C1F0C7" w:themeFill="accent3" w:themeFillTint="33"/>
+      </w:tcPr>
+    </w:tblStylePr>
+    <w:tblStylePr w:type="neCell">
+      <w:tblPr/>
+      <w:tcPr>
+        <w:tcBorders>
+          <w:bottom w:val="single" w:sz="4" w:space="0" w:color="47D459" w:themeColor="accent3" w:themeTint="99"/>
+        </w:tcBorders>
+      </w:tcPr>
+    </w:tblStylePr>
+    <w:tblStylePr w:type="nwCell">
+      <w:tblPr/>
+      <w:tcPr>
+        <w:tcBorders>
+          <w:bottom w:val="single" w:sz="4" w:space="0" w:color="47D459" w:themeColor="accent3" w:themeTint="99"/>
+        </w:tcBorders>
+      </w:tcPr>
+    </w:tblStylePr>
+    <w:tblStylePr w:type="seCell">
+      <w:tblPr/>
+      <w:tcPr>
+        <w:tcBorders>
+          <w:top w:val="single" w:sz="4" w:space="0" w:color="47D459" w:themeColor="accent3" w:themeTint="99"/>
+        </w:tcBorders>
+      </w:tcPr>
+    </w:tblStylePr>
+    <w:tblStylePr w:type="swCell">
+      <w:tblPr/>
+      <w:tcPr>
+        <w:tcBorders>
+          <w:top w:val="single" w:sz="4" w:space="0" w:color="47D459" w:themeColor="accent3" w:themeTint="99"/>
+        </w:tcBorders>
+      </w:tcPr>
+    </w:tblStylePr>
+  </w:style>
+  <w:style w:type="table" w:styleId="GridTable7ColourfulAccent4">
+    <w:name w:val="Grid Table 7 Colorful Accent 4"/>
+    <w:basedOn w:val="TableNormal"/>
+    <w:uiPriority w:val="52"/>
+    <w:rsid w:val="00543AF3"/>
+    <w:pPr>
+      <w:spacing w:after="0" w:line="240" w:lineRule="auto"/>
+    </w:pPr>
+    <w:rPr>
+      <w:color w:val="0B769F" w:themeColor="accent4" w:themeShade="BF"/>
+    </w:rPr>
+    <w:tblPr>
+      <w:tblStyleRowBandSize w:val="1"/>
+      <w:tblStyleColBandSize w:val="1"/>
+      <w:tblBorders>
+        <w:top w:val="single" w:sz="4" w:space="0" w:color="60CAF3" w:themeColor="accent4" w:themeTint="99"/>
+        <w:left w:val="single" w:sz="4" w:space="0" w:color="60CAF3" w:themeColor="accent4" w:themeTint="99"/>
+        <w:bottom w:val="single" w:sz="4" w:space="0" w:color="60CAF3" w:themeColor="accent4" w:themeTint="99"/>
+        <w:right w:val="single" w:sz="4" w:space="0" w:color="60CAF3" w:themeColor="accent4" w:themeTint="99"/>
+        <w:insideH w:val="single" w:sz="4" w:space="0" w:color="60CAF3" w:themeColor="accent4" w:themeTint="99"/>
+        <w:insideV w:val="single" w:sz="4" w:space="0" w:color="60CAF3" w:themeColor="accent4" w:themeTint="99"/>
+      </w:tblBorders>
+    </w:tblPr>
+    <w:tblStylePr w:type="firstRow">
+      <w:rPr>
+        <w:b/>
+        <w:bCs/>
+      </w:rPr>
+      <w:tblPr/>
+      <w:tcPr>
+        <w:tcBorders>
+          <w:top w:val="nil"/>
+          <w:left w:val="nil"/>
+          <w:right w:val="nil"/>
+          <w:insideH w:val="nil"/>
+          <w:insideV w:val="nil"/>
+        </w:tcBorders>
+        <w:shd w:val="clear" w:color="auto" w:fill="FFFFFF" w:themeFill="background1"/>
+      </w:tcPr>
+    </w:tblStylePr>
+    <w:tblStylePr w:type="lastRow">
+      <w:rPr>
+        <w:b/>
+        <w:bCs/>
+      </w:rPr>
+      <w:tblPr/>
+      <w:tcPr>
+        <w:tcBorders>
+          <w:left w:val="nil"/>
+          <w:bottom w:val="nil"/>
+          <w:right w:val="nil"/>
+          <w:insideH w:val="nil"/>
+          <w:insideV w:val="nil"/>
+        </w:tcBorders>
+        <w:shd w:val="clear" w:color="auto" w:fill="FFFFFF" w:themeFill="background1"/>
+      </w:tcPr>
+    </w:tblStylePr>
+    <w:tblStylePr w:type="firstCol">
+      <w:pPr>
+        <w:jc w:val="right"/>
+      </w:pPr>
+      <w:rPr>
+        <w:i/>
+        <w:iCs/>
+      </w:rPr>
+      <w:tblPr/>
+      <w:tcPr>
+        <w:tcBorders>
+          <w:top w:val="nil"/>
+          <w:left w:val="nil"/>
+          <w:bottom w:val="nil"/>
+          <w:insideH w:val="nil"/>
+          <w:insideV w:val="nil"/>
+        </w:tcBorders>
+        <w:shd w:val="clear" w:color="auto" w:fill="FFFFFF" w:themeFill="background1"/>
+      </w:tcPr>
+    </w:tblStylePr>
+    <w:tblStylePr w:type="lastCol">
+      <w:rPr>
+        <w:i/>
+        <w:iCs/>
+      </w:rPr>
+      <w:tblPr/>
+      <w:tcPr>
+        <w:tcBorders>
+          <w:top w:val="nil"/>
+          <w:bottom w:val="nil"/>
+          <w:right w:val="nil"/>
+          <w:insideH w:val="nil"/>
+          <w:insideV w:val="nil"/>
+        </w:tcBorders>
+        <w:shd w:val="clear" w:color="auto" w:fill="FFFFFF" w:themeFill="background1"/>
+      </w:tcPr>
+    </w:tblStylePr>
+    <w:tblStylePr w:type="band1Vert">
+      <w:tblPr/>
+      <w:tcPr>
+        <w:shd w:val="clear" w:color="auto" w:fill="CAEDFB" w:themeFill="accent4" w:themeFillTint="33"/>
+      </w:tcPr>
+    </w:tblStylePr>
+    <w:tblStylePr w:type="band1Horz">
+      <w:tblPr/>
+      <w:tcPr>
+        <w:shd w:val="clear" w:color="auto" w:fill="CAEDFB" w:themeFill="accent4" w:themeFillTint="33"/>
+      </w:tcPr>
+    </w:tblStylePr>
+    <w:tblStylePr w:type="neCell">
+      <w:tblPr/>
+      <w:tcPr>
+        <w:tcBorders>
+          <w:bottom w:val="single" w:sz="4" w:space="0" w:color="60CAF3" w:themeColor="accent4" w:themeTint="99"/>
+        </w:tcBorders>
+      </w:tcPr>
+    </w:tblStylePr>
+    <w:tblStylePr w:type="nwCell">
+      <w:tblPr/>
+      <w:tcPr>
+        <w:tcBorders>
+          <w:bottom w:val="single" w:sz="4" w:space="0" w:color="60CAF3" w:themeColor="accent4" w:themeTint="99"/>
+        </w:tcBorders>
+      </w:tcPr>
+    </w:tblStylePr>
+    <w:tblStylePr w:type="seCell">
+      <w:tblPr/>
+      <w:tcPr>
+        <w:tcBorders>
+          <w:top w:val="single" w:sz="4" w:space="0" w:color="60CAF3" w:themeColor="accent4" w:themeTint="99"/>
+        </w:tcBorders>
+      </w:tcPr>
+    </w:tblStylePr>
+    <w:tblStylePr w:type="swCell">
+      <w:tblPr/>
+      <w:tcPr>
+        <w:tcBorders>
+          <w:top w:val="single" w:sz="4" w:space="0" w:color="60CAF3" w:themeColor="accent4" w:themeTint="99"/>
+        </w:tcBorders>
+      </w:tcPr>
+    </w:tblStylePr>
+  </w:style>
+  <w:style w:type="table" w:styleId="GridTable7ColourfulAccent5">
+    <w:name w:val="Grid Table 7 Colorful Accent 5"/>
+    <w:basedOn w:val="TableNormal"/>
+    <w:uiPriority w:val="52"/>
+    <w:rsid w:val="00543AF3"/>
+    <w:pPr>
+      <w:spacing w:after="0" w:line="240" w:lineRule="auto"/>
+    </w:pPr>
+    <w:rPr>
+      <w:color w:val="77206D" w:themeColor="accent5" w:themeShade="BF"/>
+    </w:rPr>
+    <w:tblPr>
+      <w:tblStyleRowBandSize w:val="1"/>
+      <w:tblStyleColBandSize w:val="1"/>
+      <w:tblBorders>
+        <w:top w:val="single" w:sz="4" w:space="0" w:color="D86DCB" w:themeColor="accent5" w:themeTint="99"/>
+        <w:left w:val="single" w:sz="4" w:space="0" w:color="D86DCB" w:themeColor="accent5" w:themeTint="99"/>
+        <w:bottom w:val="single" w:sz="4" w:space="0" w:color="D86DCB" w:themeColor="accent5" w:themeTint="99"/>
+        <w:right w:val="single" w:sz="4" w:space="0" w:color="D86DCB" w:themeColor="accent5" w:themeTint="99"/>
+        <w:insideH w:val="single" w:sz="4" w:space="0" w:color="D86DCB" w:themeColor="accent5" w:themeTint="99"/>
+        <w:insideV w:val="single" w:sz="4" w:space="0" w:color="D86DCB" w:themeColor="accent5" w:themeTint="99"/>
+      </w:tblBorders>
+    </w:tblPr>
+    <w:tblStylePr w:type="firstRow">
+      <w:rPr>
+        <w:b/>
+        <w:bCs/>
+      </w:rPr>
+      <w:tblPr/>
+      <w:tcPr>
+        <w:tcBorders>
+          <w:top w:val="nil"/>
+          <w:left w:val="nil"/>
+          <w:right w:val="nil"/>
+          <w:insideH w:val="nil"/>
+          <w:insideV w:val="nil"/>
+        </w:tcBorders>
+        <w:shd w:val="clear" w:color="auto" w:fill="FFFFFF" w:themeFill="background1"/>
+      </w:tcPr>
+    </w:tblStylePr>
+    <w:tblStylePr w:type="lastRow">
+      <w:rPr>
+        <w:b/>
+        <w:bCs/>
+      </w:rPr>
+      <w:tblPr/>
+      <w:tcPr>
+        <w:tcBorders>
+          <w:left w:val="nil"/>
+          <w:bottom w:val="nil"/>
+          <w:right w:val="nil"/>
+          <w:insideH w:val="nil"/>
+          <w:insideV w:val="nil"/>
+        </w:tcBorders>
+        <w:shd w:val="clear" w:color="auto" w:fill="FFFFFF" w:themeFill="background1"/>
+      </w:tcPr>
+    </w:tblStylePr>
+    <w:tblStylePr w:type="firstCol">
+      <w:pPr>
+        <w:jc w:val="right"/>
+      </w:pPr>
+      <w:rPr>
+        <w:i/>
+        <w:iCs/>
+      </w:rPr>
+      <w:tblPr/>
+      <w:tcPr>
+        <w:tcBorders>
+          <w:top w:val="nil"/>
+          <w:left w:val="nil"/>
+          <w:bottom w:val="nil"/>
+          <w:insideH w:val="nil"/>
+          <w:insideV w:val="nil"/>
+        </w:tcBorders>
+        <w:shd w:val="clear" w:color="auto" w:fill="FFFFFF" w:themeFill="background1"/>
+      </w:tcPr>
+    </w:tblStylePr>
+    <w:tblStylePr w:type="lastCol">
+      <w:rPr>
+        <w:i/>
+        <w:iCs/>
+      </w:rPr>
+      <w:tblPr/>
+      <w:tcPr>
+        <w:tcBorders>
+          <w:top w:val="nil"/>
+          <w:bottom w:val="nil"/>
+          <w:right w:val="nil"/>
+          <w:insideH w:val="nil"/>
+          <w:insideV w:val="nil"/>
+        </w:tcBorders>
+        <w:shd w:val="clear" w:color="auto" w:fill="FFFFFF" w:themeFill="background1"/>
+      </w:tcPr>
+    </w:tblStylePr>
+    <w:tblStylePr w:type="band1Vert">
+      <w:tblPr/>
+      <w:tcPr>
+        <w:shd w:val="clear" w:color="auto" w:fill="F2CEED" w:themeFill="accent5" w:themeFillTint="33"/>
+      </w:tcPr>
+    </w:tblStylePr>
+    <w:tblStylePr w:type="band1Horz">
+      <w:tblPr/>
+      <w:tcPr>
+        <w:shd w:val="clear" w:color="auto" w:fill="F2CEED" w:themeFill="accent5" w:themeFillTint="33"/>
+      </w:tcPr>
+    </w:tblStylePr>
+    <w:tblStylePr w:type="neCell">
+      <w:tblPr/>
+      <w:tcPr>
+        <w:tcBorders>
+          <w:bottom w:val="single" w:sz="4" w:space="0" w:color="D86DCB" w:themeColor="accent5" w:themeTint="99"/>
+        </w:tcBorders>
+      </w:tcPr>
+    </w:tblStylePr>
+    <w:tblStylePr w:type="nwCell">
+      <w:tblPr/>
+      <w:tcPr>
+        <w:tcBorders>
+          <w:bottom w:val="single" w:sz="4" w:space="0" w:color="D86DCB" w:themeColor="accent5" w:themeTint="99"/>
+        </w:tcBorders>
+      </w:tcPr>
+    </w:tblStylePr>
+    <w:tblStylePr w:type="seCell">
+      <w:tblPr/>
+      <w:tcPr>
+        <w:tcBorders>
+          <w:top w:val="single" w:sz="4" w:space="0" w:color="D86DCB" w:themeColor="accent5" w:themeTint="99"/>
+        </w:tcBorders>
+      </w:tcPr>
+    </w:tblStylePr>
+    <w:tblStylePr w:type="swCell">
+      <w:tblPr/>
+      <w:tcPr>
+        <w:tcBorders>
+          <w:top w:val="single" w:sz="4" w:space="0" w:color="D86DCB" w:themeColor="accent5" w:themeTint="99"/>
+        </w:tcBorders>
+      </w:tcPr>
+    </w:tblStylePr>
+  </w:style>
+  <w:style w:type="table" w:styleId="GridTable7ColourfulAccent6">
+    <w:name w:val="Grid Table 7 Colorful Accent 6"/>
+    <w:basedOn w:val="TableNormal"/>
+    <w:uiPriority w:val="52"/>
+    <w:rsid w:val="00543AF3"/>
+    <w:pPr>
+      <w:spacing w:after="0" w:line="240" w:lineRule="auto"/>
+    </w:pPr>
+    <w:rPr>
+      <w:color w:val="3A7C22" w:themeColor="accent6" w:themeShade="BF"/>
+    </w:rPr>
+    <w:tblPr>
+      <w:tblStyleRowBandSize w:val="1"/>
+      <w:tblStyleColBandSize w:val="1"/>
+      <w:tblBorders>
+        <w:top w:val="single" w:sz="4" w:space="0" w:color="8DD873" w:themeColor="accent6" w:themeTint="99"/>
+        <w:left w:val="single" w:sz="4" w:space="0" w:color="8DD873" w:themeColor="accent6" w:themeTint="99"/>
+        <w:bottom w:val="single" w:sz="4" w:space="0" w:color="8DD873" w:themeColor="accent6" w:themeTint="99"/>
+        <w:right w:val="single" w:sz="4" w:space="0" w:color="8DD873" w:themeColor="accent6" w:themeTint="99"/>
+        <w:insideH w:val="single" w:sz="4" w:space="0" w:color="8DD873" w:themeColor="accent6" w:themeTint="99"/>
+        <w:insideV w:val="single" w:sz="4" w:space="0" w:color="8DD873" w:themeColor="accent6" w:themeTint="99"/>
+      </w:tblBorders>
+    </w:tblPr>
+    <w:tblStylePr w:type="firstRow">
+      <w:rPr>
+        <w:b/>
+        <w:bCs/>
+      </w:rPr>
+      <w:tblPr/>
+      <w:tcPr>
+        <w:tcBorders>
+          <w:top w:val="nil"/>
+          <w:left w:val="nil"/>
+          <w:right w:val="nil"/>
+          <w:insideH w:val="nil"/>
+          <w:insideV w:val="nil"/>
+        </w:tcBorders>
+        <w:shd w:val="clear" w:color="auto" w:fill="FFFFFF" w:themeFill="background1"/>
+      </w:tcPr>
+    </w:tblStylePr>
+    <w:tblStylePr w:type="lastRow">
+      <w:rPr>
+        <w:b/>
+        <w:bCs/>
+      </w:rPr>
+      <w:tblPr/>
+      <w:tcPr>
+        <w:tcBorders>
+          <w:left w:val="nil"/>
+          <w:bottom w:val="nil"/>
+          <w:right w:val="nil"/>
+          <w:insideH w:val="nil"/>
+          <w:insideV w:val="nil"/>
+        </w:tcBorders>
+        <w:shd w:val="clear" w:color="auto" w:fill="FFFFFF" w:themeFill="background1"/>
+      </w:tcPr>
+    </w:tblStylePr>
+    <w:tblStylePr w:type="firstCol">
+      <w:pPr>
+        <w:jc w:val="right"/>
+      </w:pPr>
+      <w:rPr>
+        <w:i/>
+        <w:iCs/>
+      </w:rPr>
+      <w:tblPr/>
+      <w:tcPr>
+        <w:tcBorders>
+          <w:top w:val="nil"/>
+          <w:left w:val="nil"/>
+          <w:bottom w:val="nil"/>
+          <w:insideH w:val="nil"/>
+          <w:insideV w:val="nil"/>
+        </w:tcBorders>
+        <w:shd w:val="clear" w:color="auto" w:fill="FFFFFF" w:themeFill="background1"/>
+      </w:tcPr>
+    </w:tblStylePr>
+    <w:tblStylePr w:type="lastCol">
+      <w:rPr>
+        <w:i/>
+        <w:iCs/>
+      </w:rPr>
+      <w:tblPr/>
+      <w:tcPr>
+        <w:tcBorders>
+          <w:top w:val="nil"/>
+          <w:bottom w:val="nil"/>
+          <w:right w:val="nil"/>
+          <w:insideH w:val="nil"/>
+          <w:insideV w:val="nil"/>
+        </w:tcBorders>
+        <w:shd w:val="clear" w:color="auto" w:fill="FFFFFF" w:themeFill="background1"/>
+      </w:tcPr>
+    </w:tblStylePr>
+    <w:tblStylePr w:type="band1Vert">
+      <w:tblPr/>
+      <w:tcPr>
+        <w:shd w:val="clear" w:color="auto" w:fill="D9F2D0" w:themeFill="accent6" w:themeFillTint="33"/>
+      </w:tcPr>
+    </w:tblStylePr>
+    <w:tblStylePr w:type="band1Horz">
+      <w:tblPr/>
+      <w:tcPr>
+        <w:shd w:val="clear" w:color="auto" w:fill="D9F2D0" w:themeFill="accent6" w:themeFillTint="33"/>
+      </w:tcPr>
+    </w:tblStylePr>
+    <w:tblStylePr w:type="neCell">
+      <w:tblPr/>
+      <w:tcPr>
+        <w:tcBorders>
+          <w:bottom w:val="single" w:sz="4" w:space="0" w:color="8DD873" w:themeColor="accent6" w:themeTint="99"/>
+        </w:tcBorders>
+      </w:tcPr>
+    </w:tblStylePr>
+    <w:tblStylePr w:type="nwCell">
+      <w:tblPr/>
+      <w:tcPr>
+        <w:tcBorders>
+          <w:bottom w:val="single" w:sz="4" w:space="0" w:color="8DD873" w:themeColor="accent6" w:themeTint="99"/>
+        </w:tcBorders>
+      </w:tcPr>
+    </w:tblStylePr>
+    <w:tblStylePr w:type="seCell">
+      <w:tblPr/>
+      <w:tcPr>
+        <w:tcBorders>
+          <w:top w:val="single" w:sz="4" w:space="0" w:color="8DD873" w:themeColor="accent6" w:themeTint="99"/>
+        </w:tcBorders>
+      </w:tcPr>
+    </w:tblStylePr>
+    <w:tblStylePr w:type="swCell">
+      <w:tblPr/>
+      <w:tcPr>
+        <w:tcBorders>
+          <w:top w:val="single" w:sz="4" w:space="0" w:color="8DD873" w:themeColor="accent6" w:themeTint="99"/>
+        </w:tcBorders>
+      </w:tcPr>
+    </w:tblStylePr>
+  </w:style>
+  <w:style w:type="table" w:styleId="ListTable1Light">
+    <w:name w:val="List Table 1 Light"/>
+    <w:basedOn w:val="TableNormal"/>
+    <w:uiPriority w:val="46"/>
+    <w:rsid w:val="00543AF3"/>
+    <w:pPr>
+      <w:spacing w:after="0" w:line="240" w:lineRule="auto"/>
+    </w:pPr>
+    <w:tblPr>
+      <w:tblStyleRowBandSize w:val="1"/>
+      <w:tblStyleColBandSize w:val="1"/>
+    </w:tblPr>
+    <w:tblStylePr w:type="firstRow">
+      <w:rPr>
+        <w:b/>
+        <w:bCs/>
+      </w:rPr>
+      <w:tblPr/>
+      <w:tcPr>
+        <w:tcBorders>
+          <w:bottom w:val="single" w:sz="4" w:space="0" w:color="666666" w:themeColor="text1" w:themeTint="99"/>
+        </w:tcBorders>
+      </w:tcPr>
+    </w:tblStylePr>
+    <w:tblStylePr w:type="lastRow">
+      <w:rPr>
+        <w:b/>
+        <w:bCs/>
+      </w:rPr>
+      <w:tblPr/>
+      <w:tcPr>
+        <w:tcBorders>
+          <w:top w:val="single" w:sz="4" w:space="0" w:color="666666" w:themeColor="text1" w:themeTint="99"/>
+        </w:tcBorders>
+      </w:tcPr>
+    </w:tblStylePr>
+    <w:tblStylePr w:type="firstCol">
+      <w:rPr>
+        <w:b/>
+        <w:bCs/>
+      </w:rPr>
+    </w:tblStylePr>
+    <w:tblStylePr w:type="lastCol">
+      <w:rPr>
+        <w:b/>
+        <w:bCs/>
+      </w:rPr>
+    </w:tblStylePr>
+    <w:tblStylePr w:type="band1Vert">
+      <w:tblPr/>
+      <w:tcPr>
+        <w:shd w:val="clear" w:color="auto" w:fill="CCCCCC" w:themeFill="text1" w:themeFillTint="33"/>
+      </w:tcPr>
+    </w:tblStylePr>
+    <w:tblStylePr w:type="band1Horz">
+      <w:tblPr/>
+      <w:tcPr>
+        <w:shd w:val="clear" w:color="auto" w:fill="CCCCCC" w:themeFill="text1" w:themeFillTint="33"/>
+      </w:tcPr>
+    </w:tblStylePr>
+  </w:style>
+  <w:style w:type="table" w:styleId="GridTable7ColourfulAccent1">
+    <w:name w:val="Grid Table 7 Colorful Accent 1"/>
+    <w:basedOn w:val="TableNormal"/>
+    <w:uiPriority w:val="52"/>
+    <w:rsid w:val="00543AF3"/>
+    <w:pPr>
+      <w:spacing w:after="0" w:line="240" w:lineRule="auto"/>
+    </w:pPr>
+    <w:rPr>
+      <w:color w:val="0F4761" w:themeColor="accent1" w:themeShade="BF"/>
+    </w:rPr>
+    <w:tblPr>
+      <w:tblStyleRowBandSize w:val="1"/>
+      <w:tblStyleColBandSize w:val="1"/>
+      <w:tblBorders>
+        <w:top w:val="single" w:sz="4" w:space="0" w:color="45B0E1" w:themeColor="accent1" w:themeTint="99"/>
+        <w:left w:val="single" w:sz="4" w:space="0" w:color="45B0E1" w:themeColor="accent1" w:themeTint="99"/>
+        <w:bottom w:val="single" w:sz="4" w:space="0" w:color="45B0E1" w:themeColor="accent1" w:themeTint="99"/>
+        <w:right w:val="single" w:sz="4" w:space="0" w:color="45B0E1" w:themeColor="accent1" w:themeTint="99"/>
+        <w:insideH w:val="single" w:sz="4" w:space="0" w:color="45B0E1" w:themeColor="accent1" w:themeTint="99"/>
+        <w:insideV w:val="single" w:sz="4" w:space="0" w:color="45B0E1" w:themeColor="accent1" w:themeTint="99"/>
+      </w:tblBorders>
+    </w:tblPr>
+    <w:tblStylePr w:type="firstRow">
+      <w:rPr>
+        <w:b/>
+        <w:bCs/>
+      </w:rPr>
+      <w:tblPr/>
+      <w:tcPr>
+        <w:tcBorders>
+          <w:top w:val="nil"/>
+          <w:left w:val="nil"/>
+          <w:right w:val="nil"/>
+          <w:insideH w:val="nil"/>
+          <w:insideV w:val="nil"/>
+        </w:tcBorders>
+        <w:shd w:val="clear" w:color="auto" w:fill="FFFFFF" w:themeFill="background1"/>
+      </w:tcPr>
+    </w:tblStylePr>
+    <w:tblStylePr w:type="lastRow">
+      <w:rPr>
+        <w:b/>
+        <w:bCs/>
+      </w:rPr>
+      <w:tblPr/>
+      <w:tcPr>
+        <w:tcBorders>
+          <w:left w:val="nil"/>
+          <w:bottom w:val="nil"/>
+          <w:right w:val="nil"/>
+          <w:insideH w:val="nil"/>
+          <w:insideV w:val="nil"/>
+        </w:tcBorders>
+        <w:shd w:val="clear" w:color="auto" w:fill="FFFFFF" w:themeFill="background1"/>
+      </w:tcPr>
+    </w:tblStylePr>
+    <w:tblStylePr w:type="firstCol">
+      <w:pPr>
+        <w:jc w:val="right"/>
+      </w:pPr>
+      <w:rPr>
+        <w:i/>
+        <w:iCs/>
+      </w:rPr>
+      <w:tblPr/>
+      <w:tcPr>
+        <w:tcBorders>
+          <w:top w:val="nil"/>
+          <w:left w:val="nil"/>
+          <w:bottom w:val="nil"/>
+          <w:insideH w:val="nil"/>
+          <w:insideV w:val="nil"/>
+        </w:tcBorders>
+        <w:shd w:val="clear" w:color="auto" w:fill="FFFFFF" w:themeFill="background1"/>
+      </w:tcPr>
+    </w:tblStylePr>
+    <w:tblStylePr w:type="lastCol">
+      <w:rPr>
+        <w:i/>
+        <w:iCs/>
+      </w:rPr>
+      <w:tblPr/>
+      <w:tcPr>
+        <w:tcBorders>
+          <w:top w:val="nil"/>
+          <w:bottom w:val="nil"/>
+          <w:right w:val="nil"/>
+          <w:insideH w:val="nil"/>
+          <w:insideV w:val="nil"/>
+        </w:tcBorders>
+        <w:shd w:val="clear" w:color="auto" w:fill="FFFFFF" w:themeFill="background1"/>
+      </w:tcPr>
+    </w:tblStylePr>
+    <w:tblStylePr w:type="band1Vert">
+      <w:tblPr/>
+      <w:tcPr>
+        <w:shd w:val="clear" w:color="auto" w:fill="C1E4F5" w:themeFill="accent1" w:themeFillTint="33"/>
+      </w:tcPr>
+    </w:tblStylePr>
+    <w:tblStylePr w:type="band1Horz">
+      <w:tblPr/>
+      <w:tcPr>
+        <w:shd w:val="clear" w:color="auto" w:fill="C1E4F5" w:themeFill="accent1" w:themeFillTint="33"/>
+      </w:tcPr>
+    </w:tblStylePr>
+    <w:tblStylePr w:type="neCell">
+      <w:tblPr/>
+      <w:tcPr>
+        <w:tcBorders>
+          <w:bottom w:val="single" w:sz="4" w:space="0" w:color="45B0E1" w:themeColor="accent1" w:themeTint="99"/>
+        </w:tcBorders>
+      </w:tcPr>
+    </w:tblStylePr>
+    <w:tblStylePr w:type="nwCell">
+      <w:tblPr/>
+      <w:tcPr>
+        <w:tcBorders>
+          <w:bottom w:val="single" w:sz="4" w:space="0" w:color="45B0E1" w:themeColor="accent1" w:themeTint="99"/>
+        </w:tcBorders>
+      </w:tcPr>
+    </w:tblStylePr>
+    <w:tblStylePr w:type="seCell">
+      <w:tblPr/>
+      <w:tcPr>
+        <w:tcBorders>
+          <w:top w:val="single" w:sz="4" w:space="0" w:color="45B0E1" w:themeColor="accent1" w:themeTint="99"/>
+        </w:tcBorders>
+      </w:tcPr>
+    </w:tblStylePr>
+    <w:tblStylePr w:type="swCell">
+      <w:tblPr/>
+      <w:tcPr>
+        <w:tcBorders>
+          <w:top w:val="single" w:sz="4" w:space="0" w:color="45B0E1" w:themeColor="accent1" w:themeTint="99"/>
+        </w:tcBorders>
+      </w:tcPr>
+    </w:tblStylePr>
+  </w:style>
+  <w:style w:type="table" w:styleId="GridTable7Colourful">
+    <w:name w:val="Grid Table 7 Colorful"/>
+    <w:basedOn w:val="TableNormal"/>
+    <w:uiPriority w:val="52"/>
+    <w:rsid w:val="00543AF3"/>
+    <w:pPr>
+      <w:spacing w:after="0" w:line="240" w:lineRule="auto"/>
+    </w:pPr>
+    <w:rPr>
+      <w:color w:val="000000" w:themeColor="text1"/>
+    </w:rPr>
+    <w:tblPr>
+      <w:tblStyleRowBandSize w:val="1"/>
+      <w:tblStyleColBandSize w:val="1"/>
+      <w:tblBorders>
+        <w:top w:val="single" w:sz="4" w:space="0" w:color="666666" w:themeColor="text1" w:themeTint="99"/>
+        <w:left w:val="single" w:sz="4" w:space="0" w:color="666666" w:themeColor="text1" w:themeTint="99"/>
+        <w:bottom w:val="single" w:sz="4" w:space="0" w:color="666666" w:themeColor="text1" w:themeTint="99"/>
+        <w:right w:val="single" w:sz="4" w:space="0" w:color="666666" w:themeColor="text1" w:themeTint="99"/>
+        <w:insideH w:val="single" w:sz="4" w:space="0" w:color="666666" w:themeColor="text1" w:themeTint="99"/>
+        <w:insideV w:val="single" w:sz="4" w:space="0" w:color="666666" w:themeColor="text1" w:themeTint="99"/>
+      </w:tblBorders>
+    </w:tblPr>
+    <w:tblStylePr w:type="firstRow">
+      <w:rPr>
+        <w:b/>
+        <w:bCs/>
+      </w:rPr>
+      <w:tblPr/>
+      <w:tcPr>
+        <w:tcBorders>
+          <w:top w:val="nil"/>
+          <w:left w:val="nil"/>
+          <w:right w:val="nil"/>
+          <w:insideH w:val="nil"/>
+          <w:insideV w:val="nil"/>
+        </w:tcBorders>
+        <w:shd w:val="clear" w:color="auto" w:fill="FFFFFF" w:themeFill="background1"/>
+      </w:tcPr>
+    </w:tblStylePr>
+    <w:tblStylePr w:type="lastRow">
+      <w:rPr>
+        <w:b/>
+        <w:bCs/>
+      </w:rPr>
+      <w:tblPr/>
+      <w:tcPr>
+        <w:tcBorders>
+          <w:left w:val="nil"/>
+          <w:bottom w:val="nil"/>
+          <w:right w:val="nil"/>
+          <w:insideH w:val="nil"/>
+          <w:insideV w:val="nil"/>
+        </w:tcBorders>
+        <w:shd w:val="clear" w:color="auto" w:fill="FFFFFF" w:themeFill="background1"/>
+      </w:tcPr>
+    </w:tblStylePr>
+    <w:tblStylePr w:type="firstCol">
+      <w:pPr>
+        <w:jc w:val="right"/>
+      </w:pPr>
+      <w:rPr>
+        <w:i/>
+        <w:iCs/>
+      </w:rPr>
+      <w:tblPr/>
+      <w:tcPr>
+        <w:tcBorders>
+          <w:top w:val="nil"/>
+          <w:left w:val="nil"/>
+          <w:bottom w:val="nil"/>
+          <w:insideH w:val="nil"/>
+          <w:insideV w:val="nil"/>
+        </w:tcBorders>
+        <w:shd w:val="clear" w:color="auto" w:fill="FFFFFF" w:themeFill="background1"/>
+      </w:tcPr>
+    </w:tblStylePr>
+    <w:tblStylePr w:type="lastCol">
+      <w:rPr>
+        <w:i/>
+        <w:iCs/>
+      </w:rPr>
+      <w:tblPr/>
+      <w:tcPr>
+        <w:tcBorders>
+          <w:top w:val="nil"/>
+          <w:bottom w:val="nil"/>
+          <w:right w:val="nil"/>
+          <w:insideH w:val="nil"/>
+          <w:insideV w:val="nil"/>
+        </w:tcBorders>
+        <w:shd w:val="clear" w:color="auto" w:fill="FFFFFF" w:themeFill="background1"/>
+      </w:tcPr>
+    </w:tblStylePr>
+    <w:tblStylePr w:type="band1Vert">
+      <w:tblPr/>
+      <w:tcPr>
+        <w:shd w:val="clear" w:color="auto" w:fill="CCCCCC" w:themeFill="text1" w:themeFillTint="33"/>
+      </w:tcPr>
+    </w:tblStylePr>
+    <w:tblStylePr w:type="band1Horz">
+      <w:tblPr/>
+      <w:tcPr>
+        <w:shd w:val="clear" w:color="auto" w:fill="CCCCCC" w:themeFill="text1" w:themeFillTint="33"/>
+      </w:tcPr>
+    </w:tblStylePr>
+    <w:tblStylePr w:type="neCell">
+      <w:tblPr/>
+      <w:tcPr>
+        <w:tcBorders>
+          <w:bottom w:val="single" w:sz="4" w:space="0" w:color="666666" w:themeColor="text1" w:themeTint="99"/>
+        </w:tcBorders>
+      </w:tcPr>
+    </w:tblStylePr>
+    <w:tblStylePr w:type="nwCell">
+      <w:tblPr/>
+      <w:tcPr>
+        <w:tcBorders>
+          <w:bottom w:val="single" w:sz="4" w:space="0" w:color="666666" w:themeColor="text1" w:themeTint="99"/>
+        </w:tcBorders>
+      </w:tcPr>
+    </w:tblStylePr>
+    <w:tblStylePr w:type="seCell">
+      <w:tblPr/>
+      <w:tcPr>
+        <w:tcBorders>
+          <w:top w:val="single" w:sz="4" w:space="0" w:color="666666" w:themeColor="text1" w:themeTint="99"/>
+        </w:tcBorders>
+      </w:tcPr>
+    </w:tblStylePr>
+    <w:tblStylePr w:type="swCell">
+      <w:tblPr/>
+      <w:tcPr>
+        <w:tcBorders>
+          <w:top w:val="single" w:sz="4" w:space="0" w:color="666666" w:themeColor="text1" w:themeTint="99"/>
+        </w:tcBorders>
+      </w:tcPr>
+    </w:tblStylePr>
+  </w:style>
+  <w:style w:type="table" w:styleId="PlainTable1">
+    <w:name w:val="Plain Table 1"/>
+    <w:basedOn w:val="TableNormal"/>
+    <w:uiPriority w:val="41"/>
+    <w:rsid w:val="00543AF3"/>
+    <w:pPr>
+      <w:spacing w:after="0" w:line="240" w:lineRule="auto"/>
+    </w:pPr>
+    <w:tblPr>
+      <w:tblStyleRowBandSize w:val="1"/>
+      <w:tblStyleColBandSize w:val="1"/>
+      <w:tblBorders>
+        <w:top w:val="single" w:sz="4" w:space="0" w:color="BFBFBF" w:themeColor="background1" w:themeShade="BF"/>
+        <w:left w:val="single" w:sz="4" w:space="0" w:color="BFBFBF" w:themeColor="background1" w:themeShade="BF"/>
+        <w:bottom w:val="single" w:sz="4" w:space="0" w:color="BFBFBF" w:themeColor="background1" w:themeShade="BF"/>
+        <w:right w:val="single" w:sz="4" w:space="0" w:color="BFBFBF" w:themeColor="background1" w:themeShade="BF"/>
+        <w:insideH w:val="single" w:sz="4" w:space="0" w:color="BFBFBF" w:themeColor="background1" w:themeShade="BF"/>
+        <w:insideV w:val="single" w:sz="4" w:space="0" w:color="BFBFBF" w:themeColor="background1" w:themeShade="BF"/>
+      </w:tblBorders>
+    </w:tblPr>
+    <w:tblStylePr w:type="firstRow">
+      <w:rPr>
+        <w:b/>
+        <w:bCs/>
+      </w:rPr>
+    </w:tblStylePr>
+    <w:tblStylePr w:type="lastRow">
+      <w:rPr>
+        <w:b/>
+        <w:bCs/>
+      </w:rPr>
+      <w:tblPr/>
+      <w:tcPr>
+        <w:tcBorders>
+          <w:top w:val="double" w:sz="4" w:space="0" w:color="BFBFBF" w:themeColor="background1" w:themeShade="BF"/>
+        </w:tcBorders>
+      </w:tcPr>
+    </w:tblStylePr>
+    <w:tblStylePr w:type="firstCol">
+      <w:rPr>
+        <w:b/>
+        <w:bCs/>
+      </w:rPr>
+    </w:tblStylePr>
+    <w:tblStylePr w:type="lastCol">
+      <w:rPr>
+        <w:b/>
+        <w:bCs/>
+      </w:rPr>
+    </w:tblStylePr>
+    <w:tblStylePr w:type="band1Vert">
+      <w:tblPr/>
+      <w:tcPr>
+        <w:shd w:val="clear" w:color="auto" w:fill="F2F2F2" w:themeFill="background1" w:themeFillShade="F2"/>
+      </w:tcPr>
+    </w:tblStylePr>
+    <w:tblStylePr w:type="band1Horz">
+      <w:tblPr/>
+      <w:tcPr>
+        <w:shd w:val="clear" w:color="auto" w:fill="F2F2F2" w:themeFill="background1" w:themeFillShade="F2"/>
+      </w:tcPr>
+    </w:tblStylePr>
+  </w:style>
+  <w:style w:type="table" w:styleId="ListTable2">
+    <w:name w:val="List Table 2"/>
+    <w:basedOn w:val="TableNormal"/>
+    <w:uiPriority w:val="47"/>
+    <w:rsid w:val="00543AF3"/>
+    <w:pPr>
+      <w:spacing w:after="0" w:line="240" w:lineRule="auto"/>
+    </w:pPr>
+    <w:tblPr>
+      <w:tblStyleRowBandSize w:val="1"/>
+      <w:tblStyleColBandSize w:val="1"/>
+      <w:tblBorders>
+        <w:top w:val="single" w:sz="4" w:space="0" w:color="666666" w:themeColor="text1" w:themeTint="99"/>
+        <w:bottom w:val="single" w:sz="4" w:space="0" w:color="666666" w:themeColor="text1" w:themeTint="99"/>
+        <w:insideH w:val="single" w:sz="4" w:space="0" w:color="666666" w:themeColor="text1" w:themeTint="99"/>
+      </w:tblBorders>
+    </w:tblPr>
+    <w:tblStylePr w:type="firstRow">
+      <w:rPr>
+        <w:b/>
+        <w:bCs/>
+      </w:rPr>
+    </w:tblStylePr>
+    <w:tblStylePr w:type="lastRow">
+      <w:rPr>
+        <w:b/>
+        <w:bCs/>
+      </w:rPr>
+    </w:tblStylePr>
+    <w:tblStylePr w:type="firstCol">
+      <w:rPr>
+        <w:b/>
+        <w:bCs/>
+      </w:rPr>
+    </w:tblStylePr>
+    <w:tblStylePr w:type="lastCol">
+      <w:rPr>
+        <w:b/>
+        <w:bCs/>
+      </w:rPr>
+    </w:tblStylePr>
+    <w:tblStylePr w:type="band1Vert">
+      <w:tblPr/>
+      <w:tcPr>
+        <w:shd w:val="clear" w:color="auto" w:fill="CCCCCC" w:themeFill="text1" w:themeFillTint="33"/>
+      </w:tcPr>
+    </w:tblStylePr>
+    <w:tblStylePr w:type="band1Horz">
+      <w:tblPr/>
+      <w:tcPr>
+        <w:shd w:val="clear" w:color="auto" w:fill="CCCCCC" w:themeFill="text1" w:themeFillTint="33"/>
+      </w:tcPr>
+    </w:tblStylePr>
+  </w:style>
+  <w:style w:type="table" w:styleId="PlainTable3">
+    <w:name w:val="Plain Table 3"/>
+    <w:basedOn w:val="TableNormal"/>
+    <w:uiPriority w:val="43"/>
+    <w:rsid w:val="00543AF3"/>
+    <w:pPr>
+      <w:spacing w:after="0" w:line="240" w:lineRule="auto"/>
+    </w:pPr>
+    <w:tblPr>
+      <w:tblStyleRowBandSize w:val="1"/>
+      <w:tblStyleColBandSize w:val="1"/>
+    </w:tblPr>
+    <w:tblStylePr w:type="firstRow">
+      <w:rPr>
+        <w:b/>
+        <w:bCs/>
+        <w:caps/>
+      </w:rPr>
+      <w:tblPr/>
+      <w:tcPr>
+        <w:tcBorders>
+          <w:bottom w:val="single" w:sz="4" w:space="0" w:color="7F7F7F" w:themeColor="text1" w:themeTint="80"/>
+        </w:tcBorders>
+      </w:tcPr>
+    </w:tblStylePr>
+    <w:tblStylePr w:type="lastRow">
+      <w:rPr>
+        <w:b/>
+        <w:bCs/>
+        <w:caps/>
+      </w:rPr>
+      <w:tblPr/>
+      <w:tcPr>
+        <w:tcBorders>
+          <w:top w:val="nil"/>
+        </w:tcBorders>
+      </w:tcPr>
+    </w:tblStylePr>
+    <w:tblStylePr w:type="firstCol">
+      <w:rPr>
+        <w:b/>
+        <w:bCs/>
+        <w:caps/>
+      </w:rPr>
+      <w:tblPr/>
+      <w:tcPr>
+        <w:tcBorders>
+          <w:right w:val="single" w:sz="4" w:space="0" w:color="7F7F7F" w:themeColor="text1" w:themeTint="80"/>
+        </w:tcBorders>
+      </w:tcPr>
+    </w:tblStylePr>
+    <w:tblStylePr w:type="lastCol">
+      <w:rPr>
+        <w:b/>
+        <w:bCs/>
+        <w:caps/>
+      </w:rPr>
+      <w:tblPr/>
+      <w:tcPr>
+        <w:tcBorders>
+          <w:left w:val="nil"/>
+        </w:tcBorders>
+      </w:tcPr>
+    </w:tblStylePr>
+    <w:tblStylePr w:type="band1Vert">
+      <w:tblPr/>
+      <w:tcPr>
+        <w:shd w:val="clear" w:color="auto" w:fill="F2F2F2" w:themeFill="background1" w:themeFillShade="F2"/>
+      </w:tcPr>
+    </w:tblStylePr>
+    <w:tblStylePr w:type="band1Horz">
+      <w:tblPr/>
+      <w:tcPr>
+        <w:shd w:val="clear" w:color="auto" w:fill="F2F2F2" w:themeFill="background1" w:themeFillShade="F2"/>
+      </w:tcPr>
+    </w:tblStylePr>
+    <w:tblStylePr w:type="neCell">
+      <w:tblPr/>
+      <w:tcPr>
+        <w:tcBorders>
+          <w:left w:val="nil"/>
+        </w:tcBorders>
+      </w:tcPr>
+    </w:tblStylePr>
+    <w:tblStylePr w:type="nwCell">
+      <w:tblPr/>
+      <w:tcPr>
+        <w:tcBorders>
+          <w:right w:val="nil"/>
+        </w:tcBorders>
+      </w:tcPr>
+    </w:tblStylePr>
+  </w:style>
+  <w:style w:type="table" w:styleId="GridTable3">
+    <w:name w:val="Grid Table 3"/>
+    <w:basedOn w:val="TableNormal"/>
+    <w:uiPriority w:val="48"/>
+    <w:rsid w:val="00543AF3"/>
+    <w:pPr>
+      <w:spacing w:after="0" w:line="240" w:lineRule="auto"/>
+    </w:pPr>
+    <w:tblPr>
+      <w:tblStyleRowBandSize w:val="1"/>
+      <w:tblStyleColBandSize w:val="1"/>
+      <w:tblBorders>
+        <w:top w:val="single" w:sz="4" w:space="0" w:color="666666" w:themeColor="text1" w:themeTint="99"/>
+        <w:left w:val="single" w:sz="4" w:space="0" w:color="666666" w:themeColor="text1" w:themeTint="99"/>
+        <w:bottom w:val="single" w:sz="4" w:space="0" w:color="666666" w:themeColor="text1" w:themeTint="99"/>
+        <w:right w:val="single" w:sz="4" w:space="0" w:color="666666" w:themeColor="text1" w:themeTint="99"/>
+        <w:insideH w:val="single" w:sz="4" w:space="0" w:color="666666" w:themeColor="text1" w:themeTint="99"/>
+        <w:insideV w:val="single" w:sz="4" w:space="0" w:color="666666" w:themeColor="text1" w:themeTint="99"/>
+      </w:tblBorders>
+    </w:tblPr>
+    <w:tblStylePr w:type="firstRow">
+      <w:rPr>
+        <w:b/>
+        <w:bCs/>
+      </w:rPr>
+      <w:tblPr/>
+      <w:tcPr>
+        <w:tcBorders>
+          <w:top w:val="nil"/>
+          <w:left w:val="nil"/>
+          <w:right w:val="nil"/>
+          <w:insideH w:val="nil"/>
+          <w:insideV w:val="nil"/>
+        </w:tcBorders>
+        <w:shd w:val="clear" w:color="auto" w:fill="FFFFFF" w:themeFill="background1"/>
+      </w:tcPr>
+    </w:tblStylePr>
+    <w:tblStylePr w:type="lastRow">
+      <w:rPr>
+        <w:b/>
+        <w:bCs/>
+      </w:rPr>
+      <w:tblPr/>
+      <w:tcPr>
+        <w:tcBorders>
+          <w:left w:val="nil"/>
+          <w:bottom w:val="nil"/>
+          <w:right w:val="nil"/>
+          <w:insideH w:val="nil"/>
+          <w:insideV w:val="nil"/>
+        </w:tcBorders>
+        <w:shd w:val="clear" w:color="auto" w:fill="FFFFFF" w:themeFill="background1"/>
+      </w:tcPr>
+    </w:tblStylePr>
+    <w:tblStylePr w:type="firstCol">
+      <w:pPr>
+        <w:jc w:val="right"/>
+      </w:pPr>
+      <w:rPr>
+        <w:i/>
+        <w:iCs/>
+      </w:rPr>
+      <w:tblPr/>
+      <w:tcPr>
+        <w:tcBorders>
+          <w:top w:val="nil"/>
+          <w:left w:val="nil"/>
+          <w:bottom w:val="nil"/>
+          <w:insideH w:val="nil"/>
+          <w:insideV w:val="nil"/>
+        </w:tcBorders>
+        <w:shd w:val="clear" w:color="auto" w:fill="FFFFFF" w:themeFill="background1"/>
+      </w:tcPr>
+    </w:tblStylePr>
+    <w:tblStylePr w:type="lastCol">
+      <w:rPr>
+        <w:i/>
+        <w:iCs/>
+      </w:rPr>
+      <w:tblPr/>
+      <w:tcPr>
+        <w:tcBorders>
+          <w:top w:val="nil"/>
+          <w:bottom w:val="nil"/>
+          <w:right w:val="nil"/>
+          <w:insideH w:val="nil"/>
+          <w:insideV w:val="nil"/>
+        </w:tcBorders>
+        <w:shd w:val="clear" w:color="auto" w:fill="FFFFFF" w:themeFill="background1"/>
+      </w:tcPr>
+    </w:tblStylePr>
+    <w:tblStylePr w:type="band1Vert">
+      <w:tblPr/>
+      <w:tcPr>
+        <w:shd w:val="clear" w:color="auto" w:fill="CCCCCC" w:themeFill="text1" w:themeFillTint="33"/>
+      </w:tcPr>
+    </w:tblStylePr>
+    <w:tblStylePr w:type="band1Horz">
+      <w:tblPr/>
+      <w:tcPr>
+        <w:shd w:val="clear" w:color="auto" w:fill="CCCCCC" w:themeFill="text1" w:themeFillTint="33"/>
+      </w:tcPr>
+    </w:tblStylePr>
+    <w:tblStylePr w:type="neCell">
+      <w:tblPr/>
+      <w:tcPr>
+        <w:tcBorders>
+          <w:bottom w:val="single" w:sz="4" w:space="0" w:color="666666" w:themeColor="text1" w:themeTint="99"/>
+        </w:tcBorders>
+      </w:tcPr>
+    </w:tblStylePr>
+    <w:tblStylePr w:type="nwCell">
+      <w:tblPr/>
+      <w:tcPr>
+        <w:tcBorders>
+          <w:bottom w:val="single" w:sz="4" w:space="0" w:color="666666" w:themeColor="text1" w:themeTint="99"/>
+        </w:tcBorders>
+      </w:tcPr>
+    </w:tblStylePr>
+    <w:tblStylePr w:type="seCell">
+      <w:tblPr/>
+      <w:tcPr>
+        <w:tcBorders>
+          <w:top w:val="single" w:sz="4" w:space="0" w:color="666666" w:themeColor="text1" w:themeTint="99"/>
+        </w:tcBorders>
+      </w:tcPr>
+    </w:tblStylePr>
+    <w:tblStylePr w:type="swCell">
+      <w:tblPr/>
+      <w:tcPr>
+        <w:tcBorders>
+          <w:top w:val="single" w:sz="4" w:space="0" w:color="666666" w:themeColor="text1" w:themeTint="99"/>
+        </w:tcBorders>
+      </w:tcPr>
+    </w:tblStylePr>
+  </w:style>
 </w:styles>
 </file>
 

--- a/Assignment 3B_Project process book/Assignment 3B - Project process book.docx
+++ b/Assignment 3B_Project process book/Assignment 3B - Project process book.docx
@@ -496,23 +496,7 @@
             <w:sz w:val="28"/>
             <w:szCs w:val="28"/>
           </w:rPr>
-          <w:t>Does increas</w:t>
-        </w:r>
-        <w:r>
-          <w:rPr>
-            <w:rStyle w:val="Hyperlink"/>
-            <w:sz w:val="28"/>
-            <w:szCs w:val="28"/>
-          </w:rPr>
-          <w:t>e</w:t>
-        </w:r>
-        <w:r>
-          <w:rPr>
-            <w:rStyle w:val="Hyperlink"/>
-            <w:sz w:val="28"/>
-            <w:szCs w:val="28"/>
-          </w:rPr>
-          <w:t>d health-care spending increase life expectancy?</w:t>
+          <w:t>Does increased health-care spending increase life expectancy?</w:t>
         </w:r>
       </w:hyperlink>
     </w:p>
@@ -2738,10 +2722,7 @@
         <w:t>outcomes</w:t>
       </w:r>
       <w:r>
-        <w:t xml:space="preserve"> as a result.</w:t>
-      </w:r>
-      <w:r>
-        <w:t xml:space="preserve"> Anwar et al. (2023) </w:t>
+        <w:t xml:space="preserve"> as a result. Anwar et al. (2023) </w:t>
       </w:r>
       <w:r>
         <w:t>highlight</w:t>
@@ -3144,7 +3125,7 @@
         <w:tc>
           <w:tcPr>
             <w:cnfStyle w:val="001000000100" w:firstRow="0" w:lastRow="0" w:firstColumn="1" w:lastColumn="0" w:oddVBand="0" w:evenVBand="0" w:oddHBand="0" w:evenHBand="0" w:firstRowFirstColumn="1" w:firstRowLastColumn="0" w:lastRowFirstColumn="0" w:lastRowLastColumn="0"/>
-            <w:tcW w:w="1555" w:type="dxa"/>
+            <w:tcW w:w="1398" w:type="dxa"/>
             <w:hideMark/>
           </w:tcPr>
           <w:p>
@@ -3162,7 +3143,7 @@
         </w:tc>
         <w:tc>
           <w:tcPr>
-            <w:tcW w:w="6520" w:type="dxa"/>
+            <w:tcW w:w="5452" w:type="dxa"/>
             <w:hideMark/>
           </w:tcPr>
           <w:p>
@@ -3181,7 +3162,7 @@
         </w:tc>
         <w:tc>
           <w:tcPr>
-            <w:tcW w:w="2381" w:type="dxa"/>
+            <w:tcW w:w="2176" w:type="dxa"/>
           </w:tcPr>
           <w:p>
             <w:pPr>
@@ -3205,7 +3186,7 @@
         <w:tc>
           <w:tcPr>
             <w:cnfStyle w:val="001000000000" w:firstRow="0" w:lastRow="0" w:firstColumn="1" w:lastColumn="0" w:oddVBand="0" w:evenVBand="0" w:oddHBand="0" w:evenHBand="0" w:firstRowFirstColumn="0" w:firstRowLastColumn="0" w:lastRowFirstColumn="0" w:lastRowLastColumn="0"/>
-            <w:tcW w:w="1555" w:type="dxa"/>
+            <w:tcW w:w="1398" w:type="dxa"/>
             <w:hideMark/>
           </w:tcPr>
           <w:p>
@@ -3225,7 +3206,7 @@
         </w:tc>
         <w:tc>
           <w:tcPr>
-            <w:tcW w:w="6520" w:type="dxa"/>
+            <w:tcW w:w="5452" w:type="dxa"/>
             <w:hideMark/>
           </w:tcPr>
           <w:p>
@@ -3318,7 +3299,7 @@
         </w:tc>
         <w:tc>
           <w:tcPr>
-            <w:tcW w:w="2381" w:type="dxa"/>
+            <w:tcW w:w="2176" w:type="dxa"/>
           </w:tcPr>
           <w:p>
             <w:pPr>
@@ -3332,7 +3313,7 @@
         <w:tc>
           <w:tcPr>
             <w:cnfStyle w:val="001000000000" w:firstRow="0" w:lastRow="0" w:firstColumn="1" w:lastColumn="0" w:oddVBand="0" w:evenVBand="0" w:oddHBand="0" w:evenHBand="0" w:firstRowFirstColumn="0" w:firstRowLastColumn="0" w:lastRowFirstColumn="0" w:lastRowLastColumn="0"/>
-            <w:tcW w:w="1555" w:type="dxa"/>
+            <w:tcW w:w="1398" w:type="dxa"/>
             <w:hideMark/>
           </w:tcPr>
           <w:p>
@@ -3346,7 +3327,7 @@
         </w:tc>
         <w:tc>
           <w:tcPr>
-            <w:tcW w:w="6520" w:type="dxa"/>
+            <w:tcW w:w="5452" w:type="dxa"/>
             <w:hideMark/>
           </w:tcPr>
           <w:p>
@@ -3396,7 +3377,7 @@
         </w:tc>
         <w:tc>
           <w:tcPr>
-            <w:tcW w:w="2381" w:type="dxa"/>
+            <w:tcW w:w="2176" w:type="dxa"/>
           </w:tcPr>
           <w:p>
             <w:pPr>
@@ -3413,7 +3394,7 @@
         <w:tc>
           <w:tcPr>
             <w:cnfStyle w:val="001000000000" w:firstRow="0" w:lastRow="0" w:firstColumn="1" w:lastColumn="0" w:oddVBand="0" w:evenVBand="0" w:oddHBand="0" w:evenHBand="0" w:firstRowFirstColumn="0" w:firstRowLastColumn="0" w:lastRowFirstColumn="0" w:lastRowLastColumn="0"/>
-            <w:tcW w:w="1555" w:type="dxa"/>
+            <w:tcW w:w="1398" w:type="dxa"/>
             <w:hideMark/>
           </w:tcPr>
           <w:p>
@@ -3427,7 +3408,7 @@
         </w:tc>
         <w:tc>
           <w:tcPr>
-            <w:tcW w:w="6520" w:type="dxa"/>
+            <w:tcW w:w="5452" w:type="dxa"/>
             <w:hideMark/>
           </w:tcPr>
           <w:p>
@@ -3508,7 +3489,7 @@
         </w:tc>
         <w:tc>
           <w:tcPr>
-            <w:tcW w:w="2381" w:type="dxa"/>
+            <w:tcW w:w="2176" w:type="dxa"/>
           </w:tcPr>
           <w:p>
             <w:pPr>
@@ -3522,7 +3503,7 @@
         <w:tc>
           <w:tcPr>
             <w:cnfStyle w:val="001000000000" w:firstRow="0" w:lastRow="0" w:firstColumn="1" w:lastColumn="0" w:oddVBand="0" w:evenVBand="0" w:oddHBand="0" w:evenHBand="0" w:firstRowFirstColumn="0" w:firstRowLastColumn="0" w:lastRowFirstColumn="0" w:lastRowLastColumn="0"/>
-            <w:tcW w:w="1555" w:type="dxa"/>
+            <w:tcW w:w="1398" w:type="dxa"/>
             <w:hideMark/>
           </w:tcPr>
           <w:p>
@@ -3537,7 +3518,7 @@
         </w:tc>
         <w:tc>
           <w:tcPr>
-            <w:tcW w:w="6520" w:type="dxa"/>
+            <w:tcW w:w="5452" w:type="dxa"/>
             <w:hideMark/>
           </w:tcPr>
           <w:p>
@@ -3602,7 +3583,7 @@
         </w:tc>
         <w:tc>
           <w:tcPr>
-            <w:tcW w:w="2381" w:type="dxa"/>
+            <w:tcW w:w="2176" w:type="dxa"/>
           </w:tcPr>
           <w:p>
             <w:pPr>
@@ -3625,7 +3606,7 @@
         <w:tc>
           <w:tcPr>
             <w:cnfStyle w:val="001000000000" w:firstRow="0" w:lastRow="0" w:firstColumn="1" w:lastColumn="0" w:oddVBand="0" w:evenVBand="0" w:oddHBand="0" w:evenHBand="0" w:firstRowFirstColumn="0" w:firstRowLastColumn="0" w:lastRowFirstColumn="0" w:lastRowLastColumn="0"/>
-            <w:tcW w:w="1555" w:type="dxa"/>
+            <w:tcW w:w="1398" w:type="dxa"/>
             <w:hideMark/>
           </w:tcPr>
           <w:p>
@@ -3639,7 +3620,7 @@
         </w:tc>
         <w:tc>
           <w:tcPr>
-            <w:tcW w:w="6520" w:type="dxa"/>
+            <w:tcW w:w="5452" w:type="dxa"/>
             <w:hideMark/>
           </w:tcPr>
           <w:p>
@@ -3699,7 +3680,7 @@
         </w:tc>
         <w:tc>
           <w:tcPr>
-            <w:tcW w:w="2381" w:type="dxa"/>
+            <w:tcW w:w="2176" w:type="dxa"/>
           </w:tcPr>
           <w:p>
             <w:pPr>
@@ -3713,7 +3694,7 @@
         <w:tc>
           <w:tcPr>
             <w:cnfStyle w:val="001000000000" w:firstRow="0" w:lastRow="0" w:firstColumn="1" w:lastColumn="0" w:oddVBand="0" w:evenVBand="0" w:oddHBand="0" w:evenHBand="0" w:firstRowFirstColumn="0" w:firstRowLastColumn="0" w:lastRowFirstColumn="0" w:lastRowLastColumn="0"/>
-            <w:tcW w:w="1555" w:type="dxa"/>
+            <w:tcW w:w="1398" w:type="dxa"/>
             <w:hideMark/>
           </w:tcPr>
           <w:p>
@@ -3727,7 +3708,7 @@
         </w:tc>
         <w:tc>
           <w:tcPr>
-            <w:tcW w:w="6520" w:type="dxa"/>
+            <w:tcW w:w="5452" w:type="dxa"/>
             <w:hideMark/>
           </w:tcPr>
           <w:p>
@@ -3772,7 +3753,7 @@
         </w:tc>
         <w:tc>
           <w:tcPr>
-            <w:tcW w:w="2381" w:type="dxa"/>
+            <w:tcW w:w="2176" w:type="dxa"/>
           </w:tcPr>
           <w:p>
             <w:pPr>
@@ -3798,7 +3779,7 @@
         <w:tc>
           <w:tcPr>
             <w:cnfStyle w:val="001000000000" w:firstRow="0" w:lastRow="0" w:firstColumn="1" w:lastColumn="0" w:oddVBand="0" w:evenVBand="0" w:oddHBand="0" w:evenHBand="0" w:firstRowFirstColumn="0" w:firstRowLastColumn="0" w:lastRowFirstColumn="0" w:lastRowLastColumn="0"/>
-            <w:tcW w:w="1555" w:type="dxa"/>
+            <w:tcW w:w="1398" w:type="dxa"/>
             <w:hideMark/>
           </w:tcPr>
           <w:p>
@@ -3812,7 +3793,7 @@
         </w:tc>
         <w:tc>
           <w:tcPr>
-            <w:tcW w:w="6520" w:type="dxa"/>
+            <w:tcW w:w="5452" w:type="dxa"/>
             <w:hideMark/>
           </w:tcPr>
           <w:p>
@@ -3854,7 +3835,7 @@
         </w:tc>
         <w:tc>
           <w:tcPr>
-            <w:tcW w:w="2381" w:type="dxa"/>
+            <w:tcW w:w="2176" w:type="dxa"/>
           </w:tcPr>
           <w:p>
             <w:pPr>
@@ -3877,7 +3858,7 @@
         <w:tc>
           <w:tcPr>
             <w:cnfStyle w:val="001000000000" w:firstRow="0" w:lastRow="0" w:firstColumn="1" w:lastColumn="0" w:oddVBand="0" w:evenVBand="0" w:oddHBand="0" w:evenHBand="0" w:firstRowFirstColumn="0" w:firstRowLastColumn="0" w:lastRowFirstColumn="0" w:lastRowLastColumn="0"/>
-            <w:tcW w:w="1555" w:type="dxa"/>
+            <w:tcW w:w="1398" w:type="dxa"/>
             <w:hideMark/>
           </w:tcPr>
           <w:p>
@@ -3891,7 +3872,7 @@
         </w:tc>
         <w:tc>
           <w:tcPr>
-            <w:tcW w:w="6520" w:type="dxa"/>
+            <w:tcW w:w="5452" w:type="dxa"/>
             <w:hideMark/>
           </w:tcPr>
           <w:p>
@@ -3972,7 +3953,7 @@
         </w:tc>
         <w:tc>
           <w:tcPr>
-            <w:tcW w:w="2381" w:type="dxa"/>
+            <w:tcW w:w="2176" w:type="dxa"/>
           </w:tcPr>
           <w:p>
             <w:pPr>
@@ -3998,7 +3979,7 @@
         <w:tc>
           <w:tcPr>
             <w:cnfStyle w:val="001000000000" w:firstRow="0" w:lastRow="0" w:firstColumn="1" w:lastColumn="0" w:oddVBand="0" w:evenVBand="0" w:oddHBand="0" w:evenHBand="0" w:firstRowFirstColumn="0" w:firstRowLastColumn="0" w:lastRowFirstColumn="0" w:lastRowLastColumn="0"/>
-            <w:tcW w:w="1555" w:type="dxa"/>
+            <w:tcW w:w="1398" w:type="dxa"/>
             <w:hideMark/>
           </w:tcPr>
           <w:p>
@@ -4012,7 +3993,7 @@
         </w:tc>
         <w:tc>
           <w:tcPr>
-            <w:tcW w:w="6520" w:type="dxa"/>
+            <w:tcW w:w="5452" w:type="dxa"/>
             <w:hideMark/>
           </w:tcPr>
           <w:p>
@@ -4081,7 +4062,7 @@
         </w:tc>
         <w:tc>
           <w:tcPr>
-            <w:tcW w:w="2381" w:type="dxa"/>
+            <w:tcW w:w="2176" w:type="dxa"/>
           </w:tcPr>
           <w:p>
             <w:pPr>
@@ -4113,6 +4094,39 @@
         </w:tc>
       </w:tr>
     </w:tbl>
+    <w:p>
+      <w:pPr>
+        <w:spacing w:before="240"/>
+        <w:jc w:val="center"/>
+        <w:rPr>
+          <w:rStyle w:val="SubtleReference"/>
+        </w:rPr>
+      </w:pPr>
+      <w:r>
+        <w:rPr>
+          <w:rStyle w:val="SubtleReference"/>
+        </w:rPr>
+        <w:t>Table</w:t>
+      </w:r>
+      <w:r>
+        <w:rPr>
+          <w:rStyle w:val="SubtleReference"/>
+        </w:rPr>
+        <w:t xml:space="preserve"> 1</w:t>
+      </w:r>
+      <w:r>
+        <w:rPr>
+          <w:rStyle w:val="SubtleReference"/>
+        </w:rPr>
+        <w:t xml:space="preserve">: </w:t>
+      </w:r>
+      <w:r>
+        <w:rPr>
+          <w:rStyle w:val="SubtleReference"/>
+        </w:rPr>
+        <w:t>Project Schedule</w:t>
+      </w:r>
+    </w:p>
     <w:p>
       <w:pPr>
         <w:rPr>
@@ -4141,11 +4155,11 @@
         <w:t xml:space="preserve">, </w:t>
       </w:r>
       <w:r>
-        <w:t xml:space="preserve">we established communication via Canvas messages and decided to continue collaboration via Microsoft Teams. We quickly established that team members had opposite personal schedules, therefore making it difficult to settle on a consistent meeting time. Text communication has been the default method with space for ad-hoc </w:t>
+        <w:t xml:space="preserve">we established communication via Canvas messages and decided to continue collaboration via Microsoft Teams. We quickly established that team members </w:t>
       </w:r>
       <w:r>
         <w:lastRenderedPageBreak/>
-        <w:t>meetings via call as required. The team agreed to consolidate project version control and document management to a shared GitHub repository for ease of use.</w:t>
+        <w:t>had opposite personal schedules, therefore making it difficult to settle on a consistent meeting time. Text communication has been the default method with space for ad-hoc meetings via call as required. The team agreed to consolidate project version control and document management to a shared GitHub repository for ease of use.</w:t>
       </w:r>
     </w:p>
     <w:p>
@@ -4298,19 +4312,7 @@
         </w:rPr>
       </w:pPr>
       <w:r>
-        <w:t xml:space="preserve">Both datasets were processed in CSV format, </w:t>
-      </w:r>
-      <w:r>
-        <w:t>stored into</w:t>
-      </w:r>
-      <w:r>
-        <w:t xml:space="preserve"> to the project's shared GitHub repository, and </w:t>
-      </w:r>
-      <w:r>
-        <w:t xml:space="preserve">loaded </w:t>
-      </w:r>
-      <w:r>
-        <w:t>dynamically using D3.js.</w:t>
+        <w:t>Both datasets were processed in CSV format, stored into to the project's shared GitHub repository, and loaded dynamically using D3.js.</w:t>
       </w:r>
     </w:p>
     <w:p>
@@ -4334,31 +4336,7 @@
           <w:rPr>
             <w:rStyle w:val="Hyperlink"/>
           </w:rPr>
-          <w:t>OECD Health Statistics – Life</w:t>
-        </w:r>
-        <w:r>
-          <w:rPr>
-            <w:rStyle w:val="Hyperlink"/>
-          </w:rPr>
-          <w:t xml:space="preserve"> </w:t>
-        </w:r>
-        <w:r>
-          <w:rPr>
-            <w:rStyle w:val="Hyperlink"/>
-          </w:rPr>
-          <w:t>Expect</w:t>
-        </w:r>
-        <w:r>
-          <w:rPr>
-            <w:rStyle w:val="Hyperlink"/>
-          </w:rPr>
-          <w:t>a</w:t>
-        </w:r>
-        <w:r>
-          <w:rPr>
-            <w:rStyle w:val="Hyperlink"/>
-          </w:rPr>
-          <w:t>ncy</w:t>
+          <w:t>OECD Health Statistics – Life Expectancy</w:t>
         </w:r>
       </w:hyperlink>
     </w:p>
@@ -4672,10 +4650,37 @@
         </w:tc>
       </w:tr>
     </w:tbl>
-    <w:p/>
-    <w:p>
-      <w:r>
-        <w:t xml:space="preserve">The data set that is merged at the end is of 100 observations (10 years x 10 countries). </w:t>
+    <w:p>
+      <w:pPr>
+        <w:spacing w:before="240"/>
+        <w:jc w:val="center"/>
+        <w:rPr>
+          <w:rStyle w:val="SubtleReference"/>
+        </w:rPr>
+      </w:pPr>
+      <w:r>
+        <w:rPr>
+          <w:rStyle w:val="SubtleReference"/>
+        </w:rPr>
+        <w:t>Table</w:t>
+      </w:r>
+      <w:r>
+        <w:rPr>
+          <w:rStyle w:val="SubtleReference"/>
+        </w:rPr>
+        <w:t xml:space="preserve"> 2</w:t>
+      </w:r>
+      <w:r>
+        <w:rPr>
+          <w:rStyle w:val="SubtleReference"/>
+        </w:rPr>
+        <w:t xml:space="preserve">: </w:t>
+      </w:r>
+      <w:r>
+        <w:rPr>
+          <w:rStyle w:val="SubtleReference"/>
+        </w:rPr>
+        <w:t>Data Elements Schema</w:t>
       </w:r>
     </w:p>
     <w:p>
@@ -4760,46 +4765,7 @@
         <w:t>Filtering:</w:t>
       </w:r>
       <w:r>
-        <w:t xml:space="preserve"> </w:t>
-      </w:r>
-      <w:r>
-        <w:t>The a</w:t>
-      </w:r>
-      <w:r>
-        <w:t xml:space="preserve">nnual data from 2015 to 2024 for </w:t>
-      </w:r>
-      <w:r>
-        <w:t xml:space="preserve">the </w:t>
-      </w:r>
-      <w:r>
-        <w:t>specified countries</w:t>
-      </w:r>
-      <w:r>
-        <w:t xml:space="preserve"> was </w:t>
-      </w:r>
-      <w:r>
-        <w:t>narrow</w:t>
-      </w:r>
-      <w:r>
-        <w:t xml:space="preserve">ed to </w:t>
-      </w:r>
-      <w:r>
-        <w:t>total population at birth</w:t>
-      </w:r>
-      <w:r>
-        <w:t xml:space="preserve"> for life expectancy</w:t>
-      </w:r>
-      <w:r>
-        <w:t xml:space="preserve"> and to total per-capita spending in current PPP-converted US dollars</w:t>
-      </w:r>
-      <w:r>
-        <w:t xml:space="preserve"> for </w:t>
-      </w:r>
-      <w:r>
-        <w:t>health expenditures</w:t>
-      </w:r>
-      <w:r>
-        <w:t>.</w:t>
+        <w:t xml:space="preserve"> The annual data from 2015 to 2024 for the specified countries was narrowed to total population at birth for life expectancy and to total per-capita spending in current PPP-converted US dollars for health expenditures.</w:t>
       </w:r>
     </w:p>
     <w:p>
@@ -4875,25 +4841,13 @@
         <w:t>Joining:</w:t>
       </w:r>
       <w:r>
-        <w:t xml:space="preserve"> </w:t>
-      </w:r>
-      <w:r>
-        <w:t>A</w:t>
-      </w:r>
-      <w:r>
-        <w:t xml:space="preserve"> left join </w:t>
-      </w:r>
-      <w:r>
-        <w:t xml:space="preserve">was </w:t>
+        <w:t xml:space="preserve"> A left join was </w:t>
       </w:r>
       <w:r>
         <w:t>performed</w:t>
       </w:r>
       <w:r>
-        <w:t xml:space="preserve"> </w:t>
-      </w:r>
-      <w:r>
-        <w:t xml:space="preserve">on the life expectancy dataset, matching health expenditure data by country and year while returning </w:t>
+        <w:t xml:space="preserve"> on the life expectancy dataset, matching health expenditure data by country and year while returning </w:t>
       </w:r>
       <w:r>
         <w:rPr>
@@ -4924,10 +4878,7 @@
         <w:t>Colour mapping:</w:t>
       </w:r>
       <w:r>
-        <w:t xml:space="preserve"> </w:t>
-      </w:r>
-      <w:r>
-        <w:t xml:space="preserve">The </w:t>
+        <w:t xml:space="preserve"> The </w:t>
       </w:r>
       <w:r>
         <w:t xml:space="preserve">standardized </w:t>
@@ -5308,6 +5259,57 @@
         </w:tc>
       </w:tr>
     </w:tbl>
+    <w:p>
+      <w:pPr>
+        <w:spacing w:before="240"/>
+        <w:jc w:val="center"/>
+        <w:rPr>
+          <w:rStyle w:val="SubtleReference"/>
+        </w:rPr>
+      </w:pPr>
+      <w:r>
+        <w:rPr>
+          <w:rStyle w:val="SubtleReference"/>
+        </w:rPr>
+        <w:t>Table</w:t>
+      </w:r>
+      <w:r>
+        <w:rPr>
+          <w:rStyle w:val="SubtleReference"/>
+        </w:rPr>
+        <w:t xml:space="preserve"> 3</w:t>
+      </w:r>
+      <w:r>
+        <w:rPr>
+          <w:rStyle w:val="SubtleReference"/>
+        </w:rPr>
+        <w:t xml:space="preserve">: </w:t>
+      </w:r>
+      <w:r>
+        <w:rPr>
+          <w:rStyle w:val="SubtleReference"/>
+        </w:rPr>
+        <w:t>Required</w:t>
+      </w:r>
+      <w:r>
+        <w:rPr>
+          <w:rStyle w:val="SubtleReference"/>
+        </w:rPr>
+        <w:t xml:space="preserve"> Feature</w:t>
+      </w:r>
+      <w:r>
+        <w:rPr>
+          <w:rStyle w:val="SubtleReference"/>
+        </w:rPr>
+        <w:t>s</w:t>
+      </w:r>
+      <w:r>
+        <w:rPr>
+          <w:rStyle w:val="SubtleReference"/>
+        </w:rPr>
+        <w:t xml:space="preserve"> Implementation Summary</w:t>
+      </w:r>
+    </w:p>
     <w:p/>
     <w:p>
       <w:pPr>
@@ -5391,6 +5393,7 @@
               <w:spacing w:before="120" w:after="120"/>
             </w:pPr>
             <w:r>
+              <w:lastRenderedPageBreak/>
               <w:t>Display detailed values in tooltips</w:t>
             </w:r>
           </w:p>
@@ -5421,7 +5424,6 @@
               <w:spacing w:before="120" w:after="120"/>
             </w:pPr>
             <w:r>
-              <w:lastRenderedPageBreak/>
               <w:t>Country selection or filtering</w:t>
             </w:r>
           </w:p>
@@ -5461,13 +5463,7 @@
               <w:spacing w:before="120" w:after="120"/>
             </w:pPr>
             <w:r>
-              <w:t xml:space="preserve">Country </w:t>
-            </w:r>
-            <w:r>
-              <w:t>de</w:t>
-            </w:r>
-            <w:r>
-              <w:t>selection</w:t>
+              <w:t>Country deselection</w:t>
             </w:r>
           </w:p>
         </w:tc>
@@ -5649,6 +5645,39 @@
         </w:tc>
       </w:tr>
     </w:tbl>
+    <w:p>
+      <w:pPr>
+        <w:spacing w:before="240"/>
+        <w:jc w:val="center"/>
+        <w:rPr>
+          <w:rStyle w:val="SubtleReference"/>
+        </w:rPr>
+      </w:pPr>
+      <w:r>
+        <w:rPr>
+          <w:rStyle w:val="SubtleReference"/>
+        </w:rPr>
+        <w:t>Table</w:t>
+      </w:r>
+      <w:r>
+        <w:rPr>
+          <w:rStyle w:val="SubtleReference"/>
+        </w:rPr>
+        <w:t xml:space="preserve"> 4</w:t>
+      </w:r>
+      <w:r>
+        <w:rPr>
+          <w:rStyle w:val="SubtleReference"/>
+        </w:rPr>
+        <w:t xml:space="preserve">: </w:t>
+      </w:r>
+      <w:r>
+        <w:rPr>
+          <w:rStyle w:val="SubtleReference"/>
+        </w:rPr>
+        <w:t>Optional Features Implementation Summary</w:t>
+      </w:r>
+    </w:p>
     <w:p>
       <w:pPr>
         <w:jc w:val="both"/>
@@ -6344,13 +6373,49 @@
     </w:tbl>
     <w:p>
       <w:pPr>
-        <w:rPr>
-          <w:rFonts w:asciiTheme="majorHAnsi" w:eastAsiaTheme="majorEastAsia" w:hAnsiTheme="majorHAnsi" w:cstheme="majorBidi"/>
-          <w:color w:val="0F4761" w:themeColor="accent1" w:themeShade="BF"/>
-          <w:sz w:val="40"/>
-          <w:szCs w:val="40"/>
-        </w:rPr>
-      </w:pPr>
+        <w:jc w:val="center"/>
+        <w:rPr>
+          <w:rStyle w:val="SubtleReference"/>
+        </w:rPr>
+      </w:pPr>
+    </w:p>
+    <w:p>
+      <w:pPr>
+        <w:jc w:val="center"/>
+        <w:rPr>
+          <w:rStyle w:val="SubtleReference"/>
+        </w:rPr>
+      </w:pPr>
+      <w:r>
+        <w:rPr>
+          <w:rStyle w:val="SubtleReference"/>
+        </w:rPr>
+        <w:t>Table</w:t>
+      </w:r>
+      <w:r>
+        <w:rPr>
+          <w:rStyle w:val="SubtleReference"/>
+        </w:rPr>
+        <w:t xml:space="preserve"> 5</w:t>
+      </w:r>
+      <w:r>
+        <w:rPr>
+          <w:rStyle w:val="SubtleReference"/>
+        </w:rPr>
+        <w:t xml:space="preserve">: </w:t>
+      </w:r>
+      <w:r>
+        <w:rPr>
+          <w:rStyle w:val="SubtleReference"/>
+        </w:rPr>
+        <w:t xml:space="preserve">Guiding </w:t>
+      </w:r>
+      <w:r>
+        <w:rPr>
+          <w:rStyle w:val="SubtleReference"/>
+        </w:rPr>
+        <w:t>Question-to-Visualisation Mapping</w:t>
+      </w:r>
       <w:r>
         <w:br w:type="page"/>
       </w:r>
@@ -6929,6 +6994,39 @@
         </w:tc>
       </w:tr>
     </w:tbl>
+    <w:p>
+      <w:pPr>
+        <w:spacing w:before="240"/>
+        <w:jc w:val="center"/>
+        <w:rPr>
+          <w:rStyle w:val="SubtleReference"/>
+        </w:rPr>
+      </w:pPr>
+      <w:r>
+        <w:rPr>
+          <w:rStyle w:val="SubtleReference"/>
+        </w:rPr>
+        <w:t>Table</w:t>
+      </w:r>
+      <w:r>
+        <w:rPr>
+          <w:rStyle w:val="SubtleReference"/>
+        </w:rPr>
+        <w:t xml:space="preserve"> 6</w:t>
+      </w:r>
+      <w:r>
+        <w:rPr>
+          <w:rStyle w:val="SubtleReference"/>
+        </w:rPr>
+        <w:t xml:space="preserve">: </w:t>
+      </w:r>
+      <w:r>
+        <w:rPr>
+          <w:rStyle w:val="SubtleReference"/>
+        </w:rPr>
+        <w:t>Participant Profile</w:t>
+      </w:r>
+    </w:p>
     <w:p/>
     <w:p>
       <w:pPr>
@@ -7024,7 +7122,6 @@
     <w:p/>
     <w:p>
       <w:r>
-        <w:lastRenderedPageBreak/>
         <w:t>Following the task completion, the participants completed a post-test questionnaire using a 5-point scale.</w:t>
       </w:r>
     </w:p>
@@ -7367,6 +7464,39 @@
         </w:tc>
       </w:tr>
     </w:tbl>
+    <w:p>
+      <w:pPr>
+        <w:spacing w:before="240"/>
+        <w:jc w:val="center"/>
+        <w:rPr>
+          <w:rStyle w:val="SubtleReference"/>
+        </w:rPr>
+      </w:pPr>
+      <w:r>
+        <w:rPr>
+          <w:rStyle w:val="SubtleReference"/>
+        </w:rPr>
+        <w:t>Table</w:t>
+      </w:r>
+      <w:r>
+        <w:rPr>
+          <w:rStyle w:val="SubtleReference"/>
+        </w:rPr>
+        <w:t xml:space="preserve"> 7</w:t>
+      </w:r>
+      <w:r>
+        <w:rPr>
+          <w:rStyle w:val="SubtleReference"/>
+        </w:rPr>
+        <w:t xml:space="preserve">: </w:t>
+      </w:r>
+      <w:r>
+        <w:rPr>
+          <w:rStyle w:val="SubtleReference"/>
+        </w:rPr>
+        <w:t>User Testing Results</w:t>
+      </w:r>
+    </w:p>
     <w:p/>
     <w:p>
       <w:pPr>
@@ -7576,28 +7706,7 @@
               </w:rPr>
             </w:pPr>
             <w:r>
-              <w:t xml:space="preserve">Unclear </w:t>
-            </w:r>
-            <w:r>
-              <w:t>l</w:t>
-            </w:r>
-            <w:r>
-              <w:t xml:space="preserve">egends &amp; </w:t>
-            </w:r>
-            <w:r>
-              <w:t>v</w:t>
-            </w:r>
-            <w:r>
-              <w:t xml:space="preserve">isual </w:t>
-            </w:r>
-            <w:r>
-              <w:t>o</w:t>
-            </w:r>
-            <w:r>
-              <w:t>verlap</w:t>
-            </w:r>
-            <w:r>
-              <w:t xml:space="preserve">. </w:t>
+              <w:t xml:space="preserve">Unclear legends &amp; visual overlap. </w:t>
             </w:r>
           </w:p>
           <w:p>
@@ -7644,6 +7753,7 @@
               <w:ind w:left="0"/>
             </w:pPr>
             <w:r>
+              <w:lastRenderedPageBreak/>
               <w:t>Users forgot data when scrolling between visuals.</w:t>
             </w:r>
           </w:p>
@@ -7684,14 +7794,7 @@
               <w:ind w:left="0"/>
             </w:pPr>
             <w:r>
-              <w:lastRenderedPageBreak/>
-              <w:t>Hard to follow the overall story/</w:t>
-            </w:r>
-            <w:r>
-              <w:t>answers</w:t>
-            </w:r>
-            <w:r>
-              <w:t xml:space="preserve"> to the guiding questions.</w:t>
+              <w:t>Hard to follow the overall story/answers to the guiding questions.</w:t>
             </w:r>
           </w:p>
         </w:tc>
@@ -7707,10 +7810,7 @@
               <w:cnfStyle w:val="000000100000" w:firstRow="0" w:lastRow="0" w:firstColumn="0" w:lastColumn="0" w:oddVBand="0" w:evenVBand="0" w:oddHBand="1" w:evenHBand="0" w:firstRowFirstColumn="0" w:firstRowLastColumn="0" w:lastRowFirstColumn="0" w:lastRowLastColumn="0"/>
             </w:pPr>
             <w:r>
-              <w:t>Added brief contextual summaries answering each guiding question</w:t>
-            </w:r>
-            <w:r>
-              <w:t xml:space="preserve"> behind each question card.</w:t>
+              <w:t>Added brief contextual summaries answering each guiding question behind each question card.</w:t>
             </w:r>
           </w:p>
         </w:tc>
@@ -7728,19 +7828,7 @@
               <w:ind w:left="0"/>
             </w:pPr>
             <w:r>
-              <w:t xml:space="preserve">Visual 1 lacked explicit </w:t>
-            </w:r>
-            <w:r>
-              <w:t>colour</w:t>
-            </w:r>
-            <w:r>
-              <w:t xml:space="preserve"> coordination with </w:t>
-            </w:r>
-            <w:r>
-              <w:t>the other visuals</w:t>
-            </w:r>
-            <w:r>
-              <w:t>.</w:t>
+              <w:t>Visual 1 lacked explicit colour coordination with the other visuals.</w:t>
             </w:r>
           </w:p>
         </w:tc>
@@ -7768,13 +7856,7 @@
               <w:t>Tableau10</w:t>
             </w:r>
             <w:r>
-              <w:t xml:space="preserve"> </w:t>
-            </w:r>
-            <w:r>
-              <w:t>colour</w:t>
-            </w:r>
-            <w:r>
-              <w:t xml:space="preserve"> scale uniformly across all visual elements (Visual 1, 2, and 3).</w:t>
+              <w:t xml:space="preserve"> colour scale uniformly across all visual elements (Visual 1, 2, and 3).</w:t>
             </w:r>
           </w:p>
         </w:tc>
@@ -7782,96 +7864,46 @@
     </w:tbl>
     <w:p>
       <w:pPr>
+        <w:spacing w:before="240"/>
+        <w:jc w:val="center"/>
+        <w:rPr>
+          <w:rStyle w:val="SubtleReference"/>
+        </w:rPr>
+      </w:pPr>
+      <w:r>
+        <w:t xml:space="preserve"> </w:t>
+      </w:r>
+      <w:r>
+        <w:rPr>
+          <w:rStyle w:val="SubtleReference"/>
+        </w:rPr>
+        <w:t>Table</w:t>
+      </w:r>
+      <w:r>
+        <w:rPr>
+          <w:rStyle w:val="SubtleReference"/>
+        </w:rPr>
+        <w:t xml:space="preserve"> 8</w:t>
+      </w:r>
+      <w:r>
+        <w:rPr>
+          <w:rStyle w:val="SubtleReference"/>
+        </w:rPr>
+        <w:t xml:space="preserve">: </w:t>
+      </w:r>
+      <w:r>
+        <w:rPr>
+          <w:rStyle w:val="SubtleReference"/>
+        </w:rPr>
+        <w:t>Usability Iterations</w:t>
+      </w:r>
+    </w:p>
+    <w:p>
+      <w:pPr>
         <w:pStyle w:val="ListParagraph"/>
         <w:ind w:left="0"/>
       </w:pPr>
-      <w:r>
-        <w:t xml:space="preserve"> </w:t>
-      </w:r>
-    </w:p>
-    <w:p>
-      <w:pPr>
-        <w:pStyle w:val="Heading1"/>
-      </w:pPr>
-      <w:bookmarkStart w:id="20" w:name="_Toc242063503"/>
-      <w:r>
-        <w:t>6. Conclusion</w:t>
-      </w:r>
-      <w:bookmarkEnd w:id="20"/>
-    </w:p>
-    <w:p>
-      <w:r>
-        <w:t>This project demonstrates that higher healthcare expenditure does not guarantee superior life expectancy outcomes. While nations like the United States spend significantly more per capita for lower</w:t>
-      </w:r>
-      <w:r>
-        <w:t xml:space="preserve"> life expectancy, s</w:t>
-      </w:r>
-      <w:r>
-        <w:t xml:space="preserve">ome East Asian and European countries </w:t>
-      </w:r>
-      <w:r>
-        <w:t xml:space="preserve">achieve superior health outcomes with considerably lower financial </w:t>
-      </w:r>
-      <w:r>
-        <w:t>allocations</w:t>
-      </w:r>
-      <w:r>
-        <w:t xml:space="preserve">. </w:t>
-      </w:r>
-      <w:r>
-        <w:t>Across the 2015–2024 decade, healthcare spending broadly increased, while life expectancy experienced a temporary drop surrounding the COVID-19 pandemic</w:t>
-      </w:r>
-      <w:r>
-        <w:t>.</w:t>
-      </w:r>
-    </w:p>
-    <w:p>
-      <w:r>
-        <w:t xml:space="preserve">Limitations </w:t>
-      </w:r>
-      <w:r>
-        <w:t>encountered</w:t>
-      </w:r>
-      <w:r>
-        <w:t xml:space="preserve"> during this project included </w:t>
-      </w:r>
-      <w:r>
-        <w:t>tight development timelines that restricted</w:t>
-      </w:r>
-      <w:r>
-        <w:t xml:space="preserve"> minor UI enhancements</w:t>
-      </w:r>
-      <w:r>
-        <w:t xml:space="preserve"> that could have </w:t>
-      </w:r>
-      <w:r>
-        <w:t>enhanced the</w:t>
-      </w:r>
-      <w:r>
-        <w:t xml:space="preserve"> user experience. </w:t>
-      </w:r>
-    </w:p>
-    <w:p>
-      <w:r>
-        <w:t>Future iterations of this platform could incorporate</w:t>
-      </w:r>
-      <w:r>
-        <w:t xml:space="preserve">, options such as the ability to filter by year, </w:t>
-      </w:r>
-      <w:r>
-        <w:t xml:space="preserve">timeline sliders, and </w:t>
-      </w:r>
-      <w:r>
-        <w:t>expansion to all 38 OECD member nations</w:t>
-      </w:r>
-      <w:r>
-        <w:t xml:space="preserve"> </w:t>
-      </w:r>
-      <w:r>
-        <w:t>for a comprehensive overview.</w:t>
-      </w:r>
-    </w:p>
-    <w:p/>
+    </w:p>
     <w:p>
       <w:pPr>
         <w:rPr>
@@ -7881,6 +7913,7 @@
           <w:szCs w:val="40"/>
         </w:rPr>
       </w:pPr>
+      <w:bookmarkStart w:id="20" w:name="_Toc242063503"/>
       <w:r>
         <w:br w:type="page"/>
       </w:r>
@@ -7889,75 +7922,70 @@
       <w:pPr>
         <w:pStyle w:val="Heading1"/>
       </w:pPr>
-      <w:bookmarkStart w:id="21" w:name="_Toc242063504"/>
       <w:r>
         <w:lastRenderedPageBreak/>
-        <w:t>7. References</w:t>
-      </w:r>
-      <w:bookmarkEnd w:id="21"/>
-    </w:p>
-    <w:p>
-      <w:pPr>
-        <w:ind w:left="720" w:hanging="720"/>
-      </w:pPr>
-      <w:r>
-        <w:t xml:space="preserve">Anwar, A., Hyder, S., </w:t>
-      </w:r>
-      <w:proofErr w:type="gramStart"/>
-      <w:r>
-        <w:t>Nor,</w:t>
-      </w:r>
-      <w:proofErr w:type="gramEnd"/>
-      <w:r>
-        <w:t xml:space="preserve"> N. M., &amp; Younis, M. (2023). Government health expenditures and health outcome nexus: A study on OECD countries. Frontiers in Public Health, 11, Article 1123759. </w:t>
-      </w:r>
-      <w:hyperlink r:id="rId15" w:history="1">
-        <w:r>
-          <w:rPr>
-            <w:rStyle w:val="Hyperlink"/>
-          </w:rPr>
-          <w:t>https://doi.org/10.3389/fpubh.2023.1123759</w:t>
-        </w:r>
-      </w:hyperlink>
-    </w:p>
-    <w:p>
-      <w:pPr>
-        <w:ind w:left="720" w:hanging="720"/>
-      </w:pPr>
-      <w:r>
-        <w:t xml:space="preserve">Organisation for Economic Co-operation and Development. (n.d.). Health expenditure and financing [Data set]. OECD Data Explorer. </w:t>
-      </w:r>
-      <w:hyperlink r:id="rId16" w:history="1">
-        <w:r>
-          <w:rPr>
-            <w:rStyle w:val="Hyperlink"/>
-          </w:rPr>
-          <w:t>https://data-explorer.oecd.org/vis?df[ds]=dsDisseminateFinalDMZ&amp;df[id]=DSD_SHA%40DF_SHA&amp;df[ag]=OECD.ELS.HD&amp;df[vs]=1.1&amp;dq=.A.EXP_HEALTH.PT_B1GQ._T.._T.._T...&amp;pd=2015,&amp;to[TIME_PERIOD]=false</w:t>
-        </w:r>
-      </w:hyperlink>
-      <w:r>
-        <w:t xml:space="preserve"> </w:t>
-      </w:r>
-    </w:p>
-    <w:p>
-      <w:pPr>
-        <w:ind w:left="720" w:hanging="720"/>
-      </w:pPr>
-      <w:r>
-        <w:t xml:space="preserve">Organisation for Economic Co-operation and Development. (n.d.). Life expectancy [Data set]. OECD Data Explorer. </w:t>
-      </w:r>
-      <w:hyperlink r:id="rId17" w:history="1">
-        <w:r>
-          <w:rPr>
-            <w:rStyle w:val="Hyperlink"/>
-          </w:rPr>
-          <w:t>https://data-explorer.oecd.org/vis?df[ds]=dsDisseminateFinalDMZ&amp;df[id]=DSD_HEALTH_STAT%40DF_LE&amp;df[ag]=OECD.ELS.HD&amp;df[vs]=1.1&amp;dq=.A...Y0........&amp;pd=2015,&amp;to[TIME_PERIOD]=false</w:t>
-        </w:r>
-      </w:hyperlink>
-      <w:r>
-        <w:t xml:space="preserve"> </w:t>
-      </w:r>
-    </w:p>
+        <w:t>6. Conclusion</w:t>
+      </w:r>
+      <w:bookmarkEnd w:id="20"/>
+    </w:p>
+    <w:p>
+      <w:r>
+        <w:t>This project demonstrates that higher healthcare expenditure does not guarantee superior life expectancy outcomes. While nations like the United States spend significantly more per capita for lower life expectancy, s</w:t>
+      </w:r>
+      <w:r>
+        <w:t xml:space="preserve">ome East Asian and European countries </w:t>
+      </w:r>
+      <w:r>
+        <w:t>achieve superior health outcomes with considerably lower financial allocations</w:t>
+      </w:r>
+      <w:r>
+        <w:t xml:space="preserve">. </w:t>
+      </w:r>
+      <w:r>
+        <w:t>Across the 2015–2024 decade, healthcare spending broadly increased, while life expectancy experienced a temporary drop surrounding the COVID-19 pandemic.</w:t>
+      </w:r>
+    </w:p>
+    <w:p>
+      <w:r>
+        <w:t xml:space="preserve">Limitations </w:t>
+      </w:r>
+      <w:r>
+        <w:t>encountered</w:t>
+      </w:r>
+      <w:r>
+        <w:t xml:space="preserve"> during this project included </w:t>
+      </w:r>
+      <w:r>
+        <w:t>tight development timelines that restricted</w:t>
+      </w:r>
+      <w:r>
+        <w:t xml:space="preserve"> minor UI enhancements</w:t>
+      </w:r>
+      <w:r>
+        <w:t xml:space="preserve"> that could have </w:t>
+      </w:r>
+      <w:r>
+        <w:t>enhanced the</w:t>
+      </w:r>
+      <w:r>
+        <w:t xml:space="preserve"> user experience. </w:t>
+      </w:r>
+    </w:p>
+    <w:p>
+      <w:r>
+        <w:t>Future iterations of this platform could incorporate</w:t>
+      </w:r>
+      <w:r>
+        <w:t xml:space="preserve">, options such as the ability to filter by year, </w:t>
+      </w:r>
+      <w:r>
+        <w:t xml:space="preserve">timeline sliders, and expansion to all 38 OECD member nations </w:t>
+      </w:r>
+      <w:r>
+        <w:t>for a comprehensive overview.</w:t>
+      </w:r>
+    </w:p>
+    <w:p/>
     <w:p>
       <w:pPr>
         <w:rPr>
@@ -7975,6 +8003,92 @@
       <w:pPr>
         <w:pStyle w:val="Heading1"/>
       </w:pPr>
+      <w:bookmarkStart w:id="21" w:name="_Toc242063504"/>
+      <w:r>
+        <w:lastRenderedPageBreak/>
+        <w:t>7. References</w:t>
+      </w:r>
+      <w:bookmarkEnd w:id="21"/>
+    </w:p>
+    <w:p>
+      <w:pPr>
+        <w:ind w:left="720" w:hanging="720"/>
+      </w:pPr>
+      <w:r>
+        <w:t xml:space="preserve">Anwar, A., Hyder, S., </w:t>
+      </w:r>
+      <w:proofErr w:type="gramStart"/>
+      <w:r>
+        <w:t>Nor,</w:t>
+      </w:r>
+      <w:proofErr w:type="gramEnd"/>
+      <w:r>
+        <w:t xml:space="preserve"> N. M., &amp; Younis, M. (2023). Government health expenditures and health outcome nexus: A study on OECD countries. Frontiers in Public Health, 11, Article 1123759. </w:t>
+      </w:r>
+      <w:hyperlink r:id="rId15" w:history="1">
+        <w:r>
+          <w:rPr>
+            <w:rStyle w:val="Hyperlink"/>
+          </w:rPr>
+          <w:t>https://doi.org/10.3389/fpubh.2023.1123759</w:t>
+        </w:r>
+      </w:hyperlink>
+    </w:p>
+    <w:p>
+      <w:pPr>
+        <w:ind w:left="720" w:hanging="720"/>
+      </w:pPr>
+      <w:r>
+        <w:t xml:space="preserve">Organisation for Economic Co-operation and Development. (n.d.). Health expenditure and financing [Data set]. OECD Data Explorer. </w:t>
+      </w:r>
+      <w:hyperlink r:id="rId16" w:history="1">
+        <w:r>
+          <w:rPr>
+            <w:rStyle w:val="Hyperlink"/>
+          </w:rPr>
+          <w:t>https://data-explorer.oecd.org/vis?df[ds]=dsDisseminateFinalDMZ&amp;df[id]=DSD_SHA%40DF_SHA&amp;df[ag]=OECD.ELS.HD&amp;df[vs]=1.1&amp;dq=.A.EXP_HEALTH.PT_B1GQ._T.._T.._T...&amp;pd=2015,&amp;to[TIME_PERIOD]=false</w:t>
+        </w:r>
+      </w:hyperlink>
+      <w:r>
+        <w:t xml:space="preserve"> </w:t>
+      </w:r>
+    </w:p>
+    <w:p>
+      <w:pPr>
+        <w:ind w:left="720" w:hanging="720"/>
+      </w:pPr>
+      <w:r>
+        <w:t xml:space="preserve">Organisation for Economic Co-operation and Development. (n.d.). Life expectancy [Data set]. OECD Data Explorer. </w:t>
+      </w:r>
+      <w:hyperlink r:id="rId17" w:history="1">
+        <w:r>
+          <w:rPr>
+            <w:rStyle w:val="Hyperlink"/>
+          </w:rPr>
+          <w:t>https://data-explorer.oecd.org/vis?df[ds]=dsDisseminateFinalDMZ&amp;df[id]=DSD_HEALTH_STAT%40DF_LE&amp;df[ag]=OECD.ELS.HD&amp;df[vs]=1.1&amp;dq=.A...Y0........&amp;pd=2015,&amp;to[TIME_PERIOD]=false</w:t>
+        </w:r>
+      </w:hyperlink>
+      <w:r>
+        <w:t xml:space="preserve"> </w:t>
+      </w:r>
+    </w:p>
+    <w:p>
+      <w:pPr>
+        <w:rPr>
+          <w:rFonts w:asciiTheme="majorHAnsi" w:eastAsiaTheme="majorEastAsia" w:hAnsiTheme="majorHAnsi" w:cstheme="majorBidi"/>
+          <w:color w:val="0F4761" w:themeColor="accent1" w:themeShade="BF"/>
+          <w:sz w:val="40"/>
+          <w:szCs w:val="40"/>
+        </w:rPr>
+      </w:pPr>
+      <w:r>
+        <w:br w:type="page"/>
+      </w:r>
+    </w:p>
+    <w:p>
+      <w:pPr>
+        <w:pStyle w:val="Heading1"/>
+      </w:pPr>
       <w:bookmarkStart w:id="22" w:name="_Toc242063505"/>
       <w:r>
         <w:lastRenderedPageBreak/>
@@ -7988,16 +8102,7 @@
       </w:pPr>
       <w:bookmarkStart w:id="23" w:name="_Toc242063506"/>
       <w:r>
-        <w:t xml:space="preserve">Appendix </w:t>
-      </w:r>
-      <w:r>
-        <w:t>A</w:t>
-      </w:r>
-      <w:r>
-        <w:t xml:space="preserve">: </w:t>
-      </w:r>
-      <w:r>
-        <w:t>Team Collaboration setup</w:t>
+        <w:t>Appendix A: Team Collaboration setup</w:t>
       </w:r>
       <w:bookmarkEnd w:id="23"/>
     </w:p>
@@ -8025,7 +8130,7 @@
                 <w:szCs w:val="28"/>
               </w:rPr>
               <w:drawing>
-                <wp:anchor distT="0" distB="0" distL="114300" distR="114300" simplePos="0" relativeHeight="251658240" behindDoc="0" locked="0" layoutInCell="1" allowOverlap="1" wp14:anchorId="2AEF8A1F" wp14:editId="797B7868">
+                <wp:anchor distT="0" distB="0" distL="114300" distR="114300" simplePos="0" relativeHeight="251658240" behindDoc="0" locked="0" layoutInCell="1" allowOverlap="1" wp14:anchorId="2AEF8A1F" wp14:editId="6C989D01">
                   <wp:simplePos x="0" y="0"/>
                   <wp:positionH relativeFrom="column">
                     <wp:posOffset>2605405</wp:posOffset>
@@ -8162,7 +8267,7 @@
                 <w:szCs w:val="28"/>
               </w:rPr>
               <w:drawing>
-                <wp:anchor distT="0" distB="0" distL="114300" distR="114300" simplePos="0" relativeHeight="251660288" behindDoc="0" locked="0" layoutInCell="1" allowOverlap="1" wp14:anchorId="352BE701" wp14:editId="46380F98">
+                <wp:anchor distT="0" distB="0" distL="114300" distR="114300" simplePos="0" relativeHeight="251660288" behindDoc="0" locked="0" layoutInCell="1" allowOverlap="1" wp14:anchorId="352BE701" wp14:editId="07B2ACB7">
                   <wp:simplePos x="0" y="0"/>
                   <wp:positionH relativeFrom="column">
                     <wp:posOffset>-64877</wp:posOffset>
@@ -8242,16 +8347,7 @@
       <w:bookmarkStart w:id="24" w:name="_Toc242063507"/>
       <w:r>
         <w:lastRenderedPageBreak/>
-        <w:t xml:space="preserve">Appendix </w:t>
-      </w:r>
-      <w:r>
-        <w:t>C</w:t>
-      </w:r>
-      <w:r>
-        <w:t xml:space="preserve">: </w:t>
-      </w:r>
-      <w:r>
-        <w:t>Visualisation Iteration Example</w:t>
+        <w:t>Appendix C: Visualisation Iteration Example</w:t>
       </w:r>
       <w:bookmarkEnd w:id="24"/>
     </w:p>
@@ -8507,39 +8603,7 @@
           <w:i/>
           <w:iCs/>
         </w:rPr>
-        <w:t xml:space="preserve"> You are invited to participate in a usability evaluation of an interactive data visuali</w:t>
-      </w:r>
-      <w:r>
-        <w:rPr>
-          <w:rFonts w:ascii="Arial" w:hAnsi="Arial" w:cs="Arial"/>
-          <w:i/>
-          <w:iCs/>
-        </w:rPr>
-        <w:t>s</w:t>
-      </w:r>
-      <w:r>
-        <w:rPr>
-          <w:rFonts w:ascii="Arial" w:hAnsi="Arial" w:cs="Arial"/>
-          <w:i/>
-          <w:iCs/>
-        </w:rPr>
-        <w:t xml:space="preserve">ation </w:t>
-      </w:r>
-      <w:r>
-        <w:rPr>
-          <w:rFonts w:ascii="Arial" w:hAnsi="Arial" w:cs="Arial"/>
-          <w:i/>
-          <w:iCs/>
-        </w:rPr>
-        <w:t>website</w:t>
-      </w:r>
-      <w:r>
-        <w:rPr>
-          <w:rFonts w:ascii="Arial" w:hAnsi="Arial" w:cs="Arial"/>
-          <w:i/>
-          <w:iCs/>
-        </w:rPr>
-        <w:t xml:space="preserve"> exploring healthcare spending and life expectancy across OECD nations. </w:t>
+        <w:t xml:space="preserve"> You are invited to participate in a usability evaluation of an interactive data visualisation website exploring healthcare spending and life expectancy across OECD nations. </w:t>
       </w:r>
     </w:p>
     <w:p>
@@ -14293,6 +14357,29 @@
       </w:tcPr>
     </w:tblStylePr>
   </w:style>
+  <w:style w:type="character" w:styleId="SubtleReference">
+    <w:name w:val="Subtle Reference"/>
+    <w:basedOn w:val="DefaultParagraphFont"/>
+    <w:uiPriority w:val="31"/>
+    <w:qFormat/>
+    <w:rsid w:val="0063772D"/>
+    <w:rPr>
+      <w:smallCaps/>
+      <w:color w:val="5A5A5A" w:themeColor="text1" w:themeTint="A5"/>
+    </w:rPr>
+  </w:style>
+  <w:style w:type="character" w:styleId="SubtleEmphasis">
+    <w:name w:val="Subtle Emphasis"/>
+    <w:basedOn w:val="DefaultParagraphFont"/>
+    <w:uiPriority w:val="19"/>
+    <w:qFormat/>
+    <w:rsid w:val="0063772D"/>
+    <w:rPr>
+      <w:i/>
+      <w:iCs/>
+      <w:color w:val="404040" w:themeColor="text1" w:themeTint="BF"/>
+    </w:rPr>
+  </w:style>
 </w:styles>
 </file>
 

--- a/Assignment 3B_Project process book/Assignment 3B - Project process book.docx
+++ b/Assignment 3B_Project process book/Assignment 3B - Project process book.docx
@@ -668,7 +668,7 @@
         </w:rPr>
         <w:fldChar w:fldCharType="separate"/>
       </w:r>
-      <w:hyperlink w:anchor="_Toc242063483" w:history="1">
+      <w:hyperlink w:anchor="_Toc242064456" w:history="1">
         <w:r>
           <w:rPr>
             <w:rStyle w:val="Hyperlink"/>
@@ -695,7 +695,7 @@
             <w:noProof/>
             <w:webHidden/>
           </w:rPr>
-          <w:instrText xml:space="preserve"> PAGEREF _Toc242063483 \h </w:instrText>
+          <w:instrText xml:space="preserve"> PAGEREF _Toc242064456 \h </w:instrText>
         </w:r>
         <w:r>
           <w:rPr>
@@ -741,7 +741,7 @@
           <w:lang w:eastAsia="en-GB"/>
         </w:rPr>
       </w:pPr>
-      <w:hyperlink w:anchor="_Toc242063484" w:history="1">
+      <w:hyperlink w:anchor="_Toc242064457" w:history="1">
         <w:r>
           <w:rPr>
             <w:rStyle w:val="Hyperlink"/>
@@ -768,7 +768,7 @@
             <w:noProof/>
             <w:webHidden/>
           </w:rPr>
-          <w:instrText xml:space="preserve"> PAGEREF _Toc242063484 \h </w:instrText>
+          <w:instrText xml:space="preserve"> PAGEREF _Toc242064457 \h </w:instrText>
         </w:r>
         <w:r>
           <w:rPr>
@@ -814,7 +814,7 @@
           <w:lang w:eastAsia="en-GB"/>
         </w:rPr>
       </w:pPr>
-      <w:hyperlink w:anchor="_Toc242063485" w:history="1">
+      <w:hyperlink w:anchor="_Toc242064458" w:history="1">
         <w:r>
           <w:rPr>
             <w:rStyle w:val="Hyperlink"/>
@@ -841,7 +841,7 @@
             <w:noProof/>
             <w:webHidden/>
           </w:rPr>
-          <w:instrText xml:space="preserve"> PAGEREF _Toc242063485 \h </w:instrText>
+          <w:instrText xml:space="preserve"> PAGEREF _Toc242064458 \h </w:instrText>
         </w:r>
         <w:r>
           <w:rPr>
@@ -887,7 +887,7 @@
           <w:lang w:eastAsia="en-GB"/>
         </w:rPr>
       </w:pPr>
-      <w:hyperlink w:anchor="_Toc242063486" w:history="1">
+      <w:hyperlink w:anchor="_Toc242064459" w:history="1">
         <w:r>
           <w:rPr>
             <w:rStyle w:val="Hyperlink"/>
@@ -914,7 +914,7 @@
             <w:noProof/>
             <w:webHidden/>
           </w:rPr>
-          <w:instrText xml:space="preserve"> PAGEREF _Toc242063486 \h </w:instrText>
+          <w:instrText xml:space="preserve"> PAGEREF _Toc242064459 \h </w:instrText>
         </w:r>
         <w:r>
           <w:rPr>
@@ -960,7 +960,7 @@
           <w:lang w:eastAsia="en-GB"/>
         </w:rPr>
       </w:pPr>
-      <w:hyperlink w:anchor="_Toc242063487" w:history="1">
+      <w:hyperlink w:anchor="_Toc242064460" w:history="1">
         <w:r>
           <w:rPr>
             <w:rStyle w:val="Hyperlink"/>
@@ -987,7 +987,7 @@
             <w:noProof/>
             <w:webHidden/>
           </w:rPr>
-          <w:instrText xml:space="preserve"> PAGEREF _Toc242063487 \h </w:instrText>
+          <w:instrText xml:space="preserve"> PAGEREF _Toc242064460 \h </w:instrText>
         </w:r>
         <w:r>
           <w:rPr>
@@ -1035,7 +1035,7 @@
           <w:lang w:eastAsia="en-GB"/>
         </w:rPr>
       </w:pPr>
-      <w:hyperlink w:anchor="_Toc242063488" w:history="1">
+      <w:hyperlink w:anchor="_Toc242064461" w:history="1">
         <w:r>
           <w:rPr>
             <w:rStyle w:val="Hyperlink"/>
@@ -1062,7 +1062,7 @@
             <w:noProof/>
             <w:webHidden/>
           </w:rPr>
-          <w:instrText xml:space="preserve"> PAGEREF _Toc242063488 \h </w:instrText>
+          <w:instrText xml:space="preserve"> PAGEREF _Toc242064461 \h </w:instrText>
         </w:r>
         <w:r>
           <w:rPr>
@@ -1108,7 +1108,7 @@
           <w:lang w:eastAsia="en-GB"/>
         </w:rPr>
       </w:pPr>
-      <w:hyperlink w:anchor="_Toc242063489" w:history="1">
+      <w:hyperlink w:anchor="_Toc242064462" w:history="1">
         <w:r>
           <w:rPr>
             <w:rStyle w:val="Hyperlink"/>
@@ -1135,7 +1135,7 @@
             <w:noProof/>
             <w:webHidden/>
           </w:rPr>
-          <w:instrText xml:space="preserve"> PAGEREF _Toc242063489 \h </w:instrText>
+          <w:instrText xml:space="preserve"> PAGEREF _Toc242064462 \h </w:instrText>
         </w:r>
         <w:r>
           <w:rPr>
@@ -1181,7 +1181,7 @@
           <w:lang w:eastAsia="en-GB"/>
         </w:rPr>
       </w:pPr>
-      <w:hyperlink w:anchor="_Toc242063490" w:history="1">
+      <w:hyperlink w:anchor="_Toc242064463" w:history="1">
         <w:r>
           <w:rPr>
             <w:rStyle w:val="Hyperlink"/>
@@ -1208,7 +1208,7 @@
             <w:noProof/>
             <w:webHidden/>
           </w:rPr>
-          <w:instrText xml:space="preserve"> PAGEREF _Toc242063490 \h </w:instrText>
+          <w:instrText xml:space="preserve"> PAGEREF _Toc242064463 \h </w:instrText>
         </w:r>
         <w:r>
           <w:rPr>
@@ -1256,7 +1256,7 @@
           <w:lang w:eastAsia="en-GB"/>
         </w:rPr>
       </w:pPr>
-      <w:hyperlink w:anchor="_Toc242063491" w:history="1">
+      <w:hyperlink w:anchor="_Toc242064464" w:history="1">
         <w:r>
           <w:rPr>
             <w:rStyle w:val="Hyperlink"/>
@@ -1283,7 +1283,7 @@
             <w:noProof/>
             <w:webHidden/>
           </w:rPr>
-          <w:instrText xml:space="preserve"> PAGEREF _Toc242063491 \h </w:instrText>
+          <w:instrText xml:space="preserve"> PAGEREF _Toc242064464 \h </w:instrText>
         </w:r>
         <w:r>
           <w:rPr>
@@ -1329,7 +1329,7 @@
           <w:lang w:eastAsia="en-GB"/>
         </w:rPr>
       </w:pPr>
-      <w:hyperlink w:anchor="_Toc242063492" w:history="1">
+      <w:hyperlink w:anchor="_Toc242064465" w:history="1">
         <w:r>
           <w:rPr>
             <w:rStyle w:val="Hyperlink"/>
@@ -1356,7 +1356,7 @@
             <w:noProof/>
             <w:webHidden/>
           </w:rPr>
-          <w:instrText xml:space="preserve"> PAGEREF _Toc242063492 \h </w:instrText>
+          <w:instrText xml:space="preserve"> PAGEREF _Toc242064465 \h </w:instrText>
         </w:r>
         <w:r>
           <w:rPr>
@@ -1402,7 +1402,7 @@
           <w:lang w:eastAsia="en-GB"/>
         </w:rPr>
       </w:pPr>
-      <w:hyperlink w:anchor="_Toc242063493" w:history="1">
+      <w:hyperlink w:anchor="_Toc242064466" w:history="1">
         <w:r>
           <w:rPr>
             <w:rStyle w:val="Hyperlink"/>
@@ -1429,7 +1429,7 @@
             <w:noProof/>
             <w:webHidden/>
           </w:rPr>
-          <w:instrText xml:space="preserve"> PAGEREF _Toc242063493 \h </w:instrText>
+          <w:instrText xml:space="preserve"> PAGEREF _Toc242064466 \h </w:instrText>
         </w:r>
         <w:r>
           <w:rPr>
@@ -1477,7 +1477,7 @@
           <w:lang w:eastAsia="en-GB"/>
         </w:rPr>
       </w:pPr>
-      <w:hyperlink w:anchor="_Toc242063494" w:history="1">
+      <w:hyperlink w:anchor="_Toc242064467" w:history="1">
         <w:r>
           <w:rPr>
             <w:rStyle w:val="Hyperlink"/>
@@ -1504,7 +1504,7 @@
             <w:noProof/>
             <w:webHidden/>
           </w:rPr>
-          <w:instrText xml:space="preserve"> PAGEREF _Toc242063494 \h </w:instrText>
+          <w:instrText xml:space="preserve"> PAGEREF _Toc242064467 \h </w:instrText>
         </w:r>
         <w:r>
           <w:rPr>
@@ -1552,7 +1552,7 @@
           <w:lang w:eastAsia="en-GB"/>
         </w:rPr>
       </w:pPr>
-      <w:hyperlink w:anchor="_Toc242063495" w:history="1">
+      <w:hyperlink w:anchor="_Toc242064468" w:history="1">
         <w:r>
           <w:rPr>
             <w:rStyle w:val="Hyperlink"/>
@@ -1579,7 +1579,7 @@
             <w:noProof/>
             <w:webHidden/>
           </w:rPr>
-          <w:instrText xml:space="preserve"> PAGEREF _Toc242063495 \h </w:instrText>
+          <w:instrText xml:space="preserve"> PAGEREF _Toc242064468 \h </w:instrText>
         </w:r>
         <w:r>
           <w:rPr>
@@ -1625,7 +1625,7 @@
           <w:lang w:eastAsia="en-GB"/>
         </w:rPr>
       </w:pPr>
-      <w:hyperlink w:anchor="_Toc242063496" w:history="1">
+      <w:hyperlink w:anchor="_Toc242064469" w:history="1">
         <w:r>
           <w:rPr>
             <w:rStyle w:val="Hyperlink"/>
@@ -1652,7 +1652,7 @@
             <w:noProof/>
             <w:webHidden/>
           </w:rPr>
-          <w:instrText xml:space="preserve"> PAGEREF _Toc242063496 \h </w:instrText>
+          <w:instrText xml:space="preserve"> PAGEREF _Toc242064469 \h </w:instrText>
         </w:r>
         <w:r>
           <w:rPr>
@@ -1698,7 +1698,7 @@
           <w:lang w:eastAsia="en-GB"/>
         </w:rPr>
       </w:pPr>
-      <w:hyperlink w:anchor="_Toc242063497" w:history="1">
+      <w:hyperlink w:anchor="_Toc242064470" w:history="1">
         <w:r>
           <w:rPr>
             <w:rStyle w:val="Hyperlink"/>
@@ -1725,7 +1725,7 @@
             <w:noProof/>
             <w:webHidden/>
           </w:rPr>
-          <w:instrText xml:space="preserve"> PAGEREF _Toc242063497 \h </w:instrText>
+          <w:instrText xml:space="preserve"> PAGEREF _Toc242064470 \h </w:instrText>
         </w:r>
         <w:r>
           <w:rPr>
@@ -1771,7 +1771,7 @@
           <w:lang w:eastAsia="en-GB"/>
         </w:rPr>
       </w:pPr>
-      <w:hyperlink w:anchor="_Toc242063498" w:history="1">
+      <w:hyperlink w:anchor="_Toc242064471" w:history="1">
         <w:r>
           <w:rPr>
             <w:rStyle w:val="Hyperlink"/>
@@ -1798,7 +1798,7 @@
             <w:noProof/>
             <w:webHidden/>
           </w:rPr>
-          <w:instrText xml:space="preserve"> PAGEREF _Toc242063498 \h </w:instrText>
+          <w:instrText xml:space="preserve"> PAGEREF _Toc242064471 \h </w:instrText>
         </w:r>
         <w:r>
           <w:rPr>
@@ -1844,7 +1844,7 @@
           <w:lang w:eastAsia="en-GB"/>
         </w:rPr>
       </w:pPr>
-      <w:hyperlink w:anchor="_Toc242063499" w:history="1">
+      <w:hyperlink w:anchor="_Toc242064472" w:history="1">
         <w:r>
           <w:rPr>
             <w:rStyle w:val="Hyperlink"/>
@@ -1871,7 +1871,7 @@
             <w:noProof/>
             <w:webHidden/>
           </w:rPr>
-          <w:instrText xml:space="preserve"> PAGEREF _Toc242063499 \h </w:instrText>
+          <w:instrText xml:space="preserve"> PAGEREF _Toc242064472 \h </w:instrText>
         </w:r>
         <w:r>
           <w:rPr>
@@ -1918,7 +1918,7 @@
           <w:lang w:eastAsia="en-GB"/>
         </w:rPr>
       </w:pPr>
-      <w:hyperlink w:anchor="_Toc242063500" w:history="1">
+      <w:hyperlink w:anchor="_Toc242064473" w:history="1">
         <w:r>
           <w:rPr>
             <w:rStyle w:val="Hyperlink"/>
@@ -1945,7 +1945,7 @@
             <w:noProof/>
             <w:webHidden/>
           </w:rPr>
-          <w:instrText xml:space="preserve"> PAGEREF _Toc242063500 \h </w:instrText>
+          <w:instrText xml:space="preserve"> PAGEREF _Toc242064473 \h </w:instrText>
         </w:r>
         <w:r>
           <w:rPr>
@@ -1992,7 +1992,7 @@
           <w:lang w:eastAsia="en-GB"/>
         </w:rPr>
       </w:pPr>
-      <w:hyperlink w:anchor="_Toc242063501" w:history="1">
+      <w:hyperlink w:anchor="_Toc242064474" w:history="1">
         <w:r>
           <w:rPr>
             <w:rStyle w:val="Hyperlink"/>
@@ -2019,7 +2019,7 @@
             <w:noProof/>
             <w:webHidden/>
           </w:rPr>
-          <w:instrText xml:space="preserve"> PAGEREF _Toc242063501 \h </w:instrText>
+          <w:instrText xml:space="preserve"> PAGEREF _Toc242064474 \h </w:instrText>
         </w:r>
         <w:r>
           <w:rPr>
@@ -2065,7 +2065,7 @@
           <w:lang w:eastAsia="en-GB"/>
         </w:rPr>
       </w:pPr>
-      <w:hyperlink w:anchor="_Toc242063502" w:history="1">
+      <w:hyperlink w:anchor="_Toc242064475" w:history="1">
         <w:r>
           <w:rPr>
             <w:rStyle w:val="Hyperlink"/>
@@ -2092,7 +2092,7 @@
             <w:noProof/>
             <w:webHidden/>
           </w:rPr>
-          <w:instrText xml:space="preserve"> PAGEREF _Toc242063502 \h </w:instrText>
+          <w:instrText xml:space="preserve"> PAGEREF _Toc242064475 \h </w:instrText>
         </w:r>
         <w:r>
           <w:rPr>
@@ -2140,7 +2140,7 @@
           <w:lang w:eastAsia="en-GB"/>
         </w:rPr>
       </w:pPr>
-      <w:hyperlink w:anchor="_Toc242063503" w:history="1">
+      <w:hyperlink w:anchor="_Toc242064476" w:history="1">
         <w:r>
           <w:rPr>
             <w:rStyle w:val="Hyperlink"/>
@@ -2167,7 +2167,7 @@
             <w:noProof/>
             <w:webHidden/>
           </w:rPr>
-          <w:instrText xml:space="preserve"> PAGEREF _Toc242063503 \h </w:instrText>
+          <w:instrText xml:space="preserve"> PAGEREF _Toc242064476 \h </w:instrText>
         </w:r>
         <w:r>
           <w:rPr>
@@ -2187,7 +2187,7 @@
             <w:noProof/>
             <w:webHidden/>
           </w:rPr>
-          <w:t>15</w:t>
+          <w:t>16</w:t>
         </w:r>
         <w:r>
           <w:rPr>
@@ -2215,7 +2215,7 @@
           <w:lang w:eastAsia="en-GB"/>
         </w:rPr>
       </w:pPr>
-      <w:hyperlink w:anchor="_Toc242063504" w:history="1">
+      <w:hyperlink w:anchor="_Toc242064477" w:history="1">
         <w:r>
           <w:rPr>
             <w:rStyle w:val="Hyperlink"/>
@@ -2242,7 +2242,7 @@
             <w:noProof/>
             <w:webHidden/>
           </w:rPr>
-          <w:instrText xml:space="preserve"> PAGEREF _Toc242063504 \h </w:instrText>
+          <w:instrText xml:space="preserve"> PAGEREF _Toc242064477 \h </w:instrText>
         </w:r>
         <w:r>
           <w:rPr>
@@ -2262,7 +2262,7 @@
             <w:noProof/>
             <w:webHidden/>
           </w:rPr>
-          <w:t>16</w:t>
+          <w:t>17</w:t>
         </w:r>
         <w:r>
           <w:rPr>
@@ -2290,7 +2290,7 @@
           <w:lang w:eastAsia="en-GB"/>
         </w:rPr>
       </w:pPr>
-      <w:hyperlink w:anchor="_Toc242063505" w:history="1">
+      <w:hyperlink w:anchor="_Toc242064478" w:history="1">
         <w:r>
           <w:rPr>
             <w:rStyle w:val="Hyperlink"/>
@@ -2317,7 +2317,7 @@
             <w:noProof/>
             <w:webHidden/>
           </w:rPr>
-          <w:instrText xml:space="preserve"> PAGEREF _Toc242063505 \h </w:instrText>
+          <w:instrText xml:space="preserve"> PAGEREF _Toc242064478 \h </w:instrText>
         </w:r>
         <w:r>
           <w:rPr>
@@ -2337,7 +2337,7 @@
             <w:noProof/>
             <w:webHidden/>
           </w:rPr>
-          <w:t>17</w:t>
+          <w:t>18</w:t>
         </w:r>
         <w:r>
           <w:rPr>
@@ -2363,7 +2363,7 @@
           <w:lang w:eastAsia="en-GB"/>
         </w:rPr>
       </w:pPr>
-      <w:hyperlink w:anchor="_Toc242063506" w:history="1">
+      <w:hyperlink w:anchor="_Toc242064479" w:history="1">
         <w:r>
           <w:rPr>
             <w:rStyle w:val="Hyperlink"/>
@@ -2390,7 +2390,7 @@
             <w:noProof/>
             <w:webHidden/>
           </w:rPr>
-          <w:instrText xml:space="preserve"> PAGEREF _Toc242063506 \h </w:instrText>
+          <w:instrText xml:space="preserve"> PAGEREF _Toc242064479 \h </w:instrText>
         </w:r>
         <w:r>
           <w:rPr>
@@ -2410,7 +2410,7 @@
             <w:noProof/>
             <w:webHidden/>
           </w:rPr>
-          <w:t>17</w:t>
+          <w:t>18</w:t>
         </w:r>
         <w:r>
           <w:rPr>
@@ -2436,7 +2436,7 @@
           <w:lang w:eastAsia="en-GB"/>
         </w:rPr>
       </w:pPr>
-      <w:hyperlink w:anchor="_Toc242063507" w:history="1">
+      <w:hyperlink w:anchor="_Toc242064480" w:history="1">
         <w:r>
           <w:rPr>
             <w:rStyle w:val="Hyperlink"/>
@@ -2463,7 +2463,7 @@
             <w:noProof/>
             <w:webHidden/>
           </w:rPr>
-          <w:instrText xml:space="preserve"> PAGEREF _Toc242063507 \h </w:instrText>
+          <w:instrText xml:space="preserve"> PAGEREF _Toc242064480 \h </w:instrText>
         </w:r>
         <w:r>
           <w:rPr>
@@ -2483,7 +2483,7 @@
             <w:noProof/>
             <w:webHidden/>
           </w:rPr>
-          <w:t>18</w:t>
+          <w:t>19</w:t>
         </w:r>
         <w:r>
           <w:rPr>
@@ -2509,7 +2509,7 @@
           <w:lang w:eastAsia="en-GB"/>
         </w:rPr>
       </w:pPr>
-      <w:hyperlink w:anchor="_Toc242063508" w:history="1">
+      <w:hyperlink w:anchor="_Toc242064481" w:history="1">
         <w:r>
           <w:rPr>
             <w:rStyle w:val="Hyperlink"/>
@@ -2536,7 +2536,7 @@
             <w:noProof/>
             <w:webHidden/>
           </w:rPr>
-          <w:instrText xml:space="preserve"> PAGEREF _Toc242063508 \h </w:instrText>
+          <w:instrText xml:space="preserve"> PAGEREF _Toc242064481 \h </w:instrText>
         </w:r>
         <w:r>
           <w:rPr>
@@ -2556,7 +2556,7 @@
             <w:noProof/>
             <w:webHidden/>
           </w:rPr>
-          <w:t>19</w:t>
+          <w:t>20</w:t>
         </w:r>
         <w:r>
           <w:rPr>
@@ -2602,7 +2602,7 @@
       <w:pPr>
         <w:pStyle w:val="Heading1"/>
       </w:pPr>
-      <w:bookmarkStart w:id="0" w:name="_Toc242063483"/>
+      <w:bookmarkStart w:id="0" w:name="_Toc242064456"/>
       <w:r>
         <w:lastRenderedPageBreak/>
         <w:t>1</w:t>
@@ -2616,7 +2616,7 @@
       <w:pPr>
         <w:pStyle w:val="Heading2"/>
       </w:pPr>
-      <w:bookmarkStart w:id="1" w:name="_Toc242063484"/>
+      <w:bookmarkStart w:id="1" w:name="_Toc242064457"/>
       <w:r>
         <w:t>1.1 Background and Motivation</w:t>
       </w:r>
@@ -2908,7 +2908,7 @@
       <w:pPr>
         <w:pStyle w:val="Heading2"/>
       </w:pPr>
-      <w:bookmarkStart w:id="2" w:name="_Toc242063485"/>
+      <w:bookmarkStart w:id="2" w:name="_Toc242064458"/>
       <w:r>
         <w:t>1.2 Visualisation Purpose</w:t>
       </w:r>
@@ -2993,7 +2993,7 @@
       <w:pPr>
         <w:pStyle w:val="Heading2"/>
       </w:pPr>
-      <w:bookmarkStart w:id="3" w:name="_Toc242063486"/>
+      <w:bookmarkStart w:id="3" w:name="_Toc242064459"/>
       <w:r>
         <w:t>1.3 Project Schedule</w:t>
       </w:r>
@@ -4141,7 +4141,7 @@
       <w:pPr>
         <w:pStyle w:val="Heading2"/>
       </w:pPr>
-      <w:bookmarkStart w:id="4" w:name="_Toc242063487"/>
+      <w:bookmarkStart w:id="4" w:name="_Toc242064460"/>
       <w:r>
         <w:t>1.4 Team Collaboration and Project Setup</w:t>
       </w:r>
@@ -4239,7 +4239,7 @@
       <w:pPr>
         <w:pStyle w:val="Heading1"/>
       </w:pPr>
-      <w:bookmarkStart w:id="5" w:name="_Toc242063488"/>
+      <w:bookmarkStart w:id="5" w:name="_Toc242064461"/>
       <w:r>
         <w:lastRenderedPageBreak/>
         <w:t>2. Data</w:t>
@@ -4250,7 +4250,7 @@
       <w:pPr>
         <w:pStyle w:val="Heading2"/>
       </w:pPr>
-      <w:bookmarkStart w:id="6" w:name="_Toc242063489"/>
+      <w:bookmarkStart w:id="6" w:name="_Toc242064462"/>
       <w:r>
         <w:t>2.1 Data Sources</w:t>
       </w:r>
@@ -4367,7 +4367,7 @@
       <w:pPr>
         <w:pStyle w:val="Heading2"/>
       </w:pPr>
-      <w:bookmarkStart w:id="7" w:name="_Toc242063490"/>
+      <w:bookmarkStart w:id="7" w:name="_Toc242064463"/>
       <w:r>
         <w:t>2.2 Data Processing</w:t>
       </w:r>
@@ -4915,7 +4915,7 @@
       <w:pPr>
         <w:pStyle w:val="Heading1"/>
       </w:pPr>
-      <w:bookmarkStart w:id="8" w:name="_Toc242063491"/>
+      <w:bookmarkStart w:id="8" w:name="_Toc242064464"/>
       <w:r>
         <w:lastRenderedPageBreak/>
         <w:t>3. Requirements</w:t>
@@ -4926,7 +4926,7 @@
       <w:pPr>
         <w:pStyle w:val="Heading2"/>
       </w:pPr>
-      <w:bookmarkStart w:id="9" w:name="_Toc242063492"/>
+      <w:bookmarkStart w:id="9" w:name="_Toc242064465"/>
       <w:r>
         <w:t>3.1 Must-have Features</w:t>
       </w:r>
@@ -5315,7 +5315,7 @@
       <w:pPr>
         <w:pStyle w:val="Heading2"/>
       </w:pPr>
-      <w:bookmarkStart w:id="10" w:name="_Toc242063493"/>
+      <w:bookmarkStart w:id="10" w:name="_Toc242064466"/>
       <w:r>
         <w:t>3.2 Optional Features</w:t>
       </w:r>
@@ -5721,7 +5721,7 @@
       <w:pPr>
         <w:pStyle w:val="Heading1"/>
       </w:pPr>
-      <w:bookmarkStart w:id="11" w:name="_Toc242063494"/>
+      <w:bookmarkStart w:id="11" w:name="_Toc242064467"/>
       <w:r>
         <w:lastRenderedPageBreak/>
         <w:t>4. Visualisation Design</w:t>
@@ -6424,7 +6424,7 @@
       <w:pPr>
         <w:pStyle w:val="Heading1"/>
       </w:pPr>
-      <w:bookmarkStart w:id="12" w:name="_Toc242063495"/>
+      <w:bookmarkStart w:id="12" w:name="_Toc242064468"/>
       <w:r>
         <w:lastRenderedPageBreak/>
         <w:t>5. Validation</w:t>
@@ -6435,7 +6435,7 @@
       <w:pPr>
         <w:pStyle w:val="Heading2"/>
       </w:pPr>
-      <w:bookmarkStart w:id="13" w:name="_Toc242063496"/>
+      <w:bookmarkStart w:id="13" w:name="_Toc242064469"/>
       <w:r>
         <w:t>5.1 Informed Consent</w:t>
       </w:r>
@@ -6503,7 +6503,7 @@
       <w:pPr>
         <w:pStyle w:val="Heading2"/>
       </w:pPr>
-      <w:bookmarkStart w:id="14" w:name="_Toc242063497"/>
+      <w:bookmarkStart w:id="14" w:name="_Toc242064470"/>
       <w:r>
         <w:t>5.2 Participant Profile</w:t>
       </w:r>
@@ -7032,7 +7032,7 @@
       <w:pPr>
         <w:pStyle w:val="Heading2"/>
       </w:pPr>
-      <w:bookmarkStart w:id="15" w:name="_Toc242063498"/>
+      <w:bookmarkStart w:id="15" w:name="_Toc242064471"/>
       <w:r>
         <w:t>5.3 Evaluation and Satisfaction Survey</w:t>
       </w:r>
@@ -7502,7 +7502,7 @@
       <w:pPr>
         <w:pStyle w:val="Heading2"/>
       </w:pPr>
-      <w:bookmarkStart w:id="16" w:name="_Toc242063499"/>
+      <w:bookmarkStart w:id="16" w:name="_Toc242064472"/>
       <w:r>
         <w:t xml:space="preserve">5.4 </w:t>
       </w:r>
@@ -7515,7 +7515,7 @@
       <w:pPr>
         <w:pStyle w:val="Heading3"/>
       </w:pPr>
-      <w:bookmarkStart w:id="17" w:name="_Toc242063500"/>
+      <w:bookmarkStart w:id="17" w:name="_Toc242064473"/>
       <w:r>
         <w:t>Positive Feedback</w:t>
       </w:r>
@@ -7561,7 +7561,7 @@
       <w:pPr>
         <w:pStyle w:val="Heading3"/>
       </w:pPr>
-      <w:bookmarkStart w:id="18" w:name="_Toc242063501"/>
+      <w:bookmarkStart w:id="18" w:name="_Toc242064474"/>
       <w:r>
         <w:t>Pain Points</w:t>
       </w:r>
@@ -7617,7 +7617,7 @@
       <w:pPr>
         <w:pStyle w:val="Heading2"/>
       </w:pPr>
-      <w:bookmarkStart w:id="19" w:name="_Toc242063502"/>
+      <w:bookmarkStart w:id="19" w:name="_Toc242064475"/>
       <w:r>
         <w:t>5.5 Design Improvements</w:t>
       </w:r>
@@ -7913,7 +7913,6 @@
           <w:szCs w:val="40"/>
         </w:rPr>
       </w:pPr>
-      <w:bookmarkStart w:id="20" w:name="_Toc242063503"/>
       <w:r>
         <w:br w:type="page"/>
       </w:r>
@@ -7922,6 +7921,7 @@
       <w:pPr>
         <w:pStyle w:val="Heading1"/>
       </w:pPr>
+      <w:bookmarkStart w:id="20" w:name="_Toc242064476"/>
       <w:r>
         <w:lastRenderedPageBreak/>
         <w:t>6. Conclusion</w:t>
@@ -8003,7 +8003,7 @@
       <w:pPr>
         <w:pStyle w:val="Heading1"/>
       </w:pPr>
-      <w:bookmarkStart w:id="21" w:name="_Toc242063504"/>
+      <w:bookmarkStart w:id="21" w:name="_Toc242064477"/>
       <w:r>
         <w:lastRenderedPageBreak/>
         <w:t>7. References</w:t>
@@ -8089,7 +8089,7 @@
       <w:pPr>
         <w:pStyle w:val="Heading1"/>
       </w:pPr>
-      <w:bookmarkStart w:id="22" w:name="_Toc242063505"/>
+      <w:bookmarkStart w:id="22" w:name="_Toc242064478"/>
       <w:r>
         <w:lastRenderedPageBreak/>
         <w:t>Appendix</w:t>
@@ -8100,7 +8100,7 @@
       <w:pPr>
         <w:pStyle w:val="Heading2"/>
       </w:pPr>
-      <w:bookmarkStart w:id="23" w:name="_Toc242063506"/>
+      <w:bookmarkStart w:id="23" w:name="_Toc242064479"/>
       <w:r>
         <w:t>Appendix A: Team Collaboration setup</w:t>
       </w:r>
@@ -8344,7 +8344,7 @@
       <w:pPr>
         <w:pStyle w:val="Heading2"/>
       </w:pPr>
-      <w:bookmarkStart w:id="24" w:name="_Toc242063507"/>
+      <w:bookmarkStart w:id="24" w:name="_Toc242064480"/>
       <w:r>
         <w:lastRenderedPageBreak/>
         <w:t>Appendix C: Visualisation Iteration Example</w:t>
@@ -8506,7 +8506,7 @@
       <w:pPr>
         <w:pStyle w:val="Heading2"/>
       </w:pPr>
-      <w:bookmarkStart w:id="25" w:name="_Toc242063508"/>
+      <w:bookmarkStart w:id="25" w:name="_Toc242064481"/>
       <w:r>
         <w:lastRenderedPageBreak/>
         <w:t xml:space="preserve">Appendix </w:t>

--- a/Assignment 3B_Project process book/Assignment 3B - Project process book.docx
+++ b/Assignment 3B_Project process book/Assignment 3B - Project process book.docx
@@ -4204,6 +4204,17 @@
       </w:r>
     </w:p>
     <w:p>
+      <w:r>
+        <w:t xml:space="preserve">See </w:t>
+      </w:r>
+      <w:r>
+        <w:t>Appendix A: Team Collaboration setup</w:t>
+      </w:r>
+      <w:r>
+        <w:t xml:space="preserve"> for examples of both Microsoft Teams and the GitHub Repository.</w:t>
+      </w:r>
+    </w:p>
+    <w:p>
       <w:pPr>
         <w:rPr>
           <w:b/>
@@ -4221,6 +4232,15 @@
           <w:docGrid w:linePitch="360"/>
         </w:sectPr>
       </w:pPr>
+      <w:r>
+        <w:rPr>
+          <w:b/>
+          <w:bCs/>
+          <w:sz w:val="28"/>
+          <w:szCs w:val="28"/>
+        </w:rPr>
+        <w:t xml:space="preserve"> </w:t>
+      </w:r>
     </w:p>
     <w:p>
       <w:pPr>
@@ -5289,25 +5309,7 @@
         <w:rPr>
           <w:rStyle w:val="SubtleReference"/>
         </w:rPr>
-        <w:t>Required</w:t>
-      </w:r>
-      <w:r>
-        <w:rPr>
-          <w:rStyle w:val="SubtleReference"/>
-        </w:rPr>
-        <w:t xml:space="preserve"> Feature</w:t>
-      </w:r>
-      <w:r>
-        <w:rPr>
-          <w:rStyle w:val="SubtleReference"/>
-        </w:rPr>
-        <w:t>s</w:t>
-      </w:r>
-      <w:r>
-        <w:rPr>
-          <w:rStyle w:val="SubtleReference"/>
-        </w:rPr>
-        <w:t xml:space="preserve"> Implementation Summary</w:t>
+        <w:t>Required Features Implementation Summary</w:t>
       </w:r>
     </w:p>
     <w:p/>
@@ -8130,7 +8132,7 @@
                 <w:szCs w:val="28"/>
               </w:rPr>
               <w:drawing>
-                <wp:anchor distT="0" distB="0" distL="114300" distR="114300" simplePos="0" relativeHeight="251658240" behindDoc="0" locked="0" layoutInCell="1" allowOverlap="1" wp14:anchorId="2AEF8A1F" wp14:editId="6C989D01">
+                <wp:anchor distT="0" distB="0" distL="114300" distR="114300" simplePos="0" relativeHeight="251658240" behindDoc="0" locked="0" layoutInCell="1" allowOverlap="1" wp14:anchorId="2AEF8A1F" wp14:editId="59D40296">
                   <wp:simplePos x="0" y="0"/>
                   <wp:positionH relativeFrom="column">
                     <wp:posOffset>2605405</wp:posOffset>
@@ -8267,7 +8269,7 @@
                 <w:szCs w:val="28"/>
               </w:rPr>
               <w:drawing>
-                <wp:anchor distT="0" distB="0" distL="114300" distR="114300" simplePos="0" relativeHeight="251660288" behindDoc="0" locked="0" layoutInCell="1" allowOverlap="1" wp14:anchorId="352BE701" wp14:editId="07B2ACB7">
+                <wp:anchor distT="0" distB="0" distL="114300" distR="114300" simplePos="0" relativeHeight="251660288" behindDoc="0" locked="0" layoutInCell="1" allowOverlap="1" wp14:anchorId="352BE701" wp14:editId="5610B3F1">
                   <wp:simplePos x="0" y="0"/>
                   <wp:positionH relativeFrom="column">
                     <wp:posOffset>-64877</wp:posOffset>
@@ -8347,7 +8349,13 @@
       <w:bookmarkStart w:id="24" w:name="_Toc242064480"/>
       <w:r>
         <w:lastRenderedPageBreak/>
-        <w:t>Appendix C: Visualisation Iteration Example</w:t>
+        <w:t xml:space="preserve">Appendix </w:t>
+      </w:r>
+      <w:r>
+        <w:t>B</w:t>
+      </w:r>
+      <w:r>
+        <w:t>: Visualisation Iteration Example</w:t>
       </w:r>
       <w:bookmarkEnd w:id="24"/>
     </w:p>

--- a/Assignment 3B_Project process book/Assignment 3B - Project process book.docx
+++ b/Assignment 3B_Project process book/Assignment 3B - Project process book.docx
@@ -208,16 +208,6 @@
       <w:pPr>
         <w:jc w:val="center"/>
         <w:rPr>
-          <w:color w:val="000000" w:themeColor="text1"/>
-          <w:sz w:val="28"/>
-          <w:szCs w:val="28"/>
-        </w:rPr>
-      </w:pPr>
-    </w:p>
-    <w:p>
-      <w:pPr>
-        <w:jc w:val="center"/>
-        <w:rPr>
           <w:b/>
           <w:bCs/>
           <w:i/>
@@ -4205,10 +4195,7 @@
     </w:p>
     <w:p>
       <w:r>
-        <w:t xml:space="preserve">See </w:t>
-      </w:r>
-      <w:r>
-        <w:t>Appendix A: Team Collaboration setup</w:t>
+        <w:t>See Appendix A: Team Collaboration setup</w:t>
       </w:r>
       <w:r>
         <w:t xml:space="preserve"> for examples of both Microsoft Teams and the GitHub Repository.</w:t>
@@ -4229,6 +4216,7 @@
           <w:pgSz w:w="11906" w:h="16838"/>
           <w:pgMar w:top="1440" w:right="1440" w:bottom="1440" w:left="1440" w:header="708" w:footer="708" w:gutter="0"/>
           <w:cols w:space="708"/>
+          <w:titlePg/>
           <w:docGrid w:linePitch="360"/>
         </w:sectPr>
       </w:pPr>
@@ -8132,7 +8120,7 @@
                 <w:szCs w:val="28"/>
               </w:rPr>
               <w:drawing>
-                <wp:anchor distT="0" distB="0" distL="114300" distR="114300" simplePos="0" relativeHeight="251658240" behindDoc="0" locked="0" layoutInCell="1" allowOverlap="1" wp14:anchorId="2AEF8A1F" wp14:editId="59D40296">
+                <wp:anchor distT="0" distB="0" distL="114300" distR="114300" simplePos="0" relativeHeight="251658240" behindDoc="0" locked="0" layoutInCell="1" allowOverlap="1" wp14:anchorId="2AEF8A1F" wp14:editId="3AF711AC">
                   <wp:simplePos x="0" y="0"/>
                   <wp:positionH relativeFrom="column">
                     <wp:posOffset>2605405</wp:posOffset>
@@ -8269,7 +8257,7 @@
                 <w:szCs w:val="28"/>
               </w:rPr>
               <w:drawing>
-                <wp:anchor distT="0" distB="0" distL="114300" distR="114300" simplePos="0" relativeHeight="251660288" behindDoc="0" locked="0" layoutInCell="1" allowOverlap="1" wp14:anchorId="352BE701" wp14:editId="5610B3F1">
+                <wp:anchor distT="0" distB="0" distL="114300" distR="114300" simplePos="0" relativeHeight="251660288" behindDoc="0" locked="0" layoutInCell="1" allowOverlap="1" wp14:anchorId="352BE701" wp14:editId="19ADC8A5">
                   <wp:simplePos x="0" y="0"/>
                   <wp:positionH relativeFrom="column">
                     <wp:posOffset>-64877</wp:posOffset>

--- a/Assignment 3B_Project process book/Assignment 3B - Project process book.docx
+++ b/Assignment 3B_Project process book/Assignment 3B - Project process book.docx
@@ -7109,9 +7109,9 @@
         <w:t xml:space="preserve"> "Filter or highlight 'Australia' across all visualisations on the page."</w:t>
       </w:r>
     </w:p>
-    <w:p/>
-    <w:p>
-      <w:r>
+    <w:p>
+      <w:r>
+        <w:lastRenderedPageBreak/>
         <w:t>Following the task completion, the participants completed a post-test questionnaire using a 5-point scale.</w:t>
       </w:r>
     </w:p>
@@ -8120,7 +8120,7 @@
                 <w:szCs w:val="28"/>
               </w:rPr>
               <w:drawing>
-                <wp:anchor distT="0" distB="0" distL="114300" distR="114300" simplePos="0" relativeHeight="251658240" behindDoc="0" locked="0" layoutInCell="1" allowOverlap="1" wp14:anchorId="2AEF8A1F" wp14:editId="3AF711AC">
+                <wp:anchor distT="0" distB="0" distL="114300" distR="114300" simplePos="0" relativeHeight="251658240" behindDoc="0" locked="0" layoutInCell="1" allowOverlap="1" wp14:anchorId="2AEF8A1F" wp14:editId="25D48A8D">
                   <wp:simplePos x="0" y="0"/>
                   <wp:positionH relativeFrom="column">
                     <wp:posOffset>2605405</wp:posOffset>
@@ -8257,7 +8257,7 @@
                 <w:szCs w:val="28"/>
               </w:rPr>
               <w:drawing>
-                <wp:anchor distT="0" distB="0" distL="114300" distR="114300" simplePos="0" relativeHeight="251660288" behindDoc="0" locked="0" layoutInCell="1" allowOverlap="1" wp14:anchorId="352BE701" wp14:editId="19ADC8A5">
+                <wp:anchor distT="0" distB="0" distL="114300" distR="114300" simplePos="0" relativeHeight="251660288" behindDoc="0" locked="0" layoutInCell="1" allowOverlap="1" wp14:anchorId="352BE701" wp14:editId="5C50E0FF">
                   <wp:simplePos x="0" y="0"/>
                   <wp:positionH relativeFrom="column">
                     <wp:posOffset>-64877</wp:posOffset>
